--- a/Documentation/LHO - M5 - User Guide.docx
+++ b/Documentation/LHO - M5 - User Guide.docx
@@ -100,7 +100,7 @@
                     <wp:extent cx="5752043" cy="2756901"/>
                     <wp:effectExtent l="0" t="0" r="0" b="0"/>
                     <wp:wrapSquare wrapText="bothSides"/>
-                    <wp:docPr id="2" name=""/>
+                    <wp:docPr id="3" name=""/>
                     <wp:cNvGraphicFramePr>
                       <a:graphicFrameLocks xmlns:a="http://schemas.openxmlformats.org/drawingml/2006/main" noChangeAspect="1"/>
                     </wp:cNvGraphicFramePr>
@@ -115,7 +115,7 @@
                             <pic:nvPr/>
                           </pic:nvPicPr>
                           <pic:blipFill rotWithShape="1">
-                            <a:blip r:embed="rId11"/>
+                            <a:blip r:embed="rId13"/>
                             <a:srcRect l="8341" t="15877" r="42691" b="37897"/>
                           </pic:blipFill>
                           <pic:spPr bwMode="auto">
@@ -154,9 +154,9 @@
                     <v:path o:extrusionok="f" gradientshapeok="t" o:connecttype="rect"/>
                     <o:lock v:ext="edit" aspectratio="t"/>
                   </v:shapetype>
-                  <v:shape id="_x0000_i1" o:spid="_x0000_s1" type="#_x0000_t75" style="position:absolute;z-index:251663360;o:allowoverlap:true;o:allowincell:true;mso-position-horizontal-relative:text;margin-left:-4.37pt;mso-position-horizontal:absolute;mso-position-vertical-relative:text;margin-top:6.25pt;mso-position-vertical:absolute;width:452.92pt;height:217.08pt;mso-wrap-distance-left:9.07pt;mso-wrap-distance-top:0.00pt;mso-wrap-distance-right:9.07pt;mso-wrap-distance-bottom:0.00pt;z-index:1;" stroked="false">
+                  <v:shape id="_x0000_i2" o:spid="_x0000_s2" type="#_x0000_t75" style="position:absolute;z-index:251663360;o:allowoverlap:true;o:allowincell:true;mso-position-horizontal-relative:text;margin-left:-4.37pt;mso-position-horizontal:absolute;mso-position-vertical-relative:text;margin-top:6.25pt;mso-position-vertical:absolute;width:452.92pt;height:217.08pt;mso-wrap-distance-left:9.07pt;mso-wrap-distance-top:0.00pt;mso-wrap-distance-right:9.07pt;mso-wrap-distance-bottom:0.00pt;z-index:1;" stroked="false">
                     <w10:wrap type="square"/>
-                    <v:imagedata r:id="rId11" o:title="" croptop="10405f" cropleft="5466f" cropbottom="24836f" cropright="27978f"/>
+                    <v:imagedata r:id="rId13" o:title="" croptop="10405f" cropleft="5466f" cropbottom="24836f" cropright="27978f"/>
                     <o:lock v:ext="edit" rotation="t"/>
                   </v:shape>
                 </w:pict>
@@ -782,7 +782,7 @@
                     <wp:extent cx="2042160" cy="365347"/>
                     <wp:effectExtent l="0" t="0" r="0" b="0"/>
                     <wp:wrapNone/>
-                    <wp:docPr id="3" name="Graphique 1"/>
+                    <wp:docPr id="4" name="Graphique 1"/>
                     <wp:cNvGraphicFramePr>
                       <a:graphicFrameLocks xmlns:a="http://schemas.openxmlformats.org/drawingml/2006/main" noChangeAspect="1"/>
                     </wp:cNvGraphicFramePr>
@@ -797,7 +797,7 @@
                             <pic:nvPr/>
                           </pic:nvPicPr>
                           <pic:blipFill rotWithShape="1">
-                            <a:blip r:embed="rId12"/>
+                            <a:blip r:embed="rId14"/>
                             <a:stretch/>
                           </pic:blipFill>
                           <pic:spPr bwMode="auto">
@@ -842,8 +842,8 @@
                     <v:path o:extrusionok="f" gradientshapeok="t" o:connecttype="rect"/>
                     <o:lock v:ext="edit" aspectratio="t"/>
                   </v:shapetype>
-                  <v:shape id="_x0000_i2" o:spid="_x0000_s2" type="#_x0000_t75" style="position:absolute;z-index:251658241;o:allowoverlap:true;o:allowincell:true;mso-position-horizontal-relative:text;margin-left:7.10pt;mso-position-horizontal:absolute;mso-position-vertical-relative:text;margin-top:3.88pt;mso-position-vertical:absolute;width:160.80pt;height:28.77pt;mso-wrap-distance-left:9.00pt;mso-wrap-distance-top:0.00pt;mso-wrap-distance-right:9.00pt;mso-wrap-distance-bottom:0.00pt;z-index:1;" stroked="false">
-                    <v:imagedata r:id="rId12" o:title=""/>
+                  <v:shape id="_x0000_i3" o:spid="_x0000_s3" type="#_x0000_t75" style="position:absolute;z-index:251658241;o:allowoverlap:true;o:allowincell:true;mso-position-horizontal-relative:text;margin-left:7.10pt;mso-position-horizontal:absolute;mso-position-vertical-relative:text;margin-top:3.88pt;mso-position-vertical:absolute;width:160.80pt;height:28.77pt;mso-wrap-distance-left:9.00pt;mso-wrap-distance-top:0.00pt;mso-wrap-distance-right:9.00pt;mso-wrap-distance-bottom:0.00pt;z-index:1;" stroked="false">
+                    <v:imagedata r:id="rId14" o:title=""/>
                     <o:lock v:ext="edit" rotation="t"/>
                   </v:shape>
                 </w:pict>
@@ -938,7 +938,7 @@
       <w:sdtContent>
         <w:p>
           <w:pPr>
-            <w:pStyle w:val="1234"/>
+            <w:pStyle w:val="1246"/>
             <w:pBdr/>
             <w:spacing/>
             <w:ind/>
@@ -973,7 +973,7 @@
         </w:p>
         <w:p>
           <w:pPr>
-            <w:pStyle w:val="1237"/>
+            <w:pStyle w:val="1249"/>
             <w:pBdr/>
             <w:tabs>
               <w:tab w:val="right" w:leader="dot" w:pos="9071"/>
@@ -1010,26 +1010,26 @@
           <w:hyperlink w:tooltip="#_Toc1" w:anchor="_Toc1" w:history="1">
             <w:r>
               <w:rPr>
-                <w:rStyle w:val="1238"/>
+                <w:rStyle w:val="1250"/>
               </w:rPr>
             </w:r>
             <w:r>
               <w:rPr>
-                <w:rStyle w:val="1238"/>
+                <w:rStyle w:val="1250"/>
                 <w:lang w:val="fr-CH"/>
               </w:rPr>
               <w:t xml:space="preserve">1. </w:t>
             </w:r>
             <w:r>
               <w:rPr>
-                <w:rStyle w:val="1238"/>
+                <w:rStyle w:val="1250"/>
                 <w:lang w:val="en-GB"/>
               </w:rPr>
               <w:t xml:space="preserve">About ScholarLog</w:t>
             </w:r>
             <w:r>
               <w:rPr>
-                <w:rStyle w:val="1238"/>
+                <w:rStyle w:val="1250"/>
                 <w:lang w:val="fr-CH"/>
               </w:rPr>
             </w:r>
@@ -1050,10 +1050,15 @@
               <w:lang w:val="en-GB"/>
             </w:rPr>
           </w:r>
+          <w:r>
+            <w:rPr>
+              <w:highlight w:val="none"/>
+            </w:rPr>
+          </w:r>
         </w:p>
         <w:p>
           <w:pPr>
-            <w:pStyle w:val="1237"/>
+            <w:pStyle w:val="1249"/>
             <w:pBdr/>
             <w:tabs>
               <w:tab w:val="right" w:leader="dot" w:pos="9071"/>
@@ -1062,49 +1067,50 @@
             <w:ind/>
             <w:rPr/>
           </w:pPr>
+          <w:r/>
           <w:hyperlink w:tooltip="#_Toc2" w:anchor="_Toc2" w:history="1">
             <w:r>
               <w:rPr>
-                <w:rStyle w:val="1238"/>
+                <w:rStyle w:val="1250"/>
               </w:rPr>
             </w:r>
             <w:r>
               <w:rPr>
-                <w:rStyle w:val="1238"/>
+                <w:rStyle w:val="1250"/>
                 <w:lang w:val="fr-CH"/>
               </w:rPr>
               <w:t xml:space="preserve">2. </w:t>
             </w:r>
             <w:r>
               <w:rPr>
-                <w:rStyle w:val="1238"/>
+                <w:rStyle w:val="1250"/>
               </w:rPr>
               <w:t xml:space="preserve">Minimum System Requirement</w:t>
             </w:r>
             <w:r>
               <w:rPr>
-                <w:rStyle w:val="1238"/>
+                <w:rStyle w:val="1250"/>
                 <w:lang w:val="fr-CH"/>
               </w:rPr>
               <w:t xml:space="preserve">s and </w:t>
             </w:r>
             <w:r>
               <w:rPr>
-                <w:rStyle w:val="1238"/>
+                <w:rStyle w:val="1250"/>
                 <w:lang w:val="fr-CH"/>
               </w:rPr>
               <w:t xml:space="preserve">installation</w:t>
             </w:r>
             <w:r>
               <w:rPr>
-                <w:rStyle w:val="1238"/>
+                <w:rStyle w:val="1250"/>
                 <w:lang w:val="fr-CH"/>
               </w:rPr>
               <w:t xml:space="preserve"> </w:t>
             </w:r>
             <w:r>
               <w:rPr>
-                <w:rStyle w:val="1238"/>
+                <w:rStyle w:val="1250"/>
                 <w:lang w:val="fr-CH"/>
               </w:rPr>
             </w:r>
@@ -1124,10 +1130,11 @@
               <w:lang w:val="fr-CH"/>
             </w:rPr>
           </w:r>
+          <w:r/>
         </w:p>
         <w:p>
           <w:pPr>
-            <w:pStyle w:val="1237"/>
+            <w:pStyle w:val="1249"/>
             <w:pBdr/>
             <w:tabs>
               <w:tab w:val="right" w:leader="dot" w:pos="9071"/>
@@ -1136,15 +1143,16 @@
             <w:ind/>
             <w:rPr/>
           </w:pPr>
+          <w:r/>
           <w:hyperlink w:tooltip="#_Toc3" w:anchor="_Toc3" w:history="1">
             <w:r>
               <w:rPr>
-                <w:rStyle w:val="1238"/>
+                <w:rStyle w:val="1250"/>
               </w:rPr>
             </w:r>
             <w:r>
               <w:rPr>
-                <w:rStyle w:val="1238"/>
+                <w:rStyle w:val="1250"/>
                 <w:highlight w:val="none"/>
                 <w:lang w:val="fr-CH"/>
               </w:rPr>
@@ -1152,7 +1160,7 @@
             </w:r>
             <w:r>
               <w:rPr>
-                <w:rStyle w:val="1238"/>
+                <w:rStyle w:val="1250"/>
                 <w:lang w:val="en-GB"/>
               </w:rPr>
             </w:r>
@@ -1172,10 +1180,11 @@
               <w:lang w:val="en-GB"/>
             </w:rPr>
           </w:r>
+          <w:r/>
         </w:p>
         <w:p>
           <w:pPr>
-            <w:pStyle w:val="1240"/>
+            <w:pStyle w:val="1252"/>
             <w:pBdr/>
             <w:tabs>
               <w:tab w:val="right" w:leader="dot" w:pos="9071"/>
@@ -1184,15 +1193,16 @@
             <w:ind/>
             <w:rPr/>
           </w:pPr>
+          <w:r/>
           <w:hyperlink w:tooltip="#_Toc4" w:anchor="_Toc4" w:history="1">
             <w:r>
               <w:rPr>
-                <w:rStyle w:val="1238"/>
+                <w:rStyle w:val="1250"/>
               </w:rPr>
             </w:r>
             <w:r>
               <w:rPr>
-                <w:rStyle w:val="1238"/>
+                <w:rStyle w:val="1250"/>
                 <w:highlight w:val="none"/>
                 <w:lang w:val="en-GB" w:bidi="en-GB"/>
               </w:rPr>
@@ -1200,7 +1210,7 @@
             </w:r>
             <w:r>
               <w:rPr>
-                <w:rStyle w:val="1238"/>
+                <w:rStyle w:val="1250"/>
                 <w:lang w:val="en-GB"/>
               </w:rPr>
             </w:r>
@@ -1220,10 +1230,11 @@
               <w:lang w:val="en-GB"/>
             </w:rPr>
           </w:r>
+          <w:r/>
         </w:p>
         <w:p>
           <w:pPr>
-            <w:pStyle w:val="1240"/>
+            <w:pStyle w:val="1252"/>
             <w:pBdr/>
             <w:tabs>
               <w:tab w:val="right" w:leader="dot" w:pos="9071"/>
@@ -1232,29 +1243,30 @@
             <w:ind/>
             <w:rPr/>
           </w:pPr>
+          <w:r/>
           <w:hyperlink w:tooltip="#_Toc5" w:anchor="_Toc5" w:history="1">
             <w:r>
               <w:rPr>
-                <w:rStyle w:val="1238"/>
+                <w:rStyle w:val="1250"/>
               </w:rPr>
             </w:r>
             <w:r>
               <w:rPr>
-                <w:rStyle w:val="1238"/>
+                <w:rStyle w:val="1250"/>
                 <w:lang w:val="fr-CH"/>
               </w:rPr>
               <w:t xml:space="preserve">3.2 </w:t>
             </w:r>
             <w:r>
               <w:rPr>
-                <w:rStyle w:val="1238"/>
+                <w:rStyle w:val="1250"/>
                 <w:lang w:val="fr-CH"/>
               </w:rPr>
               <w:t xml:space="preserve">The Notes Menu (My Results)</w:t>
             </w:r>
             <w:r>
               <w:rPr>
-                <w:rStyle w:val="1238"/>
+                <w:rStyle w:val="1250"/>
                 <w:lang w:val="fr-CH"/>
               </w:rPr>
             </w:r>
@@ -1274,10 +1286,11 @@
               <w:lang w:val="fr-CH"/>
             </w:rPr>
           </w:r>
+          <w:r/>
         </w:p>
         <w:p>
           <w:pPr>
-            <w:pStyle w:val="1240"/>
+            <w:pStyle w:val="1252"/>
             <w:pBdr/>
             <w:tabs>
               <w:tab w:val="right" w:leader="dot" w:pos="9071"/>
@@ -1286,15 +1299,16 @@
             <w:ind/>
             <w:rPr/>
           </w:pPr>
+          <w:r/>
           <w:hyperlink w:tooltip="#_Toc6" w:anchor="_Toc6" w:history="1">
             <w:r>
               <w:rPr>
-                <w:rStyle w:val="1238"/>
+                <w:rStyle w:val="1250"/>
               </w:rPr>
             </w:r>
             <w:r>
               <w:rPr>
-                <w:rStyle w:val="1238"/>
+                <w:rStyle w:val="1250"/>
                 <w:highlight w:val="none"/>
                 <w:lang w:val="en-GB"/>
               </w:rPr>
@@ -1302,7 +1316,7 @@
             </w:r>
             <w:r>
               <w:rPr>
-                <w:rStyle w:val="1238"/>
+                <w:rStyle w:val="1250"/>
                 <w:lang w:val="en-GB"/>
               </w:rPr>
             </w:r>
@@ -1322,10 +1336,11 @@
               <w:lang w:val="en-GB"/>
             </w:rPr>
           </w:r>
+          <w:r/>
         </w:p>
         <w:p>
           <w:pPr>
-            <w:pStyle w:val="1240"/>
+            <w:pStyle w:val="1252"/>
             <w:pBdr/>
             <w:tabs>
               <w:tab w:val="right" w:leader="dot" w:pos="9071"/>
@@ -1334,15 +1349,16 @@
             <w:ind/>
             <w:rPr/>
           </w:pPr>
+          <w:r/>
           <w:hyperlink w:tooltip="#_Toc7" w:anchor="_Toc7" w:history="1">
             <w:r>
               <w:rPr>
-                <w:rStyle w:val="1238"/>
+                <w:rStyle w:val="1250"/>
               </w:rPr>
             </w:r>
             <w:r>
               <w:rPr>
-                <w:rStyle w:val="1238"/>
+                <w:rStyle w:val="1250"/>
                 <w:highlight w:val="none"/>
                 <w:lang w:val="fr-CH"/>
               </w:rPr>
@@ -1350,13 +1366,13 @@
             </w:r>
             <w:r>
               <w:rPr>
-                <w:rStyle w:val="1238"/>
+                <w:rStyle w:val="1250"/>
               </w:rPr>
               <w:t xml:space="preserve">The Settings Menu (Paramètres</w:t>
             </w:r>
             <w:r>
               <w:rPr>
-                <w:rStyle w:val="1238"/>
+                <w:rStyle w:val="1250"/>
                 <w:highlight w:val="none"/>
                 <w:lang w:val="fr-CH"/>
               </w:rPr>
@@ -1364,7 +1380,7 @@
             </w:r>
             <w:r>
               <w:rPr>
-                <w:rStyle w:val="1238"/>
+                <w:rStyle w:val="1250"/>
                 <w:lang w:val="en-GB"/>
               </w:rPr>
             </w:r>
@@ -1384,10 +1400,11 @@
               <w:lang w:val="en-GB"/>
             </w:rPr>
           </w:r>
+          <w:r/>
         </w:p>
         <w:p>
           <w:pPr>
-            <w:pStyle w:val="1237"/>
+            <w:pStyle w:val="1249"/>
             <w:pBdr/>
             <w:tabs>
               <w:tab w:val="right" w:leader="dot" w:pos="9071"/>
@@ -1396,15 +1413,16 @@
             <w:ind/>
             <w:rPr/>
           </w:pPr>
+          <w:r/>
           <w:hyperlink w:tooltip="#_Toc8" w:anchor="_Toc8" w:history="1">
             <w:r>
               <w:rPr>
-                <w:rStyle w:val="1238"/>
+                <w:rStyle w:val="1250"/>
               </w:rPr>
             </w:r>
             <w:r>
               <w:rPr>
-                <w:rStyle w:val="1238"/>
+                <w:rStyle w:val="1250"/>
                 <w:highlight w:val="none"/>
                 <w:lang w:val="fr-CH"/>
               </w:rPr>
@@ -1412,7 +1430,7 @@
             </w:r>
             <w:r>
               <w:rPr>
-                <w:rStyle w:val="1238"/>
+                <w:rStyle w:val="1250"/>
                 <w:highlight w:val="none"/>
                 <w:lang w:val="en-GB" w:bidi="en-GB"/>
               </w:rPr>
@@ -1420,7 +1438,7 @@
             </w:r>
             <w:r>
               <w:rPr>
-                <w:rStyle w:val="1238"/>
+                <w:rStyle w:val="1250"/>
                 <w:lang w:val="en-GB"/>
               </w:rPr>
             </w:r>
@@ -1440,10 +1458,11 @@
               <w:lang w:val="en-GB"/>
             </w:rPr>
           </w:r>
+          <w:r/>
         </w:p>
         <w:p>
           <w:pPr>
-            <w:pStyle w:val="1237"/>
+            <w:pStyle w:val="1249"/>
             <w:pBdr/>
             <w:tabs>
               <w:tab w:val="right" w:leader="dot" w:pos="9071"/>
@@ -1454,15 +1473,16 @@
               <w:highlight w:val="none"/>
             </w:rPr>
           </w:pPr>
+          <w:r/>
           <w:hyperlink w:tooltip="#_Toc9" w:anchor="_Toc9" w:history="1">
             <w:r>
               <w:rPr>
-                <w:rStyle w:val="1238"/>
+                <w:rStyle w:val="1250"/>
               </w:rPr>
             </w:r>
             <w:r>
               <w:rPr>
-                <w:rStyle w:val="1238"/>
+                <w:rStyle w:val="1250"/>
                 <w:highlight w:val="none"/>
                 <w:lang w:val="fr-CH"/>
               </w:rPr>
@@ -1470,13 +1490,13 @@
             </w:r>
             <w:r>
               <w:rPr>
-                <w:rStyle w:val="1238"/>
+                <w:rStyle w:val="1250"/>
               </w:rPr>
               <w:t xml:space="preserve">Limitations regarding attached PDF files</w:t>
             </w:r>
             <w:r>
               <w:rPr>
-                <w:rStyle w:val="1238"/>
+                <w:rStyle w:val="1250"/>
                 <w:highlight w:val="none"/>
               </w:rPr>
             </w:r>
@@ -1496,10 +1516,15 @@
               <w:highlight w:val="none"/>
             </w:rPr>
           </w:r>
+          <w:r>
+            <w:rPr>
+              <w:highlight w:val="none"/>
+            </w:rPr>
+          </w:r>
         </w:p>
         <w:p>
           <w:pPr>
-            <w:pStyle w:val="1237"/>
+            <w:pStyle w:val="1249"/>
             <w:pBdr/>
             <w:tabs>
               <w:tab w:val="right" w:leader="dot" w:pos="9071"/>
@@ -1510,22 +1535,23 @@
               <w:highlight w:val="none"/>
             </w:rPr>
           </w:pPr>
+          <w:r/>
           <w:hyperlink w:tooltip="#_Toc10" w:anchor="_Toc10" w:history="1">
             <w:r>
               <w:rPr>
-                <w:rStyle w:val="1238"/>
+                <w:rStyle w:val="1250"/>
               </w:rPr>
             </w:r>
             <w:r>
               <w:rPr>
-                <w:rStyle w:val="1238"/>
+                <w:rStyle w:val="1250"/>
                 <w:lang w:val="fr-CH" w:bidi="fr-CH"/>
               </w:rPr>
               <w:t xml:space="preserve">6. Data Backup and Security</w:t>
             </w:r>
             <w:r>
               <w:rPr>
-                <w:rStyle w:val="1238"/>
+                <w:rStyle w:val="1250"/>
                 <w:highlight w:val="none"/>
                 <w:lang w:val="fr-CH"/>
               </w:rPr>
@@ -1547,10 +1573,15 @@
               <w:lang w:val="fr-CH"/>
             </w:rPr>
           </w:r>
+          <w:r>
+            <w:rPr>
+              <w:highlight w:val="none"/>
+            </w:rPr>
+          </w:r>
         </w:p>
         <w:p>
           <w:pPr>
-            <w:pStyle w:val="1237"/>
+            <w:pStyle w:val="1249"/>
             <w:pBdr/>
             <w:tabs>
               <w:tab w:val="right" w:leader="dot" w:pos="9071"/>
@@ -1559,15 +1590,16 @@
             <w:ind/>
             <w:rPr/>
           </w:pPr>
+          <w:r/>
           <w:hyperlink w:tooltip="#_Toc11" w:anchor="_Toc11" w:history="1">
             <w:r>
               <w:rPr>
-                <w:rStyle w:val="1238"/>
+                <w:rStyle w:val="1250"/>
               </w:rPr>
             </w:r>
             <w:r>
               <w:rPr>
-                <w:rStyle w:val="1238"/>
+                <w:rStyle w:val="1250"/>
                 <w:highlight w:val="none"/>
                 <w:lang w:val="fr-CH" w:bidi="fr-CH"/>
               </w:rPr>
@@ -1575,7 +1607,7 @@
             </w:r>
             <w:r>
               <w:rPr>
-                <w:rStyle w:val="1238"/>
+                <w:rStyle w:val="1250"/>
                 <w:highlight w:val="none"/>
                 <w:lang w:val="fr-CH" w:bidi="fr-CH"/>
               </w:rPr>
@@ -1583,7 +1615,7 @@
             </w:r>
             <w:r>
               <w:rPr>
-                <w:rStyle w:val="1238"/>
+                <w:rStyle w:val="1250"/>
                 <w:lang w:val="fr-CH"/>
               </w:rPr>
             </w:r>
@@ -1603,6 +1635,7 @@
               <w:lang w:val="fr-CH"/>
             </w:rPr>
           </w:r>
+          <w:r/>
         </w:p>
         <w:p>
           <w:pPr>
@@ -1626,8 +1659,11 @@
             </w:rPr>
             <w:fldChar w:fldCharType="end"/>
           </w:r>
-          <w:r/>
-          <w:r/>
+          <w:r>
+            <w:rPr>
+              <w:lang w:val="en-GB"/>
+            </w:rPr>
+          </w:r>
         </w:p>
       </w:sdtContent>
     </w:sdt>
@@ -2108,7 +2144,7 @@
     </w:p>
     <w:p>
       <w:pPr>
-        <w:pStyle w:val="1040"/>
+        <w:pStyle w:val="1052"/>
         <w:pBdr/>
         <w:spacing/>
         <w:ind/>
@@ -2119,7 +2155,6 @@
       </w:pPr>
       <w:r/>
       <w:bookmarkStart w:id="1" w:name="_Toc1"/>
-      <w:r/>
       <w:r>
         <w:rPr>
           <w:lang w:val="fr-CH"/>
@@ -2128,18 +2163,22 @@
       </w:r>
       <w:r>
         <w:rPr>
-          <w:rStyle w:val="1233"/>
+          <w:rStyle w:val="1245"/>
           <w:lang w:val="en-GB"/>
         </w:rPr>
         <w:t xml:space="preserve">About ScholarLog</w:t>
       </w:r>
-      <w:r/>
       <w:bookmarkEnd w:id="1"/>
-      <w:r/>
       <w:r>
         <w:rPr>
-          <w:rStyle w:val="1233"/>
+          <w:rStyle w:val="1245"/>
           <w:lang w:val="fr-CH"/>
+        </w:rPr>
+      </w:r>
+      <w:r>
+        <w:rPr>
+          <w:highlight w:val="none"/>
+          <w:lang w:val="en-GB"/>
         </w:rPr>
       </w:r>
     </w:p>
@@ -2198,6 +2237,7 @@
       </w:r>
       <w:r>
         <w:rPr>
+          <w:highlight w:val="none"/>
           <w:lang w:val="en-GB"/>
         </w:rPr>
       </w:r>
@@ -2210,7 +2250,7 @@
     </w:p>
     <w:p>
       <w:pPr>
-        <w:pStyle w:val="1241"/>
+        <w:pStyle w:val="1253"/>
         <w:numPr>
           <w:ilvl w:val="0"/>
           <w:numId w:val="116"/>
@@ -2254,8 +2294,7 @@
       </w:r>
       <w:r>
         <w:rPr>
-          <w:highlight w:val="none"/>
-          <w:lang w:val="en-GB" w:bidi="fr-FR"/>
+          <w:lang w:val="en-GB"/>
         </w:rPr>
       </w:r>
       <w:r>
@@ -2266,7 +2305,7 @@
     </w:p>
     <w:p>
       <w:pPr>
-        <w:pStyle w:val="1241"/>
+        <w:pStyle w:val="1253"/>
         <w:numPr>
           <w:ilvl w:val="0"/>
           <w:numId w:val="116"/>
@@ -2310,8 +2349,7 @@
       </w:r>
       <w:r>
         <w:rPr>
-          <w:highlight w:val="none"/>
-          <w:lang w:val="en-GB" w:bidi="fr-FR"/>
+          <w:lang w:val="en-GB"/>
         </w:rPr>
       </w:r>
       <w:r>
@@ -2322,7 +2360,7 @@
     </w:p>
     <w:p>
       <w:pPr>
-        <w:pStyle w:val="1241"/>
+        <w:pStyle w:val="1253"/>
         <w:numPr>
           <w:ilvl w:val="0"/>
           <w:numId w:val="116"/>
@@ -2366,8 +2404,7 @@
       </w:r>
       <w:r>
         <w:rPr>
-          <w:highlight w:val="none"/>
-          <w:lang w:val="en-GB" w:bidi="fr-FR"/>
+          <w:lang w:val="en-GB"/>
         </w:rPr>
       </w:r>
       <w:r>
@@ -2378,7 +2415,7 @@
     </w:p>
     <w:p>
       <w:pPr>
-        <w:pStyle w:val="1241"/>
+        <w:pStyle w:val="1253"/>
         <w:numPr>
           <w:ilvl w:val="0"/>
           <w:numId w:val="116"/>
@@ -2422,22 +2459,6 @@
       </w:r>
       <w:r>
         <w:rPr>
-          <w:lang w:val="en-GB"/>
-        </w:rPr>
-      </w:r>
-      <w:r>
-        <w:rPr>
-          <w:lang w:val="en-GB"/>
-        </w:rPr>
-      </w:r>
-      <w:r>
-        <w:rPr>
-          <w:highlight w:val="none"/>
-          <w:lang w:val="fr-CH"/>
-        </w:rPr>
-      </w:r>
-      <w:r>
-        <w:rPr>
           <w:highlight w:val="none"/>
           <w:lang w:val="en-GB"/>
         </w:rPr>
@@ -2448,7 +2469,6 @@
           <w:lang w:val="en-GB"/>
         </w:rPr>
       </w:r>
-      <w:r/>
       <w:r>
         <w:rPr>
           <w:lang w:val="en-GB"/>
@@ -2457,7 +2477,7 @@
     </w:p>
     <w:p>
       <w:pPr>
-        <w:pStyle w:val="1040"/>
+        <w:pStyle w:val="1052"/>
         <w:pBdr/>
         <w:spacing/>
         <w:ind/>
@@ -2494,9 +2514,12 @@
         </w:rPr>
         <w:t xml:space="preserve"> </w:t>
       </w:r>
-      <w:r/>
       <w:bookmarkEnd w:id="2"/>
-      <w:r/>
+      <w:r>
+        <w:rPr>
+          <w:lang w:val="fr-CH"/>
+        </w:rPr>
+      </w:r>
       <w:r>
         <w:rPr>
           <w:lang w:val="fr-CH"/>
@@ -2513,11 +2536,6 @@
           <w:lang w:val="fr-CH"/>
         </w:rPr>
       </w:pPr>
-      <w:r>
-        <w:rPr>
-          <w:lang w:val="fr-CH"/>
-        </w:rPr>
-      </w:r>
       <w:r>
         <w:rPr>
           <w:lang w:val="fr-CH"/>
@@ -2536,13 +2554,14 @@
       </w:r>
       <w:r>
         <w:rPr>
+          <w:highlight w:val="none"/>
           <w:lang w:val="fr-CH"/>
         </w:rPr>
       </w:r>
     </w:p>
     <w:p>
       <w:pPr>
-        <w:pStyle w:val="1241"/>
+        <w:pStyle w:val="1253"/>
         <w:numPr>
           <w:ilvl w:val="0"/>
           <w:numId w:val="124"/>
@@ -2555,12 +2574,6 @@
           <w:lang w:val="fr-CH" w:bidi="fr-CH"/>
         </w:rPr>
       </w:pPr>
-      <w:r>
-        <w:rPr>
-          <w:highlight w:val="none"/>
-          <w:lang w:val="fr-CH" w:bidi="fr-CH"/>
-        </w:rPr>
-      </w:r>
       <w:r>
         <w:rPr>
           <w:highlight w:val="none"/>
@@ -2581,12 +2594,6 @@
           <w:highlight w:val="none"/>
           <w:lang w:val="fr-CH" w:bidi="fr-CH"/>
         </w:rPr>
-      </w:r>
-      <w:r>
-        <w:rPr>
-          <w:highlight w:val="none"/>
-          <w:lang w:val="fr-CH" w:bidi="fr-CH"/>
-        </w:rPr>
         <w:br/>
       </w:r>
       <w:r>
@@ -2595,7 +2602,6 @@
           <w:lang w:val="fr-CH" w:bidi="fr-CH"/>
         </w:rPr>
       </w:r>
-      <w:r/>
       <w:r>
         <w:rPr>
           <w:highlight w:val="none"/>
@@ -2605,7 +2611,7 @@
     </w:p>
     <w:p>
       <w:pPr>
-        <w:pStyle w:val="1241"/>
+        <w:pStyle w:val="1253"/>
         <w:numPr>
           <w:ilvl w:val="0"/>
           <w:numId w:val="124"/>
@@ -2633,11 +2639,16 @@
           <w:lang w:val="fr-CH"/>
         </w:rPr>
       </w:r>
-      <w:r/>
+      <w:r>
+        <w:rPr>
+          <w:highlight w:val="none"/>
+          <w:lang w:val="fr-CH" w:bidi="fr-CH"/>
+        </w:rPr>
+      </w:r>
     </w:p>
     <w:p>
       <w:pPr>
-        <w:pStyle w:val="1241"/>
+        <w:pStyle w:val="1253"/>
         <w:numPr>
           <w:ilvl w:val="0"/>
           <w:numId w:val="124"/>
@@ -2677,6 +2688,11 @@
           <w:lang w:val="fr-CH"/>
         </w:rPr>
       </w:r>
+      <w:r>
+        <w:rPr>
+          <w:lang w:val="fr-CH"/>
+        </w:rPr>
+      </w:r>
     </w:p>
     <w:p>
       <w:pPr>
@@ -2696,12 +2712,11 @@
       <w:r>
         <w:rPr>
           <w:highlight w:val="none"/>
-          <w:lang w:val="fr-CH" w:bidi="fr-CH"/>
+          <w:lang w:val="fr-CH"/>
         </w:rPr>
       </w:r>
       <w:r>
         <w:rPr>
-          <w:highlight w:val="none"/>
           <w:lang w:val="fr-CH"/>
         </w:rPr>
       </w:r>
@@ -2733,10 +2748,15 @@
           <w:lang w:val="en-GB"/>
         </w:rPr>
       </w:r>
+      <w:r>
+        <w:rPr>
+          <w:lang w:val="en-GB"/>
+        </w:rPr>
+      </w:r>
     </w:p>
     <w:p>
       <w:pPr>
-        <w:pStyle w:val="1241"/>
+        <w:pStyle w:val="1253"/>
         <w:numPr>
           <w:ilvl w:val="0"/>
           <w:numId w:val="125"/>
@@ -2782,15 +2802,6 @@
           <w:spacing w:val="-5"/>
           <w:sz w:val="22"/>
           <w:szCs w:val="22"/>
-        </w:rPr>
-      </w:r>
-      <w:r>
-        <w:rPr>
-          <w:rFonts w:ascii="Calibri" w:hAnsi="Calibri" w:eastAsia="Calibri" w:cs="Calibri"/>
-          <w:color w:val="333333"/>
-          <w:spacing w:val="-5"/>
-          <w:sz w:val="22"/>
-          <w:szCs w:val="22"/>
           <w:lang w:val="fr-CH"/>
         </w:rPr>
         <w:t xml:space="preserve"> </w:t>
@@ -2809,7 +2820,7 @@
               <wp:inline xmlns:wp="http://schemas.openxmlformats.org/drawingml/2006/wordprocessingDrawing" distT="0" distB="0" distL="0" distR="0">
                 <wp:extent cx="108081" cy="135101"/>
                 <wp:effectExtent l="0" t="0" r="0" b="0"/>
-                <wp:docPr id="4" name=""/>
+                <wp:docPr id="5" name=""/>
                 <wp:cNvGraphicFramePr>
                   <a:graphicFrameLocks xmlns:a="http://schemas.openxmlformats.org/drawingml/2006/main" noChangeAspect="1"/>
                 </wp:cNvGraphicFramePr>
@@ -2824,7 +2835,7 @@
                         <pic:nvPr/>
                       </pic:nvPicPr>
                       <pic:blipFill rotWithShape="1">
-                        <a:blip r:embed="rId13"/>
+                        <a:blip r:embed="rId15"/>
                         <a:stretch/>
                       </pic:blipFill>
                       <pic:spPr bwMode="auto">
@@ -2863,8 +2874,8 @@
                 <v:path o:extrusionok="f" gradientshapeok="t" o:connecttype="rect"/>
                 <o:lock v:ext="edit" aspectratio="t"/>
               </v:shapetype>
-              <v:shape id="_x0000_i3" o:spid="_x0000_s3" type="#_x0000_t75" style="width:8.51pt;height:10.64pt;mso-wrap-distance-left:0.00pt;mso-wrap-distance-top:0.00pt;mso-wrap-distance-right:0.00pt;mso-wrap-distance-bottom:0.00pt;z-index:1;" stroked="false">
-                <v:imagedata r:id="rId13" o:title=""/>
+              <v:shape id="_x0000_i4" o:spid="_x0000_s4" type="#_x0000_t75" style="width:8.51pt;height:10.64pt;mso-wrap-distance-left:0.00pt;mso-wrap-distance-top:0.00pt;mso-wrap-distance-right:0.00pt;mso-wrap-distance-bottom:0.00pt;z-index:1;" stroked="false">
+                <v:imagedata r:id="rId15" o:title=""/>
                 <o:lock v:ext="edit" rotation="t"/>
               </v:shape>
             </w:pict>
@@ -2897,7 +2908,7 @@
               <wp:inline xmlns:wp="http://schemas.openxmlformats.org/drawingml/2006/wordprocessingDrawing" distT="0" distB="0" distL="0" distR="0">
                 <wp:extent cx="180001" cy="180001"/>
                 <wp:effectExtent l="0" t="0" r="0" b="0"/>
-                <wp:docPr id="5" name=""/>
+                <wp:docPr id="6" name=""/>
                 <wp:cNvGraphicFramePr>
                   <a:graphicFrameLocks xmlns:a="http://schemas.openxmlformats.org/drawingml/2006/main" noChangeAspect="1"/>
                 </wp:cNvGraphicFramePr>
@@ -2912,7 +2923,7 @@
                         <pic:nvPr/>
                       </pic:nvPicPr>
                       <pic:blipFill rotWithShape="1">
-                        <a:blip r:embed="rId14"/>
+                        <a:blip r:embed="rId16"/>
                         <a:stretch/>
                       </pic:blipFill>
                       <pic:spPr bwMode="auto">
@@ -2951,8 +2962,8 @@
                 <v:path o:extrusionok="f" gradientshapeok="t" o:connecttype="rect"/>
                 <o:lock v:ext="edit" aspectratio="t"/>
               </v:shapetype>
-              <v:shape id="_x0000_i4" o:spid="_x0000_s4" type="#_x0000_t75" style="width:14.17pt;height:14.17pt;mso-wrap-distance-left:0.00pt;mso-wrap-distance-top:0.00pt;mso-wrap-distance-right:0.00pt;mso-wrap-distance-bottom:0.00pt;z-index:1;" stroked="false">
-                <v:imagedata r:id="rId14" o:title=""/>
+              <v:shape id="_x0000_i5" o:spid="_x0000_s5" type="#_x0000_t75" style="width:14.17pt;height:14.17pt;mso-wrap-distance-left:0.00pt;mso-wrap-distance-top:0.00pt;mso-wrap-distance-right:0.00pt;mso-wrap-distance-bottom:0.00pt;z-index:1;" stroked="false">
+                <v:imagedata r:id="rId16" o:title=""/>
                 <o:lock v:ext="edit" rotation="t"/>
               </v:shape>
             </w:pict>
@@ -2984,15 +2995,13 @@
       <w:r>
         <w:rPr>
           <w:rFonts w:ascii="Calibri" w:hAnsi="Calibri" w:eastAsia="Calibri" w:cs="Calibri"/>
-          <w:color w:val="333333"/>
-          <w:spacing w:val="-5"/>
           <w:sz w:val="22"/>
           <w:szCs w:val="22"/>
         </w:rPr>
       </w:r>
       <w:r>
         <w:rPr>
-          <w:rFonts w:ascii="Calibri" w:hAnsi="Calibri" w:eastAsia="Calibri" w:cs="Calibri"/>
+          <w:rFonts w:ascii="Calibri" w:hAnsi="Calibri" w:cs="Calibri"/>
           <w:sz w:val="22"/>
           <w:szCs w:val="22"/>
         </w:rPr>
@@ -3000,7 +3009,7 @@
     </w:p>
     <w:p>
       <w:pPr>
-        <w:pStyle w:val="1241"/>
+        <w:pStyle w:val="1253"/>
         <w:numPr>
           <w:ilvl w:val="0"/>
           <w:numId w:val="125"/>
@@ -3042,15 +3051,13 @@
       <w:r>
         <w:rPr>
           <w:rFonts w:ascii="Calibri" w:hAnsi="Calibri" w:eastAsia="Calibri" w:cs="Calibri"/>
-          <w:color w:val="333333"/>
-          <w:spacing w:val="-5"/>
           <w:sz w:val="22"/>
           <w:szCs w:val="22"/>
         </w:rPr>
       </w:r>
       <w:r>
         <w:rPr>
-          <w:rFonts w:ascii="Calibri" w:hAnsi="Calibri" w:eastAsia="Calibri" w:cs="Calibri"/>
+          <w:rFonts w:ascii="Calibri" w:hAnsi="Calibri" w:cs="Calibri"/>
           <w:sz w:val="22"/>
           <w:szCs w:val="22"/>
         </w:rPr>
@@ -3058,7 +3065,7 @@
     </w:p>
     <w:p>
       <w:pPr>
-        <w:pStyle w:val="1241"/>
+        <w:pStyle w:val="1253"/>
         <w:numPr>
           <w:ilvl w:val="0"/>
           <w:numId w:val="125"/>
@@ -3100,15 +3107,13 @@
       <w:r>
         <w:rPr>
           <w:rFonts w:ascii="Calibri" w:hAnsi="Calibri" w:eastAsia="Calibri" w:cs="Calibri"/>
-          <w:color w:val="333333"/>
-          <w:spacing w:val="-5"/>
           <w:sz w:val="22"/>
           <w:szCs w:val="22"/>
         </w:rPr>
       </w:r>
       <w:r>
         <w:rPr>
-          <w:rFonts w:ascii="Calibri" w:hAnsi="Calibri" w:eastAsia="Calibri" w:cs="Calibri"/>
+          <w:rFonts w:ascii="Calibri" w:hAnsi="Calibri" w:cs="Calibri"/>
           <w:sz w:val="22"/>
           <w:szCs w:val="22"/>
         </w:rPr>
@@ -3116,7 +3121,7 @@
     </w:p>
     <w:p>
       <w:pPr>
-        <w:pStyle w:val="1241"/>
+        <w:pStyle w:val="1253"/>
         <w:numPr>
           <w:ilvl w:val="0"/>
           <w:numId w:val="125"/>
@@ -3158,15 +3163,13 @@
       <w:r>
         <w:rPr>
           <w:rFonts w:ascii="Calibri" w:hAnsi="Calibri" w:eastAsia="Calibri" w:cs="Calibri"/>
-          <w:color w:val="333333"/>
-          <w:spacing w:val="-5"/>
           <w:sz w:val="22"/>
           <w:szCs w:val="22"/>
         </w:rPr>
       </w:r>
       <w:r>
         <w:rPr>
-          <w:rFonts w:ascii="Calibri" w:hAnsi="Calibri" w:eastAsia="Calibri" w:cs="Calibri"/>
+          <w:rFonts w:ascii="Calibri" w:hAnsi="Calibri" w:cs="Calibri"/>
           <w:sz w:val="22"/>
           <w:szCs w:val="22"/>
         </w:rPr>
@@ -3174,7 +3177,7 @@
     </w:p>
     <w:p>
       <w:pPr>
-        <w:pStyle w:val="1241"/>
+        <w:pStyle w:val="1253"/>
         <w:numPr>
           <w:ilvl w:val="0"/>
           <w:numId w:val="125"/>
@@ -3216,15 +3219,13 @@
       <w:r>
         <w:rPr>
           <w:rFonts w:ascii="Calibri" w:hAnsi="Calibri" w:eastAsia="Calibri" w:cs="Calibri"/>
-          <w:color w:val="333333"/>
-          <w:spacing w:val="-5"/>
           <w:sz w:val="22"/>
           <w:szCs w:val="22"/>
         </w:rPr>
       </w:r>
       <w:r>
         <w:rPr>
-          <w:rFonts w:ascii="Calibri" w:hAnsi="Calibri" w:eastAsia="Calibri" w:cs="Calibri"/>
+          <w:rFonts w:ascii="Calibri" w:hAnsi="Calibri" w:cs="Calibri"/>
           <w:sz w:val="22"/>
           <w:szCs w:val="22"/>
         </w:rPr>
@@ -3246,12 +3247,16 @@
         </w:rPr>
         <w:br w:type="page" w:clear="all"/>
       </w:r>
-      <w:r/>
-      <w:r/>
+      <w:r>
+        <w:rPr>
+          <w:highlight w:val="none"/>
+          <w:lang w:val="en-GB"/>
+        </w:rPr>
+      </w:r>
     </w:p>
     <w:p>
       <w:pPr>
-        <w:pStyle w:val="1040"/>
+        <w:pStyle w:val="1052"/>
         <w:pBdr/>
         <w:spacing/>
         <w:ind/>
@@ -3261,7 +3266,6 @@
       </w:pPr>
       <w:r/>
       <w:bookmarkStart w:id="3" w:name="_Toc3"/>
-      <w:r/>
       <w:r>
         <w:rPr>
           <w:highlight w:val="none"/>
@@ -3269,9 +3273,12 @@
         </w:rPr>
         <w:t xml:space="preserve">3. Menus Overview</w:t>
       </w:r>
-      <w:r/>
       <w:bookmarkEnd w:id="3"/>
-      <w:r/>
+      <w:r>
+        <w:rPr>
+          <w:lang w:val="en-GB"/>
+        </w:rPr>
+      </w:r>
       <w:r>
         <w:rPr>
           <w:lang w:val="en-GB"/>
@@ -3280,7 +3287,7 @@
     </w:p>
     <w:p>
       <w:pPr>
-        <w:pStyle w:val="1041"/>
+        <w:pStyle w:val="1053"/>
         <w:pBdr/>
         <w:spacing/>
         <w:ind/>
@@ -3297,9 +3304,12 @@
         </w:rPr>
         <w:t xml:space="preserve">3.1 Home Menu (Dashboard)</w:t>
       </w:r>
-      <w:r/>
       <w:bookmarkEnd w:id="4"/>
-      <w:r/>
+      <w:r>
+        <w:rPr>
+          <w:lang w:val="en-GB"/>
+        </w:rPr>
+      </w:r>
       <w:r>
         <w:rPr>
           <w:lang w:val="en-GB"/>
@@ -3331,7 +3341,8 @@
       </w:r>
       <w:r>
         <w:rPr>
-          <w:lang w:val="en-GB"/>
+          <w:highlight w:val="none"/>
+          <w:lang w:val="fr-CH"/>
         </w:rPr>
       </w:r>
       <w:r>
@@ -3343,7 +3354,7 @@
     </w:p>
     <w:p>
       <w:pPr>
-        <w:pStyle w:val="1241"/>
+        <w:pStyle w:val="1253"/>
         <w:numPr>
           <w:ilvl w:val="0"/>
           <w:numId w:val="117"/>
@@ -3400,7 +3411,7 @@
     </w:p>
     <w:p>
       <w:pPr>
-        <w:pStyle w:val="1241"/>
+        <w:pStyle w:val="1253"/>
         <w:numPr>
           <w:ilvl w:val="0"/>
           <w:numId w:val="117"/>
@@ -3455,7 +3466,7 @@
     </w:p>
     <w:p>
       <w:pPr>
-        <w:pStyle w:val="1241"/>
+        <w:pStyle w:val="1253"/>
         <w:numPr>
           <w:ilvl w:val="1"/>
           <w:numId w:val="117"/>
@@ -3512,7 +3523,7 @@
     </w:p>
     <w:p>
       <w:pPr>
-        <w:pStyle w:val="1241"/>
+        <w:pStyle w:val="1253"/>
         <w:numPr>
           <w:ilvl w:val="1"/>
           <w:numId w:val="117"/>
@@ -3562,7 +3573,7 @@
     </w:p>
     <w:p>
       <w:pPr>
-        <w:pStyle w:val="1241"/>
+        <w:pStyle w:val="1253"/>
         <w:numPr>
           <w:ilvl w:val="1"/>
           <w:numId w:val="117"/>
@@ -3619,7 +3630,7 @@
     </w:p>
     <w:p>
       <w:pPr>
-        <w:pStyle w:val="1241"/>
+        <w:pStyle w:val="1253"/>
         <w:numPr>
           <w:ilvl w:val="0"/>
           <w:numId w:val="117"/>
@@ -3715,7 +3726,7 @@
     </w:p>
     <w:p>
       <w:pPr>
-        <w:pStyle w:val="1041"/>
+        <w:pStyle w:val="1053"/>
         <w:pBdr/>
         <w:spacing/>
         <w:ind/>
@@ -3737,9 +3748,12 @@
         </w:rPr>
         <w:t xml:space="preserve">The Notes Menu (My Results)</w:t>
       </w:r>
-      <w:r/>
       <w:bookmarkEnd w:id="5"/>
-      <w:r/>
+      <w:r>
+        <w:rPr>
+          <w:lang w:val="fr-CH"/>
+        </w:rPr>
+      </w:r>
       <w:r>
         <w:rPr>
           <w:lang w:val="fr-CH"/>
@@ -3768,7 +3782,7 @@
     </w:p>
     <w:p>
       <w:pPr>
-        <w:pStyle w:val="1241"/>
+        <w:pStyle w:val="1253"/>
         <w:numPr>
           <w:ilvl w:val="0"/>
           <w:numId w:val="118"/>
@@ -3813,7 +3827,7 @@
     </w:p>
     <w:p>
       <w:pPr>
-        <w:pStyle w:val="1241"/>
+        <w:pStyle w:val="1253"/>
         <w:numPr>
           <w:ilvl w:val="1"/>
           <w:numId w:val="118"/>
@@ -3844,7 +3858,7 @@
     </w:p>
     <w:p>
       <w:pPr>
-        <w:pStyle w:val="1241"/>
+        <w:pStyle w:val="1253"/>
         <w:numPr>
           <w:ilvl w:val="1"/>
           <w:numId w:val="118"/>
@@ -3895,7 +3909,7 @@
     </w:p>
     <w:p>
       <w:pPr>
-        <w:pStyle w:val="1241"/>
+        <w:pStyle w:val="1253"/>
         <w:numPr>
           <w:ilvl w:val="0"/>
           <w:numId w:val="118"/>
@@ -3933,7 +3947,7 @@
     </w:p>
     <w:p>
       <w:pPr>
-        <w:pStyle w:val="1241"/>
+        <w:pStyle w:val="1253"/>
         <w:numPr>
           <w:ilvl w:val="1"/>
           <w:numId w:val="118"/>
@@ -3964,7 +3978,7 @@
     </w:p>
     <w:p>
       <w:pPr>
-        <w:pStyle w:val="1241"/>
+        <w:pStyle w:val="1253"/>
         <w:numPr>
           <w:ilvl w:val="0"/>
           <w:numId w:val="118"/>
@@ -4009,7 +4023,7 @@
     </w:p>
     <w:p>
       <w:pPr>
-        <w:pStyle w:val="1241"/>
+        <w:pStyle w:val="1253"/>
         <w:numPr>
           <w:ilvl w:val="1"/>
           <w:numId w:val="118"/>
@@ -4040,7 +4054,7 @@
     </w:p>
     <w:p>
       <w:pPr>
-        <w:pStyle w:val="1241"/>
+        <w:pStyle w:val="1253"/>
         <w:numPr>
           <w:ilvl w:val="1"/>
           <w:numId w:val="118"/>
@@ -4071,7 +4085,7 @@
     </w:p>
     <w:p>
       <w:pPr>
-        <w:pStyle w:val="1241"/>
+        <w:pStyle w:val="1253"/>
         <w:numPr>
           <w:ilvl w:val="0"/>
           <w:numId w:val="118"/>
@@ -4122,7 +4136,7 @@
     </w:p>
     <w:p>
       <w:pPr>
-        <w:pStyle w:val="1041"/>
+        <w:pStyle w:val="1053"/>
         <w:pBdr/>
         <w:spacing/>
         <w:ind/>
@@ -4146,9 +4160,12 @@
         </w:rPr>
         <w:t xml:space="preserve">3.3 The Journals Menu (My Journals)</w:t>
       </w:r>
-      <w:r/>
       <w:bookmarkEnd w:id="6"/>
-      <w:r/>
+      <w:r>
+        <w:rPr>
+          <w:lang w:val="en-GB"/>
+        </w:rPr>
+      </w:r>
       <w:r>
         <w:rPr>
           <w:lang w:val="en-GB"/>
@@ -4181,7 +4198,8 @@
       </w:r>
       <w:r>
         <w:rPr>
-          <w:lang w:val="en-GB"/>
+          <w:highlight w:val="none"/>
+          <w:lang w:val="fr-CH"/>
         </w:rPr>
       </w:r>
       <w:r>
@@ -4193,7 +4211,7 @@
     </w:p>
     <w:p>
       <w:pPr>
-        <w:pStyle w:val="1241"/>
+        <w:pStyle w:val="1253"/>
         <w:numPr>
           <w:ilvl w:val="0"/>
           <w:numId w:val="119"/>
@@ -4243,7 +4261,7 @@
     </w:p>
     <w:p>
       <w:pPr>
-        <w:pStyle w:val="1241"/>
+        <w:pStyle w:val="1253"/>
         <w:numPr>
           <w:ilvl w:val="0"/>
           <w:numId w:val="119"/>
@@ -4279,7 +4297,7 @@
     </w:p>
     <w:p>
       <w:pPr>
-        <w:pStyle w:val="1241"/>
+        <w:pStyle w:val="1253"/>
         <w:numPr>
           <w:ilvl w:val="1"/>
           <w:numId w:val="119"/>
@@ -4313,7 +4331,7 @@
     </w:p>
     <w:p>
       <w:pPr>
-        <w:pStyle w:val="1241"/>
+        <w:pStyle w:val="1253"/>
         <w:numPr>
           <w:ilvl w:val="0"/>
           <w:numId w:val="119"/>
@@ -4363,7 +4381,7 @@
     </w:p>
     <w:p>
       <w:pPr>
-        <w:pStyle w:val="1241"/>
+        <w:pStyle w:val="1253"/>
         <w:numPr>
           <w:ilvl w:val="0"/>
           <w:numId w:val="119"/>
@@ -4413,7 +4431,7 @@
     </w:p>
     <w:p>
       <w:pPr>
-        <w:pStyle w:val="1241"/>
+        <w:pStyle w:val="1253"/>
         <w:numPr>
           <w:ilvl w:val="0"/>
           <w:numId w:val="119"/>
@@ -4451,7 +4469,8 @@
       </w:r>
       <w:r>
         <w:rPr>
-          <w:lang w:val="en-GB"/>
+          <w:highlight w:val="none"/>
+          <w:lang w:val="en-GB" w:bidi="en-GB"/>
         </w:rPr>
       </w:r>
       <w:r>
@@ -4490,7 +4509,7 @@
     </w:p>
     <w:p>
       <w:pPr>
-        <w:pStyle w:val="1041"/>
+        <w:pStyle w:val="1053"/>
         <w:pBdr/>
         <w:spacing/>
         <w:ind/>
@@ -4517,7 +4536,7 @@
     </w:p>
     <w:p>
       <w:pPr>
-        <w:pStyle w:val="1041"/>
+        <w:pStyle w:val="1053"/>
         <w:pBdr/>
         <w:spacing/>
         <w:ind/>
@@ -4544,9 +4563,12 @@
         </w:rPr>
         <w:t xml:space="preserve">)</w:t>
       </w:r>
-      <w:r/>
       <w:bookmarkEnd w:id="7"/>
-      <w:r/>
+      <w:r>
+        <w:rPr>
+          <w:lang w:val="en-GB"/>
+        </w:rPr>
+      </w:r>
       <w:r>
         <w:rPr>
           <w:lang w:val="en-GB"/>
@@ -4574,7 +4596,8 @@
       </w:r>
       <w:r>
         <w:rPr>
-          <w:lang w:val="en-GB"/>
+          <w:highlight w:val="none"/>
+          <w:lang w:val="en-GB" w:bidi="en-GB"/>
         </w:rPr>
       </w:r>
       <w:r>
@@ -4608,7 +4631,7 @@
     </w:p>
     <w:p>
       <w:pPr>
-        <w:pStyle w:val="1241"/>
+        <w:pStyle w:val="1253"/>
         <w:numPr>
           <w:ilvl w:val="0"/>
           <w:numId w:val="120"/>
@@ -4665,7 +4688,7 @@
     </w:p>
     <w:p>
       <w:pPr>
-        <w:pStyle w:val="1241"/>
+        <w:pStyle w:val="1253"/>
         <w:numPr>
           <w:ilvl w:val="0"/>
           <w:numId w:val="120"/>
@@ -4715,7 +4738,7 @@
     </w:p>
     <w:p>
       <w:pPr>
-        <w:pStyle w:val="1241"/>
+        <w:pStyle w:val="1253"/>
         <w:numPr>
           <w:ilvl w:val="0"/>
           <w:numId w:val="120"/>
@@ -4795,7 +4818,7 @@
     </w:p>
     <w:p>
       <w:pPr>
-        <w:pStyle w:val="1241"/>
+        <w:pStyle w:val="1253"/>
         <w:numPr>
           <w:ilvl w:val="0"/>
           <w:numId w:val="120"/>
@@ -4844,7 +4867,7 @@
     </w:p>
     <w:p>
       <w:pPr>
-        <w:pStyle w:val="1241"/>
+        <w:pStyle w:val="1253"/>
         <w:numPr>
           <w:ilvl w:val="0"/>
           <w:numId w:val="120"/>
@@ -4894,7 +4917,7 @@
     </w:p>
     <w:p>
       <w:pPr>
-        <w:pStyle w:val="1241"/>
+        <w:pStyle w:val="1253"/>
         <w:numPr>
           <w:ilvl w:val="0"/>
           <w:numId w:val="120"/>
@@ -4958,7 +4981,7 @@
     </w:p>
     <w:p>
       <w:pPr>
-        <w:pStyle w:val="1241"/>
+        <w:pStyle w:val="1253"/>
         <w:numPr>
           <w:ilvl w:val="1"/>
           <w:numId w:val="120"/>
@@ -4992,7 +5015,7 @@
     </w:p>
     <w:p>
       <w:pPr>
-        <w:pStyle w:val="1241"/>
+        <w:pStyle w:val="1253"/>
         <w:numPr>
           <w:ilvl w:val="1"/>
           <w:numId w:val="120"/>
@@ -5026,7 +5049,7 @@
     </w:p>
     <w:p>
       <w:pPr>
-        <w:pStyle w:val="1241"/>
+        <w:pStyle w:val="1253"/>
         <w:numPr>
           <w:ilvl w:val="1"/>
           <w:numId w:val="120"/>
@@ -5061,7 +5084,7 @@
     </w:p>
     <w:p>
       <w:pPr>
-        <w:pStyle w:val="1241"/>
+        <w:pStyle w:val="1253"/>
         <w:numPr>
           <w:ilvl w:val="0"/>
           <w:numId w:val="120"/>
@@ -5101,10 +5124,15 @@
           <w:lang w:val="en-GB"/>
         </w:rPr>
       </w:r>
+      <w:r>
+        <w:rPr>
+          <w:lang w:val="en-GB"/>
+        </w:rPr>
+      </w:r>
     </w:p>
     <w:p>
       <w:pPr>
-        <w:pStyle w:val="1040"/>
+        <w:pStyle w:val="1052"/>
         <w:pBdr/>
         <w:spacing/>
         <w:ind/>
@@ -5128,9 +5156,12 @@
         </w:rPr>
         <w:t xml:space="preserve">Average Calculation Logic</w:t>
       </w:r>
-      <w:r/>
       <w:bookmarkEnd w:id="8"/>
-      <w:r/>
+      <w:r>
+        <w:rPr>
+          <w:lang w:val="en-GB"/>
+        </w:rPr>
+      </w:r>
       <w:r>
         <w:rPr>
           <w:lang w:val="en-GB"/>
@@ -5173,10 +5204,16 @@
           <w:lang w:val="fr-CH"/>
         </w:rPr>
       </w:r>
+      <w:r>
+        <w:rPr>
+          <w:highlight w:val="none"/>
+          <w:lang w:val="fr-CH"/>
+        </w:rPr>
+      </w:r>
     </w:p>
     <w:p>
       <w:pPr>
-        <w:pStyle w:val="1241"/>
+        <w:pStyle w:val="1253"/>
         <w:numPr>
           <w:ilvl w:val="0"/>
           <w:numId w:val="121"/>
@@ -5205,10 +5242,16 @@
           <w:lang w:val="fr-CH"/>
         </w:rPr>
       </w:r>
+      <w:r>
+        <w:rPr>
+          <w:highlight w:val="none"/>
+          <w:lang w:val="fr-CH" w:bidi="fr-CH"/>
+        </w:rPr>
+      </w:r>
     </w:p>
     <w:p>
       <w:pPr>
-        <w:pStyle w:val="1241"/>
+        <w:pStyle w:val="1253"/>
         <w:numPr>
           <w:ilvl w:val="0"/>
           <w:numId w:val="121"/>
@@ -5236,6 +5279,12 @@
           <w:lang w:val="fr-CH"/>
         </w:rPr>
       </w:r>
+      <w:r>
+        <w:rPr>
+          <w:highlight w:val="none"/>
+          <w:lang w:val="fr-CH" w:bidi="fr-CH"/>
+        </w:rPr>
+      </w:r>
     </w:p>
     <w:p>
       <w:pPr>
@@ -5253,7 +5302,11 @@
         </w:rPr>
         <w:t xml:space="preserve">These rules ensure that the results displayed on your dashboard accurately reflect your official report card.</w:t>
       </w:r>
-      <w:r/>
+      <w:r>
+        <w:rPr>
+          <w:highlight w:val="none"/>
+        </w:rPr>
+      </w:r>
       <w:r>
         <w:rPr>
           <w:highlight w:val="none"/>
@@ -5287,7 +5340,7 @@
     </w:p>
     <w:p>
       <w:pPr>
-        <w:pStyle w:val="1040"/>
+        <w:pStyle w:val="1052"/>
         <w:pBdr/>
         <w:spacing/>
         <w:ind/>
@@ -5307,9 +5360,12 @@
       <w:r>
         <w:t xml:space="preserve">Limitations regarding attached PDF files</w:t>
       </w:r>
-      <w:r/>
       <w:bookmarkEnd w:id="9"/>
-      <w:r/>
+      <w:r>
+        <w:rPr>
+          <w:highlight w:val="none"/>
+        </w:rPr>
+      </w:r>
       <w:r>
         <w:rPr>
           <w:highlight w:val="none"/>
@@ -5345,11 +5401,16 @@
         </w:rPr>
         <w:t xml:space="preserve"> : </w:t>
       </w:r>
-      <w:r/>
+      <w:r>
+        <w:rPr>
+          <w:highlight w:val="none"/>
+          <w:lang w:val="fr-CH"/>
+        </w:rPr>
+      </w:r>
     </w:p>
     <w:p>
       <w:pPr>
-        <w:pStyle w:val="1241"/>
+        <w:pStyle w:val="1253"/>
         <w:numPr>
           <w:ilvl w:val="0"/>
           <w:numId w:val="123"/>
@@ -5368,7 +5429,9 @@
         <w:br/>
         <w:t xml:space="preserve">PDF documents are converted into images upon import. Therefore, it is no longer possible to select or copy text with your mouse within the application. </w:t>
       </w:r>
-      <w:r/>
+      <w:r>
+        <w:br/>
+      </w:r>
       <w:r>
         <w:rPr>
           <w:highlight w:val="none"/>
@@ -5376,6 +5439,76 @@
         </w:rPr>
       </w:r>
       <w:r/>
+    </w:p>
+    <w:p>
+      <w:pPr>
+        <w:pStyle w:val="1253"/>
+        <w:numPr>
+          <w:ilvl w:val="0"/>
+          <w:numId w:val="123"/>
+        </w:numPr>
+        <w:pBdr/>
+        <w:spacing/>
+        <w:ind/>
+        <w:rPr/>
+      </w:pPr>
+      <w:r>
+        <w:rPr>
+          <w:highlight w:val="none"/>
+          <w:lang w:val="fr-CH"/>
+        </w:rPr>
+        <w:t xml:space="preserve">Alteration upon export : </w:t>
+        <w:br/>
+        <w:t xml:space="preserve">If you download a previously saved document, the retrieved file will not be the original source PDF. It will be a scanned and compressed version of it.</w:t>
+      </w:r>
+      <w:r>
+        <w:rPr>
+          <w:highlight w:val="none"/>
+          <w:lang w:val="fr-CH"/>
+        </w:rPr>
+        <w:br/>
+      </w:r>
+      <w:r>
+        <w:rPr>
+          <w:highlight w:val="none"/>
+        </w:rPr>
+      </w:r>
+      <w:r/>
+    </w:p>
+    <w:p>
+      <w:pPr>
+        <w:pBdr/>
+        <w:shd w:val="nil" w:color="auto"/>
+        <w:spacing/>
+        <w:ind/>
+        <w:rPr/>
+      </w:pPr>
+      <w:r>
+        <w:br w:type="page" w:clear="all"/>
+      </w:r>
+      <w:r/>
+    </w:p>
+    <w:p>
+      <w:pPr>
+        <w:pStyle w:val="1052"/>
+        <w:pBdr/>
+        <w:spacing/>
+        <w:ind/>
+        <w:rPr>
+          <w:highlight w:val="none"/>
+          <w:lang w:val="fr-CH"/>
+        </w:rPr>
+      </w:pPr>
+      <w:r/>
+      <w:bookmarkStart w:id="10" w:name="_Toc10"/>
+      <w:r>
+        <w:rPr>
+          <w:rStyle w:val="1245"/>
+          <w:lang w:val="fr-CH" w:bidi="fr-CH"/>
+        </w:rPr>
+        <w:t xml:space="preserve">6. Data Backup and Security</w:t>
+      </w:r>
+      <w:bookmarkEnd w:id="10"/>
       <w:r>
         <w:rPr>
           <w:highlight w:val="none"/>
@@ -5388,114 +5521,6 @@
           <w:lang w:val="fr-CH"/>
         </w:rPr>
       </w:r>
-      <w:r>
-        <w:br/>
-      </w:r>
-      <w:r>
-        <w:rPr>
-          <w:highlight w:val="none"/>
-          <w:lang w:val="fr-CH"/>
-        </w:rPr>
-      </w:r>
-    </w:p>
-    <w:p>
-      <w:pPr>
-        <w:pStyle w:val="1241"/>
-        <w:numPr>
-          <w:ilvl w:val="0"/>
-          <w:numId w:val="123"/>
-        </w:numPr>
-        <w:pBdr/>
-        <w:spacing/>
-        <w:ind/>
-        <w:rPr/>
-      </w:pPr>
-      <w:r>
-        <w:rPr>
-          <w:highlight w:val="none"/>
-          <w:lang w:val="fr-CH"/>
-        </w:rPr>
-        <w:t xml:space="preserve">Alteration upon export : </w:t>
-        <w:br/>
-        <w:t xml:space="preserve">If you download a previously saved document, the retrieved file will not be the original source PDF. It will be a scanned and compressed version of it.</w:t>
-      </w:r>
-      <w:r/>
-      <w:r>
-        <w:rPr>
-          <w:highlight w:val="none"/>
-          <w:lang w:val="fr-CH"/>
-        </w:rPr>
-      </w:r>
-      <w:r>
-        <w:rPr>
-          <w:highlight w:val="none"/>
-          <w:lang w:val="fr-CH"/>
-        </w:rPr>
-        <w:br/>
-      </w:r>
-      <w:r/>
-      <w:r>
-        <w:rPr>
-          <w:highlight w:val="none"/>
-        </w:rPr>
-      </w:r>
-      <w:r>
-        <w:rPr>
-          <w:highlight w:val="none"/>
-          <w:lang w:val="fr-CH"/>
-        </w:rPr>
-      </w:r>
-      <w:r>
-        <w:rPr>
-          <w:highlight w:val="none"/>
-        </w:rPr>
-      </w:r>
-      <w:r/>
-    </w:p>
-    <w:p>
-      <w:pPr>
-        <w:pBdr/>
-        <w:shd w:val="nil"/>
-        <w:spacing/>
-        <w:ind/>
-        <w:rPr/>
-      </w:pPr>
-      <w:r>
-        <w:br w:type="page" w:clear="all"/>
-      </w:r>
-      <w:r/>
-      <w:r/>
-    </w:p>
-    <w:p>
-      <w:pPr>
-        <w:pStyle w:val="1040"/>
-        <w:pBdr/>
-        <w:spacing/>
-        <w:ind/>
-        <w:rPr>
-          <w:highlight w:val="none"/>
-          <w:lang w:val="fr-CH"/>
-        </w:rPr>
-      </w:pPr>
-      <w:r/>
-      <w:bookmarkStart w:id="10" w:name="_Toc10"/>
-      <w:r/>
-      <w:r>
-        <w:rPr>
-          <w:rStyle w:val="1233"/>
-          <w:lang w:val="fr-CH" w:bidi="fr-CH"/>
-        </w:rPr>
-        <w:t xml:space="preserve">6. Data Backup and Security</w:t>
-      </w:r>
-      <w:r/>
-      <w:bookmarkEnd w:id="10"/>
-      <w:r/>
-      <w:r>
-        <w:rPr>
-          <w:highlight w:val="none"/>
-          <w:lang w:val="fr-CH"/>
-        </w:rPr>
-      </w:r>
     </w:p>
     <w:p>
       <w:pPr>
@@ -5510,12 +5535,6 @@
       </w:pPr>
       <w:r>
         <w:rPr>
-          <w:lang w:val="fr-CH" w:bidi="fr-CH"/>
-        </w:rPr>
-      </w:r>
-      <w:r>
-        <w:rPr>
-          <w:highlight w:val="none"/>
           <w:lang w:val="fr-CH" w:bidi="fr-CH"/>
         </w:rPr>
       </w:r>
@@ -5531,10 +5550,17 @@
           <w:lang w:val="fr-CH"/>
         </w:rPr>
       </w:r>
+      <w:r>
+        <w:rPr>
+          <w:highlight w:val="none"/>
+          <w:lang w:val="fr-CH" w:bidi="fr-CH"/>
+          <w14:ligatures w14:val="none"/>
+        </w:rPr>
+      </w:r>
     </w:p>
     <w:p>
       <w:pPr>
-        <w:pStyle w:val="1241"/>
+        <w:pStyle w:val="1253"/>
         <w:numPr>
           <w:ilvl w:val="0"/>
           <w:numId w:val="122"/>
@@ -5563,10 +5589,17 @@
           <w:lang w:val="fr-CH"/>
         </w:rPr>
       </w:r>
+      <w:r>
+        <w:rPr>
+          <w:highlight w:val="none"/>
+          <w:lang w:val="fr-CH" w:bidi="fr-CH"/>
+          <w14:ligatures w14:val="none"/>
+        </w:rPr>
+      </w:r>
     </w:p>
     <w:p>
       <w:pPr>
-        <w:pStyle w:val="1241"/>
+        <w:pStyle w:val="1253"/>
         <w:numPr>
           <w:ilvl w:val="0"/>
           <w:numId w:val="122"/>
@@ -5602,10 +5635,17 @@
           <w:lang w:val="fr-CH"/>
         </w:rPr>
       </w:r>
+      <w:r>
+        <w:rPr>
+          <w:highlight w:val="none"/>
+          <w:lang w:val="fr-CH" w:bidi="fr-CH"/>
+          <w14:ligatures w14:val="none"/>
+        </w:rPr>
+      </w:r>
     </w:p>
     <w:p>
       <w:pPr>
-        <w:pStyle w:val="1241"/>
+        <w:pStyle w:val="1253"/>
         <w:numPr>
           <w:ilvl w:val="0"/>
           <w:numId w:val="122"/>
@@ -5634,17 +5674,22 @@
         </w:rPr>
         <w:t xml:space="preserve">on of which can be configured in the Settings menu) to an external drive, such as a USB flash drive, or your personal cloud storage, to prevent any loss in the event of a hardware failure.  </w:t>
       </w:r>
-      <w:r/>
       <w:r>
         <w:rPr>
           <w:lang w:val="fr-CH"/>
         </w:rPr>
       </w:r>
+      <w:r>
+        <w:rPr>
+          <w:lang w:val="fr-CH"/>
+          <w14:ligatures w14:val="none"/>
+        </w:rPr>
+      </w:r>
     </w:p>
     <w:p>
       <w:pPr>
         <w:pBdr/>
-        <w:shd w:val="nil"/>
+        <w:shd w:val="nil" w:color="auto"/>
         <w:spacing/>
         <w:ind/>
         <w:rPr>
@@ -5666,12 +5711,13 @@
       <w:r>
         <w:rPr>
           <w:lang w:val="fr-CH"/>
+          <w14:ligatures w14:val="none"/>
         </w:rPr>
       </w:r>
     </w:p>
     <w:p>
       <w:pPr>
-        <w:pStyle w:val="1040"/>
+        <w:pStyle w:val="1052"/>
         <w:pBdr/>
         <w:spacing/>
         <w:ind/>
@@ -5696,12 +5742,16 @@
         </w:rPr>
         <w:t xml:space="preserve">oftware License (GPLv3-only)</w:t>
       </w:r>
-      <w:r/>
       <w:bookmarkEnd w:id="11"/>
-      <w:r/>
       <w:r>
         <w:rPr>
           <w:lang w:val="fr-CH"/>
+        </w:rPr>
+      </w:r>
+      <w:r>
+        <w:rPr>
+          <w:lang w:val="fr-CH"/>
+          <w14:ligatures w14:val="none"/>
         </w:rPr>
       </w:r>
     </w:p>
@@ -5719,7 +5769,6 @@
         </w:rPr>
         <w:t xml:space="preserve">The ScholarLog application is free software distributed exclusively under the terms of the GNU General Public License v3.0 only (GPLv3-only).</w:t>
       </w:r>
-      <w:r/>
       <w:r>
         <w:rPr>
           <w:highlight w:val="none"/>
@@ -5727,6 +5776,29 @@
         </w:rPr>
       </w:r>
       <w:r/>
+    </w:p>
+    <w:p>
+      <w:pPr>
+        <w:pBdr/>
+        <w:spacing/>
+        <w:ind w:firstLine="0" w:left="0"/>
+        <w:rPr>
+          <w:highlight w:val="none"/>
+          <w:lang w:val="fr-CH" w:bidi="fr-CH"/>
+        </w:rPr>
+      </w:pPr>
+      <w:r>
+        <w:rPr>
+          <w:highlight w:val="none"/>
+          <w:lang w:val="fr-CH" w:bidi="fr-CH"/>
+        </w:rPr>
+        <w:t xml:space="preserve">As a user, this license guarantees your fundamental rights while protecting the project's open-source and collaborative spirit :</w:t>
+      </w:r>
+      <w:r>
+        <w:rPr>
+          <w:lang w:val="fr-CH"/>
+        </w:rPr>
+      </w:r>
       <w:r>
         <w:rPr>
           <w:highlight w:val="none"/>
@@ -5736,43 +5808,7 @@
     </w:p>
     <w:p>
       <w:pPr>
-        <w:pBdr/>
-        <w:spacing/>
-        <w:ind w:firstLine="0" w:left="0"/>
-        <w:rPr>
-          <w:highlight w:val="none"/>
-          <w:lang w:val="fr-CH" w:bidi="fr-CH"/>
-        </w:rPr>
-      </w:pPr>
-      <w:r>
-        <w:rPr>
-          <w:highlight w:val="none"/>
-          <w:lang w:val="fr-CH" w:bidi="fr-CH"/>
-        </w:rPr>
-        <w:t xml:space="preserve">As a user, this license guarantees your fundamental rights while protecting the project's open-source and collaborative spirit :</w:t>
-      </w:r>
-      <w:r/>
-      <w:r>
-        <w:rPr>
-          <w:highlight w:val="none"/>
-          <w:lang w:val="fr-CH" w:bidi="fr-CH"/>
-        </w:rPr>
-      </w:r>
-      <w:r>
-        <w:rPr>
-          <w:highlight w:val="none"/>
-          <w:lang w:val="fr-CH" w:bidi="fr-CH"/>
-        </w:rPr>
-      </w:r>
-      <w:r>
-        <w:rPr>
-          <w:lang w:val="fr-CH"/>
-        </w:rPr>
-      </w:r>
-    </w:p>
-    <w:p>
-      <w:pPr>
-        <w:pStyle w:val="1241"/>
+        <w:pStyle w:val="1253"/>
         <w:numPr>
           <w:ilvl w:val="0"/>
           <w:numId w:val="126"/>
@@ -5790,7 +5826,6 @@
         <w:t xml:space="preserve">Freedom of Use: You have the right to run and use ScholarLog for any purpose, completely free of charge and without any restrictions.</w:t>
         <w:br/>
       </w:r>
-      <w:r/>
       <w:r>
         <w:rPr>
           <w:highlight w:val="none"/>
@@ -5798,16 +5833,10 @@
         </w:rPr>
       </w:r>
       <w:r/>
-      <w:r>
-        <w:rPr>
-          <w:highlight w:val="none"/>
-          <w:lang w:val="fr-CH" w:bidi="fr-CH"/>
-        </w:rPr>
-      </w:r>
     </w:p>
     <w:p>
       <w:pPr>
-        <w:pStyle w:val="1241"/>
+        <w:pStyle w:val="1253"/>
         <w:numPr>
           <w:ilvl w:val="0"/>
           <w:numId w:val="126"/>
@@ -5825,7 +5854,6 @@
         <w:t xml:space="preserve">Access and Modification of Code: You have full access to the application's source code. You have the right to study, analyze, and modify it to adapt it to your own needs as a student or developer.</w:t>
         <w:br/>
       </w:r>
-      <w:r/>
       <w:r>
         <w:rPr>
           <w:highlight w:val="none"/>
@@ -5833,16 +5861,10 @@
         </w:rPr>
       </w:r>
       <w:r/>
-      <w:r>
-        <w:rPr>
-          <w:highlight w:val="none"/>
-          <w:lang w:val="fr-CH" w:bidi="fr-CH"/>
-        </w:rPr>
-      </w:r>
     </w:p>
     <w:p>
       <w:pPr>
-        <w:pStyle w:val="1241"/>
+        <w:pStyle w:val="1253"/>
         <w:numPr>
           <w:ilvl w:val="0"/>
           <w:numId w:val="126"/>
@@ -5867,16 +5889,10 @@
         </w:rPr>
       </w:r>
       <w:r/>
-      <w:r>
-        <w:rPr>
-          <w:highlight w:val="none"/>
-          <w:lang w:val="fr-CH" w:bidi="fr-CH"/>
-        </w:rPr>
-      </w:r>
     </w:p>
     <w:p>
       <w:pPr>
-        <w:pStyle w:val="1241"/>
+        <w:pStyle w:val="1253"/>
         <w:numPr>
           <w:ilvl w:val="0"/>
           <w:numId w:val="126"/>
@@ -5894,7 +5910,6 @@
         <w:t xml:space="preserve">Reciprocity Obligation (Strict Copyleft): If you modify ScholarLog's code and choose to distribute your modified version, you are legally required to share it under the exact same license (GPLv3) and make your source code publicly available.</w:t>
         <w:br/>
       </w:r>
-      <w:r/>
       <w:r>
         <w:rPr>
           <w:highlight w:val="none"/>
@@ -5902,12 +5917,6 @@
         </w:rPr>
       </w:r>
       <w:r/>
-      <w:r>
-        <w:rPr>
-          <w:highlight w:val="none"/>
-          <w:lang w:val="fr-CH" w:bidi="fr-CH"/>
-        </w:rPr>
-      </w:r>
     </w:p>
     <w:p>
       <w:pPr>
@@ -5929,6 +5938,12 @@
       <w:r>
         <w:rPr>
           <w:lang w:val="fr-CH"/>
+        </w:rPr>
+      </w:r>
+      <w:r>
+        <w:rPr>
+          <w:highlight w:val="none"/>
+          <w:lang w:val="fr-CH" w:bidi="fr-CH"/>
         </w:rPr>
       </w:r>
     </w:p>
@@ -5961,11 +5976,17 @@
           <w:lang w:val="fr-CH" w:bidi="fr-CH"/>
         </w:rPr>
       </w:r>
-      <w:r/>
+      <w:r>
+        <w:rPr>
+          <w:lang w:val="fr-CH"/>
+        </w:rPr>
+      </w:r>
     </w:p>
     <w:sectPr>
-      <w:headerReference w:type="first" r:id="rId9"/>
-      <w:footerReference w:type="first" r:id="rId10"/>
+      <w:headerReference w:type="default" r:id="rId9"/>
+      <w:headerReference w:type="first" r:id="rId10"/>
+      <w:footerReference w:type="default" r:id="rId11"/>
+      <w:footerReference w:type="first" r:id="rId12"/>
       <w:footnotePr/>
       <w:endnotePr/>
       <w:type w:val="nextPage"/>
@@ -6049,7 +6070,243 @@
         <w:sdtContent>
           <w:p>
             <w:pPr>
-              <w:pStyle w:val="1231"/>
+              <w:pStyle w:val="1243"/>
+              <w:pBdr>
+                <w:bottom w:val="single" w:color="000000" w:sz="6" w:space="0"/>
+              </w:pBdr>
+              <w:spacing/>
+              <w:ind/>
+              <w:jc w:val="left"/>
+              <w:rPr/>
+            </w:pPr>
+            <w:r/>
+            <w:r/>
+            <w:r/>
+          </w:p>
+          <w:p>
+            <w:pPr>
+              <w:pStyle w:val="1243"/>
+              <w:pBdr/>
+              <w:spacing/>
+              <w:ind/>
+              <w:rPr/>
+            </w:pPr>
+            <w:r>
+              <w:rPr>
+                <w:lang w:val="fr-CH"/>
+              </w:rPr>
+              <w:t xml:space="preserve">LHO – M5 – User Guide</w:t>
+            </w:r>
+            <w:r>
+              <w:t xml:space="preserve">.docx</w:t>
+            </w:r>
+            <w:r>
+              <w:tab/>
+            </w:r>
+            <w:r>
+              <w:rPr>
+                <w:sz w:val="22"/>
+                <w:szCs w:val="22"/>
+              </w:rPr>
+              <w:t xml:space="preserve">Page </w:t>
+            </w:r>
+            <w:r>
+              <w:rPr>
+                <w:sz w:val="22"/>
+                <w:szCs w:val="22"/>
+              </w:rPr>
+              <w:fldChar w:fldCharType="begin"/>
+            </w:r>
+            <w:r>
+              <w:rPr>
+                <w:sz w:val="22"/>
+                <w:szCs w:val="22"/>
+              </w:rPr>
+              <w:instrText xml:space="preserve">PAGE</w:instrText>
+            </w:r>
+            <w:r>
+              <w:rPr>
+                <w:sz w:val="22"/>
+                <w:szCs w:val="22"/>
+              </w:rPr>
+              <w:fldChar w:fldCharType="separate"/>
+            </w:r>
+            <w:r>
+              <w:rPr>
+                <w:sz w:val="22"/>
+                <w:szCs w:val="22"/>
+              </w:rPr>
+              <w:t xml:space="preserve">2</w:t>
+            </w:r>
+            <w:r>
+              <w:rPr>
+                <w:sz w:val="22"/>
+                <w:szCs w:val="22"/>
+              </w:rPr>
+              <w:fldChar w:fldCharType="end"/>
+            </w:r>
+            <w:r>
+              <w:rPr>
+                <w:sz w:val="22"/>
+                <w:szCs w:val="22"/>
+              </w:rPr>
+              <w:t xml:space="preserve"> sur</w:t>
+            </w:r>
+            <w:r>
+              <w:rPr>
+                <w:sz w:val="22"/>
+                <w:szCs w:val="22"/>
+                <w:lang w:val="fr-CH"/>
+              </w:rPr>
+              <w:t xml:space="preserve"> </w:t>
+            </w:r>
+            <w:fldSimple w:instr="NUMPAGES \* MERGEFORMAT">
+              <w:r>
+                <w:rPr>
+                  <w:b w:val="0"/>
+                  <w:bCs w:val="0"/>
+                  <w:sz w:val="22"/>
+                  <w:szCs w:val="22"/>
+                </w:rPr>
+                <w:t xml:space="preserve">1</w:t>
+              </w:r>
+            </w:fldSimple>
+            <w:r>
+              <w:rPr>
+                <w:b w:val="0"/>
+                <w:bCs w:val="0"/>
+                <w:sz w:val="22"/>
+                <w:szCs w:val="22"/>
+              </w:rPr>
+            </w:r>
+            <w:r>
+              <w:rPr>
+                <w:b/>
+                <w:bCs/>
+                <w:sz w:val="24"/>
+                <w:szCs w:val="24"/>
+              </w:rPr>
+              <w:tab/>
+            </w:r>
+            <w:r>
+              <w:rPr>
+                <w:sz w:val="24"/>
+                <w:szCs w:val="24"/>
+              </w:rPr>
+              <w:t xml:space="preserve">LHO</w:t>
+            </w:r>
+            <w:r>
+              <w:rPr>
+                <w:sz w:val="24"/>
+                <w:szCs w:val="24"/>
+              </w:rPr>
+              <w:fldChar w:fldCharType="begin"/>
+            </w:r>
+            <w:r>
+              <w:rPr>
+                <w:sz w:val="24"/>
+                <w:szCs w:val="24"/>
+              </w:rPr>
+              <w:instrText xml:space="preserve">TIME</w:instrText>
+            </w:r>
+            <w:r>
+              <w:rPr>
+                <w:sz w:val="24"/>
+                <w:szCs w:val="24"/>
+              </w:rPr>
+              <w:fldChar w:fldCharType="separate"/>
+            </w:r>
+            <w:r>
+              <w:rPr>
+                <w:sz w:val="24"/>
+                <w:szCs w:val="24"/>
+              </w:rPr>
+              <w:fldChar w:fldCharType="end"/>
+            </w:r>
+            <w:r>
+              <w:rPr>
+                <w:sz w:val="24"/>
+                <w:szCs w:val="24"/>
+              </w:rPr>
+              <w:t xml:space="preserve">/</w:t>
+            </w:r>
+            <w:r>
+              <w:rPr>
+                <w:sz w:val="24"/>
+                <w:szCs w:val="24"/>
+                <w:lang w:val="fr-CH"/>
+              </w:rPr>
+              <w:fldChar w:fldCharType="begin"/>
+            </w:r>
+            <w:r>
+              <w:rPr>
+                <w:sz w:val="24"/>
+                <w:szCs w:val="24"/>
+                <w:lang w:val="fr-CH"/>
+              </w:rPr>
+              <w:instrText xml:space="preserve">TIME \@ "dd.MM.yy"</w:instrText>
+            </w:r>
+            <w:r>
+              <w:rPr>
+                <w:sz w:val="24"/>
+                <w:szCs w:val="24"/>
+                <w:lang w:val="fr-CH"/>
+              </w:rPr>
+              <w:fldChar w:fldCharType="separate"/>
+            </w:r>
+            <w:r>
+              <w:rPr>
+                <w:sz w:val="24"/>
+                <w:szCs w:val="24"/>
+                <w:lang w:val="fr-CH"/>
+              </w:rPr>
+              <w:t xml:space="preserve">20.05.26</w:t>
+            </w:r>
+            <w:r>
+              <w:rPr>
+                <w:sz w:val="24"/>
+                <w:szCs w:val="24"/>
+                <w:lang w:val="fr-CH"/>
+              </w:rPr>
+              <w:fldChar w:fldCharType="end"/>
+            </w:r>
+            <w:r/>
+            <w:r/>
+          </w:p>
+        </w:sdtContent>
+      </w:sdt>
+    </w:sdtContent>
+  </w:sdt>
+</w:ftr>
+</file>
+
+<file path=word/footer2.xml><?xml version="1.0" encoding="utf-8"?>
+<w:ftr xmlns:wpc="http://schemas.microsoft.com/office/word/2010/wordprocessingCanvas" xmlns:mc="http://schemas.openxmlformats.org/markup-compatibility/2006" xmlns:o="urn:schemas-microsoft-com:office:office" xmlns:r="http://schemas.openxmlformats.org/officeDocument/2006/relationships" xmlns:m="http://schemas.openxmlformats.org/officeDocument/2006/math" xmlns:v="urn:schemas-microsoft-com:vml" xmlns:wp14="http://schemas.microsoft.com/office/word/2010/wordprocessingDrawing" xmlns:wp="http://schemas.openxmlformats.org/drawingml/2006/wordprocessingDrawing" xmlns:w10="urn:schemas-microsoft-com:office:word" xmlns:w="http://schemas.openxmlformats.org/wordprocessingml/2006/main" xmlns:w14="http://schemas.microsoft.com/office/word/2010/wordml" xmlns:w15="http://schemas.microsoft.com/office/word/2012/wordml" xmlns:wpg="http://schemas.microsoft.com/office/word/2010/wordprocessingGroup" xmlns:wpi="http://schemas.microsoft.com/office/word/2010/wordprocessingInk" xmlns:wne="http://schemas.microsoft.com/office/word/2006/wordml" xmlns:a="http://schemas.openxmlformats.org/drawingml/2006/main" xmlns:wps="http://schemas.microsoft.com/office/word/2010/wordprocessingShape" mc:Ignorable="w14 w15 wp14">
+  <w:sdt>
+    <w:sdtPr>
+      <w15:appearance w15:val="boundingBox"/>
+      <w:id w:val="50509966"/>
+      <w:docPartObj>
+        <w:docPartGallery w:val="Page Numbers (Bottom of Page)"/>
+        <w:docPartUnique w:val="true"/>
+      </w:docPartObj>
+      <w:rPr/>
+    </w:sdtPr>
+    <w:sdtContent>
+      <w:sdt>
+        <w:sdtPr>
+          <w15:appearance w15:val="boundingBox"/>
+          <w:id w:val="1728636285"/>
+          <w:docPartObj>
+            <w:docPartGallery w:val="Page Numbers (Top of Page)"/>
+            <w:docPartUnique w:val="true"/>
+          </w:docPartObj>
+          <w:rPr/>
+        </w:sdtPr>
+        <w:sdtContent>
+          <w:p>
+            <w:pPr>
+              <w:pStyle w:val="1243"/>
               <w:pBdr>
                 <w:bottom w:val="single" w:color="000000" w:sz="6" w:space="0"/>
               </w:pBdr>
@@ -6063,7 +6320,7 @@
           </w:p>
           <w:p>
             <w:pPr>
-              <w:pStyle w:val="1231"/>
+              <w:pStyle w:val="1243"/>
               <w:pBdr/>
               <w:spacing/>
               <w:ind/>
@@ -6268,7 +6525,7 @@
                 <w:szCs w:val="22"/>
                 <w:lang w:val="fr-CH"/>
               </w:rPr>
-              <w:t xml:space="preserve">19.05.26</w:t>
+              <w:t xml:space="preserve">20.05.26</w:t>
             </w:r>
             <w:r>
               <w:rPr>
@@ -6304,7 +6561,7 @@
   </w:sdt>
   <w:p>
     <w:pPr>
-      <w:pStyle w:val="1231"/>
+      <w:pStyle w:val="1243"/>
       <w:pBdr/>
       <w:spacing/>
       <w:ind/>
@@ -6365,7 +6622,174 @@
 <w:hdr xmlns:wpc="http://schemas.microsoft.com/office/word/2010/wordprocessingCanvas" xmlns:mc="http://schemas.openxmlformats.org/markup-compatibility/2006" xmlns:o="urn:schemas-microsoft-com:office:office" xmlns:r="http://schemas.openxmlformats.org/officeDocument/2006/relationships" xmlns:m="http://schemas.openxmlformats.org/officeDocument/2006/math" xmlns:v="urn:schemas-microsoft-com:vml" xmlns:wp14="http://schemas.microsoft.com/office/word/2010/wordprocessingDrawing" xmlns:wp="http://schemas.openxmlformats.org/drawingml/2006/wordprocessingDrawing" xmlns:w10="urn:schemas-microsoft-com:office:word" xmlns:w="http://schemas.openxmlformats.org/wordprocessingml/2006/main" xmlns:w14="http://schemas.microsoft.com/office/word/2010/wordml" xmlns:w15="http://schemas.microsoft.com/office/word/2012/wordml" xmlns:wpg="http://schemas.microsoft.com/office/word/2010/wordprocessingGroup" xmlns:wpi="http://schemas.microsoft.com/office/word/2010/wordprocessingInk" xmlns:wne="http://schemas.microsoft.com/office/word/2006/wordml" xmlns:a="http://schemas.openxmlformats.org/drawingml/2006/main" xmlns:wps="http://schemas.microsoft.com/office/word/2010/wordprocessingShape" mc:Ignorable="w14 w15 wp14">
   <w:p>
     <w:pPr>
-      <w:pStyle w:val="1229"/>
+      <w:pStyle w:val="1243"/>
+      <w:pBdr>
+        <w:bottom w:val="single" w:color="000000" w:sz="6" w:space="0"/>
+      </w:pBdr>
+      <w:spacing/>
+      <w:ind/>
+      <w:jc w:val="left"/>
+      <w:rPr/>
+    </w:pPr>
+    <w:r>
+      <w:rPr>
+        <w:sz w:val="32"/>
+        <w:szCs w:val="32"/>
+        <w:lang w:val="fr-CH"/>
+      </w:rPr>
+      <w:tab/>
+    </w:r>
+    <w:r>
+      <w:rPr>
+        <w:sz w:val="32"/>
+        <w:szCs w:val="32"/>
+      </w:rPr>
+      <mc:AlternateContent>
+        <mc:Choice Requires="wpg">
+          <w:drawing>
+            <wp:anchor xmlns:wp="http://schemas.openxmlformats.org/drawingml/2006/wordprocessingDrawing" xmlns:wp14="http://schemas.microsoft.com/office/word/2010/wordprocessingDrawing" distT="0" distB="0" distL="114300" distR="114300" simplePos="0" relativeHeight="251658240" behindDoc="0" locked="0" layoutInCell="1" allowOverlap="1">
+              <wp:simplePos x="0" y="0"/>
+              <wp:positionH relativeFrom="column">
+                <wp:posOffset>-11804</wp:posOffset>
+              </wp:positionH>
+              <wp:positionV relativeFrom="paragraph">
+                <wp:posOffset>-98628</wp:posOffset>
+              </wp:positionV>
+              <wp:extent cx="1482187" cy="265167"/>
+              <wp:effectExtent l="0" t="0" r="0" b="0"/>
+              <wp:wrapNone/>
+              <wp:docPr id="1" name="Graphique 1"/>
+              <wp:cNvGraphicFramePr>
+                <a:graphicFrameLocks xmlns:a="http://schemas.openxmlformats.org/drawingml/2006/main" noChangeAspect="1"/>
+              </wp:cNvGraphicFramePr>
+              <a:graphic xmlns:a="http://schemas.openxmlformats.org/drawingml/2006/main">
+                <a:graphicData uri="http://schemas.openxmlformats.org/drawingml/2006/picture">
+                  <pic:pic xmlns:pic="http://schemas.openxmlformats.org/drawingml/2006/picture">
+                    <pic:nvPicPr>
+                      <pic:cNvPr id="422567638" name=""/>
+                      <pic:cNvPicPr>
+                        <a:picLocks noChangeAspect="1"/>
+                      </pic:cNvPicPr>
+                      <pic:nvPr/>
+                    </pic:nvPicPr>
+                    <pic:blipFill rotWithShape="1">
+                      <a:blip r:embed="rId1">
+                        <a:extLst>
+                          <a:ext uri="{96DAC541-7B7A-43D3-8B79-37D633B846F1}">
+                            <asvg:svgBlip xmlns:asvg="http://schemas.microsoft.com/office/drawing/2016/SVG/main" r:embed="rId2"/>
+                          </a:ext>
+                        </a:extLst>
+                      </a:blip>
+                      <a:stretch/>
+                    </pic:blipFill>
+                    <pic:spPr bwMode="auto">
+                      <a:xfrm rot="0" flipH="0" flipV="0">
+                        <a:off x="0" y="0"/>
+                        <a:ext cx="1482186" cy="265167"/>
+                      </a:xfrm>
+                      <a:prstGeom prst="rect">
+                        <a:avLst/>
+                      </a:prstGeom>
+                    </pic:spPr>
+                  </pic:pic>
+                </a:graphicData>
+              </a:graphic>
+            </wp:anchor>
+          </w:drawing>
+        </mc:Choice>
+        <mc:Fallback>
+          <w:pict>
+            <v:shapetype id="_x0000_t75" coordsize="21600,21600" o:spt="75" o:preferrelative="t" path="m@4@5l@4@11@9@11@9@5xe" filled="f" stroked="f">
+              <v:stroke joinstyle="miter"/>
+              <v:formulas>
+                <v:f eqn="if lineDrawn pixelLineWidth 0"/>
+                <v:f eqn="sum @0 1 0"/>
+                <v:f eqn="sum 0 0 @1"/>
+                <v:f eqn="prod @2 1 2"/>
+                <v:f eqn="prod @3 21600 pixelWidth"/>
+                <v:f eqn="prod @3 21600 pixelHeight"/>
+                <v:f eqn="sum @0 0 1"/>
+                <v:f eqn="prod @6 1 2"/>
+                <v:f eqn="prod @7 21600 pixelWidth"/>
+                <v:f eqn="sum @8 21600 0"/>
+                <v:f eqn="prod @7 21600 pixelHeight"/>
+                <v:f eqn="sum @10 21600 0"/>
+              </v:formulas>
+              <v:path o:extrusionok="f" gradientshapeok="t" o:connecttype="rect"/>
+              <o:lock v:ext="edit" aspectratio="t"/>
+            </v:shapetype>
+            <v:shape id="_x0000_i0" o:spid="_x0000_s0" type="#_x0000_t75" style="position:absolute;z-index:251658240;o:allowoverlap:true;o:allowincell:true;mso-position-horizontal-relative:text;margin-left:-0.93pt;mso-position-horizontal:absolute;mso-position-vertical-relative:text;margin-top:-7.77pt;mso-position-vertical:absolute;width:116.71pt;height:20.88pt;mso-wrap-distance-left:9.00pt;mso-wrap-distance-top:0.00pt;mso-wrap-distance-right:9.00pt;mso-wrap-distance-bottom:0.00pt;rotation:0;z-index:1;" stroked="false">
+              <v:imagedata r:id="rId1" o:title=""/>
+              <o:lock v:ext="edit" rotation="t"/>
+            </v:shape>
+          </w:pict>
+        </mc:Fallback>
+      </mc:AlternateContent>
+    </w:r>
+    <w:r>
+      <w:rPr>
+        <w:lang w:val="fr-CH"/>
+      </w:rPr>
+      <w:t xml:space="preserve">User Guide - </w:t>
+    </w:r>
+    <w:r>
+      <w:t xml:space="preserve">M5</w:t>
+      <w:tab/>
+      <w:t xml:space="preserve">TINF2</w:t>
+    </w:r>
+    <w:r/>
+    <w:r/>
+  </w:p>
+  <w:p>
+    <w:pPr>
+      <w:pBdr/>
+      <w:spacing/>
+      <w:ind w:firstLine="0" w:left="3540"/>
+      <w:rPr>
+        <w:highlight w:val="none"/>
+      </w:rPr>
+    </w:pPr>
+    <w:r>
+      <w:rPr>
+        <w:sz w:val="22"/>
+        <w:szCs w:val="22"/>
+        <w:lang w:val="fr-CH"/>
+      </w:rPr>
+    </w:r>
+    <w:r/>
+    <w:r>
+      <w:rPr>
+        <w:sz w:val="22"/>
+        <w:szCs w:val="22"/>
+      </w:rPr>
+    </w:r>
+    <w:r/>
+    <w:r>
+      <w:rPr>
+        <w:highlight w:val="none"/>
+      </w:rPr>
+    </w:r>
+    <w:r/>
+  </w:p>
+  <w:p>
+    <w:pPr>
+      <w:pStyle w:val="1241"/>
+      <w:pBdr/>
+      <w:spacing/>
+      <w:ind/>
+      <w:rPr/>
+    </w:pPr>
+    <w:r/>
+    <w:r/>
+  </w:p>
+</w:hdr>
+</file>
+
+<file path=word/header2.xml><?xml version="1.0" encoding="utf-8"?>
+<w:hdr xmlns:wpc="http://schemas.microsoft.com/office/word/2010/wordprocessingCanvas" xmlns:mc="http://schemas.openxmlformats.org/markup-compatibility/2006" xmlns:o="urn:schemas-microsoft-com:office:office" xmlns:r="http://schemas.openxmlformats.org/officeDocument/2006/relationships" xmlns:m="http://schemas.openxmlformats.org/officeDocument/2006/math" xmlns:v="urn:schemas-microsoft-com:vml" xmlns:wp14="http://schemas.microsoft.com/office/word/2010/wordprocessingDrawing" xmlns:wp="http://schemas.openxmlformats.org/drawingml/2006/wordprocessingDrawing" xmlns:w10="urn:schemas-microsoft-com:office:word" xmlns:w="http://schemas.openxmlformats.org/wordprocessingml/2006/main" xmlns:w14="http://schemas.microsoft.com/office/word/2010/wordml" xmlns:w15="http://schemas.microsoft.com/office/word/2012/wordml" xmlns:wpg="http://schemas.microsoft.com/office/word/2010/wordprocessingGroup" xmlns:wpi="http://schemas.microsoft.com/office/word/2010/wordprocessingInk" xmlns:wne="http://schemas.microsoft.com/office/word/2006/wordml" xmlns:a="http://schemas.openxmlformats.org/drawingml/2006/main" xmlns:wps="http://schemas.microsoft.com/office/word/2010/wordprocessingShape" mc:Ignorable="w14 w15 wp14">
+  <w:p>
+    <w:pPr>
+      <w:pStyle w:val="1241"/>
       <w:pBdr>
         <w:bottom w:val="single" w:color="000000" w:sz="6" w:space="0"/>
       </w:pBdr>
@@ -6395,7 +6819,7 @@
               <wp:extent cx="1482187" cy="265167"/>
               <wp:effectExtent l="0" t="0" r="3810" b="1905"/>
               <wp:wrapNone/>
-              <wp:docPr id="1" name="Graphique 1"/>
+              <wp:docPr id="2" name="Graphique 1"/>
               <wp:cNvGraphicFramePr>
                 <a:graphicFrameLocks xmlns:a="http://schemas.openxmlformats.org/drawingml/2006/main" noChangeAspect="1"/>
               </wp:cNvGraphicFramePr>
@@ -6455,7 +6879,7 @@
               <v:path o:extrusionok="f" gradientshapeok="t" o:connecttype="rect"/>
               <o:lock v:ext="edit" aspectratio="t"/>
             </v:shapetype>
-            <v:shape id="_x0000_i0" o:spid="_x0000_s0" type="#_x0000_t75" style="position:absolute;z-index:251658240;o:allowoverlap:true;o:allowincell:true;mso-position-horizontal-relative:text;margin-left:-0.93pt;mso-position-horizontal:absolute;mso-position-vertical-relative:text;margin-top:-7.77pt;mso-position-vertical:absolute;width:116.71pt;height:20.88pt;mso-wrap-distance-left:9.00pt;mso-wrap-distance-top:0.00pt;mso-wrap-distance-right:9.00pt;mso-wrap-distance-bottom:0.00pt;z-index:1;" stroked="false">
+            <v:shape id="_x0000_i1" o:spid="_x0000_s1" type="#_x0000_t75" style="position:absolute;z-index:251658240;o:allowoverlap:true;o:allowincell:true;mso-position-horizontal-relative:text;margin-left:-0.93pt;mso-position-horizontal:absolute;mso-position-vertical-relative:text;margin-top:-7.77pt;mso-position-vertical:absolute;width:116.71pt;height:20.88pt;mso-wrap-distance-left:9.00pt;mso-wrap-distance-top:0.00pt;mso-wrap-distance-right:9.00pt;mso-wrap-distance-bottom:0.00pt;z-index:1;" stroked="false">
               <v:imagedata r:id="rId1" o:title=""/>
               <o:lock v:ext="edit" rotation="t"/>
             </v:shape>
@@ -6488,7 +6912,7 @@
   </w:p>
   <w:p>
     <w:pPr>
-      <w:pStyle w:val="1229"/>
+      <w:pStyle w:val="1241"/>
       <w:pBdr/>
       <w:spacing/>
       <w:ind/>
@@ -23981,7 +24405,7 @@
     <w:lsdException w:name="Bibliography" w:uiPriority="37"/>
     <w:lsdException w:name="TOC Heading" w:uiPriority="39" w:qFormat="1"/>
   </w:latentStyles>
-  <w:style w:type="paragraph" w:styleId="1039" w:default="1">
+  <w:style w:type="paragraph" w:styleId="1051" w:default="1">
     <w:name w:val="Normal"/>
     <w:qFormat/>
     <w:pPr>
@@ -23993,11 +24417,11 @@
       <w:lang w:val="fr-FR"/>
     </w:rPr>
   </w:style>
-  <w:style w:type="paragraph" w:styleId="1040">
+  <w:style w:type="paragraph" w:styleId="1052">
     <w:name w:val="Heading 1"/>
-    <w:basedOn w:val="1039"/>
-    <w:next w:val="1039"/>
-    <w:link w:val="1233"/>
+    <w:basedOn w:val="1051"/>
+    <w:next w:val="1051"/>
+    <w:link w:val="1245"/>
     <w:uiPriority w:val="9"/>
     <w:qFormat/>
     <w:pPr>
@@ -24015,11 +24439,11 @@
       <w:szCs w:val="32"/>
     </w:rPr>
   </w:style>
-  <w:style w:type="paragraph" w:styleId="1041">
+  <w:style w:type="paragraph" w:styleId="1053">
     <w:name w:val="Heading 2"/>
-    <w:basedOn w:val="1039"/>
-    <w:next w:val="1039"/>
-    <w:link w:val="1239"/>
+    <w:basedOn w:val="1051"/>
+    <w:next w:val="1051"/>
+    <w:link w:val="1251"/>
     <w:uiPriority w:val="9"/>
     <w:unhideWhenUsed/>
     <w:qFormat/>
@@ -24038,11 +24462,11 @@
       <w:szCs w:val="26"/>
     </w:rPr>
   </w:style>
-  <w:style w:type="paragraph" w:styleId="1042">
+  <w:style w:type="paragraph" w:styleId="1054">
     <w:name w:val="Heading 3"/>
-    <w:basedOn w:val="1039"/>
-    <w:next w:val="1039"/>
-    <w:link w:val="1251"/>
+    <w:basedOn w:val="1051"/>
+    <w:next w:val="1051"/>
+    <w:link w:val="1263"/>
     <w:uiPriority w:val="9"/>
     <w:unhideWhenUsed/>
     <w:qFormat/>
@@ -24061,11 +24485,11 @@
       <w:szCs w:val="24"/>
     </w:rPr>
   </w:style>
-  <w:style w:type="paragraph" w:styleId="1043">
+  <w:style w:type="paragraph" w:styleId="1055">
     <w:name w:val="Heading 4"/>
-    <w:basedOn w:val="1039"/>
-    <w:next w:val="1039"/>
-    <w:link w:val="1192"/>
+    <w:basedOn w:val="1051"/>
+    <w:next w:val="1051"/>
+    <w:link w:val="1204"/>
     <w:uiPriority w:val="9"/>
     <w:unhideWhenUsed/>
     <w:qFormat/>
@@ -24084,11 +24508,11 @@
       <w:color w:val="2f5496" w:themeColor="accent1" w:themeShade="BF"/>
     </w:rPr>
   </w:style>
-  <w:style w:type="paragraph" w:styleId="1044">
+  <w:style w:type="paragraph" w:styleId="1056">
     <w:name w:val="Heading 5"/>
-    <w:basedOn w:val="1039"/>
-    <w:next w:val="1039"/>
-    <w:link w:val="1193"/>
+    <w:basedOn w:val="1051"/>
+    <w:next w:val="1051"/>
+    <w:link w:val="1205"/>
     <w:uiPriority w:val="9"/>
     <w:unhideWhenUsed/>
     <w:qFormat/>
@@ -24105,11 +24529,11 @@
       <w:color w:val="2f5496" w:themeColor="accent1" w:themeShade="BF"/>
     </w:rPr>
   </w:style>
-  <w:style w:type="paragraph" w:styleId="1045">
+  <w:style w:type="paragraph" w:styleId="1057">
     <w:name w:val="Heading 6"/>
-    <w:basedOn w:val="1039"/>
-    <w:next w:val="1039"/>
-    <w:link w:val="1194"/>
+    <w:basedOn w:val="1051"/>
+    <w:next w:val="1051"/>
+    <w:link w:val="1206"/>
     <w:uiPriority w:val="9"/>
     <w:unhideWhenUsed/>
     <w:qFormat/>
@@ -24128,11 +24552,11 @@
       <w:color w:val="595959" w:themeColor="text1" w:themeTint="A6"/>
     </w:rPr>
   </w:style>
-  <w:style w:type="paragraph" w:styleId="1046">
+  <w:style w:type="paragraph" w:styleId="1058">
     <w:name w:val="Heading 7"/>
-    <w:basedOn w:val="1039"/>
-    <w:next w:val="1039"/>
-    <w:link w:val="1195"/>
+    <w:basedOn w:val="1051"/>
+    <w:next w:val="1051"/>
+    <w:link w:val="1207"/>
     <w:uiPriority w:val="9"/>
     <w:unhideWhenUsed/>
     <w:qFormat/>
@@ -24149,11 +24573,11 @@
       <w:color w:val="595959" w:themeColor="text1" w:themeTint="A6"/>
     </w:rPr>
   </w:style>
-  <w:style w:type="paragraph" w:styleId="1047">
+  <w:style w:type="paragraph" w:styleId="1059">
     <w:name w:val="Heading 8"/>
-    <w:basedOn w:val="1039"/>
-    <w:next w:val="1039"/>
-    <w:link w:val="1196"/>
+    <w:basedOn w:val="1051"/>
+    <w:next w:val="1051"/>
+    <w:link w:val="1208"/>
     <w:uiPriority w:val="9"/>
     <w:unhideWhenUsed/>
     <w:qFormat/>
@@ -24172,11 +24596,11 @@
       <w:color w:val="272727" w:themeColor="text1" w:themeTint="D8"/>
     </w:rPr>
   </w:style>
-  <w:style w:type="paragraph" w:styleId="1048">
+  <w:style w:type="paragraph" w:styleId="1060">
     <w:name w:val="Heading 9"/>
-    <w:basedOn w:val="1039"/>
-    <w:next w:val="1039"/>
-    <w:link w:val="1197"/>
+    <w:basedOn w:val="1051"/>
+    <w:next w:val="1051"/>
+    <w:link w:val="1209"/>
     <w:uiPriority w:val="9"/>
     <w:unhideWhenUsed/>
     <w:qFormat/>
@@ -24195,7 +24619,7 @@
       <w:color w:val="272727" w:themeColor="text1" w:themeTint="D8"/>
     </w:rPr>
   </w:style>
-  <w:style w:type="character" w:styleId="1049" w:default="1">
+  <w:style w:type="character" w:styleId="1061" w:default="1">
     <w:name w:val="Default Paragraph Font"/>
     <w:uiPriority w:val="1"/>
     <w:semiHidden/>
@@ -24206,7 +24630,7 @@
       <w:ind/>
     </w:pPr>
   </w:style>
-  <w:style w:type="table" w:styleId="1050" w:default="1">
+  <w:style w:type="table" w:styleId="1062" w:default="1">
     <w:name w:val="Normal Table"/>
     <w:uiPriority w:val="99"/>
     <w:semiHidden/>
@@ -24399,7 +24823,7 @@
       </w:tcPr>
     </w:tblStylePr>
   </w:style>
-  <w:style w:type="numbering" w:styleId="1051" w:default="1">
+  <w:style w:type="numbering" w:styleId="1063" w:default="1">
     <w:name w:val="No List"/>
     <w:uiPriority w:val="99"/>
     <w:semiHidden/>
@@ -24410,9 +24834,9 @@
       <w:ind/>
     </w:pPr>
   </w:style>
-  <w:style w:type="character" w:styleId="1052">
+  <w:style w:type="character" w:styleId="1064">
     <w:name w:val="Placeholder Text"/>
-    <w:basedOn w:val="1049"/>
+    <w:basedOn w:val="1061"/>
     <w:uiPriority w:val="99"/>
     <w:semiHidden/>
     <w:pPr>
@@ -24424,9 +24848,9 @@
       <w:color w:val="666666"/>
     </w:rPr>
   </w:style>
-  <w:style w:type="character" w:styleId="1053" w:customStyle="1">
+  <w:style w:type="character" w:styleId="1065" w:customStyle="1">
     <w:name w:val="Heading 4 Char"/>
-    <w:basedOn w:val="1049"/>
+    <w:basedOn w:val="1061"/>
     <w:uiPriority w:val="9"/>
     <w:pPr>
       <w:pBdr/>
@@ -24440,9 +24864,9 @@
       <w:color w:val="2f5496" w:themeColor="accent1" w:themeShade="BF"/>
     </w:rPr>
   </w:style>
-  <w:style w:type="character" w:styleId="1054" w:customStyle="1">
+  <w:style w:type="character" w:styleId="1066" w:customStyle="1">
     <w:name w:val="Heading 5 Char"/>
-    <w:basedOn w:val="1049"/>
+    <w:basedOn w:val="1061"/>
     <w:uiPriority w:val="9"/>
     <w:pPr>
       <w:pBdr/>
@@ -24454,9 +24878,9 @@
       <w:color w:val="2f5496" w:themeColor="accent1" w:themeShade="BF"/>
     </w:rPr>
   </w:style>
-  <w:style w:type="character" w:styleId="1055" w:customStyle="1">
+  <w:style w:type="character" w:styleId="1067" w:customStyle="1">
     <w:name w:val="Heading 6 Char"/>
-    <w:basedOn w:val="1049"/>
+    <w:basedOn w:val="1061"/>
     <w:uiPriority w:val="9"/>
     <w:pPr>
       <w:pBdr/>
@@ -24470,9 +24894,9 @@
       <w:color w:val="595959" w:themeColor="text1" w:themeTint="A6"/>
     </w:rPr>
   </w:style>
-  <w:style w:type="character" w:styleId="1056" w:customStyle="1">
+  <w:style w:type="character" w:styleId="1068" w:customStyle="1">
     <w:name w:val="Heading 7 Char"/>
-    <w:basedOn w:val="1049"/>
+    <w:basedOn w:val="1061"/>
     <w:uiPriority w:val="9"/>
     <w:pPr>
       <w:pBdr/>
@@ -24484,9 +24908,9 @@
       <w:color w:val="595959" w:themeColor="text1" w:themeTint="A6"/>
     </w:rPr>
   </w:style>
-  <w:style w:type="character" w:styleId="1057" w:customStyle="1">
+  <w:style w:type="character" w:styleId="1069" w:customStyle="1">
     <w:name w:val="Heading 8 Char"/>
-    <w:basedOn w:val="1049"/>
+    <w:basedOn w:val="1061"/>
     <w:uiPriority w:val="9"/>
     <w:pPr>
       <w:pBdr/>
@@ -24500,9 +24924,9 @@
       <w:color w:val="272727" w:themeColor="text1" w:themeTint="D8"/>
     </w:rPr>
   </w:style>
-  <w:style w:type="character" w:styleId="1058" w:customStyle="1">
+  <w:style w:type="character" w:styleId="1070" w:customStyle="1">
     <w:name w:val="Heading 9 Char"/>
-    <w:basedOn w:val="1049"/>
+    <w:basedOn w:val="1061"/>
     <w:uiPriority w:val="9"/>
     <w:pPr>
       <w:pBdr/>
@@ -24516,9 +24940,9 @@
       <w:color w:val="272727" w:themeColor="text1" w:themeTint="D8"/>
     </w:rPr>
   </w:style>
-  <w:style w:type="character" w:styleId="1059" w:customStyle="1">
+  <w:style w:type="character" w:styleId="1071" w:customStyle="1">
     <w:name w:val="Title Char"/>
-    <w:basedOn w:val="1049"/>
+    <w:basedOn w:val="1061"/>
     <w:uiPriority w:val="10"/>
     <w:pPr>
       <w:pBdr/>
@@ -24532,9 +24956,9 @@
       <w:szCs w:val="56"/>
     </w:rPr>
   </w:style>
-  <w:style w:type="character" w:styleId="1060" w:customStyle="1">
+  <w:style w:type="character" w:styleId="1072" w:customStyle="1">
     <w:name w:val="Subtitle Char"/>
-    <w:basedOn w:val="1049"/>
+    <w:basedOn w:val="1061"/>
     <w:uiPriority w:val="11"/>
     <w:pPr>
       <w:pBdr/>
@@ -24548,9 +24972,9 @@
       <w:szCs w:val="28"/>
     </w:rPr>
   </w:style>
-  <w:style w:type="character" w:styleId="1061" w:customStyle="1">
+  <w:style w:type="character" w:styleId="1073" w:customStyle="1">
     <w:name w:val="Quote Char"/>
-    <w:basedOn w:val="1049"/>
+    <w:basedOn w:val="1061"/>
     <w:uiPriority w:val="29"/>
     <w:pPr>
       <w:pBdr/>
@@ -24563,9 +24987,9 @@
       <w:color w:val="404040" w:themeColor="text1" w:themeTint="BF"/>
     </w:rPr>
   </w:style>
-  <w:style w:type="character" w:styleId="1062" w:customStyle="1">
+  <w:style w:type="character" w:styleId="1074" w:customStyle="1">
     <w:name w:val="Intense Quote Char"/>
-    <w:basedOn w:val="1049"/>
+    <w:basedOn w:val="1061"/>
     <w:uiPriority w:val="30"/>
     <w:pPr>
       <w:pBdr/>
@@ -24578,9 +25002,9 @@
       <w:color w:val="2f5496" w:themeColor="accent1" w:themeShade="BF"/>
     </w:rPr>
   </w:style>
-  <w:style w:type="character" w:styleId="1063" w:customStyle="1">
+  <w:style w:type="character" w:styleId="1075" w:customStyle="1">
     <w:name w:val="Footnote Text Char"/>
-    <w:basedOn w:val="1049"/>
+    <w:basedOn w:val="1061"/>
     <w:uiPriority w:val="99"/>
     <w:semiHidden/>
     <w:pPr>
@@ -24593,9 +25017,9 @@
       <w:szCs w:val="20"/>
     </w:rPr>
   </w:style>
-  <w:style w:type="character" w:styleId="1064" w:customStyle="1">
+  <w:style w:type="character" w:styleId="1076" w:customStyle="1">
     <w:name w:val="Endnote Text Char"/>
-    <w:basedOn w:val="1049"/>
+    <w:basedOn w:val="1061"/>
     <w:uiPriority w:val="99"/>
     <w:semiHidden/>
     <w:pPr>
@@ -24608,9 +25032,9 @@
       <w:szCs w:val="20"/>
     </w:rPr>
   </w:style>
-  <w:style w:type="table" w:styleId="1065" w:customStyle="1">
+  <w:style w:type="table" w:styleId="1077" w:customStyle="1">
     <w:name w:val="Table Grid Light"/>
-    <w:basedOn w:val="1050"/>
+    <w:basedOn w:val="1062"/>
     <w:uiPriority w:val="59"/>
     <w:pPr>
       <w:pBdr/>
@@ -24800,9 +25224,9 @@
       </w:tcPr>
     </w:tblStylePr>
   </w:style>
-  <w:style w:type="table" w:styleId="1066">
+  <w:style w:type="table" w:styleId="1078">
     <w:name w:val="Plain Table 1"/>
-    <w:basedOn w:val="1050"/>
+    <w:basedOn w:val="1062"/>
     <w:uiPriority w:val="59"/>
     <w:pPr>
       <w:pBdr/>
@@ -25018,9 +25442,9 @@
       </w:tcPr>
     </w:tblStylePr>
   </w:style>
-  <w:style w:type="table" w:styleId="1067">
+  <w:style w:type="table" w:styleId="1079">
     <w:name w:val="Plain Table 2"/>
-    <w:basedOn w:val="1050"/>
+    <w:basedOn w:val="1062"/>
     <w:uiPriority w:val="59"/>
     <w:pPr>
       <w:pBdr/>
@@ -25244,9 +25668,9 @@
       </w:tcPr>
     </w:tblStylePr>
   </w:style>
-  <w:style w:type="table" w:styleId="1068">
+  <w:style w:type="table" w:styleId="1080">
     <w:name w:val="Plain Table 3"/>
-    <w:basedOn w:val="1050"/>
+    <w:basedOn w:val="1062"/>
     <w:uiPriority w:val="99"/>
     <w:pPr>
       <w:pBdr/>
@@ -25473,9 +25897,9 @@
       </w:tcPr>
     </w:tblStylePr>
   </w:style>
-  <w:style w:type="table" w:styleId="1069">
+  <w:style w:type="table" w:styleId="1081">
     <w:name w:val="Plain Table 4"/>
-    <w:basedOn w:val="1050"/>
+    <w:basedOn w:val="1062"/>
     <w:uiPriority w:val="99"/>
     <w:pPr>
       <w:pBdr/>
@@ -25688,9 +26112,9 @@
       </w:tcPr>
     </w:tblStylePr>
   </w:style>
-  <w:style w:type="table" w:styleId="1070">
+  <w:style w:type="table" w:styleId="1082">
     <w:name w:val="Plain Table 5"/>
-    <w:basedOn w:val="1050"/>
+    <w:basedOn w:val="1062"/>
     <w:uiPriority w:val="99"/>
     <w:pPr>
       <w:pBdr/>
@@ -25920,9 +26344,9 @@
       </w:tcPr>
     </w:tblStylePr>
   </w:style>
-  <w:style w:type="table" w:styleId="1071">
+  <w:style w:type="table" w:styleId="1083">
     <w:name w:val="Grid Table 1 Light"/>
-    <w:basedOn w:val="1050"/>
+    <w:basedOn w:val="1062"/>
     <w:uiPriority w:val="99"/>
     <w:pPr>
       <w:pBdr/>
@@ -26142,9 +26566,9 @@
       </w:tcPr>
     </w:tblStylePr>
   </w:style>
-  <w:style w:type="table" w:styleId="1072" w:customStyle="1">
+  <w:style w:type="table" w:styleId="1084" w:customStyle="1">
     <w:name w:val="Grid Table 1 Light - Accent 1"/>
-    <w:basedOn w:val="1050"/>
+    <w:basedOn w:val="1062"/>
     <w:uiPriority w:val="99"/>
     <w:pPr>
       <w:pBdr/>
@@ -26364,9 +26788,9 @@
       </w:tcPr>
     </w:tblStylePr>
   </w:style>
-  <w:style w:type="table" w:styleId="1073" w:customStyle="1">
+  <w:style w:type="table" w:styleId="1085" w:customStyle="1">
     <w:name w:val="Grid Table 1 Light - Accent 2"/>
-    <w:basedOn w:val="1050"/>
+    <w:basedOn w:val="1062"/>
     <w:uiPriority w:val="99"/>
     <w:pPr>
       <w:pBdr/>
@@ -26586,9 +27010,9 @@
       </w:tcPr>
     </w:tblStylePr>
   </w:style>
-  <w:style w:type="table" w:styleId="1074" w:customStyle="1">
+  <w:style w:type="table" w:styleId="1086" w:customStyle="1">
     <w:name w:val="Grid Table 1 Light - Accent 3"/>
-    <w:basedOn w:val="1050"/>
+    <w:basedOn w:val="1062"/>
     <w:uiPriority w:val="99"/>
     <w:pPr>
       <w:pBdr/>
@@ -26808,9 +27232,9 @@
       </w:tcPr>
     </w:tblStylePr>
   </w:style>
-  <w:style w:type="table" w:styleId="1075" w:customStyle="1">
+  <w:style w:type="table" w:styleId="1087" w:customStyle="1">
     <w:name w:val="Grid Table 1 Light - Accent 4"/>
-    <w:basedOn w:val="1050"/>
+    <w:basedOn w:val="1062"/>
     <w:uiPriority w:val="99"/>
     <w:pPr>
       <w:pBdr/>
@@ -27030,9 +27454,9 @@
       </w:tcPr>
     </w:tblStylePr>
   </w:style>
-  <w:style w:type="table" w:styleId="1076" w:customStyle="1">
+  <w:style w:type="table" w:styleId="1088" w:customStyle="1">
     <w:name w:val="Grid Table 1 Light - Accent 5"/>
-    <w:basedOn w:val="1050"/>
+    <w:basedOn w:val="1062"/>
     <w:uiPriority w:val="99"/>
     <w:pPr>
       <w:pBdr/>
@@ -27252,9 +27676,9 @@
       </w:tcPr>
     </w:tblStylePr>
   </w:style>
-  <w:style w:type="table" w:styleId="1077" w:customStyle="1">
+  <w:style w:type="table" w:styleId="1089" w:customStyle="1">
     <w:name w:val="Grid Table 1 Light - Accent 6"/>
-    <w:basedOn w:val="1050"/>
+    <w:basedOn w:val="1062"/>
     <w:uiPriority w:val="99"/>
     <w:pPr>
       <w:pBdr/>
@@ -27474,9 +27898,9 @@
       </w:tcPr>
     </w:tblStylePr>
   </w:style>
-  <w:style w:type="table" w:styleId="1078">
+  <w:style w:type="table" w:styleId="1090">
     <w:name w:val="Grid Table 2"/>
-    <w:basedOn w:val="1050"/>
+    <w:basedOn w:val="1062"/>
     <w:uiPriority w:val="99"/>
     <w:pPr>
       <w:pBdr/>
@@ -27705,9 +28129,9 @@
       </w:tcPr>
     </w:tblStylePr>
   </w:style>
-  <w:style w:type="table" w:styleId="1079" w:customStyle="1">
+  <w:style w:type="table" w:styleId="1091" w:customStyle="1">
     <w:name w:val="Grid Table 2 - Accent 1"/>
-    <w:basedOn w:val="1050"/>
+    <w:basedOn w:val="1062"/>
     <w:uiPriority w:val="99"/>
     <w:pPr>
       <w:pBdr/>
@@ -27936,9 +28360,9 @@
       </w:tcPr>
     </w:tblStylePr>
   </w:style>
-  <w:style w:type="table" w:styleId="1080" w:customStyle="1">
+  <w:style w:type="table" w:styleId="1092" w:customStyle="1">
     <w:name w:val="Grid Table 2 - Accent 2"/>
-    <w:basedOn w:val="1050"/>
+    <w:basedOn w:val="1062"/>
     <w:uiPriority w:val="99"/>
     <w:pPr>
       <w:pBdr/>
@@ -28167,9 +28591,9 @@
       </w:tcPr>
     </w:tblStylePr>
   </w:style>
-  <w:style w:type="table" w:styleId="1081" w:customStyle="1">
+  <w:style w:type="table" w:styleId="1093" w:customStyle="1">
     <w:name w:val="Grid Table 2 - Accent 3"/>
-    <w:basedOn w:val="1050"/>
+    <w:basedOn w:val="1062"/>
     <w:uiPriority w:val="99"/>
     <w:pPr>
       <w:pBdr/>
@@ -28398,9 +28822,9 @@
       </w:tcPr>
     </w:tblStylePr>
   </w:style>
-  <w:style w:type="table" w:styleId="1082" w:customStyle="1">
+  <w:style w:type="table" w:styleId="1094" w:customStyle="1">
     <w:name w:val="Grid Table 2 - Accent 4"/>
-    <w:basedOn w:val="1050"/>
+    <w:basedOn w:val="1062"/>
     <w:uiPriority w:val="99"/>
     <w:pPr>
       <w:pBdr/>
@@ -28629,9 +29053,9 @@
       </w:tcPr>
     </w:tblStylePr>
   </w:style>
-  <w:style w:type="table" w:styleId="1083" w:customStyle="1">
+  <w:style w:type="table" w:styleId="1095" w:customStyle="1">
     <w:name w:val="Grid Table 2 - Accent 5"/>
-    <w:basedOn w:val="1050"/>
+    <w:basedOn w:val="1062"/>
     <w:uiPriority w:val="99"/>
     <w:pPr>
       <w:pBdr/>
@@ -28860,9 +29284,9 @@
       </w:tcPr>
     </w:tblStylePr>
   </w:style>
-  <w:style w:type="table" w:styleId="1084" w:customStyle="1">
+  <w:style w:type="table" w:styleId="1096" w:customStyle="1">
     <w:name w:val="Grid Table 2 - Accent 6"/>
-    <w:basedOn w:val="1050"/>
+    <w:basedOn w:val="1062"/>
     <w:uiPriority w:val="99"/>
     <w:pPr>
       <w:pBdr/>
@@ -29091,9 +29515,9 @@
       </w:tcPr>
     </w:tblStylePr>
   </w:style>
-  <w:style w:type="table" w:styleId="1085">
+  <w:style w:type="table" w:styleId="1097">
     <w:name w:val="Grid Table 3"/>
-    <w:basedOn w:val="1050"/>
+    <w:basedOn w:val="1062"/>
     <w:uiPriority w:val="99"/>
     <w:pPr>
       <w:pBdr/>
@@ -29335,9 +29759,9 @@
       </w:tcPr>
     </w:tblStylePr>
   </w:style>
-  <w:style w:type="table" w:styleId="1086" w:customStyle="1">
+  <w:style w:type="table" w:styleId="1098" w:customStyle="1">
     <w:name w:val="Grid Table 3 - Accent 1"/>
-    <w:basedOn w:val="1050"/>
+    <w:basedOn w:val="1062"/>
     <w:uiPriority w:val="99"/>
     <w:pPr>
       <w:pBdr/>
@@ -29579,9 +30003,9 @@
       </w:tcPr>
     </w:tblStylePr>
   </w:style>
-  <w:style w:type="table" w:styleId="1087" w:customStyle="1">
+  <w:style w:type="table" w:styleId="1099" w:customStyle="1">
     <w:name w:val="Grid Table 3 - Accent 2"/>
-    <w:basedOn w:val="1050"/>
+    <w:basedOn w:val="1062"/>
     <w:uiPriority w:val="99"/>
     <w:pPr>
       <w:pBdr/>
@@ -29823,9 +30247,9 @@
       </w:tcPr>
     </w:tblStylePr>
   </w:style>
-  <w:style w:type="table" w:styleId="1088" w:customStyle="1">
+  <w:style w:type="table" w:styleId="1100" w:customStyle="1">
     <w:name w:val="Grid Table 3 - Accent 3"/>
-    <w:basedOn w:val="1050"/>
+    <w:basedOn w:val="1062"/>
     <w:uiPriority w:val="99"/>
     <w:pPr>
       <w:pBdr/>
@@ -30067,9 +30491,9 @@
       </w:tcPr>
     </w:tblStylePr>
   </w:style>
-  <w:style w:type="table" w:styleId="1089" w:customStyle="1">
+  <w:style w:type="table" w:styleId="1101" w:customStyle="1">
     <w:name w:val="Grid Table 3 - Accent 4"/>
-    <w:basedOn w:val="1050"/>
+    <w:basedOn w:val="1062"/>
     <w:uiPriority w:val="99"/>
     <w:pPr>
       <w:pBdr/>
@@ -30311,9 +30735,9 @@
       </w:tcPr>
     </w:tblStylePr>
   </w:style>
-  <w:style w:type="table" w:styleId="1090" w:customStyle="1">
+  <w:style w:type="table" w:styleId="1102" w:customStyle="1">
     <w:name w:val="Grid Table 3 - Accent 5"/>
-    <w:basedOn w:val="1050"/>
+    <w:basedOn w:val="1062"/>
     <w:uiPriority w:val="99"/>
     <w:pPr>
       <w:pBdr/>
@@ -30555,9 +30979,9 @@
       </w:tcPr>
     </w:tblStylePr>
   </w:style>
-  <w:style w:type="table" w:styleId="1091" w:customStyle="1">
+  <w:style w:type="table" w:styleId="1103" w:customStyle="1">
     <w:name w:val="Grid Table 3 - Accent 6"/>
-    <w:basedOn w:val="1050"/>
+    <w:basedOn w:val="1062"/>
     <w:uiPriority w:val="99"/>
     <w:pPr>
       <w:pBdr/>
@@ -30799,9 +31223,9 @@
       </w:tcPr>
     </w:tblStylePr>
   </w:style>
-  <w:style w:type="table" w:styleId="1092" w:customStyle="1">
+  <w:style w:type="table" w:styleId="1104" w:customStyle="1">
     <w:name w:val="Grid Table 4 - Accent 1"/>
-    <w:basedOn w:val="1050"/>
+    <w:basedOn w:val="1062"/>
     <w:uiPriority w:val="59"/>
     <w:pPr>
       <w:pBdr/>
@@ -31031,9 +31455,9 @@
       </w:tcPr>
     </w:tblStylePr>
   </w:style>
-  <w:style w:type="table" w:styleId="1093" w:customStyle="1">
+  <w:style w:type="table" w:styleId="1105" w:customStyle="1">
     <w:name w:val="Grid Table 4 - Accent 2"/>
-    <w:basedOn w:val="1050"/>
+    <w:basedOn w:val="1062"/>
     <w:uiPriority w:val="59"/>
     <w:pPr>
       <w:pBdr/>
@@ -31263,9 +31687,9 @@
       </w:tcPr>
     </w:tblStylePr>
   </w:style>
-  <w:style w:type="table" w:styleId="1094" w:customStyle="1">
+  <w:style w:type="table" w:styleId="1106" w:customStyle="1">
     <w:name w:val="Grid Table 4 - Accent 3"/>
-    <w:basedOn w:val="1050"/>
+    <w:basedOn w:val="1062"/>
     <w:uiPriority w:val="59"/>
     <w:pPr>
       <w:pBdr/>
@@ -31495,9 +31919,9 @@
       </w:tcPr>
     </w:tblStylePr>
   </w:style>
-  <w:style w:type="table" w:styleId="1095" w:customStyle="1">
+  <w:style w:type="table" w:styleId="1107" w:customStyle="1">
     <w:name w:val="Grid Table 4 - Accent 4"/>
-    <w:basedOn w:val="1050"/>
+    <w:basedOn w:val="1062"/>
     <w:uiPriority w:val="59"/>
     <w:pPr>
       <w:pBdr/>
@@ -31727,9 +32151,9 @@
       </w:tcPr>
     </w:tblStylePr>
   </w:style>
-  <w:style w:type="table" w:styleId="1096" w:customStyle="1">
+  <w:style w:type="table" w:styleId="1108" w:customStyle="1">
     <w:name w:val="Grid Table 4 - Accent 5"/>
-    <w:basedOn w:val="1050"/>
+    <w:basedOn w:val="1062"/>
     <w:uiPriority w:val="59"/>
     <w:pPr>
       <w:pBdr/>
@@ -31959,9 +32383,9 @@
       </w:tcPr>
     </w:tblStylePr>
   </w:style>
-  <w:style w:type="table" w:styleId="1097" w:customStyle="1">
+  <w:style w:type="table" w:styleId="1109" w:customStyle="1">
     <w:name w:val="Grid Table 4 - Accent 6"/>
-    <w:basedOn w:val="1050"/>
+    <w:basedOn w:val="1062"/>
     <w:uiPriority w:val="59"/>
     <w:pPr>
       <w:pBdr/>
@@ -32191,9 +32615,9 @@
       </w:tcPr>
     </w:tblStylePr>
   </w:style>
-  <w:style w:type="table" w:styleId="1098">
+  <w:style w:type="table" w:styleId="1110">
     <w:name w:val="Grid Table 5 Dark"/>
-    <w:basedOn w:val="1050"/>
+    <w:basedOn w:val="1062"/>
     <w:uiPriority w:val="99"/>
     <w:pPr>
       <w:pBdr/>
@@ -32418,9 +32842,9 @@
       </w:tcPr>
     </w:tblStylePr>
   </w:style>
-  <w:style w:type="table" w:styleId="1099" w:customStyle="1">
+  <w:style w:type="table" w:styleId="1111" w:customStyle="1">
     <w:name w:val="Grid Table 5 Dark- Accent 1"/>
-    <w:basedOn w:val="1050"/>
+    <w:basedOn w:val="1062"/>
     <w:uiPriority w:val="99"/>
     <w:pPr>
       <w:pBdr/>
@@ -32645,9 +33069,9 @@
       </w:tcPr>
     </w:tblStylePr>
   </w:style>
-  <w:style w:type="table" w:styleId="1100" w:customStyle="1">
+  <w:style w:type="table" w:styleId="1112" w:customStyle="1">
     <w:name w:val="Grid Table 5 Dark - Accent 2"/>
-    <w:basedOn w:val="1050"/>
+    <w:basedOn w:val="1062"/>
     <w:uiPriority w:val="99"/>
     <w:pPr>
       <w:pBdr/>
@@ -32872,9 +33296,9 @@
       </w:tcPr>
     </w:tblStylePr>
   </w:style>
-  <w:style w:type="table" w:styleId="1101" w:customStyle="1">
+  <w:style w:type="table" w:styleId="1113" w:customStyle="1">
     <w:name w:val="Grid Table 5 Dark - Accent 3"/>
-    <w:basedOn w:val="1050"/>
+    <w:basedOn w:val="1062"/>
     <w:uiPriority w:val="99"/>
     <w:pPr>
       <w:pBdr/>
@@ -33099,9 +33523,9 @@
       </w:tcPr>
     </w:tblStylePr>
   </w:style>
-  <w:style w:type="table" w:styleId="1102" w:customStyle="1">
+  <w:style w:type="table" w:styleId="1114" w:customStyle="1">
     <w:name w:val="Grid Table 5 Dark- Accent 4"/>
-    <w:basedOn w:val="1050"/>
+    <w:basedOn w:val="1062"/>
     <w:uiPriority w:val="99"/>
     <w:pPr>
       <w:pBdr/>
@@ -33326,9 +33750,9 @@
       </w:tcPr>
     </w:tblStylePr>
   </w:style>
-  <w:style w:type="table" w:styleId="1103" w:customStyle="1">
+  <w:style w:type="table" w:styleId="1115" w:customStyle="1">
     <w:name w:val="Grid Table 5 Dark - Accent 5"/>
-    <w:basedOn w:val="1050"/>
+    <w:basedOn w:val="1062"/>
     <w:uiPriority w:val="99"/>
     <w:pPr>
       <w:pBdr/>
@@ -33553,9 +33977,9 @@
       </w:tcPr>
     </w:tblStylePr>
   </w:style>
-  <w:style w:type="table" w:styleId="1104" w:customStyle="1">
+  <w:style w:type="table" w:styleId="1116" w:customStyle="1">
     <w:name w:val="Grid Table 5 Dark - Accent 6"/>
-    <w:basedOn w:val="1050"/>
+    <w:basedOn w:val="1062"/>
     <w:uiPriority w:val="99"/>
     <w:pPr>
       <w:pBdr/>
@@ -33780,9 +34204,9 @@
       </w:tcPr>
     </w:tblStylePr>
   </w:style>
-  <w:style w:type="table" w:styleId="1105">
+  <w:style w:type="table" w:styleId="1117">
     <w:name w:val="Grid Table 6 Colorful"/>
-    <w:basedOn w:val="1050"/>
+    <w:basedOn w:val="1062"/>
     <w:uiPriority w:val="99"/>
     <w:pPr>
       <w:pBdr/>
@@ -34004,9 +34428,9 @@
       </w:tcPr>
     </w:tblStylePr>
   </w:style>
-  <w:style w:type="table" w:styleId="1106" w:customStyle="1">
+  <w:style w:type="table" w:styleId="1118" w:customStyle="1">
     <w:name w:val="Grid Table 6 Colorful - Accent 1"/>
-    <w:basedOn w:val="1050"/>
+    <w:basedOn w:val="1062"/>
     <w:uiPriority w:val="99"/>
     <w:pPr>
       <w:pBdr/>
@@ -34228,9 +34652,9 @@
       </w:tcPr>
     </w:tblStylePr>
   </w:style>
-  <w:style w:type="table" w:styleId="1107" w:customStyle="1">
+  <w:style w:type="table" w:styleId="1119" w:customStyle="1">
     <w:name w:val="Grid Table 6 Colorful - Accent 2"/>
-    <w:basedOn w:val="1050"/>
+    <w:basedOn w:val="1062"/>
     <w:uiPriority w:val="99"/>
     <w:pPr>
       <w:pBdr/>
@@ -34452,9 +34876,9 @@
       </w:tcPr>
     </w:tblStylePr>
   </w:style>
-  <w:style w:type="table" w:styleId="1108" w:customStyle="1">
+  <w:style w:type="table" w:styleId="1120" w:customStyle="1">
     <w:name w:val="Grid Table 6 Colorful - Accent 3"/>
-    <w:basedOn w:val="1050"/>
+    <w:basedOn w:val="1062"/>
     <w:uiPriority w:val="99"/>
     <w:pPr>
       <w:pBdr/>
@@ -34676,9 +35100,9 @@
       </w:tcPr>
     </w:tblStylePr>
   </w:style>
-  <w:style w:type="table" w:styleId="1109" w:customStyle="1">
+  <w:style w:type="table" w:styleId="1121" w:customStyle="1">
     <w:name w:val="Grid Table 6 Colorful - Accent 4"/>
-    <w:basedOn w:val="1050"/>
+    <w:basedOn w:val="1062"/>
     <w:uiPriority w:val="99"/>
     <w:pPr>
       <w:pBdr/>
@@ -34900,9 +35324,9 @@
       </w:tcPr>
     </w:tblStylePr>
   </w:style>
-  <w:style w:type="table" w:styleId="1110" w:customStyle="1">
+  <w:style w:type="table" w:styleId="1122" w:customStyle="1">
     <w:name w:val="Grid Table 6 Colorful - Accent 5"/>
-    <w:basedOn w:val="1050"/>
+    <w:basedOn w:val="1062"/>
     <w:uiPriority w:val="99"/>
     <w:pPr>
       <w:pBdr/>
@@ -35124,9 +35548,9 @@
       </w:tcPr>
     </w:tblStylePr>
   </w:style>
-  <w:style w:type="table" w:styleId="1111" w:customStyle="1">
+  <w:style w:type="table" w:styleId="1123" w:customStyle="1">
     <w:name w:val="Grid Table 6 Colorful - Accent 6"/>
-    <w:basedOn w:val="1050"/>
+    <w:basedOn w:val="1062"/>
     <w:uiPriority w:val="99"/>
     <w:pPr>
       <w:pBdr/>
@@ -35348,9 +35772,9 @@
       </w:tcPr>
     </w:tblStylePr>
   </w:style>
-  <w:style w:type="table" w:styleId="1112">
+  <w:style w:type="table" w:styleId="1124">
     <w:name w:val="Grid Table 7 Colorful"/>
-    <w:basedOn w:val="1050"/>
+    <w:basedOn w:val="1062"/>
     <w:uiPriority w:val="99"/>
     <w:pPr>
       <w:pBdr/>
@@ -35601,9 +36025,9 @@
       </w:tcPr>
     </w:tblStylePr>
   </w:style>
-  <w:style w:type="table" w:styleId="1113" w:customStyle="1">
+  <w:style w:type="table" w:styleId="1125" w:customStyle="1">
     <w:name w:val="Grid Table 7 Colorful - Accent 1"/>
-    <w:basedOn w:val="1050"/>
+    <w:basedOn w:val="1062"/>
     <w:uiPriority w:val="99"/>
     <w:pPr>
       <w:pBdr/>
@@ -35854,9 +36278,9 @@
       </w:tcPr>
     </w:tblStylePr>
   </w:style>
-  <w:style w:type="table" w:styleId="1114" w:customStyle="1">
+  <w:style w:type="table" w:styleId="1126" w:customStyle="1">
     <w:name w:val="Grid Table 7 Colorful - Accent 2"/>
-    <w:basedOn w:val="1050"/>
+    <w:basedOn w:val="1062"/>
     <w:uiPriority w:val="99"/>
     <w:pPr>
       <w:pBdr/>
@@ -36107,9 +36531,9 @@
       </w:tcPr>
     </w:tblStylePr>
   </w:style>
-  <w:style w:type="table" w:styleId="1115" w:customStyle="1">
+  <w:style w:type="table" w:styleId="1127" w:customStyle="1">
     <w:name w:val="Grid Table 7 Colorful - Accent 3"/>
-    <w:basedOn w:val="1050"/>
+    <w:basedOn w:val="1062"/>
     <w:uiPriority w:val="99"/>
     <w:pPr>
       <w:pBdr/>
@@ -36360,9 +36784,9 @@
       </w:tcPr>
     </w:tblStylePr>
   </w:style>
-  <w:style w:type="table" w:styleId="1116" w:customStyle="1">
+  <w:style w:type="table" w:styleId="1128" w:customStyle="1">
     <w:name w:val="Grid Table 7 Colorful - Accent 4"/>
-    <w:basedOn w:val="1050"/>
+    <w:basedOn w:val="1062"/>
     <w:uiPriority w:val="99"/>
     <w:pPr>
       <w:pBdr/>
@@ -36613,9 +37037,9 @@
       </w:tcPr>
     </w:tblStylePr>
   </w:style>
-  <w:style w:type="table" w:styleId="1117" w:customStyle="1">
+  <w:style w:type="table" w:styleId="1129" w:customStyle="1">
     <w:name w:val="Grid Table 7 Colorful - Accent 5"/>
-    <w:basedOn w:val="1050"/>
+    <w:basedOn w:val="1062"/>
     <w:uiPriority w:val="99"/>
     <w:pPr>
       <w:pBdr/>
@@ -36866,9 +37290,9 @@
       </w:tcPr>
     </w:tblStylePr>
   </w:style>
-  <w:style w:type="table" w:styleId="1118" w:customStyle="1">
+  <w:style w:type="table" w:styleId="1130" w:customStyle="1">
     <w:name w:val="Grid Table 7 Colorful - Accent 6"/>
-    <w:basedOn w:val="1050"/>
+    <w:basedOn w:val="1062"/>
     <w:uiPriority w:val="99"/>
     <w:pPr>
       <w:pBdr/>
@@ -37119,9 +37543,9 @@
       </w:tcPr>
     </w:tblStylePr>
   </w:style>
-  <w:style w:type="table" w:styleId="1119">
+  <w:style w:type="table" w:styleId="1131">
     <w:name w:val="List Table 1 Light"/>
-    <w:basedOn w:val="1050"/>
+    <w:basedOn w:val="1062"/>
     <w:uiPriority w:val="99"/>
     <w:pPr>
       <w:pBdr/>
@@ -37334,9 +37758,9 @@
       </w:tcPr>
     </w:tblStylePr>
   </w:style>
-  <w:style w:type="table" w:styleId="1120" w:customStyle="1">
+  <w:style w:type="table" w:styleId="1132" w:customStyle="1">
     <w:name w:val="List Table 1 Light - Accent 1"/>
-    <w:basedOn w:val="1050"/>
+    <w:basedOn w:val="1062"/>
     <w:uiPriority w:val="99"/>
     <w:pPr>
       <w:pBdr/>
@@ -37549,9 +37973,9 @@
       </w:tcPr>
     </w:tblStylePr>
   </w:style>
-  <w:style w:type="table" w:styleId="1121" w:customStyle="1">
+  <w:style w:type="table" w:styleId="1133" w:customStyle="1">
     <w:name w:val="List Table 1 Light - Accent 2"/>
-    <w:basedOn w:val="1050"/>
+    <w:basedOn w:val="1062"/>
     <w:uiPriority w:val="99"/>
     <w:pPr>
       <w:pBdr/>
@@ -37764,9 +38188,9 @@
       </w:tcPr>
     </w:tblStylePr>
   </w:style>
-  <w:style w:type="table" w:styleId="1122" w:customStyle="1">
+  <w:style w:type="table" w:styleId="1134" w:customStyle="1">
     <w:name w:val="List Table 1 Light - Accent 3"/>
-    <w:basedOn w:val="1050"/>
+    <w:basedOn w:val="1062"/>
     <w:uiPriority w:val="99"/>
     <w:pPr>
       <w:pBdr/>
@@ -37979,9 +38403,9 @@
       </w:tcPr>
     </w:tblStylePr>
   </w:style>
-  <w:style w:type="table" w:styleId="1123" w:customStyle="1">
+  <w:style w:type="table" w:styleId="1135" w:customStyle="1">
     <w:name w:val="List Table 1 Light - Accent 4"/>
-    <w:basedOn w:val="1050"/>
+    <w:basedOn w:val="1062"/>
     <w:uiPriority w:val="99"/>
     <w:pPr>
       <w:pBdr/>
@@ -38194,9 +38618,9 @@
       </w:tcPr>
     </w:tblStylePr>
   </w:style>
-  <w:style w:type="table" w:styleId="1124" w:customStyle="1">
+  <w:style w:type="table" w:styleId="1136" w:customStyle="1">
     <w:name w:val="List Table 1 Light - Accent 5"/>
-    <w:basedOn w:val="1050"/>
+    <w:basedOn w:val="1062"/>
     <w:uiPriority w:val="99"/>
     <w:pPr>
       <w:pBdr/>
@@ -38409,9 +38833,9 @@
       </w:tcPr>
     </w:tblStylePr>
   </w:style>
-  <w:style w:type="table" w:styleId="1125" w:customStyle="1">
+  <w:style w:type="table" w:styleId="1137" w:customStyle="1">
     <w:name w:val="List Table 1 Light - Accent 6"/>
-    <w:basedOn w:val="1050"/>
+    <w:basedOn w:val="1062"/>
     <w:uiPriority w:val="99"/>
     <w:pPr>
       <w:pBdr/>
@@ -38624,9 +39048,9 @@
       </w:tcPr>
     </w:tblStylePr>
   </w:style>
-  <w:style w:type="table" w:styleId="1126">
+  <w:style w:type="table" w:styleId="1138">
     <w:name w:val="List Table 2"/>
-    <w:basedOn w:val="1050"/>
+    <w:basedOn w:val="1062"/>
     <w:uiPriority w:val="99"/>
     <w:pPr>
       <w:pBdr/>
@@ -38861,9 +39285,9 @@
       </w:tcPr>
     </w:tblStylePr>
   </w:style>
-  <w:style w:type="table" w:styleId="1127" w:customStyle="1">
+  <w:style w:type="table" w:styleId="1139" w:customStyle="1">
     <w:name w:val="List Table 2 - Accent 1"/>
-    <w:basedOn w:val="1050"/>
+    <w:basedOn w:val="1062"/>
     <w:uiPriority w:val="99"/>
     <w:pPr>
       <w:pBdr/>
@@ -39098,9 +39522,9 @@
       </w:tcPr>
     </w:tblStylePr>
   </w:style>
-  <w:style w:type="table" w:styleId="1128" w:customStyle="1">
+  <w:style w:type="table" w:styleId="1140" w:customStyle="1">
     <w:name w:val="List Table 2 - Accent 2"/>
-    <w:basedOn w:val="1050"/>
+    <w:basedOn w:val="1062"/>
     <w:uiPriority w:val="99"/>
     <w:pPr>
       <w:pBdr/>
@@ -39335,9 +39759,9 @@
       </w:tcPr>
     </w:tblStylePr>
   </w:style>
-  <w:style w:type="table" w:styleId="1129" w:customStyle="1">
+  <w:style w:type="table" w:styleId="1141" w:customStyle="1">
     <w:name w:val="List Table 2 - Accent 3"/>
-    <w:basedOn w:val="1050"/>
+    <w:basedOn w:val="1062"/>
     <w:uiPriority w:val="99"/>
     <w:pPr>
       <w:pBdr/>
@@ -39572,9 +39996,9 @@
       </w:tcPr>
     </w:tblStylePr>
   </w:style>
-  <w:style w:type="table" w:styleId="1130" w:customStyle="1">
+  <w:style w:type="table" w:styleId="1142" w:customStyle="1">
     <w:name w:val="List Table 2 - Accent 4"/>
-    <w:basedOn w:val="1050"/>
+    <w:basedOn w:val="1062"/>
     <w:uiPriority w:val="99"/>
     <w:pPr>
       <w:pBdr/>
@@ -39809,9 +40233,9 @@
       </w:tcPr>
     </w:tblStylePr>
   </w:style>
-  <w:style w:type="table" w:styleId="1131" w:customStyle="1">
+  <w:style w:type="table" w:styleId="1143" w:customStyle="1">
     <w:name w:val="List Table 2 - Accent 5"/>
-    <w:basedOn w:val="1050"/>
+    <w:basedOn w:val="1062"/>
     <w:uiPriority w:val="99"/>
     <w:pPr>
       <w:pBdr/>
@@ -40046,9 +40470,9 @@
       </w:tcPr>
     </w:tblStylePr>
   </w:style>
-  <w:style w:type="table" w:styleId="1132" w:customStyle="1">
+  <w:style w:type="table" w:styleId="1144" w:customStyle="1">
     <w:name w:val="List Table 2 - Accent 6"/>
-    <w:basedOn w:val="1050"/>
+    <w:basedOn w:val="1062"/>
     <w:uiPriority w:val="99"/>
     <w:pPr>
       <w:pBdr/>
@@ -40283,9 +40707,9 @@
       </w:tcPr>
     </w:tblStylePr>
   </w:style>
-  <w:style w:type="table" w:styleId="1133">
+  <w:style w:type="table" w:styleId="1145">
     <w:name w:val="List Table 3"/>
-    <w:basedOn w:val="1050"/>
+    <w:basedOn w:val="1062"/>
     <w:uiPriority w:val="99"/>
     <w:pPr>
       <w:pBdr/>
@@ -40510,9 +40934,9 @@
       </w:tcPr>
     </w:tblStylePr>
   </w:style>
-  <w:style w:type="table" w:styleId="1134" w:customStyle="1">
+  <w:style w:type="table" w:styleId="1146" w:customStyle="1">
     <w:name w:val="List Table 3 - Accent 1"/>
-    <w:basedOn w:val="1050"/>
+    <w:basedOn w:val="1062"/>
     <w:uiPriority w:val="99"/>
     <w:pPr>
       <w:pBdr/>
@@ -40737,9 +41161,9 @@
       </w:tcPr>
     </w:tblStylePr>
   </w:style>
-  <w:style w:type="table" w:styleId="1135" w:customStyle="1">
+  <w:style w:type="table" w:styleId="1147" w:customStyle="1">
     <w:name w:val="List Table 3 - Accent 2"/>
-    <w:basedOn w:val="1050"/>
+    <w:basedOn w:val="1062"/>
     <w:uiPriority w:val="99"/>
     <w:pPr>
       <w:pBdr/>
@@ -40964,9 +41388,9 @@
       </w:tcPr>
     </w:tblStylePr>
   </w:style>
-  <w:style w:type="table" w:styleId="1136" w:customStyle="1">
+  <w:style w:type="table" w:styleId="1148" w:customStyle="1">
     <w:name w:val="List Table 3 - Accent 3"/>
-    <w:basedOn w:val="1050"/>
+    <w:basedOn w:val="1062"/>
     <w:uiPriority w:val="99"/>
     <w:pPr>
       <w:pBdr/>
@@ -41191,9 +41615,9 @@
       </w:tcPr>
     </w:tblStylePr>
   </w:style>
-  <w:style w:type="table" w:styleId="1137" w:customStyle="1">
+  <w:style w:type="table" w:styleId="1149" w:customStyle="1">
     <w:name w:val="List Table 3 - Accent 4"/>
-    <w:basedOn w:val="1050"/>
+    <w:basedOn w:val="1062"/>
     <w:uiPriority w:val="99"/>
     <w:pPr>
       <w:pBdr/>
@@ -41418,9 +41842,9 @@
       </w:tcPr>
     </w:tblStylePr>
   </w:style>
-  <w:style w:type="table" w:styleId="1138" w:customStyle="1">
+  <w:style w:type="table" w:styleId="1150" w:customStyle="1">
     <w:name w:val="List Table 3 - Accent 5"/>
-    <w:basedOn w:val="1050"/>
+    <w:basedOn w:val="1062"/>
     <w:uiPriority w:val="99"/>
     <w:pPr>
       <w:pBdr/>
@@ -41645,9 +42069,9 @@
       </w:tcPr>
     </w:tblStylePr>
   </w:style>
-  <w:style w:type="table" w:styleId="1139" w:customStyle="1">
+  <w:style w:type="table" w:styleId="1151" w:customStyle="1">
     <w:name w:val="List Table 3 - Accent 6"/>
-    <w:basedOn w:val="1050"/>
+    <w:basedOn w:val="1062"/>
     <w:uiPriority w:val="99"/>
     <w:pPr>
       <w:pBdr/>
@@ -41872,9 +42296,9 @@
       </w:tcPr>
     </w:tblStylePr>
   </w:style>
-  <w:style w:type="table" w:styleId="1140">
+  <w:style w:type="table" w:styleId="1152">
     <w:name w:val="List Table 4"/>
-    <w:basedOn w:val="1050"/>
+    <w:basedOn w:val="1062"/>
     <w:uiPriority w:val="99"/>
     <w:pPr>
       <w:pBdr/>
@@ -42096,9 +42520,9 @@
       </w:tcPr>
     </w:tblStylePr>
   </w:style>
-  <w:style w:type="table" w:styleId="1141" w:customStyle="1">
+  <w:style w:type="table" w:styleId="1153" w:customStyle="1">
     <w:name w:val="List Table 4 - Accent 1"/>
-    <w:basedOn w:val="1050"/>
+    <w:basedOn w:val="1062"/>
     <w:uiPriority w:val="99"/>
     <w:pPr>
       <w:pBdr/>
@@ -42320,9 +42744,9 @@
       </w:tcPr>
     </w:tblStylePr>
   </w:style>
-  <w:style w:type="table" w:styleId="1142" w:customStyle="1">
+  <w:style w:type="table" w:styleId="1154" w:customStyle="1">
     <w:name w:val="List Table 4 - Accent 2"/>
-    <w:basedOn w:val="1050"/>
+    <w:basedOn w:val="1062"/>
     <w:uiPriority w:val="99"/>
     <w:pPr>
       <w:pBdr/>
@@ -42544,9 +42968,9 @@
       </w:tcPr>
     </w:tblStylePr>
   </w:style>
-  <w:style w:type="table" w:styleId="1143" w:customStyle="1">
+  <w:style w:type="table" w:styleId="1155" w:customStyle="1">
     <w:name w:val="List Table 4 - Accent 3"/>
-    <w:basedOn w:val="1050"/>
+    <w:basedOn w:val="1062"/>
     <w:uiPriority w:val="99"/>
     <w:pPr>
       <w:pBdr/>
@@ -42768,9 +43192,9 @@
       </w:tcPr>
     </w:tblStylePr>
   </w:style>
-  <w:style w:type="table" w:styleId="1144" w:customStyle="1">
+  <w:style w:type="table" w:styleId="1156" w:customStyle="1">
     <w:name w:val="List Table 4 - Accent 4"/>
-    <w:basedOn w:val="1050"/>
+    <w:basedOn w:val="1062"/>
     <w:uiPriority w:val="99"/>
     <w:pPr>
       <w:pBdr/>
@@ -42992,9 +43416,9 @@
       </w:tcPr>
     </w:tblStylePr>
   </w:style>
-  <w:style w:type="table" w:styleId="1145" w:customStyle="1">
+  <w:style w:type="table" w:styleId="1157" w:customStyle="1">
     <w:name w:val="List Table 4 - Accent 5"/>
-    <w:basedOn w:val="1050"/>
+    <w:basedOn w:val="1062"/>
     <w:uiPriority w:val="99"/>
     <w:pPr>
       <w:pBdr/>
@@ -43216,9 +43640,9 @@
       </w:tcPr>
     </w:tblStylePr>
   </w:style>
-  <w:style w:type="table" w:styleId="1146" w:customStyle="1">
+  <w:style w:type="table" w:styleId="1158" w:customStyle="1">
     <w:name w:val="List Table 4 - Accent 6"/>
-    <w:basedOn w:val="1050"/>
+    <w:basedOn w:val="1062"/>
     <w:uiPriority w:val="99"/>
     <w:pPr>
       <w:pBdr/>
@@ -43440,9 +43864,9 @@
       </w:tcPr>
     </w:tblStylePr>
   </w:style>
-  <w:style w:type="table" w:styleId="1147">
+  <w:style w:type="table" w:styleId="1159">
     <w:name w:val="List Table 5 Dark"/>
-    <w:basedOn w:val="1050"/>
+    <w:basedOn w:val="1062"/>
     <w:uiPriority w:val="99"/>
     <w:pPr>
       <w:pBdr/>
@@ -43676,9 +44100,9 @@
       </w:tcPr>
     </w:tblStylePr>
   </w:style>
-  <w:style w:type="table" w:styleId="1148" w:customStyle="1">
+  <w:style w:type="table" w:styleId="1160" w:customStyle="1">
     <w:name w:val="List Table 5 Dark - Accent 1"/>
-    <w:basedOn w:val="1050"/>
+    <w:basedOn w:val="1062"/>
     <w:uiPriority w:val="99"/>
     <w:pPr>
       <w:pBdr/>
@@ -43912,9 +44336,9 @@
       </w:tcPr>
     </w:tblStylePr>
   </w:style>
-  <w:style w:type="table" w:styleId="1149" w:customStyle="1">
+  <w:style w:type="table" w:styleId="1161" w:customStyle="1">
     <w:name w:val="List Table 5 Dark - Accent 2"/>
-    <w:basedOn w:val="1050"/>
+    <w:basedOn w:val="1062"/>
     <w:uiPriority w:val="99"/>
     <w:pPr>
       <w:pBdr/>
@@ -44148,9 +44572,9 @@
       </w:tcPr>
     </w:tblStylePr>
   </w:style>
-  <w:style w:type="table" w:styleId="1150" w:customStyle="1">
+  <w:style w:type="table" w:styleId="1162" w:customStyle="1">
     <w:name w:val="List Table 5 Dark - Accent 3"/>
-    <w:basedOn w:val="1050"/>
+    <w:basedOn w:val="1062"/>
     <w:uiPriority w:val="99"/>
     <w:pPr>
       <w:pBdr/>
@@ -44384,9 +44808,9 @@
       </w:tcPr>
     </w:tblStylePr>
   </w:style>
-  <w:style w:type="table" w:styleId="1151" w:customStyle="1">
+  <w:style w:type="table" w:styleId="1163" w:customStyle="1">
     <w:name w:val="List Table 5 Dark - Accent 4"/>
-    <w:basedOn w:val="1050"/>
+    <w:basedOn w:val="1062"/>
     <w:uiPriority w:val="99"/>
     <w:pPr>
       <w:pBdr/>
@@ -44620,9 +45044,9 @@
       </w:tcPr>
     </w:tblStylePr>
   </w:style>
-  <w:style w:type="table" w:styleId="1152" w:customStyle="1">
+  <w:style w:type="table" w:styleId="1164" w:customStyle="1">
     <w:name w:val="List Table 5 Dark - Accent 5"/>
-    <w:basedOn w:val="1050"/>
+    <w:basedOn w:val="1062"/>
     <w:uiPriority w:val="99"/>
     <w:pPr>
       <w:pBdr/>
@@ -44856,9 +45280,9 @@
       </w:tcPr>
     </w:tblStylePr>
   </w:style>
-  <w:style w:type="table" w:styleId="1153" w:customStyle="1">
+  <w:style w:type="table" w:styleId="1165" w:customStyle="1">
     <w:name w:val="List Table 5 Dark - Accent 6"/>
-    <w:basedOn w:val="1050"/>
+    <w:basedOn w:val="1062"/>
     <w:uiPriority w:val="99"/>
     <w:pPr>
       <w:pBdr/>
@@ -45092,9 +45516,9 @@
       </w:tcPr>
     </w:tblStylePr>
   </w:style>
-  <w:style w:type="table" w:styleId="1154">
+  <w:style w:type="table" w:styleId="1166">
     <w:name w:val="List Table 6 Colorful"/>
-    <w:basedOn w:val="1050"/>
+    <w:basedOn w:val="1062"/>
     <w:uiPriority w:val="99"/>
     <w:pPr>
       <w:pBdr/>
@@ -45314,9 +45738,9 @@
       </w:tcPr>
     </w:tblStylePr>
   </w:style>
-  <w:style w:type="table" w:styleId="1155" w:customStyle="1">
+  <w:style w:type="table" w:styleId="1167" w:customStyle="1">
     <w:name w:val="List Table 6 Colorful - Accent 1"/>
-    <w:basedOn w:val="1050"/>
+    <w:basedOn w:val="1062"/>
     <w:uiPriority w:val="99"/>
     <w:pPr>
       <w:pBdr/>
@@ -45536,9 +45960,9 @@
       </w:tcPr>
     </w:tblStylePr>
   </w:style>
-  <w:style w:type="table" w:styleId="1156" w:customStyle="1">
+  <w:style w:type="table" w:styleId="1168" w:customStyle="1">
     <w:name w:val="List Table 6 Colorful - Accent 2"/>
-    <w:basedOn w:val="1050"/>
+    <w:basedOn w:val="1062"/>
     <w:uiPriority w:val="99"/>
     <w:pPr>
       <w:pBdr/>
@@ -45758,9 +46182,9 @@
       </w:tcPr>
     </w:tblStylePr>
   </w:style>
-  <w:style w:type="table" w:styleId="1157" w:customStyle="1">
+  <w:style w:type="table" w:styleId="1169" w:customStyle="1">
     <w:name w:val="List Table 6 Colorful - Accent 3"/>
-    <w:basedOn w:val="1050"/>
+    <w:basedOn w:val="1062"/>
     <w:uiPriority w:val="99"/>
     <w:pPr>
       <w:pBdr/>
@@ -45980,9 +46404,9 @@
       </w:tcPr>
     </w:tblStylePr>
   </w:style>
-  <w:style w:type="table" w:styleId="1158" w:customStyle="1">
+  <w:style w:type="table" w:styleId="1170" w:customStyle="1">
     <w:name w:val="List Table 6 Colorful - Accent 4"/>
-    <w:basedOn w:val="1050"/>
+    <w:basedOn w:val="1062"/>
     <w:uiPriority w:val="99"/>
     <w:pPr>
       <w:pBdr/>
@@ -46202,9 +46626,9 @@
       </w:tcPr>
     </w:tblStylePr>
   </w:style>
-  <w:style w:type="table" w:styleId="1159" w:customStyle="1">
+  <w:style w:type="table" w:styleId="1171" w:customStyle="1">
     <w:name w:val="List Table 6 Colorful - Accent 5"/>
-    <w:basedOn w:val="1050"/>
+    <w:basedOn w:val="1062"/>
     <w:uiPriority w:val="99"/>
     <w:pPr>
       <w:pBdr/>
@@ -46424,9 +46848,9 @@
       </w:tcPr>
     </w:tblStylePr>
   </w:style>
-  <w:style w:type="table" w:styleId="1160" w:customStyle="1">
+  <w:style w:type="table" w:styleId="1172" w:customStyle="1">
     <w:name w:val="List Table 6 Colorful - Accent 6"/>
-    <w:basedOn w:val="1050"/>
+    <w:basedOn w:val="1062"/>
     <w:uiPriority w:val="99"/>
     <w:pPr>
       <w:pBdr/>
@@ -46646,9 +47070,9 @@
       </w:tcPr>
     </w:tblStylePr>
   </w:style>
-  <w:style w:type="table" w:styleId="1161">
+  <w:style w:type="table" w:styleId="1173">
     <w:name w:val="List Table 7 Colorful"/>
-    <w:basedOn w:val="1050"/>
+    <w:basedOn w:val="1062"/>
     <w:uiPriority w:val="99"/>
     <w:pPr>
       <w:pBdr/>
@@ -46896,9 +47320,9 @@
       </w:tcPr>
     </w:tblStylePr>
   </w:style>
-  <w:style w:type="table" w:styleId="1162" w:customStyle="1">
+  <w:style w:type="table" w:styleId="1174" w:customStyle="1">
     <w:name w:val="List Table 7 Colorful - Accent 1"/>
-    <w:basedOn w:val="1050"/>
+    <w:basedOn w:val="1062"/>
     <w:uiPriority w:val="99"/>
     <w:pPr>
       <w:pBdr/>
@@ -47146,9 +47570,9 @@
       </w:tcPr>
     </w:tblStylePr>
   </w:style>
-  <w:style w:type="table" w:styleId="1163" w:customStyle="1">
+  <w:style w:type="table" w:styleId="1175" w:customStyle="1">
     <w:name w:val="List Table 7 Colorful - Accent 2"/>
-    <w:basedOn w:val="1050"/>
+    <w:basedOn w:val="1062"/>
     <w:uiPriority w:val="99"/>
     <w:pPr>
       <w:pBdr/>
@@ -47396,9 +47820,9 @@
       </w:tcPr>
     </w:tblStylePr>
   </w:style>
-  <w:style w:type="table" w:styleId="1164" w:customStyle="1">
+  <w:style w:type="table" w:styleId="1176" w:customStyle="1">
     <w:name w:val="List Table 7 Colorful - Accent 3"/>
-    <w:basedOn w:val="1050"/>
+    <w:basedOn w:val="1062"/>
     <w:uiPriority w:val="99"/>
     <w:pPr>
       <w:pBdr/>
@@ -47646,9 +48070,9 @@
       </w:tcPr>
     </w:tblStylePr>
   </w:style>
-  <w:style w:type="table" w:styleId="1165" w:customStyle="1">
+  <w:style w:type="table" w:styleId="1177" w:customStyle="1">
     <w:name w:val="List Table 7 Colorful - Accent 4"/>
-    <w:basedOn w:val="1050"/>
+    <w:basedOn w:val="1062"/>
     <w:uiPriority w:val="99"/>
     <w:pPr>
       <w:pBdr/>
@@ -47896,9 +48320,9 @@
       </w:tcPr>
     </w:tblStylePr>
   </w:style>
-  <w:style w:type="table" w:styleId="1166" w:customStyle="1">
+  <w:style w:type="table" w:styleId="1178" w:customStyle="1">
     <w:name w:val="List Table 7 Colorful - Accent 5"/>
-    <w:basedOn w:val="1050"/>
+    <w:basedOn w:val="1062"/>
     <w:uiPriority w:val="99"/>
     <w:pPr>
       <w:pBdr/>
@@ -48146,9 +48570,9 @@
       </w:tcPr>
     </w:tblStylePr>
   </w:style>
-  <w:style w:type="table" w:styleId="1167" w:customStyle="1">
+  <w:style w:type="table" w:styleId="1179" w:customStyle="1">
     <w:name w:val="List Table 7 Colorful - Accent 6"/>
-    <w:basedOn w:val="1050"/>
+    <w:basedOn w:val="1062"/>
     <w:uiPriority w:val="99"/>
     <w:pPr>
       <w:pBdr/>
@@ -48396,9 +48820,9 @@
       </w:tcPr>
     </w:tblStylePr>
   </w:style>
-  <w:style w:type="table" w:styleId="1168" w:customStyle="1">
+  <w:style w:type="table" w:styleId="1180" w:customStyle="1">
     <w:name w:val="Lined - Accent"/>
-    <w:basedOn w:val="1050"/>
+    <w:basedOn w:val="1062"/>
     <w:uiPriority w:val="99"/>
     <w:pPr>
       <w:pBdr/>
@@ -48635,9 +49059,9 @@
       </w:tcPr>
     </w:tblStylePr>
   </w:style>
-  <w:style w:type="table" w:styleId="1169" w:customStyle="1">
+  <w:style w:type="table" w:styleId="1181" w:customStyle="1">
     <w:name w:val="Lined - Accent 1"/>
-    <w:basedOn w:val="1050"/>
+    <w:basedOn w:val="1062"/>
     <w:uiPriority w:val="99"/>
     <w:pPr>
       <w:pBdr/>
@@ -48874,9 +49298,9 @@
       </w:tcPr>
     </w:tblStylePr>
   </w:style>
-  <w:style w:type="table" w:styleId="1170" w:customStyle="1">
+  <w:style w:type="table" w:styleId="1182" w:customStyle="1">
     <w:name w:val="Lined - Accent 2"/>
-    <w:basedOn w:val="1050"/>
+    <w:basedOn w:val="1062"/>
     <w:uiPriority w:val="99"/>
     <w:pPr>
       <w:pBdr/>
@@ -49113,9 +49537,9 @@
       </w:tcPr>
     </w:tblStylePr>
   </w:style>
-  <w:style w:type="table" w:styleId="1171" w:customStyle="1">
+  <w:style w:type="table" w:styleId="1183" w:customStyle="1">
     <w:name w:val="Lined - Accent 3"/>
-    <w:basedOn w:val="1050"/>
+    <w:basedOn w:val="1062"/>
     <w:uiPriority w:val="99"/>
     <w:pPr>
       <w:pBdr/>
@@ -49352,9 +49776,9 @@
       </w:tcPr>
     </w:tblStylePr>
   </w:style>
-  <w:style w:type="table" w:styleId="1172" w:customStyle="1">
+  <w:style w:type="table" w:styleId="1184" w:customStyle="1">
     <w:name w:val="Lined - Accent 4"/>
-    <w:basedOn w:val="1050"/>
+    <w:basedOn w:val="1062"/>
     <w:uiPriority w:val="99"/>
     <w:pPr>
       <w:pBdr/>
@@ -49591,9 +50015,9 @@
       </w:tcPr>
     </w:tblStylePr>
   </w:style>
-  <w:style w:type="table" w:styleId="1173" w:customStyle="1">
+  <w:style w:type="table" w:styleId="1185" w:customStyle="1">
     <w:name w:val="Lined - Accent 5"/>
-    <w:basedOn w:val="1050"/>
+    <w:basedOn w:val="1062"/>
     <w:uiPriority w:val="99"/>
     <w:pPr>
       <w:pBdr/>
@@ -49830,9 +50254,9 @@
       </w:tcPr>
     </w:tblStylePr>
   </w:style>
-  <w:style w:type="table" w:styleId="1174" w:customStyle="1">
+  <w:style w:type="table" w:styleId="1186" w:customStyle="1">
     <w:name w:val="Lined - Accent 6"/>
-    <w:basedOn w:val="1050"/>
+    <w:basedOn w:val="1062"/>
     <w:uiPriority w:val="99"/>
     <w:pPr>
       <w:pBdr/>
@@ -50069,9 +50493,9 @@
       </w:tcPr>
     </w:tblStylePr>
   </w:style>
-  <w:style w:type="table" w:styleId="1175" w:customStyle="1">
+  <w:style w:type="table" w:styleId="1187" w:customStyle="1">
     <w:name w:val="Bordered &amp; Lined - Accent"/>
-    <w:basedOn w:val="1050"/>
+    <w:basedOn w:val="1062"/>
     <w:uiPriority w:val="99"/>
     <w:pPr>
       <w:pBdr/>
@@ -50315,9 +50739,9 @@
       </w:tcPr>
     </w:tblStylePr>
   </w:style>
-  <w:style w:type="table" w:styleId="1176" w:customStyle="1">
+  <w:style w:type="table" w:styleId="1188" w:customStyle="1">
     <w:name w:val="Bordered &amp; Lined - Accent 1"/>
-    <w:basedOn w:val="1050"/>
+    <w:basedOn w:val="1062"/>
     <w:uiPriority w:val="99"/>
     <w:pPr>
       <w:pBdr/>
@@ -50561,9 +50985,9 @@
       </w:tcPr>
     </w:tblStylePr>
   </w:style>
-  <w:style w:type="table" w:styleId="1177" w:customStyle="1">
+  <w:style w:type="table" w:styleId="1189" w:customStyle="1">
     <w:name w:val="Bordered &amp; Lined - Accent 2"/>
-    <w:basedOn w:val="1050"/>
+    <w:basedOn w:val="1062"/>
     <w:uiPriority w:val="99"/>
     <w:pPr>
       <w:pBdr/>
@@ -50807,9 +51231,9 @@
       </w:tcPr>
     </w:tblStylePr>
   </w:style>
-  <w:style w:type="table" w:styleId="1178" w:customStyle="1">
+  <w:style w:type="table" w:styleId="1190" w:customStyle="1">
     <w:name w:val="Bordered &amp; Lined - Accent 3"/>
-    <w:basedOn w:val="1050"/>
+    <w:basedOn w:val="1062"/>
     <w:uiPriority w:val="99"/>
     <w:pPr>
       <w:pBdr/>
@@ -51053,9 +51477,9 @@
       </w:tcPr>
     </w:tblStylePr>
   </w:style>
-  <w:style w:type="table" w:styleId="1179" w:customStyle="1">
+  <w:style w:type="table" w:styleId="1191" w:customStyle="1">
     <w:name w:val="Bordered &amp; Lined - Accent 4"/>
-    <w:basedOn w:val="1050"/>
+    <w:basedOn w:val="1062"/>
     <w:uiPriority w:val="99"/>
     <w:pPr>
       <w:pBdr/>
@@ -51299,9 +51723,9 @@
       </w:tcPr>
     </w:tblStylePr>
   </w:style>
-  <w:style w:type="table" w:styleId="1180" w:customStyle="1">
+  <w:style w:type="table" w:styleId="1192" w:customStyle="1">
     <w:name w:val="Bordered &amp; Lined - Accent 5"/>
-    <w:basedOn w:val="1050"/>
+    <w:basedOn w:val="1062"/>
     <w:uiPriority w:val="99"/>
     <w:pPr>
       <w:pBdr/>
@@ -51545,9 +51969,9 @@
       </w:tcPr>
     </w:tblStylePr>
   </w:style>
-  <w:style w:type="table" w:styleId="1181" w:customStyle="1">
+  <w:style w:type="table" w:styleId="1193" w:customStyle="1">
     <w:name w:val="Bordered &amp; Lined - Accent 6"/>
-    <w:basedOn w:val="1050"/>
+    <w:basedOn w:val="1062"/>
     <w:uiPriority w:val="99"/>
     <w:pPr>
       <w:pBdr/>
@@ -51791,9 +52215,9 @@
       </w:tcPr>
     </w:tblStylePr>
   </w:style>
-  <w:style w:type="table" w:styleId="1182" w:customStyle="1">
+  <w:style w:type="table" w:styleId="1194" w:customStyle="1">
     <w:name w:val="Bordered"/>
-    <w:basedOn w:val="1050"/>
+    <w:basedOn w:val="1062"/>
     <w:uiPriority w:val="99"/>
     <w:pPr>
       <w:pBdr/>
@@ -52021,9 +52445,9 @@
       </w:tcPr>
     </w:tblStylePr>
   </w:style>
-  <w:style w:type="table" w:styleId="1183" w:customStyle="1">
+  <w:style w:type="table" w:styleId="1195" w:customStyle="1">
     <w:name w:val="Bordered - Accent 1"/>
-    <w:basedOn w:val="1050"/>
+    <w:basedOn w:val="1062"/>
     <w:uiPriority w:val="99"/>
     <w:pPr>
       <w:pBdr/>
@@ -52251,9 +52675,9 @@
       </w:tcPr>
     </w:tblStylePr>
   </w:style>
-  <w:style w:type="table" w:styleId="1184" w:customStyle="1">
+  <w:style w:type="table" w:styleId="1196" w:customStyle="1">
     <w:name w:val="Bordered - Accent 2"/>
-    <w:basedOn w:val="1050"/>
+    <w:basedOn w:val="1062"/>
     <w:uiPriority w:val="99"/>
     <w:pPr>
       <w:pBdr/>
@@ -52481,9 +52905,9 @@
       </w:tcPr>
     </w:tblStylePr>
   </w:style>
-  <w:style w:type="table" w:styleId="1185" w:customStyle="1">
+  <w:style w:type="table" w:styleId="1197" w:customStyle="1">
     <w:name w:val="Bordered - Accent 3"/>
-    <w:basedOn w:val="1050"/>
+    <w:basedOn w:val="1062"/>
     <w:uiPriority w:val="99"/>
     <w:pPr>
       <w:pBdr/>
@@ -52711,9 +53135,9 @@
       </w:tcPr>
     </w:tblStylePr>
   </w:style>
-  <w:style w:type="table" w:styleId="1186" w:customStyle="1">
+  <w:style w:type="table" w:styleId="1198" w:customStyle="1">
     <w:name w:val="Bordered - Accent 4"/>
-    <w:basedOn w:val="1050"/>
+    <w:basedOn w:val="1062"/>
     <w:uiPriority w:val="99"/>
     <w:pPr>
       <w:pBdr/>
@@ -52941,9 +53365,9 @@
       </w:tcPr>
     </w:tblStylePr>
   </w:style>
-  <w:style w:type="table" w:styleId="1187" w:customStyle="1">
+  <w:style w:type="table" w:styleId="1199" w:customStyle="1">
     <w:name w:val="Bordered - Accent 5"/>
-    <w:basedOn w:val="1050"/>
+    <w:basedOn w:val="1062"/>
     <w:uiPriority w:val="99"/>
     <w:pPr>
       <w:pBdr/>
@@ -53171,9 +53595,9 @@
       </w:tcPr>
     </w:tblStylePr>
   </w:style>
-  <w:style w:type="table" w:styleId="1188" w:customStyle="1">
+  <w:style w:type="table" w:styleId="1200" w:customStyle="1">
     <w:name w:val="Bordered - Accent 6"/>
-    <w:basedOn w:val="1050"/>
+    <w:basedOn w:val="1062"/>
     <w:uiPriority w:val="99"/>
     <w:pPr>
       <w:pBdr/>
@@ -53401,9 +53825,9 @@
       </w:tcPr>
     </w:tblStylePr>
   </w:style>
-  <w:style w:type="character" w:styleId="1189" w:customStyle="1">
+  <w:style w:type="character" w:styleId="1201" w:customStyle="1">
     <w:name w:val="Heading 1 Char"/>
-    <w:basedOn w:val="1049"/>
+    <w:basedOn w:val="1061"/>
     <w:uiPriority w:val="9"/>
     <w:pPr>
       <w:pBdr/>
@@ -53417,9 +53841,9 @@
       <w:szCs w:val="40"/>
     </w:rPr>
   </w:style>
-  <w:style w:type="character" w:styleId="1190" w:customStyle="1">
+  <w:style w:type="character" w:styleId="1202" w:customStyle="1">
     <w:name w:val="Heading 2 Char"/>
-    <w:basedOn w:val="1049"/>
+    <w:basedOn w:val="1061"/>
     <w:uiPriority w:val="9"/>
     <w:pPr>
       <w:pBdr/>
@@ -53433,9 +53857,9 @@
       <w:szCs w:val="32"/>
     </w:rPr>
   </w:style>
-  <w:style w:type="character" w:styleId="1191" w:customStyle="1">
+  <w:style w:type="character" w:styleId="1203" w:customStyle="1">
     <w:name w:val="Heading 3 Char"/>
-    <w:basedOn w:val="1049"/>
+    <w:basedOn w:val="1061"/>
     <w:uiPriority w:val="9"/>
     <w:pPr>
       <w:pBdr/>
@@ -53449,10 +53873,10 @@
       <w:szCs w:val="28"/>
     </w:rPr>
   </w:style>
-  <w:style w:type="character" w:styleId="1192" w:customStyle="1">
+  <w:style w:type="character" w:styleId="1204" w:customStyle="1">
     <w:name w:val="Titre 4 Car"/>
-    <w:basedOn w:val="1049"/>
-    <w:link w:val="1043"/>
+    <w:basedOn w:val="1061"/>
+    <w:link w:val="1055"/>
     <w:uiPriority w:val="9"/>
     <w:pPr>
       <w:pBdr/>
@@ -53466,10 +53890,10 @@
       <w:color w:val="2f5496" w:themeColor="accent1" w:themeShade="BF"/>
     </w:rPr>
   </w:style>
-  <w:style w:type="character" w:styleId="1193" w:customStyle="1">
+  <w:style w:type="character" w:styleId="1205" w:customStyle="1">
     <w:name w:val="Titre 5 Car"/>
-    <w:basedOn w:val="1049"/>
-    <w:link w:val="1044"/>
+    <w:basedOn w:val="1061"/>
+    <w:link w:val="1056"/>
     <w:uiPriority w:val="9"/>
     <w:pPr>
       <w:pBdr/>
@@ -53481,10 +53905,10 @@
       <w:color w:val="2f5496" w:themeColor="accent1" w:themeShade="BF"/>
     </w:rPr>
   </w:style>
-  <w:style w:type="character" w:styleId="1194" w:customStyle="1">
+  <w:style w:type="character" w:styleId="1206" w:customStyle="1">
     <w:name w:val="Titre 6 Car"/>
-    <w:basedOn w:val="1049"/>
-    <w:link w:val="1045"/>
+    <w:basedOn w:val="1061"/>
+    <w:link w:val="1057"/>
     <w:uiPriority w:val="9"/>
     <w:pPr>
       <w:pBdr/>
@@ -53498,10 +53922,10 @@
       <w:color w:val="595959" w:themeColor="text1" w:themeTint="A6"/>
     </w:rPr>
   </w:style>
-  <w:style w:type="character" w:styleId="1195" w:customStyle="1">
+  <w:style w:type="character" w:styleId="1207" w:customStyle="1">
     <w:name w:val="Titre 7 Car"/>
-    <w:basedOn w:val="1049"/>
-    <w:link w:val="1046"/>
+    <w:basedOn w:val="1061"/>
+    <w:link w:val="1058"/>
     <w:uiPriority w:val="9"/>
     <w:pPr>
       <w:pBdr/>
@@ -53513,10 +53937,10 @@
       <w:color w:val="595959" w:themeColor="text1" w:themeTint="A6"/>
     </w:rPr>
   </w:style>
-  <w:style w:type="character" w:styleId="1196" w:customStyle="1">
+  <w:style w:type="character" w:styleId="1208" w:customStyle="1">
     <w:name w:val="Titre 8 Car"/>
-    <w:basedOn w:val="1049"/>
-    <w:link w:val="1047"/>
+    <w:basedOn w:val="1061"/>
+    <w:link w:val="1059"/>
     <w:uiPriority w:val="9"/>
     <w:pPr>
       <w:pBdr/>
@@ -53530,10 +53954,10 @@
       <w:color w:val="272727" w:themeColor="text1" w:themeTint="D8"/>
     </w:rPr>
   </w:style>
-  <w:style w:type="character" w:styleId="1197" w:customStyle="1">
+  <w:style w:type="character" w:styleId="1209" w:customStyle="1">
     <w:name w:val="Titre 9 Car"/>
-    <w:basedOn w:val="1049"/>
-    <w:link w:val="1048"/>
+    <w:basedOn w:val="1061"/>
+    <w:link w:val="1060"/>
     <w:uiPriority w:val="9"/>
     <w:pPr>
       <w:pBdr/>
@@ -53547,11 +53971,11 @@
       <w:color w:val="272727" w:themeColor="text1" w:themeTint="D8"/>
     </w:rPr>
   </w:style>
-  <w:style w:type="paragraph" w:styleId="1198">
+  <w:style w:type="paragraph" w:styleId="1210">
     <w:name w:val="Title"/>
-    <w:basedOn w:val="1039"/>
-    <w:next w:val="1039"/>
-    <w:link w:val="1199"/>
+    <w:basedOn w:val="1051"/>
+    <w:next w:val="1051"/>
+    <w:link w:val="1211"/>
     <w:uiPriority w:val="10"/>
     <w:qFormat/>
     <w:pPr>
@@ -53567,10 +53991,10 @@
       <w:szCs w:val="56"/>
     </w:rPr>
   </w:style>
-  <w:style w:type="character" w:styleId="1199" w:customStyle="1">
+  <w:style w:type="character" w:styleId="1211" w:customStyle="1">
     <w:name w:val="Titre Car"/>
-    <w:basedOn w:val="1049"/>
-    <w:link w:val="1198"/>
+    <w:basedOn w:val="1061"/>
+    <w:link w:val="1210"/>
     <w:uiPriority w:val="10"/>
     <w:pPr>
       <w:pBdr/>
@@ -53584,11 +54008,11 @@
       <w:szCs w:val="56"/>
     </w:rPr>
   </w:style>
-  <w:style w:type="paragraph" w:styleId="1200">
+  <w:style w:type="paragraph" w:styleId="1212">
     <w:name w:val="Subtitle"/>
-    <w:basedOn w:val="1039"/>
-    <w:next w:val="1039"/>
-    <w:link w:val="1201"/>
+    <w:basedOn w:val="1051"/>
+    <w:next w:val="1051"/>
+    <w:link w:val="1213"/>
     <w:uiPriority w:val="11"/>
     <w:qFormat/>
     <w:pPr>
@@ -53606,10 +54030,10 @@
       <w:szCs w:val="28"/>
     </w:rPr>
   </w:style>
-  <w:style w:type="character" w:styleId="1201" w:customStyle="1">
+  <w:style w:type="character" w:styleId="1213" w:customStyle="1">
     <w:name w:val="Sous-titre Car"/>
-    <w:basedOn w:val="1049"/>
-    <w:link w:val="1200"/>
+    <w:basedOn w:val="1061"/>
+    <w:link w:val="1212"/>
     <w:uiPriority w:val="11"/>
     <w:pPr>
       <w:pBdr/>
@@ -53623,11 +54047,11 @@
       <w:szCs w:val="28"/>
     </w:rPr>
   </w:style>
-  <w:style w:type="paragraph" w:styleId="1202">
+  <w:style w:type="paragraph" w:styleId="1214">
     <w:name w:val="Quote"/>
-    <w:basedOn w:val="1039"/>
-    <w:next w:val="1039"/>
-    <w:link w:val="1203"/>
+    <w:basedOn w:val="1051"/>
+    <w:next w:val="1051"/>
+    <w:link w:val="1215"/>
     <w:uiPriority w:val="29"/>
     <w:qFormat/>
     <w:pPr>
@@ -53642,10 +54066,10 @@
       <w:color w:val="404040" w:themeColor="text1" w:themeTint="BF"/>
     </w:rPr>
   </w:style>
-  <w:style w:type="character" w:styleId="1203" w:customStyle="1">
+  <w:style w:type="character" w:styleId="1215" w:customStyle="1">
     <w:name w:val="Citation Car"/>
-    <w:basedOn w:val="1049"/>
-    <w:link w:val="1202"/>
+    <w:basedOn w:val="1061"/>
+    <w:link w:val="1214"/>
     <w:uiPriority w:val="29"/>
     <w:pPr>
       <w:pBdr/>
@@ -53658,9 +54082,9 @@
       <w:color w:val="404040" w:themeColor="text1" w:themeTint="BF"/>
     </w:rPr>
   </w:style>
-  <w:style w:type="character" w:styleId="1204">
+  <w:style w:type="character" w:styleId="1216">
     <w:name w:val="Intense Emphasis"/>
-    <w:basedOn w:val="1049"/>
+    <w:basedOn w:val="1061"/>
     <w:uiPriority w:val="21"/>
     <w:qFormat/>
     <w:pPr>
@@ -53674,11 +54098,11 @@
       <w:color w:val="2f5496" w:themeColor="accent1" w:themeShade="BF"/>
     </w:rPr>
   </w:style>
-  <w:style w:type="paragraph" w:styleId="1205">
+  <w:style w:type="paragraph" w:styleId="1217">
     <w:name w:val="Intense Quote"/>
-    <w:basedOn w:val="1039"/>
-    <w:next w:val="1039"/>
-    <w:link w:val="1206"/>
+    <w:basedOn w:val="1051"/>
+    <w:next w:val="1051"/>
+    <w:link w:val="1218"/>
     <w:uiPriority w:val="30"/>
     <w:qFormat/>
     <w:pPr>
@@ -53696,10 +54120,10 @@
       <w:color w:val="2f5496" w:themeColor="accent1" w:themeShade="BF"/>
     </w:rPr>
   </w:style>
-  <w:style w:type="character" w:styleId="1206" w:customStyle="1">
+  <w:style w:type="character" w:styleId="1218" w:customStyle="1">
     <w:name w:val="Citation intense Car"/>
-    <w:basedOn w:val="1049"/>
-    <w:link w:val="1205"/>
+    <w:basedOn w:val="1061"/>
+    <w:link w:val="1217"/>
     <w:uiPriority w:val="30"/>
     <w:pPr>
       <w:pBdr/>
@@ -53712,9 +54136,9 @@
       <w:color w:val="2f5496" w:themeColor="accent1" w:themeShade="BF"/>
     </w:rPr>
   </w:style>
-  <w:style w:type="character" w:styleId="1207">
+  <w:style w:type="character" w:styleId="1219">
     <w:name w:val="Intense Reference"/>
-    <w:basedOn w:val="1049"/>
+    <w:basedOn w:val="1061"/>
     <w:uiPriority w:val="32"/>
     <w:qFormat/>
     <w:pPr>
@@ -53730,9 +54154,9 @@
       <w:spacing w:val="5"/>
     </w:rPr>
   </w:style>
-  <w:style w:type="character" w:styleId="1208">
+  <w:style w:type="character" w:styleId="1220">
     <w:name w:val="Subtle Emphasis"/>
-    <w:basedOn w:val="1049"/>
+    <w:basedOn w:val="1061"/>
     <w:uiPriority w:val="19"/>
     <w:qFormat/>
     <w:pPr>
@@ -53746,9 +54170,9 @@
       <w:color w:val="404040" w:themeColor="text1" w:themeTint="BF"/>
     </w:rPr>
   </w:style>
-  <w:style w:type="character" w:styleId="1209">
+  <w:style w:type="character" w:styleId="1221">
     <w:name w:val="Emphasis"/>
-    <w:basedOn w:val="1049"/>
+    <w:basedOn w:val="1061"/>
     <w:uiPriority w:val="20"/>
     <w:qFormat/>
     <w:pPr>
@@ -53761,9 +54185,9 @@
       <w:iCs/>
     </w:rPr>
   </w:style>
-  <w:style w:type="character" w:styleId="1210">
+  <w:style w:type="character" w:styleId="1222">
     <w:name w:val="Strong"/>
-    <w:basedOn w:val="1049"/>
+    <w:basedOn w:val="1061"/>
     <w:uiPriority w:val="22"/>
     <w:qFormat/>
     <w:pPr>
@@ -53776,9 +54200,9 @@
       <w:bCs/>
     </w:rPr>
   </w:style>
-  <w:style w:type="character" w:styleId="1211">
+  <w:style w:type="character" w:styleId="1223">
     <w:name w:val="Subtle Reference"/>
-    <w:basedOn w:val="1049"/>
+    <w:basedOn w:val="1061"/>
     <w:uiPriority w:val="31"/>
     <w:qFormat/>
     <w:pPr>
@@ -53791,9 +54215,9 @@
       <w:color w:val="5a5a5a" w:themeColor="text1" w:themeTint="A5"/>
     </w:rPr>
   </w:style>
-  <w:style w:type="character" w:styleId="1212">
+  <w:style w:type="character" w:styleId="1224">
     <w:name w:val="Book Title"/>
-    <w:basedOn w:val="1049"/>
+    <w:basedOn w:val="1061"/>
     <w:uiPriority w:val="33"/>
     <w:qFormat/>
     <w:pPr>
@@ -53809,9 +54233,9 @@
       <w:spacing w:val="5"/>
     </w:rPr>
   </w:style>
-  <w:style w:type="character" w:styleId="1213" w:customStyle="1">
+  <w:style w:type="character" w:styleId="1225" w:customStyle="1">
     <w:name w:val="Header Char"/>
-    <w:basedOn w:val="1049"/>
+    <w:basedOn w:val="1061"/>
     <w:uiPriority w:val="99"/>
     <w:pPr>
       <w:pBdr/>
@@ -53819,9 +54243,9 @@
       <w:ind/>
     </w:pPr>
   </w:style>
-  <w:style w:type="character" w:styleId="1214" w:customStyle="1">
+  <w:style w:type="character" w:styleId="1226" w:customStyle="1">
     <w:name w:val="Footer Char"/>
-    <w:basedOn w:val="1049"/>
+    <w:basedOn w:val="1061"/>
     <w:uiPriority w:val="99"/>
     <w:pPr>
       <w:pBdr/>
@@ -53829,10 +54253,10 @@
       <w:ind/>
     </w:pPr>
   </w:style>
-  <w:style w:type="paragraph" w:styleId="1215">
+  <w:style w:type="paragraph" w:styleId="1227">
     <w:name w:val="footnote text"/>
-    <w:basedOn w:val="1039"/>
-    <w:link w:val="1216"/>
+    <w:basedOn w:val="1051"/>
+    <w:link w:val="1228"/>
     <w:uiPriority w:val="99"/>
     <w:semiHidden/>
     <w:unhideWhenUsed/>
@@ -53846,10 +54270,10 @@
       <w:szCs w:val="20"/>
     </w:rPr>
   </w:style>
-  <w:style w:type="character" w:styleId="1216" w:customStyle="1">
+  <w:style w:type="character" w:styleId="1228" w:customStyle="1">
     <w:name w:val="Note de bas de page Car"/>
-    <w:basedOn w:val="1049"/>
-    <w:link w:val="1215"/>
+    <w:basedOn w:val="1061"/>
+    <w:link w:val="1227"/>
     <w:uiPriority w:val="99"/>
     <w:semiHidden/>
     <w:pPr>
@@ -53862,9 +54286,9 @@
       <w:szCs w:val="20"/>
     </w:rPr>
   </w:style>
-  <w:style w:type="character" w:styleId="1217">
+  <w:style w:type="character" w:styleId="1229">
     <w:name w:val="footnote reference"/>
-    <w:basedOn w:val="1049"/>
+    <w:basedOn w:val="1061"/>
     <w:uiPriority w:val="99"/>
     <w:semiHidden/>
     <w:unhideWhenUsed/>
@@ -53877,10 +54301,10 @@
       <w:vertAlign w:val="superscript"/>
     </w:rPr>
   </w:style>
-  <w:style w:type="paragraph" w:styleId="1218">
+  <w:style w:type="paragraph" w:styleId="1230">
     <w:name w:val="endnote text"/>
-    <w:basedOn w:val="1039"/>
-    <w:link w:val="1219"/>
+    <w:basedOn w:val="1051"/>
+    <w:link w:val="1231"/>
     <w:uiPriority w:val="99"/>
     <w:semiHidden/>
     <w:unhideWhenUsed/>
@@ -53894,10 +54318,10 @@
       <w:szCs w:val="20"/>
     </w:rPr>
   </w:style>
-  <w:style w:type="character" w:styleId="1219" w:customStyle="1">
+  <w:style w:type="character" w:styleId="1231" w:customStyle="1">
     <w:name w:val="Note de fin Car"/>
-    <w:basedOn w:val="1049"/>
-    <w:link w:val="1218"/>
+    <w:basedOn w:val="1061"/>
+    <w:link w:val="1230"/>
     <w:uiPriority w:val="99"/>
     <w:semiHidden/>
     <w:pPr>
@@ -53910,9 +54334,9 @@
       <w:szCs w:val="20"/>
     </w:rPr>
   </w:style>
-  <w:style w:type="character" w:styleId="1220">
+  <w:style w:type="character" w:styleId="1232">
     <w:name w:val="endnote reference"/>
-    <w:basedOn w:val="1049"/>
+    <w:basedOn w:val="1061"/>
     <w:uiPriority w:val="99"/>
     <w:semiHidden/>
     <w:unhideWhenUsed/>
@@ -53925,9 +54349,9 @@
       <w:vertAlign w:val="superscript"/>
     </w:rPr>
   </w:style>
-  <w:style w:type="character" w:styleId="1221">
+  <w:style w:type="character" w:styleId="1233">
     <w:name w:val="FollowedHyperlink"/>
-    <w:basedOn w:val="1049"/>
+    <w:basedOn w:val="1061"/>
     <w:uiPriority w:val="99"/>
     <w:semiHidden/>
     <w:unhideWhenUsed/>
@@ -53941,10 +54365,10 @@
       <w:u w:val="single"/>
     </w:rPr>
   </w:style>
-  <w:style w:type="paragraph" w:styleId="1222">
+  <w:style w:type="paragraph" w:styleId="1234">
     <w:name w:val="toc 4"/>
-    <w:basedOn w:val="1039"/>
-    <w:next w:val="1039"/>
+    <w:basedOn w:val="1051"/>
+    <w:next w:val="1051"/>
     <w:uiPriority w:val="39"/>
     <w:unhideWhenUsed/>
     <w:pPr>
@@ -53953,10 +54377,10 @@
       <w:ind w:left="660"/>
     </w:pPr>
   </w:style>
-  <w:style w:type="paragraph" w:styleId="1223">
+  <w:style w:type="paragraph" w:styleId="1235">
     <w:name w:val="toc 5"/>
-    <w:basedOn w:val="1039"/>
-    <w:next w:val="1039"/>
+    <w:basedOn w:val="1051"/>
+    <w:next w:val="1051"/>
     <w:uiPriority w:val="39"/>
     <w:unhideWhenUsed/>
     <w:pPr>
@@ -53965,10 +54389,10 @@
       <w:ind w:left="880"/>
     </w:pPr>
   </w:style>
-  <w:style w:type="paragraph" w:styleId="1224">
+  <w:style w:type="paragraph" w:styleId="1236">
     <w:name w:val="toc 6"/>
-    <w:basedOn w:val="1039"/>
-    <w:next w:val="1039"/>
+    <w:basedOn w:val="1051"/>
+    <w:next w:val="1051"/>
     <w:uiPriority w:val="39"/>
     <w:unhideWhenUsed/>
     <w:pPr>
@@ -53977,10 +54401,10 @@
       <w:ind w:left="1100"/>
     </w:pPr>
   </w:style>
-  <w:style w:type="paragraph" w:styleId="1225">
+  <w:style w:type="paragraph" w:styleId="1237">
     <w:name w:val="toc 7"/>
-    <w:basedOn w:val="1039"/>
-    <w:next w:val="1039"/>
+    <w:basedOn w:val="1051"/>
+    <w:next w:val="1051"/>
     <w:uiPriority w:val="39"/>
     <w:unhideWhenUsed/>
     <w:pPr>
@@ -53989,10 +54413,10 @@
       <w:ind w:left="1320"/>
     </w:pPr>
   </w:style>
-  <w:style w:type="paragraph" w:styleId="1226">
+  <w:style w:type="paragraph" w:styleId="1238">
     <w:name w:val="toc 8"/>
-    <w:basedOn w:val="1039"/>
-    <w:next w:val="1039"/>
+    <w:basedOn w:val="1051"/>
+    <w:next w:val="1051"/>
     <w:uiPriority w:val="39"/>
     <w:unhideWhenUsed/>
     <w:pPr>
@@ -54001,10 +54425,10 @@
       <w:ind w:left="1540"/>
     </w:pPr>
   </w:style>
-  <w:style w:type="paragraph" w:styleId="1227">
+  <w:style w:type="paragraph" w:styleId="1239">
     <w:name w:val="toc 9"/>
-    <w:basedOn w:val="1039"/>
-    <w:next w:val="1039"/>
+    <w:basedOn w:val="1051"/>
+    <w:next w:val="1051"/>
     <w:uiPriority w:val="39"/>
     <w:unhideWhenUsed/>
     <w:pPr>
@@ -54013,10 +54437,10 @@
       <w:ind w:left="1760"/>
     </w:pPr>
   </w:style>
-  <w:style w:type="paragraph" w:styleId="1228">
+  <w:style w:type="paragraph" w:styleId="1240">
     <w:name w:val="table of figures"/>
-    <w:basedOn w:val="1039"/>
-    <w:next w:val="1039"/>
+    <w:basedOn w:val="1051"/>
+    <w:next w:val="1051"/>
     <w:uiPriority w:val="99"/>
     <w:unhideWhenUsed/>
     <w:pPr>
@@ -54025,10 +54449,10 @@
       <w:ind/>
     </w:pPr>
   </w:style>
-  <w:style w:type="paragraph" w:styleId="1229">
+  <w:style w:type="paragraph" w:styleId="1241">
     <w:name w:val="Header"/>
-    <w:basedOn w:val="1039"/>
-    <w:link w:val="1230"/>
+    <w:basedOn w:val="1051"/>
+    <w:link w:val="1242"/>
     <w:uiPriority w:val="99"/>
     <w:unhideWhenUsed/>
     <w:pPr>
@@ -54041,10 +54465,10 @@
       <w:ind/>
     </w:pPr>
   </w:style>
-  <w:style w:type="character" w:styleId="1230" w:customStyle="1">
+  <w:style w:type="character" w:styleId="1242" w:customStyle="1">
     <w:name w:val="En-tête Car"/>
-    <w:basedOn w:val="1049"/>
-    <w:link w:val="1229"/>
+    <w:basedOn w:val="1061"/>
+    <w:link w:val="1241"/>
     <w:uiPriority w:val="99"/>
     <w:pPr>
       <w:pBdr/>
@@ -54052,10 +54476,10 @@
       <w:ind/>
     </w:pPr>
   </w:style>
-  <w:style w:type="paragraph" w:styleId="1231">
+  <w:style w:type="paragraph" w:styleId="1243">
     <w:name w:val="Footer"/>
-    <w:basedOn w:val="1039"/>
-    <w:link w:val="1232"/>
+    <w:basedOn w:val="1051"/>
+    <w:link w:val="1244"/>
     <w:uiPriority w:val="99"/>
     <w:unhideWhenUsed/>
     <w:pPr>
@@ -54068,10 +54492,10 @@
       <w:ind/>
     </w:pPr>
   </w:style>
-  <w:style w:type="character" w:styleId="1232" w:customStyle="1">
+  <w:style w:type="character" w:styleId="1244" w:customStyle="1">
     <w:name w:val="Pied de page Car"/>
-    <w:basedOn w:val="1049"/>
-    <w:link w:val="1231"/>
+    <w:basedOn w:val="1061"/>
+    <w:link w:val="1243"/>
     <w:uiPriority w:val="99"/>
     <w:pPr>
       <w:pBdr/>
@@ -54079,10 +54503,10 @@
       <w:ind/>
     </w:pPr>
   </w:style>
-  <w:style w:type="character" w:styleId="1233" w:customStyle="1">
+  <w:style w:type="character" w:styleId="1245" w:customStyle="1">
     <w:name w:val="Titre 1 Car"/>
-    <w:basedOn w:val="1049"/>
-    <w:link w:val="1040"/>
+    <w:basedOn w:val="1061"/>
+    <w:link w:val="1052"/>
     <w:uiPriority w:val="9"/>
     <w:pPr>
       <w:pBdr/>
@@ -54096,10 +54520,10 @@
       <w:szCs w:val="32"/>
     </w:rPr>
   </w:style>
-  <w:style w:type="paragraph" w:styleId="1234">
+  <w:style w:type="paragraph" w:styleId="1246">
     <w:name w:val="TOC Heading"/>
-    <w:basedOn w:val="1040"/>
-    <w:next w:val="1039"/>
+    <w:basedOn w:val="1052"/>
+    <w:next w:val="1051"/>
     <w:uiPriority w:val="39"/>
     <w:unhideWhenUsed/>
     <w:qFormat/>
@@ -54113,9 +54537,9 @@
       <w:lang w:eastAsia="fr-CH"/>
     </w:rPr>
   </w:style>
-  <w:style w:type="paragraph" w:styleId="1235">
+  <w:style w:type="paragraph" w:styleId="1247">
     <w:name w:val="No Spacing"/>
-    <w:link w:val="1236"/>
+    <w:link w:val="1248"/>
     <w:uiPriority w:val="1"/>
     <w:qFormat/>
     <w:pPr>
@@ -54128,10 +54552,10 @@
       <w:lang w:eastAsia="fr-CH"/>
     </w:rPr>
   </w:style>
-  <w:style w:type="character" w:styleId="1236" w:customStyle="1">
+  <w:style w:type="character" w:styleId="1248" w:customStyle="1">
     <w:name w:val="Sans interligne Car"/>
-    <w:basedOn w:val="1049"/>
-    <w:link w:val="1235"/>
+    <w:basedOn w:val="1061"/>
+    <w:link w:val="1247"/>
     <w:uiPriority w:val="1"/>
     <w:pPr>
       <w:pBdr/>
@@ -54143,10 +54567,10 @@
       <w:lang w:eastAsia="fr-CH"/>
     </w:rPr>
   </w:style>
-  <w:style w:type="paragraph" w:styleId="1237">
+  <w:style w:type="paragraph" w:styleId="1249">
     <w:name w:val="toc 1"/>
-    <w:basedOn w:val="1039"/>
-    <w:next w:val="1039"/>
+    <w:basedOn w:val="1051"/>
+    <w:next w:val="1051"/>
     <w:uiPriority w:val="39"/>
     <w:unhideWhenUsed/>
     <w:pPr>
@@ -54155,9 +54579,9 @@
       <w:ind/>
     </w:pPr>
   </w:style>
-  <w:style w:type="character" w:styleId="1238">
+  <w:style w:type="character" w:styleId="1250">
     <w:name w:val="Hyperlink"/>
-    <w:basedOn w:val="1049"/>
+    <w:basedOn w:val="1061"/>
     <w:uiPriority w:val="99"/>
     <w:unhideWhenUsed/>
     <w:pPr>
@@ -54170,10 +54594,10 @@
       <w:u w:val="single"/>
     </w:rPr>
   </w:style>
-  <w:style w:type="character" w:styleId="1239" w:customStyle="1">
+  <w:style w:type="character" w:styleId="1251" w:customStyle="1">
     <w:name w:val="Titre 2 Car"/>
-    <w:basedOn w:val="1049"/>
-    <w:link w:val="1041"/>
+    <w:basedOn w:val="1061"/>
+    <w:link w:val="1053"/>
     <w:uiPriority w:val="9"/>
     <w:pPr>
       <w:pBdr/>
@@ -54187,10 +54611,10 @@
       <w:szCs w:val="26"/>
     </w:rPr>
   </w:style>
-  <w:style w:type="paragraph" w:styleId="1240">
+  <w:style w:type="paragraph" w:styleId="1252">
     <w:name w:val="toc 2"/>
-    <w:basedOn w:val="1039"/>
-    <w:next w:val="1039"/>
+    <w:basedOn w:val="1051"/>
+    <w:next w:val="1051"/>
     <w:uiPriority w:val="39"/>
     <w:unhideWhenUsed/>
     <w:pPr>
@@ -54199,9 +54623,9 @@
       <w:ind w:left="220"/>
     </w:pPr>
   </w:style>
-  <w:style w:type="paragraph" w:styleId="1241">
+  <w:style w:type="paragraph" w:styleId="1253">
     <w:name w:val="List Paragraph"/>
-    <w:basedOn w:val="1039"/>
+    <w:basedOn w:val="1051"/>
     <w:uiPriority w:val="34"/>
     <w:qFormat/>
     <w:pPr>
@@ -54211,10 +54635,10 @@
       <w:contextualSpacing w:val="true"/>
     </w:pPr>
   </w:style>
-  <w:style w:type="paragraph" w:styleId="1242">
+  <w:style w:type="paragraph" w:styleId="1254">
     <w:name w:val="Caption"/>
-    <w:basedOn w:val="1039"/>
-    <w:next w:val="1039"/>
+    <w:basedOn w:val="1051"/>
+    <w:next w:val="1051"/>
     <w:uiPriority w:val="35"/>
     <w:unhideWhenUsed/>
     <w:qFormat/>
@@ -54231,9 +54655,9 @@
       <w:szCs w:val="18"/>
     </w:rPr>
   </w:style>
-  <w:style w:type="character" w:styleId="1243">
+  <w:style w:type="character" w:styleId="1255">
     <w:name w:val="annotation reference"/>
-    <w:basedOn w:val="1049"/>
+    <w:basedOn w:val="1061"/>
     <w:uiPriority w:val="99"/>
     <w:semiHidden/>
     <w:unhideWhenUsed/>
@@ -54247,10 +54671,10 @@
       <w:szCs w:val="16"/>
     </w:rPr>
   </w:style>
-  <w:style w:type="paragraph" w:styleId="1244">
+  <w:style w:type="paragraph" w:styleId="1256">
     <w:name w:val="annotation text"/>
-    <w:basedOn w:val="1039"/>
-    <w:link w:val="1245"/>
+    <w:basedOn w:val="1051"/>
+    <w:link w:val="1257"/>
     <w:uiPriority w:val="99"/>
     <w:unhideWhenUsed/>
     <w:pPr>
@@ -54263,10 +54687,10 @@
       <w:szCs w:val="20"/>
     </w:rPr>
   </w:style>
-  <w:style w:type="character" w:styleId="1245" w:customStyle="1">
+  <w:style w:type="character" w:styleId="1257" w:customStyle="1">
     <w:name w:val="Commentaire Car"/>
-    <w:basedOn w:val="1049"/>
-    <w:link w:val="1244"/>
+    <w:basedOn w:val="1061"/>
+    <w:link w:val="1256"/>
     <w:uiPriority w:val="99"/>
     <w:pPr>
       <w:pBdr/>
@@ -54278,11 +54702,11 @@
       <w:szCs w:val="20"/>
     </w:rPr>
   </w:style>
-  <w:style w:type="paragraph" w:styleId="1246">
+  <w:style w:type="paragraph" w:styleId="1258">
     <w:name w:val="annotation subject"/>
-    <w:basedOn w:val="1244"/>
-    <w:next w:val="1244"/>
-    <w:link w:val="1247"/>
+    <w:basedOn w:val="1256"/>
+    <w:next w:val="1256"/>
+    <w:link w:val="1259"/>
     <w:uiPriority w:val="99"/>
     <w:semiHidden/>
     <w:unhideWhenUsed/>
@@ -54296,10 +54720,10 @@
       <w:bCs/>
     </w:rPr>
   </w:style>
-  <w:style w:type="character" w:styleId="1247" w:customStyle="1">
+  <w:style w:type="character" w:styleId="1259" w:customStyle="1">
     <w:name w:val="Objet du commentaire Car"/>
-    <w:basedOn w:val="1245"/>
-    <w:link w:val="1246"/>
+    <w:basedOn w:val="1257"/>
+    <w:link w:val="1258"/>
     <w:uiPriority w:val="99"/>
     <w:semiHidden/>
     <w:pPr>
@@ -54314,9 +54738,9 @@
       <w:szCs w:val="20"/>
     </w:rPr>
   </w:style>
-  <w:style w:type="table" w:styleId="1248">
+  <w:style w:type="table" w:styleId="1260">
     <w:name w:val="Table Grid"/>
-    <w:basedOn w:val="1050"/>
+    <w:basedOn w:val="1062"/>
     <w:uiPriority w:val="39"/>
     <w:pPr>
       <w:pBdr/>
@@ -54506,9 +54930,9 @@
       </w:tcPr>
     </w:tblStylePr>
   </w:style>
-  <w:style w:type="table" w:styleId="1249">
+  <w:style w:type="table" w:styleId="1261">
     <w:name w:val="Grid Table 4 Accent 1"/>
-    <w:basedOn w:val="1050"/>
+    <w:basedOn w:val="1062"/>
     <w:uiPriority w:val="49"/>
     <w:pPr>
       <w:pBdr/>
@@ -54727,9 +55151,9 @@
       </w:tcPr>
     </w:tblStylePr>
   </w:style>
-  <w:style w:type="table" w:styleId="1250">
+  <w:style w:type="table" w:styleId="1262">
     <w:name w:val="Grid Table 5 Dark Accent 1"/>
-    <w:basedOn w:val="1050"/>
+    <w:basedOn w:val="1062"/>
     <w:uiPriority w:val="50"/>
     <w:pPr>
       <w:pBdr/>
@@ -54964,10 +55388,10 @@
       </w:tcPr>
     </w:tblStylePr>
   </w:style>
-  <w:style w:type="character" w:styleId="1251" w:customStyle="1">
+  <w:style w:type="character" w:styleId="1263" w:customStyle="1">
     <w:name w:val="Titre 3 Car"/>
-    <w:basedOn w:val="1049"/>
-    <w:link w:val="1042"/>
+    <w:basedOn w:val="1061"/>
+    <w:link w:val="1054"/>
     <w:uiPriority w:val="9"/>
     <w:pPr>
       <w:pBdr/>
@@ -54981,10 +55405,10 @@
       <w:szCs w:val="24"/>
     </w:rPr>
   </w:style>
-  <w:style w:type="paragraph" w:styleId="1252">
+  <w:style w:type="paragraph" w:styleId="1264">
     <w:name w:val="toc 3"/>
-    <w:basedOn w:val="1039"/>
-    <w:next w:val="1039"/>
+    <w:basedOn w:val="1051"/>
+    <w:next w:val="1051"/>
     <w:uiPriority w:val="39"/>
     <w:unhideWhenUsed/>
     <w:pPr>
@@ -54993,10 +55417,10 @@
       <w:ind w:left="440"/>
     </w:pPr>
   </w:style>
-  <w:style w:type="table" w:styleId="1253" w:customStyle="1">
+  <w:style w:type="table" w:styleId="1265" w:customStyle="1">
     <w:name w:val="Tableau Grille 41"/>
-    <w:basedOn w:val="1050"/>
-    <w:next w:val="1254"/>
+    <w:basedOn w:val="1062"/>
+    <w:next w:val="1266"/>
     <w:uiPriority w:val="49"/>
     <w:pPr>
       <w:pBdr/>
@@ -55218,9 +55642,9 @@
       </w:tcPr>
     </w:tblStylePr>
   </w:style>
-  <w:style w:type="table" w:styleId="1254">
+  <w:style w:type="table" w:styleId="1266">
     <w:name w:val="Grid Table 4"/>
-    <w:basedOn w:val="1050"/>
+    <w:basedOn w:val="1062"/>
     <w:uiPriority w:val="49"/>
     <w:pPr>
       <w:pBdr/>
@@ -55439,9 +55863,9 @@
       </w:tcPr>
     </w:tblStylePr>
   </w:style>
-  <w:style w:type="character" w:styleId="1255">
+  <w:style w:type="character" w:styleId="1267">
     <w:name w:val="Unresolved Mention"/>
-    <w:basedOn w:val="1049"/>
+    <w:basedOn w:val="1061"/>
     <w:uiPriority w:val="99"/>
     <w:semiHidden/>
     <w:unhideWhenUsed/>
@@ -55455,9 +55879,9 @@
       <w:shd w:val="clear" w:color="auto" w:fill="e1dfdd"/>
     </w:rPr>
   </w:style>
-  <w:style w:type="table" w:styleId="1256">
+  <w:style w:type="table" w:styleId="1268">
     <w:name w:val="Grid Table 4 Accent 5"/>
-    <w:basedOn w:val="1050"/>
+    <w:basedOn w:val="1062"/>
     <w:uiPriority w:val="49"/>
     <w:pPr>
       <w:pBdr/>
@@ -55676,9 +56100,9 @@
       </w:tcPr>
     </w:tblStylePr>
   </w:style>
-  <w:style w:type="character" w:styleId="1257" w:customStyle="1">
+  <w:style w:type="character" w:styleId="1269" w:customStyle="1">
     <w:name w:val="Style1 Car"/>
-    <w:basedOn w:val="1233"/>
+    <w:basedOn w:val="1245"/>
     <w:pPr>
       <w:pBdr/>
       <w:spacing/>
@@ -55691,9 +56115,9 @@
       <w:szCs w:val="32"/>
     </w:rPr>
   </w:style>
-  <w:style w:type="paragraph" w:styleId="1258">
+  <w:style w:type="paragraph" w:styleId="1270">
     <w:name w:val="Normal (Web)"/>
-    <w:basedOn w:val="1039"/>
+    <w:basedOn w:val="1051"/>
     <w:uiPriority w:val="99"/>
     <w:semiHidden/>
     <w:unhideWhenUsed/>
@@ -55709,9 +56133,9 @@
       <w:lang w:val="fr-CH" w:eastAsia="fr-CH"/>
     </w:rPr>
   </w:style>
-  <w:style w:type="character" w:styleId="1259">
+  <w:style w:type="character" w:styleId="1271">
     <w:name w:val="HTML Code"/>
-    <w:basedOn w:val="1049"/>
+    <w:basedOn w:val="1061"/>
     <w:uiPriority w:val="99"/>
     <w:semiHidden/>
     <w:unhideWhenUsed/>
@@ -55726,9 +56150,9 @@
       <w:szCs w:val="20"/>
     </w:rPr>
   </w:style>
-  <w:style w:type="table" w:styleId="1260">
+  <w:style w:type="table" w:styleId="1272">
     <w:name w:val="Grid Table 5 Dark Accent 5"/>
-    <w:basedOn w:val="1050"/>
+    <w:basedOn w:val="1062"/>
     <w:uiPriority w:val="50"/>
     <w:pPr>
       <w:pBdr/>

--- a/Documentation/LHO - M5 - User Guide.docx
+++ b/Documentation/LHO - M5 - User Guide.docx
@@ -938,7 +938,7 @@
       <w:sdtContent>
         <w:p>
           <w:pPr>
-            <w:pStyle w:val="1433"/>
+            <w:pStyle w:val="1429"/>
             <w:pBdr/>
             <w:spacing/>
             <w:ind/>
@@ -973,7 +973,7 @@
         </w:p>
         <w:p>
           <w:pPr>
-            <w:pStyle w:val="1436"/>
+            <w:pStyle w:val="1432"/>
             <w:pBdr/>
             <w:tabs>
               <w:tab w:val="right" w:leader="dot" w:pos="9071"/>
@@ -1010,26 +1010,26 @@
           <w:hyperlink w:tooltip="#_Toc1" w:anchor="_Toc1" w:history="1">
             <w:r>
               <w:rPr>
-                <w:rStyle w:val="1437"/>
+                <w:rStyle w:val="1433"/>
               </w:rPr>
             </w:r>
             <w:r>
               <w:rPr>
-                <w:rStyle w:val="1437"/>
+                <w:rStyle w:val="1433"/>
                 <w:lang w:val="fr-CH"/>
               </w:rPr>
               <w:t xml:space="preserve">1. </w:t>
             </w:r>
             <w:r>
               <w:rPr>
-                <w:rStyle w:val="1437"/>
+                <w:rStyle w:val="1433"/>
                 <w:lang w:val="en-GB"/>
               </w:rPr>
               <w:t xml:space="preserve">About ScholarLog</w:t>
             </w:r>
             <w:r>
               <w:rPr>
-                <w:rStyle w:val="1437"/>
+                <w:rStyle w:val="1433"/>
                 <w:highlight w:val="none"/>
                 <w:lang w:val="en-GB"/>
               </w:rPr>
@@ -1059,7 +1059,7 @@
         </w:p>
         <w:p>
           <w:pPr>
-            <w:pStyle w:val="1436"/>
+            <w:pStyle w:val="1432"/>
             <w:pBdr/>
             <w:tabs>
               <w:tab w:val="right" w:leader="dot" w:pos="9071"/>
@@ -1072,46 +1072,46 @@
           <w:hyperlink w:tooltip="#_Toc2" w:anchor="_Toc2" w:history="1">
             <w:r>
               <w:rPr>
-                <w:rStyle w:val="1437"/>
+                <w:rStyle w:val="1433"/>
               </w:rPr>
             </w:r>
             <w:r>
               <w:rPr>
-                <w:rStyle w:val="1437"/>
+                <w:rStyle w:val="1433"/>
                 <w:lang w:val="fr-CH"/>
               </w:rPr>
               <w:t xml:space="preserve">2. </w:t>
             </w:r>
             <w:r>
               <w:rPr>
-                <w:rStyle w:val="1437"/>
+                <w:rStyle w:val="1433"/>
               </w:rPr>
               <w:t xml:space="preserve">Minimum System Requirement</w:t>
             </w:r>
             <w:r>
               <w:rPr>
-                <w:rStyle w:val="1437"/>
+                <w:rStyle w:val="1433"/>
                 <w:lang w:val="fr-CH"/>
               </w:rPr>
               <w:t xml:space="preserve">s and </w:t>
             </w:r>
             <w:r>
               <w:rPr>
-                <w:rStyle w:val="1437"/>
+                <w:rStyle w:val="1433"/>
                 <w:lang w:val="fr-CH"/>
               </w:rPr>
               <w:t xml:space="preserve">installation</w:t>
             </w:r>
             <w:r>
               <w:rPr>
-                <w:rStyle w:val="1437"/>
+                <w:rStyle w:val="1433"/>
                 <w:lang w:val="fr-CH"/>
               </w:rPr>
               <w:t xml:space="preserve"> </w:t>
             </w:r>
             <w:r>
               <w:rPr>
-                <w:rStyle w:val="1437"/>
+                <w:rStyle w:val="1433"/>
                 <w:lang w:val="fr-CH"/>
               </w:rPr>
             </w:r>
@@ -1135,7 +1135,7 @@
         </w:p>
         <w:p>
           <w:pPr>
-            <w:pStyle w:val="1439"/>
+            <w:pStyle w:val="1435"/>
             <w:pBdr/>
             <w:tabs>
               <w:tab w:val="right" w:leader="dot" w:pos="9071"/>
@@ -1150,12 +1150,12 @@
           <w:hyperlink w:tooltip="#_Toc3" w:anchor="_Toc3" w:history="1">
             <w:r>
               <w:rPr>
-                <w:rStyle w:val="1437"/>
+                <w:rStyle w:val="1433"/>
               </w:rPr>
             </w:r>
             <w:r>
               <w:rPr>
-                <w:rStyle w:val="1437"/>
+                <w:rStyle w:val="1433"/>
                 <w:highlight w:val="none"/>
                 <w:lang w:val="fr-CH"/>
               </w:rPr>
@@ -1163,13 +1163,13 @@
             </w:r>
             <w:r>
               <w:rPr>
-                <w:rStyle w:val="1437"/>
+                <w:rStyle w:val="1433"/>
               </w:rPr>
               <w:t xml:space="preserve">System Requirements</w:t>
             </w:r>
             <w:r>
               <w:rPr>
-                <w:rStyle w:val="1437"/>
+                <w:rStyle w:val="1433"/>
                 <w:highlight w:val="none"/>
                 <w:lang w:val="fr-CH"/>
               </w:rPr>
@@ -1199,7 +1199,7 @@
         </w:p>
         <w:p>
           <w:pPr>
-            <w:pStyle w:val="1439"/>
+            <w:pStyle w:val="1435"/>
             <w:pBdr/>
             <w:tabs>
               <w:tab w:val="right" w:leader="dot" w:pos="9071"/>
@@ -1214,25 +1214,25 @@
           <w:hyperlink w:tooltip="#_Toc4" w:anchor="_Toc4" w:history="1">
             <w:r>
               <w:rPr>
-                <w:rStyle w:val="1437"/>
+                <w:rStyle w:val="1433"/>
               </w:rPr>
             </w:r>
             <w:r>
               <w:rPr>
-                <w:rStyle w:val="1437"/>
+                <w:rStyle w:val="1433"/>
                 <w:lang w:val="fr-CH"/>
               </w:rPr>
               <w:t xml:space="preserve">2.2 </w:t>
             </w:r>
             <w:r>
               <w:rPr>
-                <w:rStyle w:val="1437"/>
+                <w:rStyle w:val="1433"/>
               </w:rPr>
               <w:t xml:space="preserve">Installation</w:t>
             </w:r>
             <w:r>
               <w:rPr>
-                <w:rStyle w:val="1437"/>
+                <w:rStyle w:val="1433"/>
                 <w:highlight w:val="none"/>
                 <w:lang w:val="fr-CH"/>
               </w:rPr>
@@ -1262,7 +1262,7 @@
         </w:p>
         <w:p>
           <w:pPr>
-            <w:pStyle w:val="1436"/>
+            <w:pStyle w:val="1432"/>
             <w:pBdr/>
             <w:tabs>
               <w:tab w:val="right" w:leader="dot" w:pos="9071"/>
@@ -1275,12 +1275,12 @@
           <w:hyperlink w:tooltip="#_Toc5" w:anchor="_Toc5" w:history="1">
             <w:r>
               <w:rPr>
-                <w:rStyle w:val="1437"/>
+                <w:rStyle w:val="1433"/>
               </w:rPr>
             </w:r>
             <w:r>
               <w:rPr>
-                <w:rStyle w:val="1437"/>
+                <w:rStyle w:val="1433"/>
                 <w:highlight w:val="none"/>
                 <w:lang w:val="fr-CH"/>
               </w:rPr>
@@ -1288,7 +1288,7 @@
             </w:r>
             <w:r>
               <w:rPr>
-                <w:rStyle w:val="1437"/>
+                <w:rStyle w:val="1433"/>
                 <w:lang w:val="en-GB"/>
               </w:rPr>
             </w:r>
@@ -1312,7 +1312,7 @@
         </w:p>
         <w:p>
           <w:pPr>
-            <w:pStyle w:val="1439"/>
+            <w:pStyle w:val="1435"/>
             <w:pBdr/>
             <w:tabs>
               <w:tab w:val="right" w:leader="dot" w:pos="9071"/>
@@ -1325,12 +1325,12 @@
           <w:hyperlink w:tooltip="#_Toc6" w:anchor="_Toc6" w:history="1">
             <w:r>
               <w:rPr>
-                <w:rStyle w:val="1437"/>
+                <w:rStyle w:val="1433"/>
               </w:rPr>
             </w:r>
             <w:r>
               <w:rPr>
-                <w:rStyle w:val="1437"/>
+                <w:rStyle w:val="1433"/>
                 <w:highlight w:val="none"/>
                 <w:lang w:val="en-GB" w:bidi="en-GB"/>
               </w:rPr>
@@ -1338,7 +1338,7 @@
             </w:r>
             <w:r>
               <w:rPr>
-                <w:rStyle w:val="1437"/>
+                <w:rStyle w:val="1433"/>
                 <w:lang w:val="en-GB"/>
               </w:rPr>
             </w:r>
@@ -1362,7 +1362,7 @@
         </w:p>
         <w:p>
           <w:pPr>
-            <w:pStyle w:val="1439"/>
+            <w:pStyle w:val="1435"/>
             <w:pBdr/>
             <w:tabs>
               <w:tab w:val="right" w:leader="dot" w:pos="9071"/>
@@ -1375,26 +1375,26 @@
           <w:hyperlink w:tooltip="#_Toc7" w:anchor="_Toc7" w:history="1">
             <w:r>
               <w:rPr>
-                <w:rStyle w:val="1437"/>
+                <w:rStyle w:val="1433"/>
               </w:rPr>
             </w:r>
             <w:r>
               <w:rPr>
-                <w:rStyle w:val="1437"/>
+                <w:rStyle w:val="1433"/>
                 <w:lang w:val="fr-CH"/>
               </w:rPr>
               <w:t xml:space="preserve">3.2 </w:t>
             </w:r>
             <w:r>
               <w:rPr>
-                <w:rStyle w:val="1437"/>
+                <w:rStyle w:val="1433"/>
                 <w:lang w:val="fr-CH"/>
               </w:rPr>
               <w:t xml:space="preserve">The Notes Menu (My Results)</w:t>
             </w:r>
             <w:r>
               <w:rPr>
-                <w:rStyle w:val="1437"/>
+                <w:rStyle w:val="1433"/>
                 <w:lang w:val="fr-CH"/>
               </w:rPr>
             </w:r>
@@ -1418,7 +1418,7 @@
         </w:p>
         <w:p>
           <w:pPr>
-            <w:pStyle w:val="1439"/>
+            <w:pStyle w:val="1435"/>
             <w:pBdr/>
             <w:tabs>
               <w:tab w:val="right" w:leader="dot" w:pos="9071"/>
@@ -1431,12 +1431,12 @@
           <w:hyperlink w:tooltip="#_Toc8" w:anchor="_Toc8" w:history="1">
             <w:r>
               <w:rPr>
-                <w:rStyle w:val="1437"/>
+                <w:rStyle w:val="1433"/>
               </w:rPr>
             </w:r>
             <w:r>
               <w:rPr>
-                <w:rStyle w:val="1437"/>
+                <w:rStyle w:val="1433"/>
                 <w:highlight w:val="none"/>
                 <w:lang w:val="en-GB"/>
               </w:rPr>
@@ -1444,7 +1444,7 @@
             </w:r>
             <w:r>
               <w:rPr>
-                <w:rStyle w:val="1437"/>
+                <w:rStyle w:val="1433"/>
                 <w:lang w:val="en-GB"/>
               </w:rPr>
             </w:r>
@@ -1468,7 +1468,7 @@
         </w:p>
         <w:p>
           <w:pPr>
-            <w:pStyle w:val="1439"/>
+            <w:pStyle w:val="1435"/>
             <w:pBdr/>
             <w:tabs>
               <w:tab w:val="right" w:leader="dot" w:pos="9071"/>
@@ -1481,12 +1481,12 @@
           <w:hyperlink w:tooltip="#_Toc9" w:anchor="_Toc9" w:history="1">
             <w:r>
               <w:rPr>
-                <w:rStyle w:val="1437"/>
+                <w:rStyle w:val="1433"/>
               </w:rPr>
             </w:r>
             <w:r>
               <w:rPr>
-                <w:rStyle w:val="1437"/>
+                <w:rStyle w:val="1433"/>
                 <w:highlight w:val="none"/>
                 <w:lang w:val="fr-CH"/>
               </w:rPr>
@@ -1494,13 +1494,13 @@
             </w:r>
             <w:r>
               <w:rPr>
-                <w:rStyle w:val="1437"/>
+                <w:rStyle w:val="1433"/>
               </w:rPr>
               <w:t xml:space="preserve">The Settings Menu (Paramètres</w:t>
             </w:r>
             <w:r>
               <w:rPr>
-                <w:rStyle w:val="1437"/>
+                <w:rStyle w:val="1433"/>
                 <w:highlight w:val="none"/>
                 <w:lang w:val="fr-CH"/>
               </w:rPr>
@@ -1508,7 +1508,7 @@
             </w:r>
             <w:r>
               <w:rPr>
-                <w:rStyle w:val="1437"/>
+                <w:rStyle w:val="1433"/>
                 <w:lang w:val="en-GB"/>
               </w:rPr>
             </w:r>
@@ -1518,64 +1518,6 @@
             <w:r>
               <w:fldChar w:fldCharType="begin"/>
               <w:instrText xml:space="preserve">PAGEREF _Toc9 \h</w:instrText>
-              <w:fldChar w:fldCharType="separate"/>
-              <w:t xml:space="preserve">10</w:t>
-              <w:fldChar w:fldCharType="end"/>
-            </w:r>
-          </w:hyperlink>
-          <w:r>
-            <w:rPr>
-              <w:lang w:val="en-GB"/>
-            </w:rPr>
-          </w:r>
-          <w:r/>
-        </w:p>
-        <w:p>
-          <w:pPr>
-            <w:pStyle w:val="1436"/>
-            <w:pBdr/>
-            <w:tabs>
-              <w:tab w:val="right" w:leader="dot" w:pos="9071"/>
-            </w:tabs>
-            <w:spacing/>
-            <w:ind/>
-            <w:rPr/>
-          </w:pPr>
-          <w:r/>
-          <w:hyperlink w:tooltip="#_Toc10" w:anchor="_Toc10" w:history="1">
-            <w:r>
-              <w:rPr>
-                <w:rStyle w:val="1437"/>
-              </w:rPr>
-            </w:r>
-            <w:r>
-              <w:rPr>
-                <w:rStyle w:val="1437"/>
-                <w:highlight w:val="none"/>
-                <w:lang w:val="fr-CH"/>
-              </w:rPr>
-              <w:t xml:space="preserve">4. </w:t>
-            </w:r>
-            <w:r>
-              <w:rPr>
-                <w:rStyle w:val="1437"/>
-                <w:highlight w:val="none"/>
-                <w:lang w:val="en-GB" w:bidi="en-GB"/>
-              </w:rPr>
-              <w:t xml:space="preserve">Average Calculation Logic</w:t>
-            </w:r>
-            <w:r>
-              <w:rPr>
-                <w:rStyle w:val="1437"/>
-                <w:lang w:val="en-GB"/>
-              </w:rPr>
-            </w:r>
-            <w:r>
-              <w:tab/>
-            </w:r>
-            <w:r>
-              <w:fldChar w:fldCharType="begin"/>
-              <w:instrText xml:space="preserve">PAGEREF _Toc10 \h</w:instrText>
               <w:fldChar w:fldCharType="separate"/>
               <w:t xml:space="preserve">11</w:t>
               <w:fldChar w:fldCharType="end"/>
@@ -1590,7 +1532,65 @@
         </w:p>
         <w:p>
           <w:pPr>
-            <w:pStyle w:val="1436"/>
+            <w:pStyle w:val="1432"/>
+            <w:pBdr/>
+            <w:tabs>
+              <w:tab w:val="right" w:leader="dot" w:pos="9071"/>
+            </w:tabs>
+            <w:spacing/>
+            <w:ind/>
+            <w:rPr/>
+          </w:pPr>
+          <w:r/>
+          <w:hyperlink w:tooltip="#_Toc10" w:anchor="_Toc10" w:history="1">
+            <w:r>
+              <w:rPr>
+                <w:rStyle w:val="1433"/>
+              </w:rPr>
+            </w:r>
+            <w:r>
+              <w:rPr>
+                <w:rStyle w:val="1433"/>
+                <w:highlight w:val="none"/>
+                <w:lang w:val="fr-CH"/>
+              </w:rPr>
+              <w:t xml:space="preserve">4. </w:t>
+            </w:r>
+            <w:r>
+              <w:rPr>
+                <w:rStyle w:val="1433"/>
+                <w:highlight w:val="none"/>
+                <w:lang w:val="en-GB" w:bidi="en-GB"/>
+              </w:rPr>
+              <w:t xml:space="preserve">Average Calculation Logic</w:t>
+            </w:r>
+            <w:r>
+              <w:rPr>
+                <w:rStyle w:val="1433"/>
+                <w:lang w:val="en-GB"/>
+              </w:rPr>
+            </w:r>
+            <w:r>
+              <w:tab/>
+            </w:r>
+            <w:r>
+              <w:fldChar w:fldCharType="begin"/>
+              <w:instrText xml:space="preserve">PAGEREF _Toc10 \h</w:instrText>
+              <w:fldChar w:fldCharType="separate"/>
+              <w:t xml:space="preserve">13</w:t>
+              <w:fldChar w:fldCharType="end"/>
+            </w:r>
+          </w:hyperlink>
+          <w:r>
+            <w:rPr>
+              <w:lang w:val="en-GB"/>
+            </w:rPr>
+          </w:r>
+          <w:r/>
+        </w:p>
+        <w:p>
+          <w:pPr>
+            <w:pStyle w:val="1432"/>
             <w:pBdr/>
             <w:tabs>
               <w:tab w:val="right" w:leader="dot" w:pos="9071"/>
@@ -1605,12 +1605,12 @@
           <w:hyperlink w:tooltip="#_Toc11" w:anchor="_Toc11" w:history="1">
             <w:r>
               <w:rPr>
-                <w:rStyle w:val="1437"/>
+                <w:rStyle w:val="1433"/>
               </w:rPr>
             </w:r>
             <w:r>
               <w:rPr>
-                <w:rStyle w:val="1437"/>
+                <w:rStyle w:val="1433"/>
                 <w:highlight w:val="none"/>
                 <w:lang w:val="fr-CH"/>
               </w:rPr>
@@ -1618,13 +1618,13 @@
             </w:r>
             <w:r>
               <w:rPr>
-                <w:rStyle w:val="1437"/>
+                <w:rStyle w:val="1433"/>
               </w:rPr>
               <w:t xml:space="preserve">Limitations regarding attached PDF files</w:t>
             </w:r>
             <w:r>
               <w:rPr>
-                <w:rStyle w:val="1437"/>
+                <w:rStyle w:val="1433"/>
                 <w:highlight w:val="none"/>
               </w:rPr>
             </w:r>
@@ -1635,7 +1635,7 @@
               <w:fldChar w:fldCharType="begin"/>
               <w:instrText xml:space="preserve">PAGEREF _Toc11 \h</w:instrText>
               <w:fldChar w:fldCharType="separate"/>
-              <w:t xml:space="preserve">11</w:t>
+              <w:t xml:space="preserve">13</w:t>
               <w:fldChar w:fldCharType="end"/>
             </w:r>
           </w:hyperlink>
@@ -1652,7 +1652,7 @@
         </w:p>
         <w:p>
           <w:pPr>
-            <w:pStyle w:val="1436"/>
+            <w:pStyle w:val="1432"/>
             <w:pBdr/>
             <w:tabs>
               <w:tab w:val="right" w:leader="dot" w:pos="9071"/>
@@ -1667,19 +1667,19 @@
           <w:hyperlink w:tooltip="#_Toc12" w:anchor="_Toc12" w:history="1">
             <w:r>
               <w:rPr>
-                <w:rStyle w:val="1437"/>
+                <w:rStyle w:val="1433"/>
               </w:rPr>
             </w:r>
             <w:r>
               <w:rPr>
-                <w:rStyle w:val="1437"/>
+                <w:rStyle w:val="1433"/>
                 <w:lang w:val="fr-CH" w:bidi="fr-CH"/>
               </w:rPr>
               <w:t xml:space="preserve">6. Data Backup and Security</w:t>
             </w:r>
             <w:r>
               <w:rPr>
-                <w:rStyle w:val="1437"/>
+                <w:rStyle w:val="1433"/>
                 <w:highlight w:val="none"/>
                 <w:lang w:val="fr-CH"/>
               </w:rPr>
@@ -1691,7 +1691,7 @@
               <w:fldChar w:fldCharType="begin"/>
               <w:instrText xml:space="preserve">PAGEREF _Toc12 \h</w:instrText>
               <w:fldChar w:fldCharType="separate"/>
-              <w:t xml:space="preserve">12</w:t>
+              <w:t xml:space="preserve">14</w:t>
               <w:fldChar w:fldCharType="end"/>
             </w:r>
           </w:hyperlink>
@@ -1709,7 +1709,7 @@
         </w:p>
         <w:p>
           <w:pPr>
-            <w:pStyle w:val="1436"/>
+            <w:pStyle w:val="1432"/>
             <w:pBdr/>
             <w:tabs>
               <w:tab w:val="right" w:leader="dot" w:pos="9071"/>
@@ -1724,12 +1724,12 @@
           <w:hyperlink w:tooltip="#_Toc13" w:anchor="_Toc13" w:history="1">
             <w:r>
               <w:rPr>
-                <w:rStyle w:val="1437"/>
+                <w:rStyle w:val="1433"/>
               </w:rPr>
             </w:r>
             <w:r>
               <w:rPr>
-                <w:rStyle w:val="1437"/>
+                <w:rStyle w:val="1433"/>
                 <w:highlight w:val="none"/>
                 <w:lang w:val="fr-CH" w:bidi="fr-CH"/>
               </w:rPr>
@@ -1737,7 +1737,7 @@
             </w:r>
             <w:r>
               <w:rPr>
-                <w:rStyle w:val="1437"/>
+                <w:rStyle w:val="1433"/>
                 <w:highlight w:val="none"/>
                 <w:lang w:val="fr-CH" w:bidi="fr-CH"/>
               </w:rPr>
@@ -1745,7 +1745,7 @@
             </w:r>
             <w:r>
               <w:rPr>
-                <w:rStyle w:val="1437"/>
+                <w:rStyle w:val="1433"/>
                 <w:lang w:val="fr-CH"/>
                 <w14:ligatures w14:val="none"/>
               </w:rPr>
@@ -1757,7 +1757,7 @@
               <w:fldChar w:fldCharType="begin"/>
               <w:instrText xml:space="preserve">PAGEREF _Toc13 \h</w:instrText>
               <w:fldChar w:fldCharType="separate"/>
-              <w:t xml:space="preserve">13</w:t>
+              <w:t xml:space="preserve">15</w:t>
               <w:fldChar w:fldCharType="end"/>
             </w:r>
           </w:hyperlink>
@@ -1800,6 +1800,11 @@
               <w:lang w:val="en-GB"/>
             </w:rPr>
           </w:r>
+          <w:r>
+            <w:rPr>
+              <w:lang w:val="en-GB"/>
+            </w:rPr>
+          </w:r>
         </w:p>
       </w:sdtContent>
     </w:sdt>
@@ -2230,7 +2235,7 @@
     </w:p>
     <w:p>
       <w:pPr>
-        <w:pStyle w:val="1239"/>
+        <w:pStyle w:val="1235"/>
         <w:pBdr/>
         <w:spacing/>
         <w:ind/>
@@ -2249,24 +2254,30 @@
       </w:r>
       <w:r>
         <w:rPr>
-          <w:rStyle w:val="1432"/>
+          <w:rStyle w:val="1428"/>
           <w:lang w:val="en-GB"/>
         </w:rPr>
         <w:t xml:space="preserve">About ScholarLog</w:t>
       </w:r>
-      <w:bookmarkEnd w:id="1"/>
       <w:r>
         <w:rPr>
           <w:highlight w:val="none"/>
           <w:lang w:val="en-GB"/>
         </w:rPr>
       </w:r>
+      <w:bookmarkEnd w:id="1"/>
       <w:r>
         <w:rPr>
           <w:highlight w:val="none"/>
           <w:lang w:val="en-GB"/>
         </w:rPr>
       </w:r>
+      <w:r>
+        <w:rPr>
+          <w:highlight w:val="none"/>
+          <w:lang w:val="en-GB"/>
+        </w:rPr>
+      </w:r>
     </w:p>
     <w:p>
       <w:pPr>
@@ -2338,7 +2349,7 @@
     </w:p>
     <w:p>
       <w:pPr>
-        <w:pStyle w:val="1440"/>
+        <w:pStyle w:val="1436"/>
         <w:numPr>
           <w:ilvl w:val="0"/>
           <w:numId w:val="116"/>
@@ -2396,7 +2407,7 @@
     </w:p>
     <w:p>
       <w:pPr>
-        <w:pStyle w:val="1440"/>
+        <w:pStyle w:val="1436"/>
         <w:numPr>
           <w:ilvl w:val="0"/>
           <w:numId w:val="116"/>
@@ -2454,7 +2465,7 @@
     </w:p>
     <w:p>
       <w:pPr>
-        <w:pStyle w:val="1440"/>
+        <w:pStyle w:val="1436"/>
         <w:numPr>
           <w:ilvl w:val="0"/>
           <w:numId w:val="116"/>
@@ -2512,7 +2523,7 @@
     </w:p>
     <w:p>
       <w:pPr>
-        <w:pStyle w:val="1440"/>
+        <w:pStyle w:val="1436"/>
         <w:numPr>
           <w:ilvl w:val="0"/>
           <w:numId w:val="116"/>
@@ -2576,7 +2587,7 @@
     </w:p>
     <w:p>
       <w:pPr>
-        <w:pStyle w:val="1239"/>
+        <w:pStyle w:val="1235"/>
         <w:pBdr/>
         <w:spacing/>
         <w:ind/>
@@ -2613,6 +2624,11 @@
         </w:rPr>
         <w:t xml:space="preserve"> </w:t>
       </w:r>
+      <w:r>
+        <w:rPr>
+          <w:lang w:val="fr-CH"/>
+        </w:rPr>
+      </w:r>
       <w:bookmarkEnd w:id="2"/>
       <w:r>
         <w:rPr>
@@ -2689,7 +2705,7 @@
     </w:p>
     <w:p>
       <w:pPr>
-        <w:pStyle w:val="1240"/>
+        <w:pStyle w:val="1236"/>
         <w:pBdr/>
         <w:spacing/>
         <w:ind/>
@@ -2710,23 +2726,29 @@
       <w:r>
         <w:t xml:space="preserve">System Requirements</w:t>
       </w:r>
-      <w:bookmarkEnd w:id="3"/>
       <w:r>
         <w:rPr>
           <w:highlight w:val="none"/>
           <w:lang w:val="fr-CH"/>
         </w:rPr>
       </w:r>
+      <w:bookmarkEnd w:id="3"/>
       <w:r>
         <w:rPr>
           <w:highlight w:val="none"/>
           <w:lang w:val="fr-CH"/>
         </w:rPr>
       </w:r>
+      <w:r>
+        <w:rPr>
+          <w:highlight w:val="none"/>
+          <w:lang w:val="fr-CH"/>
+        </w:rPr>
+      </w:r>
     </w:p>
     <w:p>
       <w:pPr>
-        <w:pStyle w:val="1440"/>
+        <w:pStyle w:val="1436"/>
         <w:numPr>
           <w:ilvl w:val="0"/>
           <w:numId w:val="128"/>
@@ -2760,7 +2782,7 @@
     </w:p>
     <w:p>
       <w:pPr>
-        <w:pStyle w:val="1440"/>
+        <w:pStyle w:val="1436"/>
         <w:numPr>
           <w:ilvl w:val="0"/>
           <w:numId w:val="128"/>
@@ -2806,7 +2828,7 @@
     </w:p>
     <w:p>
       <w:pPr>
-        <w:pStyle w:val="1440"/>
+        <w:pStyle w:val="1436"/>
         <w:numPr>
           <w:ilvl w:val="0"/>
           <w:numId w:val="128"/>
@@ -2840,7 +2862,7 @@
     </w:p>
     <w:p>
       <w:pPr>
-        <w:pStyle w:val="1440"/>
+        <w:pStyle w:val="1436"/>
         <w:numPr>
           <w:ilvl w:val="0"/>
           <w:numId w:val="128"/>
@@ -2907,21 +2929,22 @@
       </w:r>
       <w:r>
         <w:rPr>
-          <w:highlight w:val="none"/>
-          <w:lang w:val="fr-CH"/>
-        </w:rPr>
-      </w:r>
-      <w:r>
-        <w:rPr>
           <w:rFonts w:ascii="Times New Roman" w:hAnsi="Times New Roman" w:eastAsia="Times New Roman" w:cs="Times New Roman"/>
           <w:sz w:val="24"/>
           <w:szCs w:val="24"/>
         </w:rPr>
       </w:r>
+      <w:r>
+        <w:rPr>
+          <w:rFonts w:ascii="Times New Roman" w:hAnsi="Times New Roman" w:eastAsia="Times New Roman" w:cs="Times New Roman"/>
+          <w:sz w:val="24"/>
+          <w:szCs w:val="24"/>
+        </w:rPr>
+      </w:r>
     </w:p>
     <w:p>
       <w:pPr>
-        <w:pStyle w:val="1240"/>
+        <w:pStyle w:val="1236"/>
         <w:pBdr/>
         <w:spacing/>
         <w:ind/>
@@ -2941,23 +2964,29 @@
       <w:r>
         <w:t xml:space="preserve">Installation</w:t>
       </w:r>
-      <w:bookmarkEnd w:id="4"/>
       <w:r>
         <w:rPr>
           <w:highlight w:val="none"/>
           <w:lang w:val="fr-CH"/>
         </w:rPr>
       </w:r>
+      <w:bookmarkEnd w:id="4"/>
       <w:r>
         <w:rPr>
           <w:highlight w:val="none"/>
           <w:lang w:val="fr-CH"/>
         </w:rPr>
       </w:r>
+      <w:r>
+        <w:rPr>
+          <w:highlight w:val="none"/>
+          <w:lang w:val="fr-CH"/>
+        </w:rPr>
+      </w:r>
     </w:p>
     <w:p>
       <w:pPr>
-        <w:pStyle w:val="1440"/>
+        <w:pStyle w:val="1436"/>
         <w:numPr>
           <w:ilvl w:val="0"/>
           <w:numId w:val="131"/>
@@ -2990,14 +3019,14 @@
       <w:hyperlink r:id="rId17" w:tooltip="Releases page" w:history="1">
         <w:r>
           <w:rPr>
-            <w:rStyle w:val="1437"/>
+            <w:rStyle w:val="1433"/>
             <w:rFonts w:ascii="Calibri" w:hAnsi="Calibri" w:eastAsia="Calibri" w:cs="Calibri"/>
             <w:lang w:val="fr-CH"/>
           </w:rPr>
         </w:r>
         <w:r>
           <w:rPr>
-            <w:rStyle w:val="1437"/>
+            <w:rStyle w:val="1433"/>
             <w:rFonts w:ascii="Calibri" w:hAnsi="Calibri" w:eastAsia="Calibri" w:cs="Calibri"/>
             <w:lang w:val="fr-CH"/>
           </w:rPr>
@@ -3005,7 +3034,7 @@
         </w:r>
         <w:r>
           <w:rPr>
-            <w:rStyle w:val="1437"/>
+            <w:rStyle w:val="1433"/>
             <w:rFonts w:ascii="Calibri" w:hAnsi="Calibri" w:eastAsia="Calibri" w:cs="Calibri"/>
             <w:lang w:val="fr-CH"/>
           </w:rPr>
@@ -3026,7 +3055,7 @@
       </w:r>
       <w:r>
         <w:rPr>
-          <w:rFonts w:ascii="Calibri" w:hAnsi="Calibri" w:eastAsia="Calibri" w:cs="Calibri"/>
+          <w:rFonts w:ascii="Calibri" w:hAnsi="Calibri" w:cs="Calibri"/>
         </w:rPr>
       </w:r>
       <w:r>
@@ -3037,7 +3066,7 @@
     </w:p>
     <w:p>
       <w:pPr>
-        <w:pStyle w:val="1440"/>
+        <w:pStyle w:val="1436"/>
         <w:numPr>
           <w:ilvl w:val="0"/>
           <w:numId w:val="131"/>
@@ -3062,7 +3091,7 @@
       </w:r>
       <w:r>
         <w:rPr>
-          <w:rFonts w:ascii="Calibri" w:hAnsi="Calibri" w:eastAsia="Calibri" w:cs="Calibri"/>
+          <w:rFonts w:ascii="Calibri" w:hAnsi="Calibri" w:cs="Calibri"/>
         </w:rPr>
       </w:r>
       <w:r>
@@ -3073,7 +3102,7 @@
     </w:p>
     <w:p>
       <w:pPr>
-        <w:pStyle w:val="1440"/>
+        <w:pStyle w:val="1436"/>
         <w:numPr>
           <w:ilvl w:val="0"/>
           <w:numId w:val="131"/>
@@ -3098,7 +3127,7 @@
       </w:r>
       <w:r>
         <w:rPr>
-          <w:rFonts w:ascii="Calibri" w:hAnsi="Calibri" w:eastAsia="Calibri" w:cs="Calibri"/>
+          <w:rFonts w:ascii="Calibri" w:hAnsi="Calibri" w:cs="Calibri"/>
         </w:rPr>
       </w:r>
       <w:r>
@@ -3192,7 +3221,7 @@
     </w:p>
     <w:p>
       <w:pPr>
-        <w:pStyle w:val="1440"/>
+        <w:pStyle w:val="1436"/>
         <w:numPr>
           <w:ilvl w:val="0"/>
           <w:numId w:val="125"/>
@@ -3466,7 +3495,7 @@
     </w:p>
     <w:p>
       <w:pPr>
-        <w:pStyle w:val="1440"/>
+        <w:pStyle w:val="1436"/>
         <w:numPr>
           <w:ilvl w:val="0"/>
           <w:numId w:val="125"/>
@@ -3525,7 +3554,7 @@
     </w:p>
     <w:p>
       <w:pPr>
-        <w:pStyle w:val="1440"/>
+        <w:pStyle w:val="1436"/>
         <w:numPr>
           <w:ilvl w:val="0"/>
           <w:numId w:val="125"/>
@@ -3584,7 +3613,7 @@
     </w:p>
     <w:p>
       <w:pPr>
-        <w:pStyle w:val="1440"/>
+        <w:pStyle w:val="1436"/>
         <w:numPr>
           <w:ilvl w:val="0"/>
           <w:numId w:val="125"/>
@@ -3643,7 +3672,7 @@
     </w:p>
     <w:p>
       <w:pPr>
-        <w:pStyle w:val="1440"/>
+        <w:pStyle w:val="1436"/>
         <w:numPr>
           <w:ilvl w:val="0"/>
           <w:numId w:val="125"/>
@@ -3731,7 +3760,7 @@
     </w:p>
     <w:p>
       <w:pPr>
-        <w:pStyle w:val="1239"/>
+        <w:pStyle w:val="1235"/>
         <w:pBdr/>
         <w:spacing/>
         <w:ind/>
@@ -3748,6 +3777,11 @@
         </w:rPr>
         <w:t xml:space="preserve">3. Menus Overview</w:t>
       </w:r>
+      <w:r>
+        <w:rPr>
+          <w:lang w:val="en-GB"/>
+        </w:rPr>
+      </w:r>
       <w:bookmarkEnd w:id="5"/>
       <w:r>
         <w:rPr>
@@ -3762,7 +3796,7 @@
     </w:p>
     <w:p>
       <w:pPr>
-        <w:pStyle w:val="1240"/>
+        <w:pStyle w:val="1236"/>
         <w:pBdr/>
         <w:spacing/>
         <w:ind/>
@@ -3779,6 +3813,11 @@
         </w:rPr>
         <w:t xml:space="preserve">3.1 Home Menu (Dashboard)</w:t>
       </w:r>
+      <w:r>
+        <w:rPr>
+          <w:lang w:val="en-GB"/>
+        </w:rPr>
+      </w:r>
       <w:bookmarkEnd w:id="6"/>
       <w:r>
         <w:rPr>
@@ -3840,7 +3879,7 @@
     </w:p>
     <w:p>
       <w:pPr>
-        <w:pStyle w:val="1440"/>
+        <w:pStyle w:val="1436"/>
         <w:numPr>
           <w:ilvl w:val="0"/>
           <w:numId w:val="117"/>
@@ -3900,7 +3939,7 @@
     </w:p>
     <w:p>
       <w:pPr>
-        <w:pStyle w:val="1440"/>
+        <w:pStyle w:val="1436"/>
         <w:numPr>
           <w:ilvl w:val="0"/>
           <w:numId w:val="117"/>
@@ -3971,7 +4010,7 @@
     </w:p>
     <w:p>
       <w:pPr>
-        <w:pStyle w:val="1440"/>
+        <w:pStyle w:val="1436"/>
         <w:numPr>
           <w:ilvl w:val="1"/>
           <w:numId w:val="117"/>
@@ -4031,7 +4070,7 @@
     </w:p>
     <w:p>
       <w:pPr>
-        <w:pStyle w:val="1440"/>
+        <w:pStyle w:val="1436"/>
         <w:numPr>
           <w:ilvl w:val="1"/>
           <w:numId w:val="117"/>
@@ -4083,7 +4122,7 @@
     </w:p>
     <w:p>
       <w:pPr>
-        <w:pStyle w:val="1440"/>
+        <w:pStyle w:val="1436"/>
         <w:numPr>
           <w:ilvl w:val="1"/>
           <w:numId w:val="117"/>
@@ -4143,7 +4182,7 @@
     </w:p>
     <w:p>
       <w:pPr>
-        <w:pStyle w:val="1440"/>
+        <w:pStyle w:val="1436"/>
         <w:numPr>
           <w:ilvl w:val="0"/>
           <w:numId w:val="117"/>
@@ -4230,29 +4269,6 @@
       </w:r>
       <w:r>
         <w:rPr>
-          <w:lang w:val="en-GB"/>
-        </w:rPr>
-      </w:r>
-      <w:r>
-        <w:rPr>
-          <w:lang w:val="en-GB"/>
-        </w:rPr>
-      </w:r>
-      <w:r>
-        <w:rPr>
-          <w:highlight w:val="none"/>
-          <w:lang w:val="en-GB"/>
-        </w:rPr>
-      </w:r>
-      <w:r>
-        <w:rPr>
-          <w:highlight w:val="none"/>
-          <w:lang w:val="en-GB"/>
-        </w:rPr>
-      </w:r>
-      <w:r>
-        <w:rPr>
-          <w:highlight w:val="none"/>
           <w:lang w:val="en-GB"/>
         </w:rPr>
       </w:r>
@@ -4450,19 +4466,20 @@
       </w:r>
       <w:r>
         <w:rPr>
-          <w:lang w:val="en-GB"/>
-        </w:rPr>
-      </w:r>
-      <w:r>
-        <w:rPr>
           <w:highlight w:val="none"/>
           <w:lang w:val="en-GB"/>
         </w:rPr>
       </w:r>
+      <w:r>
+        <w:rPr>
+          <w:highlight w:val="none"/>
+          <w:lang w:val="en-GB"/>
+        </w:rPr>
+      </w:r>
     </w:p>
     <w:p>
       <w:pPr>
-        <w:pStyle w:val="1240"/>
+        <w:pStyle w:val="1236"/>
         <w:pBdr/>
         <w:spacing/>
         <w:ind/>
@@ -4483,6 +4500,11 @@
           <w:lang w:val="fr-CH"/>
         </w:rPr>
         <w:t xml:space="preserve">The Notes Menu (My Results)</w:t>
+      </w:r>
+      <w:r>
+        <w:rPr>
+          <w:lang w:val="fr-CH"/>
+        </w:rPr>
       </w:r>
       <w:bookmarkEnd w:id="7"/>
       <w:r>
@@ -4519,7 +4541,7 @@
     </w:p>
     <w:p>
       <w:pPr>
-        <w:pStyle w:val="1440"/>
+        <w:pStyle w:val="1436"/>
         <w:numPr>
           <w:ilvl w:val="0"/>
           <w:numId w:val="118"/>
@@ -4566,7 +4588,7 @@
     </w:p>
     <w:p>
       <w:pPr>
-        <w:pStyle w:val="1440"/>
+        <w:pStyle w:val="1436"/>
         <w:numPr>
           <w:ilvl w:val="1"/>
           <w:numId w:val="118"/>
@@ -4614,7 +4636,7 @@
     </w:p>
     <w:p>
       <w:pPr>
-        <w:pStyle w:val="1440"/>
+        <w:pStyle w:val="1436"/>
         <w:numPr>
           <w:ilvl w:val="1"/>
           <w:numId w:val="118"/>
@@ -4668,7 +4690,7 @@
     </w:p>
     <w:p>
       <w:pPr>
-        <w:pStyle w:val="1440"/>
+        <w:pStyle w:val="1436"/>
         <w:numPr>
           <w:ilvl w:val="0"/>
           <w:numId w:val="118"/>
@@ -4709,7 +4731,7 @@
     </w:p>
     <w:p>
       <w:pPr>
-        <w:pStyle w:val="1440"/>
+        <w:pStyle w:val="1436"/>
         <w:numPr>
           <w:ilvl w:val="1"/>
           <w:numId w:val="118"/>
@@ -4741,7 +4763,7 @@
     </w:p>
     <w:p>
       <w:pPr>
-        <w:pStyle w:val="1440"/>
+        <w:pStyle w:val="1436"/>
         <w:numPr>
           <w:ilvl w:val="0"/>
           <w:numId w:val="118"/>
@@ -4788,7 +4810,7 @@
     </w:p>
     <w:p>
       <w:pPr>
-        <w:pStyle w:val="1440"/>
+        <w:pStyle w:val="1436"/>
         <w:numPr>
           <w:ilvl w:val="1"/>
           <w:numId w:val="118"/>
@@ -4820,7 +4842,7 @@
     </w:p>
     <w:p>
       <w:pPr>
-        <w:pStyle w:val="1440"/>
+        <w:pStyle w:val="1436"/>
         <w:numPr>
           <w:ilvl w:val="1"/>
           <w:numId w:val="118"/>
@@ -4853,7 +4875,7 @@
     </w:p>
     <w:p>
       <w:pPr>
-        <w:pStyle w:val="1440"/>
+        <w:pStyle w:val="1436"/>
         <w:numPr>
           <w:ilvl w:val="0"/>
           <w:numId w:val="118"/>
@@ -5127,7 +5149,7 @@
                       </pic:nvPicPr>
                       <pic:blipFill rotWithShape="1">
                         <a:blip r:embed="rId24"/>
-                        <a:srcRect l="3947" t="4542" r="3263" b="6463"/>
+                        <a:srcRect l="3947" t="4542" r="3263" b="6462"/>
                         <a:stretch/>
                       </pic:blipFill>
                       <pic:spPr bwMode="auto">
@@ -5168,7 +5190,7 @@
               </v:shapetype>
               <v:shape id="_x0000_i11" o:spid="_x0000_s11" type="#_x0000_t75" style="position:absolute;z-index:251687936;o:allowoverlap:true;o:allowincell:true;mso-position-horizontal-relative:text;margin-left:0.53pt;mso-position-horizontal:absolute;mso-position-vertical-relative:text;margin-top:179.50pt;mso-position-vertical:absolute;width:222.75pt;height:121.80pt;mso-wrap-distance-left:9.07pt;mso-wrap-distance-top:0.00pt;mso-wrap-distance-right:9.07pt;mso-wrap-distance-bottom:0.00pt;rotation:0;z-index:1;" stroked="false">
                 <w10:wrap type="square"/>
-                <v:imagedata r:id="rId24" o:title="" croptop="2977f" cropleft="2587f" cropbottom="4236f" cropright="2138f"/>
+                <v:imagedata r:id="rId24" o:title="" croptop="2977f" cropleft="2587f" cropbottom="4235f" cropright="2138f"/>
                 <o:lock v:ext="edit" rotation="t"/>
               </v:shape>
             </w:pict>
@@ -5302,12 +5324,6 @@
           <w:lang w:val="en-GB"/>
         </w:rPr>
       </w:r>
-      <w:r/>
-      <w:r>
-        <w:rPr>
-          <w:lang w:val="en-GB"/>
-        </w:rPr>
-      </w:r>
       <w:r>
         <w:rPr>
           <w:lang w:val="en-GB"/>
@@ -5707,6 +5723,11 @@
           <w:lang w:val="en-GB"/>
         </w:rPr>
       </w:r>
+      <w:r>
+        <w:rPr>
+          <w:lang w:val="en-GB"/>
+        </w:rPr>
+      </w:r>
     </w:p>
     <w:p>
       <w:pPr>
@@ -5723,12 +5744,6 @@
           <w:lang w:val="en-GB"/>
         </w:rPr>
       </w:r>
-      <w:r/>
-      <w:r>
-        <w:rPr>
-          <w:lang w:val="en-GB"/>
-        </w:rPr>
-      </w:r>
       <w:r>
         <w:rPr>
           <w:lang w:val="en-GB"/>
@@ -5756,10 +5771,8 @@
           <w:lang w:val="en-GB"/>
         </w:rPr>
       </w:r>
-      <w:r/>
-      <w:r>
-        <w:rPr>
-          <w:highlight w:val="none"/>
+      <w:r>
+        <w:rPr>
           <w:lang w:val="en-GB"/>
         </w:rPr>
       </w:r>
@@ -5799,22 +5812,22 @@
           <w:lang w:val="en-GB" w:bidi="en-GB"/>
         </w:rPr>
       </w:r>
-      <w:r/>
-      <w:r>
-        <w:rPr>
-          <w:lang w:val="en-GB"/>
-        </w:rPr>
-      </w:r>
       <w:r>
         <w:rPr>
           <w:highlight w:val="none"/>
           <w:lang w:val="en-GB" w:bidi="en-GB"/>
         </w:rPr>
       </w:r>
+      <w:r>
+        <w:rPr>
+          <w:highlight w:val="none"/>
+          <w:lang w:val="en-GB" w:bidi="en-GB"/>
+        </w:rPr>
+      </w:r>
     </w:p>
     <w:p>
       <w:pPr>
-        <w:pStyle w:val="1240"/>
+        <w:pStyle w:val="1236"/>
         <w:pBdr/>
         <w:spacing/>
         <w:ind/>
@@ -5831,6 +5844,11 @@
         </w:rPr>
         <w:t xml:space="preserve">3.3 The Journals Menu (My Journals)</w:t>
       </w:r>
+      <w:r>
+        <w:rPr>
+          <w:lang w:val="en-GB"/>
+        </w:rPr>
+      </w:r>
       <w:bookmarkEnd w:id="8"/>
       <w:r>
         <w:rPr>
@@ -5883,7 +5901,7 @@
     </w:p>
     <w:p>
       <w:pPr>
-        <w:pStyle w:val="1440"/>
+        <w:pStyle w:val="1436"/>
         <w:numPr>
           <w:ilvl w:val="0"/>
           <w:numId w:val="119"/>
@@ -5949,7 +5967,7 @@
     </w:p>
     <w:p>
       <w:pPr>
-        <w:pStyle w:val="1440"/>
+        <w:pStyle w:val="1436"/>
         <w:numPr>
           <w:ilvl w:val="0"/>
           <w:numId w:val="119"/>
@@ -6001,7 +6019,7 @@
     </w:p>
     <w:p>
       <w:pPr>
-        <w:pStyle w:val="1440"/>
+        <w:pStyle w:val="1436"/>
         <w:numPr>
           <w:ilvl w:val="1"/>
           <w:numId w:val="119"/>
@@ -6037,7 +6055,7 @@
     </w:p>
     <w:p>
       <w:pPr>
-        <w:pStyle w:val="1440"/>
+        <w:pStyle w:val="1436"/>
         <w:numPr>
           <w:ilvl w:val="0"/>
           <w:numId w:val="119"/>
@@ -6103,7 +6121,7 @@
     </w:p>
     <w:p>
       <w:pPr>
-        <w:pStyle w:val="1440"/>
+        <w:pStyle w:val="1436"/>
         <w:numPr>
           <w:ilvl w:val="0"/>
           <w:numId w:val="119"/>
@@ -6156,7 +6174,7 @@
     </w:p>
     <w:p>
       <w:pPr>
-        <w:pStyle w:val="1440"/>
+        <w:pStyle w:val="1436"/>
         <w:numPr>
           <w:ilvl w:val="0"/>
           <w:numId w:val="119"/>
@@ -6261,6 +6279,12 @@
           <w:lang w:val="en-GB"/>
         </w:rPr>
       </w:r>
+      <w:r>
+        <w:rPr>
+          <w:highlight w:val="none"/>
+          <w:lang w:val="en-GB"/>
+        </w:rPr>
+      </w:r>
     </w:p>
     <w:p>
       <w:pPr>
@@ -6303,18 +6327,6 @@
           <w:lang w:val="en-GB"/>
         </w:rPr>
       </w:pPr>
-      <w:r>
-        <w:rPr>
-          <w:highlight w:val="none"/>
-          <w:lang w:val="en-GB"/>
-        </w:rPr>
-      </w:r>
-      <w:r>
-        <w:rPr>
-          <w:highlight w:val="none"/>
-          <w:lang w:val="en-GB"/>
-        </w:rPr>
-      </w:r>
       <w:r>
         <w:rPr>
           <w:highlight w:val="none"/>
@@ -6515,7 +6527,7 @@
                       <pic:spPr bwMode="auto">
                         <a:xfrm flipH="0" flipV="0">
                           <a:off x="0" y="0"/>
-                          <a:ext cx="2644277" cy="1487405"/>
+                          <a:ext cx="2644276" cy="1487405"/>
                         </a:xfrm>
                         <a:prstGeom prst="rect">
                           <a:avLst/>
@@ -6645,6 +6657,12 @@
           <w:lang w:val="en-GB"/>
         </w:rPr>
       </w:r>
+      <w:r>
+        <w:rPr>
+          <w:highlight w:val="none"/>
+          <w:lang w:val="en-GB"/>
+        </w:rPr>
+      </w:r>
     </w:p>
     <w:p>
       <w:pPr>
@@ -6772,12 +6790,6 @@
         </mc:AlternateContent>
       </w:r>
       <w:r>
-        <w:rPr>
-          <w:highlight w:val="none"/>
-          <w:lang w:val="en-GB"/>
-        </w:rPr>
-      </w:r>
-      <w:r>
         <mc:AlternateContent>
           <mc:Choice Requires="wpg">
             <w:drawing>
@@ -6867,11 +6879,35 @@
           <w:lang w:val="en-GB"/>
         </w:rPr>
       </w:r>
-      <w:r>
+    </w:p>
+    <w:p>
+      <w:pPr>
+        <w:pBdr/>
+        <w:shd w:val="nil" w:color="000000"/>
+        <w:spacing/>
+        <w:ind/>
         <w:rPr>
           <w:highlight w:val="none"/>
           <w:lang w:val="en-GB"/>
         </w:rPr>
+      </w:pPr>
+      <w:r>
+        <w:rPr>
+          <w:highlight w:val="none"/>
+          <w:lang w:val="en-GB"/>
+        </w:rPr>
+      </w:r>
+      <w:r>
+        <w:rPr>
+          <w:highlight w:val="none"/>
+          <w:lang w:val="en-GB"/>
+        </w:rPr>
+      </w:r>
+      <w:r>
+        <w:rPr>
+          <w:highlight w:val="none"/>
+          <w:lang w:val="en-GB"/>
+        </w:rPr>
       </w:r>
     </w:p>
     <w:p>
@@ -6891,7 +6927,6 @@
           <w:lang w:val="en-GB"/>
         </w:rPr>
       </w:r>
-      <w:r/>
       <w:r>
         <w:rPr>
           <w:highlight w:val="none"/>
@@ -6904,11 +6939,35 @@
           <w:lang w:val="en-GB"/>
         </w:rPr>
       </w:r>
-      <w:r>
+    </w:p>
+    <w:p>
+      <w:pPr>
+        <w:pBdr/>
+        <w:shd w:val="nil" w:color="000000"/>
+        <w:spacing/>
+        <w:ind/>
         <w:rPr>
           <w:highlight w:val="none"/>
           <w:lang w:val="en-GB"/>
         </w:rPr>
+      </w:pPr>
+      <w:r>
+        <w:rPr>
+          <w:highlight w:val="none"/>
+          <w:lang w:val="en-GB"/>
+        </w:rPr>
+      </w:r>
+      <w:r>
+        <w:rPr>
+          <w:highlight w:val="none"/>
+          <w:lang w:val="en-GB"/>
+        </w:rPr>
+      </w:r>
+      <w:r>
+        <w:rPr>
+          <w:highlight w:val="none"/>
+          <w:lang w:val="en-GB"/>
+        </w:rPr>
       </w:r>
     </w:p>
     <w:p>
@@ -6964,11 +7023,17 @@
           <w:lang w:val="en-GB"/>
         </w:rPr>
       </w:r>
+      <w:r>
+        <w:rPr>
+          <w:highlight w:val="none"/>
+          <w:lang w:val="en-GB"/>
+        </w:rPr>
+      </w:r>
     </w:p>
     <w:p>
       <w:pPr>
         <w:pBdr/>
-        <w:shd w:val="nil" w:color="000000"/>
+        <w:shd w:val="nil" w:color="auto"/>
         <w:spacing/>
         <w:ind/>
         <w:rPr>
@@ -6981,6 +7046,7 @@
           <w:highlight w:val="none"/>
           <w:lang w:val="en-GB"/>
         </w:rPr>
+        <w:br w:type="page" w:clear="all"/>
       </w:r>
       <w:r>
         <w:rPr>
@@ -6997,68 +7063,7 @@
     </w:p>
     <w:p>
       <w:pPr>
-        <w:pBdr/>
-        <w:shd w:val="nil" w:color="000000"/>
-        <w:spacing/>
-        <w:ind/>
-        <w:rPr>
-          <w:highlight w:val="none"/>
-          <w:lang w:val="en-GB"/>
-        </w:rPr>
-      </w:pPr>
-      <w:r>
-        <w:rPr>
-          <w:highlight w:val="none"/>
-          <w:lang w:val="en-GB"/>
-        </w:rPr>
-      </w:r>
-      <w:r>
-        <w:rPr>
-          <w:highlight w:val="none"/>
-          <w:lang w:val="en-GB"/>
-        </w:rPr>
-      </w:r>
-      <w:r>
-        <w:rPr>
-          <w:highlight w:val="none"/>
-          <w:lang w:val="en-GB"/>
-        </w:rPr>
-      </w:r>
-    </w:p>
-    <w:p>
-      <w:pPr>
-        <w:pBdr/>
-        <w:shd w:val="nil"/>
-        <w:spacing/>
-        <w:ind/>
-        <w:rPr>
-          <w:highlight w:val="none"/>
-          <w:lang w:val="en-GB"/>
-        </w:rPr>
-      </w:pPr>
-      <w:r>
-        <w:rPr>
-          <w:highlight w:val="none"/>
-          <w:lang w:val="en-GB"/>
-        </w:rPr>
-        <w:br w:type="page" w:clear="all"/>
-      </w:r>
-      <w:r>
-        <w:rPr>
-          <w:highlight w:val="none"/>
-          <w:lang w:val="en-GB"/>
-        </w:rPr>
-      </w:r>
-      <w:r>
-        <w:rPr>
-          <w:highlight w:val="none"/>
-          <w:lang w:val="en-GB"/>
-        </w:rPr>
-      </w:r>
-    </w:p>
-    <w:p>
-      <w:pPr>
-        <w:pStyle w:val="1240"/>
+        <w:pStyle w:val="1236"/>
         <w:pBdr/>
         <w:spacing/>
         <w:ind/>
@@ -7084,6 +7089,11 @@
           <w:lang w:val="fr-CH"/>
         </w:rPr>
         <w:t xml:space="preserve">)</w:t>
+      </w:r>
+      <w:r>
+        <w:rPr>
+          <w:lang w:val="en-GB"/>
+        </w:rPr>
       </w:r>
       <w:bookmarkEnd w:id="9"/>
       <w:r>
@@ -7169,7 +7179,7 @@
     </w:p>
     <w:p>
       <w:pPr>
-        <w:pStyle w:val="1440"/>
+        <w:pStyle w:val="1436"/>
         <w:numPr>
           <w:ilvl w:val="0"/>
           <w:numId w:val="120"/>
@@ -7229,7 +7239,7 @@
     </w:p>
     <w:p>
       <w:pPr>
-        <w:pStyle w:val="1440"/>
+        <w:pStyle w:val="1436"/>
         <w:numPr>
           <w:ilvl w:val="0"/>
           <w:numId w:val="120"/>
@@ -7282,7 +7292,7 @@
     </w:p>
     <w:p>
       <w:pPr>
-        <w:pStyle w:val="1440"/>
+        <w:pStyle w:val="1436"/>
         <w:numPr>
           <w:ilvl w:val="0"/>
           <w:numId w:val="120"/>
@@ -7381,7 +7391,7 @@
     </w:p>
     <w:p>
       <w:pPr>
-        <w:pStyle w:val="1440"/>
+        <w:pStyle w:val="1436"/>
         <w:numPr>
           <w:ilvl w:val="0"/>
           <w:numId w:val="120"/>
@@ -7433,7 +7443,7 @@
     </w:p>
     <w:p>
       <w:pPr>
-        <w:pStyle w:val="1440"/>
+        <w:pStyle w:val="1436"/>
         <w:numPr>
           <w:ilvl w:val="0"/>
           <w:numId w:val="120"/>
@@ -7486,7 +7496,7 @@
     </w:p>
     <w:p>
       <w:pPr>
-        <w:pStyle w:val="1440"/>
+        <w:pStyle w:val="1436"/>
         <w:numPr>
           <w:ilvl w:val="0"/>
           <w:numId w:val="120"/>
@@ -7553,7 +7563,7 @@
     </w:p>
     <w:p>
       <w:pPr>
-        <w:pStyle w:val="1440"/>
+        <w:pStyle w:val="1436"/>
         <w:numPr>
           <w:ilvl w:val="1"/>
           <w:numId w:val="120"/>
@@ -7589,7 +7599,7 @@
     </w:p>
     <w:p>
       <w:pPr>
-        <w:pStyle w:val="1440"/>
+        <w:pStyle w:val="1436"/>
         <w:numPr>
           <w:ilvl w:val="1"/>
           <w:numId w:val="120"/>
@@ -7625,7 +7635,7 @@
     </w:p>
     <w:p>
       <w:pPr>
-        <w:pStyle w:val="1440"/>
+        <w:pStyle w:val="1436"/>
         <w:numPr>
           <w:ilvl w:val="1"/>
           <w:numId w:val="120"/>
@@ -7655,7 +7665,7 @@
     </w:p>
     <w:p>
       <w:pPr>
-        <w:pStyle w:val="1440"/>
+        <w:pStyle w:val="1436"/>
         <w:numPr>
           <w:ilvl w:val="0"/>
           <w:numId w:val="120"/>
@@ -7706,7 +7716,7 @@
     <w:p>
       <w:pPr>
         <w:pBdr/>
-        <w:shd w:val="nil"/>
+        <w:shd w:val="nil" w:color="auto"/>
         <w:spacing/>
         <w:ind/>
         <w:rPr>
@@ -7902,22 +7912,13 @@
           </mc:Fallback>
         </mc:AlternateContent>
       </w:r>
-      <w:r/>
-      <w:r>
-        <w:rPr>
-          <w:highlight w:val="none"/>
+      <w:r>
+        <w:rPr>
           <w:lang w:val="en-GB"/>
         </w:rPr>
       </w:r>
       <w:r>
         <w:rPr>
-          <w:highlight w:val="none"/>
-          <w:lang w:val="en-GB"/>
-        </w:rPr>
-      </w:r>
-      <w:r>
-        <w:rPr>
-          <w:highlight w:val="none"/>
           <w:lang w:val="en-GB"/>
         </w:rPr>
       </w:r>
@@ -8059,12 +8060,6 @@
           <w:lang w:val="en-GB"/>
         </w:rPr>
       </w:r>
-      <w:r>
-        <w:rPr>
-          <w:highlight w:val="none"/>
-          <w:lang w:val="en-GB"/>
-        </w:rPr>
-      </w:r>
     </w:p>
     <w:p>
       <w:pPr>
@@ -8147,7 +8142,7 @@
                       <pic:spPr bwMode="auto">
                         <a:xfrm flipH="0" flipV="0">
                           <a:off x="0" y="0"/>
-                          <a:ext cx="3275525" cy="1867458"/>
+                          <a:ext cx="3275524" cy="1867458"/>
                         </a:xfrm>
                         <a:prstGeom prst="rect">
                           <a:avLst/>
@@ -8279,11 +8274,35 @@
           <w:lang w:val="en-GB"/>
         </w:rPr>
       </w:r>
-      <w:r>
+    </w:p>
+    <w:p>
+      <w:pPr>
+        <w:pBdr/>
+        <w:shd w:val="nil" w:color="000000"/>
+        <w:spacing/>
+        <w:ind/>
         <w:rPr>
           <w:highlight w:val="none"/>
           <w:lang w:val="en-GB"/>
         </w:rPr>
+      </w:pPr>
+      <w:r>
+        <w:rPr>
+          <w:highlight w:val="none"/>
+          <w:lang w:val="en-GB"/>
+        </w:rPr>
+      </w:r>
+      <w:r>
+        <w:rPr>
+          <w:highlight w:val="none"/>
+          <w:lang w:val="en-GB"/>
+        </w:rPr>
+      </w:r>
+      <w:r>
+        <w:rPr>
+          <w:highlight w:val="none"/>
+          <w:lang w:val="en-GB"/>
+        </w:rPr>
       </w:r>
     </w:p>
     <w:p>
@@ -8429,6 +8448,12 @@
           <w:lang w:val="en-GB"/>
         </w:rPr>
       </w:r>
+      <w:r>
+        <w:rPr>
+          <w:highlight w:val="none"/>
+          <w:lang w:val="en-GB"/>
+        </w:rPr>
+      </w:r>
     </w:p>
     <w:p>
       <w:pPr>
@@ -8463,7 +8488,7 @@
     <w:p>
       <w:pPr>
         <w:pBdr/>
-        <w:shd w:val="nil" w:color="000000"/>
+        <w:shd w:val="nil" w:color="auto"/>
         <w:spacing/>
         <w:ind/>
         <w:rPr>
@@ -8473,6 +8498,12 @@
       </w:pPr>
       <w:r>
         <w:rPr>
+          <w:lang w:val="en-GB"/>
+        </w:rPr>
+        <w:br w:type="page" w:clear="all"/>
+      </w:r>
+      <w:r>
+        <w:rPr>
           <w:highlight w:val="none"/>
           <w:lang w:val="en-GB"/>
         </w:rPr>
@@ -8483,30 +8514,39 @@
           <w:lang w:val="en-GB"/>
         </w:rPr>
       </w:r>
-      <w:r>
-        <w:rPr>
-          <w:highlight w:val="none"/>
-          <w:lang w:val="en-GB"/>
-        </w:rPr>
-      </w:r>
     </w:p>
     <w:p>
       <w:pPr>
-        <w:pBdr/>
-        <w:shd w:val="nil"/>
-        <w:spacing/>
-        <w:ind/>
+        <w:pStyle w:val="1235"/>
+        <w:pBdr/>
+        <w:spacing/>
+        <w:ind/>
+        <w:rPr>
+          <w:lang w:val="en-GB"/>
+        </w:rPr>
+      </w:pPr>
+      <w:r/>
+      <w:bookmarkStart w:id="10" w:name="_Toc10"/>
+      <w:r>
         <w:rPr>
           <w:highlight w:val="none"/>
+          <w:lang w:val="fr-CH"/>
+        </w:rPr>
+        <w:t xml:space="preserve">4. </w:t>
+      </w:r>
+      <w:r>
+        <w:rPr>
+          <w:highlight w:val="none"/>
+          <w:lang w:val="en-GB" w:bidi="en-GB"/>
+        </w:rPr>
+        <w:t xml:space="preserve">Average Calculation Logic</w:t>
+      </w:r>
+      <w:r>
+        <w:rPr>
           <w:lang w:val="en-GB"/>
         </w:rPr>
-      </w:pPr>
-      <w:r>
-        <w:rPr>
-          <w:lang w:val="en-GB"/>
-        </w:rPr>
-        <w:br w:type="page" w:clear="all"/>
-      </w:r>
+      </w:r>
+      <w:bookmarkEnd w:id="10"/>
       <w:r>
         <w:rPr>
           <w:lang w:val="en-GB"/>
@@ -8520,89 +8560,51 @@
     </w:p>
     <w:p>
       <w:pPr>
-        <w:pStyle w:val="1239"/>
-        <w:pBdr/>
-        <w:spacing/>
-        <w:ind/>
-        <w:rPr>
-          <w:lang w:val="en-GB"/>
-        </w:rPr>
-      </w:pPr>
-      <w:r/>
-      <w:bookmarkStart w:id="10" w:name="_Toc10"/>
-      <w:r>
+        <w:pBdr/>
+        <w:spacing/>
+        <w:ind/>
+        <w:jc w:val="both"/>
         <w:rPr>
           <w:highlight w:val="none"/>
           <w:lang w:val="fr-CH"/>
         </w:rPr>
-        <w:t xml:space="preserve">4. </w:t>
-      </w:r>
+      </w:pPr>
       <w:r>
         <w:rPr>
           <w:highlight w:val="none"/>
           <w:lang w:val="en-GB" w:bidi="en-GB"/>
         </w:rPr>
-        <w:t xml:space="preserve">Average Calculation Logic</w:t>
-      </w:r>
-      <w:bookmarkEnd w:id="10"/>
-      <w:r>
-        <w:rPr>
-          <w:lang w:val="en-GB"/>
-        </w:rPr>
-      </w:r>
-      <w:r>
-        <w:rPr>
-          <w:lang w:val="en-GB"/>
+      </w:r>
+      <w:r>
+        <w:rPr>
+          <w:highlight w:val="none"/>
+          <w:lang w:val="en-GB" w:bidi="en-GB"/>
+        </w:rPr>
+        <w:t xml:space="preserve">One of ScholarLog's core strengths is automating your academic tracking. To perfectly align with the École Supérieure Technique's grading standards, the application applies a strict mathematical rule in the background</w:t>
+      </w:r>
+      <w:r>
+        <w:rPr>
+          <w:highlight w:val="none"/>
+          <w:lang w:val="fr-CH"/>
+        </w:rPr>
+        <w:t xml:space="preserve"> : </w:t>
+      </w:r>
+      <w:r>
+        <w:rPr>
+          <w:highlight w:val="none"/>
+          <w:lang w:val="fr-CH"/>
+        </w:rPr>
+      </w:r>
+      <w:r>
+        <w:rPr>
+          <w:highlight w:val="none"/>
+          <w:lang w:val="fr-CH"/>
         </w:rPr>
       </w:r>
     </w:p>
     <w:p>
       <w:pPr>
-        <w:pBdr/>
-        <w:spacing/>
-        <w:ind/>
-        <w:jc w:val="both"/>
-        <w:rPr>
-          <w:highlight w:val="none"/>
-          <w:lang w:val="fr-CH"/>
-        </w:rPr>
-      </w:pPr>
-      <w:r>
-        <w:rPr>
-          <w:highlight w:val="none"/>
-          <w:lang w:val="en-GB" w:bidi="en-GB"/>
-        </w:rPr>
-      </w:r>
-      <w:r>
-        <w:rPr>
-          <w:highlight w:val="none"/>
-          <w:lang w:val="en-GB" w:bidi="en-GB"/>
-        </w:rPr>
-        <w:t xml:space="preserve">One of ScholarLog's core strengths is automating your academic tracking. To perfectly align with the École Supérieure Technique's grading standards, the application applies a strict mathematical rule in the background</w:t>
-      </w:r>
-      <w:r>
-        <w:rPr>
-          <w:highlight w:val="none"/>
-          <w:lang w:val="fr-CH"/>
-        </w:rPr>
-        <w:t xml:space="preserve"> : </w:t>
-      </w:r>
-      <w:r>
-        <w:rPr>
-          <w:highlight w:val="none"/>
-          <w:lang w:val="fr-CH"/>
-        </w:rPr>
-      </w:r>
-      <w:r>
-        <w:rPr>
-          <w:highlight w:val="none"/>
-          <w:lang w:val="fr-CH"/>
-        </w:rPr>
-      </w:r>
-    </w:p>
-    <w:p>
-      <w:pPr>
-        <w:pStyle w:val="1440"/>
+        <w:pStyle w:val="1436"/>
         <w:numPr>
           <w:ilvl w:val="0"/>
           <w:numId w:val="121"/>
@@ -8642,7 +8644,7 @@
     </w:p>
     <w:p>
       <w:pPr>
-        <w:pStyle w:val="1440"/>
+        <w:pStyle w:val="1436"/>
         <w:numPr>
           <w:ilvl w:val="0"/>
           <w:numId w:val="121"/>
@@ -8741,7 +8743,7 @@
     </w:p>
     <w:p>
       <w:pPr>
-        <w:pStyle w:val="1239"/>
+        <w:pStyle w:val="1235"/>
         <w:pBdr/>
         <w:spacing/>
         <w:ind/>
@@ -8761,6 +8763,11 @@
       <w:r>
         <w:t xml:space="preserve">Limitations regarding attached PDF files</w:t>
       </w:r>
+      <w:r>
+        <w:rPr>
+          <w:highlight w:val="none"/>
+        </w:rPr>
+      </w:r>
       <w:bookmarkEnd w:id="11"/>
       <w:r>
         <w:rPr>
@@ -8818,7 +8825,7 @@
     </w:p>
     <w:p>
       <w:pPr>
-        <w:pStyle w:val="1440"/>
+        <w:pStyle w:val="1436"/>
         <w:numPr>
           <w:ilvl w:val="0"/>
           <w:numId w:val="123"/>
@@ -8853,7 +8860,7 @@
     </w:p>
     <w:p>
       <w:pPr>
-        <w:pStyle w:val="1440"/>
+        <w:pStyle w:val="1436"/>
         <w:numPr>
           <w:ilvl w:val="0"/>
           <w:numId w:val="123"/>
@@ -8904,7 +8911,7 @@
     </w:p>
     <w:p>
       <w:pPr>
-        <w:pStyle w:val="1239"/>
+        <w:pStyle w:val="1235"/>
         <w:pBdr/>
         <w:spacing/>
         <w:ind/>
@@ -8917,10 +8924,16 @@
       <w:bookmarkStart w:id="12" w:name="_Toc12"/>
       <w:r>
         <w:rPr>
-          <w:rStyle w:val="1432"/>
+          <w:rStyle w:val="1428"/>
           <w:lang w:val="fr-CH" w:bidi="fr-CH"/>
         </w:rPr>
         <w:t xml:space="preserve">6. Data Backup and Security</w:t>
+      </w:r>
+      <w:r>
+        <w:rPr>
+          <w:highlight w:val="none"/>
+          <w:lang w:val="fr-CH"/>
+        </w:rPr>
       </w:r>
       <w:bookmarkEnd w:id="12"/>
       <w:r>
@@ -8977,7 +8990,7 @@
     </w:p>
     <w:p>
       <w:pPr>
-        <w:pStyle w:val="1440"/>
+        <w:pStyle w:val="1436"/>
         <w:numPr>
           <w:ilvl w:val="0"/>
           <w:numId w:val="122"/>
@@ -9020,7 +9033,7 @@
     </w:p>
     <w:p>
       <w:pPr>
-        <w:pStyle w:val="1440"/>
+        <w:pStyle w:val="1436"/>
         <w:numPr>
           <w:ilvl w:val="0"/>
           <w:numId w:val="122"/>
@@ -9071,7 +9084,7 @@
     </w:p>
     <w:p>
       <w:pPr>
-        <w:pStyle w:val="1440"/>
+        <w:pStyle w:val="1436"/>
         <w:numPr>
           <w:ilvl w:val="0"/>
           <w:numId w:val="122"/>
@@ -9147,7 +9160,7 @@
     </w:p>
     <w:p>
       <w:pPr>
-        <w:pStyle w:val="1239"/>
+        <w:pStyle w:val="1235"/>
         <w:pBdr/>
         <w:spacing/>
         <w:ind/>
@@ -9171,6 +9184,12 @@
           <w:lang w:val="fr-CH" w:bidi="fr-CH"/>
         </w:rPr>
         <w:t xml:space="preserve">oftware License (GPLv3-only)</w:t>
+      </w:r>
+      <w:r>
+        <w:rPr>
+          <w:lang w:val="fr-CH"/>
+          <w14:ligatures w14:val="none"/>
+        </w:rPr>
       </w:r>
       <w:bookmarkEnd w:id="13"/>
       <w:r>
@@ -9242,7 +9261,7 @@
     </w:p>
     <w:p>
       <w:pPr>
-        <w:pStyle w:val="1440"/>
+        <w:pStyle w:val="1436"/>
         <w:numPr>
           <w:ilvl w:val="0"/>
           <w:numId w:val="126"/>
@@ -9275,7 +9294,7 @@
     </w:p>
     <w:p>
       <w:pPr>
-        <w:pStyle w:val="1440"/>
+        <w:pStyle w:val="1436"/>
         <w:numPr>
           <w:ilvl w:val="0"/>
           <w:numId w:val="126"/>
@@ -9308,7 +9327,7 @@
     </w:p>
     <w:p>
       <w:pPr>
-        <w:pStyle w:val="1440"/>
+        <w:pStyle w:val="1436"/>
         <w:numPr>
           <w:ilvl w:val="0"/>
           <w:numId w:val="126"/>
@@ -9341,7 +9360,7 @@
     </w:p>
     <w:p>
       <w:pPr>
-        <w:pStyle w:val="1440"/>
+        <w:pStyle w:val="1436"/>
         <w:numPr>
           <w:ilvl w:val="0"/>
           <w:numId w:val="126"/>
@@ -9523,7 +9542,7 @@
         <w:sdtContent>
           <w:p>
             <w:pPr>
-              <w:pStyle w:val="1430"/>
+              <w:pStyle w:val="1426"/>
               <w:pBdr>
                 <w:bottom w:val="single" w:color="000000" w:sz="6" w:space="0"/>
               </w:pBdr>
@@ -9537,7 +9556,7 @@
           </w:p>
           <w:p>
             <w:pPr>
-              <w:pStyle w:val="1430"/>
+              <w:pStyle w:val="1426"/>
               <w:pBdr/>
               <w:spacing/>
               <w:ind/>
@@ -9550,7 +9569,13 @@
               <w:t xml:space="preserve">LHO – M5 – User Guide</w:t>
             </w:r>
             <w:r>
-              <w:t xml:space="preserve">.docx</w:t>
+              <w:t xml:space="preserve">.</w:t>
+            </w:r>
+            <w:r>
+              <w:rPr>
+                <w:lang w:val="fr-CH"/>
+              </w:rPr>
+              <w:t xml:space="preserve">pdf</w:t>
             </w:r>
             <w:r>
               <w:tab/>
@@ -9712,7 +9737,7 @@
                 <w:szCs w:val="24"/>
                 <w:lang w:val="fr-CH"/>
               </w:rPr>
-              <w:t xml:space="preserve">26.05.26</w:t>
+              <w:t xml:space="preserve">02.06.26</w:t>
             </w:r>
             <w:r>
               <w:rPr>
@@ -9764,7 +9789,7 @@
         <w:sdtContent>
           <w:p>
             <w:pPr>
-              <w:pStyle w:val="1430"/>
+              <w:pStyle w:val="1426"/>
               <w:pBdr>
                 <w:bottom w:val="single" w:color="000000" w:sz="6" w:space="0"/>
               </w:pBdr>
@@ -9778,7 +9803,7 @@
           </w:p>
           <w:p>
             <w:pPr>
-              <w:pStyle w:val="1430"/>
+              <w:pStyle w:val="1426"/>
               <w:pBdr/>
               <w:spacing/>
               <w:ind/>
@@ -9983,7 +10008,7 @@
                 <w:szCs w:val="22"/>
                 <w:lang w:val="fr-CH"/>
               </w:rPr>
-              <w:t xml:space="preserve">26.05.26</w:t>
+              <w:t xml:space="preserve">02.06.26</w:t>
             </w:r>
             <w:r>
               <w:rPr>
@@ -10019,7 +10044,7 @@
   </w:sdt>
   <w:p>
     <w:pPr>
-      <w:pStyle w:val="1430"/>
+      <w:pStyle w:val="1426"/>
       <w:pBdr/>
       <w:spacing/>
       <w:ind/>
@@ -10057,7 +10082,7 @@
         <w:sdtContent>
           <w:p>
             <w:pPr>
-              <w:pStyle w:val="1430"/>
+              <w:pStyle w:val="1426"/>
               <w:pBdr>
                 <w:bottom w:val="single" w:color="000000" w:sz="6" w:space="0"/>
               </w:pBdr>
@@ -10071,7 +10096,7 @@
           </w:p>
           <w:p>
             <w:pPr>
-              <w:pStyle w:val="1430"/>
+              <w:pStyle w:val="1426"/>
               <w:pBdr/>
               <w:spacing/>
               <w:ind/>
@@ -10285,7 +10310,7 @@
                 <w:szCs w:val="22"/>
                 <w:lang w:val="fr-CH"/>
               </w:rPr>
-              <w:t xml:space="preserve">26.05.26</w:t>
+              <w:t xml:space="preserve">02.06.26</w:t>
             </w:r>
             <w:r>
               <w:rPr>
@@ -10321,7 +10346,7 @@
   </w:sdt>
   <w:p>
     <w:pPr>
-      <w:pStyle w:val="1430"/>
+      <w:pStyle w:val="1426"/>
       <w:pBdr/>
       <w:spacing/>
       <w:ind/>
@@ -10382,7 +10407,7 @@
 <w:hdr xmlns:wpc="http://schemas.microsoft.com/office/word/2010/wordprocessingCanvas" xmlns:mc="http://schemas.openxmlformats.org/markup-compatibility/2006" xmlns:o="urn:schemas-microsoft-com:office:office" xmlns:r="http://schemas.openxmlformats.org/officeDocument/2006/relationships" xmlns:m="http://schemas.openxmlformats.org/officeDocument/2006/math" xmlns:v="urn:schemas-microsoft-com:vml" xmlns:wp14="http://schemas.microsoft.com/office/word/2010/wordprocessingDrawing" xmlns:wp="http://schemas.openxmlformats.org/drawingml/2006/wordprocessingDrawing" xmlns:w10="urn:schemas-microsoft-com:office:word" xmlns:w="http://schemas.openxmlformats.org/wordprocessingml/2006/main" xmlns:w14="http://schemas.microsoft.com/office/word/2010/wordml" xmlns:w15="http://schemas.microsoft.com/office/word/2012/wordml" xmlns:wpg="http://schemas.microsoft.com/office/word/2010/wordprocessingGroup" xmlns:wpi="http://schemas.microsoft.com/office/word/2010/wordprocessingInk" xmlns:wne="http://schemas.microsoft.com/office/word/2006/wordml" xmlns:a="http://schemas.openxmlformats.org/drawingml/2006/main" xmlns:wps="http://schemas.microsoft.com/office/word/2010/wordprocessingShape" mc:Ignorable="w14 w15 wp14">
   <w:p>
     <w:pPr>
-      <w:pStyle w:val="1430"/>
+      <w:pStyle w:val="1426"/>
       <w:pBdr>
         <w:bottom w:val="single" w:color="000000" w:sz="6" w:space="0"/>
       </w:pBdr>
@@ -10506,7 +10531,7 @@
   </w:p>
   <w:p>
     <w:pPr>
-      <w:pStyle w:val="1428"/>
+      <w:pStyle w:val="1424"/>
       <w:pBdr/>
       <w:spacing/>
       <w:ind/>
@@ -10522,7 +10547,7 @@
 <w:hdr xmlns:wpc="http://schemas.microsoft.com/office/word/2010/wordprocessingCanvas" xmlns:mc="http://schemas.openxmlformats.org/markup-compatibility/2006" xmlns:o="urn:schemas-microsoft-com:office:office" xmlns:r="http://schemas.openxmlformats.org/officeDocument/2006/relationships" xmlns:m="http://schemas.openxmlformats.org/officeDocument/2006/math" xmlns:v="urn:schemas-microsoft-com:vml" xmlns:wp14="http://schemas.microsoft.com/office/word/2010/wordprocessingDrawing" xmlns:wp="http://schemas.openxmlformats.org/drawingml/2006/wordprocessingDrawing" xmlns:w10="urn:schemas-microsoft-com:office:word" xmlns:w="http://schemas.openxmlformats.org/wordprocessingml/2006/main" xmlns:w14="http://schemas.microsoft.com/office/word/2010/wordml" xmlns:w15="http://schemas.microsoft.com/office/word/2012/wordml" xmlns:wpg="http://schemas.microsoft.com/office/word/2010/wordprocessingGroup" xmlns:wpi="http://schemas.microsoft.com/office/word/2010/wordprocessingInk" xmlns:wne="http://schemas.microsoft.com/office/word/2006/wordml" xmlns:a="http://schemas.openxmlformats.org/drawingml/2006/main" xmlns:wps="http://schemas.microsoft.com/office/word/2010/wordprocessingShape" mc:Ignorable="w14 w15 wp14">
   <w:p>
     <w:pPr>
-      <w:pStyle w:val="1428"/>
+      <w:pStyle w:val="1424"/>
       <w:pBdr>
         <w:bottom w:val="single" w:color="000000" w:sz="6" w:space="0"/>
       </w:pBdr>
@@ -10645,7 +10670,7 @@
   </w:p>
   <w:p>
     <w:pPr>
-      <w:pStyle w:val="1428"/>
+      <w:pStyle w:val="1424"/>
       <w:pBdr/>
       <w:spacing/>
       <w:ind/>
@@ -10661,7 +10686,7 @@
 <w:hdr xmlns:wpc="http://schemas.microsoft.com/office/word/2010/wordprocessingCanvas" xmlns:mc="http://schemas.openxmlformats.org/markup-compatibility/2006" xmlns:o="urn:schemas-microsoft-com:office:office" xmlns:r="http://schemas.openxmlformats.org/officeDocument/2006/relationships" xmlns:m="http://schemas.openxmlformats.org/officeDocument/2006/math" xmlns:v="urn:schemas-microsoft-com:vml" xmlns:wp14="http://schemas.microsoft.com/office/word/2010/wordprocessingDrawing" xmlns:wp="http://schemas.openxmlformats.org/drawingml/2006/wordprocessingDrawing" xmlns:w10="urn:schemas-microsoft-com:office:word" xmlns:w="http://schemas.openxmlformats.org/wordprocessingml/2006/main" xmlns:w14="http://schemas.microsoft.com/office/word/2010/wordml" xmlns:w15="http://schemas.microsoft.com/office/word/2012/wordml" xmlns:wpg="http://schemas.microsoft.com/office/word/2010/wordprocessingGroup" xmlns:wpi="http://schemas.microsoft.com/office/word/2010/wordprocessingInk" xmlns:wne="http://schemas.microsoft.com/office/word/2006/wordml" xmlns:a="http://schemas.openxmlformats.org/drawingml/2006/main" xmlns:wps="http://schemas.microsoft.com/office/word/2010/wordprocessingShape" mc:Ignorable="w14 w15 wp14">
   <w:p>
     <w:pPr>
-      <w:pStyle w:val="1428"/>
+      <w:pStyle w:val="1424"/>
       <w:pBdr>
         <w:bottom w:val="single" w:color="000000" w:sz="6" w:space="0"/>
       </w:pBdr>
@@ -10796,7 +10821,7 @@
   </w:p>
   <w:p>
     <w:pPr>
-      <w:pStyle w:val="1428"/>
+      <w:pStyle w:val="1424"/>
       <w:pBdr/>
       <w:spacing/>
       <w:ind/>
@@ -29021,7 +29046,7 @@
     <w:lsdException w:name="Bibliography" w:uiPriority="37"/>
     <w:lsdException w:name="TOC Heading" w:uiPriority="39" w:qFormat="1"/>
   </w:latentStyles>
-  <w:style w:type="paragraph" w:styleId="1238" w:default="1">
+  <w:style w:type="paragraph" w:styleId="1234" w:default="1">
     <w:name w:val="Normal"/>
     <w:qFormat/>
     <w:pPr>
@@ -29033,11 +29058,11 @@
       <w:lang w:val="fr-FR"/>
     </w:rPr>
   </w:style>
-  <w:style w:type="paragraph" w:styleId="1239">
+  <w:style w:type="paragraph" w:styleId="1235">
     <w:name w:val="Heading 1"/>
-    <w:basedOn w:val="1238"/>
-    <w:next w:val="1238"/>
-    <w:link w:val="1432"/>
+    <w:basedOn w:val="1234"/>
+    <w:next w:val="1234"/>
+    <w:link w:val="1428"/>
     <w:uiPriority w:val="9"/>
     <w:qFormat/>
     <w:pPr>
@@ -29055,11 +29080,11 @@
       <w:szCs w:val="32"/>
     </w:rPr>
   </w:style>
-  <w:style w:type="paragraph" w:styleId="1240">
+  <w:style w:type="paragraph" w:styleId="1236">
     <w:name w:val="Heading 2"/>
-    <w:basedOn w:val="1238"/>
-    <w:next w:val="1238"/>
-    <w:link w:val="1438"/>
+    <w:basedOn w:val="1234"/>
+    <w:next w:val="1234"/>
+    <w:link w:val="1434"/>
     <w:uiPriority w:val="9"/>
     <w:unhideWhenUsed/>
     <w:qFormat/>
@@ -29078,11 +29103,11 @@
       <w:szCs w:val="26"/>
     </w:rPr>
   </w:style>
-  <w:style w:type="paragraph" w:styleId="1241">
+  <w:style w:type="paragraph" w:styleId="1237">
     <w:name w:val="Heading 3"/>
-    <w:basedOn w:val="1238"/>
-    <w:next w:val="1238"/>
-    <w:link w:val="1450"/>
+    <w:basedOn w:val="1234"/>
+    <w:next w:val="1234"/>
+    <w:link w:val="1446"/>
     <w:uiPriority w:val="9"/>
     <w:unhideWhenUsed/>
     <w:qFormat/>
@@ -29101,11 +29126,11 @@
       <w:szCs w:val="24"/>
     </w:rPr>
   </w:style>
-  <w:style w:type="paragraph" w:styleId="1242">
+  <w:style w:type="paragraph" w:styleId="1238">
     <w:name w:val="Heading 4"/>
-    <w:basedOn w:val="1238"/>
-    <w:next w:val="1238"/>
-    <w:link w:val="1391"/>
+    <w:basedOn w:val="1234"/>
+    <w:next w:val="1234"/>
+    <w:link w:val="1387"/>
     <w:uiPriority w:val="9"/>
     <w:unhideWhenUsed/>
     <w:qFormat/>
@@ -29124,11 +29149,11 @@
       <w:color w:val="2f5496" w:themeColor="accent1" w:themeShade="BF"/>
     </w:rPr>
   </w:style>
-  <w:style w:type="paragraph" w:styleId="1243">
+  <w:style w:type="paragraph" w:styleId="1239">
     <w:name w:val="Heading 5"/>
-    <w:basedOn w:val="1238"/>
-    <w:next w:val="1238"/>
-    <w:link w:val="1392"/>
+    <w:basedOn w:val="1234"/>
+    <w:next w:val="1234"/>
+    <w:link w:val="1388"/>
     <w:uiPriority w:val="9"/>
     <w:unhideWhenUsed/>
     <w:qFormat/>
@@ -29145,11 +29170,11 @@
       <w:color w:val="2f5496" w:themeColor="accent1" w:themeShade="BF"/>
     </w:rPr>
   </w:style>
-  <w:style w:type="paragraph" w:styleId="1244">
+  <w:style w:type="paragraph" w:styleId="1240">
     <w:name w:val="Heading 6"/>
-    <w:basedOn w:val="1238"/>
-    <w:next w:val="1238"/>
-    <w:link w:val="1393"/>
+    <w:basedOn w:val="1234"/>
+    <w:next w:val="1234"/>
+    <w:link w:val="1389"/>
     <w:uiPriority w:val="9"/>
     <w:unhideWhenUsed/>
     <w:qFormat/>
@@ -29168,11 +29193,11 @@
       <w:color w:val="595959" w:themeColor="text1" w:themeTint="A6"/>
     </w:rPr>
   </w:style>
-  <w:style w:type="paragraph" w:styleId="1245">
+  <w:style w:type="paragraph" w:styleId="1241">
     <w:name w:val="Heading 7"/>
-    <w:basedOn w:val="1238"/>
-    <w:next w:val="1238"/>
-    <w:link w:val="1394"/>
+    <w:basedOn w:val="1234"/>
+    <w:next w:val="1234"/>
+    <w:link w:val="1390"/>
     <w:uiPriority w:val="9"/>
     <w:unhideWhenUsed/>
     <w:qFormat/>
@@ -29189,11 +29214,11 @@
       <w:color w:val="595959" w:themeColor="text1" w:themeTint="A6"/>
     </w:rPr>
   </w:style>
-  <w:style w:type="paragraph" w:styleId="1246">
+  <w:style w:type="paragraph" w:styleId="1242">
     <w:name w:val="Heading 8"/>
-    <w:basedOn w:val="1238"/>
-    <w:next w:val="1238"/>
-    <w:link w:val="1395"/>
+    <w:basedOn w:val="1234"/>
+    <w:next w:val="1234"/>
+    <w:link w:val="1391"/>
     <w:uiPriority w:val="9"/>
     <w:unhideWhenUsed/>
     <w:qFormat/>
@@ -29212,11 +29237,11 @@
       <w:color w:val="272727" w:themeColor="text1" w:themeTint="D8"/>
     </w:rPr>
   </w:style>
-  <w:style w:type="paragraph" w:styleId="1247">
+  <w:style w:type="paragraph" w:styleId="1243">
     <w:name w:val="Heading 9"/>
-    <w:basedOn w:val="1238"/>
-    <w:next w:val="1238"/>
-    <w:link w:val="1396"/>
+    <w:basedOn w:val="1234"/>
+    <w:next w:val="1234"/>
+    <w:link w:val="1392"/>
     <w:uiPriority w:val="9"/>
     <w:unhideWhenUsed/>
     <w:qFormat/>
@@ -29235,7 +29260,7 @@
       <w:color w:val="272727" w:themeColor="text1" w:themeTint="D8"/>
     </w:rPr>
   </w:style>
-  <w:style w:type="character" w:styleId="1248" w:default="1">
+  <w:style w:type="character" w:styleId="1244" w:default="1">
     <w:name w:val="Default Paragraph Font"/>
     <w:uiPriority w:val="1"/>
     <w:semiHidden/>
@@ -29246,7 +29271,7 @@
       <w:ind/>
     </w:pPr>
   </w:style>
-  <w:style w:type="table" w:styleId="1249" w:default="1">
+  <w:style w:type="table" w:styleId="1245" w:default="1">
     <w:name w:val="Normal Table"/>
     <w:uiPriority w:val="99"/>
     <w:semiHidden/>
@@ -29439,7 +29464,7 @@
       </w:tcPr>
     </w:tblStylePr>
   </w:style>
-  <w:style w:type="numbering" w:styleId="1250" w:default="1">
+  <w:style w:type="numbering" w:styleId="1246" w:default="1">
     <w:name w:val="No List"/>
     <w:uiPriority w:val="99"/>
     <w:semiHidden/>
@@ -29450,9 +29475,9 @@
       <w:ind/>
     </w:pPr>
   </w:style>
-  <w:style w:type="character" w:styleId="1251">
+  <w:style w:type="character" w:styleId="1247">
     <w:name w:val="Placeholder Text"/>
-    <w:basedOn w:val="1248"/>
+    <w:basedOn w:val="1244"/>
     <w:uiPriority w:val="99"/>
     <w:semiHidden/>
     <w:pPr>
@@ -29464,9 +29489,9 @@
       <w:color w:val="666666"/>
     </w:rPr>
   </w:style>
-  <w:style w:type="character" w:styleId="1252" w:customStyle="1">
+  <w:style w:type="character" w:styleId="1248" w:customStyle="1">
     <w:name w:val="Heading 4 Char"/>
-    <w:basedOn w:val="1248"/>
+    <w:basedOn w:val="1244"/>
     <w:uiPriority w:val="9"/>
     <w:pPr>
       <w:pBdr/>
@@ -29480,9 +29505,9 @@
       <w:color w:val="2f5496" w:themeColor="accent1" w:themeShade="BF"/>
     </w:rPr>
   </w:style>
-  <w:style w:type="character" w:styleId="1253" w:customStyle="1">
+  <w:style w:type="character" w:styleId="1249" w:customStyle="1">
     <w:name w:val="Heading 5 Char"/>
-    <w:basedOn w:val="1248"/>
+    <w:basedOn w:val="1244"/>
     <w:uiPriority w:val="9"/>
     <w:pPr>
       <w:pBdr/>
@@ -29494,9 +29519,9 @@
       <w:color w:val="2f5496" w:themeColor="accent1" w:themeShade="BF"/>
     </w:rPr>
   </w:style>
-  <w:style w:type="character" w:styleId="1254" w:customStyle="1">
+  <w:style w:type="character" w:styleId="1250" w:customStyle="1">
     <w:name w:val="Heading 6 Char"/>
-    <w:basedOn w:val="1248"/>
+    <w:basedOn w:val="1244"/>
     <w:uiPriority w:val="9"/>
     <w:pPr>
       <w:pBdr/>
@@ -29510,9 +29535,9 @@
       <w:color w:val="595959" w:themeColor="text1" w:themeTint="A6"/>
     </w:rPr>
   </w:style>
-  <w:style w:type="character" w:styleId="1255" w:customStyle="1">
+  <w:style w:type="character" w:styleId="1251" w:customStyle="1">
     <w:name w:val="Heading 7 Char"/>
-    <w:basedOn w:val="1248"/>
+    <w:basedOn w:val="1244"/>
     <w:uiPriority w:val="9"/>
     <w:pPr>
       <w:pBdr/>
@@ -29524,9 +29549,9 @@
       <w:color w:val="595959" w:themeColor="text1" w:themeTint="A6"/>
     </w:rPr>
   </w:style>
-  <w:style w:type="character" w:styleId="1256" w:customStyle="1">
+  <w:style w:type="character" w:styleId="1252" w:customStyle="1">
     <w:name w:val="Heading 8 Char"/>
-    <w:basedOn w:val="1248"/>
+    <w:basedOn w:val="1244"/>
     <w:uiPriority w:val="9"/>
     <w:pPr>
       <w:pBdr/>
@@ -29540,9 +29565,9 @@
       <w:color w:val="272727" w:themeColor="text1" w:themeTint="D8"/>
     </w:rPr>
   </w:style>
-  <w:style w:type="character" w:styleId="1257" w:customStyle="1">
+  <w:style w:type="character" w:styleId="1253" w:customStyle="1">
     <w:name w:val="Heading 9 Char"/>
-    <w:basedOn w:val="1248"/>
+    <w:basedOn w:val="1244"/>
     <w:uiPriority w:val="9"/>
     <w:pPr>
       <w:pBdr/>
@@ -29556,9 +29581,9 @@
       <w:color w:val="272727" w:themeColor="text1" w:themeTint="D8"/>
     </w:rPr>
   </w:style>
-  <w:style w:type="character" w:styleId="1258" w:customStyle="1">
+  <w:style w:type="character" w:styleId="1254" w:customStyle="1">
     <w:name w:val="Title Char"/>
-    <w:basedOn w:val="1248"/>
+    <w:basedOn w:val="1244"/>
     <w:uiPriority w:val="10"/>
     <w:pPr>
       <w:pBdr/>
@@ -29572,9 +29597,9 @@
       <w:szCs w:val="56"/>
     </w:rPr>
   </w:style>
-  <w:style w:type="character" w:styleId="1259" w:customStyle="1">
+  <w:style w:type="character" w:styleId="1255" w:customStyle="1">
     <w:name w:val="Subtitle Char"/>
-    <w:basedOn w:val="1248"/>
+    <w:basedOn w:val="1244"/>
     <w:uiPriority w:val="11"/>
     <w:pPr>
       <w:pBdr/>
@@ -29588,9 +29613,9 @@
       <w:szCs w:val="28"/>
     </w:rPr>
   </w:style>
-  <w:style w:type="character" w:styleId="1260" w:customStyle="1">
+  <w:style w:type="character" w:styleId="1256" w:customStyle="1">
     <w:name w:val="Quote Char"/>
-    <w:basedOn w:val="1248"/>
+    <w:basedOn w:val="1244"/>
     <w:uiPriority w:val="29"/>
     <w:pPr>
       <w:pBdr/>
@@ -29603,9 +29628,9 @@
       <w:color w:val="404040" w:themeColor="text1" w:themeTint="BF"/>
     </w:rPr>
   </w:style>
-  <w:style w:type="character" w:styleId="1261" w:customStyle="1">
+  <w:style w:type="character" w:styleId="1257" w:customStyle="1">
     <w:name w:val="Intense Quote Char"/>
-    <w:basedOn w:val="1248"/>
+    <w:basedOn w:val="1244"/>
     <w:uiPriority w:val="30"/>
     <w:pPr>
       <w:pBdr/>
@@ -29618,9 +29643,9 @@
       <w:color w:val="2f5496" w:themeColor="accent1" w:themeShade="BF"/>
     </w:rPr>
   </w:style>
-  <w:style w:type="character" w:styleId="1262" w:customStyle="1">
+  <w:style w:type="character" w:styleId="1258" w:customStyle="1">
     <w:name w:val="Footnote Text Char"/>
-    <w:basedOn w:val="1248"/>
+    <w:basedOn w:val="1244"/>
     <w:uiPriority w:val="99"/>
     <w:semiHidden/>
     <w:pPr>
@@ -29633,9 +29658,9 @@
       <w:szCs w:val="20"/>
     </w:rPr>
   </w:style>
-  <w:style w:type="character" w:styleId="1263" w:customStyle="1">
+  <w:style w:type="character" w:styleId="1259" w:customStyle="1">
     <w:name w:val="Endnote Text Char"/>
-    <w:basedOn w:val="1248"/>
+    <w:basedOn w:val="1244"/>
     <w:uiPriority w:val="99"/>
     <w:semiHidden/>
     <w:pPr>
@@ -29648,9 +29673,9 @@
       <w:szCs w:val="20"/>
     </w:rPr>
   </w:style>
-  <w:style w:type="table" w:styleId="1264" w:customStyle="1">
+  <w:style w:type="table" w:styleId="1260" w:customStyle="1">
     <w:name w:val="Table Grid Light"/>
-    <w:basedOn w:val="1249"/>
+    <w:basedOn w:val="1245"/>
     <w:uiPriority w:val="59"/>
     <w:pPr>
       <w:pBdr/>
@@ -29840,9 +29865,9 @@
       </w:tcPr>
     </w:tblStylePr>
   </w:style>
-  <w:style w:type="table" w:styleId="1265">
+  <w:style w:type="table" w:styleId="1261">
     <w:name w:val="Plain Table 1"/>
-    <w:basedOn w:val="1249"/>
+    <w:basedOn w:val="1245"/>
     <w:uiPriority w:val="59"/>
     <w:pPr>
       <w:pBdr/>
@@ -30058,9 +30083,9 @@
       </w:tcPr>
     </w:tblStylePr>
   </w:style>
-  <w:style w:type="table" w:styleId="1266">
+  <w:style w:type="table" w:styleId="1262">
     <w:name w:val="Plain Table 2"/>
-    <w:basedOn w:val="1249"/>
+    <w:basedOn w:val="1245"/>
     <w:uiPriority w:val="59"/>
     <w:pPr>
       <w:pBdr/>
@@ -30284,9 +30309,9 @@
       </w:tcPr>
     </w:tblStylePr>
   </w:style>
-  <w:style w:type="table" w:styleId="1267">
+  <w:style w:type="table" w:styleId="1263">
     <w:name w:val="Plain Table 3"/>
-    <w:basedOn w:val="1249"/>
+    <w:basedOn w:val="1245"/>
     <w:uiPriority w:val="99"/>
     <w:pPr>
       <w:pBdr/>
@@ -30513,9 +30538,9 @@
       </w:tcPr>
     </w:tblStylePr>
   </w:style>
-  <w:style w:type="table" w:styleId="1268">
+  <w:style w:type="table" w:styleId="1264">
     <w:name w:val="Plain Table 4"/>
-    <w:basedOn w:val="1249"/>
+    <w:basedOn w:val="1245"/>
     <w:uiPriority w:val="99"/>
     <w:pPr>
       <w:pBdr/>
@@ -30728,9 +30753,9 @@
       </w:tcPr>
     </w:tblStylePr>
   </w:style>
-  <w:style w:type="table" w:styleId="1269">
+  <w:style w:type="table" w:styleId="1265">
     <w:name w:val="Plain Table 5"/>
-    <w:basedOn w:val="1249"/>
+    <w:basedOn w:val="1245"/>
     <w:uiPriority w:val="99"/>
     <w:pPr>
       <w:pBdr/>
@@ -30960,9 +30985,9 @@
       </w:tcPr>
     </w:tblStylePr>
   </w:style>
-  <w:style w:type="table" w:styleId="1270">
+  <w:style w:type="table" w:styleId="1266">
     <w:name w:val="Grid Table 1 Light"/>
-    <w:basedOn w:val="1249"/>
+    <w:basedOn w:val="1245"/>
     <w:uiPriority w:val="99"/>
     <w:pPr>
       <w:pBdr/>
@@ -31182,9 +31207,9 @@
       </w:tcPr>
     </w:tblStylePr>
   </w:style>
-  <w:style w:type="table" w:styleId="1271" w:customStyle="1">
+  <w:style w:type="table" w:styleId="1267" w:customStyle="1">
     <w:name w:val="Grid Table 1 Light - Accent 1"/>
-    <w:basedOn w:val="1249"/>
+    <w:basedOn w:val="1245"/>
     <w:uiPriority w:val="99"/>
     <w:pPr>
       <w:pBdr/>
@@ -31404,9 +31429,9 @@
       </w:tcPr>
     </w:tblStylePr>
   </w:style>
-  <w:style w:type="table" w:styleId="1272" w:customStyle="1">
+  <w:style w:type="table" w:styleId="1268" w:customStyle="1">
     <w:name w:val="Grid Table 1 Light - Accent 2"/>
-    <w:basedOn w:val="1249"/>
+    <w:basedOn w:val="1245"/>
     <w:uiPriority w:val="99"/>
     <w:pPr>
       <w:pBdr/>
@@ -31626,9 +31651,9 @@
       </w:tcPr>
     </w:tblStylePr>
   </w:style>
-  <w:style w:type="table" w:styleId="1273" w:customStyle="1">
+  <w:style w:type="table" w:styleId="1269" w:customStyle="1">
     <w:name w:val="Grid Table 1 Light - Accent 3"/>
-    <w:basedOn w:val="1249"/>
+    <w:basedOn w:val="1245"/>
     <w:uiPriority w:val="99"/>
     <w:pPr>
       <w:pBdr/>
@@ -31848,9 +31873,9 @@
       </w:tcPr>
     </w:tblStylePr>
   </w:style>
-  <w:style w:type="table" w:styleId="1274" w:customStyle="1">
+  <w:style w:type="table" w:styleId="1270" w:customStyle="1">
     <w:name w:val="Grid Table 1 Light - Accent 4"/>
-    <w:basedOn w:val="1249"/>
+    <w:basedOn w:val="1245"/>
     <w:uiPriority w:val="99"/>
     <w:pPr>
       <w:pBdr/>
@@ -32070,9 +32095,9 @@
       </w:tcPr>
     </w:tblStylePr>
   </w:style>
-  <w:style w:type="table" w:styleId="1275" w:customStyle="1">
+  <w:style w:type="table" w:styleId="1271" w:customStyle="1">
     <w:name w:val="Grid Table 1 Light - Accent 5"/>
-    <w:basedOn w:val="1249"/>
+    <w:basedOn w:val="1245"/>
     <w:uiPriority w:val="99"/>
     <w:pPr>
       <w:pBdr/>
@@ -32292,9 +32317,9 @@
       </w:tcPr>
     </w:tblStylePr>
   </w:style>
-  <w:style w:type="table" w:styleId="1276" w:customStyle="1">
+  <w:style w:type="table" w:styleId="1272" w:customStyle="1">
     <w:name w:val="Grid Table 1 Light - Accent 6"/>
-    <w:basedOn w:val="1249"/>
+    <w:basedOn w:val="1245"/>
     <w:uiPriority w:val="99"/>
     <w:pPr>
       <w:pBdr/>
@@ -32514,9 +32539,9 @@
       </w:tcPr>
     </w:tblStylePr>
   </w:style>
-  <w:style w:type="table" w:styleId="1277">
+  <w:style w:type="table" w:styleId="1273">
     <w:name w:val="Grid Table 2"/>
-    <w:basedOn w:val="1249"/>
+    <w:basedOn w:val="1245"/>
     <w:uiPriority w:val="99"/>
     <w:pPr>
       <w:pBdr/>
@@ -32745,9 +32770,9 @@
       </w:tcPr>
     </w:tblStylePr>
   </w:style>
-  <w:style w:type="table" w:styleId="1278" w:customStyle="1">
+  <w:style w:type="table" w:styleId="1274" w:customStyle="1">
     <w:name w:val="Grid Table 2 - Accent 1"/>
-    <w:basedOn w:val="1249"/>
+    <w:basedOn w:val="1245"/>
     <w:uiPriority w:val="99"/>
     <w:pPr>
       <w:pBdr/>
@@ -32976,9 +33001,9 @@
       </w:tcPr>
     </w:tblStylePr>
   </w:style>
-  <w:style w:type="table" w:styleId="1279" w:customStyle="1">
+  <w:style w:type="table" w:styleId="1275" w:customStyle="1">
     <w:name w:val="Grid Table 2 - Accent 2"/>
-    <w:basedOn w:val="1249"/>
+    <w:basedOn w:val="1245"/>
     <w:uiPriority w:val="99"/>
     <w:pPr>
       <w:pBdr/>
@@ -33207,9 +33232,9 @@
       </w:tcPr>
     </w:tblStylePr>
   </w:style>
-  <w:style w:type="table" w:styleId="1280" w:customStyle="1">
+  <w:style w:type="table" w:styleId="1276" w:customStyle="1">
     <w:name w:val="Grid Table 2 - Accent 3"/>
-    <w:basedOn w:val="1249"/>
+    <w:basedOn w:val="1245"/>
     <w:uiPriority w:val="99"/>
     <w:pPr>
       <w:pBdr/>
@@ -33438,9 +33463,9 @@
       </w:tcPr>
     </w:tblStylePr>
   </w:style>
-  <w:style w:type="table" w:styleId="1281" w:customStyle="1">
+  <w:style w:type="table" w:styleId="1277" w:customStyle="1">
     <w:name w:val="Grid Table 2 - Accent 4"/>
-    <w:basedOn w:val="1249"/>
+    <w:basedOn w:val="1245"/>
     <w:uiPriority w:val="99"/>
     <w:pPr>
       <w:pBdr/>
@@ -33669,9 +33694,9 @@
       </w:tcPr>
     </w:tblStylePr>
   </w:style>
-  <w:style w:type="table" w:styleId="1282" w:customStyle="1">
+  <w:style w:type="table" w:styleId="1278" w:customStyle="1">
     <w:name w:val="Grid Table 2 - Accent 5"/>
-    <w:basedOn w:val="1249"/>
+    <w:basedOn w:val="1245"/>
     <w:uiPriority w:val="99"/>
     <w:pPr>
       <w:pBdr/>
@@ -33900,9 +33925,9 @@
       </w:tcPr>
     </w:tblStylePr>
   </w:style>
-  <w:style w:type="table" w:styleId="1283" w:customStyle="1">
+  <w:style w:type="table" w:styleId="1279" w:customStyle="1">
     <w:name w:val="Grid Table 2 - Accent 6"/>
-    <w:basedOn w:val="1249"/>
+    <w:basedOn w:val="1245"/>
     <w:uiPriority w:val="99"/>
     <w:pPr>
       <w:pBdr/>
@@ -34131,9 +34156,9 @@
       </w:tcPr>
     </w:tblStylePr>
   </w:style>
-  <w:style w:type="table" w:styleId="1284">
+  <w:style w:type="table" w:styleId="1280">
     <w:name w:val="Grid Table 3"/>
-    <w:basedOn w:val="1249"/>
+    <w:basedOn w:val="1245"/>
     <w:uiPriority w:val="99"/>
     <w:pPr>
       <w:pBdr/>
@@ -34375,9 +34400,9 @@
       </w:tcPr>
     </w:tblStylePr>
   </w:style>
-  <w:style w:type="table" w:styleId="1285" w:customStyle="1">
+  <w:style w:type="table" w:styleId="1281" w:customStyle="1">
     <w:name w:val="Grid Table 3 - Accent 1"/>
-    <w:basedOn w:val="1249"/>
+    <w:basedOn w:val="1245"/>
     <w:uiPriority w:val="99"/>
     <w:pPr>
       <w:pBdr/>
@@ -34619,9 +34644,9 @@
       </w:tcPr>
     </w:tblStylePr>
   </w:style>
-  <w:style w:type="table" w:styleId="1286" w:customStyle="1">
+  <w:style w:type="table" w:styleId="1282" w:customStyle="1">
     <w:name w:val="Grid Table 3 - Accent 2"/>
-    <w:basedOn w:val="1249"/>
+    <w:basedOn w:val="1245"/>
     <w:uiPriority w:val="99"/>
     <w:pPr>
       <w:pBdr/>
@@ -34863,9 +34888,9 @@
       </w:tcPr>
     </w:tblStylePr>
   </w:style>
-  <w:style w:type="table" w:styleId="1287" w:customStyle="1">
+  <w:style w:type="table" w:styleId="1283" w:customStyle="1">
     <w:name w:val="Grid Table 3 - Accent 3"/>
-    <w:basedOn w:val="1249"/>
+    <w:basedOn w:val="1245"/>
     <w:uiPriority w:val="99"/>
     <w:pPr>
       <w:pBdr/>
@@ -35107,9 +35132,9 @@
       </w:tcPr>
     </w:tblStylePr>
   </w:style>
-  <w:style w:type="table" w:styleId="1288" w:customStyle="1">
+  <w:style w:type="table" w:styleId="1284" w:customStyle="1">
     <w:name w:val="Grid Table 3 - Accent 4"/>
-    <w:basedOn w:val="1249"/>
+    <w:basedOn w:val="1245"/>
     <w:uiPriority w:val="99"/>
     <w:pPr>
       <w:pBdr/>
@@ -35351,9 +35376,9 @@
       </w:tcPr>
     </w:tblStylePr>
   </w:style>
-  <w:style w:type="table" w:styleId="1289" w:customStyle="1">
+  <w:style w:type="table" w:styleId="1285" w:customStyle="1">
     <w:name w:val="Grid Table 3 - Accent 5"/>
-    <w:basedOn w:val="1249"/>
+    <w:basedOn w:val="1245"/>
     <w:uiPriority w:val="99"/>
     <w:pPr>
       <w:pBdr/>
@@ -35595,9 +35620,9 @@
       </w:tcPr>
     </w:tblStylePr>
   </w:style>
-  <w:style w:type="table" w:styleId="1290" w:customStyle="1">
+  <w:style w:type="table" w:styleId="1286" w:customStyle="1">
     <w:name w:val="Grid Table 3 - Accent 6"/>
-    <w:basedOn w:val="1249"/>
+    <w:basedOn w:val="1245"/>
     <w:uiPriority w:val="99"/>
     <w:pPr>
       <w:pBdr/>
@@ -35839,9 +35864,9 @@
       </w:tcPr>
     </w:tblStylePr>
   </w:style>
-  <w:style w:type="table" w:styleId="1291" w:customStyle="1">
+  <w:style w:type="table" w:styleId="1287" w:customStyle="1">
     <w:name w:val="Grid Table 4 - Accent 1"/>
-    <w:basedOn w:val="1249"/>
+    <w:basedOn w:val="1245"/>
     <w:uiPriority w:val="59"/>
     <w:pPr>
       <w:pBdr/>
@@ -36071,9 +36096,9 @@
       </w:tcPr>
     </w:tblStylePr>
   </w:style>
-  <w:style w:type="table" w:styleId="1292" w:customStyle="1">
+  <w:style w:type="table" w:styleId="1288" w:customStyle="1">
     <w:name w:val="Grid Table 4 - Accent 2"/>
-    <w:basedOn w:val="1249"/>
+    <w:basedOn w:val="1245"/>
     <w:uiPriority w:val="59"/>
     <w:pPr>
       <w:pBdr/>
@@ -36303,9 +36328,9 @@
       </w:tcPr>
     </w:tblStylePr>
   </w:style>
-  <w:style w:type="table" w:styleId="1293" w:customStyle="1">
+  <w:style w:type="table" w:styleId="1289" w:customStyle="1">
     <w:name w:val="Grid Table 4 - Accent 3"/>
-    <w:basedOn w:val="1249"/>
+    <w:basedOn w:val="1245"/>
     <w:uiPriority w:val="59"/>
     <w:pPr>
       <w:pBdr/>
@@ -36535,9 +36560,9 @@
       </w:tcPr>
     </w:tblStylePr>
   </w:style>
-  <w:style w:type="table" w:styleId="1294" w:customStyle="1">
+  <w:style w:type="table" w:styleId="1290" w:customStyle="1">
     <w:name w:val="Grid Table 4 - Accent 4"/>
-    <w:basedOn w:val="1249"/>
+    <w:basedOn w:val="1245"/>
     <w:uiPriority w:val="59"/>
     <w:pPr>
       <w:pBdr/>
@@ -36767,9 +36792,9 @@
       </w:tcPr>
     </w:tblStylePr>
   </w:style>
-  <w:style w:type="table" w:styleId="1295" w:customStyle="1">
+  <w:style w:type="table" w:styleId="1291" w:customStyle="1">
     <w:name w:val="Grid Table 4 - Accent 5"/>
-    <w:basedOn w:val="1249"/>
+    <w:basedOn w:val="1245"/>
     <w:uiPriority w:val="59"/>
     <w:pPr>
       <w:pBdr/>
@@ -36999,9 +37024,9 @@
       </w:tcPr>
     </w:tblStylePr>
   </w:style>
-  <w:style w:type="table" w:styleId="1296" w:customStyle="1">
+  <w:style w:type="table" w:styleId="1292" w:customStyle="1">
     <w:name w:val="Grid Table 4 - Accent 6"/>
-    <w:basedOn w:val="1249"/>
+    <w:basedOn w:val="1245"/>
     <w:uiPriority w:val="59"/>
     <w:pPr>
       <w:pBdr/>
@@ -37231,9 +37256,9 @@
       </w:tcPr>
     </w:tblStylePr>
   </w:style>
-  <w:style w:type="table" w:styleId="1297">
+  <w:style w:type="table" w:styleId="1293">
     <w:name w:val="Grid Table 5 Dark"/>
-    <w:basedOn w:val="1249"/>
+    <w:basedOn w:val="1245"/>
     <w:uiPriority w:val="99"/>
     <w:pPr>
       <w:pBdr/>
@@ -37458,9 +37483,9 @@
       </w:tcPr>
     </w:tblStylePr>
   </w:style>
-  <w:style w:type="table" w:styleId="1298" w:customStyle="1">
+  <w:style w:type="table" w:styleId="1294" w:customStyle="1">
     <w:name w:val="Grid Table 5 Dark- Accent 1"/>
-    <w:basedOn w:val="1249"/>
+    <w:basedOn w:val="1245"/>
     <w:uiPriority w:val="99"/>
     <w:pPr>
       <w:pBdr/>
@@ -37685,9 +37710,9 @@
       </w:tcPr>
     </w:tblStylePr>
   </w:style>
-  <w:style w:type="table" w:styleId="1299" w:customStyle="1">
+  <w:style w:type="table" w:styleId="1295" w:customStyle="1">
     <w:name w:val="Grid Table 5 Dark - Accent 2"/>
-    <w:basedOn w:val="1249"/>
+    <w:basedOn w:val="1245"/>
     <w:uiPriority w:val="99"/>
     <w:pPr>
       <w:pBdr/>
@@ -37912,9 +37937,9 @@
       </w:tcPr>
     </w:tblStylePr>
   </w:style>
-  <w:style w:type="table" w:styleId="1300" w:customStyle="1">
+  <w:style w:type="table" w:styleId="1296" w:customStyle="1">
     <w:name w:val="Grid Table 5 Dark - Accent 3"/>
-    <w:basedOn w:val="1249"/>
+    <w:basedOn w:val="1245"/>
     <w:uiPriority w:val="99"/>
     <w:pPr>
       <w:pBdr/>
@@ -38139,9 +38164,9 @@
       </w:tcPr>
     </w:tblStylePr>
   </w:style>
-  <w:style w:type="table" w:styleId="1301" w:customStyle="1">
+  <w:style w:type="table" w:styleId="1297" w:customStyle="1">
     <w:name w:val="Grid Table 5 Dark- Accent 4"/>
-    <w:basedOn w:val="1249"/>
+    <w:basedOn w:val="1245"/>
     <w:uiPriority w:val="99"/>
     <w:pPr>
       <w:pBdr/>
@@ -38366,9 +38391,9 @@
       </w:tcPr>
     </w:tblStylePr>
   </w:style>
-  <w:style w:type="table" w:styleId="1302" w:customStyle="1">
+  <w:style w:type="table" w:styleId="1298" w:customStyle="1">
     <w:name w:val="Grid Table 5 Dark - Accent 5"/>
-    <w:basedOn w:val="1249"/>
+    <w:basedOn w:val="1245"/>
     <w:uiPriority w:val="99"/>
     <w:pPr>
       <w:pBdr/>
@@ -38593,9 +38618,9 @@
       </w:tcPr>
     </w:tblStylePr>
   </w:style>
-  <w:style w:type="table" w:styleId="1303" w:customStyle="1">
+  <w:style w:type="table" w:styleId="1299" w:customStyle="1">
     <w:name w:val="Grid Table 5 Dark - Accent 6"/>
-    <w:basedOn w:val="1249"/>
+    <w:basedOn w:val="1245"/>
     <w:uiPriority w:val="99"/>
     <w:pPr>
       <w:pBdr/>
@@ -38820,9 +38845,9 @@
       </w:tcPr>
     </w:tblStylePr>
   </w:style>
-  <w:style w:type="table" w:styleId="1304">
+  <w:style w:type="table" w:styleId="1300">
     <w:name w:val="Grid Table 6 Colorful"/>
-    <w:basedOn w:val="1249"/>
+    <w:basedOn w:val="1245"/>
     <w:uiPriority w:val="99"/>
     <w:pPr>
       <w:pBdr/>
@@ -39044,9 +39069,9 @@
       </w:tcPr>
     </w:tblStylePr>
   </w:style>
-  <w:style w:type="table" w:styleId="1305" w:customStyle="1">
+  <w:style w:type="table" w:styleId="1301" w:customStyle="1">
     <w:name w:val="Grid Table 6 Colorful - Accent 1"/>
-    <w:basedOn w:val="1249"/>
+    <w:basedOn w:val="1245"/>
     <w:uiPriority w:val="99"/>
     <w:pPr>
       <w:pBdr/>
@@ -39268,9 +39293,9 @@
       </w:tcPr>
     </w:tblStylePr>
   </w:style>
-  <w:style w:type="table" w:styleId="1306" w:customStyle="1">
+  <w:style w:type="table" w:styleId="1302" w:customStyle="1">
     <w:name w:val="Grid Table 6 Colorful - Accent 2"/>
-    <w:basedOn w:val="1249"/>
+    <w:basedOn w:val="1245"/>
     <w:uiPriority w:val="99"/>
     <w:pPr>
       <w:pBdr/>
@@ -39492,9 +39517,9 @@
       </w:tcPr>
     </w:tblStylePr>
   </w:style>
-  <w:style w:type="table" w:styleId="1307" w:customStyle="1">
+  <w:style w:type="table" w:styleId="1303" w:customStyle="1">
     <w:name w:val="Grid Table 6 Colorful - Accent 3"/>
-    <w:basedOn w:val="1249"/>
+    <w:basedOn w:val="1245"/>
     <w:uiPriority w:val="99"/>
     <w:pPr>
       <w:pBdr/>
@@ -39716,9 +39741,9 @@
       </w:tcPr>
     </w:tblStylePr>
   </w:style>
-  <w:style w:type="table" w:styleId="1308" w:customStyle="1">
+  <w:style w:type="table" w:styleId="1304" w:customStyle="1">
     <w:name w:val="Grid Table 6 Colorful - Accent 4"/>
-    <w:basedOn w:val="1249"/>
+    <w:basedOn w:val="1245"/>
     <w:uiPriority w:val="99"/>
     <w:pPr>
       <w:pBdr/>
@@ -39940,9 +39965,9 @@
       </w:tcPr>
     </w:tblStylePr>
   </w:style>
-  <w:style w:type="table" w:styleId="1309" w:customStyle="1">
+  <w:style w:type="table" w:styleId="1305" w:customStyle="1">
     <w:name w:val="Grid Table 6 Colorful - Accent 5"/>
-    <w:basedOn w:val="1249"/>
+    <w:basedOn w:val="1245"/>
     <w:uiPriority w:val="99"/>
     <w:pPr>
       <w:pBdr/>
@@ -40164,9 +40189,9 @@
       </w:tcPr>
     </w:tblStylePr>
   </w:style>
-  <w:style w:type="table" w:styleId="1310" w:customStyle="1">
+  <w:style w:type="table" w:styleId="1306" w:customStyle="1">
     <w:name w:val="Grid Table 6 Colorful - Accent 6"/>
-    <w:basedOn w:val="1249"/>
+    <w:basedOn w:val="1245"/>
     <w:uiPriority w:val="99"/>
     <w:pPr>
       <w:pBdr/>
@@ -40388,9 +40413,9 @@
       </w:tcPr>
     </w:tblStylePr>
   </w:style>
-  <w:style w:type="table" w:styleId="1311">
+  <w:style w:type="table" w:styleId="1307">
     <w:name w:val="Grid Table 7 Colorful"/>
-    <w:basedOn w:val="1249"/>
+    <w:basedOn w:val="1245"/>
     <w:uiPriority w:val="99"/>
     <w:pPr>
       <w:pBdr/>
@@ -40641,9 +40666,9 @@
       </w:tcPr>
     </w:tblStylePr>
   </w:style>
-  <w:style w:type="table" w:styleId="1312" w:customStyle="1">
+  <w:style w:type="table" w:styleId="1308" w:customStyle="1">
     <w:name w:val="Grid Table 7 Colorful - Accent 1"/>
-    <w:basedOn w:val="1249"/>
+    <w:basedOn w:val="1245"/>
     <w:uiPriority w:val="99"/>
     <w:pPr>
       <w:pBdr/>
@@ -40894,9 +40919,9 @@
       </w:tcPr>
     </w:tblStylePr>
   </w:style>
-  <w:style w:type="table" w:styleId="1313" w:customStyle="1">
+  <w:style w:type="table" w:styleId="1309" w:customStyle="1">
     <w:name w:val="Grid Table 7 Colorful - Accent 2"/>
-    <w:basedOn w:val="1249"/>
+    <w:basedOn w:val="1245"/>
     <w:uiPriority w:val="99"/>
     <w:pPr>
       <w:pBdr/>
@@ -41147,9 +41172,9 @@
       </w:tcPr>
     </w:tblStylePr>
   </w:style>
-  <w:style w:type="table" w:styleId="1314" w:customStyle="1">
+  <w:style w:type="table" w:styleId="1310" w:customStyle="1">
     <w:name w:val="Grid Table 7 Colorful - Accent 3"/>
-    <w:basedOn w:val="1249"/>
+    <w:basedOn w:val="1245"/>
     <w:uiPriority w:val="99"/>
     <w:pPr>
       <w:pBdr/>
@@ -41400,9 +41425,9 @@
       </w:tcPr>
     </w:tblStylePr>
   </w:style>
-  <w:style w:type="table" w:styleId="1315" w:customStyle="1">
+  <w:style w:type="table" w:styleId="1311" w:customStyle="1">
     <w:name w:val="Grid Table 7 Colorful - Accent 4"/>
-    <w:basedOn w:val="1249"/>
+    <w:basedOn w:val="1245"/>
     <w:uiPriority w:val="99"/>
     <w:pPr>
       <w:pBdr/>
@@ -41653,9 +41678,9 @@
       </w:tcPr>
     </w:tblStylePr>
   </w:style>
-  <w:style w:type="table" w:styleId="1316" w:customStyle="1">
+  <w:style w:type="table" w:styleId="1312" w:customStyle="1">
     <w:name w:val="Grid Table 7 Colorful - Accent 5"/>
-    <w:basedOn w:val="1249"/>
+    <w:basedOn w:val="1245"/>
     <w:uiPriority w:val="99"/>
     <w:pPr>
       <w:pBdr/>
@@ -41906,9 +41931,9 @@
       </w:tcPr>
     </w:tblStylePr>
   </w:style>
-  <w:style w:type="table" w:styleId="1317" w:customStyle="1">
+  <w:style w:type="table" w:styleId="1313" w:customStyle="1">
     <w:name w:val="Grid Table 7 Colorful - Accent 6"/>
-    <w:basedOn w:val="1249"/>
+    <w:basedOn w:val="1245"/>
     <w:uiPriority w:val="99"/>
     <w:pPr>
       <w:pBdr/>
@@ -42159,9 +42184,9 @@
       </w:tcPr>
     </w:tblStylePr>
   </w:style>
-  <w:style w:type="table" w:styleId="1318">
+  <w:style w:type="table" w:styleId="1314">
     <w:name w:val="List Table 1 Light"/>
-    <w:basedOn w:val="1249"/>
+    <w:basedOn w:val="1245"/>
     <w:uiPriority w:val="99"/>
     <w:pPr>
       <w:pBdr/>
@@ -42374,9 +42399,9 @@
       </w:tcPr>
     </w:tblStylePr>
   </w:style>
-  <w:style w:type="table" w:styleId="1319" w:customStyle="1">
+  <w:style w:type="table" w:styleId="1315" w:customStyle="1">
     <w:name w:val="List Table 1 Light - Accent 1"/>
-    <w:basedOn w:val="1249"/>
+    <w:basedOn w:val="1245"/>
     <w:uiPriority w:val="99"/>
     <w:pPr>
       <w:pBdr/>
@@ -42589,9 +42614,9 @@
       </w:tcPr>
     </w:tblStylePr>
   </w:style>
-  <w:style w:type="table" w:styleId="1320" w:customStyle="1">
+  <w:style w:type="table" w:styleId="1316" w:customStyle="1">
     <w:name w:val="List Table 1 Light - Accent 2"/>
-    <w:basedOn w:val="1249"/>
+    <w:basedOn w:val="1245"/>
     <w:uiPriority w:val="99"/>
     <w:pPr>
       <w:pBdr/>
@@ -42804,9 +42829,9 @@
       </w:tcPr>
     </w:tblStylePr>
   </w:style>
-  <w:style w:type="table" w:styleId="1321" w:customStyle="1">
+  <w:style w:type="table" w:styleId="1317" w:customStyle="1">
     <w:name w:val="List Table 1 Light - Accent 3"/>
-    <w:basedOn w:val="1249"/>
+    <w:basedOn w:val="1245"/>
     <w:uiPriority w:val="99"/>
     <w:pPr>
       <w:pBdr/>
@@ -43019,9 +43044,9 @@
       </w:tcPr>
     </w:tblStylePr>
   </w:style>
-  <w:style w:type="table" w:styleId="1322" w:customStyle="1">
+  <w:style w:type="table" w:styleId="1318" w:customStyle="1">
     <w:name w:val="List Table 1 Light - Accent 4"/>
-    <w:basedOn w:val="1249"/>
+    <w:basedOn w:val="1245"/>
     <w:uiPriority w:val="99"/>
     <w:pPr>
       <w:pBdr/>
@@ -43234,9 +43259,9 @@
       </w:tcPr>
     </w:tblStylePr>
   </w:style>
-  <w:style w:type="table" w:styleId="1323" w:customStyle="1">
+  <w:style w:type="table" w:styleId="1319" w:customStyle="1">
     <w:name w:val="List Table 1 Light - Accent 5"/>
-    <w:basedOn w:val="1249"/>
+    <w:basedOn w:val="1245"/>
     <w:uiPriority w:val="99"/>
     <w:pPr>
       <w:pBdr/>
@@ -43449,9 +43474,9 @@
       </w:tcPr>
     </w:tblStylePr>
   </w:style>
-  <w:style w:type="table" w:styleId="1324" w:customStyle="1">
+  <w:style w:type="table" w:styleId="1320" w:customStyle="1">
     <w:name w:val="List Table 1 Light - Accent 6"/>
-    <w:basedOn w:val="1249"/>
+    <w:basedOn w:val="1245"/>
     <w:uiPriority w:val="99"/>
     <w:pPr>
       <w:pBdr/>
@@ -43664,9 +43689,9 @@
       </w:tcPr>
     </w:tblStylePr>
   </w:style>
-  <w:style w:type="table" w:styleId="1325">
+  <w:style w:type="table" w:styleId="1321">
     <w:name w:val="List Table 2"/>
-    <w:basedOn w:val="1249"/>
+    <w:basedOn w:val="1245"/>
     <w:uiPriority w:val="99"/>
     <w:pPr>
       <w:pBdr/>
@@ -43901,9 +43926,9 @@
       </w:tcPr>
     </w:tblStylePr>
   </w:style>
-  <w:style w:type="table" w:styleId="1326" w:customStyle="1">
+  <w:style w:type="table" w:styleId="1322" w:customStyle="1">
     <w:name w:val="List Table 2 - Accent 1"/>
-    <w:basedOn w:val="1249"/>
+    <w:basedOn w:val="1245"/>
     <w:uiPriority w:val="99"/>
     <w:pPr>
       <w:pBdr/>
@@ -44138,9 +44163,9 @@
       </w:tcPr>
     </w:tblStylePr>
   </w:style>
-  <w:style w:type="table" w:styleId="1327" w:customStyle="1">
+  <w:style w:type="table" w:styleId="1323" w:customStyle="1">
     <w:name w:val="List Table 2 - Accent 2"/>
-    <w:basedOn w:val="1249"/>
+    <w:basedOn w:val="1245"/>
     <w:uiPriority w:val="99"/>
     <w:pPr>
       <w:pBdr/>
@@ -44375,9 +44400,9 @@
       </w:tcPr>
     </w:tblStylePr>
   </w:style>
-  <w:style w:type="table" w:styleId="1328" w:customStyle="1">
+  <w:style w:type="table" w:styleId="1324" w:customStyle="1">
     <w:name w:val="List Table 2 - Accent 3"/>
-    <w:basedOn w:val="1249"/>
+    <w:basedOn w:val="1245"/>
     <w:uiPriority w:val="99"/>
     <w:pPr>
       <w:pBdr/>
@@ -44612,9 +44637,9 @@
       </w:tcPr>
     </w:tblStylePr>
   </w:style>
-  <w:style w:type="table" w:styleId="1329" w:customStyle="1">
+  <w:style w:type="table" w:styleId="1325" w:customStyle="1">
     <w:name w:val="List Table 2 - Accent 4"/>
-    <w:basedOn w:val="1249"/>
+    <w:basedOn w:val="1245"/>
     <w:uiPriority w:val="99"/>
     <w:pPr>
       <w:pBdr/>
@@ -44849,9 +44874,9 @@
       </w:tcPr>
     </w:tblStylePr>
   </w:style>
-  <w:style w:type="table" w:styleId="1330" w:customStyle="1">
+  <w:style w:type="table" w:styleId="1326" w:customStyle="1">
     <w:name w:val="List Table 2 - Accent 5"/>
-    <w:basedOn w:val="1249"/>
+    <w:basedOn w:val="1245"/>
     <w:uiPriority w:val="99"/>
     <w:pPr>
       <w:pBdr/>
@@ -45086,9 +45111,9 @@
       </w:tcPr>
     </w:tblStylePr>
   </w:style>
-  <w:style w:type="table" w:styleId="1331" w:customStyle="1">
+  <w:style w:type="table" w:styleId="1327" w:customStyle="1">
     <w:name w:val="List Table 2 - Accent 6"/>
-    <w:basedOn w:val="1249"/>
+    <w:basedOn w:val="1245"/>
     <w:uiPriority w:val="99"/>
     <w:pPr>
       <w:pBdr/>
@@ -45323,9 +45348,9 @@
       </w:tcPr>
     </w:tblStylePr>
   </w:style>
-  <w:style w:type="table" w:styleId="1332">
+  <w:style w:type="table" w:styleId="1328">
     <w:name w:val="List Table 3"/>
-    <w:basedOn w:val="1249"/>
+    <w:basedOn w:val="1245"/>
     <w:uiPriority w:val="99"/>
     <w:pPr>
       <w:pBdr/>
@@ -45550,9 +45575,9 @@
       </w:tcPr>
     </w:tblStylePr>
   </w:style>
-  <w:style w:type="table" w:styleId="1333" w:customStyle="1">
+  <w:style w:type="table" w:styleId="1329" w:customStyle="1">
     <w:name w:val="List Table 3 - Accent 1"/>
-    <w:basedOn w:val="1249"/>
+    <w:basedOn w:val="1245"/>
     <w:uiPriority w:val="99"/>
     <w:pPr>
       <w:pBdr/>
@@ -45777,9 +45802,9 @@
       </w:tcPr>
     </w:tblStylePr>
   </w:style>
-  <w:style w:type="table" w:styleId="1334" w:customStyle="1">
+  <w:style w:type="table" w:styleId="1330" w:customStyle="1">
     <w:name w:val="List Table 3 - Accent 2"/>
-    <w:basedOn w:val="1249"/>
+    <w:basedOn w:val="1245"/>
     <w:uiPriority w:val="99"/>
     <w:pPr>
       <w:pBdr/>
@@ -46004,9 +46029,9 @@
       </w:tcPr>
     </w:tblStylePr>
   </w:style>
-  <w:style w:type="table" w:styleId="1335" w:customStyle="1">
+  <w:style w:type="table" w:styleId="1331" w:customStyle="1">
     <w:name w:val="List Table 3 - Accent 3"/>
-    <w:basedOn w:val="1249"/>
+    <w:basedOn w:val="1245"/>
     <w:uiPriority w:val="99"/>
     <w:pPr>
       <w:pBdr/>
@@ -46231,9 +46256,9 @@
       </w:tcPr>
     </w:tblStylePr>
   </w:style>
-  <w:style w:type="table" w:styleId="1336" w:customStyle="1">
+  <w:style w:type="table" w:styleId="1332" w:customStyle="1">
     <w:name w:val="List Table 3 - Accent 4"/>
-    <w:basedOn w:val="1249"/>
+    <w:basedOn w:val="1245"/>
     <w:uiPriority w:val="99"/>
     <w:pPr>
       <w:pBdr/>
@@ -46458,9 +46483,9 @@
       </w:tcPr>
     </w:tblStylePr>
   </w:style>
-  <w:style w:type="table" w:styleId="1337" w:customStyle="1">
+  <w:style w:type="table" w:styleId="1333" w:customStyle="1">
     <w:name w:val="List Table 3 - Accent 5"/>
-    <w:basedOn w:val="1249"/>
+    <w:basedOn w:val="1245"/>
     <w:uiPriority w:val="99"/>
     <w:pPr>
       <w:pBdr/>
@@ -46685,9 +46710,9 @@
       </w:tcPr>
     </w:tblStylePr>
   </w:style>
-  <w:style w:type="table" w:styleId="1338" w:customStyle="1">
+  <w:style w:type="table" w:styleId="1334" w:customStyle="1">
     <w:name w:val="List Table 3 - Accent 6"/>
-    <w:basedOn w:val="1249"/>
+    <w:basedOn w:val="1245"/>
     <w:uiPriority w:val="99"/>
     <w:pPr>
       <w:pBdr/>
@@ -46912,9 +46937,9 @@
       </w:tcPr>
     </w:tblStylePr>
   </w:style>
-  <w:style w:type="table" w:styleId="1339">
+  <w:style w:type="table" w:styleId="1335">
     <w:name w:val="List Table 4"/>
-    <w:basedOn w:val="1249"/>
+    <w:basedOn w:val="1245"/>
     <w:uiPriority w:val="99"/>
     <w:pPr>
       <w:pBdr/>
@@ -47136,9 +47161,9 @@
       </w:tcPr>
     </w:tblStylePr>
   </w:style>
-  <w:style w:type="table" w:styleId="1340" w:customStyle="1">
+  <w:style w:type="table" w:styleId="1336" w:customStyle="1">
     <w:name w:val="List Table 4 - Accent 1"/>
-    <w:basedOn w:val="1249"/>
+    <w:basedOn w:val="1245"/>
     <w:uiPriority w:val="99"/>
     <w:pPr>
       <w:pBdr/>
@@ -47360,9 +47385,9 @@
       </w:tcPr>
     </w:tblStylePr>
   </w:style>
-  <w:style w:type="table" w:styleId="1341" w:customStyle="1">
+  <w:style w:type="table" w:styleId="1337" w:customStyle="1">
     <w:name w:val="List Table 4 - Accent 2"/>
-    <w:basedOn w:val="1249"/>
+    <w:basedOn w:val="1245"/>
     <w:uiPriority w:val="99"/>
     <w:pPr>
       <w:pBdr/>
@@ -47584,9 +47609,9 @@
       </w:tcPr>
     </w:tblStylePr>
   </w:style>
-  <w:style w:type="table" w:styleId="1342" w:customStyle="1">
+  <w:style w:type="table" w:styleId="1338" w:customStyle="1">
     <w:name w:val="List Table 4 - Accent 3"/>
-    <w:basedOn w:val="1249"/>
+    <w:basedOn w:val="1245"/>
     <w:uiPriority w:val="99"/>
     <w:pPr>
       <w:pBdr/>
@@ -47808,9 +47833,9 @@
       </w:tcPr>
     </w:tblStylePr>
   </w:style>
-  <w:style w:type="table" w:styleId="1343" w:customStyle="1">
+  <w:style w:type="table" w:styleId="1339" w:customStyle="1">
     <w:name w:val="List Table 4 - Accent 4"/>
-    <w:basedOn w:val="1249"/>
+    <w:basedOn w:val="1245"/>
     <w:uiPriority w:val="99"/>
     <w:pPr>
       <w:pBdr/>
@@ -48032,9 +48057,9 @@
       </w:tcPr>
     </w:tblStylePr>
   </w:style>
-  <w:style w:type="table" w:styleId="1344" w:customStyle="1">
+  <w:style w:type="table" w:styleId="1340" w:customStyle="1">
     <w:name w:val="List Table 4 - Accent 5"/>
-    <w:basedOn w:val="1249"/>
+    <w:basedOn w:val="1245"/>
     <w:uiPriority w:val="99"/>
     <w:pPr>
       <w:pBdr/>
@@ -48256,9 +48281,9 @@
       </w:tcPr>
     </w:tblStylePr>
   </w:style>
-  <w:style w:type="table" w:styleId="1345" w:customStyle="1">
+  <w:style w:type="table" w:styleId="1341" w:customStyle="1">
     <w:name w:val="List Table 4 - Accent 6"/>
-    <w:basedOn w:val="1249"/>
+    <w:basedOn w:val="1245"/>
     <w:uiPriority w:val="99"/>
     <w:pPr>
       <w:pBdr/>
@@ -48480,9 +48505,9 @@
       </w:tcPr>
     </w:tblStylePr>
   </w:style>
-  <w:style w:type="table" w:styleId="1346">
+  <w:style w:type="table" w:styleId="1342">
     <w:name w:val="List Table 5 Dark"/>
-    <w:basedOn w:val="1249"/>
+    <w:basedOn w:val="1245"/>
     <w:uiPriority w:val="99"/>
     <w:pPr>
       <w:pBdr/>
@@ -48716,9 +48741,9 @@
       </w:tcPr>
     </w:tblStylePr>
   </w:style>
-  <w:style w:type="table" w:styleId="1347" w:customStyle="1">
+  <w:style w:type="table" w:styleId="1343" w:customStyle="1">
     <w:name w:val="List Table 5 Dark - Accent 1"/>
-    <w:basedOn w:val="1249"/>
+    <w:basedOn w:val="1245"/>
     <w:uiPriority w:val="99"/>
     <w:pPr>
       <w:pBdr/>
@@ -48952,9 +48977,9 @@
       </w:tcPr>
     </w:tblStylePr>
   </w:style>
-  <w:style w:type="table" w:styleId="1348" w:customStyle="1">
+  <w:style w:type="table" w:styleId="1344" w:customStyle="1">
     <w:name w:val="List Table 5 Dark - Accent 2"/>
-    <w:basedOn w:val="1249"/>
+    <w:basedOn w:val="1245"/>
     <w:uiPriority w:val="99"/>
     <w:pPr>
       <w:pBdr/>
@@ -49188,9 +49213,9 @@
       </w:tcPr>
     </w:tblStylePr>
   </w:style>
-  <w:style w:type="table" w:styleId="1349" w:customStyle="1">
+  <w:style w:type="table" w:styleId="1345" w:customStyle="1">
     <w:name w:val="List Table 5 Dark - Accent 3"/>
-    <w:basedOn w:val="1249"/>
+    <w:basedOn w:val="1245"/>
     <w:uiPriority w:val="99"/>
     <w:pPr>
       <w:pBdr/>
@@ -49424,9 +49449,9 @@
       </w:tcPr>
     </w:tblStylePr>
   </w:style>
-  <w:style w:type="table" w:styleId="1350" w:customStyle="1">
+  <w:style w:type="table" w:styleId="1346" w:customStyle="1">
     <w:name w:val="List Table 5 Dark - Accent 4"/>
-    <w:basedOn w:val="1249"/>
+    <w:basedOn w:val="1245"/>
     <w:uiPriority w:val="99"/>
     <w:pPr>
       <w:pBdr/>
@@ -49660,9 +49685,9 @@
       </w:tcPr>
     </w:tblStylePr>
   </w:style>
-  <w:style w:type="table" w:styleId="1351" w:customStyle="1">
+  <w:style w:type="table" w:styleId="1347" w:customStyle="1">
     <w:name w:val="List Table 5 Dark - Accent 5"/>
-    <w:basedOn w:val="1249"/>
+    <w:basedOn w:val="1245"/>
     <w:uiPriority w:val="99"/>
     <w:pPr>
       <w:pBdr/>
@@ -49896,9 +49921,9 @@
       </w:tcPr>
     </w:tblStylePr>
   </w:style>
-  <w:style w:type="table" w:styleId="1352" w:customStyle="1">
+  <w:style w:type="table" w:styleId="1348" w:customStyle="1">
     <w:name w:val="List Table 5 Dark - Accent 6"/>
-    <w:basedOn w:val="1249"/>
+    <w:basedOn w:val="1245"/>
     <w:uiPriority w:val="99"/>
     <w:pPr>
       <w:pBdr/>
@@ -50132,9 +50157,9 @@
       </w:tcPr>
     </w:tblStylePr>
   </w:style>
-  <w:style w:type="table" w:styleId="1353">
+  <w:style w:type="table" w:styleId="1349">
     <w:name w:val="List Table 6 Colorful"/>
-    <w:basedOn w:val="1249"/>
+    <w:basedOn w:val="1245"/>
     <w:uiPriority w:val="99"/>
     <w:pPr>
       <w:pBdr/>
@@ -50354,9 +50379,9 @@
       </w:tcPr>
     </w:tblStylePr>
   </w:style>
-  <w:style w:type="table" w:styleId="1354" w:customStyle="1">
+  <w:style w:type="table" w:styleId="1350" w:customStyle="1">
     <w:name w:val="List Table 6 Colorful - Accent 1"/>
-    <w:basedOn w:val="1249"/>
+    <w:basedOn w:val="1245"/>
     <w:uiPriority w:val="99"/>
     <w:pPr>
       <w:pBdr/>
@@ -50576,9 +50601,9 @@
       </w:tcPr>
     </w:tblStylePr>
   </w:style>
-  <w:style w:type="table" w:styleId="1355" w:customStyle="1">
+  <w:style w:type="table" w:styleId="1351" w:customStyle="1">
     <w:name w:val="List Table 6 Colorful - Accent 2"/>
-    <w:basedOn w:val="1249"/>
+    <w:basedOn w:val="1245"/>
     <w:uiPriority w:val="99"/>
     <w:pPr>
       <w:pBdr/>
@@ -50798,9 +50823,9 @@
       </w:tcPr>
     </w:tblStylePr>
   </w:style>
-  <w:style w:type="table" w:styleId="1356" w:customStyle="1">
+  <w:style w:type="table" w:styleId="1352" w:customStyle="1">
     <w:name w:val="List Table 6 Colorful - Accent 3"/>
-    <w:basedOn w:val="1249"/>
+    <w:basedOn w:val="1245"/>
     <w:uiPriority w:val="99"/>
     <w:pPr>
       <w:pBdr/>
@@ -51020,9 +51045,9 @@
       </w:tcPr>
     </w:tblStylePr>
   </w:style>
-  <w:style w:type="table" w:styleId="1357" w:customStyle="1">
+  <w:style w:type="table" w:styleId="1353" w:customStyle="1">
     <w:name w:val="List Table 6 Colorful - Accent 4"/>
-    <w:basedOn w:val="1249"/>
+    <w:basedOn w:val="1245"/>
     <w:uiPriority w:val="99"/>
     <w:pPr>
       <w:pBdr/>
@@ -51242,9 +51267,9 @@
       </w:tcPr>
     </w:tblStylePr>
   </w:style>
-  <w:style w:type="table" w:styleId="1358" w:customStyle="1">
+  <w:style w:type="table" w:styleId="1354" w:customStyle="1">
     <w:name w:val="List Table 6 Colorful - Accent 5"/>
-    <w:basedOn w:val="1249"/>
+    <w:basedOn w:val="1245"/>
     <w:uiPriority w:val="99"/>
     <w:pPr>
       <w:pBdr/>
@@ -51464,9 +51489,9 @@
       </w:tcPr>
     </w:tblStylePr>
   </w:style>
-  <w:style w:type="table" w:styleId="1359" w:customStyle="1">
+  <w:style w:type="table" w:styleId="1355" w:customStyle="1">
     <w:name w:val="List Table 6 Colorful - Accent 6"/>
-    <w:basedOn w:val="1249"/>
+    <w:basedOn w:val="1245"/>
     <w:uiPriority w:val="99"/>
     <w:pPr>
       <w:pBdr/>
@@ -51686,9 +51711,9 @@
       </w:tcPr>
     </w:tblStylePr>
   </w:style>
-  <w:style w:type="table" w:styleId="1360">
+  <w:style w:type="table" w:styleId="1356">
     <w:name w:val="List Table 7 Colorful"/>
-    <w:basedOn w:val="1249"/>
+    <w:basedOn w:val="1245"/>
     <w:uiPriority w:val="99"/>
     <w:pPr>
       <w:pBdr/>
@@ -51936,9 +51961,9 @@
       </w:tcPr>
     </w:tblStylePr>
   </w:style>
-  <w:style w:type="table" w:styleId="1361" w:customStyle="1">
+  <w:style w:type="table" w:styleId="1357" w:customStyle="1">
     <w:name w:val="List Table 7 Colorful - Accent 1"/>
-    <w:basedOn w:val="1249"/>
+    <w:basedOn w:val="1245"/>
     <w:uiPriority w:val="99"/>
     <w:pPr>
       <w:pBdr/>
@@ -52186,9 +52211,9 @@
       </w:tcPr>
     </w:tblStylePr>
   </w:style>
-  <w:style w:type="table" w:styleId="1362" w:customStyle="1">
+  <w:style w:type="table" w:styleId="1358" w:customStyle="1">
     <w:name w:val="List Table 7 Colorful - Accent 2"/>
-    <w:basedOn w:val="1249"/>
+    <w:basedOn w:val="1245"/>
     <w:uiPriority w:val="99"/>
     <w:pPr>
       <w:pBdr/>
@@ -52436,9 +52461,9 @@
       </w:tcPr>
     </w:tblStylePr>
   </w:style>
-  <w:style w:type="table" w:styleId="1363" w:customStyle="1">
+  <w:style w:type="table" w:styleId="1359" w:customStyle="1">
     <w:name w:val="List Table 7 Colorful - Accent 3"/>
-    <w:basedOn w:val="1249"/>
+    <w:basedOn w:val="1245"/>
     <w:uiPriority w:val="99"/>
     <w:pPr>
       <w:pBdr/>
@@ -52686,9 +52711,9 @@
       </w:tcPr>
     </w:tblStylePr>
   </w:style>
-  <w:style w:type="table" w:styleId="1364" w:customStyle="1">
+  <w:style w:type="table" w:styleId="1360" w:customStyle="1">
     <w:name w:val="List Table 7 Colorful - Accent 4"/>
-    <w:basedOn w:val="1249"/>
+    <w:basedOn w:val="1245"/>
     <w:uiPriority w:val="99"/>
     <w:pPr>
       <w:pBdr/>
@@ -52936,9 +52961,9 @@
       </w:tcPr>
     </w:tblStylePr>
   </w:style>
-  <w:style w:type="table" w:styleId="1365" w:customStyle="1">
+  <w:style w:type="table" w:styleId="1361" w:customStyle="1">
     <w:name w:val="List Table 7 Colorful - Accent 5"/>
-    <w:basedOn w:val="1249"/>
+    <w:basedOn w:val="1245"/>
     <w:uiPriority w:val="99"/>
     <w:pPr>
       <w:pBdr/>
@@ -53186,9 +53211,9 @@
       </w:tcPr>
     </w:tblStylePr>
   </w:style>
-  <w:style w:type="table" w:styleId="1366" w:customStyle="1">
+  <w:style w:type="table" w:styleId="1362" w:customStyle="1">
     <w:name w:val="List Table 7 Colorful - Accent 6"/>
-    <w:basedOn w:val="1249"/>
+    <w:basedOn w:val="1245"/>
     <w:uiPriority w:val="99"/>
     <w:pPr>
       <w:pBdr/>
@@ -53436,9 +53461,9 @@
       </w:tcPr>
     </w:tblStylePr>
   </w:style>
-  <w:style w:type="table" w:styleId="1367" w:customStyle="1">
+  <w:style w:type="table" w:styleId="1363" w:customStyle="1">
     <w:name w:val="Lined - Accent"/>
-    <w:basedOn w:val="1249"/>
+    <w:basedOn w:val="1245"/>
     <w:uiPriority w:val="99"/>
     <w:pPr>
       <w:pBdr/>
@@ -53675,9 +53700,9 @@
       </w:tcPr>
     </w:tblStylePr>
   </w:style>
-  <w:style w:type="table" w:styleId="1368" w:customStyle="1">
+  <w:style w:type="table" w:styleId="1364" w:customStyle="1">
     <w:name w:val="Lined - Accent 1"/>
-    <w:basedOn w:val="1249"/>
+    <w:basedOn w:val="1245"/>
     <w:uiPriority w:val="99"/>
     <w:pPr>
       <w:pBdr/>
@@ -53914,9 +53939,9 @@
       </w:tcPr>
     </w:tblStylePr>
   </w:style>
-  <w:style w:type="table" w:styleId="1369" w:customStyle="1">
+  <w:style w:type="table" w:styleId="1365" w:customStyle="1">
     <w:name w:val="Lined - Accent 2"/>
-    <w:basedOn w:val="1249"/>
+    <w:basedOn w:val="1245"/>
     <w:uiPriority w:val="99"/>
     <w:pPr>
       <w:pBdr/>
@@ -54153,9 +54178,9 @@
       </w:tcPr>
     </w:tblStylePr>
   </w:style>
-  <w:style w:type="table" w:styleId="1370" w:customStyle="1">
+  <w:style w:type="table" w:styleId="1366" w:customStyle="1">
     <w:name w:val="Lined - Accent 3"/>
-    <w:basedOn w:val="1249"/>
+    <w:basedOn w:val="1245"/>
     <w:uiPriority w:val="99"/>
     <w:pPr>
       <w:pBdr/>
@@ -54392,9 +54417,9 @@
       </w:tcPr>
     </w:tblStylePr>
   </w:style>
-  <w:style w:type="table" w:styleId="1371" w:customStyle="1">
+  <w:style w:type="table" w:styleId="1367" w:customStyle="1">
     <w:name w:val="Lined - Accent 4"/>
-    <w:basedOn w:val="1249"/>
+    <w:basedOn w:val="1245"/>
     <w:uiPriority w:val="99"/>
     <w:pPr>
       <w:pBdr/>
@@ -54631,9 +54656,9 @@
       </w:tcPr>
     </w:tblStylePr>
   </w:style>
-  <w:style w:type="table" w:styleId="1372" w:customStyle="1">
+  <w:style w:type="table" w:styleId="1368" w:customStyle="1">
     <w:name w:val="Lined - Accent 5"/>
-    <w:basedOn w:val="1249"/>
+    <w:basedOn w:val="1245"/>
     <w:uiPriority w:val="99"/>
     <w:pPr>
       <w:pBdr/>
@@ -54870,9 +54895,9 @@
       </w:tcPr>
     </w:tblStylePr>
   </w:style>
-  <w:style w:type="table" w:styleId="1373" w:customStyle="1">
+  <w:style w:type="table" w:styleId="1369" w:customStyle="1">
     <w:name w:val="Lined - Accent 6"/>
-    <w:basedOn w:val="1249"/>
+    <w:basedOn w:val="1245"/>
     <w:uiPriority w:val="99"/>
     <w:pPr>
       <w:pBdr/>
@@ -55109,9 +55134,9 @@
       </w:tcPr>
     </w:tblStylePr>
   </w:style>
-  <w:style w:type="table" w:styleId="1374" w:customStyle="1">
+  <w:style w:type="table" w:styleId="1370" w:customStyle="1">
     <w:name w:val="Bordered &amp; Lined - Accent"/>
-    <w:basedOn w:val="1249"/>
+    <w:basedOn w:val="1245"/>
     <w:uiPriority w:val="99"/>
     <w:pPr>
       <w:pBdr/>
@@ -55355,9 +55380,9 @@
       </w:tcPr>
     </w:tblStylePr>
   </w:style>
-  <w:style w:type="table" w:styleId="1375" w:customStyle="1">
+  <w:style w:type="table" w:styleId="1371" w:customStyle="1">
     <w:name w:val="Bordered &amp; Lined - Accent 1"/>
-    <w:basedOn w:val="1249"/>
+    <w:basedOn w:val="1245"/>
     <w:uiPriority w:val="99"/>
     <w:pPr>
       <w:pBdr/>
@@ -55601,9 +55626,9 @@
       </w:tcPr>
     </w:tblStylePr>
   </w:style>
-  <w:style w:type="table" w:styleId="1376" w:customStyle="1">
+  <w:style w:type="table" w:styleId="1372" w:customStyle="1">
     <w:name w:val="Bordered &amp; Lined - Accent 2"/>
-    <w:basedOn w:val="1249"/>
+    <w:basedOn w:val="1245"/>
     <w:uiPriority w:val="99"/>
     <w:pPr>
       <w:pBdr/>
@@ -55847,9 +55872,9 @@
       </w:tcPr>
     </w:tblStylePr>
   </w:style>
-  <w:style w:type="table" w:styleId="1377" w:customStyle="1">
+  <w:style w:type="table" w:styleId="1373" w:customStyle="1">
     <w:name w:val="Bordered &amp; Lined - Accent 3"/>
-    <w:basedOn w:val="1249"/>
+    <w:basedOn w:val="1245"/>
     <w:uiPriority w:val="99"/>
     <w:pPr>
       <w:pBdr/>
@@ -56093,9 +56118,9 @@
       </w:tcPr>
     </w:tblStylePr>
   </w:style>
-  <w:style w:type="table" w:styleId="1378" w:customStyle="1">
+  <w:style w:type="table" w:styleId="1374" w:customStyle="1">
     <w:name w:val="Bordered &amp; Lined - Accent 4"/>
-    <w:basedOn w:val="1249"/>
+    <w:basedOn w:val="1245"/>
     <w:uiPriority w:val="99"/>
     <w:pPr>
       <w:pBdr/>
@@ -56339,9 +56364,9 @@
       </w:tcPr>
     </w:tblStylePr>
   </w:style>
-  <w:style w:type="table" w:styleId="1379" w:customStyle="1">
+  <w:style w:type="table" w:styleId="1375" w:customStyle="1">
     <w:name w:val="Bordered &amp; Lined - Accent 5"/>
-    <w:basedOn w:val="1249"/>
+    <w:basedOn w:val="1245"/>
     <w:uiPriority w:val="99"/>
     <w:pPr>
       <w:pBdr/>
@@ -56585,9 +56610,9 @@
       </w:tcPr>
     </w:tblStylePr>
   </w:style>
-  <w:style w:type="table" w:styleId="1380" w:customStyle="1">
+  <w:style w:type="table" w:styleId="1376" w:customStyle="1">
     <w:name w:val="Bordered &amp; Lined - Accent 6"/>
-    <w:basedOn w:val="1249"/>
+    <w:basedOn w:val="1245"/>
     <w:uiPriority w:val="99"/>
     <w:pPr>
       <w:pBdr/>
@@ -56831,9 +56856,9 @@
       </w:tcPr>
     </w:tblStylePr>
   </w:style>
-  <w:style w:type="table" w:styleId="1381" w:customStyle="1">
+  <w:style w:type="table" w:styleId="1377" w:customStyle="1">
     <w:name w:val="Bordered"/>
-    <w:basedOn w:val="1249"/>
+    <w:basedOn w:val="1245"/>
     <w:uiPriority w:val="99"/>
     <w:pPr>
       <w:pBdr/>
@@ -57061,9 +57086,9 @@
       </w:tcPr>
     </w:tblStylePr>
   </w:style>
-  <w:style w:type="table" w:styleId="1382" w:customStyle="1">
+  <w:style w:type="table" w:styleId="1378" w:customStyle="1">
     <w:name w:val="Bordered - Accent 1"/>
-    <w:basedOn w:val="1249"/>
+    <w:basedOn w:val="1245"/>
     <w:uiPriority w:val="99"/>
     <w:pPr>
       <w:pBdr/>
@@ -57291,9 +57316,9 @@
       </w:tcPr>
     </w:tblStylePr>
   </w:style>
-  <w:style w:type="table" w:styleId="1383" w:customStyle="1">
+  <w:style w:type="table" w:styleId="1379" w:customStyle="1">
     <w:name w:val="Bordered - Accent 2"/>
-    <w:basedOn w:val="1249"/>
+    <w:basedOn w:val="1245"/>
     <w:uiPriority w:val="99"/>
     <w:pPr>
       <w:pBdr/>
@@ -57521,9 +57546,9 @@
       </w:tcPr>
     </w:tblStylePr>
   </w:style>
-  <w:style w:type="table" w:styleId="1384" w:customStyle="1">
+  <w:style w:type="table" w:styleId="1380" w:customStyle="1">
     <w:name w:val="Bordered - Accent 3"/>
-    <w:basedOn w:val="1249"/>
+    <w:basedOn w:val="1245"/>
     <w:uiPriority w:val="99"/>
     <w:pPr>
       <w:pBdr/>
@@ -57751,9 +57776,9 @@
       </w:tcPr>
     </w:tblStylePr>
   </w:style>
-  <w:style w:type="table" w:styleId="1385" w:customStyle="1">
+  <w:style w:type="table" w:styleId="1381" w:customStyle="1">
     <w:name w:val="Bordered - Accent 4"/>
-    <w:basedOn w:val="1249"/>
+    <w:basedOn w:val="1245"/>
     <w:uiPriority w:val="99"/>
     <w:pPr>
       <w:pBdr/>
@@ -57981,9 +58006,9 @@
       </w:tcPr>
     </w:tblStylePr>
   </w:style>
-  <w:style w:type="table" w:styleId="1386" w:customStyle="1">
+  <w:style w:type="table" w:styleId="1382" w:customStyle="1">
     <w:name w:val="Bordered - Accent 5"/>
-    <w:basedOn w:val="1249"/>
+    <w:basedOn w:val="1245"/>
     <w:uiPriority w:val="99"/>
     <w:pPr>
       <w:pBdr/>
@@ -58211,9 +58236,9 @@
       </w:tcPr>
     </w:tblStylePr>
   </w:style>
-  <w:style w:type="table" w:styleId="1387" w:customStyle="1">
+  <w:style w:type="table" w:styleId="1383" w:customStyle="1">
     <w:name w:val="Bordered - Accent 6"/>
-    <w:basedOn w:val="1249"/>
+    <w:basedOn w:val="1245"/>
     <w:uiPriority w:val="99"/>
     <w:pPr>
       <w:pBdr/>
@@ -58441,9 +58466,9 @@
       </w:tcPr>
     </w:tblStylePr>
   </w:style>
-  <w:style w:type="character" w:styleId="1388" w:customStyle="1">
+  <w:style w:type="character" w:styleId="1384" w:customStyle="1">
     <w:name w:val="Heading 1 Char"/>
-    <w:basedOn w:val="1248"/>
+    <w:basedOn w:val="1244"/>
     <w:uiPriority w:val="9"/>
     <w:pPr>
       <w:pBdr/>
@@ -58457,9 +58482,9 @@
       <w:szCs w:val="40"/>
     </w:rPr>
   </w:style>
-  <w:style w:type="character" w:styleId="1389" w:customStyle="1">
+  <w:style w:type="character" w:styleId="1385" w:customStyle="1">
     <w:name w:val="Heading 2 Char"/>
-    <w:basedOn w:val="1248"/>
+    <w:basedOn w:val="1244"/>
     <w:uiPriority w:val="9"/>
     <w:pPr>
       <w:pBdr/>
@@ -58473,9 +58498,9 @@
       <w:szCs w:val="32"/>
     </w:rPr>
   </w:style>
-  <w:style w:type="character" w:styleId="1390" w:customStyle="1">
+  <w:style w:type="character" w:styleId="1386" w:customStyle="1">
     <w:name w:val="Heading 3 Char"/>
-    <w:basedOn w:val="1248"/>
+    <w:basedOn w:val="1244"/>
     <w:uiPriority w:val="9"/>
     <w:pPr>
       <w:pBdr/>
@@ -58489,10 +58514,10 @@
       <w:szCs w:val="28"/>
     </w:rPr>
   </w:style>
-  <w:style w:type="character" w:styleId="1391" w:customStyle="1">
+  <w:style w:type="character" w:styleId="1387" w:customStyle="1">
     <w:name w:val="Titre 4 Car"/>
-    <w:basedOn w:val="1248"/>
-    <w:link w:val="1242"/>
+    <w:basedOn w:val="1244"/>
+    <w:link w:val="1238"/>
     <w:uiPriority w:val="9"/>
     <w:pPr>
       <w:pBdr/>
@@ -58506,10 +58531,10 @@
       <w:color w:val="2f5496" w:themeColor="accent1" w:themeShade="BF"/>
     </w:rPr>
   </w:style>
-  <w:style w:type="character" w:styleId="1392" w:customStyle="1">
+  <w:style w:type="character" w:styleId="1388" w:customStyle="1">
     <w:name w:val="Titre 5 Car"/>
-    <w:basedOn w:val="1248"/>
-    <w:link w:val="1243"/>
+    <w:basedOn w:val="1244"/>
+    <w:link w:val="1239"/>
     <w:uiPriority w:val="9"/>
     <w:pPr>
       <w:pBdr/>
@@ -58521,10 +58546,10 @@
       <w:color w:val="2f5496" w:themeColor="accent1" w:themeShade="BF"/>
     </w:rPr>
   </w:style>
-  <w:style w:type="character" w:styleId="1393" w:customStyle="1">
+  <w:style w:type="character" w:styleId="1389" w:customStyle="1">
     <w:name w:val="Titre 6 Car"/>
-    <w:basedOn w:val="1248"/>
-    <w:link w:val="1244"/>
+    <w:basedOn w:val="1244"/>
+    <w:link w:val="1240"/>
     <w:uiPriority w:val="9"/>
     <w:pPr>
       <w:pBdr/>
@@ -58538,10 +58563,10 @@
       <w:color w:val="595959" w:themeColor="text1" w:themeTint="A6"/>
     </w:rPr>
   </w:style>
-  <w:style w:type="character" w:styleId="1394" w:customStyle="1">
+  <w:style w:type="character" w:styleId="1390" w:customStyle="1">
     <w:name w:val="Titre 7 Car"/>
-    <w:basedOn w:val="1248"/>
-    <w:link w:val="1245"/>
+    <w:basedOn w:val="1244"/>
+    <w:link w:val="1241"/>
     <w:uiPriority w:val="9"/>
     <w:pPr>
       <w:pBdr/>
@@ -58553,10 +58578,10 @@
       <w:color w:val="595959" w:themeColor="text1" w:themeTint="A6"/>
     </w:rPr>
   </w:style>
-  <w:style w:type="character" w:styleId="1395" w:customStyle="1">
+  <w:style w:type="character" w:styleId="1391" w:customStyle="1">
     <w:name w:val="Titre 8 Car"/>
-    <w:basedOn w:val="1248"/>
-    <w:link w:val="1246"/>
+    <w:basedOn w:val="1244"/>
+    <w:link w:val="1242"/>
     <w:uiPriority w:val="9"/>
     <w:pPr>
       <w:pBdr/>
@@ -58570,10 +58595,10 @@
       <w:color w:val="272727" w:themeColor="text1" w:themeTint="D8"/>
     </w:rPr>
   </w:style>
-  <w:style w:type="character" w:styleId="1396" w:customStyle="1">
+  <w:style w:type="character" w:styleId="1392" w:customStyle="1">
     <w:name w:val="Titre 9 Car"/>
-    <w:basedOn w:val="1248"/>
-    <w:link w:val="1247"/>
+    <w:basedOn w:val="1244"/>
+    <w:link w:val="1243"/>
     <w:uiPriority w:val="9"/>
     <w:pPr>
       <w:pBdr/>
@@ -58587,11 +58612,11 @@
       <w:color w:val="272727" w:themeColor="text1" w:themeTint="D8"/>
     </w:rPr>
   </w:style>
-  <w:style w:type="paragraph" w:styleId="1397">
+  <w:style w:type="paragraph" w:styleId="1393">
     <w:name w:val="Title"/>
-    <w:basedOn w:val="1238"/>
-    <w:next w:val="1238"/>
-    <w:link w:val="1398"/>
+    <w:basedOn w:val="1234"/>
+    <w:next w:val="1234"/>
+    <w:link w:val="1394"/>
     <w:uiPriority w:val="10"/>
     <w:qFormat/>
     <w:pPr>
@@ -58607,10 +58632,10 @@
       <w:szCs w:val="56"/>
     </w:rPr>
   </w:style>
-  <w:style w:type="character" w:styleId="1398" w:customStyle="1">
+  <w:style w:type="character" w:styleId="1394" w:customStyle="1">
     <w:name w:val="Titre Car"/>
-    <w:basedOn w:val="1248"/>
-    <w:link w:val="1397"/>
+    <w:basedOn w:val="1244"/>
+    <w:link w:val="1393"/>
     <w:uiPriority w:val="10"/>
     <w:pPr>
       <w:pBdr/>
@@ -58624,11 +58649,11 @@
       <w:szCs w:val="56"/>
     </w:rPr>
   </w:style>
-  <w:style w:type="paragraph" w:styleId="1399">
+  <w:style w:type="paragraph" w:styleId="1395">
     <w:name w:val="Subtitle"/>
-    <w:basedOn w:val="1238"/>
-    <w:next w:val="1238"/>
-    <w:link w:val="1400"/>
+    <w:basedOn w:val="1234"/>
+    <w:next w:val="1234"/>
+    <w:link w:val="1396"/>
     <w:uiPriority w:val="11"/>
     <w:qFormat/>
     <w:pPr>
@@ -58646,10 +58671,10 @@
       <w:szCs w:val="28"/>
     </w:rPr>
   </w:style>
-  <w:style w:type="character" w:styleId="1400" w:customStyle="1">
+  <w:style w:type="character" w:styleId="1396" w:customStyle="1">
     <w:name w:val="Sous-titre Car"/>
-    <w:basedOn w:val="1248"/>
-    <w:link w:val="1399"/>
+    <w:basedOn w:val="1244"/>
+    <w:link w:val="1395"/>
     <w:uiPriority w:val="11"/>
     <w:pPr>
       <w:pBdr/>
@@ -58663,11 +58688,11 @@
       <w:szCs w:val="28"/>
     </w:rPr>
   </w:style>
-  <w:style w:type="paragraph" w:styleId="1401">
+  <w:style w:type="paragraph" w:styleId="1397">
     <w:name w:val="Quote"/>
-    <w:basedOn w:val="1238"/>
-    <w:next w:val="1238"/>
-    <w:link w:val="1402"/>
+    <w:basedOn w:val="1234"/>
+    <w:next w:val="1234"/>
+    <w:link w:val="1398"/>
     <w:uiPriority w:val="29"/>
     <w:qFormat/>
     <w:pPr>
@@ -58682,10 +58707,10 @@
       <w:color w:val="404040" w:themeColor="text1" w:themeTint="BF"/>
     </w:rPr>
   </w:style>
-  <w:style w:type="character" w:styleId="1402" w:customStyle="1">
+  <w:style w:type="character" w:styleId="1398" w:customStyle="1">
     <w:name w:val="Citation Car"/>
-    <w:basedOn w:val="1248"/>
-    <w:link w:val="1401"/>
+    <w:basedOn w:val="1244"/>
+    <w:link w:val="1397"/>
     <w:uiPriority w:val="29"/>
     <w:pPr>
       <w:pBdr/>
@@ -58698,9 +58723,9 @@
       <w:color w:val="404040" w:themeColor="text1" w:themeTint="BF"/>
     </w:rPr>
   </w:style>
-  <w:style w:type="character" w:styleId="1403">
+  <w:style w:type="character" w:styleId="1399">
     <w:name w:val="Intense Emphasis"/>
-    <w:basedOn w:val="1248"/>
+    <w:basedOn w:val="1244"/>
     <w:uiPriority w:val="21"/>
     <w:qFormat/>
     <w:pPr>
@@ -58714,11 +58739,11 @@
       <w:color w:val="2f5496" w:themeColor="accent1" w:themeShade="BF"/>
     </w:rPr>
   </w:style>
-  <w:style w:type="paragraph" w:styleId="1404">
+  <w:style w:type="paragraph" w:styleId="1400">
     <w:name w:val="Intense Quote"/>
-    <w:basedOn w:val="1238"/>
-    <w:next w:val="1238"/>
-    <w:link w:val="1405"/>
+    <w:basedOn w:val="1234"/>
+    <w:next w:val="1234"/>
+    <w:link w:val="1401"/>
     <w:uiPriority w:val="30"/>
     <w:qFormat/>
     <w:pPr>
@@ -58736,10 +58761,10 @@
       <w:color w:val="2f5496" w:themeColor="accent1" w:themeShade="BF"/>
     </w:rPr>
   </w:style>
-  <w:style w:type="character" w:styleId="1405" w:customStyle="1">
+  <w:style w:type="character" w:styleId="1401" w:customStyle="1">
     <w:name w:val="Citation intense Car"/>
-    <w:basedOn w:val="1248"/>
-    <w:link w:val="1404"/>
+    <w:basedOn w:val="1244"/>
+    <w:link w:val="1400"/>
     <w:uiPriority w:val="30"/>
     <w:pPr>
       <w:pBdr/>
@@ -58752,9 +58777,9 @@
       <w:color w:val="2f5496" w:themeColor="accent1" w:themeShade="BF"/>
     </w:rPr>
   </w:style>
-  <w:style w:type="character" w:styleId="1406">
+  <w:style w:type="character" w:styleId="1402">
     <w:name w:val="Intense Reference"/>
-    <w:basedOn w:val="1248"/>
+    <w:basedOn w:val="1244"/>
     <w:uiPriority w:val="32"/>
     <w:qFormat/>
     <w:pPr>
@@ -58770,9 +58795,9 @@
       <w:spacing w:val="5"/>
     </w:rPr>
   </w:style>
-  <w:style w:type="character" w:styleId="1407">
+  <w:style w:type="character" w:styleId="1403">
     <w:name w:val="Subtle Emphasis"/>
-    <w:basedOn w:val="1248"/>
+    <w:basedOn w:val="1244"/>
     <w:uiPriority w:val="19"/>
     <w:qFormat/>
     <w:pPr>
@@ -58786,9 +58811,9 @@
       <w:color w:val="404040" w:themeColor="text1" w:themeTint="BF"/>
     </w:rPr>
   </w:style>
-  <w:style w:type="character" w:styleId="1408">
+  <w:style w:type="character" w:styleId="1404">
     <w:name w:val="Emphasis"/>
-    <w:basedOn w:val="1248"/>
+    <w:basedOn w:val="1244"/>
     <w:uiPriority w:val="20"/>
     <w:qFormat/>
     <w:pPr>
@@ -58801,9 +58826,9 @@
       <w:iCs/>
     </w:rPr>
   </w:style>
-  <w:style w:type="character" w:styleId="1409">
+  <w:style w:type="character" w:styleId="1405">
     <w:name w:val="Strong"/>
-    <w:basedOn w:val="1248"/>
+    <w:basedOn w:val="1244"/>
     <w:uiPriority w:val="22"/>
     <w:qFormat/>
     <w:pPr>
@@ -58816,9 +58841,9 @@
       <w:bCs/>
     </w:rPr>
   </w:style>
-  <w:style w:type="character" w:styleId="1410">
+  <w:style w:type="character" w:styleId="1406">
     <w:name w:val="Subtle Reference"/>
-    <w:basedOn w:val="1248"/>
+    <w:basedOn w:val="1244"/>
     <w:uiPriority w:val="31"/>
     <w:qFormat/>
     <w:pPr>
@@ -58831,9 +58856,9 @@
       <w:color w:val="5a5a5a" w:themeColor="text1" w:themeTint="A5"/>
     </w:rPr>
   </w:style>
-  <w:style w:type="character" w:styleId="1411">
+  <w:style w:type="character" w:styleId="1407">
     <w:name w:val="Book Title"/>
-    <w:basedOn w:val="1248"/>
+    <w:basedOn w:val="1244"/>
     <w:uiPriority w:val="33"/>
     <w:qFormat/>
     <w:pPr>
@@ -58849,9 +58874,9 @@
       <w:spacing w:val="5"/>
     </w:rPr>
   </w:style>
-  <w:style w:type="character" w:styleId="1412" w:customStyle="1">
+  <w:style w:type="character" w:styleId="1408" w:customStyle="1">
     <w:name w:val="Header Char"/>
-    <w:basedOn w:val="1248"/>
+    <w:basedOn w:val="1244"/>
     <w:uiPriority w:val="99"/>
     <w:pPr>
       <w:pBdr/>
@@ -58859,9 +58884,9 @@
       <w:ind/>
     </w:pPr>
   </w:style>
-  <w:style w:type="character" w:styleId="1413" w:customStyle="1">
+  <w:style w:type="character" w:styleId="1409" w:customStyle="1">
     <w:name w:val="Footer Char"/>
-    <w:basedOn w:val="1248"/>
+    <w:basedOn w:val="1244"/>
     <w:uiPriority w:val="99"/>
     <w:pPr>
       <w:pBdr/>
@@ -58869,10 +58894,10 @@
       <w:ind/>
     </w:pPr>
   </w:style>
-  <w:style w:type="paragraph" w:styleId="1414">
+  <w:style w:type="paragraph" w:styleId="1410">
     <w:name w:val="footnote text"/>
-    <w:basedOn w:val="1238"/>
-    <w:link w:val="1415"/>
+    <w:basedOn w:val="1234"/>
+    <w:link w:val="1411"/>
     <w:uiPriority w:val="99"/>
     <w:semiHidden/>
     <w:unhideWhenUsed/>
@@ -58886,10 +58911,10 @@
       <w:szCs w:val="20"/>
     </w:rPr>
   </w:style>
-  <w:style w:type="character" w:styleId="1415" w:customStyle="1">
+  <w:style w:type="character" w:styleId="1411" w:customStyle="1">
     <w:name w:val="Note de bas de page Car"/>
-    <w:basedOn w:val="1248"/>
-    <w:link w:val="1414"/>
+    <w:basedOn w:val="1244"/>
+    <w:link w:val="1410"/>
     <w:uiPriority w:val="99"/>
     <w:semiHidden/>
     <w:pPr>
@@ -58902,9 +58927,9 @@
       <w:szCs w:val="20"/>
     </w:rPr>
   </w:style>
-  <w:style w:type="character" w:styleId="1416">
+  <w:style w:type="character" w:styleId="1412">
     <w:name w:val="footnote reference"/>
-    <w:basedOn w:val="1248"/>
+    <w:basedOn w:val="1244"/>
     <w:uiPriority w:val="99"/>
     <w:semiHidden/>
     <w:unhideWhenUsed/>
@@ -58917,10 +58942,10 @@
       <w:vertAlign w:val="superscript"/>
     </w:rPr>
   </w:style>
-  <w:style w:type="paragraph" w:styleId="1417">
+  <w:style w:type="paragraph" w:styleId="1413">
     <w:name w:val="endnote text"/>
-    <w:basedOn w:val="1238"/>
-    <w:link w:val="1418"/>
+    <w:basedOn w:val="1234"/>
+    <w:link w:val="1414"/>
     <w:uiPriority w:val="99"/>
     <w:semiHidden/>
     <w:unhideWhenUsed/>
@@ -58934,10 +58959,10 @@
       <w:szCs w:val="20"/>
     </w:rPr>
   </w:style>
-  <w:style w:type="character" w:styleId="1418" w:customStyle="1">
+  <w:style w:type="character" w:styleId="1414" w:customStyle="1">
     <w:name w:val="Note de fin Car"/>
-    <w:basedOn w:val="1248"/>
-    <w:link w:val="1417"/>
+    <w:basedOn w:val="1244"/>
+    <w:link w:val="1413"/>
     <w:uiPriority w:val="99"/>
     <w:semiHidden/>
     <w:pPr>
@@ -58950,9 +58975,9 @@
       <w:szCs w:val="20"/>
     </w:rPr>
   </w:style>
-  <w:style w:type="character" w:styleId="1419">
+  <w:style w:type="character" w:styleId="1415">
     <w:name w:val="endnote reference"/>
-    <w:basedOn w:val="1248"/>
+    <w:basedOn w:val="1244"/>
     <w:uiPriority w:val="99"/>
     <w:semiHidden/>
     <w:unhideWhenUsed/>
@@ -58965,9 +58990,9 @@
       <w:vertAlign w:val="superscript"/>
     </w:rPr>
   </w:style>
-  <w:style w:type="character" w:styleId="1420">
+  <w:style w:type="character" w:styleId="1416">
     <w:name w:val="FollowedHyperlink"/>
-    <w:basedOn w:val="1248"/>
+    <w:basedOn w:val="1244"/>
     <w:uiPriority w:val="99"/>
     <w:semiHidden/>
     <w:unhideWhenUsed/>
@@ -58981,10 +59006,10 @@
       <w:u w:val="single"/>
     </w:rPr>
   </w:style>
-  <w:style w:type="paragraph" w:styleId="1421">
+  <w:style w:type="paragraph" w:styleId="1417">
     <w:name w:val="toc 4"/>
-    <w:basedOn w:val="1238"/>
-    <w:next w:val="1238"/>
+    <w:basedOn w:val="1234"/>
+    <w:next w:val="1234"/>
     <w:uiPriority w:val="39"/>
     <w:unhideWhenUsed/>
     <w:pPr>
@@ -58993,10 +59018,10 @@
       <w:ind w:left="660"/>
     </w:pPr>
   </w:style>
-  <w:style w:type="paragraph" w:styleId="1422">
+  <w:style w:type="paragraph" w:styleId="1418">
     <w:name w:val="toc 5"/>
-    <w:basedOn w:val="1238"/>
-    <w:next w:val="1238"/>
+    <w:basedOn w:val="1234"/>
+    <w:next w:val="1234"/>
     <w:uiPriority w:val="39"/>
     <w:unhideWhenUsed/>
     <w:pPr>
@@ -59005,10 +59030,10 @@
       <w:ind w:left="880"/>
     </w:pPr>
   </w:style>
-  <w:style w:type="paragraph" w:styleId="1423">
+  <w:style w:type="paragraph" w:styleId="1419">
     <w:name w:val="toc 6"/>
-    <w:basedOn w:val="1238"/>
-    <w:next w:val="1238"/>
+    <w:basedOn w:val="1234"/>
+    <w:next w:val="1234"/>
     <w:uiPriority w:val="39"/>
     <w:unhideWhenUsed/>
     <w:pPr>
@@ -59017,10 +59042,10 @@
       <w:ind w:left="1100"/>
     </w:pPr>
   </w:style>
-  <w:style w:type="paragraph" w:styleId="1424">
+  <w:style w:type="paragraph" w:styleId="1420">
     <w:name w:val="toc 7"/>
-    <w:basedOn w:val="1238"/>
-    <w:next w:val="1238"/>
+    <w:basedOn w:val="1234"/>
+    <w:next w:val="1234"/>
     <w:uiPriority w:val="39"/>
     <w:unhideWhenUsed/>
     <w:pPr>
@@ -59029,10 +59054,10 @@
       <w:ind w:left="1320"/>
     </w:pPr>
   </w:style>
-  <w:style w:type="paragraph" w:styleId="1425">
+  <w:style w:type="paragraph" w:styleId="1421">
     <w:name w:val="toc 8"/>
-    <w:basedOn w:val="1238"/>
-    <w:next w:val="1238"/>
+    <w:basedOn w:val="1234"/>
+    <w:next w:val="1234"/>
     <w:uiPriority w:val="39"/>
     <w:unhideWhenUsed/>
     <w:pPr>
@@ -59041,10 +59066,10 @@
       <w:ind w:left="1540"/>
     </w:pPr>
   </w:style>
-  <w:style w:type="paragraph" w:styleId="1426">
+  <w:style w:type="paragraph" w:styleId="1422">
     <w:name w:val="toc 9"/>
-    <w:basedOn w:val="1238"/>
-    <w:next w:val="1238"/>
+    <w:basedOn w:val="1234"/>
+    <w:next w:val="1234"/>
     <w:uiPriority w:val="39"/>
     <w:unhideWhenUsed/>
     <w:pPr>
@@ -59053,10 +59078,10 @@
       <w:ind w:left="1760"/>
     </w:pPr>
   </w:style>
-  <w:style w:type="paragraph" w:styleId="1427">
+  <w:style w:type="paragraph" w:styleId="1423">
     <w:name w:val="table of figures"/>
-    <w:basedOn w:val="1238"/>
-    <w:next w:val="1238"/>
+    <w:basedOn w:val="1234"/>
+    <w:next w:val="1234"/>
     <w:uiPriority w:val="99"/>
     <w:unhideWhenUsed/>
     <w:pPr>
@@ -59065,10 +59090,10 @@
       <w:ind/>
     </w:pPr>
   </w:style>
-  <w:style w:type="paragraph" w:styleId="1428">
+  <w:style w:type="paragraph" w:styleId="1424">
     <w:name w:val="Header"/>
-    <w:basedOn w:val="1238"/>
-    <w:link w:val="1429"/>
+    <w:basedOn w:val="1234"/>
+    <w:link w:val="1425"/>
     <w:uiPriority w:val="99"/>
     <w:unhideWhenUsed/>
     <w:pPr>
@@ -59081,10 +59106,10 @@
       <w:ind/>
     </w:pPr>
   </w:style>
-  <w:style w:type="character" w:styleId="1429" w:customStyle="1">
+  <w:style w:type="character" w:styleId="1425" w:customStyle="1">
     <w:name w:val="En-tête Car"/>
-    <w:basedOn w:val="1248"/>
-    <w:link w:val="1428"/>
+    <w:basedOn w:val="1244"/>
+    <w:link w:val="1424"/>
     <w:uiPriority w:val="99"/>
     <w:pPr>
       <w:pBdr/>
@@ -59092,10 +59117,10 @@
       <w:ind/>
     </w:pPr>
   </w:style>
-  <w:style w:type="paragraph" w:styleId="1430">
+  <w:style w:type="paragraph" w:styleId="1426">
     <w:name w:val="Footer"/>
-    <w:basedOn w:val="1238"/>
-    <w:link w:val="1431"/>
+    <w:basedOn w:val="1234"/>
+    <w:link w:val="1427"/>
     <w:uiPriority w:val="99"/>
     <w:unhideWhenUsed/>
     <w:pPr>
@@ -59108,10 +59133,10 @@
       <w:ind/>
     </w:pPr>
   </w:style>
-  <w:style w:type="character" w:styleId="1431" w:customStyle="1">
+  <w:style w:type="character" w:styleId="1427" w:customStyle="1">
     <w:name w:val="Pied de page Car"/>
-    <w:basedOn w:val="1248"/>
-    <w:link w:val="1430"/>
+    <w:basedOn w:val="1244"/>
+    <w:link w:val="1426"/>
     <w:uiPriority w:val="99"/>
     <w:pPr>
       <w:pBdr/>
@@ -59119,10 +59144,10 @@
       <w:ind/>
     </w:pPr>
   </w:style>
-  <w:style w:type="character" w:styleId="1432" w:customStyle="1">
+  <w:style w:type="character" w:styleId="1428" w:customStyle="1">
     <w:name w:val="Titre 1 Car"/>
-    <w:basedOn w:val="1248"/>
-    <w:link w:val="1239"/>
+    <w:basedOn w:val="1244"/>
+    <w:link w:val="1235"/>
     <w:uiPriority w:val="9"/>
     <w:pPr>
       <w:pBdr/>
@@ -59136,10 +59161,10 @@
       <w:szCs w:val="32"/>
     </w:rPr>
   </w:style>
-  <w:style w:type="paragraph" w:styleId="1433">
+  <w:style w:type="paragraph" w:styleId="1429">
     <w:name w:val="TOC Heading"/>
-    <w:basedOn w:val="1239"/>
-    <w:next w:val="1238"/>
+    <w:basedOn w:val="1235"/>
+    <w:next w:val="1234"/>
     <w:uiPriority w:val="39"/>
     <w:unhideWhenUsed/>
     <w:qFormat/>
@@ -59153,9 +59178,9 @@
       <w:lang w:eastAsia="fr-CH"/>
     </w:rPr>
   </w:style>
-  <w:style w:type="paragraph" w:styleId="1434">
+  <w:style w:type="paragraph" w:styleId="1430">
     <w:name w:val="No Spacing"/>
-    <w:link w:val="1435"/>
+    <w:link w:val="1431"/>
     <w:uiPriority w:val="1"/>
     <w:qFormat/>
     <w:pPr>
@@ -59168,10 +59193,10 @@
       <w:lang w:eastAsia="fr-CH"/>
     </w:rPr>
   </w:style>
-  <w:style w:type="character" w:styleId="1435" w:customStyle="1">
+  <w:style w:type="character" w:styleId="1431" w:customStyle="1">
     <w:name w:val="Sans interligne Car"/>
-    <w:basedOn w:val="1248"/>
-    <w:link w:val="1434"/>
+    <w:basedOn w:val="1244"/>
+    <w:link w:val="1430"/>
     <w:uiPriority w:val="1"/>
     <w:pPr>
       <w:pBdr/>
@@ -59183,10 +59208,10 @@
       <w:lang w:eastAsia="fr-CH"/>
     </w:rPr>
   </w:style>
-  <w:style w:type="paragraph" w:styleId="1436">
+  <w:style w:type="paragraph" w:styleId="1432">
     <w:name w:val="toc 1"/>
-    <w:basedOn w:val="1238"/>
-    <w:next w:val="1238"/>
+    <w:basedOn w:val="1234"/>
+    <w:next w:val="1234"/>
     <w:uiPriority w:val="39"/>
     <w:unhideWhenUsed/>
     <w:pPr>
@@ -59195,9 +59220,9 @@
       <w:ind/>
     </w:pPr>
   </w:style>
-  <w:style w:type="character" w:styleId="1437">
+  <w:style w:type="character" w:styleId="1433">
     <w:name w:val="Hyperlink"/>
-    <w:basedOn w:val="1248"/>
+    <w:basedOn w:val="1244"/>
     <w:uiPriority w:val="99"/>
     <w:unhideWhenUsed/>
     <w:pPr>
@@ -59210,10 +59235,10 @@
       <w:u w:val="single"/>
     </w:rPr>
   </w:style>
-  <w:style w:type="character" w:styleId="1438" w:customStyle="1">
+  <w:style w:type="character" w:styleId="1434" w:customStyle="1">
     <w:name w:val="Titre 2 Car"/>
-    <w:basedOn w:val="1248"/>
-    <w:link w:val="1240"/>
+    <w:basedOn w:val="1244"/>
+    <w:link w:val="1236"/>
     <w:uiPriority w:val="9"/>
     <w:pPr>
       <w:pBdr/>
@@ -59227,10 +59252,10 @@
       <w:szCs w:val="26"/>
     </w:rPr>
   </w:style>
-  <w:style w:type="paragraph" w:styleId="1439">
+  <w:style w:type="paragraph" w:styleId="1435">
     <w:name w:val="toc 2"/>
-    <w:basedOn w:val="1238"/>
-    <w:next w:val="1238"/>
+    <w:basedOn w:val="1234"/>
+    <w:next w:val="1234"/>
     <w:uiPriority w:val="39"/>
     <w:unhideWhenUsed/>
     <w:pPr>
@@ -59239,9 +59264,9 @@
       <w:ind w:left="220"/>
     </w:pPr>
   </w:style>
-  <w:style w:type="paragraph" w:styleId="1440">
+  <w:style w:type="paragraph" w:styleId="1436">
     <w:name w:val="List Paragraph"/>
-    <w:basedOn w:val="1238"/>
+    <w:basedOn w:val="1234"/>
     <w:uiPriority w:val="34"/>
     <w:qFormat/>
     <w:pPr>
@@ -59251,10 +59276,10 @@
       <w:contextualSpacing w:val="true"/>
     </w:pPr>
   </w:style>
-  <w:style w:type="paragraph" w:styleId="1441">
+  <w:style w:type="paragraph" w:styleId="1437">
     <w:name w:val="Caption"/>
-    <w:basedOn w:val="1238"/>
-    <w:next w:val="1238"/>
+    <w:basedOn w:val="1234"/>
+    <w:next w:val="1234"/>
     <w:uiPriority w:val="35"/>
     <w:unhideWhenUsed/>
     <w:qFormat/>
@@ -59271,9 +59296,9 @@
       <w:szCs w:val="18"/>
     </w:rPr>
   </w:style>
-  <w:style w:type="character" w:styleId="1442">
+  <w:style w:type="character" w:styleId="1438">
     <w:name w:val="annotation reference"/>
-    <w:basedOn w:val="1248"/>
+    <w:basedOn w:val="1244"/>
     <w:uiPriority w:val="99"/>
     <w:semiHidden/>
     <w:unhideWhenUsed/>
@@ -59287,10 +59312,10 @@
       <w:szCs w:val="16"/>
     </w:rPr>
   </w:style>
-  <w:style w:type="paragraph" w:styleId="1443">
+  <w:style w:type="paragraph" w:styleId="1439">
     <w:name w:val="annotation text"/>
-    <w:basedOn w:val="1238"/>
-    <w:link w:val="1444"/>
+    <w:basedOn w:val="1234"/>
+    <w:link w:val="1440"/>
     <w:uiPriority w:val="99"/>
     <w:unhideWhenUsed/>
     <w:pPr>
@@ -59303,10 +59328,10 @@
       <w:szCs w:val="20"/>
     </w:rPr>
   </w:style>
-  <w:style w:type="character" w:styleId="1444" w:customStyle="1">
+  <w:style w:type="character" w:styleId="1440" w:customStyle="1">
     <w:name w:val="Commentaire Car"/>
-    <w:basedOn w:val="1248"/>
-    <w:link w:val="1443"/>
+    <w:basedOn w:val="1244"/>
+    <w:link w:val="1439"/>
     <w:uiPriority w:val="99"/>
     <w:pPr>
       <w:pBdr/>
@@ -59318,11 +59343,11 @@
       <w:szCs w:val="20"/>
     </w:rPr>
   </w:style>
-  <w:style w:type="paragraph" w:styleId="1445">
+  <w:style w:type="paragraph" w:styleId="1441">
     <w:name w:val="annotation subject"/>
-    <w:basedOn w:val="1443"/>
-    <w:next w:val="1443"/>
-    <w:link w:val="1446"/>
+    <w:basedOn w:val="1439"/>
+    <w:next w:val="1439"/>
+    <w:link w:val="1442"/>
     <w:uiPriority w:val="99"/>
     <w:semiHidden/>
     <w:unhideWhenUsed/>
@@ -59336,10 +59361,10 @@
       <w:bCs/>
     </w:rPr>
   </w:style>
-  <w:style w:type="character" w:styleId="1446" w:customStyle="1">
+  <w:style w:type="character" w:styleId="1442" w:customStyle="1">
     <w:name w:val="Objet du commentaire Car"/>
-    <w:basedOn w:val="1444"/>
-    <w:link w:val="1445"/>
+    <w:basedOn w:val="1440"/>
+    <w:link w:val="1441"/>
     <w:uiPriority w:val="99"/>
     <w:semiHidden/>
     <w:pPr>
@@ -59354,9 +59379,9 @@
       <w:szCs w:val="20"/>
     </w:rPr>
   </w:style>
-  <w:style w:type="table" w:styleId="1447">
+  <w:style w:type="table" w:styleId="1443">
     <w:name w:val="Table Grid"/>
-    <w:basedOn w:val="1249"/>
+    <w:basedOn w:val="1245"/>
     <w:uiPriority w:val="39"/>
     <w:pPr>
       <w:pBdr/>
@@ -59546,9 +59571,9 @@
       </w:tcPr>
     </w:tblStylePr>
   </w:style>
-  <w:style w:type="table" w:styleId="1448">
+  <w:style w:type="table" w:styleId="1444">
     <w:name w:val="Grid Table 4 Accent 1"/>
-    <w:basedOn w:val="1249"/>
+    <w:basedOn w:val="1245"/>
     <w:uiPriority w:val="49"/>
     <w:pPr>
       <w:pBdr/>
@@ -59767,9 +59792,9 @@
       </w:tcPr>
     </w:tblStylePr>
   </w:style>
-  <w:style w:type="table" w:styleId="1449">
+  <w:style w:type="table" w:styleId="1445">
     <w:name w:val="Grid Table 5 Dark Accent 1"/>
-    <w:basedOn w:val="1249"/>
+    <w:basedOn w:val="1245"/>
     <w:uiPriority w:val="50"/>
     <w:pPr>
       <w:pBdr/>
@@ -60004,10 +60029,10 @@
       </w:tcPr>
     </w:tblStylePr>
   </w:style>
-  <w:style w:type="character" w:styleId="1450" w:customStyle="1">
+  <w:style w:type="character" w:styleId="1446" w:customStyle="1">
     <w:name w:val="Titre 3 Car"/>
-    <w:basedOn w:val="1248"/>
-    <w:link w:val="1241"/>
+    <w:basedOn w:val="1244"/>
+    <w:link w:val="1237"/>
     <w:uiPriority w:val="9"/>
     <w:pPr>
       <w:pBdr/>
@@ -60021,10 +60046,10 @@
       <w:szCs w:val="24"/>
     </w:rPr>
   </w:style>
-  <w:style w:type="paragraph" w:styleId="1451">
+  <w:style w:type="paragraph" w:styleId="1447">
     <w:name w:val="toc 3"/>
-    <w:basedOn w:val="1238"/>
-    <w:next w:val="1238"/>
+    <w:basedOn w:val="1234"/>
+    <w:next w:val="1234"/>
     <w:uiPriority w:val="39"/>
     <w:unhideWhenUsed/>
     <w:pPr>
@@ -60033,10 +60058,10 @@
       <w:ind w:left="440"/>
     </w:pPr>
   </w:style>
-  <w:style w:type="table" w:styleId="1452" w:customStyle="1">
+  <w:style w:type="table" w:styleId="1448" w:customStyle="1">
     <w:name w:val="Tableau Grille 41"/>
-    <w:basedOn w:val="1249"/>
-    <w:next w:val="1453"/>
+    <w:basedOn w:val="1245"/>
+    <w:next w:val="1449"/>
     <w:uiPriority w:val="49"/>
     <w:pPr>
       <w:pBdr/>
@@ -60258,9 +60283,9 @@
       </w:tcPr>
     </w:tblStylePr>
   </w:style>
-  <w:style w:type="table" w:styleId="1453">
+  <w:style w:type="table" w:styleId="1449">
     <w:name w:val="Grid Table 4"/>
-    <w:basedOn w:val="1249"/>
+    <w:basedOn w:val="1245"/>
     <w:uiPriority w:val="49"/>
     <w:pPr>
       <w:pBdr/>
@@ -60479,9 +60504,9 @@
       </w:tcPr>
     </w:tblStylePr>
   </w:style>
-  <w:style w:type="character" w:styleId="1454">
+  <w:style w:type="character" w:styleId="1450">
     <w:name w:val="Unresolved Mention"/>
-    <w:basedOn w:val="1248"/>
+    <w:basedOn w:val="1244"/>
     <w:uiPriority w:val="99"/>
     <w:semiHidden/>
     <w:unhideWhenUsed/>
@@ -60495,9 +60520,9 @@
       <w:shd w:val="clear" w:color="auto" w:fill="e1dfdd"/>
     </w:rPr>
   </w:style>
-  <w:style w:type="table" w:styleId="1455">
+  <w:style w:type="table" w:styleId="1451">
     <w:name w:val="Grid Table 4 Accent 5"/>
-    <w:basedOn w:val="1249"/>
+    <w:basedOn w:val="1245"/>
     <w:uiPriority w:val="49"/>
     <w:pPr>
       <w:pBdr/>
@@ -60716,9 +60741,9 @@
       </w:tcPr>
     </w:tblStylePr>
   </w:style>
-  <w:style w:type="character" w:styleId="1456" w:customStyle="1">
+  <w:style w:type="character" w:styleId="1452" w:customStyle="1">
     <w:name w:val="Style1 Car"/>
-    <w:basedOn w:val="1432"/>
+    <w:basedOn w:val="1428"/>
     <w:pPr>
       <w:pBdr/>
       <w:spacing/>
@@ -60731,9 +60756,9 @@
       <w:szCs w:val="32"/>
     </w:rPr>
   </w:style>
-  <w:style w:type="paragraph" w:styleId="1457">
+  <w:style w:type="paragraph" w:styleId="1453">
     <w:name w:val="Normal (Web)"/>
-    <w:basedOn w:val="1238"/>
+    <w:basedOn w:val="1234"/>
     <w:uiPriority w:val="99"/>
     <w:semiHidden/>
     <w:unhideWhenUsed/>
@@ -60749,9 +60774,9 @@
       <w:lang w:val="fr-CH" w:eastAsia="fr-CH"/>
     </w:rPr>
   </w:style>
-  <w:style w:type="character" w:styleId="1458">
+  <w:style w:type="character" w:styleId="1454">
     <w:name w:val="HTML Code"/>
-    <w:basedOn w:val="1248"/>
+    <w:basedOn w:val="1244"/>
     <w:uiPriority w:val="99"/>
     <w:semiHidden/>
     <w:unhideWhenUsed/>
@@ -60766,9 +60791,9 @@
       <w:szCs w:val="20"/>
     </w:rPr>
   </w:style>
-  <w:style w:type="table" w:styleId="1459">
+  <w:style w:type="table" w:styleId="1455">
     <w:name w:val="Grid Table 5 Dark Accent 5"/>
-    <w:basedOn w:val="1249"/>
+    <w:basedOn w:val="1245"/>
     <w:uiPriority w:val="50"/>
     <w:pPr>
       <w:pBdr/>

--- a/Documentation/LHO - M5 - User Guide.docx
+++ b/Documentation/LHO - M5 - User Guide.docx
@@ -938,7 +938,7 @@
       <w:sdtContent>
         <w:p>
           <w:pPr>
-            <w:pStyle w:val="1429"/>
+            <w:pStyle w:val="1430"/>
             <w:pBdr/>
             <w:spacing/>
             <w:ind/>
@@ -973,7 +973,7 @@
         </w:p>
         <w:p>
           <w:pPr>
-            <w:pStyle w:val="1432"/>
+            <w:pStyle w:val="1433"/>
             <w:pBdr/>
             <w:tabs>
               <w:tab w:val="right" w:leader="dot" w:pos="9071"/>
@@ -1010,26 +1010,26 @@
           <w:hyperlink w:tooltip="#_Toc1" w:anchor="_Toc1" w:history="1">
             <w:r>
               <w:rPr>
-                <w:rStyle w:val="1433"/>
+                <w:rStyle w:val="1434"/>
               </w:rPr>
             </w:r>
             <w:r>
               <w:rPr>
-                <w:rStyle w:val="1433"/>
+                <w:rStyle w:val="1434"/>
                 <w:lang w:val="fr-CH"/>
               </w:rPr>
               <w:t xml:space="preserve">1. </w:t>
             </w:r>
             <w:r>
               <w:rPr>
-                <w:rStyle w:val="1433"/>
+                <w:rStyle w:val="1434"/>
                 <w:lang w:val="en-GB"/>
               </w:rPr>
               <w:t xml:space="preserve">About ScholarLog</w:t>
             </w:r>
             <w:r>
               <w:rPr>
-                <w:rStyle w:val="1433"/>
+                <w:rStyle w:val="1434"/>
                 <w:highlight w:val="none"/>
                 <w:lang w:val="en-GB"/>
               </w:rPr>
@@ -1051,15 +1051,10 @@
               <w:lang w:val="en-GB"/>
             </w:rPr>
           </w:r>
-          <w:r>
-            <w:rPr>
-              <w:highlight w:val="none"/>
-            </w:rPr>
-          </w:r>
         </w:p>
         <w:p>
           <w:pPr>
-            <w:pStyle w:val="1432"/>
+            <w:pStyle w:val="1433"/>
             <w:pBdr/>
             <w:tabs>
               <w:tab w:val="right" w:leader="dot" w:pos="9071"/>
@@ -1068,50 +1063,49 @@
             <w:ind/>
             <w:rPr/>
           </w:pPr>
-          <w:r/>
           <w:hyperlink w:tooltip="#_Toc2" w:anchor="_Toc2" w:history="1">
             <w:r>
               <w:rPr>
-                <w:rStyle w:val="1433"/>
+                <w:rStyle w:val="1434"/>
               </w:rPr>
             </w:r>
             <w:r>
               <w:rPr>
-                <w:rStyle w:val="1433"/>
+                <w:rStyle w:val="1434"/>
                 <w:lang w:val="fr-CH"/>
               </w:rPr>
               <w:t xml:space="preserve">2. </w:t>
             </w:r>
             <w:r>
               <w:rPr>
-                <w:rStyle w:val="1433"/>
+                <w:rStyle w:val="1434"/>
               </w:rPr>
               <w:t xml:space="preserve">Minimum System Requirement</w:t>
             </w:r>
             <w:r>
               <w:rPr>
-                <w:rStyle w:val="1433"/>
+                <w:rStyle w:val="1434"/>
                 <w:lang w:val="fr-CH"/>
               </w:rPr>
               <w:t xml:space="preserve">s and </w:t>
             </w:r>
             <w:r>
               <w:rPr>
-                <w:rStyle w:val="1433"/>
+                <w:rStyle w:val="1434"/>
                 <w:lang w:val="fr-CH"/>
               </w:rPr>
               <w:t xml:space="preserve">installation</w:t>
             </w:r>
             <w:r>
               <w:rPr>
-                <w:rStyle w:val="1433"/>
+                <w:rStyle w:val="1434"/>
                 <w:lang w:val="fr-CH"/>
               </w:rPr>
               <w:t xml:space="preserve"> </w:t>
             </w:r>
             <w:r>
               <w:rPr>
-                <w:rStyle w:val="1433"/>
+                <w:rStyle w:val="1434"/>
                 <w:lang w:val="fr-CH"/>
               </w:rPr>
             </w:r>
@@ -1131,11 +1125,10 @@
               <w:lang w:val="fr-CH"/>
             </w:rPr>
           </w:r>
-          <w:r/>
         </w:p>
         <w:p>
           <w:pPr>
-            <w:pStyle w:val="1435"/>
+            <w:pStyle w:val="1436"/>
             <w:pBdr/>
             <w:tabs>
               <w:tab w:val="right" w:leader="dot" w:pos="9071"/>
@@ -1146,16 +1139,15 @@
               <w:highlight w:val="none"/>
             </w:rPr>
           </w:pPr>
-          <w:r/>
           <w:hyperlink w:tooltip="#_Toc3" w:anchor="_Toc3" w:history="1">
             <w:r>
               <w:rPr>
-                <w:rStyle w:val="1433"/>
+                <w:rStyle w:val="1434"/>
               </w:rPr>
             </w:r>
             <w:r>
               <w:rPr>
-                <w:rStyle w:val="1433"/>
+                <w:rStyle w:val="1434"/>
                 <w:highlight w:val="none"/>
                 <w:lang w:val="fr-CH"/>
               </w:rPr>
@@ -1163,13 +1155,13 @@
             </w:r>
             <w:r>
               <w:rPr>
-                <w:rStyle w:val="1433"/>
+                <w:rStyle w:val="1434"/>
               </w:rPr>
               <w:t xml:space="preserve">System Requirements</w:t>
             </w:r>
             <w:r>
               <w:rPr>
-                <w:rStyle w:val="1433"/>
+                <w:rStyle w:val="1434"/>
                 <w:highlight w:val="none"/>
                 <w:lang w:val="fr-CH"/>
               </w:rPr>
@@ -1191,15 +1183,10 @@
               <w:lang w:val="fr-CH"/>
             </w:rPr>
           </w:r>
-          <w:r>
-            <w:rPr>
-              <w:highlight w:val="none"/>
-            </w:rPr>
-          </w:r>
         </w:p>
         <w:p>
           <w:pPr>
-            <w:pStyle w:val="1435"/>
+            <w:pStyle w:val="1436"/>
             <w:pBdr/>
             <w:tabs>
               <w:tab w:val="right" w:leader="dot" w:pos="9071"/>
@@ -1210,29 +1197,28 @@
               <w:highlight w:val="none"/>
             </w:rPr>
           </w:pPr>
-          <w:r/>
           <w:hyperlink w:tooltip="#_Toc4" w:anchor="_Toc4" w:history="1">
             <w:r>
               <w:rPr>
-                <w:rStyle w:val="1433"/>
+                <w:rStyle w:val="1434"/>
               </w:rPr>
             </w:r>
             <w:r>
               <w:rPr>
-                <w:rStyle w:val="1433"/>
+                <w:rStyle w:val="1434"/>
                 <w:lang w:val="fr-CH"/>
               </w:rPr>
-              <w:t xml:space="preserve">2.2 </w:t>
+              <w:t xml:space="preserve">2.2 No </w:t>
             </w:r>
             <w:r>
               <w:rPr>
-                <w:rStyle w:val="1433"/>
+                <w:rStyle w:val="1434"/>
               </w:rPr>
               <w:t xml:space="preserve">Installation</w:t>
             </w:r>
             <w:r>
               <w:rPr>
-                <w:rStyle w:val="1433"/>
+                <w:rStyle w:val="1434"/>
                 <w:highlight w:val="none"/>
                 <w:lang w:val="fr-CH"/>
               </w:rPr>
@@ -1254,42 +1240,38 @@
               <w:lang w:val="fr-CH"/>
             </w:rPr>
           </w:r>
-          <w:r>
-            <w:rPr>
-              <w:highlight w:val="none"/>
-            </w:rPr>
-          </w:r>
         </w:p>
         <w:p>
           <w:pPr>
-            <w:pStyle w:val="1432"/>
+            <w:pStyle w:val="1436"/>
             <w:pBdr/>
             <w:tabs>
               <w:tab w:val="right" w:leader="dot" w:pos="9071"/>
             </w:tabs>
             <w:spacing/>
             <w:ind/>
-            <w:rPr/>
+            <w:rPr>
+              <w:highlight w:val="none"/>
+            </w:rPr>
           </w:pPr>
-          <w:r/>
           <w:hyperlink w:tooltip="#_Toc5" w:anchor="_Toc5" w:history="1">
             <w:r>
               <w:rPr>
-                <w:rStyle w:val="1433"/>
+                <w:rStyle w:val="1434"/>
               </w:rPr>
             </w:r>
             <w:r>
               <w:rPr>
-                <w:rStyle w:val="1433"/>
-                <w:highlight w:val="none"/>
+                <w:rStyle w:val="1434"/>
                 <w:lang w:val="fr-CH"/>
               </w:rPr>
-              <w:t xml:space="preserve">3. Menus Overview</w:t>
+              <w:t xml:space="preserve">2.2 Installation (if you really want)</w:t>
             </w:r>
             <w:r>
               <w:rPr>
-                <w:rStyle w:val="1433"/>
-                <w:lang w:val="en-GB"/>
+                <w:rStyle w:val="1434"/>
+                <w:highlight w:val="none"/>
+                <w:lang w:val="fr-CH"/>
               </w:rPr>
             </w:r>
             <w:r>
@@ -1299,20 +1281,20 @@
               <w:fldChar w:fldCharType="begin"/>
               <w:instrText xml:space="preserve">PAGEREF _Toc5 \h</w:instrText>
               <w:fldChar w:fldCharType="separate"/>
-              <w:t xml:space="preserve">5</w:t>
+              <w:t xml:space="preserve">4</w:t>
               <w:fldChar w:fldCharType="end"/>
             </w:r>
           </w:hyperlink>
           <w:r>
             <w:rPr>
-              <w:lang w:val="en-GB"/>
+              <w:highlight w:val="none"/>
+              <w:lang w:val="fr-CH"/>
             </w:rPr>
           </w:r>
-          <w:r/>
         </w:p>
         <w:p>
           <w:pPr>
-            <w:pStyle w:val="1435"/>
+            <w:pStyle w:val="1433"/>
             <w:pBdr/>
             <w:tabs>
               <w:tab w:val="right" w:leader="dot" w:pos="9071"/>
@@ -1321,24 +1303,23 @@
             <w:ind/>
             <w:rPr/>
           </w:pPr>
-          <w:r/>
           <w:hyperlink w:tooltip="#_Toc6" w:anchor="_Toc6" w:history="1">
             <w:r>
               <w:rPr>
-                <w:rStyle w:val="1433"/>
+                <w:rStyle w:val="1434"/>
               </w:rPr>
             </w:r>
             <w:r>
               <w:rPr>
-                <w:rStyle w:val="1433"/>
+                <w:rStyle w:val="1434"/>
                 <w:highlight w:val="none"/>
-                <w:lang w:val="en-GB" w:bidi="en-GB"/>
+                <w:lang w:val="fr-CH"/>
               </w:rPr>
-              <w:t xml:space="preserve">3.1 Home Menu (Dashboard)</w:t>
+              <w:t xml:space="preserve">3. Menus Overview</w:t>
             </w:r>
             <w:r>
               <w:rPr>
-                <w:rStyle w:val="1433"/>
+                <w:rStyle w:val="1434"/>
                 <w:lang w:val="en-GB"/>
               </w:rPr>
             </w:r>
@@ -1358,11 +1339,10 @@
               <w:lang w:val="en-GB"/>
             </w:rPr>
           </w:r>
-          <w:r/>
         </w:p>
         <w:p>
           <w:pPr>
-            <w:pStyle w:val="1435"/>
+            <w:pStyle w:val="1436"/>
             <w:pBdr/>
             <w:tabs>
               <w:tab w:val="right" w:leader="dot" w:pos="9071"/>
@@ -1371,30 +1351,77 @@
             <w:ind/>
             <w:rPr/>
           </w:pPr>
-          <w:r/>
           <w:hyperlink w:tooltip="#_Toc7" w:anchor="_Toc7" w:history="1">
             <w:r>
               <w:rPr>
-                <w:rStyle w:val="1433"/>
+                <w:rStyle w:val="1434"/>
               </w:rPr>
             </w:r>
             <w:r>
               <w:rPr>
-                <w:rStyle w:val="1433"/>
+                <w:rStyle w:val="1434"/>
+                <w:highlight w:val="none"/>
+                <w:lang w:val="en-GB" w:bidi="en-GB"/>
+              </w:rPr>
+              <w:t xml:space="preserve">3.1 Home Menu (Dashboard)</w:t>
+            </w:r>
+            <w:r>
+              <w:rPr>
+                <w:rStyle w:val="1434"/>
+                <w:lang w:val="en-GB"/>
+              </w:rPr>
+            </w:r>
+            <w:r>
+              <w:tab/>
+            </w:r>
+            <w:r>
+              <w:fldChar w:fldCharType="begin"/>
+              <w:instrText xml:space="preserve">PAGEREF _Toc7 \h</w:instrText>
+              <w:fldChar w:fldCharType="separate"/>
+              <w:t xml:space="preserve">5</w:t>
+              <w:fldChar w:fldCharType="end"/>
+            </w:r>
+          </w:hyperlink>
+          <w:r>
+            <w:rPr>
+              <w:lang w:val="en-GB"/>
+            </w:rPr>
+          </w:r>
+        </w:p>
+        <w:p>
+          <w:pPr>
+            <w:pStyle w:val="1436"/>
+            <w:pBdr/>
+            <w:tabs>
+              <w:tab w:val="right" w:leader="dot" w:pos="9071"/>
+            </w:tabs>
+            <w:spacing/>
+            <w:ind/>
+            <w:rPr/>
+          </w:pPr>
+          <w:hyperlink w:tooltip="#_Toc8" w:anchor="_Toc8" w:history="1">
+            <w:r>
+              <w:rPr>
+                <w:rStyle w:val="1434"/>
+              </w:rPr>
+            </w:r>
+            <w:r>
+              <w:rPr>
+                <w:rStyle w:val="1434"/>
                 <w:lang w:val="fr-CH"/>
               </w:rPr>
               <w:t xml:space="preserve">3.2 </w:t>
             </w:r>
             <w:r>
               <w:rPr>
-                <w:rStyle w:val="1433"/>
+                <w:rStyle w:val="1434"/>
                 <w:lang w:val="fr-CH"/>
               </w:rPr>
               <w:t xml:space="preserve">The Notes Menu (My Results)</w:t>
             </w:r>
             <w:r>
               <w:rPr>
-                <w:rStyle w:val="1433"/>
+                <w:rStyle w:val="1434"/>
                 <w:lang w:val="fr-CH"/>
               </w:rPr>
             </w:r>
@@ -1403,7 +1430,7 @@
             </w:r>
             <w:r>
               <w:fldChar w:fldCharType="begin"/>
-              <w:instrText xml:space="preserve">PAGEREF _Toc7 \h</w:instrText>
+              <w:instrText xml:space="preserve">PAGEREF _Toc8 \h</w:instrText>
               <w:fldChar w:fldCharType="separate"/>
               <w:t xml:space="preserve">7</w:t>
               <w:fldChar w:fldCharType="end"/>
@@ -1414,11 +1441,10 @@
               <w:lang w:val="fr-CH"/>
             </w:rPr>
           </w:r>
-          <w:r/>
         </w:p>
         <w:p>
           <w:pPr>
-            <w:pStyle w:val="1435"/>
+            <w:pStyle w:val="1436"/>
             <w:pBdr/>
             <w:tabs>
               <w:tab w:val="right" w:leader="dot" w:pos="9071"/>
@@ -1427,16 +1453,15 @@
             <w:ind/>
             <w:rPr/>
           </w:pPr>
-          <w:r/>
-          <w:hyperlink w:tooltip="#_Toc8" w:anchor="_Toc8" w:history="1">
+          <w:hyperlink w:tooltip="#_Toc9" w:anchor="_Toc9" w:history="1">
             <w:r>
               <w:rPr>
-                <w:rStyle w:val="1433"/>
+                <w:rStyle w:val="1434"/>
               </w:rPr>
             </w:r>
             <w:r>
               <w:rPr>
-                <w:rStyle w:val="1433"/>
+                <w:rStyle w:val="1434"/>
                 <w:highlight w:val="none"/>
                 <w:lang w:val="en-GB"/>
               </w:rPr>
@@ -1444,7 +1469,7 @@
             </w:r>
             <w:r>
               <w:rPr>
-                <w:rStyle w:val="1433"/>
+                <w:rStyle w:val="1434"/>
                 <w:lang w:val="en-GB"/>
               </w:rPr>
             </w:r>
@@ -1453,7 +1478,7 @@
             </w:r>
             <w:r>
               <w:fldChar w:fldCharType="begin"/>
-              <w:instrText xml:space="preserve">PAGEREF _Toc8 \h</w:instrText>
+              <w:instrText xml:space="preserve">PAGEREF _Toc9 \h</w:instrText>
               <w:fldChar w:fldCharType="separate"/>
               <w:t xml:space="preserve">9</w:t>
               <w:fldChar w:fldCharType="end"/>
@@ -1464,11 +1489,10 @@
               <w:lang w:val="en-GB"/>
             </w:rPr>
           </w:r>
-          <w:r/>
         </w:p>
         <w:p>
           <w:pPr>
-            <w:pStyle w:val="1435"/>
+            <w:pStyle w:val="1436"/>
             <w:pBdr/>
             <w:tabs>
               <w:tab w:val="right" w:leader="dot" w:pos="9071"/>
@@ -1477,16 +1501,15 @@
             <w:ind/>
             <w:rPr/>
           </w:pPr>
-          <w:r/>
-          <w:hyperlink w:tooltip="#_Toc9" w:anchor="_Toc9" w:history="1">
+          <w:hyperlink w:tooltip="#_Toc10" w:anchor="_Toc10" w:history="1">
             <w:r>
               <w:rPr>
-                <w:rStyle w:val="1433"/>
+                <w:rStyle w:val="1434"/>
               </w:rPr>
             </w:r>
             <w:r>
               <w:rPr>
-                <w:rStyle w:val="1433"/>
+                <w:rStyle w:val="1434"/>
                 <w:highlight w:val="none"/>
                 <w:lang w:val="fr-CH"/>
               </w:rPr>
@@ -1494,13 +1517,13 @@
             </w:r>
             <w:r>
               <w:rPr>
-                <w:rStyle w:val="1433"/>
+                <w:rStyle w:val="1434"/>
               </w:rPr>
               <w:t xml:space="preserve">The Settings Menu (Paramètres</w:t>
             </w:r>
             <w:r>
               <w:rPr>
-                <w:rStyle w:val="1433"/>
+                <w:rStyle w:val="1434"/>
                 <w:highlight w:val="none"/>
                 <w:lang w:val="fr-CH"/>
               </w:rPr>
@@ -1508,7 +1531,7 @@
             </w:r>
             <w:r>
               <w:rPr>
-                <w:rStyle w:val="1433"/>
+                <w:rStyle w:val="1434"/>
                 <w:lang w:val="en-GB"/>
               </w:rPr>
             </w:r>
@@ -1517,7 +1540,7 @@
             </w:r>
             <w:r>
               <w:fldChar w:fldCharType="begin"/>
-              <w:instrText xml:space="preserve">PAGEREF _Toc9 \h</w:instrText>
+              <w:instrText xml:space="preserve">PAGEREF _Toc10 \h</w:instrText>
               <w:fldChar w:fldCharType="separate"/>
               <w:t xml:space="preserve">11</w:t>
               <w:fldChar w:fldCharType="end"/>
@@ -1528,11 +1551,10 @@
               <w:lang w:val="en-GB"/>
             </w:rPr>
           </w:r>
-          <w:r/>
         </w:p>
         <w:p>
           <w:pPr>
-            <w:pStyle w:val="1432"/>
+            <w:pStyle w:val="1433"/>
             <w:pBdr/>
             <w:tabs>
               <w:tab w:val="right" w:leader="dot" w:pos="9071"/>
@@ -1541,16 +1563,15 @@
             <w:ind/>
             <w:rPr/>
           </w:pPr>
-          <w:r/>
-          <w:hyperlink w:tooltip="#_Toc10" w:anchor="_Toc10" w:history="1">
+          <w:hyperlink w:tooltip="#_Toc11" w:anchor="_Toc11" w:history="1">
             <w:r>
               <w:rPr>
-                <w:rStyle w:val="1433"/>
+                <w:rStyle w:val="1434"/>
               </w:rPr>
             </w:r>
             <w:r>
               <w:rPr>
-                <w:rStyle w:val="1433"/>
+                <w:rStyle w:val="1434"/>
                 <w:highlight w:val="none"/>
                 <w:lang w:val="fr-CH"/>
               </w:rPr>
@@ -1558,7 +1579,7 @@
             </w:r>
             <w:r>
               <w:rPr>
-                <w:rStyle w:val="1433"/>
+                <w:rStyle w:val="1434"/>
                 <w:highlight w:val="none"/>
                 <w:lang w:val="en-GB" w:bidi="en-GB"/>
               </w:rPr>
@@ -1566,66 +1587,8 @@
             </w:r>
             <w:r>
               <w:rPr>
-                <w:rStyle w:val="1433"/>
+                <w:rStyle w:val="1434"/>
                 <w:lang w:val="en-GB"/>
-              </w:rPr>
-            </w:r>
-            <w:r>
-              <w:tab/>
-            </w:r>
-            <w:r>
-              <w:fldChar w:fldCharType="begin"/>
-              <w:instrText xml:space="preserve">PAGEREF _Toc10 \h</w:instrText>
-              <w:fldChar w:fldCharType="separate"/>
-              <w:t xml:space="preserve">13</w:t>
-              <w:fldChar w:fldCharType="end"/>
-            </w:r>
-          </w:hyperlink>
-          <w:r>
-            <w:rPr>
-              <w:lang w:val="en-GB"/>
-            </w:rPr>
-          </w:r>
-          <w:r/>
-        </w:p>
-        <w:p>
-          <w:pPr>
-            <w:pStyle w:val="1432"/>
-            <w:pBdr/>
-            <w:tabs>
-              <w:tab w:val="right" w:leader="dot" w:pos="9071"/>
-            </w:tabs>
-            <w:spacing/>
-            <w:ind/>
-            <w:rPr>
-              <w:highlight w:val="none"/>
-            </w:rPr>
-          </w:pPr>
-          <w:r/>
-          <w:hyperlink w:tooltip="#_Toc11" w:anchor="_Toc11" w:history="1">
-            <w:r>
-              <w:rPr>
-                <w:rStyle w:val="1433"/>
-              </w:rPr>
-            </w:r>
-            <w:r>
-              <w:rPr>
-                <w:rStyle w:val="1433"/>
-                <w:highlight w:val="none"/>
-                <w:lang w:val="fr-CH"/>
-              </w:rPr>
-              <w:t xml:space="preserve">5. </w:t>
-            </w:r>
-            <w:r>
-              <w:rPr>
-                <w:rStyle w:val="1433"/>
-              </w:rPr>
-              <w:t xml:space="preserve">Limitations regarding attached PDF files</w:t>
-            </w:r>
-            <w:r>
-              <w:rPr>
-                <w:rStyle w:val="1433"/>
-                <w:highlight w:val="none"/>
               </w:rPr>
             </w:r>
             <w:r>
@@ -1641,18 +1604,13 @@
           </w:hyperlink>
           <w:r>
             <w:rPr>
-              <w:highlight w:val="none"/>
-            </w:rPr>
-          </w:r>
-          <w:r>
-            <w:rPr>
-              <w:highlight w:val="none"/>
+              <w:lang w:val="en-GB"/>
             </w:rPr>
           </w:r>
         </w:p>
         <w:p>
           <w:pPr>
-            <w:pStyle w:val="1432"/>
+            <w:pStyle w:val="1433"/>
             <w:pBdr/>
             <w:tabs>
               <w:tab w:val="right" w:leader="dot" w:pos="9071"/>
@@ -1663,23 +1621,78 @@
               <w:highlight w:val="none"/>
             </w:rPr>
           </w:pPr>
-          <w:r/>
           <w:hyperlink w:tooltip="#_Toc12" w:anchor="_Toc12" w:history="1">
             <w:r>
               <w:rPr>
-                <w:rStyle w:val="1433"/>
+                <w:rStyle w:val="1434"/>
               </w:rPr>
             </w:r>
             <w:r>
               <w:rPr>
-                <w:rStyle w:val="1433"/>
+                <w:rStyle w:val="1434"/>
+                <w:highlight w:val="none"/>
+                <w:lang w:val="fr-CH"/>
+              </w:rPr>
+              <w:t xml:space="preserve">5. </w:t>
+            </w:r>
+            <w:r>
+              <w:rPr>
+                <w:rStyle w:val="1434"/>
+              </w:rPr>
+              <w:t xml:space="preserve">Limitations regarding attached PDF files</w:t>
+            </w:r>
+            <w:r>
+              <w:rPr>
+                <w:rStyle w:val="1434"/>
+                <w:highlight w:val="none"/>
+              </w:rPr>
+            </w:r>
+            <w:r>
+              <w:tab/>
+            </w:r>
+            <w:r>
+              <w:fldChar w:fldCharType="begin"/>
+              <w:instrText xml:space="preserve">PAGEREF _Toc12 \h</w:instrText>
+              <w:fldChar w:fldCharType="separate"/>
+              <w:t xml:space="preserve">13</w:t>
+              <w:fldChar w:fldCharType="end"/>
+            </w:r>
+          </w:hyperlink>
+          <w:r>
+            <w:rPr>
+              <w:highlight w:val="none"/>
+            </w:rPr>
+          </w:r>
+        </w:p>
+        <w:p>
+          <w:pPr>
+            <w:pStyle w:val="1433"/>
+            <w:pBdr/>
+            <w:tabs>
+              <w:tab w:val="right" w:leader="dot" w:pos="9071"/>
+            </w:tabs>
+            <w:spacing/>
+            <w:ind/>
+            <w:rPr>
+              <w:highlight w:val="none"/>
+            </w:rPr>
+          </w:pPr>
+          <w:hyperlink w:tooltip="#_Toc13" w:anchor="_Toc13" w:history="1">
+            <w:r>
+              <w:rPr>
+                <w:rStyle w:val="1434"/>
+              </w:rPr>
+            </w:r>
+            <w:r>
+              <w:rPr>
+                <w:rStyle w:val="1434"/>
                 <w:lang w:val="fr-CH" w:bidi="fr-CH"/>
               </w:rPr>
               <w:t xml:space="preserve">6. Data Backup and Security</w:t>
             </w:r>
             <w:r>
               <w:rPr>
-                <w:rStyle w:val="1433"/>
+                <w:rStyle w:val="1434"/>
                 <w:highlight w:val="none"/>
                 <w:lang w:val="fr-CH"/>
               </w:rPr>
@@ -1689,7 +1702,7 @@
             </w:r>
             <w:r>
               <w:fldChar w:fldCharType="begin"/>
-              <w:instrText xml:space="preserve">PAGEREF _Toc12 \h</w:instrText>
+              <w:instrText xml:space="preserve">PAGEREF _Toc13 \h</w:instrText>
               <w:fldChar w:fldCharType="separate"/>
               <w:t xml:space="preserve">14</w:t>
               <w:fldChar w:fldCharType="end"/>
@@ -1701,15 +1714,10 @@
               <w:lang w:val="fr-CH"/>
             </w:rPr>
           </w:r>
-          <w:r>
-            <w:rPr>
-              <w:highlight w:val="none"/>
-            </w:rPr>
-          </w:r>
         </w:p>
         <w:p>
           <w:pPr>
-            <w:pStyle w:val="1432"/>
+            <w:pStyle w:val="1433"/>
             <w:pBdr/>
             <w:tabs>
               <w:tab w:val="right" w:leader="dot" w:pos="9071"/>
@@ -1720,16 +1728,15 @@
               <w14:ligatures w14:val="none"/>
             </w:rPr>
           </w:pPr>
-          <w:r/>
-          <w:hyperlink w:tooltip="#_Toc13" w:anchor="_Toc13" w:history="1">
+          <w:hyperlink w:tooltip="#_Toc14" w:anchor="_Toc14" w:history="1">
             <w:r>
               <w:rPr>
-                <w:rStyle w:val="1433"/>
+                <w:rStyle w:val="1434"/>
               </w:rPr>
             </w:r>
             <w:r>
               <w:rPr>
-                <w:rStyle w:val="1433"/>
+                <w:rStyle w:val="1434"/>
                 <w:highlight w:val="none"/>
                 <w:lang w:val="fr-CH" w:bidi="fr-CH"/>
               </w:rPr>
@@ -1737,7 +1744,7 @@
             </w:r>
             <w:r>
               <w:rPr>
-                <w:rStyle w:val="1433"/>
+                <w:rStyle w:val="1434"/>
                 <w:highlight w:val="none"/>
                 <w:lang w:val="fr-CH" w:bidi="fr-CH"/>
               </w:rPr>
@@ -1745,7 +1752,7 @@
             </w:r>
             <w:r>
               <w:rPr>
-                <w:rStyle w:val="1433"/>
+                <w:rStyle w:val="1434"/>
                 <w:lang w:val="fr-CH"/>
                 <w14:ligatures w14:val="none"/>
               </w:rPr>
@@ -1755,7 +1762,7 @@
             </w:r>
             <w:r>
               <w:fldChar w:fldCharType="begin"/>
-              <w:instrText xml:space="preserve">PAGEREF _Toc13 \h</w:instrText>
+              <w:instrText xml:space="preserve">PAGEREF _Toc14 \h</w:instrText>
               <w:fldChar w:fldCharType="separate"/>
               <w:t xml:space="preserve">15</w:t>
               <w:fldChar w:fldCharType="end"/>
@@ -1764,11 +1771,6 @@
           <w:r>
             <w:rPr>
               <w:lang w:val="fr-CH"/>
-              <w14:ligatures w14:val="none"/>
-            </w:rPr>
-          </w:r>
-          <w:r>
-            <w:rPr>
               <w14:ligatures w14:val="none"/>
             </w:rPr>
           </w:r>
@@ -1795,16 +1797,8 @@
             </w:rPr>
             <w:fldChar w:fldCharType="end"/>
           </w:r>
-          <w:r>
-            <w:rPr>
-              <w:lang w:val="en-GB"/>
-            </w:rPr>
-          </w:r>
-          <w:r>
-            <w:rPr>
-              <w:lang w:val="en-GB"/>
-            </w:rPr>
-          </w:r>
+          <w:r/>
+          <w:r/>
         </w:p>
       </w:sdtContent>
     </w:sdt>
@@ -2235,7 +2229,7 @@
     </w:p>
     <w:p>
       <w:pPr>
-        <w:pStyle w:val="1235"/>
+        <w:pStyle w:val="1236"/>
         <w:pBdr/>
         <w:spacing/>
         <w:ind/>
@@ -2254,23 +2248,75 @@
       </w:r>
       <w:r>
         <w:rPr>
-          <w:rStyle w:val="1428"/>
+          <w:rStyle w:val="1429"/>
           <w:lang w:val="en-GB"/>
         </w:rPr>
         <w:t xml:space="preserve">About ScholarLog</w:t>
       </w:r>
+      <w:r/>
+      <w:bookmarkEnd w:id="1"/>
+      <w:r/>
       <w:r>
         <w:rPr>
           <w:highlight w:val="none"/>
           <w:lang w:val="en-GB"/>
         </w:rPr>
       </w:r>
-      <w:bookmarkEnd w:id="1"/>
-      <w:r>
+    </w:p>
+    <w:p>
+      <w:pPr>
+        <w:pBdr/>
+        <w:spacing/>
+        <w:ind/>
+        <w:jc w:val="both"/>
+        <w:rPr>
+          <w:lang w:val="en-GB"/>
+        </w:rPr>
+      </w:pPr>
+      <w:r>
+        <w:rPr>
+          <w:lang w:val="en-GB" w:bidi="en-GB"/>
+        </w:rPr>
+      </w:r>
+      <w:r>
+        <w:rPr>
+          <w:lang w:val="en-GB"/>
+        </w:rPr>
+        <w:t xml:space="preserve">Welcome to ScholarLog ! This application was specifically designed for students </w:t>
+      </w:r>
+      <w:r>
+        <w:rPr>
+          <w:lang w:val="en-GB"/>
+        </w:rPr>
+        <w:t xml:space="preserve">(particularly technicians at the École Supérieure Technique) to simplify and centralize the tracking of their education. Say goodbye to complex spreadsheets and tedious manual calculations.</w:t>
+      </w:r>
+      <w:r>
+        <w:rPr>
+          <w:lang w:val="en-GB"/>
+        </w:rPr>
+      </w:r>
+      <w:r>
+        <w:rPr>
+          <w:lang w:val="en-GB"/>
+        </w:rPr>
+      </w:r>
+    </w:p>
+    <w:p>
+      <w:pPr>
+        <w:pBdr/>
+        <w:spacing/>
+        <w:ind/>
+        <w:jc w:val="both"/>
         <w:rPr>
           <w:highlight w:val="none"/>
           <w:lang w:val="en-GB"/>
         </w:rPr>
+      </w:pPr>
+      <w:r>
+        <w:rPr>
+          <w:lang w:val="en-GB"/>
+        </w:rPr>
+        <w:t xml:space="preserve">ScholarLog is a standalone tool that allows you to manage your academic journey intuitively within a modern, dark-mode interface. Here is what the application allows you to do :</w:t>
       </w:r>
       <w:r>
         <w:rPr>
@@ -2278,78 +2324,16 @@
           <w:lang w:val="en-GB"/>
         </w:rPr>
       </w:r>
+      <w:r>
+        <w:rPr>
+          <w:highlight w:val="none"/>
+          <w:lang w:val="en-GB"/>
+        </w:rPr>
+      </w:r>
     </w:p>
     <w:p>
       <w:pPr>
-        <w:pBdr/>
-        <w:spacing/>
-        <w:ind/>
-        <w:jc w:val="both"/>
-        <w:rPr>
-          <w:lang w:val="en-GB"/>
-        </w:rPr>
-      </w:pPr>
-      <w:r>
-        <w:rPr>
-          <w:lang w:val="en-GB" w:bidi="en-GB"/>
-        </w:rPr>
-      </w:r>
-      <w:r>
-        <w:rPr>
-          <w:lang w:val="en-GB"/>
-        </w:rPr>
-        <w:t xml:space="preserve">Welcome to ScholarLog ! This application was specifically designed for students </w:t>
-      </w:r>
-      <w:r>
-        <w:rPr>
-          <w:lang w:val="en-GB"/>
-        </w:rPr>
-        <w:t xml:space="preserve">(particularly technicians at the École Supérieure Technique) to simplify and centralize the tracking of their education. Say goodbye to complex spreadsheets and tedious manual calculations.</w:t>
-      </w:r>
-      <w:r>
-        <w:rPr>
-          <w:lang w:val="en-GB"/>
-        </w:rPr>
-      </w:r>
-      <w:r>
-        <w:rPr>
-          <w:lang w:val="en-GB"/>
-        </w:rPr>
-      </w:r>
-    </w:p>
-    <w:p>
-      <w:pPr>
-        <w:pBdr/>
-        <w:spacing/>
-        <w:ind/>
-        <w:jc w:val="both"/>
-        <w:rPr>
-          <w:highlight w:val="none"/>
-          <w:lang w:val="en-GB"/>
-        </w:rPr>
-      </w:pPr>
-      <w:r>
-        <w:rPr>
-          <w:lang w:val="en-GB"/>
-        </w:rPr>
-        <w:t xml:space="preserve">ScholarLog is a standalone tool that allows you to manage your academic journey intuitively within a modern, dark-mode interface. Here is what the application allows you to do :</w:t>
-      </w:r>
-      <w:r>
-        <w:rPr>
-          <w:highlight w:val="none"/>
-          <w:lang w:val="en-GB"/>
-        </w:rPr>
-      </w:r>
-      <w:r>
-        <w:rPr>
-          <w:highlight w:val="none"/>
-          <w:lang w:val="en-GB"/>
-        </w:rPr>
-      </w:r>
-    </w:p>
-    <w:p>
-      <w:pPr>
-        <w:pStyle w:val="1436"/>
+        <w:pStyle w:val="1437"/>
         <w:numPr>
           <w:ilvl w:val="0"/>
           <w:numId w:val="116"/>
@@ -2407,7 +2391,7 @@
     </w:p>
     <w:p>
       <w:pPr>
-        <w:pStyle w:val="1436"/>
+        <w:pStyle w:val="1437"/>
         <w:numPr>
           <w:ilvl w:val="0"/>
           <w:numId w:val="116"/>
@@ -2465,7 +2449,7 @@
     </w:p>
     <w:p>
       <w:pPr>
-        <w:pStyle w:val="1436"/>
+        <w:pStyle w:val="1437"/>
         <w:numPr>
           <w:ilvl w:val="0"/>
           <w:numId w:val="116"/>
@@ -2523,7 +2507,7 @@
     </w:p>
     <w:p>
       <w:pPr>
-        <w:pStyle w:val="1436"/>
+        <w:pStyle w:val="1437"/>
         <w:numPr>
           <w:ilvl w:val="0"/>
           <w:numId w:val="116"/>
@@ -2587,7 +2571,7 @@
     </w:p>
     <w:p>
       <w:pPr>
-        <w:pStyle w:val="1235"/>
+        <w:pStyle w:val="1236"/>
         <w:pBdr/>
         <w:spacing/>
         <w:ind/>
@@ -2624,17 +2608,9 @@
         </w:rPr>
         <w:t xml:space="preserve"> </w:t>
       </w:r>
-      <w:r>
-        <w:rPr>
-          <w:lang w:val="fr-CH"/>
-        </w:rPr>
-      </w:r>
+      <w:r/>
       <w:bookmarkEnd w:id="2"/>
-      <w:r>
-        <w:rPr>
-          <w:lang w:val="fr-CH"/>
-        </w:rPr>
-      </w:r>
+      <w:r/>
       <w:r>
         <w:rPr>
           <w:lang w:val="fr-CH"/>
@@ -2660,6 +2636,7 @@
       </w:r>
       <w:r>
         <w:t xml:space="preserve">ScholarLog is designed to be lightweight, cross-platform, and highly accessible. Because it is a standalone executable with all libraries and dependencies already included, there is no complex installation process.</w:t>
+        <w:br/>
       </w:r>
       <w:r>
         <w:rPr>
@@ -2673,29 +2650,57 @@
           <w:lang w:val="fr-CH"/>
         </w:rPr>
       </w:r>
+      <w:r>
+        <w:rPr>
+          <w:highlight w:val="none"/>
+          <w:lang w:val="fr-CH" w:bidi="fr-CH"/>
+        </w:rPr>
+      </w:r>
+      <w:r>
+        <w:rPr>
+          <w:highlight w:val="none"/>
+          <w:lang w:val="fr-CH"/>
+        </w:rPr>
+      </w:r>
+      <w:r>
+        <w:rPr>
+          <w:highlight w:val="none"/>
+          <w:lang w:val="fr-CH"/>
+        </w:rPr>
+      </w:r>
+      <w:r>
+        <w:rPr>
+          <w:highlight w:val="none"/>
+          <w:lang w:val="fr-CH"/>
+        </w:rPr>
+      </w:r>
     </w:p>
     <w:p>
       <w:pPr>
-        <w:pBdr/>
-        <w:spacing/>
-        <w:ind w:firstLine="0" w:left="0"/>
+        <w:pStyle w:val="1237"/>
+        <w:pBdr/>
+        <w:spacing/>
+        <w:ind/>
         <w:rPr>
           <w:highlight w:val="none"/>
           <w:lang w:val="fr-CH"/>
         </w:rPr>
       </w:pPr>
-      <w:r>
-        <w:rPr>
-          <w:highlight w:val="none"/>
-          <w:lang w:val="fr-CH" w:bidi="fr-CH"/>
-        </w:rPr>
-      </w:r>
+      <w:r/>
+      <w:bookmarkStart w:id="3" w:name="_Toc3"/>
       <w:r>
         <w:rPr>
           <w:highlight w:val="none"/>
           <w:lang w:val="fr-CH"/>
         </w:rPr>
-      </w:r>
+        <w:t xml:space="preserve">2.1 </w:t>
+      </w:r>
+      <w:r>
+        <w:t xml:space="preserve">System Requirements</w:t>
+      </w:r>
+      <w:r/>
+      <w:bookmarkEnd w:id="3"/>
+      <w:r/>
       <w:r>
         <w:rPr>
           <w:highlight w:val="none"/>
@@ -2705,50 +2710,7 @@
     </w:p>
     <w:p>
       <w:pPr>
-        <w:pStyle w:val="1236"/>
-        <w:pBdr/>
-        <w:spacing/>
-        <w:ind/>
-        <w:rPr>
-          <w:highlight w:val="none"/>
-          <w:lang w:val="fr-CH"/>
-        </w:rPr>
-      </w:pPr>
-      <w:r/>
-      <w:bookmarkStart w:id="3" w:name="_Toc3"/>
-      <w:r>
-        <w:rPr>
-          <w:highlight w:val="none"/>
-          <w:lang w:val="fr-CH"/>
-        </w:rPr>
-        <w:t xml:space="preserve">2.1 </w:t>
-      </w:r>
-      <w:r>
-        <w:t xml:space="preserve">System Requirements</w:t>
-      </w:r>
-      <w:r>
-        <w:rPr>
-          <w:highlight w:val="none"/>
-          <w:lang w:val="fr-CH"/>
-        </w:rPr>
-      </w:r>
-      <w:bookmarkEnd w:id="3"/>
-      <w:r>
-        <w:rPr>
-          <w:highlight w:val="none"/>
-          <w:lang w:val="fr-CH"/>
-        </w:rPr>
-      </w:r>
-      <w:r>
-        <w:rPr>
-          <w:highlight w:val="none"/>
-          <w:lang w:val="fr-CH"/>
-        </w:rPr>
-      </w:r>
-    </w:p>
-    <w:p>
-      <w:pPr>
-        <w:pStyle w:val="1436"/>
+        <w:pStyle w:val="1437"/>
         <w:numPr>
           <w:ilvl w:val="0"/>
           <w:numId w:val="128"/>
@@ -2782,7 +2744,7 @@
     </w:p>
     <w:p>
       <w:pPr>
-        <w:pStyle w:val="1436"/>
+        <w:pStyle w:val="1437"/>
         <w:numPr>
           <w:ilvl w:val="0"/>
           <w:numId w:val="128"/>
@@ -2828,7 +2790,7 @@
     </w:p>
     <w:p>
       <w:pPr>
-        <w:pStyle w:val="1436"/>
+        <w:pStyle w:val="1437"/>
         <w:numPr>
           <w:ilvl w:val="0"/>
           <w:numId w:val="128"/>
@@ -2862,7 +2824,7 @@
     </w:p>
     <w:p>
       <w:pPr>
-        <w:pStyle w:val="1436"/>
+        <w:pStyle w:val="1437"/>
         <w:numPr>
           <w:ilvl w:val="0"/>
           <w:numId w:val="128"/>
@@ -2944,7 +2906,7 @@
     </w:p>
     <w:p>
       <w:pPr>
-        <w:pStyle w:val="1236"/>
+        <w:pStyle w:val="1237"/>
         <w:pBdr/>
         <w:spacing/>
         <w:ind/>
@@ -2955,38 +2917,29 @@
       </w:pPr>
       <w:r/>
       <w:bookmarkStart w:id="4" w:name="_Toc4"/>
+      <w:r/>
       <w:r>
         <w:rPr>
           <w:lang w:val="fr-CH"/>
         </w:rPr>
-        <w:t xml:space="preserve">2.2 </w:t>
+        <w:t xml:space="preserve">2.2 No </w:t>
       </w:r>
       <w:r>
         <w:t xml:space="preserve">Installation</w:t>
       </w:r>
+      <w:r/>
+      <w:bookmarkEnd w:id="4"/>
+      <w:r/>
       <w:r>
         <w:rPr>
           <w:highlight w:val="none"/>
           <w:lang w:val="fr-CH"/>
         </w:rPr>
       </w:r>
-      <w:bookmarkEnd w:id="4"/>
-      <w:r>
-        <w:rPr>
-          <w:highlight w:val="none"/>
-          <w:lang w:val="fr-CH"/>
-        </w:rPr>
-      </w:r>
-      <w:r>
-        <w:rPr>
-          <w:highlight w:val="none"/>
-          <w:lang w:val="fr-CH"/>
-        </w:rPr>
-      </w:r>
     </w:p>
     <w:p>
       <w:pPr>
-        <w:pStyle w:val="1436"/>
+        <w:pStyle w:val="1437"/>
         <w:numPr>
           <w:ilvl w:val="0"/>
           <w:numId w:val="131"/>
@@ -3019,14 +2972,14 @@
       <w:hyperlink r:id="rId17" w:tooltip="Releases page" w:history="1">
         <w:r>
           <w:rPr>
-            <w:rStyle w:val="1433"/>
+            <w:rStyle w:val="1434"/>
             <w:rFonts w:ascii="Calibri" w:hAnsi="Calibri" w:eastAsia="Calibri" w:cs="Calibri"/>
             <w:lang w:val="fr-CH"/>
           </w:rPr>
         </w:r>
         <w:r>
           <w:rPr>
-            <w:rStyle w:val="1433"/>
+            <w:rStyle w:val="1434"/>
             <w:rFonts w:ascii="Calibri" w:hAnsi="Calibri" w:eastAsia="Calibri" w:cs="Calibri"/>
             <w:lang w:val="fr-CH"/>
           </w:rPr>
@@ -3034,7 +2987,7 @@
         </w:r>
         <w:r>
           <w:rPr>
-            <w:rStyle w:val="1433"/>
+            <w:rStyle w:val="1434"/>
             <w:rFonts w:ascii="Calibri" w:hAnsi="Calibri" w:eastAsia="Calibri" w:cs="Calibri"/>
             <w:lang w:val="fr-CH"/>
           </w:rPr>
@@ -3066,7 +3019,7 @@
     </w:p>
     <w:p>
       <w:pPr>
-        <w:pStyle w:val="1436"/>
+        <w:pStyle w:val="1437"/>
         <w:numPr>
           <w:ilvl w:val="0"/>
           <w:numId w:val="131"/>
@@ -3102,7 +3055,7 @@
     </w:p>
     <w:p>
       <w:pPr>
-        <w:pStyle w:val="1436"/>
+        <w:pStyle w:val="1437"/>
         <w:numPr>
           <w:ilvl w:val="0"/>
           <w:numId w:val="131"/>
@@ -3135,6 +3088,47 @@
           <w:rFonts w:ascii="Calibri" w:hAnsi="Calibri" w:cs="Calibri"/>
         </w:rPr>
       </w:r>
+      <w:r>
+        <w:rPr>
+          <w:lang w:val="fr-CH"/>
+        </w:rPr>
+      </w:r>
+      <w:r>
+        <w:rPr>
+          <w:lang w:val="fr-CH"/>
+        </w:rPr>
+      </w:r>
+      <w:r>
+        <w:rPr>
+          <w:lang w:val="fr-CH"/>
+        </w:rPr>
+      </w:r>
+      <w:r>
+        <w:rPr>
+          <w:rFonts w:ascii="Calibri" w:hAnsi="Calibri" w:cs="Calibri"/>
+        </w:rPr>
+      </w:r>
+      <w:r>
+        <w:rPr>
+          <w:highlight w:val="none"/>
+          <w:lang w:val="fr-CH" w:bidi="fr-CH"/>
+        </w:rPr>
+      </w:r>
+      <w:r>
+        <w:rPr>
+          <w:lang w:val="fr-CH"/>
+        </w:rPr>
+      </w:r>
+      <w:r>
+        <w:rPr>
+          <w:lang w:val="fr-CH"/>
+        </w:rPr>
+      </w:r>
+      <w:r>
+        <w:rPr>
+          <w:rFonts w:ascii="Calibri" w:hAnsi="Calibri" w:cs="Calibri"/>
+        </w:rPr>
+      </w:r>
     </w:p>
     <w:p>
       <w:pPr>
@@ -3142,86 +3136,35 @@
         <w:spacing/>
         <w:ind/>
         <w:rPr>
+          <w:lang w:val="en-GB"/>
+        </w:rPr>
+      </w:pPr>
+      <w:r>
+        <w:rPr>
           <w:lang w:val="fr-CH"/>
         </w:rPr>
-      </w:pPr>
+        <w:t xml:space="preserve">Note for macOS user ; </w:t>
+      </w:r>
       <w:r>
         <w:rPr>
           <w:lang w:val="fr-CH"/>
         </w:rPr>
-      </w:r>
-      <w:r>
-        <w:rPr>
-          <w:lang w:val="fr-CH"/>
-        </w:rPr>
-      </w:r>
-      <w:r>
-        <w:rPr>
-          <w:lang w:val="fr-CH"/>
+        <w:t xml:space="preserve">How to start the app for the first time :</w:t>
+      </w:r>
+      <w:r>
+        <w:rPr>
+          <w:lang w:val="en-GB"/>
+        </w:rPr>
+      </w:r>
+      <w:r>
+        <w:rPr>
+          <w:lang w:val="en-GB"/>
         </w:rPr>
       </w:r>
     </w:p>
     <w:p>
       <w:pPr>
-        <w:pBdr/>
-        <w:spacing/>
-        <w:ind w:firstLine="0" w:left="0"/>
-        <w:rPr>
-          <w:lang w:val="fr-CH"/>
-        </w:rPr>
-      </w:pPr>
-      <w:r>
-        <w:rPr>
-          <w:highlight w:val="none"/>
-          <w:lang w:val="fr-CH" w:bidi="fr-CH"/>
-        </w:rPr>
-      </w:r>
-      <w:r>
-        <w:rPr>
-          <w:lang w:val="fr-CH"/>
-        </w:rPr>
-      </w:r>
-      <w:r>
-        <w:rPr>
-          <w:lang w:val="fr-CH"/>
-        </w:rPr>
-      </w:r>
-    </w:p>
-    <w:p>
-      <w:pPr>
-        <w:pBdr/>
-        <w:spacing/>
-        <w:ind/>
-        <w:rPr>
-          <w:lang w:val="en-GB"/>
-        </w:rPr>
-      </w:pPr>
-      <w:r>
-        <w:rPr>
-          <w:lang w:val="fr-CH"/>
-        </w:rPr>
-        <w:t xml:space="preserve">Note for macOS user ; </w:t>
-      </w:r>
-      <w:r>
-        <w:rPr>
-          <w:lang w:val="fr-CH"/>
-        </w:rPr>
-        <w:t xml:space="preserve">How to start the app for the first time :</w:t>
-      </w:r>
-      <w:r>
-        <w:rPr>
-          <w:lang w:val="en-GB"/>
-        </w:rPr>
-      </w:r>
-      <w:r>
-        <w:rPr>
-          <w:lang w:val="en-GB"/>
-        </w:rPr>
-      </w:r>
-    </w:p>
-    <w:p>
-      <w:pPr>
-        <w:pStyle w:val="1436"/>
+        <w:pStyle w:val="1437"/>
         <w:numPr>
           <w:ilvl w:val="0"/>
           <w:numId w:val="125"/>
@@ -3495,7 +3438,7 @@
     </w:p>
     <w:p>
       <w:pPr>
-        <w:pStyle w:val="1436"/>
+        <w:pStyle w:val="1437"/>
         <w:numPr>
           <w:ilvl w:val="0"/>
           <w:numId w:val="125"/>
@@ -3554,7 +3497,7 @@
     </w:p>
     <w:p>
       <w:pPr>
-        <w:pStyle w:val="1436"/>
+        <w:pStyle w:val="1437"/>
         <w:numPr>
           <w:ilvl w:val="0"/>
           <w:numId w:val="125"/>
@@ -3613,7 +3556,7 @@
     </w:p>
     <w:p>
       <w:pPr>
-        <w:pStyle w:val="1436"/>
+        <w:pStyle w:val="1437"/>
         <w:numPr>
           <w:ilvl w:val="0"/>
           <w:numId w:val="125"/>
@@ -3672,7 +3615,7 @@
     </w:p>
     <w:p>
       <w:pPr>
-        <w:pStyle w:val="1436"/>
+        <w:pStyle w:val="1437"/>
         <w:numPr>
           <w:ilvl w:val="0"/>
           <w:numId w:val="125"/>
@@ -3711,6 +3654,7 @@
           <w:szCs w:val="22"/>
         </w:rPr>
         <w:t xml:space="preserve">Enter your login password, then click OK.</w:t>
+        <w:br/>
       </w:r>
       <w:r>
         <w:rPr>
@@ -3728,6 +3672,38 @@
           <w:szCs w:val="22"/>
         </w:rPr>
       </w:r>
+      <w:r>
+        <w:rPr>
+          <w:rFonts w:ascii="Calibri" w:hAnsi="Calibri" w:cs="Calibri"/>
+          <w:color w:val="000000" w:themeColor="text1"/>
+          <w:sz w:val="22"/>
+          <w:szCs w:val="22"/>
+        </w:rPr>
+      </w:r>
+      <w:r>
+        <w:rPr>
+          <w:rFonts w:ascii="Calibri" w:hAnsi="Calibri" w:cs="Calibri"/>
+          <w:color w:val="000000" w:themeColor="text1"/>
+          <w:sz w:val="22"/>
+          <w:szCs w:val="22"/>
+        </w:rPr>
+      </w:r>
+      <w:r>
+        <w:rPr>
+          <w:rFonts w:ascii="Calibri" w:hAnsi="Calibri" w:cs="Calibri"/>
+          <w:color w:val="000000" w:themeColor="text1"/>
+          <w:sz w:val="22"/>
+          <w:szCs w:val="22"/>
+        </w:rPr>
+      </w:r>
+      <w:r>
+        <w:rPr>
+          <w:rFonts w:ascii="Calibri" w:hAnsi="Calibri" w:cs="Calibri"/>
+          <w:color w:val="000000" w:themeColor="text1"/>
+          <w:sz w:val="22"/>
+          <w:szCs w:val="22"/>
+        </w:rPr>
+      </w:r>
     </w:p>
     <w:p>
       <w:pPr>
@@ -3735,15 +3711,370 @@
         <w:spacing/>
         <w:ind/>
         <w:rPr>
+          <w:rFonts w:ascii="Calibri" w:hAnsi="Calibri" w:cs="Calibri"/>
+          <w:color w:val="000000" w:themeColor="text1"/>
+          <w:sz w:val="22"/>
+          <w:szCs w:val="22"/>
+        </w:rPr>
+      </w:pPr>
+      <w:r/>
+      <w:r>
+        <w:rPr>
+          <w:rFonts w:ascii="Calibri" w:hAnsi="Calibri" w:cs="Calibri"/>
+          <w:color w:val="000000" w:themeColor="text1"/>
+          <w:sz w:val="22"/>
+          <w:szCs w:val="22"/>
+          <w:lang w:val="fr-CH"/>
+        </w:rPr>
+        <w:t xml:space="preserve">Default: No automatic shortcuts in the device menu.</w:t>
+        <w:br/>
+      </w:r>
+      <w:r>
+        <w:rPr>
+          <w:rFonts w:ascii="Calibri" w:hAnsi="Calibri" w:cs="Calibri"/>
+          <w:color w:val="000000" w:themeColor="text1"/>
+          <w:sz w:val="22"/>
+          <w:szCs w:val="22"/>
+        </w:rPr>
+      </w:r>
+      <w:r>
+        <w:rPr>
+          <w:rFonts w:ascii="Calibri" w:hAnsi="Calibri" w:cs="Calibri"/>
+          <w:color w:val="000000" w:themeColor="text1"/>
+          <w:sz w:val="22"/>
+          <w:szCs w:val="22"/>
+        </w:rPr>
+      </w:r>
+    </w:p>
+    <w:p>
+      <w:pPr>
+        <w:pStyle w:val="1237"/>
+        <w:pBdr/>
+        <w:spacing/>
+        <w:ind/>
+        <w:rPr>
+          <w:highlight w:val="none"/>
+          <w:lang w:val="fr-CH"/>
+        </w:rPr>
+      </w:pPr>
+      <w:r/>
+      <w:bookmarkStart w:id="5" w:name="_Toc5"/>
+      <w:r>
+        <w:rPr>
+          <w:lang w:val="fr-CH"/>
+        </w:rPr>
+        <w:t xml:space="preserve">2.2 Installation (if you really want)</w:t>
+      </w:r>
+      <w:r/>
+      <w:bookmarkEnd w:id="5"/>
+      <w:r/>
+      <w:r>
+        <w:rPr>
+          <w:highlight w:val="none"/>
+          <w:lang w:val="fr-CH"/>
+        </w:rPr>
+      </w:r>
+    </w:p>
+    <w:p>
+      <w:pPr>
+        <w:pStyle w:val="1437"/>
+        <w:numPr>
+          <w:ilvl w:val="0"/>
+          <w:numId w:val="134"/>
+        </w:numPr>
+        <w:pBdr>
+          <w:top w:val="none" w:color="000000" w:sz="4" w:space="0"/>
+          <w:left w:val="none" w:color="000000" w:sz="4" w:space="0"/>
+          <w:bottom w:val="none" w:color="000000" w:sz="4" w:space="0"/>
+          <w:right w:val="none" w:color="000000" w:sz="4" w:space="0"/>
+        </w:pBdr>
+        <w:spacing/>
+        <w:ind w:right="0"/>
+        <w:rPr>
+          <w:rFonts w:ascii="Calibri" w:hAnsi="Calibri" w:cs="Calibri"/>
+        </w:rPr>
+      </w:pPr>
+      <w:r>
+        <w:rPr>
+          <w:rFonts w:ascii="Calibri" w:hAnsi="Calibri" w:eastAsia="Calibri" w:cs="Calibri"/>
+        </w:rPr>
+        <w:t xml:space="preserve">Navigate to the project's GitHub page</w:t>
+      </w:r>
+      <w:r>
+        <w:rPr>
+          <w:rFonts w:ascii="Calibri" w:hAnsi="Calibri" w:eastAsia="Calibri" w:cs="Calibri"/>
+          <w:lang w:val="fr-CH"/>
+        </w:rPr>
+        <w:t xml:space="preserve"> (</w:t>
+      </w:r>
+      <w:hyperlink r:id="rId20" w:tooltip="Releases page" w:history="1">
+        <w:r>
+          <w:rPr>
+            <w:rStyle w:val="1434"/>
+            <w:rFonts w:ascii="Calibri" w:hAnsi="Calibri" w:eastAsia="Calibri" w:cs="Calibri"/>
+            <w:lang w:val="fr-CH"/>
+          </w:rPr>
+        </w:r>
+        <w:r>
+          <w:rPr>
+            <w:rStyle w:val="1434"/>
+            <w:rFonts w:ascii="Calibri" w:hAnsi="Calibri" w:eastAsia="Calibri" w:cs="Calibri"/>
+            <w:lang w:val="fr-CH"/>
+          </w:rPr>
+          <w:t xml:space="preserve">github.com/Hoferlukaslh/ScholarLog/releases</w:t>
+        </w:r>
+        <w:r>
+          <w:rPr>
+            <w:rStyle w:val="1434"/>
+            <w:rFonts w:ascii="Calibri" w:hAnsi="Calibri" w:eastAsia="Calibri" w:cs="Calibri"/>
+            <w:lang w:val="fr-CH"/>
+          </w:rPr>
+        </w:r>
+      </w:hyperlink>
+      <w:r>
+        <w:rPr>
+          <w:rFonts w:ascii="Calibri" w:hAnsi="Calibri" w:eastAsia="Calibri" w:cs="Calibri"/>
+          <w:lang w:val="fr-CH"/>
+        </w:rPr>
+        <w:t xml:space="preserve">)</w:t>
+      </w:r>
+      <w:r>
+        <w:rPr>
+          <w:rFonts w:ascii="Calibri" w:hAnsi="Calibri" w:eastAsia="Calibri" w:cs="Calibri"/>
+        </w:rPr>
+        <w:t xml:space="preserve">.</w:t>
+      </w:r>
+      <w:r>
+        <w:rPr>
+          <w:rFonts w:ascii="Calibri" w:hAnsi="Calibri" w:cs="Calibri"/>
+        </w:rPr>
+      </w:r>
+      <w:r>
+        <w:rPr>
+          <w:rFonts w:ascii="Calibri" w:hAnsi="Calibri" w:cs="Calibri"/>
+        </w:rPr>
+      </w:r>
+    </w:p>
+    <w:p>
+      <w:pPr>
+        <w:pStyle w:val="1437"/>
+        <w:numPr>
+          <w:ilvl w:val="0"/>
+          <w:numId w:val="134"/>
+        </w:numPr>
+        <w:pBdr>
+          <w:top w:val="none" w:color="000000" w:sz="4" w:space="0"/>
+          <w:left w:val="none" w:color="000000" w:sz="4" w:space="0"/>
+          <w:bottom w:val="none" w:color="000000" w:sz="4" w:space="0"/>
+          <w:right w:val="none" w:color="000000" w:sz="4" w:space="0"/>
+        </w:pBdr>
+        <w:spacing/>
+        <w:ind w:right="0"/>
+        <w:rPr>
+          <w:rFonts w:ascii="Calibri" w:hAnsi="Calibri" w:cs="Calibri"/>
+        </w:rPr>
+      </w:pPr>
+      <w:r>
+        <w:rPr>
+          <w:rFonts w:ascii="Calibri" w:hAnsi="Calibri" w:cs="Calibri"/>
+          <w:highlight w:val="none"/>
+          <w:lang w:val="fr-CH"/>
+        </w:rPr>
+      </w:r>
+      <w:r>
+        <w:rPr>
+          <w:rFonts w:ascii="Calibri" w:hAnsi="Calibri" w:cs="Calibri"/>
+          <w:highlight w:val="none"/>
+          <w:lang w:val="fr-CH"/>
+        </w:rPr>
+        <w:t xml:space="preserve">Download the installer that corresponds to your operating system from the Releases page.</w:t>
+      </w:r>
+      <w:r>
+        <w:rPr>
+          <w:rFonts w:ascii="Calibri" w:hAnsi="Calibri" w:cs="Calibri"/>
+          <w:highlight w:val="none"/>
+          <w:lang w:val="fr-CH"/>
+        </w:rPr>
+      </w:r>
+      <w:r>
+        <w:rPr>
+          <w:rFonts w:ascii="Calibri" w:hAnsi="Calibri" w:cs="Calibri"/>
+        </w:rPr>
+      </w:r>
+    </w:p>
+    <w:p>
+      <w:pPr>
+        <w:pStyle w:val="1437"/>
+        <w:numPr>
+          <w:ilvl w:val="0"/>
+          <w:numId w:val="134"/>
+        </w:numPr>
+        <w:pBdr>
+          <w:top w:val="none" w:color="000000" w:sz="4" w:space="0"/>
+          <w:left w:val="none" w:color="000000" w:sz="4" w:space="0"/>
+          <w:bottom w:val="none" w:color="000000" w:sz="4" w:space="0"/>
+          <w:right w:val="none" w:color="000000" w:sz="4" w:space="0"/>
+        </w:pBdr>
+        <w:spacing/>
+        <w:ind w:right="0"/>
+        <w:rPr>
+          <w:rFonts w:ascii="Calibri" w:hAnsi="Calibri" w:cs="Calibri"/>
+        </w:rPr>
+      </w:pPr>
+      <w:r>
+        <w:rPr>
+          <w:rFonts w:ascii="Calibri" w:hAnsi="Calibri" w:cs="Calibri"/>
+          <w:highlight w:val="none"/>
+          <w:lang w:val="fr-CH"/>
+        </w:rPr>
+        <w:t xml:space="preserve">Execute-it and follow the instructions. </w:t>
+      </w:r>
+      <w:r>
+        <w:rPr>
+          <w:rFonts w:ascii="Calibri" w:hAnsi="Calibri" w:cs="Calibri"/>
+          <w:i/>
+          <w:iCs/>
+          <w:highlight w:val="none"/>
+          <w:lang w:val="fr-CH"/>
+        </w:rPr>
+        <w:t xml:space="preserve">(linux DEB : sudo apt intall -y ./*.deb)</w:t>
+      </w:r>
+      <w:r>
+        <w:rPr>
+          <w:rFonts w:ascii="Calibri" w:hAnsi="Calibri" w:cs="Calibri"/>
+          <w:highlight w:val="none"/>
+          <w:lang w:val="fr-CH"/>
+        </w:rPr>
+        <w:br/>
+      </w:r>
+      <w:r>
+        <w:rPr>
+          <w:rFonts w:ascii="Calibri" w:hAnsi="Calibri" w:cs="Calibri"/>
+          <w:highlight w:val="none"/>
+          <w:lang w:val="fr-CH"/>
+        </w:rPr>
+      </w:r>
+      <w:r>
+        <w:rPr>
+          <w:rFonts w:ascii="Calibri" w:hAnsi="Calibri" w:cs="Calibri"/>
+          <w:highlight w:val="none"/>
+          <w:lang w:val="fr-CH"/>
+        </w:rPr>
+      </w:r>
+      <w:r>
+        <w:rPr>
+          <w:rFonts w:ascii="Calibri" w:hAnsi="Calibri" w:cs="Calibri"/>
+        </w:rPr>
+      </w:r>
+    </w:p>
+    <w:p>
+      <w:pPr>
+        <w:pBdr>
+          <w:top w:val="none" w:color="000000" w:sz="4" w:space="0"/>
+          <w:left w:val="none" w:color="000000" w:sz="4" w:space="0"/>
+          <w:bottom w:val="none" w:color="000000" w:sz="4" w:space="0"/>
+          <w:right w:val="none" w:color="000000" w:sz="4" w:space="0"/>
+        </w:pBdr>
+        <w:spacing/>
+        <w:ind w:right="0"/>
+        <w:rPr>
+          <w:rFonts w:ascii="Calibri" w:hAnsi="Calibri" w:cs="Calibri"/>
+        </w:rPr>
+      </w:pPr>
+      <w:r>
+        <w:rPr>
+          <w:rFonts w:ascii="Calibri" w:hAnsi="Calibri" w:cs="Calibri"/>
+          <w:highlight w:val="none"/>
+          <w:lang w:val="fr-CH"/>
+        </w:rPr>
+      </w:r>
+      <w:r>
+        <w:rPr>
+          <w:rFonts w:ascii="Calibri" w:hAnsi="Calibri" w:cs="Calibri"/>
+          <w:highlight w:val="none"/>
+          <w:lang w:val="fr-CH"/>
+        </w:rPr>
+        <w:t xml:space="preserve">Advantage: Automatic addition of the application shortcut to the device menu</w:t>
+      </w:r>
+      <w:r>
+        <w:rPr>
+          <w:rFonts w:ascii="Calibri" w:hAnsi="Calibri" w:cs="Calibri"/>
+          <w:highlight w:val="none"/>
+          <w:lang w:val="fr-CH"/>
+        </w:rPr>
+        <w:t xml:space="preserve">.</w:t>
+      </w:r>
+      <w:r>
+        <w:rPr>
+          <w:rFonts w:ascii="Calibri" w:hAnsi="Calibri" w:cs="Calibri"/>
+          <w:highlight w:val="none"/>
+          <w:lang w:val="fr-CH"/>
+        </w:rPr>
+      </w:r>
+      <w:r>
+        <w:rPr>
+          <w:lang w:val="fr-CH"/>
+        </w:rPr>
+      </w:r>
+      <w:r>
+        <w:rPr>
+          <w:highlight w:val="none"/>
+          <w:lang w:val="fr-CH" w:bidi="fr-CH"/>
+        </w:rPr>
+      </w:r>
+      <w:r>
+        <w:rPr>
+          <w:lang w:val="fr-CH"/>
+        </w:rPr>
+      </w:r>
+      <w:r>
+        <w:rPr>
+          <w:rFonts w:ascii="Calibri" w:hAnsi="Calibri" w:cs="Calibri"/>
+        </w:rPr>
+      </w:r>
+      <w:r>
+        <w:rPr>
+          <w:rFonts w:ascii="Calibri" w:hAnsi="Calibri" w:cs="Calibri"/>
+          <w:color w:val="000000" w:themeColor="text1"/>
+          <w:sz w:val="22"/>
+          <w:szCs w:val="22"/>
+          <w:highlight w:val="none"/>
+        </w:rPr>
+      </w:r>
+      <w:r>
+        <w:rPr>
+          <w:rFonts w:ascii="Calibri" w:hAnsi="Calibri" w:cs="Calibri"/>
+          <w:color w:val="000000" w:themeColor="text1"/>
+          <w:sz w:val="22"/>
+          <w:szCs w:val="22"/>
+          <w:highlight w:val="none"/>
+        </w:rPr>
+      </w:r>
+      <w:r>
+        <w:rPr>
+          <w:rFonts w:ascii="Calibri" w:hAnsi="Calibri" w:cs="Calibri"/>
+          <w:color w:val="000000" w:themeColor="text1"/>
+          <w:sz w:val="22"/>
+          <w:szCs w:val="22"/>
+          <w:highlight w:val="none"/>
+        </w:rPr>
+      </w:r>
+      <w:r>
+        <w:rPr>
+          <w:rFonts w:ascii="Calibri" w:hAnsi="Calibri" w:cs="Calibri"/>
+        </w:rPr>
+      </w:r>
+      <w:r>
+        <w:rPr>
+          <w:lang w:val="en-GB"/>
+        </w:rPr>
+        <w:br w:type="page" w:clear="all"/>
+      </w:r>
+      <w:r>
+        <w:rPr>
           <w:highlight w:val="none"/>
           <w:lang w:val="en-GB"/>
         </w:rPr>
-      </w:pPr>
-      <w:r>
-        <w:rPr>
-          <w:lang w:val="en-GB"/>
-        </w:rPr>
-        <w:br w:type="page" w:clear="all"/>
       </w:r>
       <w:r>
         <w:rPr>
@@ -3753,14 +4084,13 @@
       </w:r>
       <w:r>
         <w:rPr>
-          <w:highlight w:val="none"/>
-          <w:lang w:val="en-GB"/>
+          <w:rFonts w:ascii="Calibri" w:hAnsi="Calibri" w:cs="Calibri"/>
         </w:rPr>
       </w:r>
     </w:p>
     <w:p>
       <w:pPr>
-        <w:pStyle w:val="1235"/>
+        <w:pStyle w:val="1236"/>
         <w:pBdr/>
         <w:spacing/>
         <w:ind/>
@@ -3769,7 +4099,7 @@
         </w:rPr>
       </w:pPr>
       <w:r/>
-      <w:bookmarkStart w:id="5" w:name="_Toc5"/>
+      <w:bookmarkStart w:id="6" w:name="_Toc6"/>
       <w:r>
         <w:rPr>
           <w:highlight w:val="none"/>
@@ -3777,17 +4107,9 @@
         </w:rPr>
         <w:t xml:space="preserve">3. Menus Overview</w:t>
       </w:r>
-      <w:r>
-        <w:rPr>
-          <w:lang w:val="en-GB"/>
-        </w:rPr>
-      </w:r>
-      <w:bookmarkEnd w:id="5"/>
-      <w:r>
-        <w:rPr>
-          <w:lang w:val="en-GB"/>
-        </w:rPr>
-      </w:r>
+      <w:r/>
+      <w:bookmarkEnd w:id="6"/>
+      <w:r/>
       <w:r>
         <w:rPr>
           <w:lang w:val="en-GB"/>
@@ -3796,7 +4118,7 @@
     </w:p>
     <w:p>
       <w:pPr>
-        <w:pStyle w:val="1236"/>
+        <w:pStyle w:val="1237"/>
         <w:pBdr/>
         <w:spacing/>
         <w:ind/>
@@ -3805,7 +4127,7 @@
         </w:rPr>
       </w:pPr>
       <w:r/>
-      <w:bookmarkStart w:id="6" w:name="_Toc6"/>
+      <w:bookmarkStart w:id="7" w:name="_Toc7"/>
       <w:r>
         <w:rPr>
           <w:highlight w:val="none"/>
@@ -3813,17 +4135,9 @@
         </w:rPr>
         <w:t xml:space="preserve">3.1 Home Menu (Dashboard)</w:t>
       </w:r>
-      <w:r>
-        <w:rPr>
-          <w:lang w:val="en-GB"/>
-        </w:rPr>
-      </w:r>
-      <w:bookmarkEnd w:id="6"/>
-      <w:r>
-        <w:rPr>
-          <w:lang w:val="en-GB"/>
-        </w:rPr>
-      </w:r>
+      <w:r/>
+      <w:bookmarkEnd w:id="7"/>
+      <w:r/>
       <w:r>
         <w:rPr>
           <w:lang w:val="en-GB"/>
@@ -3879,7 +4193,7 @@
     </w:p>
     <w:p>
       <w:pPr>
-        <w:pStyle w:val="1436"/>
+        <w:pStyle w:val="1437"/>
         <w:numPr>
           <w:ilvl w:val="0"/>
           <w:numId w:val="117"/>
@@ -3939,7 +4253,7 @@
     </w:p>
     <w:p>
       <w:pPr>
-        <w:pStyle w:val="1436"/>
+        <w:pStyle w:val="1437"/>
         <w:numPr>
           <w:ilvl w:val="0"/>
           <w:numId w:val="117"/>
@@ -4010,7 +4324,7 @@
     </w:p>
     <w:p>
       <w:pPr>
-        <w:pStyle w:val="1436"/>
+        <w:pStyle w:val="1437"/>
         <w:numPr>
           <w:ilvl w:val="1"/>
           <w:numId w:val="117"/>
@@ -4070,7 +4384,7 @@
     </w:p>
     <w:p>
       <w:pPr>
-        <w:pStyle w:val="1436"/>
+        <w:pStyle w:val="1437"/>
         <w:numPr>
           <w:ilvl w:val="1"/>
           <w:numId w:val="117"/>
@@ -4122,7 +4436,7 @@
     </w:p>
     <w:p>
       <w:pPr>
-        <w:pStyle w:val="1436"/>
+        <w:pStyle w:val="1437"/>
         <w:numPr>
           <w:ilvl w:val="1"/>
           <w:numId w:val="117"/>
@@ -4182,7 +4496,7 @@
     </w:p>
     <w:p>
       <w:pPr>
-        <w:pStyle w:val="1436"/>
+        <w:pStyle w:val="1437"/>
         <w:numPr>
           <w:ilvl w:val="0"/>
           <w:numId w:val="117"/>
@@ -4327,7 +4641,7 @@
                         <pic:nvPr/>
                       </pic:nvPicPr>
                       <pic:blipFill rotWithShape="1">
-                        <a:blip r:embed="rId20"/>
+                        <a:blip r:embed="rId21"/>
                         <a:srcRect l="3775" t="5190" r="4003" b="8629"/>
                         <a:stretch/>
                       </pic:blipFill>
@@ -4369,7 +4683,7 @@
               </v:shapetype>
               <v:shape id="_x0000_i7" o:spid="_x0000_s7" type="#_x0000_t75" style="position:absolute;z-index:251668480;o:allowoverlap:true;o:allowincell:true;mso-position-horizontal-relative:text;margin-left:3.47pt;mso-position-horizontal:absolute;mso-position-vertical-relative:text;margin-top:-14.65pt;mso-position-vertical:absolute;width:453.34pt;height:241.53pt;mso-wrap-distance-left:9.07pt;mso-wrap-distance-top:0.00pt;mso-wrap-distance-right:9.07pt;mso-wrap-distance-bottom:0.00pt;z-index:1;" stroked="false">
                 <w10:wrap type="square"/>
-                <v:imagedata r:id="rId20" o:title="" croptop="3401f" cropleft="2474f" cropbottom="5655f" cropright="2623f"/>
+                <v:imagedata r:id="rId21" o:title="" croptop="3401f" cropleft="2474f" cropbottom="5655f" cropright="2623f"/>
                 <o:lock v:ext="edit" rotation="t"/>
               </v:shape>
             </w:pict>
@@ -4415,7 +4729,7 @@
                         <pic:nvPr/>
                       </pic:nvPicPr>
                       <pic:blipFill rotWithShape="1">
-                        <a:blip r:embed="rId21"/>
+                        <a:blip r:embed="rId22"/>
                         <a:srcRect l="4157" t="5413" r="4129" b="8406"/>
                         <a:stretch/>
                       </pic:blipFill>
@@ -4457,7 +4771,7 @@
               </v:shapetype>
               <v:shape id="_x0000_i8" o:spid="_x0000_s8" type="#_x0000_t75" style="position:absolute;z-index:251671552;o:allowoverlap:true;o:allowincell:true;mso-position-horizontal-relative:text;margin-left:0.00pt;mso-position-horizontal:absolute;mso-position-vertical-relative:text;margin-top:371.63pt;mso-position-vertical:absolute;width:450.08pt;height:241.12pt;mso-wrap-distance-left:9.07pt;mso-wrap-distance-top:0.00pt;mso-wrap-distance-right:9.07pt;mso-wrap-distance-bottom:0.00pt;z-index:1;" stroked="false">
                 <w10:wrap type="square"/>
-                <v:imagedata r:id="rId21" o:title="" croptop="3547f" cropleft="2724f" cropbottom="5509f" cropright="2706f"/>
+                <v:imagedata r:id="rId22" o:title="" croptop="3547f" cropleft="2724f" cropbottom="5509f" cropright="2706f"/>
                 <o:lock v:ext="edit" rotation="t"/>
               </v:shape>
             </w:pict>
@@ -4479,7 +4793,7 @@
     </w:p>
     <w:p>
       <w:pPr>
-        <w:pStyle w:val="1236"/>
+        <w:pStyle w:val="1237"/>
         <w:pBdr/>
         <w:spacing/>
         <w:ind/>
@@ -4488,7 +4802,7 @@
         </w:rPr>
       </w:pPr>
       <w:r/>
-      <w:bookmarkStart w:id="7" w:name="_Toc7"/>
+      <w:bookmarkStart w:id="8" w:name="_Toc8"/>
       <w:r>
         <w:rPr>
           <w:lang w:val="fr-CH"/>
@@ -4501,17 +4815,9 @@
         </w:rPr>
         <w:t xml:space="preserve">The Notes Menu (My Results)</w:t>
       </w:r>
-      <w:r>
-        <w:rPr>
-          <w:lang w:val="fr-CH"/>
-        </w:rPr>
-      </w:r>
-      <w:bookmarkEnd w:id="7"/>
-      <w:r>
-        <w:rPr>
-          <w:lang w:val="fr-CH"/>
-        </w:rPr>
-      </w:r>
+      <w:r/>
+      <w:bookmarkEnd w:id="8"/>
+      <w:r/>
       <w:r>
         <w:rPr>
           <w:lang w:val="fr-CH"/>
@@ -4541,7 +4847,7 @@
     </w:p>
     <w:p>
       <w:pPr>
-        <w:pStyle w:val="1436"/>
+        <w:pStyle w:val="1437"/>
         <w:numPr>
           <w:ilvl w:val="0"/>
           <w:numId w:val="118"/>
@@ -4588,7 +4894,7 @@
     </w:p>
     <w:p>
       <w:pPr>
-        <w:pStyle w:val="1436"/>
+        <w:pStyle w:val="1437"/>
         <w:numPr>
           <w:ilvl w:val="1"/>
           <w:numId w:val="118"/>
@@ -4636,7 +4942,7 @@
     </w:p>
     <w:p>
       <w:pPr>
-        <w:pStyle w:val="1436"/>
+        <w:pStyle w:val="1437"/>
         <w:numPr>
           <w:ilvl w:val="1"/>
           <w:numId w:val="118"/>
@@ -4690,7 +4996,7 @@
     </w:p>
     <w:p>
       <w:pPr>
-        <w:pStyle w:val="1436"/>
+        <w:pStyle w:val="1437"/>
         <w:numPr>
           <w:ilvl w:val="0"/>
           <w:numId w:val="118"/>
@@ -4731,7 +5037,7 @@
     </w:p>
     <w:p>
       <w:pPr>
-        <w:pStyle w:val="1436"/>
+        <w:pStyle w:val="1437"/>
         <w:numPr>
           <w:ilvl w:val="1"/>
           <w:numId w:val="118"/>
@@ -4763,7 +5069,7 @@
     </w:p>
     <w:p>
       <w:pPr>
-        <w:pStyle w:val="1436"/>
+        <w:pStyle w:val="1437"/>
         <w:numPr>
           <w:ilvl w:val="0"/>
           <w:numId w:val="118"/>
@@ -4810,7 +5116,7 @@
     </w:p>
     <w:p>
       <w:pPr>
-        <w:pStyle w:val="1436"/>
+        <w:pStyle w:val="1437"/>
         <w:numPr>
           <w:ilvl w:val="1"/>
           <w:numId w:val="118"/>
@@ -4842,7 +5148,7 @@
     </w:p>
     <w:p>
       <w:pPr>
-        <w:pStyle w:val="1436"/>
+        <w:pStyle w:val="1437"/>
         <w:numPr>
           <w:ilvl w:val="1"/>
           <w:numId w:val="118"/>
@@ -4875,7 +5181,7 @@
     </w:p>
     <w:p>
       <w:pPr>
-        <w:pStyle w:val="1436"/>
+        <w:pStyle w:val="1437"/>
         <w:numPr>
           <w:ilvl w:val="0"/>
           <w:numId w:val="118"/>
@@ -4990,7 +5296,7 @@
                         <pic:nvPr/>
                       </pic:nvPicPr>
                       <pic:blipFill rotWithShape="1">
-                        <a:blip r:embed="rId22"/>
+                        <a:blip r:embed="rId23"/>
                         <a:srcRect l="3876" t="5121" r="3623" b="9423"/>
                         <a:stretch/>
                       </pic:blipFill>
@@ -5032,7 +5338,7 @@
               </v:shapetype>
               <v:shape id="_x0000_i9" o:spid="_x0000_s9" type="#_x0000_t75" style="position:absolute;z-index:251678720;o:allowoverlap:true;o:allowincell:true;mso-position-horizontal-relative:text;margin-left:0.00pt;mso-position-horizontal:absolute;mso-position-vertical-relative:text;margin-top:4.19pt;mso-position-vertical:absolute;width:223.28pt;height:117.60pt;mso-wrap-distance-left:9.07pt;mso-wrap-distance-top:0.00pt;mso-wrap-distance-right:9.07pt;mso-wrap-distance-bottom:0.00pt;rotation:0;z-index:1;" stroked="false">
                 <w10:wrap type="square"/>
-                <v:imagedata r:id="rId22" o:title="" croptop="3356f" cropleft="2540f" cropbottom="6175f" cropright="2374f"/>
+                <v:imagedata r:id="rId23" o:title="" croptop="3356f" cropleft="2540f" cropbottom="6175f" cropright="2374f"/>
                 <o:lock v:ext="edit" rotation="t"/>
               </v:shape>
             </w:pict>
@@ -5069,7 +5375,7 @@
                         <pic:nvPr/>
                       </pic:nvPicPr>
                       <pic:blipFill rotWithShape="1">
-                        <a:blip r:embed="rId23"/>
+                        <a:blip r:embed="rId24"/>
                         <a:srcRect l="4045" t="5819" r="3920" b="7995"/>
                         <a:stretch/>
                       </pic:blipFill>
@@ -5111,7 +5417,7 @@
               </v:shapetype>
               <v:shape id="_x0000_i10" o:spid="_x0000_s10" type="#_x0000_t75" style="position:absolute;z-index:251681792;o:allowoverlap:true;o:allowincell:true;mso-position-horizontal-relative:text;margin-left:240.76pt;mso-position-horizontal:absolute;mso-position-vertical-relative:text;margin-top:4.19pt;mso-position-vertical:absolute;width:220.28pt;height:117.60pt;mso-wrap-distance-left:9.07pt;mso-wrap-distance-top:0.00pt;mso-wrap-distance-right:9.07pt;mso-wrap-distance-bottom:0.00pt;rotation:0;z-index:1;" stroked="false">
                 <w10:wrap type="square"/>
-                <v:imagedata r:id="rId23" o:title="" croptop="3814f" cropleft="2651f" cropbottom="5240f" cropright="2569f"/>
+                <v:imagedata r:id="rId24" o:title="" croptop="3814f" cropleft="2651f" cropbottom="5240f" cropright="2569f"/>
                 <o:lock v:ext="edit" rotation="t"/>
               </v:shape>
             </w:pict>
@@ -5148,7 +5454,7 @@
                         <pic:nvPr/>
                       </pic:nvPicPr>
                       <pic:blipFill rotWithShape="1">
-                        <a:blip r:embed="rId24"/>
+                        <a:blip r:embed="rId25"/>
                         <a:srcRect l="3947" t="4542" r="3263" b="6462"/>
                         <a:stretch/>
                       </pic:blipFill>
@@ -5190,7 +5496,7 @@
               </v:shapetype>
               <v:shape id="_x0000_i11" o:spid="_x0000_s11" type="#_x0000_t75" style="position:absolute;z-index:251687936;o:allowoverlap:true;o:allowincell:true;mso-position-horizontal-relative:text;margin-left:0.53pt;mso-position-horizontal:absolute;mso-position-vertical-relative:text;margin-top:179.50pt;mso-position-vertical:absolute;width:222.75pt;height:121.80pt;mso-wrap-distance-left:9.07pt;mso-wrap-distance-top:0.00pt;mso-wrap-distance-right:9.07pt;mso-wrap-distance-bottom:0.00pt;rotation:0;z-index:1;" stroked="false">
                 <w10:wrap type="square"/>
-                <v:imagedata r:id="rId24" o:title="" croptop="2977f" cropleft="2587f" cropbottom="4235f" cropright="2138f"/>
+                <v:imagedata r:id="rId25" o:title="" croptop="2977f" cropleft="2587f" cropbottom="4235f" cropright="2138f"/>
                 <o:lock v:ext="edit" rotation="t"/>
               </v:shape>
             </w:pict>
@@ -5227,7 +5533,7 @@
                         <pic:nvPr/>
                       </pic:nvPicPr>
                       <pic:blipFill rotWithShape="1">
-                        <a:blip r:embed="rId25"/>
+                        <a:blip r:embed="rId26"/>
                         <a:srcRect l="3931" t="6456" r="3930" b="7027"/>
                         <a:stretch/>
                       </pic:blipFill>
@@ -5269,7 +5575,7 @@
               </v:shapetype>
               <v:shape id="_x0000_i12" o:spid="_x0000_s12" type="#_x0000_t75" style="position:absolute;z-index:251686912;o:allowoverlap:true;o:allowincell:true;mso-position-horizontal-relative:text;margin-left:241.29pt;mso-position-horizontal:absolute;mso-position-vertical-relative:text;margin-top:179.50pt;mso-position-vertical:absolute;width:227.52pt;height:121.80pt;mso-wrap-distance-left:9.07pt;mso-wrap-distance-top:0.00pt;mso-wrap-distance-right:9.07pt;mso-wrap-distance-bottom:0.00pt;rotation:0;z-index:1;" stroked="false">
                 <w10:wrap type="square"/>
-                <v:imagedata r:id="rId25" o:title="" croptop="4231f" cropleft="2576f" cropbottom="4605f" cropright="2576f"/>
+                <v:imagedata r:id="rId26" o:title="" croptop="4231f" cropleft="2576f" cropbottom="4605f" cropright="2576f"/>
                 <o:lock v:ext="edit" rotation="t"/>
               </v:shape>
             </w:pict>
@@ -5383,7 +5689,7 @@
                         <pic:nvPr/>
                       </pic:nvPicPr>
                       <pic:blipFill rotWithShape="1">
-                        <a:blip r:embed="rId26"/>
+                        <a:blip r:embed="rId27"/>
                         <a:srcRect l="3655" t="5211" r="3879" b="8227"/>
                         <a:stretch/>
                       </pic:blipFill>
@@ -5425,7 +5731,7 @@
               </v:shapetype>
               <v:shape id="_x0000_i13" o:spid="_x0000_s13" type="#_x0000_t75" style="position:absolute;z-index:251685888;o:allowoverlap:true;o:allowincell:true;mso-position-horizontal-relative:text;margin-left:25.10pt;mso-position-horizontal:absolute;mso-position-vertical-relative:text;margin-top:10.27pt;mso-position-vertical:absolute;width:354.05pt;height:188.97pt;mso-wrap-distance-left:9.07pt;mso-wrap-distance-top:0.00pt;mso-wrap-distance-right:9.07pt;mso-wrap-distance-bottom:0.00pt;rotation:0;z-index:1;" stroked="false">
                 <w10:wrap type="square"/>
-                <v:imagedata r:id="rId26" o:title="" croptop="3415f" cropleft="2395f" cropbottom="5392f" cropright="2542f"/>
+                <v:imagedata r:id="rId27" o:title="" croptop="3415f" cropleft="2395f" cropbottom="5392f" cropright="2542f"/>
                 <o:lock v:ext="edit" rotation="t"/>
               </v:shape>
             </w:pict>
@@ -5827,7 +6133,7 @@
     </w:p>
     <w:p>
       <w:pPr>
-        <w:pStyle w:val="1236"/>
+        <w:pStyle w:val="1237"/>
         <w:pBdr/>
         <w:spacing/>
         <w:ind/>
@@ -5836,7 +6142,7 @@
         </w:rPr>
       </w:pPr>
       <w:r/>
-      <w:bookmarkStart w:id="8" w:name="_Toc8"/>
+      <w:bookmarkStart w:id="9" w:name="_Toc9"/>
       <w:r>
         <w:rPr>
           <w:highlight w:val="none"/>
@@ -5844,17 +6150,9 @@
         </w:rPr>
         <w:t xml:space="preserve">3.3 The Journals Menu (My Journals)</w:t>
       </w:r>
-      <w:r>
-        <w:rPr>
-          <w:lang w:val="en-GB"/>
-        </w:rPr>
-      </w:r>
-      <w:bookmarkEnd w:id="8"/>
-      <w:r>
-        <w:rPr>
-          <w:lang w:val="en-GB"/>
-        </w:rPr>
-      </w:r>
+      <w:r/>
+      <w:bookmarkEnd w:id="9"/>
+      <w:r/>
       <w:r>
         <w:rPr>
           <w:lang w:val="en-GB"/>
@@ -5901,7 +6199,7 @@
     </w:p>
     <w:p>
       <w:pPr>
-        <w:pStyle w:val="1436"/>
+        <w:pStyle w:val="1437"/>
         <w:numPr>
           <w:ilvl w:val="0"/>
           <w:numId w:val="119"/>
@@ -5967,7 +6265,7 @@
     </w:p>
     <w:p>
       <w:pPr>
-        <w:pStyle w:val="1436"/>
+        <w:pStyle w:val="1437"/>
         <w:numPr>
           <w:ilvl w:val="0"/>
           <w:numId w:val="119"/>
@@ -6019,7 +6317,7 @@
     </w:p>
     <w:p>
       <w:pPr>
-        <w:pStyle w:val="1436"/>
+        <w:pStyle w:val="1437"/>
         <w:numPr>
           <w:ilvl w:val="1"/>
           <w:numId w:val="119"/>
@@ -6055,7 +6353,7 @@
     </w:p>
     <w:p>
       <w:pPr>
-        <w:pStyle w:val="1436"/>
+        <w:pStyle w:val="1437"/>
         <w:numPr>
           <w:ilvl w:val="0"/>
           <w:numId w:val="119"/>
@@ -6121,7 +6419,7 @@
     </w:p>
     <w:p>
       <w:pPr>
-        <w:pStyle w:val="1436"/>
+        <w:pStyle w:val="1437"/>
         <w:numPr>
           <w:ilvl w:val="0"/>
           <w:numId w:val="119"/>
@@ -6174,7 +6472,7 @@
     </w:p>
     <w:p>
       <w:pPr>
-        <w:pStyle w:val="1436"/>
+        <w:pStyle w:val="1437"/>
         <w:numPr>
           <w:ilvl w:val="0"/>
           <w:numId w:val="119"/>
@@ -6363,7 +6661,7 @@
                         <pic:nvPr/>
                       </pic:nvPicPr>
                       <pic:blipFill rotWithShape="1">
-                        <a:blip r:embed="rId27"/>
+                        <a:blip r:embed="rId28"/>
                         <a:stretch/>
                       </pic:blipFill>
                       <pic:spPr bwMode="auto">
@@ -6404,7 +6702,7 @@
               </v:shapetype>
               <v:shape id="_x0000_i14" o:spid="_x0000_s14" type="#_x0000_t75" style="position:absolute;z-index:251694080;o:allowoverlap:true;o:allowincell:true;mso-position-horizontal-relative:text;margin-left:245.34pt;mso-position-horizontal:absolute;mso-position-vertical-relative:text;margin-top:133.29pt;mso-position-vertical:absolute;width:196.77pt;height:112.18pt;mso-wrap-distance-left:9.07pt;mso-wrap-distance-top:0.00pt;mso-wrap-distance-right:9.07pt;mso-wrap-distance-bottom:0.00pt;z-index:1;" stroked="false">
                 <w10:wrap type="square"/>
-                <v:imagedata r:id="rId27" o:title=""/>
+                <v:imagedata r:id="rId28" o:title=""/>
                 <o:lock v:ext="edit" rotation="t"/>
               </v:shape>
             </w:pict>
@@ -6445,7 +6743,7 @@
                         <pic:nvPr/>
                       </pic:nvPicPr>
                       <pic:blipFill rotWithShape="1">
-                        <a:blip r:embed="rId28"/>
+                        <a:blip r:embed="rId29"/>
                         <a:stretch/>
                       </pic:blipFill>
                       <pic:spPr bwMode="auto">
@@ -6486,7 +6784,7 @@
               </v:shapetype>
               <v:shape id="_x0000_i15" o:spid="_x0000_s15" type="#_x0000_t75" style="position:absolute;z-index:251693056;o:allowoverlap:true;o:allowincell:true;mso-position-horizontal-relative:text;margin-left:0.00pt;mso-position-horizontal:absolute;mso-position-vertical-relative:text;margin-top:143.07pt;mso-position-vertical:absolute;width:233.80pt;height:133.29pt;mso-wrap-distance-left:9.07pt;mso-wrap-distance-top:0.00pt;mso-wrap-distance-right:9.07pt;mso-wrap-distance-bottom:0.00pt;z-index:1;" stroked="false">
                 <w10:wrap type="square"/>
-                <v:imagedata r:id="rId28" o:title=""/>
+                <v:imagedata r:id="rId29" o:title=""/>
                 <o:lock v:ext="edit" rotation="t"/>
               </v:shape>
             </w:pict>
@@ -6521,7 +6819,7 @@
                         <pic:nvPr/>
                       </pic:nvPicPr>
                       <pic:blipFill rotWithShape="1">
-                        <a:blip r:embed="rId29"/>
+                        <a:blip r:embed="rId30"/>
                         <a:stretch/>
                       </pic:blipFill>
                       <pic:spPr bwMode="auto">
@@ -6562,7 +6860,7 @@
               </v:shapetype>
               <v:shape id="_x0000_i16" o:spid="_x0000_s16" type="#_x0000_t75" style="position:absolute;z-index:251692032;o:allowoverlap:true;o:allowincell:true;mso-position-horizontal-relative:text;margin-left:245.34pt;mso-position-horizontal:absolute;mso-position-vertical-relative:text;margin-top:8.09pt;mso-position-vertical:absolute;width:208.21pt;height:117.12pt;mso-wrap-distance-left:9.07pt;mso-wrap-distance-top:0.00pt;mso-wrap-distance-right:9.07pt;mso-wrap-distance-bottom:0.00pt;z-index:1;" stroked="false">
                 <w10:wrap type="square"/>
-                <v:imagedata r:id="rId29" o:title=""/>
+                <v:imagedata r:id="rId30" o:title=""/>
                 <o:lock v:ext="edit" rotation="t"/>
               </v:shape>
             </w:pict>
@@ -6603,7 +6901,7 @@
                         <pic:nvPr/>
                       </pic:nvPicPr>
                       <pic:blipFill rotWithShape="1">
-                        <a:blip r:embed="rId30"/>
+                        <a:blip r:embed="rId31"/>
                         <a:stretch/>
                       </pic:blipFill>
                       <pic:spPr bwMode="auto">
@@ -6644,7 +6942,7 @@
               </v:shapetype>
               <v:shape id="_x0000_i17" o:spid="_x0000_s17" type="#_x0000_t75" style="position:absolute;z-index:251691008;o:allowoverlap:true;o:allowincell:true;mso-position-horizontal-relative:text;margin-left:0.00pt;mso-position-horizontal:absolute;mso-position-vertical-relative:text;margin-top:0.00pt;mso-position-vertical:absolute;width:233.80pt;height:133.29pt;mso-wrap-distance-left:9.07pt;mso-wrap-distance-top:0.00pt;mso-wrap-distance-right:9.07pt;mso-wrap-distance-bottom:0.00pt;z-index:1;" stroked="false">
                 <w10:wrap type="square"/>
-                <v:imagedata r:id="rId30" o:title=""/>
+                <v:imagedata r:id="rId31" o:title=""/>
                 <o:lock v:ext="edit" rotation="t"/>
               </v:shape>
             </w:pict>
@@ -6741,7 +7039,7 @@
                         <pic:nvPr/>
                       </pic:nvPicPr>
                       <pic:blipFill rotWithShape="1">
-                        <a:blip r:embed="rId31"/>
+                        <a:blip r:embed="rId32"/>
                         <a:stretch/>
                       </pic:blipFill>
                       <pic:spPr bwMode="auto">
@@ -6782,7 +7080,7 @@
               </v:shapetype>
               <v:shape id="_x0000_i18" o:spid="_x0000_s18" type="#_x0000_t75" style="position:absolute;z-index:251701248;o:allowoverlap:true;o:allowincell:true;mso-position-horizontal-relative:text;margin-left:212.60pt;mso-position-horizontal:absolute;mso-position-vertical-relative:text;margin-top:20.19pt;mso-position-vertical:absolute;width:238.91pt;height:136.21pt;mso-wrap-distance-left:9.07pt;mso-wrap-distance-top:0.00pt;mso-wrap-distance-right:9.07pt;mso-wrap-distance-bottom:0.00pt;z-index:1;" stroked="false">
                 <w10:wrap type="square"/>
-                <v:imagedata r:id="rId31" o:title=""/>
+                <v:imagedata r:id="rId32" o:title=""/>
                 <o:lock v:ext="edit" rotation="t"/>
               </v:shape>
             </w:pict>
@@ -6819,7 +7117,7 @@
                         <pic:nvPr/>
                       </pic:nvPicPr>
                       <pic:blipFill rotWithShape="1">
-                        <a:blip r:embed="rId32"/>
+                        <a:blip r:embed="rId33"/>
                         <a:stretch/>
                       </pic:blipFill>
                       <pic:spPr bwMode="auto">
@@ -6860,7 +7158,7 @@
               </v:shapetype>
               <v:shape id="_x0000_i19" o:spid="_x0000_s19" type="#_x0000_t75" style="position:absolute;z-index:251698176;o:allowoverlap:true;o:allowincell:true;mso-position-horizontal-relative:text;margin-left:-3.93pt;mso-position-horizontal:absolute;mso-position-vertical-relative:text;margin-top:20.19pt;mso-position-vertical:absolute;width:203.98pt;height:116.29pt;mso-wrap-distance-left:9.07pt;mso-wrap-distance-top:0.00pt;mso-wrap-distance-right:9.07pt;mso-wrap-distance-bottom:0.00pt;z-index:1;" stroked="false">
                 <w10:wrap type="square"/>
-                <v:imagedata r:id="rId32" o:title=""/>
+                <v:imagedata r:id="rId33" o:title=""/>
                 <o:lock v:ext="edit" rotation="t"/>
               </v:shape>
             </w:pict>
@@ -7063,7 +7361,7 @@
     </w:p>
     <w:p>
       <w:pPr>
-        <w:pStyle w:val="1236"/>
+        <w:pStyle w:val="1237"/>
         <w:pBdr/>
         <w:spacing/>
         <w:ind/>
@@ -7072,7 +7370,7 @@
         </w:rPr>
       </w:pPr>
       <w:r/>
-      <w:bookmarkStart w:id="9" w:name="_Toc9"/>
+      <w:bookmarkStart w:id="10" w:name="_Toc10"/>
       <w:r>
         <w:rPr>
           <w:highlight w:val="none"/>
@@ -7090,17 +7388,9 @@
         </w:rPr>
         <w:t xml:space="preserve">)</w:t>
       </w:r>
-      <w:r>
-        <w:rPr>
-          <w:lang w:val="en-GB"/>
-        </w:rPr>
-      </w:r>
-      <w:bookmarkEnd w:id="9"/>
-      <w:r>
-        <w:rPr>
-          <w:lang w:val="en-GB"/>
-        </w:rPr>
-      </w:r>
+      <w:r/>
+      <w:bookmarkEnd w:id="10"/>
+      <w:r/>
       <w:r>
         <w:rPr>
           <w:lang w:val="en-GB"/>
@@ -7179,7 +7469,7 @@
     </w:p>
     <w:p>
       <w:pPr>
-        <w:pStyle w:val="1436"/>
+        <w:pStyle w:val="1437"/>
         <w:numPr>
           <w:ilvl w:val="0"/>
           <w:numId w:val="120"/>
@@ -7239,7 +7529,7 @@
     </w:p>
     <w:p>
       <w:pPr>
-        <w:pStyle w:val="1436"/>
+        <w:pStyle w:val="1437"/>
         <w:numPr>
           <w:ilvl w:val="0"/>
           <w:numId w:val="120"/>
@@ -7292,7 +7582,7 @@
     </w:p>
     <w:p>
       <w:pPr>
-        <w:pStyle w:val="1436"/>
+        <w:pStyle w:val="1437"/>
         <w:numPr>
           <w:ilvl w:val="0"/>
           <w:numId w:val="120"/>
@@ -7391,7 +7681,7 @@
     </w:p>
     <w:p>
       <w:pPr>
-        <w:pStyle w:val="1436"/>
+        <w:pStyle w:val="1437"/>
         <w:numPr>
           <w:ilvl w:val="0"/>
           <w:numId w:val="120"/>
@@ -7443,7 +7733,7 @@
     </w:p>
     <w:p>
       <w:pPr>
-        <w:pStyle w:val="1436"/>
+        <w:pStyle w:val="1437"/>
         <w:numPr>
           <w:ilvl w:val="0"/>
           <w:numId w:val="120"/>
@@ -7496,7 +7786,7 @@
     </w:p>
     <w:p>
       <w:pPr>
-        <w:pStyle w:val="1436"/>
+        <w:pStyle w:val="1437"/>
         <w:numPr>
           <w:ilvl w:val="0"/>
           <w:numId w:val="120"/>
@@ -7563,7 +7853,7 @@
     </w:p>
     <w:p>
       <w:pPr>
-        <w:pStyle w:val="1436"/>
+        <w:pStyle w:val="1437"/>
         <w:numPr>
           <w:ilvl w:val="1"/>
           <w:numId w:val="120"/>
@@ -7599,7 +7889,7 @@
     </w:p>
     <w:p>
       <w:pPr>
-        <w:pStyle w:val="1436"/>
+        <w:pStyle w:val="1437"/>
         <w:numPr>
           <w:ilvl w:val="1"/>
           <w:numId w:val="120"/>
@@ -7635,7 +7925,7 @@
     </w:p>
     <w:p>
       <w:pPr>
-        <w:pStyle w:val="1436"/>
+        <w:pStyle w:val="1437"/>
         <w:numPr>
           <w:ilvl w:val="1"/>
           <w:numId w:val="120"/>
@@ -7665,7 +7955,7 @@
     </w:p>
     <w:p>
       <w:pPr>
-        <w:pStyle w:val="1436"/>
+        <w:pStyle w:val="1437"/>
         <w:numPr>
           <w:ilvl w:val="0"/>
           <w:numId w:val="120"/>
@@ -7780,84 +8070,6 @@
                     <pic:pic xmlns:pic="http://schemas.openxmlformats.org/drawingml/2006/picture">
                       <pic:nvPicPr>
                         <pic:cNvPr id="506142444" name=""/>
-                        <pic:cNvPicPr>
-                          <a:picLocks noChangeAspect="1"/>
-                        </pic:cNvPicPr>
-                        <pic:nvPr/>
-                      </pic:nvPicPr>
-                      <pic:blipFill rotWithShape="1">
-                        <a:blip r:embed="rId33"/>
-                        <a:stretch/>
-                      </pic:blipFill>
-                      <pic:spPr bwMode="auto">
-                        <a:xfrm flipH="0" flipV="0">
-                          <a:off x="0" y="0"/>
-                          <a:ext cx="2694092" cy="1535969"/>
-                        </a:xfrm>
-                        <a:prstGeom prst="rect">
-                          <a:avLst/>
-                        </a:prstGeom>
-                      </pic:spPr>
-                    </pic:pic>
-                  </a:graphicData>
-                </a:graphic>
-              </wp:anchor>
-            </w:drawing>
-          </mc:Choice>
-          <mc:Fallback>
-            <w:pict>
-              <v:shapetype id="_x0000_t75" coordsize="21600,21600" o:spt="75" o:preferrelative="t" path="m@4@5l@4@11@9@11@9@5xe" filled="f" stroked="f">
-                <v:stroke joinstyle="miter"/>
-                <v:formulas>
-                  <v:f eqn="if lineDrawn pixelLineWidth 0"/>
-                  <v:f eqn="sum @0 1 0"/>
-                  <v:f eqn="sum 0 0 @1"/>
-                  <v:f eqn="prod @2 1 2"/>
-                  <v:f eqn="prod @3 21600 pixelWidth"/>
-                  <v:f eqn="prod @3 21600 pixelHeight"/>
-                  <v:f eqn="sum @0 0 1"/>
-                  <v:f eqn="prod @6 1 2"/>
-                  <v:f eqn="prod @7 21600 pixelWidth"/>
-                  <v:f eqn="sum @8 21600 0"/>
-                  <v:f eqn="prod @7 21600 pixelHeight"/>
-                  <v:f eqn="sum @10 21600 0"/>
-                </v:formulas>
-                <v:path o:extrusionok="f" gradientshapeok="t" o:connecttype="rect"/>
-                <o:lock v:ext="edit" aspectratio="t"/>
-              </v:shapetype>
-              <v:shape id="_x0000_i20" o:spid="_x0000_s20" type="#_x0000_t75" style="position:absolute;z-index:251705344;o:allowoverlap:true;o:allowincell:true;mso-position-horizontal-relative:text;margin-left:0.00pt;mso-position-horizontal:absolute;mso-position-vertical-relative:text;margin-top:0.00pt;mso-position-vertical:absolute;width:212.13pt;height:120.94pt;mso-wrap-distance-left:9.07pt;mso-wrap-distance-top:0.00pt;mso-wrap-distance-right:9.07pt;mso-wrap-distance-bottom:0.00pt;z-index:1;" stroked="false">
-                <w10:wrap type="square"/>
-                <v:imagedata r:id="rId33" o:title=""/>
-                <o:lock v:ext="edit" rotation="t"/>
-              </v:shape>
-            </w:pict>
-          </mc:Fallback>
-        </mc:AlternateContent>
-      </w:r>
-      <w:r>
-        <mc:AlternateContent>
-          <mc:Choice Requires="wpg">
-            <w:drawing>
-              <wp:anchor xmlns:wp="http://schemas.openxmlformats.org/drawingml/2006/wordprocessingDrawing" xmlns:wp14="http://schemas.microsoft.com/office/word/2010/wordprocessingDrawing" distT="0" distB="0" distL="115200" distR="115200" simplePos="0" relativeHeight="251707392" behindDoc="0" locked="0" layoutInCell="1" allowOverlap="1">
-                <wp:simplePos x="0" y="0"/>
-                <wp:positionH relativeFrom="column">
-                  <wp:posOffset>3065992</wp:posOffset>
-                </wp:positionH>
-                <wp:positionV relativeFrom="paragraph">
-                  <wp:posOffset>260882</wp:posOffset>
-                </wp:positionV>
-                <wp:extent cx="2694093" cy="1535969"/>
-                <wp:effectExtent l="0" t="0" r="0" b="0"/>
-                <wp:wrapSquare wrapText="bothSides"/>
-                <wp:docPr id="22" name=""/>
-                <wp:cNvGraphicFramePr>
-                  <a:graphicFrameLocks xmlns:a="http://schemas.openxmlformats.org/drawingml/2006/main" noChangeAspect="1"/>
-                </wp:cNvGraphicFramePr>
-                <a:graphic xmlns:a="http://schemas.openxmlformats.org/drawingml/2006/main">
-                  <a:graphicData uri="http://schemas.openxmlformats.org/drawingml/2006/picture">
-                    <pic:pic xmlns:pic="http://schemas.openxmlformats.org/drawingml/2006/picture">
-                      <pic:nvPicPr>
-                        <pic:cNvPr id="1269757556" name=""/>
                         <pic:cNvPicPr>
                           <a:picLocks noChangeAspect="1"/>
                         </pic:cNvPicPr>
@@ -7903,9 +8115,87 @@
                 <v:path o:extrusionok="f" gradientshapeok="t" o:connecttype="rect"/>
                 <o:lock v:ext="edit" aspectratio="t"/>
               </v:shapetype>
+              <v:shape id="_x0000_i20" o:spid="_x0000_s20" type="#_x0000_t75" style="position:absolute;z-index:251705344;o:allowoverlap:true;o:allowincell:true;mso-position-horizontal-relative:text;margin-left:0.00pt;mso-position-horizontal:absolute;mso-position-vertical-relative:text;margin-top:0.00pt;mso-position-vertical:absolute;width:212.13pt;height:120.94pt;mso-wrap-distance-left:9.07pt;mso-wrap-distance-top:0.00pt;mso-wrap-distance-right:9.07pt;mso-wrap-distance-bottom:0.00pt;z-index:1;" stroked="false">
+                <w10:wrap type="square"/>
+                <v:imagedata r:id="rId34" o:title=""/>
+                <o:lock v:ext="edit" rotation="t"/>
+              </v:shape>
+            </w:pict>
+          </mc:Fallback>
+        </mc:AlternateContent>
+      </w:r>
+      <w:r>
+        <mc:AlternateContent>
+          <mc:Choice Requires="wpg">
+            <w:drawing>
+              <wp:anchor xmlns:wp="http://schemas.openxmlformats.org/drawingml/2006/wordprocessingDrawing" xmlns:wp14="http://schemas.microsoft.com/office/word/2010/wordprocessingDrawing" distT="0" distB="0" distL="115200" distR="115200" simplePos="0" relativeHeight="251707392" behindDoc="0" locked="0" layoutInCell="1" allowOverlap="1">
+                <wp:simplePos x="0" y="0"/>
+                <wp:positionH relativeFrom="column">
+                  <wp:posOffset>3065992</wp:posOffset>
+                </wp:positionH>
+                <wp:positionV relativeFrom="paragraph">
+                  <wp:posOffset>260882</wp:posOffset>
+                </wp:positionV>
+                <wp:extent cx="2694093" cy="1535969"/>
+                <wp:effectExtent l="0" t="0" r="0" b="0"/>
+                <wp:wrapSquare wrapText="bothSides"/>
+                <wp:docPr id="22" name=""/>
+                <wp:cNvGraphicFramePr>
+                  <a:graphicFrameLocks xmlns:a="http://schemas.openxmlformats.org/drawingml/2006/main" noChangeAspect="1"/>
+                </wp:cNvGraphicFramePr>
+                <a:graphic xmlns:a="http://schemas.openxmlformats.org/drawingml/2006/main">
+                  <a:graphicData uri="http://schemas.openxmlformats.org/drawingml/2006/picture">
+                    <pic:pic xmlns:pic="http://schemas.openxmlformats.org/drawingml/2006/picture">
+                      <pic:nvPicPr>
+                        <pic:cNvPr id="1269757556" name=""/>
+                        <pic:cNvPicPr>
+                          <a:picLocks noChangeAspect="1"/>
+                        </pic:cNvPicPr>
+                        <pic:nvPr/>
+                      </pic:nvPicPr>
+                      <pic:blipFill rotWithShape="1">
+                        <a:blip r:embed="rId35"/>
+                        <a:stretch/>
+                      </pic:blipFill>
+                      <pic:spPr bwMode="auto">
+                        <a:xfrm flipH="0" flipV="0">
+                          <a:off x="0" y="0"/>
+                          <a:ext cx="2694092" cy="1535969"/>
+                        </a:xfrm>
+                        <a:prstGeom prst="rect">
+                          <a:avLst/>
+                        </a:prstGeom>
+                      </pic:spPr>
+                    </pic:pic>
+                  </a:graphicData>
+                </a:graphic>
+              </wp:anchor>
+            </w:drawing>
+          </mc:Choice>
+          <mc:Fallback>
+            <w:pict>
+              <v:shapetype id="_x0000_t75" coordsize="21600,21600" o:spt="75" o:preferrelative="t" path="m@4@5l@4@11@9@11@9@5xe" filled="f" stroked="f">
+                <v:stroke joinstyle="miter"/>
+                <v:formulas>
+                  <v:f eqn="if lineDrawn pixelLineWidth 0"/>
+                  <v:f eqn="sum @0 1 0"/>
+                  <v:f eqn="sum 0 0 @1"/>
+                  <v:f eqn="prod @2 1 2"/>
+                  <v:f eqn="prod @3 21600 pixelWidth"/>
+                  <v:f eqn="prod @3 21600 pixelHeight"/>
+                  <v:f eqn="sum @0 0 1"/>
+                  <v:f eqn="prod @6 1 2"/>
+                  <v:f eqn="prod @7 21600 pixelWidth"/>
+                  <v:f eqn="sum @8 21600 0"/>
+                  <v:f eqn="prod @7 21600 pixelHeight"/>
+                  <v:f eqn="sum @10 21600 0"/>
+                </v:formulas>
+                <v:path o:extrusionok="f" gradientshapeok="t" o:connecttype="rect"/>
+                <o:lock v:ext="edit" aspectratio="t"/>
+              </v:shapetype>
               <v:shape id="_x0000_i21" o:spid="_x0000_s21" type="#_x0000_t75" style="position:absolute;z-index:251707392;o:allowoverlap:true;o:allowincell:true;mso-position-horizontal-relative:text;margin-left:241.42pt;mso-position-horizontal:absolute;mso-position-vertical-relative:text;margin-top:20.54pt;mso-position-vertical:absolute;width:212.13pt;height:120.94pt;mso-wrap-distance-left:9.07pt;mso-wrap-distance-top:0.00pt;mso-wrap-distance-right:9.07pt;mso-wrap-distance-bottom:0.00pt;z-index:1;" stroked="false">
                 <w10:wrap type="square"/>
-                <v:imagedata r:id="rId34" o:title=""/>
+                <v:imagedata r:id="rId35" o:title=""/>
                 <o:lock v:ext="edit" rotation="t"/>
               </v:shape>
             </w:pict>
@@ -8000,7 +8290,7 @@
                         <pic:nvPr/>
                       </pic:nvPicPr>
                       <pic:blipFill rotWithShape="1">
-                        <a:blip r:embed="rId35"/>
+                        <a:blip r:embed="rId36"/>
                         <a:stretch/>
                       </pic:blipFill>
                       <pic:spPr bwMode="auto">
@@ -8041,7 +8331,7 @@
               </v:shapetype>
               <v:shape id="_x0000_i22" o:spid="_x0000_s22" type="#_x0000_t75" style="position:absolute;z-index:251709440;o:allowoverlap:true;o:allowincell:true;mso-position-horizontal-relative:text;margin-left:0.00pt;mso-position-horizontal:absolute;mso-position-vertical-relative:text;margin-top:8.52pt;mso-position-vertical:absolute;width:228.32pt;height:130.17pt;mso-wrap-distance-left:9.07pt;mso-wrap-distance-top:0.00pt;mso-wrap-distance-right:9.07pt;mso-wrap-distance-bottom:0.00pt;z-index:1;" stroked="false">
                 <w10:wrap type="square"/>
-                <v:imagedata r:id="rId35" o:title=""/>
+                <v:imagedata r:id="rId36" o:title=""/>
                 <o:lock v:ext="edit" rotation="t"/>
               </v:shape>
             </w:pict>
@@ -8136,7 +8426,7 @@
                         <pic:nvPr/>
                       </pic:nvPicPr>
                       <pic:blipFill rotWithShape="1">
-                        <a:blip r:embed="rId36"/>
+                        <a:blip r:embed="rId37"/>
                         <a:stretch/>
                       </pic:blipFill>
                       <pic:spPr bwMode="auto">
@@ -8177,7 +8467,7 @@
               </v:shapetype>
               <v:shape id="_x0000_i23" o:spid="_x0000_s23" type="#_x0000_t75" style="position:absolute;z-index:251713536;o:allowoverlap:true;o:allowincell:true;mso-position-horizontal-relative:text;margin-left:0.00pt;mso-position-horizontal:absolute;mso-position-vertical-relative:text;margin-top:148.01pt;mso-position-vertical:absolute;width:257.92pt;height:147.04pt;mso-wrap-distance-left:9.07pt;mso-wrap-distance-top:0.00pt;mso-wrap-distance-right:9.07pt;mso-wrap-distance-bottom:0.00pt;z-index:1;" stroked="false">
                 <w10:wrap type="square"/>
-                <v:imagedata r:id="rId36" o:title=""/>
+                <v:imagedata r:id="rId37" o:title=""/>
                 <o:lock v:ext="edit" rotation="t"/>
               </v:shape>
             </w:pict>
@@ -8214,7 +8504,7 @@
                         <pic:nvPr/>
                       </pic:nvPicPr>
                       <pic:blipFill rotWithShape="1">
-                        <a:blip r:embed="rId37"/>
+                        <a:blip r:embed="rId38"/>
                         <a:stretch/>
                       </pic:blipFill>
                       <pic:spPr bwMode="auto">
@@ -8255,7 +8545,7 @@
               </v:shapetype>
               <v:shape id="_x0000_i24" o:spid="_x0000_s24" type="#_x0000_t75" style="position:absolute;z-index:251711488;o:allowoverlap:true;o:allowincell:true;mso-position-horizontal-relative:text;margin-left:257.92pt;mso-position-horizontal:absolute;mso-position-vertical-relative:text;margin-top:12.21pt;mso-position-vertical:absolute;width:238.20pt;height:135.80pt;mso-wrap-distance-left:9.07pt;mso-wrap-distance-top:0.00pt;mso-wrap-distance-right:9.07pt;mso-wrap-distance-bottom:0.00pt;z-index:1;" stroked="false">
                 <w10:wrap type="square"/>
-                <v:imagedata r:id="rId37" o:title=""/>
+                <v:imagedata r:id="rId38" o:title=""/>
                 <o:lock v:ext="edit" rotation="t"/>
               </v:shape>
             </w:pict>
@@ -8517,7 +8807,7 @@
     </w:p>
     <w:p>
       <w:pPr>
-        <w:pStyle w:val="1235"/>
+        <w:pStyle w:val="1236"/>
         <w:pBdr/>
         <w:spacing/>
         <w:ind/>
@@ -8526,7 +8816,7 @@
         </w:rPr>
       </w:pPr>
       <w:r/>
-      <w:bookmarkStart w:id="10" w:name="_Toc10"/>
+      <w:bookmarkStart w:id="11" w:name="_Toc11"/>
       <w:r>
         <w:rPr>
           <w:highlight w:val="none"/>
@@ -8541,17 +8831,9 @@
         </w:rPr>
         <w:t xml:space="preserve">Average Calculation Logic</w:t>
       </w:r>
-      <w:r>
-        <w:rPr>
-          <w:lang w:val="en-GB"/>
-        </w:rPr>
-      </w:r>
-      <w:bookmarkEnd w:id="10"/>
-      <w:r>
-        <w:rPr>
-          <w:lang w:val="en-GB"/>
-        </w:rPr>
-      </w:r>
+      <w:r/>
+      <w:bookmarkEnd w:id="11"/>
+      <w:r/>
       <w:r>
         <w:rPr>
           <w:lang w:val="en-GB"/>
@@ -8604,7 +8886,7 @@
     </w:p>
     <w:p>
       <w:pPr>
-        <w:pStyle w:val="1436"/>
+        <w:pStyle w:val="1437"/>
         <w:numPr>
           <w:ilvl w:val="0"/>
           <w:numId w:val="121"/>
@@ -8644,7 +8926,7 @@
     </w:p>
     <w:p>
       <w:pPr>
-        <w:pStyle w:val="1436"/>
+        <w:pStyle w:val="1437"/>
         <w:numPr>
           <w:ilvl w:val="0"/>
           <w:numId w:val="121"/>
@@ -8743,7 +9025,7 @@
     </w:p>
     <w:p>
       <w:pPr>
-        <w:pStyle w:val="1235"/>
+        <w:pStyle w:val="1236"/>
         <w:pBdr/>
         <w:spacing/>
         <w:ind/>
@@ -8752,7 +9034,7 @@
         </w:rPr>
       </w:pPr>
       <w:r/>
-      <w:bookmarkStart w:id="11" w:name="_Toc11"/>
+      <w:bookmarkStart w:id="12" w:name="_Toc12"/>
       <w:r>
         <w:rPr>
           <w:highlight w:val="none"/>
@@ -8763,17 +9045,9 @@
       <w:r>
         <w:t xml:space="preserve">Limitations regarding attached PDF files</w:t>
       </w:r>
-      <w:r>
-        <w:rPr>
-          <w:highlight w:val="none"/>
-        </w:rPr>
-      </w:r>
-      <w:bookmarkEnd w:id="11"/>
-      <w:r>
-        <w:rPr>
-          <w:highlight w:val="none"/>
-        </w:rPr>
-      </w:r>
+      <w:r/>
+      <w:bookmarkEnd w:id="12"/>
+      <w:r/>
       <w:r>
         <w:rPr>
           <w:highlight w:val="none"/>
@@ -8825,7 +9099,7 @@
     </w:p>
     <w:p>
       <w:pPr>
-        <w:pStyle w:val="1436"/>
+        <w:pStyle w:val="1437"/>
         <w:numPr>
           <w:ilvl w:val="0"/>
           <w:numId w:val="123"/>
@@ -8860,7 +9134,7 @@
     </w:p>
     <w:p>
       <w:pPr>
-        <w:pStyle w:val="1436"/>
+        <w:pStyle w:val="1437"/>
         <w:numPr>
           <w:ilvl w:val="0"/>
           <w:numId w:val="123"/>
@@ -8911,7 +9185,7 @@
     </w:p>
     <w:p>
       <w:pPr>
-        <w:pStyle w:val="1235"/>
+        <w:pStyle w:val="1236"/>
         <w:pBdr/>
         <w:spacing/>
         <w:ind/>
@@ -8921,27 +9195,17 @@
         </w:rPr>
       </w:pPr>
       <w:r/>
-      <w:bookmarkStart w:id="12" w:name="_Toc12"/>
-      <w:r>
-        <w:rPr>
-          <w:rStyle w:val="1428"/>
+      <w:bookmarkStart w:id="13" w:name="_Toc13"/>
+      <w:r>
+        <w:rPr>
+          <w:rStyle w:val="1429"/>
           <w:lang w:val="fr-CH" w:bidi="fr-CH"/>
         </w:rPr>
         <w:t xml:space="preserve">6. Data Backup and Security</w:t>
       </w:r>
-      <w:r>
-        <w:rPr>
-          <w:highlight w:val="none"/>
-          <w:lang w:val="fr-CH"/>
-        </w:rPr>
-      </w:r>
-      <w:bookmarkEnd w:id="12"/>
-      <w:r>
-        <w:rPr>
-          <w:highlight w:val="none"/>
-          <w:lang w:val="fr-CH"/>
-        </w:rPr>
-      </w:r>
+      <w:r/>
+      <w:bookmarkEnd w:id="13"/>
+      <w:r/>
       <w:r>
         <w:rPr>
           <w:highlight w:val="none"/>
@@ -8990,7 +9254,7 @@
     </w:p>
     <w:p>
       <w:pPr>
-        <w:pStyle w:val="1436"/>
+        <w:pStyle w:val="1437"/>
         <w:numPr>
           <w:ilvl w:val="0"/>
           <w:numId w:val="122"/>
@@ -9033,7 +9297,7 @@
     </w:p>
     <w:p>
       <w:pPr>
-        <w:pStyle w:val="1436"/>
+        <w:pStyle w:val="1437"/>
         <w:numPr>
           <w:ilvl w:val="0"/>
           <w:numId w:val="122"/>
@@ -9084,7 +9348,7 @@
     </w:p>
     <w:p>
       <w:pPr>
-        <w:pStyle w:val="1436"/>
+        <w:pStyle w:val="1437"/>
         <w:numPr>
           <w:ilvl w:val="0"/>
           <w:numId w:val="122"/>
@@ -9160,7 +9424,7 @@
     </w:p>
     <w:p>
       <w:pPr>
-        <w:pStyle w:val="1235"/>
+        <w:pStyle w:val="1236"/>
         <w:pBdr/>
         <w:spacing/>
         <w:ind/>
@@ -9170,7 +9434,7 @@
         </w:rPr>
       </w:pPr>
       <w:r/>
-      <w:bookmarkStart w:id="13" w:name="_Toc13"/>
+      <w:bookmarkStart w:id="14" w:name="_Toc14"/>
       <w:r>
         <w:rPr>
           <w:highlight w:val="none"/>
@@ -9185,19 +9449,9 @@
         </w:rPr>
         <w:t xml:space="preserve">oftware License (GPLv3-only)</w:t>
       </w:r>
-      <w:r>
-        <w:rPr>
-          <w:lang w:val="fr-CH"/>
-          <w14:ligatures w14:val="none"/>
-        </w:rPr>
-      </w:r>
-      <w:bookmarkEnd w:id="13"/>
-      <w:r>
-        <w:rPr>
-          <w:lang w:val="fr-CH"/>
-          <w14:ligatures w14:val="none"/>
-        </w:rPr>
-      </w:r>
+      <w:r/>
+      <w:bookmarkEnd w:id="14"/>
+      <w:r/>
       <w:r>
         <w:rPr>
           <w:lang w:val="fr-CH"/>
@@ -9261,7 +9515,7 @@
     </w:p>
     <w:p>
       <w:pPr>
-        <w:pStyle w:val="1436"/>
+        <w:pStyle w:val="1437"/>
         <w:numPr>
           <w:ilvl w:val="0"/>
           <w:numId w:val="126"/>
@@ -9294,7 +9548,7 @@
     </w:p>
     <w:p>
       <w:pPr>
-        <w:pStyle w:val="1436"/>
+        <w:pStyle w:val="1437"/>
         <w:numPr>
           <w:ilvl w:val="0"/>
           <w:numId w:val="126"/>
@@ -9327,7 +9581,7 @@
     </w:p>
     <w:p>
       <w:pPr>
-        <w:pStyle w:val="1436"/>
+        <w:pStyle w:val="1437"/>
         <w:numPr>
           <w:ilvl w:val="0"/>
           <w:numId w:val="126"/>
@@ -9360,7 +9614,7 @@
     </w:p>
     <w:p>
       <w:pPr>
-        <w:pStyle w:val="1436"/>
+        <w:pStyle w:val="1437"/>
         <w:numPr>
           <w:ilvl w:val="0"/>
           <w:numId w:val="126"/>
@@ -9542,7 +9796,7 @@
         <w:sdtContent>
           <w:p>
             <w:pPr>
-              <w:pStyle w:val="1426"/>
+              <w:pStyle w:val="1427"/>
               <w:pBdr>
                 <w:bottom w:val="single" w:color="000000" w:sz="6" w:space="0"/>
               </w:pBdr>
@@ -9556,7 +9810,7 @@
           </w:p>
           <w:p>
             <w:pPr>
-              <w:pStyle w:val="1426"/>
+              <w:pStyle w:val="1427"/>
               <w:pBdr/>
               <w:spacing/>
               <w:ind/>
@@ -9737,7 +9991,7 @@
                 <w:szCs w:val="24"/>
                 <w:lang w:val="fr-CH"/>
               </w:rPr>
-              <w:t xml:space="preserve">02.06.26</w:t>
+              <w:t xml:space="preserve">08.06.26</w:t>
             </w:r>
             <w:r>
               <w:rPr>
@@ -9789,7 +10043,7 @@
         <w:sdtContent>
           <w:p>
             <w:pPr>
-              <w:pStyle w:val="1426"/>
+              <w:pStyle w:val="1427"/>
               <w:pBdr>
                 <w:bottom w:val="single" w:color="000000" w:sz="6" w:space="0"/>
               </w:pBdr>
@@ -9803,7 +10057,7 @@
           </w:p>
           <w:p>
             <w:pPr>
-              <w:pStyle w:val="1426"/>
+              <w:pStyle w:val="1427"/>
               <w:pBdr/>
               <w:spacing/>
               <w:ind/>
@@ -10008,7 +10262,7 @@
                 <w:szCs w:val="22"/>
                 <w:lang w:val="fr-CH"/>
               </w:rPr>
-              <w:t xml:space="preserve">02.06.26</w:t>
+              <w:t xml:space="preserve">08.06.26</w:t>
             </w:r>
             <w:r>
               <w:rPr>
@@ -10044,7 +10298,7 @@
   </w:sdt>
   <w:p>
     <w:pPr>
-      <w:pStyle w:val="1426"/>
+      <w:pStyle w:val="1427"/>
       <w:pBdr/>
       <w:spacing/>
       <w:ind/>
@@ -10082,7 +10336,7 @@
         <w:sdtContent>
           <w:p>
             <w:pPr>
-              <w:pStyle w:val="1426"/>
+              <w:pStyle w:val="1427"/>
               <w:pBdr>
                 <w:bottom w:val="single" w:color="000000" w:sz="6" w:space="0"/>
               </w:pBdr>
@@ -10096,7 +10350,7 @@
           </w:p>
           <w:p>
             <w:pPr>
-              <w:pStyle w:val="1426"/>
+              <w:pStyle w:val="1427"/>
               <w:pBdr/>
               <w:spacing/>
               <w:ind/>
@@ -10310,7 +10564,7 @@
                 <w:szCs w:val="22"/>
                 <w:lang w:val="fr-CH"/>
               </w:rPr>
-              <w:t xml:space="preserve">02.06.26</w:t>
+              <w:t xml:space="preserve">08.06.26</w:t>
             </w:r>
             <w:r>
               <w:rPr>
@@ -10346,7 +10600,7 @@
   </w:sdt>
   <w:p>
     <w:pPr>
-      <w:pStyle w:val="1426"/>
+      <w:pStyle w:val="1427"/>
       <w:pBdr/>
       <w:spacing/>
       <w:ind/>
@@ -10407,7 +10661,7 @@
 <w:hdr xmlns:wpc="http://schemas.microsoft.com/office/word/2010/wordprocessingCanvas" xmlns:mc="http://schemas.openxmlformats.org/markup-compatibility/2006" xmlns:o="urn:schemas-microsoft-com:office:office" xmlns:r="http://schemas.openxmlformats.org/officeDocument/2006/relationships" xmlns:m="http://schemas.openxmlformats.org/officeDocument/2006/math" xmlns:v="urn:schemas-microsoft-com:vml" xmlns:wp14="http://schemas.microsoft.com/office/word/2010/wordprocessingDrawing" xmlns:wp="http://schemas.openxmlformats.org/drawingml/2006/wordprocessingDrawing" xmlns:w10="urn:schemas-microsoft-com:office:word" xmlns:w="http://schemas.openxmlformats.org/wordprocessingml/2006/main" xmlns:w14="http://schemas.microsoft.com/office/word/2010/wordml" xmlns:w15="http://schemas.microsoft.com/office/word/2012/wordml" xmlns:wpg="http://schemas.microsoft.com/office/word/2010/wordprocessingGroup" xmlns:wpi="http://schemas.microsoft.com/office/word/2010/wordprocessingInk" xmlns:wne="http://schemas.microsoft.com/office/word/2006/wordml" xmlns:a="http://schemas.openxmlformats.org/drawingml/2006/main" xmlns:wps="http://schemas.microsoft.com/office/word/2010/wordprocessingShape" mc:Ignorable="w14 w15 wp14">
   <w:p>
     <w:pPr>
-      <w:pStyle w:val="1426"/>
+      <w:pStyle w:val="1427"/>
       <w:pBdr>
         <w:bottom w:val="single" w:color="000000" w:sz="6" w:space="0"/>
       </w:pBdr>
@@ -10531,7 +10785,7 @@
   </w:p>
   <w:p>
     <w:pPr>
-      <w:pStyle w:val="1424"/>
+      <w:pStyle w:val="1425"/>
       <w:pBdr/>
       <w:spacing/>
       <w:ind/>
@@ -10547,7 +10801,7 @@
 <w:hdr xmlns:wpc="http://schemas.microsoft.com/office/word/2010/wordprocessingCanvas" xmlns:mc="http://schemas.openxmlformats.org/markup-compatibility/2006" xmlns:o="urn:schemas-microsoft-com:office:office" xmlns:r="http://schemas.openxmlformats.org/officeDocument/2006/relationships" xmlns:m="http://schemas.openxmlformats.org/officeDocument/2006/math" xmlns:v="urn:schemas-microsoft-com:vml" xmlns:wp14="http://schemas.microsoft.com/office/word/2010/wordprocessingDrawing" xmlns:wp="http://schemas.openxmlformats.org/drawingml/2006/wordprocessingDrawing" xmlns:w10="urn:schemas-microsoft-com:office:word" xmlns:w="http://schemas.openxmlformats.org/wordprocessingml/2006/main" xmlns:w14="http://schemas.microsoft.com/office/word/2010/wordml" xmlns:w15="http://schemas.microsoft.com/office/word/2012/wordml" xmlns:wpg="http://schemas.microsoft.com/office/word/2010/wordprocessingGroup" xmlns:wpi="http://schemas.microsoft.com/office/word/2010/wordprocessingInk" xmlns:wne="http://schemas.microsoft.com/office/word/2006/wordml" xmlns:a="http://schemas.openxmlformats.org/drawingml/2006/main" xmlns:wps="http://schemas.microsoft.com/office/word/2010/wordprocessingShape" mc:Ignorable="w14 w15 wp14">
   <w:p>
     <w:pPr>
-      <w:pStyle w:val="1424"/>
+      <w:pStyle w:val="1425"/>
       <w:pBdr>
         <w:bottom w:val="single" w:color="000000" w:sz="6" w:space="0"/>
       </w:pBdr>
@@ -10670,7 +10924,7 @@
   </w:p>
   <w:p>
     <w:pPr>
-      <w:pStyle w:val="1424"/>
+      <w:pStyle w:val="1425"/>
       <w:pBdr/>
       <w:spacing/>
       <w:ind/>
@@ -10686,7 +10940,7 @@
 <w:hdr xmlns:wpc="http://schemas.microsoft.com/office/word/2010/wordprocessingCanvas" xmlns:mc="http://schemas.openxmlformats.org/markup-compatibility/2006" xmlns:o="urn:schemas-microsoft-com:office:office" xmlns:r="http://schemas.openxmlformats.org/officeDocument/2006/relationships" xmlns:m="http://schemas.openxmlformats.org/officeDocument/2006/math" xmlns:v="urn:schemas-microsoft-com:vml" xmlns:wp14="http://schemas.microsoft.com/office/word/2010/wordprocessingDrawing" xmlns:wp="http://schemas.openxmlformats.org/drawingml/2006/wordprocessingDrawing" xmlns:w10="urn:schemas-microsoft-com:office:word" xmlns:w="http://schemas.openxmlformats.org/wordprocessingml/2006/main" xmlns:w14="http://schemas.microsoft.com/office/word/2010/wordml" xmlns:w15="http://schemas.microsoft.com/office/word/2012/wordml" xmlns:wpg="http://schemas.microsoft.com/office/word/2010/wordprocessingGroup" xmlns:wpi="http://schemas.microsoft.com/office/word/2010/wordprocessingInk" xmlns:wne="http://schemas.microsoft.com/office/word/2006/wordml" xmlns:a="http://schemas.openxmlformats.org/drawingml/2006/main" xmlns:wps="http://schemas.microsoft.com/office/word/2010/wordprocessingShape" mc:Ignorable="w14 w15 wp14">
   <w:p>
     <w:pPr>
-      <w:pStyle w:val="1424"/>
+      <w:pStyle w:val="1425"/>
       <w:pBdr>
         <w:bottom w:val="single" w:color="000000" w:sz="6" w:space="0"/>
       </w:pBdr>
@@ -10821,7 +11075,7 @@
   </w:p>
   <w:p>
     <w:pPr>
-      <w:pStyle w:val="1424"/>
+      <w:pStyle w:val="1425"/>
       <w:pBdr/>
       <w:spacing/>
       <w:ind/>
@@ -28486,6 +28740,393 @@
         <w:pBdr/>
         <w:spacing/>
         <w:ind w:hanging="180" w:left="6480"/>
+      </w:pPr>
+      <w:rPr/>
+      <w:start w:val="1"/>
+      <w:suff w:val="tab"/>
+    </w:lvl>
+  </w:abstractNum>
+  <w:abstractNum w:abstractNumId="123">
+    <w:nsid w:val="7DF2ACA4"/>
+    <w:lvl w:ilvl="0">
+      <w:isLgl w:val="false"/>
+      <w:lvlJc w:val="left"/>
+      <w:lvlText w:val="%1."/>
+      <w:numFmt w:val="decimal"/>
+      <w:pPr>
+        <w:pBdr/>
+        <w:spacing/>
+        <w:ind w:hanging="360" w:left="709"/>
+      </w:pPr>
+      <w:rPr/>
+      <w:start w:val="1"/>
+      <w:suff w:val="tab"/>
+    </w:lvl>
+    <w:lvl w:ilvl="1">
+      <w:isLgl w:val="false"/>
+      <w:lvlJc w:val="left"/>
+      <w:lvlText w:val="%2."/>
+      <w:numFmt w:val="lowerLetter"/>
+      <w:pPr>
+        <w:pBdr/>
+        <w:spacing/>
+        <w:ind w:hanging="360" w:left="1429"/>
+      </w:pPr>
+      <w:rPr/>
+      <w:start w:val="1"/>
+      <w:suff w:val="tab"/>
+    </w:lvl>
+    <w:lvl w:ilvl="2">
+      <w:isLgl w:val="false"/>
+      <w:lvlJc w:val="right"/>
+      <w:lvlText w:val="%3."/>
+      <w:numFmt w:val="lowerRoman"/>
+      <w:pPr>
+        <w:pBdr/>
+        <w:spacing/>
+        <w:ind w:hanging="180" w:left="2149"/>
+      </w:pPr>
+      <w:rPr/>
+      <w:start w:val="1"/>
+      <w:suff w:val="tab"/>
+    </w:lvl>
+    <w:lvl w:ilvl="3">
+      <w:isLgl w:val="false"/>
+      <w:lvlJc w:val="left"/>
+      <w:lvlText w:val="%4."/>
+      <w:numFmt w:val="decimal"/>
+      <w:pPr>
+        <w:pBdr/>
+        <w:spacing/>
+        <w:ind w:hanging="360" w:left="2869"/>
+      </w:pPr>
+      <w:rPr/>
+      <w:start w:val="1"/>
+      <w:suff w:val="tab"/>
+    </w:lvl>
+    <w:lvl w:ilvl="4">
+      <w:isLgl w:val="false"/>
+      <w:lvlJc w:val="left"/>
+      <w:lvlText w:val="%5."/>
+      <w:numFmt w:val="lowerLetter"/>
+      <w:pPr>
+        <w:pBdr/>
+        <w:spacing/>
+        <w:ind w:hanging="360" w:left="3589"/>
+      </w:pPr>
+      <w:rPr/>
+      <w:start w:val="1"/>
+      <w:suff w:val="tab"/>
+    </w:lvl>
+    <w:lvl w:ilvl="5">
+      <w:isLgl w:val="false"/>
+      <w:lvlJc w:val="right"/>
+      <w:lvlText w:val="%6."/>
+      <w:numFmt w:val="lowerRoman"/>
+      <w:pPr>
+        <w:pBdr/>
+        <w:spacing/>
+        <w:ind w:hanging="180" w:left="4309"/>
+      </w:pPr>
+      <w:rPr/>
+      <w:start w:val="1"/>
+      <w:suff w:val="tab"/>
+    </w:lvl>
+    <w:lvl w:ilvl="6">
+      <w:isLgl w:val="false"/>
+      <w:lvlJc w:val="left"/>
+      <w:lvlText w:val="%7."/>
+      <w:numFmt w:val="decimal"/>
+      <w:pPr>
+        <w:pBdr/>
+        <w:spacing/>
+        <w:ind w:hanging="360" w:left="5029"/>
+      </w:pPr>
+      <w:rPr/>
+      <w:start w:val="1"/>
+      <w:suff w:val="tab"/>
+    </w:lvl>
+    <w:lvl w:ilvl="7">
+      <w:isLgl w:val="false"/>
+      <w:lvlJc w:val="left"/>
+      <w:lvlText w:val="%8."/>
+      <w:numFmt w:val="lowerLetter"/>
+      <w:pPr>
+        <w:pBdr/>
+        <w:spacing/>
+        <w:ind w:hanging="360" w:left="5749"/>
+      </w:pPr>
+      <w:rPr/>
+      <w:start w:val="1"/>
+      <w:suff w:val="tab"/>
+    </w:lvl>
+    <w:lvl w:ilvl="8">
+      <w:isLgl w:val="false"/>
+      <w:lvlJc w:val="right"/>
+      <w:lvlText w:val="%9."/>
+      <w:numFmt w:val="lowerRoman"/>
+      <w:pPr>
+        <w:pBdr/>
+        <w:spacing/>
+        <w:ind w:hanging="180" w:left="6469"/>
+      </w:pPr>
+      <w:rPr/>
+      <w:start w:val="1"/>
+      <w:suff w:val="tab"/>
+    </w:lvl>
+  </w:abstractNum>
+  <w:abstractNum w:abstractNumId="124">
+    <w:nsid w:val="0B189E62"/>
+    <w:lvl w:ilvl="0">
+      <w:isLgl w:val="false"/>
+      <w:lvlJc w:val="left"/>
+      <w:lvlText w:val="%1."/>
+      <w:numFmt w:val="decimal"/>
+      <w:pPr>
+        <w:pBdr/>
+        <w:spacing/>
+        <w:ind w:hanging="360" w:left="720"/>
+      </w:pPr>
+      <w:rPr/>
+      <w:start w:val="1"/>
+      <w:suff w:val="tab"/>
+    </w:lvl>
+    <w:lvl w:ilvl="1">
+      <w:isLgl w:val="false"/>
+      <w:lvlJc w:val="left"/>
+      <w:lvlText w:val="%2."/>
+      <w:numFmt w:val="lowerLetter"/>
+      <w:pPr>
+        <w:pBdr/>
+        <w:spacing/>
+        <w:ind w:hanging="360" w:left="1440"/>
+      </w:pPr>
+      <w:rPr/>
+      <w:start w:val="1"/>
+      <w:suff w:val="tab"/>
+    </w:lvl>
+    <w:lvl w:ilvl="2">
+      <w:isLgl w:val="false"/>
+      <w:lvlJc w:val="right"/>
+      <w:lvlText w:val="%3."/>
+      <w:numFmt w:val="lowerRoman"/>
+      <w:pPr>
+        <w:pBdr/>
+        <w:spacing/>
+        <w:ind w:hanging="180" w:left="2160"/>
+      </w:pPr>
+      <w:rPr/>
+      <w:start w:val="1"/>
+      <w:suff w:val="tab"/>
+    </w:lvl>
+    <w:lvl w:ilvl="3">
+      <w:isLgl w:val="false"/>
+      <w:lvlJc w:val="left"/>
+      <w:lvlText w:val="%4."/>
+      <w:numFmt w:val="decimal"/>
+      <w:pPr>
+        <w:pBdr/>
+        <w:spacing/>
+        <w:ind w:hanging="360" w:left="2880"/>
+      </w:pPr>
+      <w:rPr/>
+      <w:start w:val="1"/>
+      <w:suff w:val="tab"/>
+    </w:lvl>
+    <w:lvl w:ilvl="4">
+      <w:isLgl w:val="false"/>
+      <w:lvlJc w:val="left"/>
+      <w:lvlText w:val="%5."/>
+      <w:numFmt w:val="lowerLetter"/>
+      <w:pPr>
+        <w:pBdr/>
+        <w:spacing/>
+        <w:ind w:hanging="360" w:left="3600"/>
+      </w:pPr>
+      <w:rPr/>
+      <w:start w:val="1"/>
+      <w:suff w:val="tab"/>
+    </w:lvl>
+    <w:lvl w:ilvl="5">
+      <w:isLgl w:val="false"/>
+      <w:lvlJc w:val="right"/>
+      <w:lvlText w:val="%6."/>
+      <w:numFmt w:val="lowerRoman"/>
+      <w:pPr>
+        <w:pBdr/>
+        <w:spacing/>
+        <w:ind w:hanging="180" w:left="4320"/>
+      </w:pPr>
+      <w:rPr/>
+      <w:start w:val="1"/>
+      <w:suff w:val="tab"/>
+    </w:lvl>
+    <w:lvl w:ilvl="6">
+      <w:isLgl w:val="false"/>
+      <w:lvlJc w:val="left"/>
+      <w:lvlText w:val="%7."/>
+      <w:numFmt w:val="decimal"/>
+      <w:pPr>
+        <w:pBdr/>
+        <w:spacing/>
+        <w:ind w:hanging="360" w:left="5040"/>
+      </w:pPr>
+      <w:rPr/>
+      <w:start w:val="1"/>
+      <w:suff w:val="tab"/>
+    </w:lvl>
+    <w:lvl w:ilvl="7">
+      <w:isLgl w:val="false"/>
+      <w:lvlJc w:val="left"/>
+      <w:lvlText w:val="%8."/>
+      <w:numFmt w:val="lowerLetter"/>
+      <w:pPr>
+        <w:pBdr/>
+        <w:spacing/>
+        <w:ind w:hanging="360" w:left="5760"/>
+      </w:pPr>
+      <w:rPr/>
+      <w:start w:val="1"/>
+      <w:suff w:val="tab"/>
+    </w:lvl>
+    <w:lvl w:ilvl="8">
+      <w:isLgl w:val="false"/>
+      <w:lvlJc w:val="right"/>
+      <w:lvlText w:val="%9."/>
+      <w:numFmt w:val="lowerRoman"/>
+      <w:pPr>
+        <w:pBdr/>
+        <w:spacing/>
+        <w:ind w:hanging="180" w:left="6480"/>
+      </w:pPr>
+      <w:rPr/>
+      <w:start w:val="1"/>
+      <w:suff w:val="tab"/>
+    </w:lvl>
+  </w:abstractNum>
+  <w:abstractNum w:abstractNumId="125">
+    <w:nsid w:val="69F86478"/>
+    <w:lvl w:ilvl="0">
+      <w:isLgl w:val="false"/>
+      <w:lvlJc w:val="left"/>
+      <w:lvlText w:val="%1."/>
+      <w:numFmt w:val="decimal"/>
+      <w:pPr>
+        <w:pBdr/>
+        <w:spacing/>
+        <w:ind w:hanging="360" w:left="709"/>
+      </w:pPr>
+      <w:rPr/>
+      <w:start w:val="1"/>
+      <w:suff w:val="tab"/>
+    </w:lvl>
+    <w:lvl w:ilvl="1">
+      <w:isLgl w:val="false"/>
+      <w:lvlJc w:val="left"/>
+      <w:lvlText w:val="%2."/>
+      <w:numFmt w:val="lowerLetter"/>
+      <w:pPr>
+        <w:pBdr/>
+        <w:spacing/>
+        <w:ind w:hanging="360" w:left="1429"/>
+      </w:pPr>
+      <w:rPr/>
+      <w:start w:val="1"/>
+      <w:suff w:val="tab"/>
+    </w:lvl>
+    <w:lvl w:ilvl="2">
+      <w:isLgl w:val="false"/>
+      <w:lvlJc w:val="right"/>
+      <w:lvlText w:val="%3."/>
+      <w:numFmt w:val="lowerRoman"/>
+      <w:pPr>
+        <w:pBdr/>
+        <w:spacing/>
+        <w:ind w:hanging="180" w:left="2149"/>
+      </w:pPr>
+      <w:rPr/>
+      <w:start w:val="1"/>
+      <w:suff w:val="tab"/>
+    </w:lvl>
+    <w:lvl w:ilvl="3">
+      <w:isLgl w:val="false"/>
+      <w:lvlJc w:val="left"/>
+      <w:lvlText w:val="%4."/>
+      <w:numFmt w:val="decimal"/>
+      <w:pPr>
+        <w:pBdr/>
+        <w:spacing/>
+        <w:ind w:hanging="360" w:left="2869"/>
+      </w:pPr>
+      <w:rPr/>
+      <w:start w:val="1"/>
+      <w:suff w:val="tab"/>
+    </w:lvl>
+    <w:lvl w:ilvl="4">
+      <w:isLgl w:val="false"/>
+      <w:lvlJc w:val="left"/>
+      <w:lvlText w:val="%5."/>
+      <w:numFmt w:val="lowerLetter"/>
+      <w:pPr>
+        <w:pBdr/>
+        <w:spacing/>
+        <w:ind w:hanging="360" w:left="3589"/>
+      </w:pPr>
+      <w:rPr/>
+      <w:start w:val="1"/>
+      <w:suff w:val="tab"/>
+    </w:lvl>
+    <w:lvl w:ilvl="5">
+      <w:isLgl w:val="false"/>
+      <w:lvlJc w:val="right"/>
+      <w:lvlText w:val="%6."/>
+      <w:numFmt w:val="lowerRoman"/>
+      <w:pPr>
+        <w:pBdr/>
+        <w:spacing/>
+        <w:ind w:hanging="180" w:left="4309"/>
+      </w:pPr>
+      <w:rPr/>
+      <w:start w:val="1"/>
+      <w:suff w:val="tab"/>
+    </w:lvl>
+    <w:lvl w:ilvl="6">
+      <w:isLgl w:val="false"/>
+      <w:lvlJc w:val="left"/>
+      <w:lvlText w:val="%7."/>
+      <w:numFmt w:val="decimal"/>
+      <w:pPr>
+        <w:pBdr/>
+        <w:spacing/>
+        <w:ind w:hanging="360" w:left="5029"/>
+      </w:pPr>
+      <w:rPr/>
+      <w:start w:val="1"/>
+      <w:suff w:val="tab"/>
+    </w:lvl>
+    <w:lvl w:ilvl="7">
+      <w:isLgl w:val="false"/>
+      <w:lvlJc w:val="left"/>
+      <w:lvlText w:val="%8."/>
+      <w:numFmt w:val="lowerLetter"/>
+      <w:pPr>
+        <w:pBdr/>
+        <w:spacing/>
+        <w:ind w:hanging="360" w:left="5749"/>
+      </w:pPr>
+      <w:rPr/>
+      <w:start w:val="1"/>
+      <w:suff w:val="tab"/>
+    </w:lvl>
+    <w:lvl w:ilvl="8">
+      <w:isLgl w:val="false"/>
+      <w:lvlJc w:val="right"/>
+      <w:lvlText w:val="%9."/>
+      <w:numFmt w:val="lowerRoman"/>
+      <w:pPr>
+        <w:pBdr/>
+        <w:spacing/>
+        <w:ind w:hanging="180" w:left="6469"/>
       </w:pPr>
       <w:rPr/>
       <w:start w:val="1"/>
@@ -28885,6 +29526,15 @@
   <w:num w:numId="131">
     <w:abstractNumId w:val="122"/>
   </w:num>
+  <w:num w:numId="132">
+    <w:abstractNumId w:val="123"/>
+  </w:num>
+  <w:num w:numId="133">
+    <w:abstractNumId w:val="124"/>
+  </w:num>
+  <w:num w:numId="134">
+    <w:abstractNumId w:val="125"/>
+  </w:num>
 </w:numbering>
 </file>
 
@@ -29046,7 +29696,7 @@
     <w:lsdException w:name="Bibliography" w:uiPriority="37"/>
     <w:lsdException w:name="TOC Heading" w:uiPriority="39" w:qFormat="1"/>
   </w:latentStyles>
-  <w:style w:type="paragraph" w:styleId="1234" w:default="1">
+  <w:style w:type="paragraph" w:styleId="1235" w:default="1">
     <w:name w:val="Normal"/>
     <w:qFormat/>
     <w:pPr>
@@ -29058,11 +29708,11 @@
       <w:lang w:val="fr-FR"/>
     </w:rPr>
   </w:style>
-  <w:style w:type="paragraph" w:styleId="1235">
+  <w:style w:type="paragraph" w:styleId="1236">
     <w:name w:val="Heading 1"/>
-    <w:basedOn w:val="1234"/>
-    <w:next w:val="1234"/>
-    <w:link w:val="1428"/>
+    <w:basedOn w:val="1235"/>
+    <w:next w:val="1235"/>
+    <w:link w:val="1429"/>
     <w:uiPriority w:val="9"/>
     <w:qFormat/>
     <w:pPr>
@@ -29080,11 +29730,11 @@
       <w:szCs w:val="32"/>
     </w:rPr>
   </w:style>
-  <w:style w:type="paragraph" w:styleId="1236">
+  <w:style w:type="paragraph" w:styleId="1237">
     <w:name w:val="Heading 2"/>
-    <w:basedOn w:val="1234"/>
-    <w:next w:val="1234"/>
-    <w:link w:val="1434"/>
+    <w:basedOn w:val="1235"/>
+    <w:next w:val="1235"/>
+    <w:link w:val="1435"/>
     <w:uiPriority w:val="9"/>
     <w:unhideWhenUsed/>
     <w:qFormat/>
@@ -29103,11 +29753,11 @@
       <w:szCs w:val="26"/>
     </w:rPr>
   </w:style>
-  <w:style w:type="paragraph" w:styleId="1237">
+  <w:style w:type="paragraph" w:styleId="1238">
     <w:name w:val="Heading 3"/>
-    <w:basedOn w:val="1234"/>
-    <w:next w:val="1234"/>
-    <w:link w:val="1446"/>
+    <w:basedOn w:val="1235"/>
+    <w:next w:val="1235"/>
+    <w:link w:val="1447"/>
     <w:uiPriority w:val="9"/>
     <w:unhideWhenUsed/>
     <w:qFormat/>
@@ -29126,11 +29776,11 @@
       <w:szCs w:val="24"/>
     </w:rPr>
   </w:style>
-  <w:style w:type="paragraph" w:styleId="1238">
+  <w:style w:type="paragraph" w:styleId="1239">
     <w:name w:val="Heading 4"/>
-    <w:basedOn w:val="1234"/>
-    <w:next w:val="1234"/>
-    <w:link w:val="1387"/>
+    <w:basedOn w:val="1235"/>
+    <w:next w:val="1235"/>
+    <w:link w:val="1388"/>
     <w:uiPriority w:val="9"/>
     <w:unhideWhenUsed/>
     <w:qFormat/>
@@ -29149,11 +29799,11 @@
       <w:color w:val="2f5496" w:themeColor="accent1" w:themeShade="BF"/>
     </w:rPr>
   </w:style>
-  <w:style w:type="paragraph" w:styleId="1239">
+  <w:style w:type="paragraph" w:styleId="1240">
     <w:name w:val="Heading 5"/>
-    <w:basedOn w:val="1234"/>
-    <w:next w:val="1234"/>
-    <w:link w:val="1388"/>
+    <w:basedOn w:val="1235"/>
+    <w:next w:val="1235"/>
+    <w:link w:val="1389"/>
     <w:uiPriority w:val="9"/>
     <w:unhideWhenUsed/>
     <w:qFormat/>
@@ -29170,11 +29820,11 @@
       <w:color w:val="2f5496" w:themeColor="accent1" w:themeShade="BF"/>
     </w:rPr>
   </w:style>
-  <w:style w:type="paragraph" w:styleId="1240">
+  <w:style w:type="paragraph" w:styleId="1241">
     <w:name w:val="Heading 6"/>
-    <w:basedOn w:val="1234"/>
-    <w:next w:val="1234"/>
-    <w:link w:val="1389"/>
+    <w:basedOn w:val="1235"/>
+    <w:next w:val="1235"/>
+    <w:link w:val="1390"/>
     <w:uiPriority w:val="9"/>
     <w:unhideWhenUsed/>
     <w:qFormat/>
@@ -29193,11 +29843,11 @@
       <w:color w:val="595959" w:themeColor="text1" w:themeTint="A6"/>
     </w:rPr>
   </w:style>
-  <w:style w:type="paragraph" w:styleId="1241">
+  <w:style w:type="paragraph" w:styleId="1242">
     <w:name w:val="Heading 7"/>
-    <w:basedOn w:val="1234"/>
-    <w:next w:val="1234"/>
-    <w:link w:val="1390"/>
+    <w:basedOn w:val="1235"/>
+    <w:next w:val="1235"/>
+    <w:link w:val="1391"/>
     <w:uiPriority w:val="9"/>
     <w:unhideWhenUsed/>
     <w:qFormat/>
@@ -29214,11 +29864,11 @@
       <w:color w:val="595959" w:themeColor="text1" w:themeTint="A6"/>
     </w:rPr>
   </w:style>
-  <w:style w:type="paragraph" w:styleId="1242">
+  <w:style w:type="paragraph" w:styleId="1243">
     <w:name w:val="Heading 8"/>
-    <w:basedOn w:val="1234"/>
-    <w:next w:val="1234"/>
-    <w:link w:val="1391"/>
+    <w:basedOn w:val="1235"/>
+    <w:next w:val="1235"/>
+    <w:link w:val="1392"/>
     <w:uiPriority w:val="9"/>
     <w:unhideWhenUsed/>
     <w:qFormat/>
@@ -29237,11 +29887,11 @@
       <w:color w:val="272727" w:themeColor="text1" w:themeTint="D8"/>
     </w:rPr>
   </w:style>
-  <w:style w:type="paragraph" w:styleId="1243">
+  <w:style w:type="paragraph" w:styleId="1244">
     <w:name w:val="Heading 9"/>
-    <w:basedOn w:val="1234"/>
-    <w:next w:val="1234"/>
-    <w:link w:val="1392"/>
+    <w:basedOn w:val="1235"/>
+    <w:next w:val="1235"/>
+    <w:link w:val="1393"/>
     <w:uiPriority w:val="9"/>
     <w:unhideWhenUsed/>
     <w:qFormat/>
@@ -29260,7 +29910,7 @@
       <w:color w:val="272727" w:themeColor="text1" w:themeTint="D8"/>
     </w:rPr>
   </w:style>
-  <w:style w:type="character" w:styleId="1244" w:default="1">
+  <w:style w:type="character" w:styleId="1245" w:default="1">
     <w:name w:val="Default Paragraph Font"/>
     <w:uiPriority w:val="1"/>
     <w:semiHidden/>
@@ -29271,7 +29921,7 @@
       <w:ind/>
     </w:pPr>
   </w:style>
-  <w:style w:type="table" w:styleId="1245" w:default="1">
+  <w:style w:type="table" w:styleId="1246" w:default="1">
     <w:name w:val="Normal Table"/>
     <w:uiPriority w:val="99"/>
     <w:semiHidden/>
@@ -29464,7 +30114,7 @@
       </w:tcPr>
     </w:tblStylePr>
   </w:style>
-  <w:style w:type="numbering" w:styleId="1246" w:default="1">
+  <w:style w:type="numbering" w:styleId="1247" w:default="1">
     <w:name w:val="No List"/>
     <w:uiPriority w:val="99"/>
     <w:semiHidden/>
@@ -29475,9 +30125,9 @@
       <w:ind/>
     </w:pPr>
   </w:style>
-  <w:style w:type="character" w:styleId="1247">
+  <w:style w:type="character" w:styleId="1248">
     <w:name w:val="Placeholder Text"/>
-    <w:basedOn w:val="1244"/>
+    <w:basedOn w:val="1245"/>
     <w:uiPriority w:val="99"/>
     <w:semiHidden/>
     <w:pPr>
@@ -29489,9 +30139,9 @@
       <w:color w:val="666666"/>
     </w:rPr>
   </w:style>
-  <w:style w:type="character" w:styleId="1248" w:customStyle="1">
+  <w:style w:type="character" w:styleId="1249" w:customStyle="1">
     <w:name w:val="Heading 4 Char"/>
-    <w:basedOn w:val="1244"/>
+    <w:basedOn w:val="1245"/>
     <w:uiPriority w:val="9"/>
     <w:pPr>
       <w:pBdr/>
@@ -29505,9 +30155,9 @@
       <w:color w:val="2f5496" w:themeColor="accent1" w:themeShade="BF"/>
     </w:rPr>
   </w:style>
-  <w:style w:type="character" w:styleId="1249" w:customStyle="1">
+  <w:style w:type="character" w:styleId="1250" w:customStyle="1">
     <w:name w:val="Heading 5 Char"/>
-    <w:basedOn w:val="1244"/>
+    <w:basedOn w:val="1245"/>
     <w:uiPriority w:val="9"/>
     <w:pPr>
       <w:pBdr/>
@@ -29519,9 +30169,9 @@
       <w:color w:val="2f5496" w:themeColor="accent1" w:themeShade="BF"/>
     </w:rPr>
   </w:style>
-  <w:style w:type="character" w:styleId="1250" w:customStyle="1">
+  <w:style w:type="character" w:styleId="1251" w:customStyle="1">
     <w:name w:val="Heading 6 Char"/>
-    <w:basedOn w:val="1244"/>
+    <w:basedOn w:val="1245"/>
     <w:uiPriority w:val="9"/>
     <w:pPr>
       <w:pBdr/>
@@ -29535,9 +30185,9 @@
       <w:color w:val="595959" w:themeColor="text1" w:themeTint="A6"/>
     </w:rPr>
   </w:style>
-  <w:style w:type="character" w:styleId="1251" w:customStyle="1">
+  <w:style w:type="character" w:styleId="1252" w:customStyle="1">
     <w:name w:val="Heading 7 Char"/>
-    <w:basedOn w:val="1244"/>
+    <w:basedOn w:val="1245"/>
     <w:uiPriority w:val="9"/>
     <w:pPr>
       <w:pBdr/>
@@ -29549,25 +30199,9 @@
       <w:color w:val="595959" w:themeColor="text1" w:themeTint="A6"/>
     </w:rPr>
   </w:style>
-  <w:style w:type="character" w:styleId="1252" w:customStyle="1">
+  <w:style w:type="character" w:styleId="1253" w:customStyle="1">
     <w:name w:val="Heading 8 Char"/>
-    <w:basedOn w:val="1244"/>
-    <w:uiPriority w:val="9"/>
-    <w:pPr>
-      <w:pBdr/>
-      <w:spacing/>
-      <w:ind/>
-    </w:pPr>
-    <w:rPr>
-      <w:rFonts w:ascii="Arial" w:hAnsi="Arial" w:eastAsia="Arial" w:cs="Arial"/>
-      <w:i/>
-      <w:iCs/>
-      <w:color w:val="272727" w:themeColor="text1" w:themeTint="D8"/>
-    </w:rPr>
-  </w:style>
-  <w:style w:type="character" w:styleId="1253" w:customStyle="1">
-    <w:name w:val="Heading 9 Char"/>
-    <w:basedOn w:val="1244"/>
+    <w:basedOn w:val="1245"/>
     <w:uiPriority w:val="9"/>
     <w:pPr>
       <w:pBdr/>
@@ -29582,8 +30216,24 @@
     </w:rPr>
   </w:style>
   <w:style w:type="character" w:styleId="1254" w:customStyle="1">
+    <w:name w:val="Heading 9 Char"/>
+    <w:basedOn w:val="1245"/>
+    <w:uiPriority w:val="9"/>
+    <w:pPr>
+      <w:pBdr/>
+      <w:spacing/>
+      <w:ind/>
+    </w:pPr>
+    <w:rPr>
+      <w:rFonts w:ascii="Arial" w:hAnsi="Arial" w:eastAsia="Arial" w:cs="Arial"/>
+      <w:i/>
+      <w:iCs/>
+      <w:color w:val="272727" w:themeColor="text1" w:themeTint="D8"/>
+    </w:rPr>
+  </w:style>
+  <w:style w:type="character" w:styleId="1255" w:customStyle="1">
     <w:name w:val="Title Char"/>
-    <w:basedOn w:val="1244"/>
+    <w:basedOn w:val="1245"/>
     <w:uiPriority w:val="10"/>
     <w:pPr>
       <w:pBdr/>
@@ -29597,9 +30247,9 @@
       <w:szCs w:val="56"/>
     </w:rPr>
   </w:style>
-  <w:style w:type="character" w:styleId="1255" w:customStyle="1">
+  <w:style w:type="character" w:styleId="1256" w:customStyle="1">
     <w:name w:val="Subtitle Char"/>
-    <w:basedOn w:val="1244"/>
+    <w:basedOn w:val="1245"/>
     <w:uiPriority w:val="11"/>
     <w:pPr>
       <w:pBdr/>
@@ -29613,9 +30263,9 @@
       <w:szCs w:val="28"/>
     </w:rPr>
   </w:style>
-  <w:style w:type="character" w:styleId="1256" w:customStyle="1">
+  <w:style w:type="character" w:styleId="1257" w:customStyle="1">
     <w:name w:val="Quote Char"/>
-    <w:basedOn w:val="1244"/>
+    <w:basedOn w:val="1245"/>
     <w:uiPriority w:val="29"/>
     <w:pPr>
       <w:pBdr/>
@@ -29628,9 +30278,9 @@
       <w:color w:val="404040" w:themeColor="text1" w:themeTint="BF"/>
     </w:rPr>
   </w:style>
-  <w:style w:type="character" w:styleId="1257" w:customStyle="1">
+  <w:style w:type="character" w:styleId="1258" w:customStyle="1">
     <w:name w:val="Intense Quote Char"/>
-    <w:basedOn w:val="1244"/>
+    <w:basedOn w:val="1245"/>
     <w:uiPriority w:val="30"/>
     <w:pPr>
       <w:pBdr/>
@@ -29643,9 +30293,9 @@
       <w:color w:val="2f5496" w:themeColor="accent1" w:themeShade="BF"/>
     </w:rPr>
   </w:style>
-  <w:style w:type="character" w:styleId="1258" w:customStyle="1">
+  <w:style w:type="character" w:styleId="1259" w:customStyle="1">
     <w:name w:val="Footnote Text Char"/>
-    <w:basedOn w:val="1244"/>
+    <w:basedOn w:val="1245"/>
     <w:uiPriority w:val="99"/>
     <w:semiHidden/>
     <w:pPr>
@@ -29658,9 +30308,9 @@
       <w:szCs w:val="20"/>
     </w:rPr>
   </w:style>
-  <w:style w:type="character" w:styleId="1259" w:customStyle="1">
+  <w:style w:type="character" w:styleId="1260" w:customStyle="1">
     <w:name w:val="Endnote Text Char"/>
-    <w:basedOn w:val="1244"/>
+    <w:basedOn w:val="1245"/>
     <w:uiPriority w:val="99"/>
     <w:semiHidden/>
     <w:pPr>
@@ -29673,9 +30323,9 @@
       <w:szCs w:val="20"/>
     </w:rPr>
   </w:style>
-  <w:style w:type="table" w:styleId="1260" w:customStyle="1">
+  <w:style w:type="table" w:styleId="1261" w:customStyle="1">
     <w:name w:val="Table Grid Light"/>
-    <w:basedOn w:val="1245"/>
+    <w:basedOn w:val="1246"/>
     <w:uiPriority w:val="59"/>
     <w:pPr>
       <w:pBdr/>
@@ -29865,9 +30515,9 @@
       </w:tcPr>
     </w:tblStylePr>
   </w:style>
-  <w:style w:type="table" w:styleId="1261">
+  <w:style w:type="table" w:styleId="1262">
     <w:name w:val="Plain Table 1"/>
-    <w:basedOn w:val="1245"/>
+    <w:basedOn w:val="1246"/>
     <w:uiPriority w:val="59"/>
     <w:pPr>
       <w:pBdr/>
@@ -30083,9 +30733,9 @@
       </w:tcPr>
     </w:tblStylePr>
   </w:style>
-  <w:style w:type="table" w:styleId="1262">
+  <w:style w:type="table" w:styleId="1263">
     <w:name w:val="Plain Table 2"/>
-    <w:basedOn w:val="1245"/>
+    <w:basedOn w:val="1246"/>
     <w:uiPriority w:val="59"/>
     <w:pPr>
       <w:pBdr/>
@@ -30309,9 +30959,9 @@
       </w:tcPr>
     </w:tblStylePr>
   </w:style>
-  <w:style w:type="table" w:styleId="1263">
+  <w:style w:type="table" w:styleId="1264">
     <w:name w:val="Plain Table 3"/>
-    <w:basedOn w:val="1245"/>
+    <w:basedOn w:val="1246"/>
     <w:uiPriority w:val="99"/>
     <w:pPr>
       <w:pBdr/>
@@ -30538,9 +31188,9 @@
       </w:tcPr>
     </w:tblStylePr>
   </w:style>
-  <w:style w:type="table" w:styleId="1264">
+  <w:style w:type="table" w:styleId="1265">
     <w:name w:val="Plain Table 4"/>
-    <w:basedOn w:val="1245"/>
+    <w:basedOn w:val="1246"/>
     <w:uiPriority w:val="99"/>
     <w:pPr>
       <w:pBdr/>
@@ -30753,9 +31403,9 @@
       </w:tcPr>
     </w:tblStylePr>
   </w:style>
-  <w:style w:type="table" w:styleId="1265">
+  <w:style w:type="table" w:styleId="1266">
     <w:name w:val="Plain Table 5"/>
-    <w:basedOn w:val="1245"/>
+    <w:basedOn w:val="1246"/>
     <w:uiPriority w:val="99"/>
     <w:pPr>
       <w:pBdr/>
@@ -30985,9 +31635,9 @@
       </w:tcPr>
     </w:tblStylePr>
   </w:style>
-  <w:style w:type="table" w:styleId="1266">
+  <w:style w:type="table" w:styleId="1267">
     <w:name w:val="Grid Table 1 Light"/>
-    <w:basedOn w:val="1245"/>
+    <w:basedOn w:val="1246"/>
     <w:uiPriority w:val="99"/>
     <w:pPr>
       <w:pBdr/>
@@ -31207,9 +31857,9 @@
       </w:tcPr>
     </w:tblStylePr>
   </w:style>
-  <w:style w:type="table" w:styleId="1267" w:customStyle="1">
+  <w:style w:type="table" w:styleId="1268" w:customStyle="1">
     <w:name w:val="Grid Table 1 Light - Accent 1"/>
-    <w:basedOn w:val="1245"/>
+    <w:basedOn w:val="1246"/>
     <w:uiPriority w:val="99"/>
     <w:pPr>
       <w:pBdr/>
@@ -31429,9 +32079,9 @@
       </w:tcPr>
     </w:tblStylePr>
   </w:style>
-  <w:style w:type="table" w:styleId="1268" w:customStyle="1">
+  <w:style w:type="table" w:styleId="1269" w:customStyle="1">
     <w:name w:val="Grid Table 1 Light - Accent 2"/>
-    <w:basedOn w:val="1245"/>
+    <w:basedOn w:val="1246"/>
     <w:uiPriority w:val="99"/>
     <w:pPr>
       <w:pBdr/>
@@ -31651,9 +32301,9 @@
       </w:tcPr>
     </w:tblStylePr>
   </w:style>
-  <w:style w:type="table" w:styleId="1269" w:customStyle="1">
+  <w:style w:type="table" w:styleId="1270" w:customStyle="1">
     <w:name w:val="Grid Table 1 Light - Accent 3"/>
-    <w:basedOn w:val="1245"/>
+    <w:basedOn w:val="1246"/>
     <w:uiPriority w:val="99"/>
     <w:pPr>
       <w:pBdr/>
@@ -31873,9 +32523,9 @@
       </w:tcPr>
     </w:tblStylePr>
   </w:style>
-  <w:style w:type="table" w:styleId="1270" w:customStyle="1">
+  <w:style w:type="table" w:styleId="1271" w:customStyle="1">
     <w:name w:val="Grid Table 1 Light - Accent 4"/>
-    <w:basedOn w:val="1245"/>
+    <w:basedOn w:val="1246"/>
     <w:uiPriority w:val="99"/>
     <w:pPr>
       <w:pBdr/>
@@ -32095,9 +32745,9 @@
       </w:tcPr>
     </w:tblStylePr>
   </w:style>
-  <w:style w:type="table" w:styleId="1271" w:customStyle="1">
+  <w:style w:type="table" w:styleId="1272" w:customStyle="1">
     <w:name w:val="Grid Table 1 Light - Accent 5"/>
-    <w:basedOn w:val="1245"/>
+    <w:basedOn w:val="1246"/>
     <w:uiPriority w:val="99"/>
     <w:pPr>
       <w:pBdr/>
@@ -32317,9 +32967,9 @@
       </w:tcPr>
     </w:tblStylePr>
   </w:style>
-  <w:style w:type="table" w:styleId="1272" w:customStyle="1">
+  <w:style w:type="table" w:styleId="1273" w:customStyle="1">
     <w:name w:val="Grid Table 1 Light - Accent 6"/>
-    <w:basedOn w:val="1245"/>
+    <w:basedOn w:val="1246"/>
     <w:uiPriority w:val="99"/>
     <w:pPr>
       <w:pBdr/>
@@ -32539,9 +33189,9 @@
       </w:tcPr>
     </w:tblStylePr>
   </w:style>
-  <w:style w:type="table" w:styleId="1273">
+  <w:style w:type="table" w:styleId="1274">
     <w:name w:val="Grid Table 2"/>
-    <w:basedOn w:val="1245"/>
+    <w:basedOn w:val="1246"/>
     <w:uiPriority w:val="99"/>
     <w:pPr>
       <w:pBdr/>
@@ -32770,9 +33420,9 @@
       </w:tcPr>
     </w:tblStylePr>
   </w:style>
-  <w:style w:type="table" w:styleId="1274" w:customStyle="1">
+  <w:style w:type="table" w:styleId="1275" w:customStyle="1">
     <w:name w:val="Grid Table 2 - Accent 1"/>
-    <w:basedOn w:val="1245"/>
+    <w:basedOn w:val="1246"/>
     <w:uiPriority w:val="99"/>
     <w:pPr>
       <w:pBdr/>
@@ -33001,9 +33651,9 @@
       </w:tcPr>
     </w:tblStylePr>
   </w:style>
-  <w:style w:type="table" w:styleId="1275" w:customStyle="1">
+  <w:style w:type="table" w:styleId="1276" w:customStyle="1">
     <w:name w:val="Grid Table 2 - Accent 2"/>
-    <w:basedOn w:val="1245"/>
+    <w:basedOn w:val="1246"/>
     <w:uiPriority w:val="99"/>
     <w:pPr>
       <w:pBdr/>
@@ -33232,9 +33882,9 @@
       </w:tcPr>
     </w:tblStylePr>
   </w:style>
-  <w:style w:type="table" w:styleId="1276" w:customStyle="1">
+  <w:style w:type="table" w:styleId="1277" w:customStyle="1">
     <w:name w:val="Grid Table 2 - Accent 3"/>
-    <w:basedOn w:val="1245"/>
+    <w:basedOn w:val="1246"/>
     <w:uiPriority w:val="99"/>
     <w:pPr>
       <w:pBdr/>
@@ -33463,9 +34113,9 @@
       </w:tcPr>
     </w:tblStylePr>
   </w:style>
-  <w:style w:type="table" w:styleId="1277" w:customStyle="1">
+  <w:style w:type="table" w:styleId="1278" w:customStyle="1">
     <w:name w:val="Grid Table 2 - Accent 4"/>
-    <w:basedOn w:val="1245"/>
+    <w:basedOn w:val="1246"/>
     <w:uiPriority w:val="99"/>
     <w:pPr>
       <w:pBdr/>
@@ -33694,9 +34344,9 @@
       </w:tcPr>
     </w:tblStylePr>
   </w:style>
-  <w:style w:type="table" w:styleId="1278" w:customStyle="1">
+  <w:style w:type="table" w:styleId="1279" w:customStyle="1">
     <w:name w:val="Grid Table 2 - Accent 5"/>
-    <w:basedOn w:val="1245"/>
+    <w:basedOn w:val="1246"/>
     <w:uiPriority w:val="99"/>
     <w:pPr>
       <w:pBdr/>
@@ -33925,9 +34575,9 @@
       </w:tcPr>
     </w:tblStylePr>
   </w:style>
-  <w:style w:type="table" w:styleId="1279" w:customStyle="1">
+  <w:style w:type="table" w:styleId="1280" w:customStyle="1">
     <w:name w:val="Grid Table 2 - Accent 6"/>
-    <w:basedOn w:val="1245"/>
+    <w:basedOn w:val="1246"/>
     <w:uiPriority w:val="99"/>
     <w:pPr>
       <w:pBdr/>
@@ -34156,9 +34806,9 @@
       </w:tcPr>
     </w:tblStylePr>
   </w:style>
-  <w:style w:type="table" w:styleId="1280">
+  <w:style w:type="table" w:styleId="1281">
     <w:name w:val="Grid Table 3"/>
-    <w:basedOn w:val="1245"/>
+    <w:basedOn w:val="1246"/>
     <w:uiPriority w:val="99"/>
     <w:pPr>
       <w:pBdr/>
@@ -34400,9 +35050,9 @@
       </w:tcPr>
     </w:tblStylePr>
   </w:style>
-  <w:style w:type="table" w:styleId="1281" w:customStyle="1">
+  <w:style w:type="table" w:styleId="1282" w:customStyle="1">
     <w:name w:val="Grid Table 3 - Accent 1"/>
-    <w:basedOn w:val="1245"/>
+    <w:basedOn w:val="1246"/>
     <w:uiPriority w:val="99"/>
     <w:pPr>
       <w:pBdr/>
@@ -34644,9 +35294,9 @@
       </w:tcPr>
     </w:tblStylePr>
   </w:style>
-  <w:style w:type="table" w:styleId="1282" w:customStyle="1">
+  <w:style w:type="table" w:styleId="1283" w:customStyle="1">
     <w:name w:val="Grid Table 3 - Accent 2"/>
-    <w:basedOn w:val="1245"/>
+    <w:basedOn w:val="1246"/>
     <w:uiPriority w:val="99"/>
     <w:pPr>
       <w:pBdr/>
@@ -34888,9 +35538,9 @@
       </w:tcPr>
     </w:tblStylePr>
   </w:style>
-  <w:style w:type="table" w:styleId="1283" w:customStyle="1">
+  <w:style w:type="table" w:styleId="1284" w:customStyle="1">
     <w:name w:val="Grid Table 3 - Accent 3"/>
-    <w:basedOn w:val="1245"/>
+    <w:basedOn w:val="1246"/>
     <w:uiPriority w:val="99"/>
     <w:pPr>
       <w:pBdr/>
@@ -35132,9 +35782,9 @@
       </w:tcPr>
     </w:tblStylePr>
   </w:style>
-  <w:style w:type="table" w:styleId="1284" w:customStyle="1">
+  <w:style w:type="table" w:styleId="1285" w:customStyle="1">
     <w:name w:val="Grid Table 3 - Accent 4"/>
-    <w:basedOn w:val="1245"/>
+    <w:basedOn w:val="1246"/>
     <w:uiPriority w:val="99"/>
     <w:pPr>
       <w:pBdr/>
@@ -35376,9 +36026,9 @@
       </w:tcPr>
     </w:tblStylePr>
   </w:style>
-  <w:style w:type="table" w:styleId="1285" w:customStyle="1">
+  <w:style w:type="table" w:styleId="1286" w:customStyle="1">
     <w:name w:val="Grid Table 3 - Accent 5"/>
-    <w:basedOn w:val="1245"/>
+    <w:basedOn w:val="1246"/>
     <w:uiPriority w:val="99"/>
     <w:pPr>
       <w:pBdr/>
@@ -35620,9 +36270,9 @@
       </w:tcPr>
     </w:tblStylePr>
   </w:style>
-  <w:style w:type="table" w:styleId="1286" w:customStyle="1">
+  <w:style w:type="table" w:styleId="1287" w:customStyle="1">
     <w:name w:val="Grid Table 3 - Accent 6"/>
-    <w:basedOn w:val="1245"/>
+    <w:basedOn w:val="1246"/>
     <w:uiPriority w:val="99"/>
     <w:pPr>
       <w:pBdr/>
@@ -35864,9 +36514,9 @@
       </w:tcPr>
     </w:tblStylePr>
   </w:style>
-  <w:style w:type="table" w:styleId="1287" w:customStyle="1">
+  <w:style w:type="table" w:styleId="1288" w:customStyle="1">
     <w:name w:val="Grid Table 4 - Accent 1"/>
-    <w:basedOn w:val="1245"/>
+    <w:basedOn w:val="1246"/>
     <w:uiPriority w:val="59"/>
     <w:pPr>
       <w:pBdr/>
@@ -36096,9 +36746,9 @@
       </w:tcPr>
     </w:tblStylePr>
   </w:style>
-  <w:style w:type="table" w:styleId="1288" w:customStyle="1">
+  <w:style w:type="table" w:styleId="1289" w:customStyle="1">
     <w:name w:val="Grid Table 4 - Accent 2"/>
-    <w:basedOn w:val="1245"/>
+    <w:basedOn w:val="1246"/>
     <w:uiPriority w:val="59"/>
     <w:pPr>
       <w:pBdr/>
@@ -36328,9 +36978,9 @@
       </w:tcPr>
     </w:tblStylePr>
   </w:style>
-  <w:style w:type="table" w:styleId="1289" w:customStyle="1">
+  <w:style w:type="table" w:styleId="1290" w:customStyle="1">
     <w:name w:val="Grid Table 4 - Accent 3"/>
-    <w:basedOn w:val="1245"/>
+    <w:basedOn w:val="1246"/>
     <w:uiPriority w:val="59"/>
     <w:pPr>
       <w:pBdr/>
@@ -36560,9 +37210,9 @@
       </w:tcPr>
     </w:tblStylePr>
   </w:style>
-  <w:style w:type="table" w:styleId="1290" w:customStyle="1">
+  <w:style w:type="table" w:styleId="1291" w:customStyle="1">
     <w:name w:val="Grid Table 4 - Accent 4"/>
-    <w:basedOn w:val="1245"/>
+    <w:basedOn w:val="1246"/>
     <w:uiPriority w:val="59"/>
     <w:pPr>
       <w:pBdr/>
@@ -36792,9 +37442,9 @@
       </w:tcPr>
     </w:tblStylePr>
   </w:style>
-  <w:style w:type="table" w:styleId="1291" w:customStyle="1">
+  <w:style w:type="table" w:styleId="1292" w:customStyle="1">
     <w:name w:val="Grid Table 4 - Accent 5"/>
-    <w:basedOn w:val="1245"/>
+    <w:basedOn w:val="1246"/>
     <w:uiPriority w:val="59"/>
     <w:pPr>
       <w:pBdr/>
@@ -37024,9 +37674,9 @@
       </w:tcPr>
     </w:tblStylePr>
   </w:style>
-  <w:style w:type="table" w:styleId="1292" w:customStyle="1">
+  <w:style w:type="table" w:styleId="1293" w:customStyle="1">
     <w:name w:val="Grid Table 4 - Accent 6"/>
-    <w:basedOn w:val="1245"/>
+    <w:basedOn w:val="1246"/>
     <w:uiPriority w:val="59"/>
     <w:pPr>
       <w:pBdr/>
@@ -37256,9 +37906,9 @@
       </w:tcPr>
     </w:tblStylePr>
   </w:style>
-  <w:style w:type="table" w:styleId="1293">
+  <w:style w:type="table" w:styleId="1294">
     <w:name w:val="Grid Table 5 Dark"/>
-    <w:basedOn w:val="1245"/>
+    <w:basedOn w:val="1246"/>
     <w:uiPriority w:val="99"/>
     <w:pPr>
       <w:pBdr/>
@@ -37483,9 +38133,9 @@
       </w:tcPr>
     </w:tblStylePr>
   </w:style>
-  <w:style w:type="table" w:styleId="1294" w:customStyle="1">
+  <w:style w:type="table" w:styleId="1295" w:customStyle="1">
     <w:name w:val="Grid Table 5 Dark- Accent 1"/>
-    <w:basedOn w:val="1245"/>
+    <w:basedOn w:val="1246"/>
     <w:uiPriority w:val="99"/>
     <w:pPr>
       <w:pBdr/>
@@ -37710,9 +38360,9 @@
       </w:tcPr>
     </w:tblStylePr>
   </w:style>
-  <w:style w:type="table" w:styleId="1295" w:customStyle="1">
+  <w:style w:type="table" w:styleId="1296" w:customStyle="1">
     <w:name w:val="Grid Table 5 Dark - Accent 2"/>
-    <w:basedOn w:val="1245"/>
+    <w:basedOn w:val="1246"/>
     <w:uiPriority w:val="99"/>
     <w:pPr>
       <w:pBdr/>
@@ -37937,9 +38587,9 @@
       </w:tcPr>
     </w:tblStylePr>
   </w:style>
-  <w:style w:type="table" w:styleId="1296" w:customStyle="1">
+  <w:style w:type="table" w:styleId="1297" w:customStyle="1">
     <w:name w:val="Grid Table 5 Dark - Accent 3"/>
-    <w:basedOn w:val="1245"/>
+    <w:basedOn w:val="1246"/>
     <w:uiPriority w:val="99"/>
     <w:pPr>
       <w:pBdr/>
@@ -38164,9 +38814,9 @@
       </w:tcPr>
     </w:tblStylePr>
   </w:style>
-  <w:style w:type="table" w:styleId="1297" w:customStyle="1">
+  <w:style w:type="table" w:styleId="1298" w:customStyle="1">
     <w:name w:val="Grid Table 5 Dark- Accent 4"/>
-    <w:basedOn w:val="1245"/>
+    <w:basedOn w:val="1246"/>
     <w:uiPriority w:val="99"/>
     <w:pPr>
       <w:pBdr/>
@@ -38391,9 +39041,9 @@
       </w:tcPr>
     </w:tblStylePr>
   </w:style>
-  <w:style w:type="table" w:styleId="1298" w:customStyle="1">
+  <w:style w:type="table" w:styleId="1299" w:customStyle="1">
     <w:name w:val="Grid Table 5 Dark - Accent 5"/>
-    <w:basedOn w:val="1245"/>
+    <w:basedOn w:val="1246"/>
     <w:uiPriority w:val="99"/>
     <w:pPr>
       <w:pBdr/>
@@ -38618,9 +39268,9 @@
       </w:tcPr>
     </w:tblStylePr>
   </w:style>
-  <w:style w:type="table" w:styleId="1299" w:customStyle="1">
+  <w:style w:type="table" w:styleId="1300" w:customStyle="1">
     <w:name w:val="Grid Table 5 Dark - Accent 6"/>
-    <w:basedOn w:val="1245"/>
+    <w:basedOn w:val="1246"/>
     <w:uiPriority w:val="99"/>
     <w:pPr>
       <w:pBdr/>
@@ -38845,9 +39495,9 @@
       </w:tcPr>
     </w:tblStylePr>
   </w:style>
-  <w:style w:type="table" w:styleId="1300">
+  <w:style w:type="table" w:styleId="1301">
     <w:name w:val="Grid Table 6 Colorful"/>
-    <w:basedOn w:val="1245"/>
+    <w:basedOn w:val="1246"/>
     <w:uiPriority w:val="99"/>
     <w:pPr>
       <w:pBdr/>
@@ -39069,9 +39719,9 @@
       </w:tcPr>
     </w:tblStylePr>
   </w:style>
-  <w:style w:type="table" w:styleId="1301" w:customStyle="1">
+  <w:style w:type="table" w:styleId="1302" w:customStyle="1">
     <w:name w:val="Grid Table 6 Colorful - Accent 1"/>
-    <w:basedOn w:val="1245"/>
+    <w:basedOn w:val="1246"/>
     <w:uiPriority w:val="99"/>
     <w:pPr>
       <w:pBdr/>
@@ -39293,9 +39943,9 @@
       </w:tcPr>
     </w:tblStylePr>
   </w:style>
-  <w:style w:type="table" w:styleId="1302" w:customStyle="1">
+  <w:style w:type="table" w:styleId="1303" w:customStyle="1">
     <w:name w:val="Grid Table 6 Colorful - Accent 2"/>
-    <w:basedOn w:val="1245"/>
+    <w:basedOn w:val="1246"/>
     <w:uiPriority w:val="99"/>
     <w:pPr>
       <w:pBdr/>
@@ -39517,9 +40167,9 @@
       </w:tcPr>
     </w:tblStylePr>
   </w:style>
-  <w:style w:type="table" w:styleId="1303" w:customStyle="1">
+  <w:style w:type="table" w:styleId="1304" w:customStyle="1">
     <w:name w:val="Grid Table 6 Colorful - Accent 3"/>
-    <w:basedOn w:val="1245"/>
+    <w:basedOn w:val="1246"/>
     <w:uiPriority w:val="99"/>
     <w:pPr>
       <w:pBdr/>
@@ -39741,9 +40391,9 @@
       </w:tcPr>
     </w:tblStylePr>
   </w:style>
-  <w:style w:type="table" w:styleId="1304" w:customStyle="1">
+  <w:style w:type="table" w:styleId="1305" w:customStyle="1">
     <w:name w:val="Grid Table 6 Colorful - Accent 4"/>
-    <w:basedOn w:val="1245"/>
+    <w:basedOn w:val="1246"/>
     <w:uiPriority w:val="99"/>
     <w:pPr>
       <w:pBdr/>
@@ -39965,9 +40615,9 @@
       </w:tcPr>
     </w:tblStylePr>
   </w:style>
-  <w:style w:type="table" w:styleId="1305" w:customStyle="1">
+  <w:style w:type="table" w:styleId="1306" w:customStyle="1">
     <w:name w:val="Grid Table 6 Colorful - Accent 5"/>
-    <w:basedOn w:val="1245"/>
+    <w:basedOn w:val="1246"/>
     <w:uiPriority w:val="99"/>
     <w:pPr>
       <w:pBdr/>
@@ -40189,9 +40839,9 @@
       </w:tcPr>
     </w:tblStylePr>
   </w:style>
-  <w:style w:type="table" w:styleId="1306" w:customStyle="1">
+  <w:style w:type="table" w:styleId="1307" w:customStyle="1">
     <w:name w:val="Grid Table 6 Colorful - Accent 6"/>
-    <w:basedOn w:val="1245"/>
+    <w:basedOn w:val="1246"/>
     <w:uiPriority w:val="99"/>
     <w:pPr>
       <w:pBdr/>
@@ -40413,9 +41063,9 @@
       </w:tcPr>
     </w:tblStylePr>
   </w:style>
-  <w:style w:type="table" w:styleId="1307">
+  <w:style w:type="table" w:styleId="1308">
     <w:name w:val="Grid Table 7 Colorful"/>
-    <w:basedOn w:val="1245"/>
+    <w:basedOn w:val="1246"/>
     <w:uiPriority w:val="99"/>
     <w:pPr>
       <w:pBdr/>
@@ -40666,9 +41316,9 @@
       </w:tcPr>
     </w:tblStylePr>
   </w:style>
-  <w:style w:type="table" w:styleId="1308" w:customStyle="1">
+  <w:style w:type="table" w:styleId="1309" w:customStyle="1">
     <w:name w:val="Grid Table 7 Colorful - Accent 1"/>
-    <w:basedOn w:val="1245"/>
+    <w:basedOn w:val="1246"/>
     <w:uiPriority w:val="99"/>
     <w:pPr>
       <w:pBdr/>
@@ -40919,9 +41569,9 @@
       </w:tcPr>
     </w:tblStylePr>
   </w:style>
-  <w:style w:type="table" w:styleId="1309" w:customStyle="1">
+  <w:style w:type="table" w:styleId="1310" w:customStyle="1">
     <w:name w:val="Grid Table 7 Colorful - Accent 2"/>
-    <w:basedOn w:val="1245"/>
+    <w:basedOn w:val="1246"/>
     <w:uiPriority w:val="99"/>
     <w:pPr>
       <w:pBdr/>
@@ -41172,9 +41822,9 @@
       </w:tcPr>
     </w:tblStylePr>
   </w:style>
-  <w:style w:type="table" w:styleId="1310" w:customStyle="1">
+  <w:style w:type="table" w:styleId="1311" w:customStyle="1">
     <w:name w:val="Grid Table 7 Colorful - Accent 3"/>
-    <w:basedOn w:val="1245"/>
+    <w:basedOn w:val="1246"/>
     <w:uiPriority w:val="99"/>
     <w:pPr>
       <w:pBdr/>
@@ -41425,9 +42075,9 @@
       </w:tcPr>
     </w:tblStylePr>
   </w:style>
-  <w:style w:type="table" w:styleId="1311" w:customStyle="1">
+  <w:style w:type="table" w:styleId="1312" w:customStyle="1">
     <w:name w:val="Grid Table 7 Colorful - Accent 4"/>
-    <w:basedOn w:val="1245"/>
+    <w:basedOn w:val="1246"/>
     <w:uiPriority w:val="99"/>
     <w:pPr>
       <w:pBdr/>
@@ -41678,9 +42328,9 @@
       </w:tcPr>
     </w:tblStylePr>
   </w:style>
-  <w:style w:type="table" w:styleId="1312" w:customStyle="1">
+  <w:style w:type="table" w:styleId="1313" w:customStyle="1">
     <w:name w:val="Grid Table 7 Colorful - Accent 5"/>
-    <w:basedOn w:val="1245"/>
+    <w:basedOn w:val="1246"/>
     <w:uiPriority w:val="99"/>
     <w:pPr>
       <w:pBdr/>
@@ -41931,9 +42581,9 @@
       </w:tcPr>
     </w:tblStylePr>
   </w:style>
-  <w:style w:type="table" w:styleId="1313" w:customStyle="1">
+  <w:style w:type="table" w:styleId="1314" w:customStyle="1">
     <w:name w:val="Grid Table 7 Colorful - Accent 6"/>
-    <w:basedOn w:val="1245"/>
+    <w:basedOn w:val="1246"/>
     <w:uiPriority w:val="99"/>
     <w:pPr>
       <w:pBdr/>
@@ -42184,9 +42834,9 @@
       </w:tcPr>
     </w:tblStylePr>
   </w:style>
-  <w:style w:type="table" w:styleId="1314">
+  <w:style w:type="table" w:styleId="1315">
     <w:name w:val="List Table 1 Light"/>
-    <w:basedOn w:val="1245"/>
+    <w:basedOn w:val="1246"/>
     <w:uiPriority w:val="99"/>
     <w:pPr>
       <w:pBdr/>
@@ -42399,9 +43049,9 @@
       </w:tcPr>
     </w:tblStylePr>
   </w:style>
-  <w:style w:type="table" w:styleId="1315" w:customStyle="1">
+  <w:style w:type="table" w:styleId="1316" w:customStyle="1">
     <w:name w:val="List Table 1 Light - Accent 1"/>
-    <w:basedOn w:val="1245"/>
+    <w:basedOn w:val="1246"/>
     <w:uiPriority w:val="99"/>
     <w:pPr>
       <w:pBdr/>
@@ -42614,9 +43264,9 @@
       </w:tcPr>
     </w:tblStylePr>
   </w:style>
-  <w:style w:type="table" w:styleId="1316" w:customStyle="1">
+  <w:style w:type="table" w:styleId="1317" w:customStyle="1">
     <w:name w:val="List Table 1 Light - Accent 2"/>
-    <w:basedOn w:val="1245"/>
+    <w:basedOn w:val="1246"/>
     <w:uiPriority w:val="99"/>
     <w:pPr>
       <w:pBdr/>
@@ -42829,9 +43479,9 @@
       </w:tcPr>
     </w:tblStylePr>
   </w:style>
-  <w:style w:type="table" w:styleId="1317" w:customStyle="1">
+  <w:style w:type="table" w:styleId="1318" w:customStyle="1">
     <w:name w:val="List Table 1 Light - Accent 3"/>
-    <w:basedOn w:val="1245"/>
+    <w:basedOn w:val="1246"/>
     <w:uiPriority w:val="99"/>
     <w:pPr>
       <w:pBdr/>
@@ -43044,9 +43694,9 @@
       </w:tcPr>
     </w:tblStylePr>
   </w:style>
-  <w:style w:type="table" w:styleId="1318" w:customStyle="1">
+  <w:style w:type="table" w:styleId="1319" w:customStyle="1">
     <w:name w:val="List Table 1 Light - Accent 4"/>
-    <w:basedOn w:val="1245"/>
+    <w:basedOn w:val="1246"/>
     <w:uiPriority w:val="99"/>
     <w:pPr>
       <w:pBdr/>
@@ -43259,9 +43909,9 @@
       </w:tcPr>
     </w:tblStylePr>
   </w:style>
-  <w:style w:type="table" w:styleId="1319" w:customStyle="1">
+  <w:style w:type="table" w:styleId="1320" w:customStyle="1">
     <w:name w:val="List Table 1 Light - Accent 5"/>
-    <w:basedOn w:val="1245"/>
+    <w:basedOn w:val="1246"/>
     <w:uiPriority w:val="99"/>
     <w:pPr>
       <w:pBdr/>
@@ -43474,9 +44124,9 @@
       </w:tcPr>
     </w:tblStylePr>
   </w:style>
-  <w:style w:type="table" w:styleId="1320" w:customStyle="1">
+  <w:style w:type="table" w:styleId="1321" w:customStyle="1">
     <w:name w:val="List Table 1 Light - Accent 6"/>
-    <w:basedOn w:val="1245"/>
+    <w:basedOn w:val="1246"/>
     <w:uiPriority w:val="99"/>
     <w:pPr>
       <w:pBdr/>
@@ -43689,9 +44339,9 @@
       </w:tcPr>
     </w:tblStylePr>
   </w:style>
-  <w:style w:type="table" w:styleId="1321">
+  <w:style w:type="table" w:styleId="1322">
     <w:name w:val="List Table 2"/>
-    <w:basedOn w:val="1245"/>
+    <w:basedOn w:val="1246"/>
     <w:uiPriority w:val="99"/>
     <w:pPr>
       <w:pBdr/>
@@ -43926,9 +44576,9 @@
       </w:tcPr>
     </w:tblStylePr>
   </w:style>
-  <w:style w:type="table" w:styleId="1322" w:customStyle="1">
+  <w:style w:type="table" w:styleId="1323" w:customStyle="1">
     <w:name w:val="List Table 2 - Accent 1"/>
-    <w:basedOn w:val="1245"/>
+    <w:basedOn w:val="1246"/>
     <w:uiPriority w:val="99"/>
     <w:pPr>
       <w:pBdr/>
@@ -44163,9 +44813,9 @@
       </w:tcPr>
     </w:tblStylePr>
   </w:style>
-  <w:style w:type="table" w:styleId="1323" w:customStyle="1">
+  <w:style w:type="table" w:styleId="1324" w:customStyle="1">
     <w:name w:val="List Table 2 - Accent 2"/>
-    <w:basedOn w:val="1245"/>
+    <w:basedOn w:val="1246"/>
     <w:uiPriority w:val="99"/>
     <w:pPr>
       <w:pBdr/>
@@ -44400,9 +45050,9 @@
       </w:tcPr>
     </w:tblStylePr>
   </w:style>
-  <w:style w:type="table" w:styleId="1324" w:customStyle="1">
+  <w:style w:type="table" w:styleId="1325" w:customStyle="1">
     <w:name w:val="List Table 2 - Accent 3"/>
-    <w:basedOn w:val="1245"/>
+    <w:basedOn w:val="1246"/>
     <w:uiPriority w:val="99"/>
     <w:pPr>
       <w:pBdr/>
@@ -44637,9 +45287,9 @@
       </w:tcPr>
     </w:tblStylePr>
   </w:style>
-  <w:style w:type="table" w:styleId="1325" w:customStyle="1">
+  <w:style w:type="table" w:styleId="1326" w:customStyle="1">
     <w:name w:val="List Table 2 - Accent 4"/>
-    <w:basedOn w:val="1245"/>
+    <w:basedOn w:val="1246"/>
     <w:uiPriority w:val="99"/>
     <w:pPr>
       <w:pBdr/>
@@ -44874,9 +45524,9 @@
       </w:tcPr>
     </w:tblStylePr>
   </w:style>
-  <w:style w:type="table" w:styleId="1326" w:customStyle="1">
+  <w:style w:type="table" w:styleId="1327" w:customStyle="1">
     <w:name w:val="List Table 2 - Accent 5"/>
-    <w:basedOn w:val="1245"/>
+    <w:basedOn w:val="1246"/>
     <w:uiPriority w:val="99"/>
     <w:pPr>
       <w:pBdr/>
@@ -45111,9 +45761,9 @@
       </w:tcPr>
     </w:tblStylePr>
   </w:style>
-  <w:style w:type="table" w:styleId="1327" w:customStyle="1">
+  <w:style w:type="table" w:styleId="1328" w:customStyle="1">
     <w:name w:val="List Table 2 - Accent 6"/>
-    <w:basedOn w:val="1245"/>
+    <w:basedOn w:val="1246"/>
     <w:uiPriority w:val="99"/>
     <w:pPr>
       <w:pBdr/>
@@ -45348,9 +45998,9 @@
       </w:tcPr>
     </w:tblStylePr>
   </w:style>
-  <w:style w:type="table" w:styleId="1328">
+  <w:style w:type="table" w:styleId="1329">
     <w:name w:val="List Table 3"/>
-    <w:basedOn w:val="1245"/>
+    <w:basedOn w:val="1246"/>
     <w:uiPriority w:val="99"/>
     <w:pPr>
       <w:pBdr/>
@@ -45575,9 +46225,9 @@
       </w:tcPr>
     </w:tblStylePr>
   </w:style>
-  <w:style w:type="table" w:styleId="1329" w:customStyle="1">
+  <w:style w:type="table" w:styleId="1330" w:customStyle="1">
     <w:name w:val="List Table 3 - Accent 1"/>
-    <w:basedOn w:val="1245"/>
+    <w:basedOn w:val="1246"/>
     <w:uiPriority w:val="99"/>
     <w:pPr>
       <w:pBdr/>
@@ -45802,9 +46452,9 @@
       </w:tcPr>
     </w:tblStylePr>
   </w:style>
-  <w:style w:type="table" w:styleId="1330" w:customStyle="1">
+  <w:style w:type="table" w:styleId="1331" w:customStyle="1">
     <w:name w:val="List Table 3 - Accent 2"/>
-    <w:basedOn w:val="1245"/>
+    <w:basedOn w:val="1246"/>
     <w:uiPriority w:val="99"/>
     <w:pPr>
       <w:pBdr/>
@@ -46029,9 +46679,9 @@
       </w:tcPr>
     </w:tblStylePr>
   </w:style>
-  <w:style w:type="table" w:styleId="1331" w:customStyle="1">
+  <w:style w:type="table" w:styleId="1332" w:customStyle="1">
     <w:name w:val="List Table 3 - Accent 3"/>
-    <w:basedOn w:val="1245"/>
+    <w:basedOn w:val="1246"/>
     <w:uiPriority w:val="99"/>
     <w:pPr>
       <w:pBdr/>
@@ -46256,9 +46906,9 @@
       </w:tcPr>
     </w:tblStylePr>
   </w:style>
-  <w:style w:type="table" w:styleId="1332" w:customStyle="1">
+  <w:style w:type="table" w:styleId="1333" w:customStyle="1">
     <w:name w:val="List Table 3 - Accent 4"/>
-    <w:basedOn w:val="1245"/>
+    <w:basedOn w:val="1246"/>
     <w:uiPriority w:val="99"/>
     <w:pPr>
       <w:pBdr/>
@@ -46483,9 +47133,9 @@
       </w:tcPr>
     </w:tblStylePr>
   </w:style>
-  <w:style w:type="table" w:styleId="1333" w:customStyle="1">
+  <w:style w:type="table" w:styleId="1334" w:customStyle="1">
     <w:name w:val="List Table 3 - Accent 5"/>
-    <w:basedOn w:val="1245"/>
+    <w:basedOn w:val="1246"/>
     <w:uiPriority w:val="99"/>
     <w:pPr>
       <w:pBdr/>
@@ -46710,9 +47360,9 @@
       </w:tcPr>
     </w:tblStylePr>
   </w:style>
-  <w:style w:type="table" w:styleId="1334" w:customStyle="1">
+  <w:style w:type="table" w:styleId="1335" w:customStyle="1">
     <w:name w:val="List Table 3 - Accent 6"/>
-    <w:basedOn w:val="1245"/>
+    <w:basedOn w:val="1246"/>
     <w:uiPriority w:val="99"/>
     <w:pPr>
       <w:pBdr/>
@@ -46937,9 +47587,9 @@
       </w:tcPr>
     </w:tblStylePr>
   </w:style>
-  <w:style w:type="table" w:styleId="1335">
+  <w:style w:type="table" w:styleId="1336">
     <w:name w:val="List Table 4"/>
-    <w:basedOn w:val="1245"/>
+    <w:basedOn w:val="1246"/>
     <w:uiPriority w:val="99"/>
     <w:pPr>
       <w:pBdr/>
@@ -47161,9 +47811,9 @@
       </w:tcPr>
     </w:tblStylePr>
   </w:style>
-  <w:style w:type="table" w:styleId="1336" w:customStyle="1">
+  <w:style w:type="table" w:styleId="1337" w:customStyle="1">
     <w:name w:val="List Table 4 - Accent 1"/>
-    <w:basedOn w:val="1245"/>
+    <w:basedOn w:val="1246"/>
     <w:uiPriority w:val="99"/>
     <w:pPr>
       <w:pBdr/>
@@ -47385,9 +48035,9 @@
       </w:tcPr>
     </w:tblStylePr>
   </w:style>
-  <w:style w:type="table" w:styleId="1337" w:customStyle="1">
+  <w:style w:type="table" w:styleId="1338" w:customStyle="1">
     <w:name w:val="List Table 4 - Accent 2"/>
-    <w:basedOn w:val="1245"/>
+    <w:basedOn w:val="1246"/>
     <w:uiPriority w:val="99"/>
     <w:pPr>
       <w:pBdr/>
@@ -47609,9 +48259,9 @@
       </w:tcPr>
     </w:tblStylePr>
   </w:style>
-  <w:style w:type="table" w:styleId="1338" w:customStyle="1">
+  <w:style w:type="table" w:styleId="1339" w:customStyle="1">
     <w:name w:val="List Table 4 - Accent 3"/>
-    <w:basedOn w:val="1245"/>
+    <w:basedOn w:val="1246"/>
     <w:uiPriority w:val="99"/>
     <w:pPr>
       <w:pBdr/>
@@ -47833,9 +48483,9 @@
       </w:tcPr>
     </w:tblStylePr>
   </w:style>
-  <w:style w:type="table" w:styleId="1339" w:customStyle="1">
+  <w:style w:type="table" w:styleId="1340" w:customStyle="1">
     <w:name w:val="List Table 4 - Accent 4"/>
-    <w:basedOn w:val="1245"/>
+    <w:basedOn w:val="1246"/>
     <w:uiPriority w:val="99"/>
     <w:pPr>
       <w:pBdr/>
@@ -48057,9 +48707,9 @@
       </w:tcPr>
     </w:tblStylePr>
   </w:style>
-  <w:style w:type="table" w:styleId="1340" w:customStyle="1">
+  <w:style w:type="table" w:styleId="1341" w:customStyle="1">
     <w:name w:val="List Table 4 - Accent 5"/>
-    <w:basedOn w:val="1245"/>
+    <w:basedOn w:val="1246"/>
     <w:uiPriority w:val="99"/>
     <w:pPr>
       <w:pBdr/>
@@ -48281,9 +48931,9 @@
       </w:tcPr>
     </w:tblStylePr>
   </w:style>
-  <w:style w:type="table" w:styleId="1341" w:customStyle="1">
+  <w:style w:type="table" w:styleId="1342" w:customStyle="1">
     <w:name w:val="List Table 4 - Accent 6"/>
-    <w:basedOn w:val="1245"/>
+    <w:basedOn w:val="1246"/>
     <w:uiPriority w:val="99"/>
     <w:pPr>
       <w:pBdr/>
@@ -48505,9 +49155,9 @@
       </w:tcPr>
     </w:tblStylePr>
   </w:style>
-  <w:style w:type="table" w:styleId="1342">
+  <w:style w:type="table" w:styleId="1343">
     <w:name w:val="List Table 5 Dark"/>
-    <w:basedOn w:val="1245"/>
+    <w:basedOn w:val="1246"/>
     <w:uiPriority w:val="99"/>
     <w:pPr>
       <w:pBdr/>
@@ -48741,9 +49391,9 @@
       </w:tcPr>
     </w:tblStylePr>
   </w:style>
-  <w:style w:type="table" w:styleId="1343" w:customStyle="1">
+  <w:style w:type="table" w:styleId="1344" w:customStyle="1">
     <w:name w:val="List Table 5 Dark - Accent 1"/>
-    <w:basedOn w:val="1245"/>
+    <w:basedOn w:val="1246"/>
     <w:uiPriority w:val="99"/>
     <w:pPr>
       <w:pBdr/>
@@ -48977,9 +49627,9 @@
       </w:tcPr>
     </w:tblStylePr>
   </w:style>
-  <w:style w:type="table" w:styleId="1344" w:customStyle="1">
+  <w:style w:type="table" w:styleId="1345" w:customStyle="1">
     <w:name w:val="List Table 5 Dark - Accent 2"/>
-    <w:basedOn w:val="1245"/>
+    <w:basedOn w:val="1246"/>
     <w:uiPriority w:val="99"/>
     <w:pPr>
       <w:pBdr/>
@@ -49213,9 +49863,9 @@
       </w:tcPr>
     </w:tblStylePr>
   </w:style>
-  <w:style w:type="table" w:styleId="1345" w:customStyle="1">
+  <w:style w:type="table" w:styleId="1346" w:customStyle="1">
     <w:name w:val="List Table 5 Dark - Accent 3"/>
-    <w:basedOn w:val="1245"/>
+    <w:basedOn w:val="1246"/>
     <w:uiPriority w:val="99"/>
     <w:pPr>
       <w:pBdr/>
@@ -49449,9 +50099,9 @@
       </w:tcPr>
     </w:tblStylePr>
   </w:style>
-  <w:style w:type="table" w:styleId="1346" w:customStyle="1">
+  <w:style w:type="table" w:styleId="1347" w:customStyle="1">
     <w:name w:val="List Table 5 Dark - Accent 4"/>
-    <w:basedOn w:val="1245"/>
+    <w:basedOn w:val="1246"/>
     <w:uiPriority w:val="99"/>
     <w:pPr>
       <w:pBdr/>
@@ -49685,9 +50335,9 @@
       </w:tcPr>
     </w:tblStylePr>
   </w:style>
-  <w:style w:type="table" w:styleId="1347" w:customStyle="1">
+  <w:style w:type="table" w:styleId="1348" w:customStyle="1">
     <w:name w:val="List Table 5 Dark - Accent 5"/>
-    <w:basedOn w:val="1245"/>
+    <w:basedOn w:val="1246"/>
     <w:uiPriority w:val="99"/>
     <w:pPr>
       <w:pBdr/>
@@ -49921,9 +50571,9 @@
       </w:tcPr>
     </w:tblStylePr>
   </w:style>
-  <w:style w:type="table" w:styleId="1348" w:customStyle="1">
+  <w:style w:type="table" w:styleId="1349" w:customStyle="1">
     <w:name w:val="List Table 5 Dark - Accent 6"/>
-    <w:basedOn w:val="1245"/>
+    <w:basedOn w:val="1246"/>
     <w:uiPriority w:val="99"/>
     <w:pPr>
       <w:pBdr/>
@@ -50157,9 +50807,9 @@
       </w:tcPr>
     </w:tblStylePr>
   </w:style>
-  <w:style w:type="table" w:styleId="1349">
+  <w:style w:type="table" w:styleId="1350">
     <w:name w:val="List Table 6 Colorful"/>
-    <w:basedOn w:val="1245"/>
+    <w:basedOn w:val="1246"/>
     <w:uiPriority w:val="99"/>
     <w:pPr>
       <w:pBdr/>
@@ -50379,9 +51029,9 @@
       </w:tcPr>
     </w:tblStylePr>
   </w:style>
-  <w:style w:type="table" w:styleId="1350" w:customStyle="1">
+  <w:style w:type="table" w:styleId="1351" w:customStyle="1">
     <w:name w:val="List Table 6 Colorful - Accent 1"/>
-    <w:basedOn w:val="1245"/>
+    <w:basedOn w:val="1246"/>
     <w:uiPriority w:val="99"/>
     <w:pPr>
       <w:pBdr/>
@@ -50601,9 +51251,9 @@
       </w:tcPr>
     </w:tblStylePr>
   </w:style>
-  <w:style w:type="table" w:styleId="1351" w:customStyle="1">
+  <w:style w:type="table" w:styleId="1352" w:customStyle="1">
     <w:name w:val="List Table 6 Colorful - Accent 2"/>
-    <w:basedOn w:val="1245"/>
+    <w:basedOn w:val="1246"/>
     <w:uiPriority w:val="99"/>
     <w:pPr>
       <w:pBdr/>
@@ -50823,9 +51473,9 @@
       </w:tcPr>
     </w:tblStylePr>
   </w:style>
-  <w:style w:type="table" w:styleId="1352" w:customStyle="1">
+  <w:style w:type="table" w:styleId="1353" w:customStyle="1">
     <w:name w:val="List Table 6 Colorful - Accent 3"/>
-    <w:basedOn w:val="1245"/>
+    <w:basedOn w:val="1246"/>
     <w:uiPriority w:val="99"/>
     <w:pPr>
       <w:pBdr/>
@@ -51045,9 +51695,9 @@
       </w:tcPr>
     </w:tblStylePr>
   </w:style>
-  <w:style w:type="table" w:styleId="1353" w:customStyle="1">
+  <w:style w:type="table" w:styleId="1354" w:customStyle="1">
     <w:name w:val="List Table 6 Colorful - Accent 4"/>
-    <w:basedOn w:val="1245"/>
+    <w:basedOn w:val="1246"/>
     <w:uiPriority w:val="99"/>
     <w:pPr>
       <w:pBdr/>
@@ -51267,9 +51917,9 @@
       </w:tcPr>
     </w:tblStylePr>
   </w:style>
-  <w:style w:type="table" w:styleId="1354" w:customStyle="1">
+  <w:style w:type="table" w:styleId="1355" w:customStyle="1">
     <w:name w:val="List Table 6 Colorful - Accent 5"/>
-    <w:basedOn w:val="1245"/>
+    <w:basedOn w:val="1246"/>
     <w:uiPriority w:val="99"/>
     <w:pPr>
       <w:pBdr/>
@@ -51489,9 +52139,9 @@
       </w:tcPr>
     </w:tblStylePr>
   </w:style>
-  <w:style w:type="table" w:styleId="1355" w:customStyle="1">
+  <w:style w:type="table" w:styleId="1356" w:customStyle="1">
     <w:name w:val="List Table 6 Colorful - Accent 6"/>
-    <w:basedOn w:val="1245"/>
+    <w:basedOn w:val="1246"/>
     <w:uiPriority w:val="99"/>
     <w:pPr>
       <w:pBdr/>
@@ -51711,9 +52361,9 @@
       </w:tcPr>
     </w:tblStylePr>
   </w:style>
-  <w:style w:type="table" w:styleId="1356">
+  <w:style w:type="table" w:styleId="1357">
     <w:name w:val="List Table 7 Colorful"/>
-    <w:basedOn w:val="1245"/>
+    <w:basedOn w:val="1246"/>
     <w:uiPriority w:val="99"/>
     <w:pPr>
       <w:pBdr/>
@@ -51961,9 +52611,9 @@
       </w:tcPr>
     </w:tblStylePr>
   </w:style>
-  <w:style w:type="table" w:styleId="1357" w:customStyle="1">
+  <w:style w:type="table" w:styleId="1358" w:customStyle="1">
     <w:name w:val="List Table 7 Colorful - Accent 1"/>
-    <w:basedOn w:val="1245"/>
+    <w:basedOn w:val="1246"/>
     <w:uiPriority w:val="99"/>
     <w:pPr>
       <w:pBdr/>
@@ -52211,9 +52861,9 @@
       </w:tcPr>
     </w:tblStylePr>
   </w:style>
-  <w:style w:type="table" w:styleId="1358" w:customStyle="1">
+  <w:style w:type="table" w:styleId="1359" w:customStyle="1">
     <w:name w:val="List Table 7 Colorful - Accent 2"/>
-    <w:basedOn w:val="1245"/>
+    <w:basedOn w:val="1246"/>
     <w:uiPriority w:val="99"/>
     <w:pPr>
       <w:pBdr/>
@@ -52461,9 +53111,9 @@
       </w:tcPr>
     </w:tblStylePr>
   </w:style>
-  <w:style w:type="table" w:styleId="1359" w:customStyle="1">
+  <w:style w:type="table" w:styleId="1360" w:customStyle="1">
     <w:name w:val="List Table 7 Colorful - Accent 3"/>
-    <w:basedOn w:val="1245"/>
+    <w:basedOn w:val="1246"/>
     <w:uiPriority w:val="99"/>
     <w:pPr>
       <w:pBdr/>
@@ -52711,9 +53361,9 @@
       </w:tcPr>
     </w:tblStylePr>
   </w:style>
-  <w:style w:type="table" w:styleId="1360" w:customStyle="1">
+  <w:style w:type="table" w:styleId="1361" w:customStyle="1">
     <w:name w:val="List Table 7 Colorful - Accent 4"/>
-    <w:basedOn w:val="1245"/>
+    <w:basedOn w:val="1246"/>
     <w:uiPriority w:val="99"/>
     <w:pPr>
       <w:pBdr/>
@@ -52961,9 +53611,9 @@
       </w:tcPr>
     </w:tblStylePr>
   </w:style>
-  <w:style w:type="table" w:styleId="1361" w:customStyle="1">
+  <w:style w:type="table" w:styleId="1362" w:customStyle="1">
     <w:name w:val="List Table 7 Colorful - Accent 5"/>
-    <w:basedOn w:val="1245"/>
+    <w:basedOn w:val="1246"/>
     <w:uiPriority w:val="99"/>
     <w:pPr>
       <w:pBdr/>
@@ -53211,9 +53861,9 @@
       </w:tcPr>
     </w:tblStylePr>
   </w:style>
-  <w:style w:type="table" w:styleId="1362" w:customStyle="1">
+  <w:style w:type="table" w:styleId="1363" w:customStyle="1">
     <w:name w:val="List Table 7 Colorful - Accent 6"/>
-    <w:basedOn w:val="1245"/>
+    <w:basedOn w:val="1246"/>
     <w:uiPriority w:val="99"/>
     <w:pPr>
       <w:pBdr/>
@@ -53461,9 +54111,9 @@
       </w:tcPr>
     </w:tblStylePr>
   </w:style>
-  <w:style w:type="table" w:styleId="1363" w:customStyle="1">
+  <w:style w:type="table" w:styleId="1364" w:customStyle="1">
     <w:name w:val="Lined - Accent"/>
-    <w:basedOn w:val="1245"/>
+    <w:basedOn w:val="1246"/>
     <w:uiPriority w:val="99"/>
     <w:pPr>
       <w:pBdr/>
@@ -53700,9 +54350,9 @@
       </w:tcPr>
     </w:tblStylePr>
   </w:style>
-  <w:style w:type="table" w:styleId="1364" w:customStyle="1">
+  <w:style w:type="table" w:styleId="1365" w:customStyle="1">
     <w:name w:val="Lined - Accent 1"/>
-    <w:basedOn w:val="1245"/>
+    <w:basedOn w:val="1246"/>
     <w:uiPriority w:val="99"/>
     <w:pPr>
       <w:pBdr/>
@@ -53939,9 +54589,9 @@
       </w:tcPr>
     </w:tblStylePr>
   </w:style>
-  <w:style w:type="table" w:styleId="1365" w:customStyle="1">
+  <w:style w:type="table" w:styleId="1366" w:customStyle="1">
     <w:name w:val="Lined - Accent 2"/>
-    <w:basedOn w:val="1245"/>
+    <w:basedOn w:val="1246"/>
     <w:uiPriority w:val="99"/>
     <w:pPr>
       <w:pBdr/>
@@ -54178,9 +54828,9 @@
       </w:tcPr>
     </w:tblStylePr>
   </w:style>
-  <w:style w:type="table" w:styleId="1366" w:customStyle="1">
+  <w:style w:type="table" w:styleId="1367" w:customStyle="1">
     <w:name w:val="Lined - Accent 3"/>
-    <w:basedOn w:val="1245"/>
+    <w:basedOn w:val="1246"/>
     <w:uiPriority w:val="99"/>
     <w:pPr>
       <w:pBdr/>
@@ -54417,9 +55067,9 @@
       </w:tcPr>
     </w:tblStylePr>
   </w:style>
-  <w:style w:type="table" w:styleId="1367" w:customStyle="1">
+  <w:style w:type="table" w:styleId="1368" w:customStyle="1">
     <w:name w:val="Lined - Accent 4"/>
-    <w:basedOn w:val="1245"/>
+    <w:basedOn w:val="1246"/>
     <w:uiPriority w:val="99"/>
     <w:pPr>
       <w:pBdr/>
@@ -54656,9 +55306,9 @@
       </w:tcPr>
     </w:tblStylePr>
   </w:style>
-  <w:style w:type="table" w:styleId="1368" w:customStyle="1">
+  <w:style w:type="table" w:styleId="1369" w:customStyle="1">
     <w:name w:val="Lined - Accent 5"/>
-    <w:basedOn w:val="1245"/>
+    <w:basedOn w:val="1246"/>
     <w:uiPriority w:val="99"/>
     <w:pPr>
       <w:pBdr/>
@@ -54895,9 +55545,9 @@
       </w:tcPr>
     </w:tblStylePr>
   </w:style>
-  <w:style w:type="table" w:styleId="1369" w:customStyle="1">
+  <w:style w:type="table" w:styleId="1370" w:customStyle="1">
     <w:name w:val="Lined - Accent 6"/>
-    <w:basedOn w:val="1245"/>
+    <w:basedOn w:val="1246"/>
     <w:uiPriority w:val="99"/>
     <w:pPr>
       <w:pBdr/>
@@ -55134,9 +55784,9 @@
       </w:tcPr>
     </w:tblStylePr>
   </w:style>
-  <w:style w:type="table" w:styleId="1370" w:customStyle="1">
+  <w:style w:type="table" w:styleId="1371" w:customStyle="1">
     <w:name w:val="Bordered &amp; Lined - Accent"/>
-    <w:basedOn w:val="1245"/>
+    <w:basedOn w:val="1246"/>
     <w:uiPriority w:val="99"/>
     <w:pPr>
       <w:pBdr/>
@@ -55380,9 +56030,9 @@
       </w:tcPr>
     </w:tblStylePr>
   </w:style>
-  <w:style w:type="table" w:styleId="1371" w:customStyle="1">
+  <w:style w:type="table" w:styleId="1372" w:customStyle="1">
     <w:name w:val="Bordered &amp; Lined - Accent 1"/>
-    <w:basedOn w:val="1245"/>
+    <w:basedOn w:val="1246"/>
     <w:uiPriority w:val="99"/>
     <w:pPr>
       <w:pBdr/>
@@ -55626,9 +56276,9 @@
       </w:tcPr>
     </w:tblStylePr>
   </w:style>
-  <w:style w:type="table" w:styleId="1372" w:customStyle="1">
+  <w:style w:type="table" w:styleId="1373" w:customStyle="1">
     <w:name w:val="Bordered &amp; Lined - Accent 2"/>
-    <w:basedOn w:val="1245"/>
+    <w:basedOn w:val="1246"/>
     <w:uiPriority w:val="99"/>
     <w:pPr>
       <w:pBdr/>
@@ -55872,9 +56522,9 @@
       </w:tcPr>
     </w:tblStylePr>
   </w:style>
-  <w:style w:type="table" w:styleId="1373" w:customStyle="1">
+  <w:style w:type="table" w:styleId="1374" w:customStyle="1">
     <w:name w:val="Bordered &amp; Lined - Accent 3"/>
-    <w:basedOn w:val="1245"/>
+    <w:basedOn w:val="1246"/>
     <w:uiPriority w:val="99"/>
     <w:pPr>
       <w:pBdr/>
@@ -56118,9 +56768,9 @@
       </w:tcPr>
     </w:tblStylePr>
   </w:style>
-  <w:style w:type="table" w:styleId="1374" w:customStyle="1">
+  <w:style w:type="table" w:styleId="1375" w:customStyle="1">
     <w:name w:val="Bordered &amp; Lined - Accent 4"/>
-    <w:basedOn w:val="1245"/>
+    <w:basedOn w:val="1246"/>
     <w:uiPriority w:val="99"/>
     <w:pPr>
       <w:pBdr/>
@@ -56364,9 +57014,9 @@
       </w:tcPr>
     </w:tblStylePr>
   </w:style>
-  <w:style w:type="table" w:styleId="1375" w:customStyle="1">
+  <w:style w:type="table" w:styleId="1376" w:customStyle="1">
     <w:name w:val="Bordered &amp; Lined - Accent 5"/>
-    <w:basedOn w:val="1245"/>
+    <w:basedOn w:val="1246"/>
     <w:uiPriority w:val="99"/>
     <w:pPr>
       <w:pBdr/>
@@ -56610,9 +57260,9 @@
       </w:tcPr>
     </w:tblStylePr>
   </w:style>
-  <w:style w:type="table" w:styleId="1376" w:customStyle="1">
+  <w:style w:type="table" w:styleId="1377" w:customStyle="1">
     <w:name w:val="Bordered &amp; Lined - Accent 6"/>
-    <w:basedOn w:val="1245"/>
+    <w:basedOn w:val="1246"/>
     <w:uiPriority w:val="99"/>
     <w:pPr>
       <w:pBdr/>
@@ -56856,9 +57506,9 @@
       </w:tcPr>
     </w:tblStylePr>
   </w:style>
-  <w:style w:type="table" w:styleId="1377" w:customStyle="1">
+  <w:style w:type="table" w:styleId="1378" w:customStyle="1">
     <w:name w:val="Bordered"/>
-    <w:basedOn w:val="1245"/>
+    <w:basedOn w:val="1246"/>
     <w:uiPriority w:val="99"/>
     <w:pPr>
       <w:pBdr/>
@@ -57086,9 +57736,9 @@
       </w:tcPr>
     </w:tblStylePr>
   </w:style>
-  <w:style w:type="table" w:styleId="1378" w:customStyle="1">
+  <w:style w:type="table" w:styleId="1379" w:customStyle="1">
     <w:name w:val="Bordered - Accent 1"/>
-    <w:basedOn w:val="1245"/>
+    <w:basedOn w:val="1246"/>
     <w:uiPriority w:val="99"/>
     <w:pPr>
       <w:pBdr/>
@@ -57316,9 +57966,9 @@
       </w:tcPr>
     </w:tblStylePr>
   </w:style>
-  <w:style w:type="table" w:styleId="1379" w:customStyle="1">
+  <w:style w:type="table" w:styleId="1380" w:customStyle="1">
     <w:name w:val="Bordered - Accent 2"/>
-    <w:basedOn w:val="1245"/>
+    <w:basedOn w:val="1246"/>
     <w:uiPriority w:val="99"/>
     <w:pPr>
       <w:pBdr/>
@@ -57546,9 +58196,9 @@
       </w:tcPr>
     </w:tblStylePr>
   </w:style>
-  <w:style w:type="table" w:styleId="1380" w:customStyle="1">
+  <w:style w:type="table" w:styleId="1381" w:customStyle="1">
     <w:name w:val="Bordered - Accent 3"/>
-    <w:basedOn w:val="1245"/>
+    <w:basedOn w:val="1246"/>
     <w:uiPriority w:val="99"/>
     <w:pPr>
       <w:pBdr/>
@@ -57776,9 +58426,9 @@
       </w:tcPr>
     </w:tblStylePr>
   </w:style>
-  <w:style w:type="table" w:styleId="1381" w:customStyle="1">
+  <w:style w:type="table" w:styleId="1382" w:customStyle="1">
     <w:name w:val="Bordered - Accent 4"/>
-    <w:basedOn w:val="1245"/>
+    <w:basedOn w:val="1246"/>
     <w:uiPriority w:val="99"/>
     <w:pPr>
       <w:pBdr/>
@@ -58006,9 +58656,9 @@
       </w:tcPr>
     </w:tblStylePr>
   </w:style>
-  <w:style w:type="table" w:styleId="1382" w:customStyle="1">
+  <w:style w:type="table" w:styleId="1383" w:customStyle="1">
     <w:name w:val="Bordered - Accent 5"/>
-    <w:basedOn w:val="1245"/>
+    <w:basedOn w:val="1246"/>
     <w:uiPriority w:val="99"/>
     <w:pPr>
       <w:pBdr/>
@@ -58236,9 +58886,9 @@
       </w:tcPr>
     </w:tblStylePr>
   </w:style>
-  <w:style w:type="table" w:styleId="1383" w:customStyle="1">
+  <w:style w:type="table" w:styleId="1384" w:customStyle="1">
     <w:name w:val="Bordered - Accent 6"/>
-    <w:basedOn w:val="1245"/>
+    <w:basedOn w:val="1246"/>
     <w:uiPriority w:val="99"/>
     <w:pPr>
       <w:pBdr/>
@@ -58466,9 +59116,9 @@
       </w:tcPr>
     </w:tblStylePr>
   </w:style>
-  <w:style w:type="character" w:styleId="1384" w:customStyle="1">
+  <w:style w:type="character" w:styleId="1385" w:customStyle="1">
     <w:name w:val="Heading 1 Char"/>
-    <w:basedOn w:val="1244"/>
+    <w:basedOn w:val="1245"/>
     <w:uiPriority w:val="9"/>
     <w:pPr>
       <w:pBdr/>
@@ -58482,9 +59132,9 @@
       <w:szCs w:val="40"/>
     </w:rPr>
   </w:style>
-  <w:style w:type="character" w:styleId="1385" w:customStyle="1">
+  <w:style w:type="character" w:styleId="1386" w:customStyle="1">
     <w:name w:val="Heading 2 Char"/>
-    <w:basedOn w:val="1244"/>
+    <w:basedOn w:val="1245"/>
     <w:uiPriority w:val="9"/>
     <w:pPr>
       <w:pBdr/>
@@ -58498,9 +59148,9 @@
       <w:szCs w:val="32"/>
     </w:rPr>
   </w:style>
-  <w:style w:type="character" w:styleId="1386" w:customStyle="1">
+  <w:style w:type="character" w:styleId="1387" w:customStyle="1">
     <w:name w:val="Heading 3 Char"/>
-    <w:basedOn w:val="1244"/>
+    <w:basedOn w:val="1245"/>
     <w:uiPriority w:val="9"/>
     <w:pPr>
       <w:pBdr/>
@@ -58514,10 +59164,10 @@
       <w:szCs w:val="28"/>
     </w:rPr>
   </w:style>
-  <w:style w:type="character" w:styleId="1387" w:customStyle="1">
+  <w:style w:type="character" w:styleId="1388" w:customStyle="1">
     <w:name w:val="Titre 4 Car"/>
-    <w:basedOn w:val="1244"/>
-    <w:link w:val="1238"/>
+    <w:basedOn w:val="1245"/>
+    <w:link w:val="1239"/>
     <w:uiPriority w:val="9"/>
     <w:pPr>
       <w:pBdr/>
@@ -58531,10 +59181,10 @@
       <w:color w:val="2f5496" w:themeColor="accent1" w:themeShade="BF"/>
     </w:rPr>
   </w:style>
-  <w:style w:type="character" w:styleId="1388" w:customStyle="1">
+  <w:style w:type="character" w:styleId="1389" w:customStyle="1">
     <w:name w:val="Titre 5 Car"/>
-    <w:basedOn w:val="1244"/>
-    <w:link w:val="1239"/>
+    <w:basedOn w:val="1245"/>
+    <w:link w:val="1240"/>
     <w:uiPriority w:val="9"/>
     <w:pPr>
       <w:pBdr/>
@@ -58546,10 +59196,10 @@
       <w:color w:val="2f5496" w:themeColor="accent1" w:themeShade="BF"/>
     </w:rPr>
   </w:style>
-  <w:style w:type="character" w:styleId="1389" w:customStyle="1">
+  <w:style w:type="character" w:styleId="1390" w:customStyle="1">
     <w:name w:val="Titre 6 Car"/>
-    <w:basedOn w:val="1244"/>
-    <w:link w:val="1240"/>
+    <w:basedOn w:val="1245"/>
+    <w:link w:val="1241"/>
     <w:uiPriority w:val="9"/>
     <w:pPr>
       <w:pBdr/>
@@ -58563,10 +59213,10 @@
       <w:color w:val="595959" w:themeColor="text1" w:themeTint="A6"/>
     </w:rPr>
   </w:style>
-  <w:style w:type="character" w:styleId="1390" w:customStyle="1">
+  <w:style w:type="character" w:styleId="1391" w:customStyle="1">
     <w:name w:val="Titre 7 Car"/>
-    <w:basedOn w:val="1244"/>
-    <w:link w:val="1241"/>
+    <w:basedOn w:val="1245"/>
+    <w:link w:val="1242"/>
     <w:uiPriority w:val="9"/>
     <w:pPr>
       <w:pBdr/>
@@ -58578,26 +59228,9 @@
       <w:color w:val="595959" w:themeColor="text1" w:themeTint="A6"/>
     </w:rPr>
   </w:style>
-  <w:style w:type="character" w:styleId="1391" w:customStyle="1">
+  <w:style w:type="character" w:styleId="1392" w:customStyle="1">
     <w:name w:val="Titre 8 Car"/>
-    <w:basedOn w:val="1244"/>
-    <w:link w:val="1242"/>
-    <w:uiPriority w:val="9"/>
-    <w:pPr>
-      <w:pBdr/>
-      <w:spacing/>
-      <w:ind/>
-    </w:pPr>
-    <w:rPr>
-      <w:rFonts w:ascii="Arial" w:hAnsi="Arial" w:eastAsia="Arial" w:cs="Arial"/>
-      <w:i/>
-      <w:iCs/>
-      <w:color w:val="272727" w:themeColor="text1" w:themeTint="D8"/>
-    </w:rPr>
-  </w:style>
-  <w:style w:type="character" w:styleId="1392" w:customStyle="1">
-    <w:name w:val="Titre 9 Car"/>
-    <w:basedOn w:val="1244"/>
+    <w:basedOn w:val="1245"/>
     <w:link w:val="1243"/>
     <w:uiPriority w:val="9"/>
     <w:pPr>
@@ -58612,11 +59245,28 @@
       <w:color w:val="272727" w:themeColor="text1" w:themeTint="D8"/>
     </w:rPr>
   </w:style>
-  <w:style w:type="paragraph" w:styleId="1393">
+  <w:style w:type="character" w:styleId="1393" w:customStyle="1">
+    <w:name w:val="Titre 9 Car"/>
+    <w:basedOn w:val="1245"/>
+    <w:link w:val="1244"/>
+    <w:uiPriority w:val="9"/>
+    <w:pPr>
+      <w:pBdr/>
+      <w:spacing/>
+      <w:ind/>
+    </w:pPr>
+    <w:rPr>
+      <w:rFonts w:ascii="Arial" w:hAnsi="Arial" w:eastAsia="Arial" w:cs="Arial"/>
+      <w:i/>
+      <w:iCs/>
+      <w:color w:val="272727" w:themeColor="text1" w:themeTint="D8"/>
+    </w:rPr>
+  </w:style>
+  <w:style w:type="paragraph" w:styleId="1394">
     <w:name w:val="Title"/>
-    <w:basedOn w:val="1234"/>
-    <w:next w:val="1234"/>
-    <w:link w:val="1394"/>
+    <w:basedOn w:val="1235"/>
+    <w:next w:val="1235"/>
+    <w:link w:val="1395"/>
     <w:uiPriority w:val="10"/>
     <w:qFormat/>
     <w:pPr>
@@ -58632,10 +59282,10 @@
       <w:szCs w:val="56"/>
     </w:rPr>
   </w:style>
-  <w:style w:type="character" w:styleId="1394" w:customStyle="1">
+  <w:style w:type="character" w:styleId="1395" w:customStyle="1">
     <w:name w:val="Titre Car"/>
-    <w:basedOn w:val="1244"/>
-    <w:link w:val="1393"/>
+    <w:basedOn w:val="1245"/>
+    <w:link w:val="1394"/>
     <w:uiPriority w:val="10"/>
     <w:pPr>
       <w:pBdr/>
@@ -58649,11 +59299,11 @@
       <w:szCs w:val="56"/>
     </w:rPr>
   </w:style>
-  <w:style w:type="paragraph" w:styleId="1395">
+  <w:style w:type="paragraph" w:styleId="1396">
     <w:name w:val="Subtitle"/>
-    <w:basedOn w:val="1234"/>
-    <w:next w:val="1234"/>
-    <w:link w:val="1396"/>
+    <w:basedOn w:val="1235"/>
+    <w:next w:val="1235"/>
+    <w:link w:val="1397"/>
     <w:uiPriority w:val="11"/>
     <w:qFormat/>
     <w:pPr>
@@ -58671,10 +59321,10 @@
       <w:szCs w:val="28"/>
     </w:rPr>
   </w:style>
-  <w:style w:type="character" w:styleId="1396" w:customStyle="1">
+  <w:style w:type="character" w:styleId="1397" w:customStyle="1">
     <w:name w:val="Sous-titre Car"/>
-    <w:basedOn w:val="1244"/>
-    <w:link w:val="1395"/>
+    <w:basedOn w:val="1245"/>
+    <w:link w:val="1396"/>
     <w:uiPriority w:val="11"/>
     <w:pPr>
       <w:pBdr/>
@@ -58688,11 +59338,11 @@
       <w:szCs w:val="28"/>
     </w:rPr>
   </w:style>
-  <w:style w:type="paragraph" w:styleId="1397">
+  <w:style w:type="paragraph" w:styleId="1398">
     <w:name w:val="Quote"/>
-    <w:basedOn w:val="1234"/>
-    <w:next w:val="1234"/>
-    <w:link w:val="1398"/>
+    <w:basedOn w:val="1235"/>
+    <w:next w:val="1235"/>
+    <w:link w:val="1399"/>
     <w:uiPriority w:val="29"/>
     <w:qFormat/>
     <w:pPr>
@@ -58707,10 +59357,10 @@
       <w:color w:val="404040" w:themeColor="text1" w:themeTint="BF"/>
     </w:rPr>
   </w:style>
-  <w:style w:type="character" w:styleId="1398" w:customStyle="1">
+  <w:style w:type="character" w:styleId="1399" w:customStyle="1">
     <w:name w:val="Citation Car"/>
-    <w:basedOn w:val="1244"/>
-    <w:link w:val="1397"/>
+    <w:basedOn w:val="1245"/>
+    <w:link w:val="1398"/>
     <w:uiPriority w:val="29"/>
     <w:pPr>
       <w:pBdr/>
@@ -58723,9 +59373,9 @@
       <w:color w:val="404040" w:themeColor="text1" w:themeTint="BF"/>
     </w:rPr>
   </w:style>
-  <w:style w:type="character" w:styleId="1399">
+  <w:style w:type="character" w:styleId="1400">
     <w:name w:val="Intense Emphasis"/>
-    <w:basedOn w:val="1244"/>
+    <w:basedOn w:val="1245"/>
     <w:uiPriority w:val="21"/>
     <w:qFormat/>
     <w:pPr>
@@ -58739,11 +59389,11 @@
       <w:color w:val="2f5496" w:themeColor="accent1" w:themeShade="BF"/>
     </w:rPr>
   </w:style>
-  <w:style w:type="paragraph" w:styleId="1400">
+  <w:style w:type="paragraph" w:styleId="1401">
     <w:name w:val="Intense Quote"/>
-    <w:basedOn w:val="1234"/>
-    <w:next w:val="1234"/>
-    <w:link w:val="1401"/>
+    <w:basedOn w:val="1235"/>
+    <w:next w:val="1235"/>
+    <w:link w:val="1402"/>
     <w:uiPriority w:val="30"/>
     <w:qFormat/>
     <w:pPr>
@@ -58761,10 +59411,10 @@
       <w:color w:val="2f5496" w:themeColor="accent1" w:themeShade="BF"/>
     </w:rPr>
   </w:style>
-  <w:style w:type="character" w:styleId="1401" w:customStyle="1">
+  <w:style w:type="character" w:styleId="1402" w:customStyle="1">
     <w:name w:val="Citation intense Car"/>
-    <w:basedOn w:val="1244"/>
-    <w:link w:val="1400"/>
+    <w:basedOn w:val="1245"/>
+    <w:link w:val="1401"/>
     <w:uiPriority w:val="30"/>
     <w:pPr>
       <w:pBdr/>
@@ -58777,9 +59427,9 @@
       <w:color w:val="2f5496" w:themeColor="accent1" w:themeShade="BF"/>
     </w:rPr>
   </w:style>
-  <w:style w:type="character" w:styleId="1402">
+  <w:style w:type="character" w:styleId="1403">
     <w:name w:val="Intense Reference"/>
-    <w:basedOn w:val="1244"/>
+    <w:basedOn w:val="1245"/>
     <w:uiPriority w:val="32"/>
     <w:qFormat/>
     <w:pPr>
@@ -58795,9 +59445,9 @@
       <w:spacing w:val="5"/>
     </w:rPr>
   </w:style>
-  <w:style w:type="character" w:styleId="1403">
+  <w:style w:type="character" w:styleId="1404">
     <w:name w:val="Subtle Emphasis"/>
-    <w:basedOn w:val="1244"/>
+    <w:basedOn w:val="1245"/>
     <w:uiPriority w:val="19"/>
     <w:qFormat/>
     <w:pPr>
@@ -58811,9 +59461,9 @@
       <w:color w:val="404040" w:themeColor="text1" w:themeTint="BF"/>
     </w:rPr>
   </w:style>
-  <w:style w:type="character" w:styleId="1404">
+  <w:style w:type="character" w:styleId="1405">
     <w:name w:val="Emphasis"/>
-    <w:basedOn w:val="1244"/>
+    <w:basedOn w:val="1245"/>
     <w:uiPriority w:val="20"/>
     <w:qFormat/>
     <w:pPr>
@@ -58826,9 +59476,9 @@
       <w:iCs/>
     </w:rPr>
   </w:style>
-  <w:style w:type="character" w:styleId="1405">
+  <w:style w:type="character" w:styleId="1406">
     <w:name w:val="Strong"/>
-    <w:basedOn w:val="1244"/>
+    <w:basedOn w:val="1245"/>
     <w:uiPriority w:val="22"/>
     <w:qFormat/>
     <w:pPr>
@@ -58841,9 +59491,9 @@
       <w:bCs/>
     </w:rPr>
   </w:style>
-  <w:style w:type="character" w:styleId="1406">
+  <w:style w:type="character" w:styleId="1407">
     <w:name w:val="Subtle Reference"/>
-    <w:basedOn w:val="1244"/>
+    <w:basedOn w:val="1245"/>
     <w:uiPriority w:val="31"/>
     <w:qFormat/>
     <w:pPr>
@@ -58856,9 +59506,9 @@
       <w:color w:val="5a5a5a" w:themeColor="text1" w:themeTint="A5"/>
     </w:rPr>
   </w:style>
-  <w:style w:type="character" w:styleId="1407">
+  <w:style w:type="character" w:styleId="1408">
     <w:name w:val="Book Title"/>
-    <w:basedOn w:val="1244"/>
+    <w:basedOn w:val="1245"/>
     <w:uiPriority w:val="33"/>
     <w:qFormat/>
     <w:pPr>
@@ -58874,9 +59524,9 @@
       <w:spacing w:val="5"/>
     </w:rPr>
   </w:style>
-  <w:style w:type="character" w:styleId="1408" w:customStyle="1">
+  <w:style w:type="character" w:styleId="1409" w:customStyle="1">
     <w:name w:val="Header Char"/>
-    <w:basedOn w:val="1244"/>
+    <w:basedOn w:val="1245"/>
     <w:uiPriority w:val="99"/>
     <w:pPr>
       <w:pBdr/>
@@ -58884,9 +59534,9 @@
       <w:ind/>
     </w:pPr>
   </w:style>
-  <w:style w:type="character" w:styleId="1409" w:customStyle="1">
+  <w:style w:type="character" w:styleId="1410" w:customStyle="1">
     <w:name w:val="Footer Char"/>
-    <w:basedOn w:val="1244"/>
+    <w:basedOn w:val="1245"/>
     <w:uiPriority w:val="99"/>
     <w:pPr>
       <w:pBdr/>
@@ -58894,10 +59544,10 @@
       <w:ind/>
     </w:pPr>
   </w:style>
-  <w:style w:type="paragraph" w:styleId="1410">
+  <w:style w:type="paragraph" w:styleId="1411">
     <w:name w:val="footnote text"/>
-    <w:basedOn w:val="1234"/>
-    <w:link w:val="1411"/>
+    <w:basedOn w:val="1235"/>
+    <w:link w:val="1412"/>
     <w:uiPriority w:val="99"/>
     <w:semiHidden/>
     <w:unhideWhenUsed/>
@@ -58911,10 +59561,10 @@
       <w:szCs w:val="20"/>
     </w:rPr>
   </w:style>
-  <w:style w:type="character" w:styleId="1411" w:customStyle="1">
+  <w:style w:type="character" w:styleId="1412" w:customStyle="1">
     <w:name w:val="Note de bas de page Car"/>
-    <w:basedOn w:val="1244"/>
-    <w:link w:val="1410"/>
+    <w:basedOn w:val="1245"/>
+    <w:link w:val="1411"/>
     <w:uiPriority w:val="99"/>
     <w:semiHidden/>
     <w:pPr>
@@ -58927,9 +59577,9 @@
       <w:szCs w:val="20"/>
     </w:rPr>
   </w:style>
-  <w:style w:type="character" w:styleId="1412">
+  <w:style w:type="character" w:styleId="1413">
     <w:name w:val="footnote reference"/>
-    <w:basedOn w:val="1244"/>
+    <w:basedOn w:val="1245"/>
     <w:uiPriority w:val="99"/>
     <w:semiHidden/>
     <w:unhideWhenUsed/>
@@ -58942,10 +59592,10 @@
       <w:vertAlign w:val="superscript"/>
     </w:rPr>
   </w:style>
-  <w:style w:type="paragraph" w:styleId="1413">
+  <w:style w:type="paragraph" w:styleId="1414">
     <w:name w:val="endnote text"/>
-    <w:basedOn w:val="1234"/>
-    <w:link w:val="1414"/>
+    <w:basedOn w:val="1235"/>
+    <w:link w:val="1415"/>
     <w:uiPriority w:val="99"/>
     <w:semiHidden/>
     <w:unhideWhenUsed/>
@@ -58959,10 +59609,10 @@
       <w:szCs w:val="20"/>
     </w:rPr>
   </w:style>
-  <w:style w:type="character" w:styleId="1414" w:customStyle="1">
+  <w:style w:type="character" w:styleId="1415" w:customStyle="1">
     <w:name w:val="Note de fin Car"/>
-    <w:basedOn w:val="1244"/>
-    <w:link w:val="1413"/>
+    <w:basedOn w:val="1245"/>
+    <w:link w:val="1414"/>
     <w:uiPriority w:val="99"/>
     <w:semiHidden/>
     <w:pPr>
@@ -58975,9 +59625,9 @@
       <w:szCs w:val="20"/>
     </w:rPr>
   </w:style>
-  <w:style w:type="character" w:styleId="1415">
+  <w:style w:type="character" w:styleId="1416">
     <w:name w:val="endnote reference"/>
-    <w:basedOn w:val="1244"/>
+    <w:basedOn w:val="1245"/>
     <w:uiPriority w:val="99"/>
     <w:semiHidden/>
     <w:unhideWhenUsed/>
@@ -58990,9 +59640,9 @@
       <w:vertAlign w:val="superscript"/>
     </w:rPr>
   </w:style>
-  <w:style w:type="character" w:styleId="1416">
+  <w:style w:type="character" w:styleId="1417">
     <w:name w:val="FollowedHyperlink"/>
-    <w:basedOn w:val="1244"/>
+    <w:basedOn w:val="1245"/>
     <w:uiPriority w:val="99"/>
     <w:semiHidden/>
     <w:unhideWhenUsed/>
@@ -59006,10 +59656,10 @@
       <w:u w:val="single"/>
     </w:rPr>
   </w:style>
-  <w:style w:type="paragraph" w:styleId="1417">
+  <w:style w:type="paragraph" w:styleId="1418">
     <w:name w:val="toc 4"/>
-    <w:basedOn w:val="1234"/>
-    <w:next w:val="1234"/>
+    <w:basedOn w:val="1235"/>
+    <w:next w:val="1235"/>
     <w:uiPriority w:val="39"/>
     <w:unhideWhenUsed/>
     <w:pPr>
@@ -59018,10 +59668,10 @@
       <w:ind w:left="660"/>
     </w:pPr>
   </w:style>
-  <w:style w:type="paragraph" w:styleId="1418">
+  <w:style w:type="paragraph" w:styleId="1419">
     <w:name w:val="toc 5"/>
-    <w:basedOn w:val="1234"/>
-    <w:next w:val="1234"/>
+    <w:basedOn w:val="1235"/>
+    <w:next w:val="1235"/>
     <w:uiPriority w:val="39"/>
     <w:unhideWhenUsed/>
     <w:pPr>
@@ -59030,10 +59680,10 @@
       <w:ind w:left="880"/>
     </w:pPr>
   </w:style>
-  <w:style w:type="paragraph" w:styleId="1419">
+  <w:style w:type="paragraph" w:styleId="1420">
     <w:name w:val="toc 6"/>
-    <w:basedOn w:val="1234"/>
-    <w:next w:val="1234"/>
+    <w:basedOn w:val="1235"/>
+    <w:next w:val="1235"/>
     <w:uiPriority w:val="39"/>
     <w:unhideWhenUsed/>
     <w:pPr>
@@ -59042,10 +59692,10 @@
       <w:ind w:left="1100"/>
     </w:pPr>
   </w:style>
-  <w:style w:type="paragraph" w:styleId="1420">
+  <w:style w:type="paragraph" w:styleId="1421">
     <w:name w:val="toc 7"/>
-    <w:basedOn w:val="1234"/>
-    <w:next w:val="1234"/>
+    <w:basedOn w:val="1235"/>
+    <w:next w:val="1235"/>
     <w:uiPriority w:val="39"/>
     <w:unhideWhenUsed/>
     <w:pPr>
@@ -59054,10 +59704,10 @@
       <w:ind w:left="1320"/>
     </w:pPr>
   </w:style>
-  <w:style w:type="paragraph" w:styleId="1421">
+  <w:style w:type="paragraph" w:styleId="1422">
     <w:name w:val="toc 8"/>
-    <w:basedOn w:val="1234"/>
-    <w:next w:val="1234"/>
+    <w:basedOn w:val="1235"/>
+    <w:next w:val="1235"/>
     <w:uiPriority w:val="39"/>
     <w:unhideWhenUsed/>
     <w:pPr>
@@ -59066,10 +59716,10 @@
       <w:ind w:left="1540"/>
     </w:pPr>
   </w:style>
-  <w:style w:type="paragraph" w:styleId="1422">
+  <w:style w:type="paragraph" w:styleId="1423">
     <w:name w:val="toc 9"/>
-    <w:basedOn w:val="1234"/>
-    <w:next w:val="1234"/>
+    <w:basedOn w:val="1235"/>
+    <w:next w:val="1235"/>
     <w:uiPriority w:val="39"/>
     <w:unhideWhenUsed/>
     <w:pPr>
@@ -59078,10 +59728,10 @@
       <w:ind w:left="1760"/>
     </w:pPr>
   </w:style>
-  <w:style w:type="paragraph" w:styleId="1423">
+  <w:style w:type="paragraph" w:styleId="1424">
     <w:name w:val="table of figures"/>
-    <w:basedOn w:val="1234"/>
-    <w:next w:val="1234"/>
+    <w:basedOn w:val="1235"/>
+    <w:next w:val="1235"/>
     <w:uiPriority w:val="99"/>
     <w:unhideWhenUsed/>
     <w:pPr>
@@ -59090,10 +59740,10 @@
       <w:ind/>
     </w:pPr>
   </w:style>
-  <w:style w:type="paragraph" w:styleId="1424">
+  <w:style w:type="paragraph" w:styleId="1425">
     <w:name w:val="Header"/>
-    <w:basedOn w:val="1234"/>
-    <w:link w:val="1425"/>
+    <w:basedOn w:val="1235"/>
+    <w:link w:val="1426"/>
     <w:uiPriority w:val="99"/>
     <w:unhideWhenUsed/>
     <w:pPr>
@@ -59106,10 +59756,10 @@
       <w:ind/>
     </w:pPr>
   </w:style>
-  <w:style w:type="character" w:styleId="1425" w:customStyle="1">
+  <w:style w:type="character" w:styleId="1426" w:customStyle="1">
     <w:name w:val="En-tête Car"/>
-    <w:basedOn w:val="1244"/>
-    <w:link w:val="1424"/>
+    <w:basedOn w:val="1245"/>
+    <w:link w:val="1425"/>
     <w:uiPriority w:val="99"/>
     <w:pPr>
       <w:pBdr/>
@@ -59117,10 +59767,10 @@
       <w:ind/>
     </w:pPr>
   </w:style>
-  <w:style w:type="paragraph" w:styleId="1426">
+  <w:style w:type="paragraph" w:styleId="1427">
     <w:name w:val="Footer"/>
-    <w:basedOn w:val="1234"/>
-    <w:link w:val="1427"/>
+    <w:basedOn w:val="1235"/>
+    <w:link w:val="1428"/>
     <w:uiPriority w:val="99"/>
     <w:unhideWhenUsed/>
     <w:pPr>
@@ -59133,10 +59783,10 @@
       <w:ind/>
     </w:pPr>
   </w:style>
-  <w:style w:type="character" w:styleId="1427" w:customStyle="1">
+  <w:style w:type="character" w:styleId="1428" w:customStyle="1">
     <w:name w:val="Pied de page Car"/>
-    <w:basedOn w:val="1244"/>
-    <w:link w:val="1426"/>
+    <w:basedOn w:val="1245"/>
+    <w:link w:val="1427"/>
     <w:uiPriority w:val="99"/>
     <w:pPr>
       <w:pBdr/>
@@ -59144,10 +59794,10 @@
       <w:ind/>
     </w:pPr>
   </w:style>
-  <w:style w:type="character" w:styleId="1428" w:customStyle="1">
+  <w:style w:type="character" w:styleId="1429" w:customStyle="1">
     <w:name w:val="Titre 1 Car"/>
-    <w:basedOn w:val="1244"/>
-    <w:link w:val="1235"/>
+    <w:basedOn w:val="1245"/>
+    <w:link w:val="1236"/>
     <w:uiPriority w:val="9"/>
     <w:pPr>
       <w:pBdr/>
@@ -59161,10 +59811,10 @@
       <w:szCs w:val="32"/>
     </w:rPr>
   </w:style>
-  <w:style w:type="paragraph" w:styleId="1429">
+  <w:style w:type="paragraph" w:styleId="1430">
     <w:name w:val="TOC Heading"/>
-    <w:basedOn w:val="1235"/>
-    <w:next w:val="1234"/>
+    <w:basedOn w:val="1236"/>
+    <w:next w:val="1235"/>
     <w:uiPriority w:val="39"/>
     <w:unhideWhenUsed/>
     <w:qFormat/>
@@ -59178,9 +59828,9 @@
       <w:lang w:eastAsia="fr-CH"/>
     </w:rPr>
   </w:style>
-  <w:style w:type="paragraph" w:styleId="1430">
+  <w:style w:type="paragraph" w:styleId="1431">
     <w:name w:val="No Spacing"/>
-    <w:link w:val="1431"/>
+    <w:link w:val="1432"/>
     <w:uiPriority w:val="1"/>
     <w:qFormat/>
     <w:pPr>
@@ -59193,10 +59843,10 @@
       <w:lang w:eastAsia="fr-CH"/>
     </w:rPr>
   </w:style>
-  <w:style w:type="character" w:styleId="1431" w:customStyle="1">
+  <w:style w:type="character" w:styleId="1432" w:customStyle="1">
     <w:name w:val="Sans interligne Car"/>
-    <w:basedOn w:val="1244"/>
-    <w:link w:val="1430"/>
+    <w:basedOn w:val="1245"/>
+    <w:link w:val="1431"/>
     <w:uiPriority w:val="1"/>
     <w:pPr>
       <w:pBdr/>
@@ -59208,10 +59858,10 @@
       <w:lang w:eastAsia="fr-CH"/>
     </w:rPr>
   </w:style>
-  <w:style w:type="paragraph" w:styleId="1432">
+  <w:style w:type="paragraph" w:styleId="1433">
     <w:name w:val="toc 1"/>
-    <w:basedOn w:val="1234"/>
-    <w:next w:val="1234"/>
+    <w:basedOn w:val="1235"/>
+    <w:next w:val="1235"/>
     <w:uiPriority w:val="39"/>
     <w:unhideWhenUsed/>
     <w:pPr>
@@ -59220,9 +59870,9 @@
       <w:ind/>
     </w:pPr>
   </w:style>
-  <w:style w:type="character" w:styleId="1433">
+  <w:style w:type="character" w:styleId="1434">
     <w:name w:val="Hyperlink"/>
-    <w:basedOn w:val="1244"/>
+    <w:basedOn w:val="1245"/>
     <w:uiPriority w:val="99"/>
     <w:unhideWhenUsed/>
     <w:pPr>
@@ -59235,10 +59885,10 @@
       <w:u w:val="single"/>
     </w:rPr>
   </w:style>
-  <w:style w:type="character" w:styleId="1434" w:customStyle="1">
+  <w:style w:type="character" w:styleId="1435" w:customStyle="1">
     <w:name w:val="Titre 2 Car"/>
-    <w:basedOn w:val="1244"/>
-    <w:link w:val="1236"/>
+    <w:basedOn w:val="1245"/>
+    <w:link w:val="1237"/>
     <w:uiPriority w:val="9"/>
     <w:pPr>
       <w:pBdr/>
@@ -59252,10 +59902,10 @@
       <w:szCs w:val="26"/>
     </w:rPr>
   </w:style>
-  <w:style w:type="paragraph" w:styleId="1435">
+  <w:style w:type="paragraph" w:styleId="1436">
     <w:name w:val="toc 2"/>
-    <w:basedOn w:val="1234"/>
-    <w:next w:val="1234"/>
+    <w:basedOn w:val="1235"/>
+    <w:next w:val="1235"/>
     <w:uiPriority w:val="39"/>
     <w:unhideWhenUsed/>
     <w:pPr>
@@ -59264,9 +59914,9 @@
       <w:ind w:left="220"/>
     </w:pPr>
   </w:style>
-  <w:style w:type="paragraph" w:styleId="1436">
+  <w:style w:type="paragraph" w:styleId="1437">
     <w:name w:val="List Paragraph"/>
-    <w:basedOn w:val="1234"/>
+    <w:basedOn w:val="1235"/>
     <w:uiPriority w:val="34"/>
     <w:qFormat/>
     <w:pPr>
@@ -59276,10 +59926,10 @@
       <w:contextualSpacing w:val="true"/>
     </w:pPr>
   </w:style>
-  <w:style w:type="paragraph" w:styleId="1437">
+  <w:style w:type="paragraph" w:styleId="1438">
     <w:name w:val="Caption"/>
-    <w:basedOn w:val="1234"/>
-    <w:next w:val="1234"/>
+    <w:basedOn w:val="1235"/>
+    <w:next w:val="1235"/>
     <w:uiPriority w:val="35"/>
     <w:unhideWhenUsed/>
     <w:qFormat/>
@@ -59296,9 +59946,9 @@
       <w:szCs w:val="18"/>
     </w:rPr>
   </w:style>
-  <w:style w:type="character" w:styleId="1438">
+  <w:style w:type="character" w:styleId="1439">
     <w:name w:val="annotation reference"/>
-    <w:basedOn w:val="1244"/>
+    <w:basedOn w:val="1245"/>
     <w:uiPriority w:val="99"/>
     <w:semiHidden/>
     <w:unhideWhenUsed/>
@@ -59312,10 +59962,10 @@
       <w:szCs w:val="16"/>
     </w:rPr>
   </w:style>
-  <w:style w:type="paragraph" w:styleId="1439">
+  <w:style w:type="paragraph" w:styleId="1440">
     <w:name w:val="annotation text"/>
-    <w:basedOn w:val="1234"/>
-    <w:link w:val="1440"/>
+    <w:basedOn w:val="1235"/>
+    <w:link w:val="1441"/>
     <w:uiPriority w:val="99"/>
     <w:unhideWhenUsed/>
     <w:pPr>
@@ -59328,10 +59978,10 @@
       <w:szCs w:val="20"/>
     </w:rPr>
   </w:style>
-  <w:style w:type="character" w:styleId="1440" w:customStyle="1">
+  <w:style w:type="character" w:styleId="1441" w:customStyle="1">
     <w:name w:val="Commentaire Car"/>
-    <w:basedOn w:val="1244"/>
-    <w:link w:val="1439"/>
+    <w:basedOn w:val="1245"/>
+    <w:link w:val="1440"/>
     <w:uiPriority w:val="99"/>
     <w:pPr>
       <w:pBdr/>
@@ -59343,11 +59993,11 @@
       <w:szCs w:val="20"/>
     </w:rPr>
   </w:style>
-  <w:style w:type="paragraph" w:styleId="1441">
+  <w:style w:type="paragraph" w:styleId="1442">
     <w:name w:val="annotation subject"/>
-    <w:basedOn w:val="1439"/>
-    <w:next w:val="1439"/>
-    <w:link w:val="1442"/>
+    <w:basedOn w:val="1440"/>
+    <w:next w:val="1440"/>
+    <w:link w:val="1443"/>
     <w:uiPriority w:val="99"/>
     <w:semiHidden/>
     <w:unhideWhenUsed/>
@@ -59361,10 +60011,10 @@
       <w:bCs/>
     </w:rPr>
   </w:style>
-  <w:style w:type="character" w:styleId="1442" w:customStyle="1">
+  <w:style w:type="character" w:styleId="1443" w:customStyle="1">
     <w:name w:val="Objet du commentaire Car"/>
-    <w:basedOn w:val="1440"/>
-    <w:link w:val="1441"/>
+    <w:basedOn w:val="1441"/>
+    <w:link w:val="1442"/>
     <w:uiPriority w:val="99"/>
     <w:semiHidden/>
     <w:pPr>
@@ -59379,9 +60029,9 @@
       <w:szCs w:val="20"/>
     </w:rPr>
   </w:style>
-  <w:style w:type="table" w:styleId="1443">
+  <w:style w:type="table" w:styleId="1444">
     <w:name w:val="Table Grid"/>
-    <w:basedOn w:val="1245"/>
+    <w:basedOn w:val="1246"/>
     <w:uiPriority w:val="39"/>
     <w:pPr>
       <w:pBdr/>
@@ -59571,9 +60221,9 @@
       </w:tcPr>
     </w:tblStylePr>
   </w:style>
-  <w:style w:type="table" w:styleId="1444">
+  <w:style w:type="table" w:styleId="1445">
     <w:name w:val="Grid Table 4 Accent 1"/>
-    <w:basedOn w:val="1245"/>
+    <w:basedOn w:val="1246"/>
     <w:uiPriority w:val="49"/>
     <w:pPr>
       <w:pBdr/>
@@ -59792,9 +60442,9 @@
       </w:tcPr>
     </w:tblStylePr>
   </w:style>
-  <w:style w:type="table" w:styleId="1445">
+  <w:style w:type="table" w:styleId="1446">
     <w:name w:val="Grid Table 5 Dark Accent 1"/>
-    <w:basedOn w:val="1245"/>
+    <w:basedOn w:val="1246"/>
     <w:uiPriority w:val="50"/>
     <w:pPr>
       <w:pBdr/>
@@ -60029,10 +60679,10 @@
       </w:tcPr>
     </w:tblStylePr>
   </w:style>
-  <w:style w:type="character" w:styleId="1446" w:customStyle="1">
+  <w:style w:type="character" w:styleId="1447" w:customStyle="1">
     <w:name w:val="Titre 3 Car"/>
-    <w:basedOn w:val="1244"/>
-    <w:link w:val="1237"/>
+    <w:basedOn w:val="1245"/>
+    <w:link w:val="1238"/>
     <w:uiPriority w:val="9"/>
     <w:pPr>
       <w:pBdr/>
@@ -60046,10 +60696,10 @@
       <w:szCs w:val="24"/>
     </w:rPr>
   </w:style>
-  <w:style w:type="paragraph" w:styleId="1447">
+  <w:style w:type="paragraph" w:styleId="1448">
     <w:name w:val="toc 3"/>
-    <w:basedOn w:val="1234"/>
-    <w:next w:val="1234"/>
+    <w:basedOn w:val="1235"/>
+    <w:next w:val="1235"/>
     <w:uiPriority w:val="39"/>
     <w:unhideWhenUsed/>
     <w:pPr>
@@ -60058,10 +60708,10 @@
       <w:ind w:left="440"/>
     </w:pPr>
   </w:style>
-  <w:style w:type="table" w:styleId="1448" w:customStyle="1">
+  <w:style w:type="table" w:styleId="1449" w:customStyle="1">
     <w:name w:val="Tableau Grille 41"/>
-    <w:basedOn w:val="1245"/>
-    <w:next w:val="1449"/>
+    <w:basedOn w:val="1246"/>
+    <w:next w:val="1450"/>
     <w:uiPriority w:val="49"/>
     <w:pPr>
       <w:pBdr/>
@@ -60283,9 +60933,9 @@
       </w:tcPr>
     </w:tblStylePr>
   </w:style>
-  <w:style w:type="table" w:styleId="1449">
+  <w:style w:type="table" w:styleId="1450">
     <w:name w:val="Grid Table 4"/>
-    <w:basedOn w:val="1245"/>
+    <w:basedOn w:val="1246"/>
     <w:uiPriority w:val="49"/>
     <w:pPr>
       <w:pBdr/>
@@ -60504,9 +61154,9 @@
       </w:tcPr>
     </w:tblStylePr>
   </w:style>
-  <w:style w:type="character" w:styleId="1450">
+  <w:style w:type="character" w:styleId="1451">
     <w:name w:val="Unresolved Mention"/>
-    <w:basedOn w:val="1244"/>
+    <w:basedOn w:val="1245"/>
     <w:uiPriority w:val="99"/>
     <w:semiHidden/>
     <w:unhideWhenUsed/>
@@ -60520,9 +61170,9 @@
       <w:shd w:val="clear" w:color="auto" w:fill="e1dfdd"/>
     </w:rPr>
   </w:style>
-  <w:style w:type="table" w:styleId="1451">
+  <w:style w:type="table" w:styleId="1452">
     <w:name w:val="Grid Table 4 Accent 5"/>
-    <w:basedOn w:val="1245"/>
+    <w:basedOn w:val="1246"/>
     <w:uiPriority w:val="49"/>
     <w:pPr>
       <w:pBdr/>
@@ -60741,9 +61391,9 @@
       </w:tcPr>
     </w:tblStylePr>
   </w:style>
-  <w:style w:type="character" w:styleId="1452" w:customStyle="1">
+  <w:style w:type="character" w:styleId="1453" w:customStyle="1">
     <w:name w:val="Style1 Car"/>
-    <w:basedOn w:val="1428"/>
+    <w:basedOn w:val="1429"/>
     <w:pPr>
       <w:pBdr/>
       <w:spacing/>
@@ -60756,9 +61406,9 @@
       <w:szCs w:val="32"/>
     </w:rPr>
   </w:style>
-  <w:style w:type="paragraph" w:styleId="1453">
+  <w:style w:type="paragraph" w:styleId="1454">
     <w:name w:val="Normal (Web)"/>
-    <w:basedOn w:val="1234"/>
+    <w:basedOn w:val="1235"/>
     <w:uiPriority w:val="99"/>
     <w:semiHidden/>
     <w:unhideWhenUsed/>
@@ -60774,9 +61424,9 @@
       <w:lang w:val="fr-CH" w:eastAsia="fr-CH"/>
     </w:rPr>
   </w:style>
-  <w:style w:type="character" w:styleId="1454">
+  <w:style w:type="character" w:styleId="1455">
     <w:name w:val="HTML Code"/>
-    <w:basedOn w:val="1244"/>
+    <w:basedOn w:val="1245"/>
     <w:uiPriority w:val="99"/>
     <w:semiHidden/>
     <w:unhideWhenUsed/>
@@ -60791,9 +61441,9 @@
       <w:szCs w:val="20"/>
     </w:rPr>
   </w:style>
-  <w:style w:type="table" w:styleId="1455">
+  <w:style w:type="table" w:styleId="1456">
     <w:name w:val="Grid Table 5 Dark Accent 5"/>
-    <w:basedOn w:val="1245"/>
+    <w:basedOn w:val="1246"/>
     <w:uiPriority w:val="50"/>
     <w:pPr>
       <w:pBdr/>

--- a/Documentation/LHO - M5 - User Guide.docx
+++ b/Documentation/LHO - M5 - User Guide.docx
@@ -938,7 +938,7 @@
       <w:sdtContent>
         <w:p>
           <w:pPr>
-            <w:pStyle w:val="1430"/>
+            <w:pStyle w:val="1436"/>
             <w:pBdr/>
             <w:spacing/>
             <w:ind/>
@@ -973,7 +973,7 @@
         </w:p>
         <w:p>
           <w:pPr>
-            <w:pStyle w:val="1433"/>
+            <w:pStyle w:val="1439"/>
             <w:pBdr/>
             <w:tabs>
               <w:tab w:val="right" w:leader="dot" w:pos="9071"/>
@@ -1010,26 +1010,26 @@
           <w:hyperlink w:tooltip="#_Toc1" w:anchor="_Toc1" w:history="1">
             <w:r>
               <w:rPr>
-                <w:rStyle w:val="1434"/>
+                <w:rStyle w:val="1440"/>
               </w:rPr>
             </w:r>
             <w:r>
               <w:rPr>
-                <w:rStyle w:val="1434"/>
+                <w:rStyle w:val="1440"/>
                 <w:lang w:val="fr-CH"/>
               </w:rPr>
               <w:t xml:space="preserve">1. </w:t>
             </w:r>
             <w:r>
               <w:rPr>
-                <w:rStyle w:val="1434"/>
+                <w:rStyle w:val="1440"/>
                 <w:lang w:val="en-GB"/>
               </w:rPr>
               <w:t xml:space="preserve">About ScholarLog</w:t>
             </w:r>
             <w:r>
               <w:rPr>
-                <w:rStyle w:val="1434"/>
+                <w:rStyle w:val="1440"/>
                 <w:highlight w:val="none"/>
                 <w:lang w:val="en-GB"/>
               </w:rPr>
@@ -1054,7 +1054,7 @@
         </w:p>
         <w:p>
           <w:pPr>
-            <w:pStyle w:val="1433"/>
+            <w:pStyle w:val="1439"/>
             <w:pBdr/>
             <w:tabs>
               <w:tab w:val="right" w:leader="dot" w:pos="9071"/>
@@ -1066,46 +1066,46 @@
           <w:hyperlink w:tooltip="#_Toc2" w:anchor="_Toc2" w:history="1">
             <w:r>
               <w:rPr>
-                <w:rStyle w:val="1434"/>
+                <w:rStyle w:val="1440"/>
               </w:rPr>
             </w:r>
             <w:r>
               <w:rPr>
-                <w:rStyle w:val="1434"/>
+                <w:rStyle w:val="1440"/>
                 <w:lang w:val="fr-CH"/>
               </w:rPr>
               <w:t xml:space="preserve">2. </w:t>
             </w:r>
             <w:r>
               <w:rPr>
-                <w:rStyle w:val="1434"/>
+                <w:rStyle w:val="1440"/>
               </w:rPr>
               <w:t xml:space="preserve">Minimum System Requirement</w:t>
             </w:r>
             <w:r>
               <w:rPr>
-                <w:rStyle w:val="1434"/>
+                <w:rStyle w:val="1440"/>
                 <w:lang w:val="fr-CH"/>
               </w:rPr>
               <w:t xml:space="preserve">s and </w:t>
             </w:r>
             <w:r>
               <w:rPr>
-                <w:rStyle w:val="1434"/>
+                <w:rStyle w:val="1440"/>
                 <w:lang w:val="fr-CH"/>
               </w:rPr>
               <w:t xml:space="preserve">installation</w:t>
             </w:r>
             <w:r>
               <w:rPr>
-                <w:rStyle w:val="1434"/>
+                <w:rStyle w:val="1440"/>
                 <w:lang w:val="fr-CH"/>
               </w:rPr>
               <w:t xml:space="preserve"> </w:t>
             </w:r>
             <w:r>
               <w:rPr>
-                <w:rStyle w:val="1434"/>
+                <w:rStyle w:val="1440"/>
                 <w:lang w:val="fr-CH"/>
               </w:rPr>
             </w:r>
@@ -1128,7 +1128,7 @@
         </w:p>
         <w:p>
           <w:pPr>
-            <w:pStyle w:val="1436"/>
+            <w:pStyle w:val="1442"/>
             <w:pBdr/>
             <w:tabs>
               <w:tab w:val="right" w:leader="dot" w:pos="9071"/>
@@ -1142,12 +1142,12 @@
           <w:hyperlink w:tooltip="#_Toc3" w:anchor="_Toc3" w:history="1">
             <w:r>
               <w:rPr>
-                <w:rStyle w:val="1434"/>
+                <w:rStyle w:val="1440"/>
               </w:rPr>
             </w:r>
             <w:r>
               <w:rPr>
-                <w:rStyle w:val="1434"/>
+                <w:rStyle w:val="1440"/>
                 <w:highlight w:val="none"/>
                 <w:lang w:val="fr-CH"/>
               </w:rPr>
@@ -1155,13 +1155,13 @@
             </w:r>
             <w:r>
               <w:rPr>
-                <w:rStyle w:val="1434"/>
+                <w:rStyle w:val="1440"/>
               </w:rPr>
               <w:t xml:space="preserve">System Requirements</w:t>
             </w:r>
             <w:r>
               <w:rPr>
-                <w:rStyle w:val="1434"/>
+                <w:rStyle w:val="1440"/>
                 <w:highlight w:val="none"/>
                 <w:lang w:val="fr-CH"/>
               </w:rPr>
@@ -1186,7 +1186,7 @@
         </w:p>
         <w:p>
           <w:pPr>
-            <w:pStyle w:val="1436"/>
+            <w:pStyle w:val="1442"/>
             <w:pBdr/>
             <w:tabs>
               <w:tab w:val="right" w:leader="dot" w:pos="9071"/>
@@ -1200,25 +1200,25 @@
           <w:hyperlink w:tooltip="#_Toc4" w:anchor="_Toc4" w:history="1">
             <w:r>
               <w:rPr>
-                <w:rStyle w:val="1434"/>
+                <w:rStyle w:val="1440"/>
               </w:rPr>
             </w:r>
             <w:r>
               <w:rPr>
-                <w:rStyle w:val="1434"/>
+                <w:rStyle w:val="1440"/>
                 <w:lang w:val="fr-CH"/>
               </w:rPr>
               <w:t xml:space="preserve">2.2 No </w:t>
             </w:r>
             <w:r>
               <w:rPr>
-                <w:rStyle w:val="1434"/>
+                <w:rStyle w:val="1440"/>
               </w:rPr>
               <w:t xml:space="preserve">Installation</w:t>
             </w:r>
             <w:r>
               <w:rPr>
-                <w:rStyle w:val="1434"/>
+                <w:rStyle w:val="1440"/>
                 <w:highlight w:val="none"/>
                 <w:lang w:val="fr-CH"/>
               </w:rPr>
@@ -1243,7 +1243,7 @@
         </w:p>
         <w:p>
           <w:pPr>
-            <w:pStyle w:val="1436"/>
+            <w:pStyle w:val="1442"/>
             <w:pBdr/>
             <w:tabs>
               <w:tab w:val="right" w:leader="dot" w:pos="9071"/>
@@ -1257,19 +1257,19 @@
           <w:hyperlink w:tooltip="#_Toc5" w:anchor="_Toc5" w:history="1">
             <w:r>
               <w:rPr>
-                <w:rStyle w:val="1434"/>
+                <w:rStyle w:val="1440"/>
               </w:rPr>
             </w:r>
             <w:r>
               <w:rPr>
-                <w:rStyle w:val="1434"/>
+                <w:rStyle w:val="1440"/>
                 <w:lang w:val="fr-CH"/>
               </w:rPr>
               <w:t xml:space="preserve">2.2 Installation (if you really want)</w:t>
             </w:r>
             <w:r>
               <w:rPr>
-                <w:rStyle w:val="1434"/>
+                <w:rStyle w:val="1440"/>
                 <w:highlight w:val="none"/>
                 <w:lang w:val="fr-CH"/>
               </w:rPr>
@@ -1294,7 +1294,7 @@
         </w:p>
         <w:p>
           <w:pPr>
-            <w:pStyle w:val="1433"/>
+            <w:pStyle w:val="1439"/>
             <w:pBdr/>
             <w:tabs>
               <w:tab w:val="right" w:leader="dot" w:pos="9071"/>
@@ -1306,12 +1306,12 @@
           <w:hyperlink w:tooltip="#_Toc6" w:anchor="_Toc6" w:history="1">
             <w:r>
               <w:rPr>
-                <w:rStyle w:val="1434"/>
+                <w:rStyle w:val="1440"/>
               </w:rPr>
             </w:r>
             <w:r>
               <w:rPr>
-                <w:rStyle w:val="1434"/>
+                <w:rStyle w:val="1440"/>
                 <w:highlight w:val="none"/>
                 <w:lang w:val="fr-CH"/>
               </w:rPr>
@@ -1319,7 +1319,7 @@
             </w:r>
             <w:r>
               <w:rPr>
-                <w:rStyle w:val="1434"/>
+                <w:rStyle w:val="1440"/>
                 <w:lang w:val="en-GB"/>
               </w:rPr>
             </w:r>
@@ -1342,7 +1342,7 @@
         </w:p>
         <w:p>
           <w:pPr>
-            <w:pStyle w:val="1436"/>
+            <w:pStyle w:val="1442"/>
             <w:pBdr/>
             <w:tabs>
               <w:tab w:val="right" w:leader="dot" w:pos="9071"/>
@@ -1354,12 +1354,12 @@
           <w:hyperlink w:tooltip="#_Toc7" w:anchor="_Toc7" w:history="1">
             <w:r>
               <w:rPr>
-                <w:rStyle w:val="1434"/>
+                <w:rStyle w:val="1440"/>
               </w:rPr>
             </w:r>
             <w:r>
               <w:rPr>
-                <w:rStyle w:val="1434"/>
+                <w:rStyle w:val="1440"/>
                 <w:highlight w:val="none"/>
                 <w:lang w:val="en-GB" w:bidi="en-GB"/>
               </w:rPr>
@@ -1367,7 +1367,7 @@
             </w:r>
             <w:r>
               <w:rPr>
-                <w:rStyle w:val="1434"/>
+                <w:rStyle w:val="1440"/>
                 <w:lang w:val="en-GB"/>
               </w:rPr>
             </w:r>
@@ -1390,7 +1390,7 @@
         </w:p>
         <w:p>
           <w:pPr>
-            <w:pStyle w:val="1436"/>
+            <w:pStyle w:val="1442"/>
             <w:pBdr/>
             <w:tabs>
               <w:tab w:val="right" w:leader="dot" w:pos="9071"/>
@@ -1402,26 +1402,26 @@
           <w:hyperlink w:tooltip="#_Toc8" w:anchor="_Toc8" w:history="1">
             <w:r>
               <w:rPr>
-                <w:rStyle w:val="1434"/>
+                <w:rStyle w:val="1440"/>
               </w:rPr>
             </w:r>
             <w:r>
               <w:rPr>
-                <w:rStyle w:val="1434"/>
+                <w:rStyle w:val="1440"/>
                 <w:lang w:val="fr-CH"/>
               </w:rPr>
               <w:t xml:space="preserve">3.2 </w:t>
             </w:r>
             <w:r>
               <w:rPr>
-                <w:rStyle w:val="1434"/>
+                <w:rStyle w:val="1440"/>
                 <w:lang w:val="fr-CH"/>
               </w:rPr>
               <w:t xml:space="preserve">The Notes Menu (My Results)</w:t>
             </w:r>
             <w:r>
               <w:rPr>
-                <w:rStyle w:val="1434"/>
+                <w:rStyle w:val="1440"/>
                 <w:lang w:val="fr-CH"/>
               </w:rPr>
             </w:r>
@@ -1444,7 +1444,7 @@
         </w:p>
         <w:p>
           <w:pPr>
-            <w:pStyle w:val="1436"/>
+            <w:pStyle w:val="1442"/>
             <w:pBdr/>
             <w:tabs>
               <w:tab w:val="right" w:leader="dot" w:pos="9071"/>
@@ -1456,12 +1456,12 @@
           <w:hyperlink w:tooltip="#_Toc9" w:anchor="_Toc9" w:history="1">
             <w:r>
               <w:rPr>
-                <w:rStyle w:val="1434"/>
+                <w:rStyle w:val="1440"/>
               </w:rPr>
             </w:r>
             <w:r>
               <w:rPr>
-                <w:rStyle w:val="1434"/>
+                <w:rStyle w:val="1440"/>
                 <w:highlight w:val="none"/>
                 <w:lang w:val="en-GB"/>
               </w:rPr>
@@ -1469,7 +1469,7 @@
             </w:r>
             <w:r>
               <w:rPr>
-                <w:rStyle w:val="1434"/>
+                <w:rStyle w:val="1440"/>
                 <w:lang w:val="en-GB"/>
               </w:rPr>
             </w:r>
@@ -1492,7 +1492,7 @@
         </w:p>
         <w:p>
           <w:pPr>
-            <w:pStyle w:val="1436"/>
+            <w:pStyle w:val="1442"/>
             <w:pBdr/>
             <w:tabs>
               <w:tab w:val="right" w:leader="dot" w:pos="9071"/>
@@ -1504,12 +1504,12 @@
           <w:hyperlink w:tooltip="#_Toc10" w:anchor="_Toc10" w:history="1">
             <w:r>
               <w:rPr>
-                <w:rStyle w:val="1434"/>
+                <w:rStyle w:val="1440"/>
               </w:rPr>
             </w:r>
             <w:r>
               <w:rPr>
-                <w:rStyle w:val="1434"/>
+                <w:rStyle w:val="1440"/>
                 <w:highlight w:val="none"/>
                 <w:lang w:val="fr-CH"/>
               </w:rPr>
@@ -1517,13 +1517,13 @@
             </w:r>
             <w:r>
               <w:rPr>
-                <w:rStyle w:val="1434"/>
+                <w:rStyle w:val="1440"/>
               </w:rPr>
               <w:t xml:space="preserve">The Settings Menu (Paramètres</w:t>
             </w:r>
             <w:r>
               <w:rPr>
-                <w:rStyle w:val="1434"/>
+                <w:rStyle w:val="1440"/>
                 <w:highlight w:val="none"/>
                 <w:lang w:val="fr-CH"/>
               </w:rPr>
@@ -1531,7 +1531,7 @@
             </w:r>
             <w:r>
               <w:rPr>
-                <w:rStyle w:val="1434"/>
+                <w:rStyle w:val="1440"/>
                 <w:lang w:val="en-GB"/>
               </w:rPr>
             </w:r>
@@ -1554,7 +1554,7 @@
         </w:p>
         <w:p>
           <w:pPr>
-            <w:pStyle w:val="1433"/>
+            <w:pStyle w:val="1439"/>
             <w:pBdr/>
             <w:tabs>
               <w:tab w:val="right" w:leader="dot" w:pos="9071"/>
@@ -1566,12 +1566,12 @@
           <w:hyperlink w:tooltip="#_Toc11" w:anchor="_Toc11" w:history="1">
             <w:r>
               <w:rPr>
-                <w:rStyle w:val="1434"/>
+                <w:rStyle w:val="1440"/>
               </w:rPr>
             </w:r>
             <w:r>
               <w:rPr>
-                <w:rStyle w:val="1434"/>
+                <w:rStyle w:val="1440"/>
                 <w:highlight w:val="none"/>
                 <w:lang w:val="fr-CH"/>
               </w:rPr>
@@ -1579,7 +1579,7 @@
             </w:r>
             <w:r>
               <w:rPr>
-                <w:rStyle w:val="1434"/>
+                <w:rStyle w:val="1440"/>
                 <w:highlight w:val="none"/>
                 <w:lang w:val="en-GB" w:bidi="en-GB"/>
               </w:rPr>
@@ -1587,7 +1587,7 @@
             </w:r>
             <w:r>
               <w:rPr>
-                <w:rStyle w:val="1434"/>
+                <w:rStyle w:val="1440"/>
                 <w:lang w:val="en-GB"/>
               </w:rPr>
             </w:r>
@@ -1610,7 +1610,7 @@
         </w:p>
         <w:p>
           <w:pPr>
-            <w:pStyle w:val="1433"/>
+            <w:pStyle w:val="1439"/>
             <w:pBdr/>
             <w:tabs>
               <w:tab w:val="right" w:leader="dot" w:pos="9071"/>
@@ -1624,12 +1624,12 @@
           <w:hyperlink w:tooltip="#_Toc12" w:anchor="_Toc12" w:history="1">
             <w:r>
               <w:rPr>
-                <w:rStyle w:val="1434"/>
+                <w:rStyle w:val="1440"/>
               </w:rPr>
             </w:r>
             <w:r>
               <w:rPr>
-                <w:rStyle w:val="1434"/>
+                <w:rStyle w:val="1440"/>
                 <w:highlight w:val="none"/>
                 <w:lang w:val="fr-CH"/>
               </w:rPr>
@@ -1637,13 +1637,13 @@
             </w:r>
             <w:r>
               <w:rPr>
-                <w:rStyle w:val="1434"/>
+                <w:rStyle w:val="1440"/>
               </w:rPr>
               <w:t xml:space="preserve">Limitations regarding attached PDF files</w:t>
             </w:r>
             <w:r>
               <w:rPr>
-                <w:rStyle w:val="1434"/>
+                <w:rStyle w:val="1440"/>
                 <w:highlight w:val="none"/>
               </w:rPr>
             </w:r>
@@ -1666,7 +1666,7 @@
         </w:p>
         <w:p>
           <w:pPr>
-            <w:pStyle w:val="1433"/>
+            <w:pStyle w:val="1439"/>
             <w:pBdr/>
             <w:tabs>
               <w:tab w:val="right" w:leader="dot" w:pos="9071"/>
@@ -1680,19 +1680,19 @@
           <w:hyperlink w:tooltip="#_Toc13" w:anchor="_Toc13" w:history="1">
             <w:r>
               <w:rPr>
-                <w:rStyle w:val="1434"/>
+                <w:rStyle w:val="1440"/>
               </w:rPr>
             </w:r>
             <w:r>
               <w:rPr>
-                <w:rStyle w:val="1434"/>
+                <w:rStyle w:val="1440"/>
                 <w:lang w:val="fr-CH" w:bidi="fr-CH"/>
               </w:rPr>
               <w:t xml:space="preserve">6. Data Backup and Security</w:t>
             </w:r>
             <w:r>
               <w:rPr>
-                <w:rStyle w:val="1434"/>
+                <w:rStyle w:val="1440"/>
                 <w:highlight w:val="none"/>
                 <w:lang w:val="fr-CH"/>
               </w:rPr>
@@ -1717,7 +1717,7 @@
         </w:p>
         <w:p>
           <w:pPr>
-            <w:pStyle w:val="1433"/>
+            <w:pStyle w:val="1439"/>
             <w:pBdr/>
             <w:tabs>
               <w:tab w:val="right" w:leader="dot" w:pos="9071"/>
@@ -1731,12 +1731,12 @@
           <w:hyperlink w:tooltip="#_Toc14" w:anchor="_Toc14" w:history="1">
             <w:r>
               <w:rPr>
-                <w:rStyle w:val="1434"/>
+                <w:rStyle w:val="1440"/>
               </w:rPr>
             </w:r>
             <w:r>
               <w:rPr>
-                <w:rStyle w:val="1434"/>
+                <w:rStyle w:val="1440"/>
                 <w:highlight w:val="none"/>
                 <w:lang w:val="fr-CH" w:bidi="fr-CH"/>
               </w:rPr>
@@ -1744,7 +1744,7 @@
             </w:r>
             <w:r>
               <w:rPr>
-                <w:rStyle w:val="1434"/>
+                <w:rStyle w:val="1440"/>
                 <w:highlight w:val="none"/>
                 <w:lang w:val="fr-CH" w:bidi="fr-CH"/>
               </w:rPr>
@@ -1752,7 +1752,7 @@
             </w:r>
             <w:r>
               <w:rPr>
-                <w:rStyle w:val="1434"/>
+                <w:rStyle w:val="1440"/>
                 <w:lang w:val="fr-CH"/>
                 <w14:ligatures w14:val="none"/>
               </w:rPr>
@@ -1797,7 +1797,11 @@
             </w:rPr>
             <w:fldChar w:fldCharType="end"/>
           </w:r>
-          <w:r/>
+          <w:r>
+            <w:rPr>
+              <w:lang w:val="en-GB"/>
+            </w:rPr>
+          </w:r>
           <w:r/>
         </w:p>
       </w:sdtContent>
@@ -2229,7 +2233,7 @@
     </w:p>
     <w:p>
       <w:pPr>
-        <w:pStyle w:val="1236"/>
+        <w:pStyle w:val="1242"/>
         <w:pBdr/>
         <w:spacing/>
         <w:ind/>
@@ -2248,12 +2252,17 @@
       </w:r>
       <w:r>
         <w:rPr>
-          <w:rStyle w:val="1429"/>
+          <w:rStyle w:val="1435"/>
           <w:lang w:val="en-GB"/>
         </w:rPr>
         <w:t xml:space="preserve">About ScholarLog</w:t>
       </w:r>
-      <w:r/>
+      <w:r>
+        <w:rPr>
+          <w:highlight w:val="none"/>
+          <w:lang w:val="en-GB"/>
+        </w:rPr>
+      </w:r>
       <w:bookmarkEnd w:id="1"/>
       <w:r/>
       <w:r>
@@ -2333,7 +2342,7 @@
     </w:p>
     <w:p>
       <w:pPr>
-        <w:pStyle w:val="1437"/>
+        <w:pStyle w:val="1443"/>
         <w:numPr>
           <w:ilvl w:val="0"/>
           <w:numId w:val="116"/>
@@ -2391,7 +2400,7 @@
     </w:p>
     <w:p>
       <w:pPr>
-        <w:pStyle w:val="1437"/>
+        <w:pStyle w:val="1443"/>
         <w:numPr>
           <w:ilvl w:val="0"/>
           <w:numId w:val="116"/>
@@ -2449,7 +2458,7 @@
     </w:p>
     <w:p>
       <w:pPr>
-        <w:pStyle w:val="1437"/>
+        <w:pStyle w:val="1443"/>
         <w:numPr>
           <w:ilvl w:val="0"/>
           <w:numId w:val="116"/>
@@ -2507,7 +2516,7 @@
     </w:p>
     <w:p>
       <w:pPr>
-        <w:pStyle w:val="1437"/>
+        <w:pStyle w:val="1443"/>
         <w:numPr>
           <w:ilvl w:val="0"/>
           <w:numId w:val="116"/>
@@ -2571,7 +2580,7 @@
     </w:p>
     <w:p>
       <w:pPr>
-        <w:pStyle w:val="1236"/>
+        <w:pStyle w:val="1242"/>
         <w:pBdr/>
         <w:spacing/>
         <w:ind/>
@@ -2608,7 +2617,11 @@
         </w:rPr>
         <w:t xml:space="preserve"> </w:t>
       </w:r>
-      <w:r/>
+      <w:r>
+        <w:rPr>
+          <w:lang w:val="fr-CH"/>
+        </w:rPr>
+      </w:r>
       <w:bookmarkEnd w:id="2"/>
       <w:r/>
       <w:r>
@@ -2650,23 +2663,29 @@
           <w:lang w:val="fr-CH"/>
         </w:rPr>
       </w:r>
-      <w:r>
-        <w:rPr>
-          <w:highlight w:val="none"/>
-          <w:lang w:val="fr-CH" w:bidi="fr-CH"/>
-        </w:rPr>
-      </w:r>
-      <w:r>
+    </w:p>
+    <w:p>
+      <w:pPr>
+        <w:pStyle w:val="1243"/>
+        <w:pBdr/>
+        <w:spacing/>
+        <w:ind/>
         <w:rPr>
           <w:highlight w:val="none"/>
           <w:lang w:val="fr-CH"/>
         </w:rPr>
-      </w:r>
+      </w:pPr>
+      <w:r/>
+      <w:bookmarkStart w:id="3" w:name="_Toc3"/>
       <w:r>
         <w:rPr>
           <w:highlight w:val="none"/>
           <w:lang w:val="fr-CH"/>
         </w:rPr>
+        <w:t xml:space="preserve">2.1 </w:t>
+      </w:r>
+      <w:r>
+        <w:t xml:space="preserve">System Requirements</w:t>
       </w:r>
       <w:r>
         <w:rPr>
@@ -2674,43 +2693,18 @@
           <w:lang w:val="fr-CH"/>
         </w:rPr>
       </w:r>
+      <w:bookmarkEnd w:id="3"/>
+      <w:r/>
+      <w:r>
+        <w:rPr>
+          <w:highlight w:val="none"/>
+          <w:lang w:val="fr-CH"/>
+        </w:rPr>
+      </w:r>
     </w:p>
     <w:p>
       <w:pPr>
-        <w:pStyle w:val="1237"/>
-        <w:pBdr/>
-        <w:spacing/>
-        <w:ind/>
-        <w:rPr>
-          <w:highlight w:val="none"/>
-          <w:lang w:val="fr-CH"/>
-        </w:rPr>
-      </w:pPr>
-      <w:r/>
-      <w:bookmarkStart w:id="3" w:name="_Toc3"/>
-      <w:r>
-        <w:rPr>
-          <w:highlight w:val="none"/>
-          <w:lang w:val="fr-CH"/>
-        </w:rPr>
-        <w:t xml:space="preserve">2.1 </w:t>
-      </w:r>
-      <w:r>
-        <w:t xml:space="preserve">System Requirements</w:t>
-      </w:r>
-      <w:r/>
-      <w:bookmarkEnd w:id="3"/>
-      <w:r/>
-      <w:r>
-        <w:rPr>
-          <w:highlight w:val="none"/>
-          <w:lang w:val="fr-CH"/>
-        </w:rPr>
-      </w:r>
-    </w:p>
-    <w:p>
-      <w:pPr>
-        <w:pStyle w:val="1437"/>
+        <w:pStyle w:val="1443"/>
         <w:numPr>
           <w:ilvl w:val="0"/>
           <w:numId w:val="128"/>
@@ -2744,7 +2738,7 @@
     </w:p>
     <w:p>
       <w:pPr>
-        <w:pStyle w:val="1437"/>
+        <w:pStyle w:val="1443"/>
         <w:numPr>
           <w:ilvl w:val="0"/>
           <w:numId w:val="128"/>
@@ -2790,7 +2784,7 @@
     </w:p>
     <w:p>
       <w:pPr>
-        <w:pStyle w:val="1437"/>
+        <w:pStyle w:val="1443"/>
         <w:numPr>
           <w:ilvl w:val="0"/>
           <w:numId w:val="128"/>
@@ -2824,7 +2818,7 @@
     </w:p>
     <w:p>
       <w:pPr>
-        <w:pStyle w:val="1437"/>
+        <w:pStyle w:val="1443"/>
         <w:numPr>
           <w:ilvl w:val="0"/>
           <w:numId w:val="128"/>
@@ -2906,7 +2900,7 @@
     </w:p>
     <w:p>
       <w:pPr>
-        <w:pStyle w:val="1237"/>
+        <w:pStyle w:val="1243"/>
         <w:pBdr/>
         <w:spacing/>
         <w:ind/>
@@ -2917,7 +2911,6 @@
       </w:pPr>
       <w:r/>
       <w:bookmarkStart w:id="4" w:name="_Toc4"/>
-      <w:r/>
       <w:r>
         <w:rPr>
           <w:lang w:val="fr-CH"/>
@@ -2927,7 +2920,12 @@
       <w:r>
         <w:t xml:space="preserve">Installation</w:t>
       </w:r>
-      <w:r/>
+      <w:r>
+        <w:rPr>
+          <w:highlight w:val="none"/>
+          <w:lang w:val="fr-CH"/>
+        </w:rPr>
+      </w:r>
       <w:bookmarkEnd w:id="4"/>
       <w:r/>
       <w:r>
@@ -2939,7 +2937,7 @@
     </w:p>
     <w:p>
       <w:pPr>
-        <w:pStyle w:val="1437"/>
+        <w:pStyle w:val="1443"/>
         <w:numPr>
           <w:ilvl w:val="0"/>
           <w:numId w:val="131"/>
@@ -2972,14 +2970,14 @@
       <w:hyperlink r:id="rId17" w:tooltip="Releases page" w:history="1">
         <w:r>
           <w:rPr>
-            <w:rStyle w:val="1434"/>
+            <w:rStyle w:val="1440"/>
             <w:rFonts w:ascii="Calibri" w:hAnsi="Calibri" w:eastAsia="Calibri" w:cs="Calibri"/>
             <w:lang w:val="fr-CH"/>
           </w:rPr>
         </w:r>
         <w:r>
           <w:rPr>
-            <w:rStyle w:val="1434"/>
+            <w:rStyle w:val="1440"/>
             <w:rFonts w:ascii="Calibri" w:hAnsi="Calibri" w:eastAsia="Calibri" w:cs="Calibri"/>
             <w:lang w:val="fr-CH"/>
           </w:rPr>
@@ -2987,7 +2985,7 @@
         </w:r>
         <w:r>
           <w:rPr>
-            <w:rStyle w:val="1434"/>
+            <w:rStyle w:val="1440"/>
             <w:rFonts w:ascii="Calibri" w:hAnsi="Calibri" w:eastAsia="Calibri" w:cs="Calibri"/>
             <w:lang w:val="fr-CH"/>
           </w:rPr>
@@ -3019,7 +3017,7 @@
     </w:p>
     <w:p>
       <w:pPr>
-        <w:pStyle w:val="1437"/>
+        <w:pStyle w:val="1443"/>
         <w:numPr>
           <w:ilvl w:val="0"/>
           <w:numId w:val="131"/>
@@ -3055,7 +3053,7 @@
     </w:p>
     <w:p>
       <w:pPr>
-        <w:pStyle w:val="1437"/>
+        <w:pStyle w:val="1443"/>
         <w:numPr>
           <w:ilvl w:val="0"/>
           <w:numId w:val="131"/>
@@ -3088,47 +3086,6 @@
           <w:rFonts w:ascii="Calibri" w:hAnsi="Calibri" w:cs="Calibri"/>
         </w:rPr>
       </w:r>
-      <w:r>
-        <w:rPr>
-          <w:lang w:val="fr-CH"/>
-        </w:rPr>
-      </w:r>
-      <w:r>
-        <w:rPr>
-          <w:lang w:val="fr-CH"/>
-        </w:rPr>
-      </w:r>
-      <w:r>
-        <w:rPr>
-          <w:lang w:val="fr-CH"/>
-        </w:rPr>
-      </w:r>
-      <w:r>
-        <w:rPr>
-          <w:rFonts w:ascii="Calibri" w:hAnsi="Calibri" w:cs="Calibri"/>
-        </w:rPr>
-      </w:r>
-      <w:r>
-        <w:rPr>
-          <w:highlight w:val="none"/>
-          <w:lang w:val="fr-CH" w:bidi="fr-CH"/>
-        </w:rPr>
-      </w:r>
-      <w:r>
-        <w:rPr>
-          <w:lang w:val="fr-CH"/>
-        </w:rPr>
-      </w:r>
-      <w:r>
-        <w:rPr>
-          <w:lang w:val="fr-CH"/>
-        </w:rPr>
-      </w:r>
-      <w:r>
-        <w:rPr>
-          <w:rFonts w:ascii="Calibri" w:hAnsi="Calibri" w:cs="Calibri"/>
-        </w:rPr>
-      </w:r>
     </w:p>
     <w:p>
       <w:pPr>
@@ -3164,7 +3121,7 @@
     </w:p>
     <w:p>
       <w:pPr>
-        <w:pStyle w:val="1437"/>
+        <w:pStyle w:val="1443"/>
         <w:numPr>
           <w:ilvl w:val="0"/>
           <w:numId w:val="125"/>
@@ -3438,7 +3395,7 @@
     </w:p>
     <w:p>
       <w:pPr>
-        <w:pStyle w:val="1437"/>
+        <w:pStyle w:val="1443"/>
         <w:numPr>
           <w:ilvl w:val="0"/>
           <w:numId w:val="125"/>
@@ -3497,7 +3454,7 @@
     </w:p>
     <w:p>
       <w:pPr>
-        <w:pStyle w:val="1437"/>
+        <w:pStyle w:val="1443"/>
         <w:numPr>
           <w:ilvl w:val="0"/>
           <w:numId w:val="125"/>
@@ -3556,7 +3513,7 @@
     </w:p>
     <w:p>
       <w:pPr>
-        <w:pStyle w:val="1437"/>
+        <w:pStyle w:val="1443"/>
         <w:numPr>
           <w:ilvl w:val="0"/>
           <w:numId w:val="125"/>
@@ -3615,7 +3572,7 @@
     </w:p>
     <w:p>
       <w:pPr>
-        <w:pStyle w:val="1437"/>
+        <w:pStyle w:val="1443"/>
         <w:numPr>
           <w:ilvl w:val="0"/>
           <w:numId w:val="125"/>
@@ -3672,52 +3629,19 @@
           <w:szCs w:val="22"/>
         </w:rPr>
       </w:r>
-      <w:r>
+    </w:p>
+    <w:p>
+      <w:pPr>
+        <w:pBdr/>
+        <w:spacing/>
+        <w:ind/>
         <w:rPr>
           <w:rFonts w:ascii="Calibri" w:hAnsi="Calibri" w:cs="Calibri"/>
           <w:color w:val="000000" w:themeColor="text1"/>
           <w:sz w:val="22"/>
           <w:szCs w:val="22"/>
         </w:rPr>
-      </w:r>
-      <w:r>
-        <w:rPr>
-          <w:rFonts w:ascii="Calibri" w:hAnsi="Calibri" w:cs="Calibri"/>
-          <w:color w:val="000000" w:themeColor="text1"/>
-          <w:sz w:val="22"/>
-          <w:szCs w:val="22"/>
-        </w:rPr>
-      </w:r>
-      <w:r>
-        <w:rPr>
-          <w:rFonts w:ascii="Calibri" w:hAnsi="Calibri" w:cs="Calibri"/>
-          <w:color w:val="000000" w:themeColor="text1"/>
-          <w:sz w:val="22"/>
-          <w:szCs w:val="22"/>
-        </w:rPr>
-      </w:r>
-      <w:r>
-        <w:rPr>
-          <w:rFonts w:ascii="Calibri" w:hAnsi="Calibri" w:cs="Calibri"/>
-          <w:color w:val="000000" w:themeColor="text1"/>
-          <w:sz w:val="22"/>
-          <w:szCs w:val="22"/>
-        </w:rPr>
-      </w:r>
-    </w:p>
-    <w:p>
-      <w:pPr>
-        <w:pBdr/>
-        <w:spacing/>
-        <w:ind/>
-        <w:rPr>
-          <w:rFonts w:ascii="Calibri" w:hAnsi="Calibri" w:cs="Calibri"/>
-          <w:color w:val="000000" w:themeColor="text1"/>
-          <w:sz w:val="22"/>
-          <w:szCs w:val="22"/>
-        </w:rPr>
-      </w:pPr>
-      <w:r/>
+      </w:pPr>
       <w:r>
         <w:rPr>
           <w:rFonts w:ascii="Calibri" w:hAnsi="Calibri" w:cs="Calibri"/>
@@ -3748,7 +3672,7 @@
     </w:p>
     <w:p>
       <w:pPr>
-        <w:pStyle w:val="1237"/>
+        <w:pStyle w:val="1243"/>
         <w:pBdr/>
         <w:spacing/>
         <w:ind/>
@@ -3765,7 +3689,12 @@
         </w:rPr>
         <w:t xml:space="preserve">2.2 Installation (if you really want)</w:t>
       </w:r>
-      <w:r/>
+      <w:r>
+        <w:rPr>
+          <w:highlight w:val="none"/>
+          <w:lang w:val="fr-CH"/>
+        </w:rPr>
+      </w:r>
       <w:bookmarkEnd w:id="5"/>
       <w:r/>
       <w:r>
@@ -3777,7 +3706,7 @@
     </w:p>
     <w:p>
       <w:pPr>
-        <w:pStyle w:val="1437"/>
+        <w:pStyle w:val="1443"/>
         <w:numPr>
           <w:ilvl w:val="0"/>
           <w:numId w:val="134"/>
@@ -3810,14 +3739,14 @@
       <w:hyperlink r:id="rId20" w:tooltip="Releases page" w:history="1">
         <w:r>
           <w:rPr>
-            <w:rStyle w:val="1434"/>
+            <w:rStyle w:val="1440"/>
             <w:rFonts w:ascii="Calibri" w:hAnsi="Calibri" w:eastAsia="Calibri" w:cs="Calibri"/>
             <w:lang w:val="fr-CH"/>
           </w:rPr>
         </w:r>
         <w:r>
           <w:rPr>
-            <w:rStyle w:val="1434"/>
+            <w:rStyle w:val="1440"/>
             <w:rFonts w:ascii="Calibri" w:hAnsi="Calibri" w:eastAsia="Calibri" w:cs="Calibri"/>
             <w:lang w:val="fr-CH"/>
           </w:rPr>
@@ -3825,7 +3754,7 @@
         </w:r>
         <w:r>
           <w:rPr>
-            <w:rStyle w:val="1434"/>
+            <w:rStyle w:val="1440"/>
             <w:rFonts w:ascii="Calibri" w:hAnsi="Calibri" w:eastAsia="Calibri" w:cs="Calibri"/>
             <w:lang w:val="fr-CH"/>
           </w:rPr>
@@ -3857,7 +3786,7 @@
     </w:p>
     <w:p>
       <w:pPr>
-        <w:pStyle w:val="1437"/>
+        <w:pStyle w:val="1443"/>
         <w:numPr>
           <w:ilvl w:val="0"/>
           <w:numId w:val="134"/>
@@ -3892,8 +3821,6 @@
       <w:r>
         <w:rPr>
           <w:rFonts w:ascii="Calibri" w:hAnsi="Calibri" w:cs="Calibri"/>
-          <w:highlight w:val="none"/>
-          <w:lang w:val="fr-CH"/>
         </w:rPr>
       </w:r>
       <w:r>
@@ -3904,7 +3831,7 @@
     </w:p>
     <w:p>
       <w:pPr>
-        <w:pStyle w:val="1437"/>
+        <w:pStyle w:val="1443"/>
         <w:numPr>
           <w:ilvl w:val="0"/>
           <w:numId w:val="134"/>
@@ -3950,15 +3877,6 @@
       <w:r>
         <w:rPr>
           <w:rFonts w:ascii="Calibri" w:hAnsi="Calibri" w:cs="Calibri"/>
-          <w:highlight w:val="none"/>
-          <w:lang w:val="fr-CH"/>
-        </w:rPr>
-      </w:r>
-      <w:r>
-        <w:rPr>
-          <w:rFonts w:ascii="Calibri" w:hAnsi="Calibri" w:cs="Calibri"/>
-          <w:highlight w:val="none"/>
-          <w:lang w:val="fr-CH"/>
         </w:rPr>
       </w:r>
       <w:r>
@@ -4006,91 +3924,56 @@
       </w:r>
       <w:r>
         <w:rPr>
+          <w:lang w:val="en-GB"/>
+        </w:rPr>
+        <w:br w:type="page" w:clear="all"/>
+      </w:r>
+      <w:r>
+        <w:rPr>
           <w:rFonts w:ascii="Calibri" w:hAnsi="Calibri" w:cs="Calibri"/>
+        </w:rPr>
+      </w:r>
+      <w:r>
+        <w:rPr>
+          <w:rFonts w:ascii="Calibri" w:hAnsi="Calibri" w:cs="Calibri"/>
+        </w:rPr>
+      </w:r>
+    </w:p>
+    <w:p>
+      <w:pPr>
+        <w:pStyle w:val="1242"/>
+        <w:pBdr/>
+        <w:spacing/>
+        <w:ind/>
+        <w:rPr>
+          <w:lang w:val="en-GB"/>
+        </w:rPr>
+      </w:pPr>
+      <w:r/>
+      <w:bookmarkStart w:id="6" w:name="_Toc6"/>
+      <w:r>
+        <w:rPr>
           <w:highlight w:val="none"/>
           <w:lang w:val="fr-CH"/>
         </w:rPr>
-      </w:r>
-      <w:r>
-        <w:rPr>
-          <w:lang w:val="fr-CH"/>
-        </w:rPr>
-      </w:r>
-      <w:r>
-        <w:rPr>
-          <w:highlight w:val="none"/>
-          <w:lang w:val="fr-CH" w:bidi="fr-CH"/>
-        </w:rPr>
-      </w:r>
-      <w:r>
-        <w:rPr>
-          <w:lang w:val="fr-CH"/>
-        </w:rPr>
-      </w:r>
-      <w:r>
-        <w:rPr>
-          <w:rFonts w:ascii="Calibri" w:hAnsi="Calibri" w:cs="Calibri"/>
-        </w:rPr>
-      </w:r>
-      <w:r>
-        <w:rPr>
-          <w:rFonts w:ascii="Calibri" w:hAnsi="Calibri" w:cs="Calibri"/>
-          <w:color w:val="000000" w:themeColor="text1"/>
-          <w:sz w:val="22"/>
-          <w:szCs w:val="22"/>
-          <w:highlight w:val="none"/>
-        </w:rPr>
-      </w:r>
-      <w:r>
-        <w:rPr>
-          <w:rFonts w:ascii="Calibri" w:hAnsi="Calibri" w:cs="Calibri"/>
-          <w:color w:val="000000" w:themeColor="text1"/>
-          <w:sz w:val="22"/>
-          <w:szCs w:val="22"/>
-          <w:highlight w:val="none"/>
-        </w:rPr>
-      </w:r>
-      <w:r>
-        <w:rPr>
-          <w:rFonts w:ascii="Calibri" w:hAnsi="Calibri" w:cs="Calibri"/>
-          <w:color w:val="000000" w:themeColor="text1"/>
-          <w:sz w:val="22"/>
-          <w:szCs w:val="22"/>
-          <w:highlight w:val="none"/>
-        </w:rPr>
-      </w:r>
-      <w:r>
-        <w:rPr>
-          <w:rFonts w:ascii="Calibri" w:hAnsi="Calibri" w:cs="Calibri"/>
-        </w:rPr>
+        <w:t xml:space="preserve">3. Menus Overview</w:t>
       </w:r>
       <w:r>
         <w:rPr>
           <w:lang w:val="en-GB"/>
         </w:rPr>
-        <w:br w:type="page" w:clear="all"/>
-      </w:r>
-      <w:r>
-        <w:rPr>
-          <w:highlight w:val="none"/>
+      </w:r>
+      <w:bookmarkEnd w:id="6"/>
+      <w:r/>
+      <w:r>
+        <w:rPr>
           <w:lang w:val="en-GB"/>
-        </w:rPr>
-      </w:r>
-      <w:r>
-        <w:rPr>
-          <w:highlight w:val="none"/>
-          <w:lang w:val="en-GB"/>
-        </w:rPr>
-      </w:r>
-      <w:r>
-        <w:rPr>
-          <w:rFonts w:ascii="Calibri" w:hAnsi="Calibri" w:cs="Calibri"/>
         </w:rPr>
       </w:r>
     </w:p>
     <w:p>
       <w:pPr>
-        <w:pStyle w:val="1236"/>
+        <w:pStyle w:val="1243"/>
         <w:pBdr/>
         <w:spacing/>
         <w:ind/>
@@ -4099,101 +3982,77 @@
         </w:rPr>
       </w:pPr>
       <w:r/>
-      <w:bookmarkStart w:id="6" w:name="_Toc6"/>
-      <w:r>
+      <w:bookmarkStart w:id="7" w:name="_Toc7"/>
+      <w:r>
+        <w:rPr>
+          <w:highlight w:val="none"/>
+          <w:lang w:val="en-GB" w:bidi="en-GB"/>
+        </w:rPr>
+        <w:t xml:space="preserve">3.1 Home Menu (Dashboard)</w:t>
+      </w:r>
+      <w:r>
+        <w:rPr>
+          <w:lang w:val="en-GB"/>
+        </w:rPr>
+      </w:r>
+      <w:bookmarkEnd w:id="7"/>
+      <w:r/>
+      <w:r>
+        <w:rPr>
+          <w:lang w:val="en-GB"/>
+        </w:rPr>
+      </w:r>
+    </w:p>
+    <w:p>
+      <w:pPr>
+        <w:pBdr/>
+        <w:spacing/>
+        <w:ind/>
+        <w:jc w:val="both"/>
         <w:rPr>
           <w:highlight w:val="none"/>
           <w:lang w:val="fr-CH"/>
         </w:rPr>
-        <w:t xml:space="preserve">3. Menus Overview</w:t>
-      </w:r>
-      <w:r/>
-      <w:bookmarkEnd w:id="6"/>
-      <w:r/>
-      <w:r>
-        <w:rPr>
-          <w:lang w:val="en-GB"/>
+      </w:pPr>
+      <w:r>
+        <w:rPr>
+          <w:highlight w:val="none"/>
+          <w:lang w:val="en-GB" w:bidi="en-GB"/>
+        </w:rPr>
+      </w:r>
+      <w:r>
+        <w:rPr>
+          <w:highlight w:val="none"/>
+          <w:lang w:val="fr-CH"/>
+        </w:rPr>
+        <w:t xml:space="preserve">The house icon in the sidebar takes you to the Home page. This is your main dashboard, </w:t>
+      </w:r>
+      <w:r>
+        <w:t xml:space="preserve">designed</w:t>
+      </w:r>
+      <w:r>
+        <w:rPr>
+          <w:highlight w:val="none"/>
+          <w:lang w:val="fr-CH"/>
+        </w:rPr>
+        <w:t xml:space="preserve"> to give you an immediate overview of your academic standing.</w:t>
+      </w:r>
+      <w:r>
+        <w:rPr>
+          <w:highlight w:val="none"/>
+          <w:lang w:val="fr-CH"/>
+        </w:rPr>
+      </w:r>
+      <w:r>
+        <w:rPr>
+          <w:highlight w:val="none"/>
+          <w:lang w:val="fr-CH"/>
         </w:rPr>
       </w:r>
     </w:p>
     <w:p>
       <w:pPr>
-        <w:pStyle w:val="1237"/>
-        <w:pBdr/>
-        <w:spacing/>
-        <w:ind/>
-        <w:rPr>
-          <w:lang w:val="en-GB"/>
-        </w:rPr>
-      </w:pPr>
-      <w:r/>
-      <w:bookmarkStart w:id="7" w:name="_Toc7"/>
-      <w:r>
-        <w:rPr>
-          <w:highlight w:val="none"/>
-          <w:lang w:val="en-GB" w:bidi="en-GB"/>
-        </w:rPr>
-        <w:t xml:space="preserve">3.1 Home Menu (Dashboard)</w:t>
-      </w:r>
-      <w:r/>
-      <w:bookmarkEnd w:id="7"/>
-      <w:r/>
-      <w:r>
-        <w:rPr>
-          <w:lang w:val="en-GB"/>
-        </w:rPr>
-      </w:r>
-    </w:p>
-    <w:p>
-      <w:pPr>
-        <w:pBdr/>
-        <w:spacing/>
-        <w:ind/>
-        <w:jc w:val="both"/>
-        <w:rPr>
-          <w:highlight w:val="none"/>
-          <w:lang w:val="fr-CH"/>
-        </w:rPr>
-      </w:pPr>
-      <w:r>
-        <w:rPr>
-          <w:highlight w:val="none"/>
-          <w:lang w:val="en-GB" w:bidi="en-GB"/>
-        </w:rPr>
-      </w:r>
-      <w:r>
-        <w:rPr>
-          <w:highlight w:val="none"/>
-          <w:lang w:val="fr-CH"/>
-        </w:rPr>
-        <w:t xml:space="preserve">The house icon in the sidebar takes you to the Home page. This is your main dashboard, </w:t>
-      </w:r>
-      <w:r>
-        <w:t xml:space="preserve">designed</w:t>
-      </w:r>
-      <w:r>
-        <w:rPr>
-          <w:highlight w:val="none"/>
-          <w:lang w:val="fr-CH"/>
-        </w:rPr>
-        <w:t xml:space="preserve"> to give you an immediate overview of your academic standing.</w:t>
-      </w:r>
-      <w:r>
-        <w:rPr>
-          <w:highlight w:val="none"/>
-          <w:lang w:val="fr-CH"/>
-        </w:rPr>
-      </w:r>
-      <w:r>
-        <w:rPr>
-          <w:highlight w:val="none"/>
-          <w:lang w:val="fr-CH"/>
-        </w:rPr>
-      </w:r>
-    </w:p>
-    <w:p>
-      <w:pPr>
-        <w:pStyle w:val="1437"/>
+        <w:pStyle w:val="1443"/>
         <w:numPr>
           <w:ilvl w:val="0"/>
           <w:numId w:val="117"/>
@@ -4253,7 +4112,7 @@
     </w:p>
     <w:p>
       <w:pPr>
-        <w:pStyle w:val="1437"/>
+        <w:pStyle w:val="1443"/>
         <w:numPr>
           <w:ilvl w:val="0"/>
           <w:numId w:val="117"/>
@@ -4324,7 +4183,7 @@
     </w:p>
     <w:p>
       <w:pPr>
-        <w:pStyle w:val="1437"/>
+        <w:pStyle w:val="1443"/>
         <w:numPr>
           <w:ilvl w:val="1"/>
           <w:numId w:val="117"/>
@@ -4384,7 +4243,7 @@
     </w:p>
     <w:p>
       <w:pPr>
-        <w:pStyle w:val="1437"/>
+        <w:pStyle w:val="1443"/>
         <w:numPr>
           <w:ilvl w:val="1"/>
           <w:numId w:val="117"/>
@@ -4436,7 +4295,7 @@
     </w:p>
     <w:p>
       <w:pPr>
-        <w:pStyle w:val="1437"/>
+        <w:pStyle w:val="1443"/>
         <w:numPr>
           <w:ilvl w:val="1"/>
           <w:numId w:val="117"/>
@@ -4496,7 +4355,7 @@
     </w:p>
     <w:p>
       <w:pPr>
-        <w:pStyle w:val="1437"/>
+        <w:pStyle w:val="1443"/>
         <w:numPr>
           <w:ilvl w:val="0"/>
           <w:numId w:val="117"/>
@@ -4793,7 +4652,7 @@
     </w:p>
     <w:p>
       <w:pPr>
-        <w:pStyle w:val="1237"/>
+        <w:pStyle w:val="1243"/>
         <w:pBdr/>
         <w:spacing/>
         <w:ind/>
@@ -4815,7 +4674,11 @@
         </w:rPr>
         <w:t xml:space="preserve">The Notes Menu (My Results)</w:t>
       </w:r>
-      <w:r/>
+      <w:r>
+        <w:rPr>
+          <w:lang w:val="fr-CH"/>
+        </w:rPr>
+      </w:r>
       <w:bookmarkEnd w:id="8"/>
       <w:r/>
       <w:r>
@@ -4847,7 +4710,7 @@
     </w:p>
     <w:p>
       <w:pPr>
-        <w:pStyle w:val="1437"/>
+        <w:pStyle w:val="1443"/>
         <w:numPr>
           <w:ilvl w:val="0"/>
           <w:numId w:val="118"/>
@@ -4894,7 +4757,7 @@
     </w:p>
     <w:p>
       <w:pPr>
-        <w:pStyle w:val="1437"/>
+        <w:pStyle w:val="1443"/>
         <w:numPr>
           <w:ilvl w:val="1"/>
           <w:numId w:val="118"/>
@@ -4942,7 +4805,7 @@
     </w:p>
     <w:p>
       <w:pPr>
-        <w:pStyle w:val="1437"/>
+        <w:pStyle w:val="1443"/>
         <w:numPr>
           <w:ilvl w:val="1"/>
           <w:numId w:val="118"/>
@@ -4996,7 +4859,7 @@
     </w:p>
     <w:p>
       <w:pPr>
-        <w:pStyle w:val="1437"/>
+        <w:pStyle w:val="1443"/>
         <w:numPr>
           <w:ilvl w:val="0"/>
           <w:numId w:val="118"/>
@@ -5037,7 +4900,7 @@
     </w:p>
     <w:p>
       <w:pPr>
-        <w:pStyle w:val="1437"/>
+        <w:pStyle w:val="1443"/>
         <w:numPr>
           <w:ilvl w:val="1"/>
           <w:numId w:val="118"/>
@@ -5069,7 +4932,7 @@
     </w:p>
     <w:p>
       <w:pPr>
-        <w:pStyle w:val="1437"/>
+        <w:pStyle w:val="1443"/>
         <w:numPr>
           <w:ilvl w:val="0"/>
           <w:numId w:val="118"/>
@@ -5116,7 +4979,7 @@
     </w:p>
     <w:p>
       <w:pPr>
-        <w:pStyle w:val="1437"/>
+        <w:pStyle w:val="1443"/>
         <w:numPr>
           <w:ilvl w:val="1"/>
           <w:numId w:val="118"/>
@@ -5148,7 +5011,7 @@
     </w:p>
     <w:p>
       <w:pPr>
-        <w:pStyle w:val="1437"/>
+        <w:pStyle w:val="1443"/>
         <w:numPr>
           <w:ilvl w:val="1"/>
           <w:numId w:val="118"/>
@@ -5181,7 +5044,7 @@
     </w:p>
     <w:p>
       <w:pPr>
-        <w:pStyle w:val="1437"/>
+        <w:pStyle w:val="1443"/>
         <w:numPr>
           <w:ilvl w:val="0"/>
           <w:numId w:val="118"/>
@@ -6133,7 +5996,7 @@
     </w:p>
     <w:p>
       <w:pPr>
-        <w:pStyle w:val="1237"/>
+        <w:pStyle w:val="1243"/>
         <w:pBdr/>
         <w:spacing/>
         <w:ind/>
@@ -6150,7 +6013,11 @@
         </w:rPr>
         <w:t xml:space="preserve">3.3 The Journals Menu (My Journals)</w:t>
       </w:r>
-      <w:r/>
+      <w:r>
+        <w:rPr>
+          <w:lang w:val="en-GB"/>
+        </w:rPr>
+      </w:r>
       <w:bookmarkEnd w:id="9"/>
       <w:r/>
       <w:r>
@@ -6199,7 +6066,7 @@
     </w:p>
     <w:p>
       <w:pPr>
-        <w:pStyle w:val="1437"/>
+        <w:pStyle w:val="1443"/>
         <w:numPr>
           <w:ilvl w:val="0"/>
           <w:numId w:val="119"/>
@@ -6265,7 +6132,7 @@
     </w:p>
     <w:p>
       <w:pPr>
-        <w:pStyle w:val="1437"/>
+        <w:pStyle w:val="1443"/>
         <w:numPr>
           <w:ilvl w:val="0"/>
           <w:numId w:val="119"/>
@@ -6317,7 +6184,7 @@
     </w:p>
     <w:p>
       <w:pPr>
-        <w:pStyle w:val="1437"/>
+        <w:pStyle w:val="1443"/>
         <w:numPr>
           <w:ilvl w:val="1"/>
           <w:numId w:val="119"/>
@@ -6353,7 +6220,7 @@
     </w:p>
     <w:p>
       <w:pPr>
-        <w:pStyle w:val="1437"/>
+        <w:pStyle w:val="1443"/>
         <w:numPr>
           <w:ilvl w:val="0"/>
           <w:numId w:val="119"/>
@@ -6419,7 +6286,7 @@
     </w:p>
     <w:p>
       <w:pPr>
-        <w:pStyle w:val="1437"/>
+        <w:pStyle w:val="1443"/>
         <w:numPr>
           <w:ilvl w:val="0"/>
           <w:numId w:val="119"/>
@@ -6472,7 +6339,7 @@
     </w:p>
     <w:p>
       <w:pPr>
-        <w:pStyle w:val="1437"/>
+        <w:pStyle w:val="1443"/>
         <w:numPr>
           <w:ilvl w:val="0"/>
           <w:numId w:val="119"/>
@@ -7361,7 +7228,7 @@
     </w:p>
     <w:p>
       <w:pPr>
-        <w:pStyle w:val="1237"/>
+        <w:pStyle w:val="1243"/>
         <w:pBdr/>
         <w:spacing/>
         <w:ind/>
@@ -7388,7 +7255,11 @@
         </w:rPr>
         <w:t xml:space="preserve">)</w:t>
       </w:r>
-      <w:r/>
+      <w:r>
+        <w:rPr>
+          <w:lang w:val="en-GB"/>
+        </w:rPr>
+      </w:r>
       <w:bookmarkEnd w:id="10"/>
       <w:r/>
       <w:r>
@@ -7469,7 +7340,7 @@
     </w:p>
     <w:p>
       <w:pPr>
-        <w:pStyle w:val="1437"/>
+        <w:pStyle w:val="1443"/>
         <w:numPr>
           <w:ilvl w:val="0"/>
           <w:numId w:val="120"/>
@@ -7529,7 +7400,7 @@
     </w:p>
     <w:p>
       <w:pPr>
-        <w:pStyle w:val="1437"/>
+        <w:pStyle w:val="1443"/>
         <w:numPr>
           <w:ilvl w:val="0"/>
           <w:numId w:val="120"/>
@@ -7582,7 +7453,7 @@
     </w:p>
     <w:p>
       <w:pPr>
-        <w:pStyle w:val="1437"/>
+        <w:pStyle w:val="1443"/>
         <w:numPr>
           <w:ilvl w:val="0"/>
           <w:numId w:val="120"/>
@@ -7624,6 +7495,7 @@
         </w:rPr>
         <w:tab/>
         <w:br/>
+        <w:br/>
       </w:r>
       <w:r>
         <w:rPr>
@@ -7681,7 +7553,7 @@
     </w:p>
     <w:p>
       <w:pPr>
-        <w:pStyle w:val="1437"/>
+        <w:pStyle w:val="1443"/>
         <w:numPr>
           <w:ilvl w:val="0"/>
           <w:numId w:val="120"/>
@@ -7733,7 +7605,7 @@
     </w:p>
     <w:p>
       <w:pPr>
-        <w:pStyle w:val="1437"/>
+        <w:pStyle w:val="1443"/>
         <w:numPr>
           <w:ilvl w:val="0"/>
           <w:numId w:val="120"/>
@@ -7786,7 +7658,7 @@
     </w:p>
     <w:p>
       <w:pPr>
-        <w:pStyle w:val="1437"/>
+        <w:pStyle w:val="1443"/>
         <w:numPr>
           <w:ilvl w:val="0"/>
           <w:numId w:val="120"/>
@@ -7853,7 +7725,7 @@
     </w:p>
     <w:p>
       <w:pPr>
-        <w:pStyle w:val="1437"/>
+        <w:pStyle w:val="1443"/>
         <w:numPr>
           <w:ilvl w:val="1"/>
           <w:numId w:val="120"/>
@@ -7889,7 +7761,7 @@
     </w:p>
     <w:p>
       <w:pPr>
-        <w:pStyle w:val="1437"/>
+        <w:pStyle w:val="1443"/>
         <w:numPr>
           <w:ilvl w:val="1"/>
           <w:numId w:val="120"/>
@@ -7925,7 +7797,7 @@
     </w:p>
     <w:p>
       <w:pPr>
-        <w:pStyle w:val="1437"/>
+        <w:pStyle w:val="1443"/>
         <w:numPr>
           <w:ilvl w:val="1"/>
           <w:numId w:val="120"/>
@@ -7955,7 +7827,7 @@
     </w:p>
     <w:p>
       <w:pPr>
-        <w:pStyle w:val="1437"/>
+        <w:pStyle w:val="1443"/>
         <w:numPr>
           <w:ilvl w:val="0"/>
           <w:numId w:val="120"/>
@@ -8807,7 +8679,7 @@
     </w:p>
     <w:p>
       <w:pPr>
-        <w:pStyle w:val="1236"/>
+        <w:pStyle w:val="1242"/>
         <w:pBdr/>
         <w:spacing/>
         <w:ind/>
@@ -8831,7 +8703,11 @@
         </w:rPr>
         <w:t xml:space="preserve">Average Calculation Logic</w:t>
       </w:r>
-      <w:r/>
+      <w:r>
+        <w:rPr>
+          <w:lang w:val="en-GB"/>
+        </w:rPr>
+      </w:r>
       <w:bookmarkEnd w:id="11"/>
       <w:r/>
       <w:r>
@@ -8886,7 +8762,7 @@
     </w:p>
     <w:p>
       <w:pPr>
-        <w:pStyle w:val="1437"/>
+        <w:pStyle w:val="1443"/>
         <w:numPr>
           <w:ilvl w:val="0"/>
           <w:numId w:val="121"/>
@@ -8926,7 +8802,7 @@
     </w:p>
     <w:p>
       <w:pPr>
-        <w:pStyle w:val="1437"/>
+        <w:pStyle w:val="1443"/>
         <w:numPr>
           <w:ilvl w:val="0"/>
           <w:numId w:val="121"/>
@@ -9025,7 +8901,7 @@
     </w:p>
     <w:p>
       <w:pPr>
-        <w:pStyle w:val="1236"/>
+        <w:pStyle w:val="1242"/>
         <w:pBdr/>
         <w:spacing/>
         <w:ind/>
@@ -9045,7 +8921,11 @@
       <w:r>
         <w:t xml:space="preserve">Limitations regarding attached PDF files</w:t>
       </w:r>
-      <w:r/>
+      <w:r>
+        <w:rPr>
+          <w:highlight w:val="none"/>
+        </w:rPr>
+      </w:r>
       <w:bookmarkEnd w:id="12"/>
       <w:r/>
       <w:r>
@@ -9099,7 +8979,7 @@
     </w:p>
     <w:p>
       <w:pPr>
-        <w:pStyle w:val="1437"/>
+        <w:pStyle w:val="1443"/>
         <w:numPr>
           <w:ilvl w:val="0"/>
           <w:numId w:val="123"/>
@@ -9134,7 +9014,7 @@
     </w:p>
     <w:p>
       <w:pPr>
-        <w:pStyle w:val="1437"/>
+        <w:pStyle w:val="1443"/>
         <w:numPr>
           <w:ilvl w:val="0"/>
           <w:numId w:val="123"/>
@@ -9185,7 +9065,7 @@
     </w:p>
     <w:p>
       <w:pPr>
-        <w:pStyle w:val="1236"/>
+        <w:pStyle w:val="1242"/>
         <w:pBdr/>
         <w:spacing/>
         <w:ind/>
@@ -9198,12 +9078,17 @@
       <w:bookmarkStart w:id="13" w:name="_Toc13"/>
       <w:r>
         <w:rPr>
-          <w:rStyle w:val="1429"/>
+          <w:rStyle w:val="1435"/>
           <w:lang w:val="fr-CH" w:bidi="fr-CH"/>
         </w:rPr>
         <w:t xml:space="preserve">6. Data Backup and Security</w:t>
       </w:r>
-      <w:r/>
+      <w:r>
+        <w:rPr>
+          <w:highlight w:val="none"/>
+          <w:lang w:val="fr-CH"/>
+        </w:rPr>
+      </w:r>
       <w:bookmarkEnd w:id="13"/>
       <w:r/>
       <w:r>
@@ -9254,7 +9139,7 @@
     </w:p>
     <w:p>
       <w:pPr>
-        <w:pStyle w:val="1437"/>
+        <w:pStyle w:val="1443"/>
         <w:numPr>
           <w:ilvl w:val="0"/>
           <w:numId w:val="122"/>
@@ -9297,7 +9182,7 @@
     </w:p>
     <w:p>
       <w:pPr>
-        <w:pStyle w:val="1437"/>
+        <w:pStyle w:val="1443"/>
         <w:numPr>
           <w:ilvl w:val="0"/>
           <w:numId w:val="122"/>
@@ -9348,7 +9233,7 @@
     </w:p>
     <w:p>
       <w:pPr>
-        <w:pStyle w:val="1437"/>
+        <w:pStyle w:val="1443"/>
         <w:numPr>
           <w:ilvl w:val="0"/>
           <w:numId w:val="122"/>
@@ -9424,7 +9309,7 @@
     </w:p>
     <w:p>
       <w:pPr>
-        <w:pStyle w:val="1236"/>
+        <w:pStyle w:val="1242"/>
         <w:pBdr/>
         <w:spacing/>
         <w:ind/>
@@ -9449,7 +9334,12 @@
         </w:rPr>
         <w:t xml:space="preserve">oftware License (GPLv3-only)</w:t>
       </w:r>
-      <w:r/>
+      <w:r>
+        <w:rPr>
+          <w:lang w:val="fr-CH"/>
+          <w14:ligatures w14:val="none"/>
+        </w:rPr>
+      </w:r>
       <w:bookmarkEnd w:id="14"/>
       <w:r/>
       <w:r>
@@ -9515,7 +9405,7 @@
     </w:p>
     <w:p>
       <w:pPr>
-        <w:pStyle w:val="1437"/>
+        <w:pStyle w:val="1443"/>
         <w:numPr>
           <w:ilvl w:val="0"/>
           <w:numId w:val="126"/>
@@ -9548,7 +9438,7 @@
     </w:p>
     <w:p>
       <w:pPr>
-        <w:pStyle w:val="1437"/>
+        <w:pStyle w:val="1443"/>
         <w:numPr>
           <w:ilvl w:val="0"/>
           <w:numId w:val="126"/>
@@ -9581,7 +9471,7 @@
     </w:p>
     <w:p>
       <w:pPr>
-        <w:pStyle w:val="1437"/>
+        <w:pStyle w:val="1443"/>
         <w:numPr>
           <w:ilvl w:val="0"/>
           <w:numId w:val="126"/>
@@ -9614,7 +9504,7 @@
     </w:p>
     <w:p>
       <w:pPr>
-        <w:pStyle w:val="1437"/>
+        <w:pStyle w:val="1443"/>
         <w:numPr>
           <w:ilvl w:val="0"/>
           <w:numId w:val="126"/>
@@ -9796,7 +9686,7 @@
         <w:sdtContent>
           <w:p>
             <w:pPr>
-              <w:pStyle w:val="1427"/>
+              <w:pStyle w:val="1433"/>
               <w:pBdr>
                 <w:bottom w:val="single" w:color="000000" w:sz="6" w:space="0"/>
               </w:pBdr>
@@ -9810,7 +9700,7 @@
           </w:p>
           <w:p>
             <w:pPr>
-              <w:pStyle w:val="1427"/>
+              <w:pStyle w:val="1433"/>
               <w:pBdr/>
               <w:spacing/>
               <w:ind/>
@@ -9991,7 +9881,7 @@
                 <w:szCs w:val="24"/>
                 <w:lang w:val="fr-CH"/>
               </w:rPr>
-              <w:t xml:space="preserve">08.06.26</w:t>
+              <w:t xml:space="preserve">10.06.26</w:t>
             </w:r>
             <w:r>
               <w:rPr>
@@ -10043,7 +9933,7 @@
         <w:sdtContent>
           <w:p>
             <w:pPr>
-              <w:pStyle w:val="1427"/>
+              <w:pStyle w:val="1433"/>
               <w:pBdr>
                 <w:bottom w:val="single" w:color="000000" w:sz="6" w:space="0"/>
               </w:pBdr>
@@ -10057,7 +9947,7 @@
           </w:p>
           <w:p>
             <w:pPr>
-              <w:pStyle w:val="1427"/>
+              <w:pStyle w:val="1433"/>
               <w:pBdr/>
               <w:spacing/>
               <w:ind/>
@@ -10262,7 +10152,7 @@
                 <w:szCs w:val="22"/>
                 <w:lang w:val="fr-CH"/>
               </w:rPr>
-              <w:t xml:space="preserve">08.06.26</w:t>
+              <w:t xml:space="preserve">10.06.26</w:t>
             </w:r>
             <w:r>
               <w:rPr>
@@ -10298,7 +10188,7 @@
   </w:sdt>
   <w:p>
     <w:pPr>
-      <w:pStyle w:val="1427"/>
+      <w:pStyle w:val="1433"/>
       <w:pBdr/>
       <w:spacing/>
       <w:ind/>
@@ -10336,7 +10226,7 @@
         <w:sdtContent>
           <w:p>
             <w:pPr>
-              <w:pStyle w:val="1427"/>
+              <w:pStyle w:val="1433"/>
               <w:pBdr>
                 <w:bottom w:val="single" w:color="000000" w:sz="6" w:space="0"/>
               </w:pBdr>
@@ -10350,7 +10240,7 @@
           </w:p>
           <w:p>
             <w:pPr>
-              <w:pStyle w:val="1427"/>
+              <w:pStyle w:val="1433"/>
               <w:pBdr/>
               <w:spacing/>
               <w:ind/>
@@ -10564,7 +10454,7 @@
                 <w:szCs w:val="22"/>
                 <w:lang w:val="fr-CH"/>
               </w:rPr>
-              <w:t xml:space="preserve">08.06.26</w:t>
+              <w:t xml:space="preserve">10.06.26</w:t>
             </w:r>
             <w:r>
               <w:rPr>
@@ -10600,7 +10490,7 @@
   </w:sdt>
   <w:p>
     <w:pPr>
-      <w:pStyle w:val="1427"/>
+      <w:pStyle w:val="1433"/>
       <w:pBdr/>
       <w:spacing/>
       <w:ind/>
@@ -10661,7 +10551,7 @@
 <w:hdr xmlns:wpc="http://schemas.microsoft.com/office/word/2010/wordprocessingCanvas" xmlns:mc="http://schemas.openxmlformats.org/markup-compatibility/2006" xmlns:o="urn:schemas-microsoft-com:office:office" xmlns:r="http://schemas.openxmlformats.org/officeDocument/2006/relationships" xmlns:m="http://schemas.openxmlformats.org/officeDocument/2006/math" xmlns:v="urn:schemas-microsoft-com:vml" xmlns:wp14="http://schemas.microsoft.com/office/word/2010/wordprocessingDrawing" xmlns:wp="http://schemas.openxmlformats.org/drawingml/2006/wordprocessingDrawing" xmlns:w10="urn:schemas-microsoft-com:office:word" xmlns:w="http://schemas.openxmlformats.org/wordprocessingml/2006/main" xmlns:w14="http://schemas.microsoft.com/office/word/2010/wordml" xmlns:w15="http://schemas.microsoft.com/office/word/2012/wordml" xmlns:wpg="http://schemas.microsoft.com/office/word/2010/wordprocessingGroup" xmlns:wpi="http://schemas.microsoft.com/office/word/2010/wordprocessingInk" xmlns:wne="http://schemas.microsoft.com/office/word/2006/wordml" xmlns:a="http://schemas.openxmlformats.org/drawingml/2006/main" xmlns:wps="http://schemas.microsoft.com/office/word/2010/wordprocessingShape" mc:Ignorable="w14 w15 wp14">
   <w:p>
     <w:pPr>
-      <w:pStyle w:val="1427"/>
+      <w:pStyle w:val="1433"/>
       <w:pBdr>
         <w:bottom w:val="single" w:color="000000" w:sz="6" w:space="0"/>
       </w:pBdr>
@@ -10785,7 +10675,7 @@
   </w:p>
   <w:p>
     <w:pPr>
-      <w:pStyle w:val="1425"/>
+      <w:pStyle w:val="1431"/>
       <w:pBdr/>
       <w:spacing/>
       <w:ind/>
@@ -10801,7 +10691,7 @@
 <w:hdr xmlns:wpc="http://schemas.microsoft.com/office/word/2010/wordprocessingCanvas" xmlns:mc="http://schemas.openxmlformats.org/markup-compatibility/2006" xmlns:o="urn:schemas-microsoft-com:office:office" xmlns:r="http://schemas.openxmlformats.org/officeDocument/2006/relationships" xmlns:m="http://schemas.openxmlformats.org/officeDocument/2006/math" xmlns:v="urn:schemas-microsoft-com:vml" xmlns:wp14="http://schemas.microsoft.com/office/word/2010/wordprocessingDrawing" xmlns:wp="http://schemas.openxmlformats.org/drawingml/2006/wordprocessingDrawing" xmlns:w10="urn:schemas-microsoft-com:office:word" xmlns:w="http://schemas.openxmlformats.org/wordprocessingml/2006/main" xmlns:w14="http://schemas.microsoft.com/office/word/2010/wordml" xmlns:w15="http://schemas.microsoft.com/office/word/2012/wordml" xmlns:wpg="http://schemas.microsoft.com/office/word/2010/wordprocessingGroup" xmlns:wpi="http://schemas.microsoft.com/office/word/2010/wordprocessingInk" xmlns:wne="http://schemas.microsoft.com/office/word/2006/wordml" xmlns:a="http://schemas.openxmlformats.org/drawingml/2006/main" xmlns:wps="http://schemas.microsoft.com/office/word/2010/wordprocessingShape" mc:Ignorable="w14 w15 wp14">
   <w:p>
     <w:pPr>
-      <w:pStyle w:val="1425"/>
+      <w:pStyle w:val="1431"/>
       <w:pBdr>
         <w:bottom w:val="single" w:color="000000" w:sz="6" w:space="0"/>
       </w:pBdr>
@@ -10924,7 +10814,7 @@
   </w:p>
   <w:p>
     <w:pPr>
-      <w:pStyle w:val="1425"/>
+      <w:pStyle w:val="1431"/>
       <w:pBdr/>
       <w:spacing/>
       <w:ind/>
@@ -10940,7 +10830,7 @@
 <w:hdr xmlns:wpc="http://schemas.microsoft.com/office/word/2010/wordprocessingCanvas" xmlns:mc="http://schemas.openxmlformats.org/markup-compatibility/2006" xmlns:o="urn:schemas-microsoft-com:office:office" xmlns:r="http://schemas.openxmlformats.org/officeDocument/2006/relationships" xmlns:m="http://schemas.openxmlformats.org/officeDocument/2006/math" xmlns:v="urn:schemas-microsoft-com:vml" xmlns:wp14="http://schemas.microsoft.com/office/word/2010/wordprocessingDrawing" xmlns:wp="http://schemas.openxmlformats.org/drawingml/2006/wordprocessingDrawing" xmlns:w10="urn:schemas-microsoft-com:office:word" xmlns:w="http://schemas.openxmlformats.org/wordprocessingml/2006/main" xmlns:w14="http://schemas.microsoft.com/office/word/2010/wordml" xmlns:w15="http://schemas.microsoft.com/office/word/2012/wordml" xmlns:wpg="http://schemas.microsoft.com/office/word/2010/wordprocessingGroup" xmlns:wpi="http://schemas.microsoft.com/office/word/2010/wordprocessingInk" xmlns:wne="http://schemas.microsoft.com/office/word/2006/wordml" xmlns:a="http://schemas.openxmlformats.org/drawingml/2006/main" xmlns:wps="http://schemas.microsoft.com/office/word/2010/wordprocessingShape" mc:Ignorable="w14 w15 wp14">
   <w:p>
     <w:pPr>
-      <w:pStyle w:val="1425"/>
+      <w:pStyle w:val="1431"/>
       <w:pBdr>
         <w:bottom w:val="single" w:color="000000" w:sz="6" w:space="0"/>
       </w:pBdr>
@@ -11075,7 +10965,7 @@
   </w:p>
   <w:p>
     <w:pPr>
-      <w:pStyle w:val="1425"/>
+      <w:pStyle w:val="1431"/>
       <w:pBdr/>
       <w:spacing/>
       <w:ind/>
@@ -29696,7 +29586,7 @@
     <w:lsdException w:name="Bibliography" w:uiPriority="37"/>
     <w:lsdException w:name="TOC Heading" w:uiPriority="39" w:qFormat="1"/>
   </w:latentStyles>
-  <w:style w:type="paragraph" w:styleId="1235" w:default="1">
+  <w:style w:type="paragraph" w:styleId="1241" w:default="1">
     <w:name w:val="Normal"/>
     <w:qFormat/>
     <w:pPr>
@@ -29708,11 +29598,11 @@
       <w:lang w:val="fr-FR"/>
     </w:rPr>
   </w:style>
-  <w:style w:type="paragraph" w:styleId="1236">
+  <w:style w:type="paragraph" w:styleId="1242">
     <w:name w:val="Heading 1"/>
-    <w:basedOn w:val="1235"/>
-    <w:next w:val="1235"/>
-    <w:link w:val="1429"/>
+    <w:basedOn w:val="1241"/>
+    <w:next w:val="1241"/>
+    <w:link w:val="1435"/>
     <w:uiPriority w:val="9"/>
     <w:qFormat/>
     <w:pPr>
@@ -29730,11 +29620,11 @@
       <w:szCs w:val="32"/>
     </w:rPr>
   </w:style>
-  <w:style w:type="paragraph" w:styleId="1237">
+  <w:style w:type="paragraph" w:styleId="1243">
     <w:name w:val="Heading 2"/>
-    <w:basedOn w:val="1235"/>
-    <w:next w:val="1235"/>
-    <w:link w:val="1435"/>
+    <w:basedOn w:val="1241"/>
+    <w:next w:val="1241"/>
+    <w:link w:val="1441"/>
     <w:uiPriority w:val="9"/>
     <w:unhideWhenUsed/>
     <w:qFormat/>
@@ -29753,11 +29643,11 @@
       <w:szCs w:val="26"/>
     </w:rPr>
   </w:style>
-  <w:style w:type="paragraph" w:styleId="1238">
+  <w:style w:type="paragraph" w:styleId="1244">
     <w:name w:val="Heading 3"/>
-    <w:basedOn w:val="1235"/>
-    <w:next w:val="1235"/>
-    <w:link w:val="1447"/>
+    <w:basedOn w:val="1241"/>
+    <w:next w:val="1241"/>
+    <w:link w:val="1453"/>
     <w:uiPriority w:val="9"/>
     <w:unhideWhenUsed/>
     <w:qFormat/>
@@ -29776,11 +29666,11 @@
       <w:szCs w:val="24"/>
     </w:rPr>
   </w:style>
-  <w:style w:type="paragraph" w:styleId="1239">
+  <w:style w:type="paragraph" w:styleId="1245">
     <w:name w:val="Heading 4"/>
-    <w:basedOn w:val="1235"/>
-    <w:next w:val="1235"/>
-    <w:link w:val="1388"/>
+    <w:basedOn w:val="1241"/>
+    <w:next w:val="1241"/>
+    <w:link w:val="1394"/>
     <w:uiPriority w:val="9"/>
     <w:unhideWhenUsed/>
     <w:qFormat/>
@@ -29799,11 +29689,11 @@
       <w:color w:val="2f5496" w:themeColor="accent1" w:themeShade="BF"/>
     </w:rPr>
   </w:style>
-  <w:style w:type="paragraph" w:styleId="1240">
+  <w:style w:type="paragraph" w:styleId="1246">
     <w:name w:val="Heading 5"/>
-    <w:basedOn w:val="1235"/>
-    <w:next w:val="1235"/>
-    <w:link w:val="1389"/>
+    <w:basedOn w:val="1241"/>
+    <w:next w:val="1241"/>
+    <w:link w:val="1395"/>
     <w:uiPriority w:val="9"/>
     <w:unhideWhenUsed/>
     <w:qFormat/>
@@ -29820,11 +29710,11 @@
       <w:color w:val="2f5496" w:themeColor="accent1" w:themeShade="BF"/>
     </w:rPr>
   </w:style>
-  <w:style w:type="paragraph" w:styleId="1241">
+  <w:style w:type="paragraph" w:styleId="1247">
     <w:name w:val="Heading 6"/>
-    <w:basedOn w:val="1235"/>
-    <w:next w:val="1235"/>
-    <w:link w:val="1390"/>
+    <w:basedOn w:val="1241"/>
+    <w:next w:val="1241"/>
+    <w:link w:val="1396"/>
     <w:uiPriority w:val="9"/>
     <w:unhideWhenUsed/>
     <w:qFormat/>
@@ -29843,11 +29733,11 @@
       <w:color w:val="595959" w:themeColor="text1" w:themeTint="A6"/>
     </w:rPr>
   </w:style>
-  <w:style w:type="paragraph" w:styleId="1242">
+  <w:style w:type="paragraph" w:styleId="1248">
     <w:name w:val="Heading 7"/>
-    <w:basedOn w:val="1235"/>
-    <w:next w:val="1235"/>
-    <w:link w:val="1391"/>
+    <w:basedOn w:val="1241"/>
+    <w:next w:val="1241"/>
+    <w:link w:val="1397"/>
     <w:uiPriority w:val="9"/>
     <w:unhideWhenUsed/>
     <w:qFormat/>
@@ -29864,11 +29754,11 @@
       <w:color w:val="595959" w:themeColor="text1" w:themeTint="A6"/>
     </w:rPr>
   </w:style>
-  <w:style w:type="paragraph" w:styleId="1243">
+  <w:style w:type="paragraph" w:styleId="1249">
     <w:name w:val="Heading 8"/>
-    <w:basedOn w:val="1235"/>
-    <w:next w:val="1235"/>
-    <w:link w:val="1392"/>
+    <w:basedOn w:val="1241"/>
+    <w:next w:val="1241"/>
+    <w:link w:val="1398"/>
     <w:uiPriority w:val="9"/>
     <w:unhideWhenUsed/>
     <w:qFormat/>
@@ -29887,11 +29777,11 @@
       <w:color w:val="272727" w:themeColor="text1" w:themeTint="D8"/>
     </w:rPr>
   </w:style>
-  <w:style w:type="paragraph" w:styleId="1244">
+  <w:style w:type="paragraph" w:styleId="1250">
     <w:name w:val="Heading 9"/>
-    <w:basedOn w:val="1235"/>
-    <w:next w:val="1235"/>
-    <w:link w:val="1393"/>
+    <w:basedOn w:val="1241"/>
+    <w:next w:val="1241"/>
+    <w:link w:val="1399"/>
     <w:uiPriority w:val="9"/>
     <w:unhideWhenUsed/>
     <w:qFormat/>
@@ -29910,7 +29800,7 @@
       <w:color w:val="272727" w:themeColor="text1" w:themeTint="D8"/>
     </w:rPr>
   </w:style>
-  <w:style w:type="character" w:styleId="1245" w:default="1">
+  <w:style w:type="character" w:styleId="1251" w:default="1">
     <w:name w:val="Default Paragraph Font"/>
     <w:uiPriority w:val="1"/>
     <w:semiHidden/>
@@ -29921,7 +29811,7 @@
       <w:ind/>
     </w:pPr>
   </w:style>
-  <w:style w:type="table" w:styleId="1246" w:default="1">
+  <w:style w:type="table" w:styleId="1252" w:default="1">
     <w:name w:val="Normal Table"/>
     <w:uiPriority w:val="99"/>
     <w:semiHidden/>
@@ -30114,7 +30004,7 @@
       </w:tcPr>
     </w:tblStylePr>
   </w:style>
-  <w:style w:type="numbering" w:styleId="1247" w:default="1">
+  <w:style w:type="numbering" w:styleId="1253" w:default="1">
     <w:name w:val="No List"/>
     <w:uiPriority w:val="99"/>
     <w:semiHidden/>
@@ -30125,9 +30015,9 @@
       <w:ind/>
     </w:pPr>
   </w:style>
-  <w:style w:type="character" w:styleId="1248">
+  <w:style w:type="character" w:styleId="1254">
     <w:name w:val="Placeholder Text"/>
-    <w:basedOn w:val="1245"/>
+    <w:basedOn w:val="1251"/>
     <w:uiPriority w:val="99"/>
     <w:semiHidden/>
     <w:pPr>
@@ -30139,9 +30029,9 @@
       <w:color w:val="666666"/>
     </w:rPr>
   </w:style>
-  <w:style w:type="character" w:styleId="1249" w:customStyle="1">
+  <w:style w:type="character" w:styleId="1255" w:customStyle="1">
     <w:name w:val="Heading 4 Char"/>
-    <w:basedOn w:val="1245"/>
+    <w:basedOn w:val="1251"/>
     <w:uiPriority w:val="9"/>
     <w:pPr>
       <w:pBdr/>
@@ -30155,9 +30045,9 @@
       <w:color w:val="2f5496" w:themeColor="accent1" w:themeShade="BF"/>
     </w:rPr>
   </w:style>
-  <w:style w:type="character" w:styleId="1250" w:customStyle="1">
+  <w:style w:type="character" w:styleId="1256" w:customStyle="1">
     <w:name w:val="Heading 5 Char"/>
-    <w:basedOn w:val="1245"/>
+    <w:basedOn w:val="1251"/>
     <w:uiPriority w:val="9"/>
     <w:pPr>
       <w:pBdr/>
@@ -30169,9 +30059,9 @@
       <w:color w:val="2f5496" w:themeColor="accent1" w:themeShade="BF"/>
     </w:rPr>
   </w:style>
-  <w:style w:type="character" w:styleId="1251" w:customStyle="1">
+  <w:style w:type="character" w:styleId="1257" w:customStyle="1">
     <w:name w:val="Heading 6 Char"/>
-    <w:basedOn w:val="1245"/>
+    <w:basedOn w:val="1251"/>
     <w:uiPriority w:val="9"/>
     <w:pPr>
       <w:pBdr/>
@@ -30185,9 +30075,9 @@
       <w:color w:val="595959" w:themeColor="text1" w:themeTint="A6"/>
     </w:rPr>
   </w:style>
-  <w:style w:type="character" w:styleId="1252" w:customStyle="1">
+  <w:style w:type="character" w:styleId="1258" w:customStyle="1">
     <w:name w:val="Heading 7 Char"/>
-    <w:basedOn w:val="1245"/>
+    <w:basedOn w:val="1251"/>
     <w:uiPriority w:val="9"/>
     <w:pPr>
       <w:pBdr/>
@@ -30199,9 +30089,9 @@
       <w:color w:val="595959" w:themeColor="text1" w:themeTint="A6"/>
     </w:rPr>
   </w:style>
-  <w:style w:type="character" w:styleId="1253" w:customStyle="1">
+  <w:style w:type="character" w:styleId="1259" w:customStyle="1">
     <w:name w:val="Heading 8 Char"/>
-    <w:basedOn w:val="1245"/>
+    <w:basedOn w:val="1251"/>
     <w:uiPriority w:val="9"/>
     <w:pPr>
       <w:pBdr/>
@@ -30215,9 +30105,9 @@
       <w:color w:val="272727" w:themeColor="text1" w:themeTint="D8"/>
     </w:rPr>
   </w:style>
-  <w:style w:type="character" w:styleId="1254" w:customStyle="1">
+  <w:style w:type="character" w:styleId="1260" w:customStyle="1">
     <w:name w:val="Heading 9 Char"/>
-    <w:basedOn w:val="1245"/>
+    <w:basedOn w:val="1251"/>
     <w:uiPriority w:val="9"/>
     <w:pPr>
       <w:pBdr/>
@@ -30231,9 +30121,9 @@
       <w:color w:val="272727" w:themeColor="text1" w:themeTint="D8"/>
     </w:rPr>
   </w:style>
-  <w:style w:type="character" w:styleId="1255" w:customStyle="1">
+  <w:style w:type="character" w:styleId="1261" w:customStyle="1">
     <w:name w:val="Title Char"/>
-    <w:basedOn w:val="1245"/>
+    <w:basedOn w:val="1251"/>
     <w:uiPriority w:val="10"/>
     <w:pPr>
       <w:pBdr/>
@@ -30247,9 +30137,9 @@
       <w:szCs w:val="56"/>
     </w:rPr>
   </w:style>
-  <w:style w:type="character" w:styleId="1256" w:customStyle="1">
+  <w:style w:type="character" w:styleId="1262" w:customStyle="1">
     <w:name w:val="Subtitle Char"/>
-    <w:basedOn w:val="1245"/>
+    <w:basedOn w:val="1251"/>
     <w:uiPriority w:val="11"/>
     <w:pPr>
       <w:pBdr/>
@@ -30263,9 +30153,9 @@
       <w:szCs w:val="28"/>
     </w:rPr>
   </w:style>
-  <w:style w:type="character" w:styleId="1257" w:customStyle="1">
+  <w:style w:type="character" w:styleId="1263" w:customStyle="1">
     <w:name w:val="Quote Char"/>
-    <w:basedOn w:val="1245"/>
+    <w:basedOn w:val="1251"/>
     <w:uiPriority w:val="29"/>
     <w:pPr>
       <w:pBdr/>
@@ -30278,9 +30168,9 @@
       <w:color w:val="404040" w:themeColor="text1" w:themeTint="BF"/>
     </w:rPr>
   </w:style>
-  <w:style w:type="character" w:styleId="1258" w:customStyle="1">
+  <w:style w:type="character" w:styleId="1264" w:customStyle="1">
     <w:name w:val="Intense Quote Char"/>
-    <w:basedOn w:val="1245"/>
+    <w:basedOn w:val="1251"/>
     <w:uiPriority w:val="30"/>
     <w:pPr>
       <w:pBdr/>
@@ -30293,9 +30183,9 @@
       <w:color w:val="2f5496" w:themeColor="accent1" w:themeShade="BF"/>
     </w:rPr>
   </w:style>
-  <w:style w:type="character" w:styleId="1259" w:customStyle="1">
+  <w:style w:type="character" w:styleId="1265" w:customStyle="1">
     <w:name w:val="Footnote Text Char"/>
-    <w:basedOn w:val="1245"/>
+    <w:basedOn w:val="1251"/>
     <w:uiPriority w:val="99"/>
     <w:semiHidden/>
     <w:pPr>
@@ -30308,9 +30198,9 @@
       <w:szCs w:val="20"/>
     </w:rPr>
   </w:style>
-  <w:style w:type="character" w:styleId="1260" w:customStyle="1">
+  <w:style w:type="character" w:styleId="1266" w:customStyle="1">
     <w:name w:val="Endnote Text Char"/>
-    <w:basedOn w:val="1245"/>
+    <w:basedOn w:val="1251"/>
     <w:uiPriority w:val="99"/>
     <w:semiHidden/>
     <w:pPr>
@@ -30323,9 +30213,9 @@
       <w:szCs w:val="20"/>
     </w:rPr>
   </w:style>
-  <w:style w:type="table" w:styleId="1261" w:customStyle="1">
+  <w:style w:type="table" w:styleId="1267" w:customStyle="1">
     <w:name w:val="Table Grid Light"/>
-    <w:basedOn w:val="1246"/>
+    <w:basedOn w:val="1252"/>
     <w:uiPriority w:val="59"/>
     <w:pPr>
       <w:pBdr/>
@@ -30515,9 +30405,9 @@
       </w:tcPr>
     </w:tblStylePr>
   </w:style>
-  <w:style w:type="table" w:styleId="1262">
+  <w:style w:type="table" w:styleId="1268">
     <w:name w:val="Plain Table 1"/>
-    <w:basedOn w:val="1246"/>
+    <w:basedOn w:val="1252"/>
     <w:uiPriority w:val="59"/>
     <w:pPr>
       <w:pBdr/>
@@ -30733,9 +30623,9 @@
       </w:tcPr>
     </w:tblStylePr>
   </w:style>
-  <w:style w:type="table" w:styleId="1263">
+  <w:style w:type="table" w:styleId="1269">
     <w:name w:val="Plain Table 2"/>
-    <w:basedOn w:val="1246"/>
+    <w:basedOn w:val="1252"/>
     <w:uiPriority w:val="59"/>
     <w:pPr>
       <w:pBdr/>
@@ -30959,9 +30849,9 @@
       </w:tcPr>
     </w:tblStylePr>
   </w:style>
-  <w:style w:type="table" w:styleId="1264">
+  <w:style w:type="table" w:styleId="1270">
     <w:name w:val="Plain Table 3"/>
-    <w:basedOn w:val="1246"/>
+    <w:basedOn w:val="1252"/>
     <w:uiPriority w:val="99"/>
     <w:pPr>
       <w:pBdr/>
@@ -31188,9 +31078,9 @@
       </w:tcPr>
     </w:tblStylePr>
   </w:style>
-  <w:style w:type="table" w:styleId="1265">
+  <w:style w:type="table" w:styleId="1271">
     <w:name w:val="Plain Table 4"/>
-    <w:basedOn w:val="1246"/>
+    <w:basedOn w:val="1252"/>
     <w:uiPriority w:val="99"/>
     <w:pPr>
       <w:pBdr/>
@@ -31403,9 +31293,9 @@
       </w:tcPr>
     </w:tblStylePr>
   </w:style>
-  <w:style w:type="table" w:styleId="1266">
+  <w:style w:type="table" w:styleId="1272">
     <w:name w:val="Plain Table 5"/>
-    <w:basedOn w:val="1246"/>
+    <w:basedOn w:val="1252"/>
     <w:uiPriority w:val="99"/>
     <w:pPr>
       <w:pBdr/>
@@ -31635,9 +31525,9 @@
       </w:tcPr>
     </w:tblStylePr>
   </w:style>
-  <w:style w:type="table" w:styleId="1267">
+  <w:style w:type="table" w:styleId="1273">
     <w:name w:val="Grid Table 1 Light"/>
-    <w:basedOn w:val="1246"/>
+    <w:basedOn w:val="1252"/>
     <w:uiPriority w:val="99"/>
     <w:pPr>
       <w:pBdr/>
@@ -31857,9 +31747,9 @@
       </w:tcPr>
     </w:tblStylePr>
   </w:style>
-  <w:style w:type="table" w:styleId="1268" w:customStyle="1">
+  <w:style w:type="table" w:styleId="1274" w:customStyle="1">
     <w:name w:val="Grid Table 1 Light - Accent 1"/>
-    <w:basedOn w:val="1246"/>
+    <w:basedOn w:val="1252"/>
     <w:uiPriority w:val="99"/>
     <w:pPr>
       <w:pBdr/>
@@ -32079,9 +31969,9 @@
       </w:tcPr>
     </w:tblStylePr>
   </w:style>
-  <w:style w:type="table" w:styleId="1269" w:customStyle="1">
+  <w:style w:type="table" w:styleId="1275" w:customStyle="1">
     <w:name w:val="Grid Table 1 Light - Accent 2"/>
-    <w:basedOn w:val="1246"/>
+    <w:basedOn w:val="1252"/>
     <w:uiPriority w:val="99"/>
     <w:pPr>
       <w:pBdr/>
@@ -32301,9 +32191,9 @@
       </w:tcPr>
     </w:tblStylePr>
   </w:style>
-  <w:style w:type="table" w:styleId="1270" w:customStyle="1">
+  <w:style w:type="table" w:styleId="1276" w:customStyle="1">
     <w:name w:val="Grid Table 1 Light - Accent 3"/>
-    <w:basedOn w:val="1246"/>
+    <w:basedOn w:val="1252"/>
     <w:uiPriority w:val="99"/>
     <w:pPr>
       <w:pBdr/>
@@ -32523,9 +32413,9 @@
       </w:tcPr>
     </w:tblStylePr>
   </w:style>
-  <w:style w:type="table" w:styleId="1271" w:customStyle="1">
+  <w:style w:type="table" w:styleId="1277" w:customStyle="1">
     <w:name w:val="Grid Table 1 Light - Accent 4"/>
-    <w:basedOn w:val="1246"/>
+    <w:basedOn w:val="1252"/>
     <w:uiPriority w:val="99"/>
     <w:pPr>
       <w:pBdr/>
@@ -32745,9 +32635,9 @@
       </w:tcPr>
     </w:tblStylePr>
   </w:style>
-  <w:style w:type="table" w:styleId="1272" w:customStyle="1">
+  <w:style w:type="table" w:styleId="1278" w:customStyle="1">
     <w:name w:val="Grid Table 1 Light - Accent 5"/>
-    <w:basedOn w:val="1246"/>
+    <w:basedOn w:val="1252"/>
     <w:uiPriority w:val="99"/>
     <w:pPr>
       <w:pBdr/>
@@ -32967,9 +32857,9 @@
       </w:tcPr>
     </w:tblStylePr>
   </w:style>
-  <w:style w:type="table" w:styleId="1273" w:customStyle="1">
+  <w:style w:type="table" w:styleId="1279" w:customStyle="1">
     <w:name w:val="Grid Table 1 Light - Accent 6"/>
-    <w:basedOn w:val="1246"/>
+    <w:basedOn w:val="1252"/>
     <w:uiPriority w:val="99"/>
     <w:pPr>
       <w:pBdr/>
@@ -33189,9 +33079,9 @@
       </w:tcPr>
     </w:tblStylePr>
   </w:style>
-  <w:style w:type="table" w:styleId="1274">
+  <w:style w:type="table" w:styleId="1280">
     <w:name w:val="Grid Table 2"/>
-    <w:basedOn w:val="1246"/>
+    <w:basedOn w:val="1252"/>
     <w:uiPriority w:val="99"/>
     <w:pPr>
       <w:pBdr/>
@@ -33420,9 +33310,9 @@
       </w:tcPr>
     </w:tblStylePr>
   </w:style>
-  <w:style w:type="table" w:styleId="1275" w:customStyle="1">
+  <w:style w:type="table" w:styleId="1281" w:customStyle="1">
     <w:name w:val="Grid Table 2 - Accent 1"/>
-    <w:basedOn w:val="1246"/>
+    <w:basedOn w:val="1252"/>
     <w:uiPriority w:val="99"/>
     <w:pPr>
       <w:pBdr/>
@@ -33651,9 +33541,9 @@
       </w:tcPr>
     </w:tblStylePr>
   </w:style>
-  <w:style w:type="table" w:styleId="1276" w:customStyle="1">
+  <w:style w:type="table" w:styleId="1282" w:customStyle="1">
     <w:name w:val="Grid Table 2 - Accent 2"/>
-    <w:basedOn w:val="1246"/>
+    <w:basedOn w:val="1252"/>
     <w:uiPriority w:val="99"/>
     <w:pPr>
       <w:pBdr/>
@@ -33882,9 +33772,9 @@
       </w:tcPr>
     </w:tblStylePr>
   </w:style>
-  <w:style w:type="table" w:styleId="1277" w:customStyle="1">
+  <w:style w:type="table" w:styleId="1283" w:customStyle="1">
     <w:name w:val="Grid Table 2 - Accent 3"/>
-    <w:basedOn w:val="1246"/>
+    <w:basedOn w:val="1252"/>
     <w:uiPriority w:val="99"/>
     <w:pPr>
       <w:pBdr/>
@@ -34113,9 +34003,9 @@
       </w:tcPr>
     </w:tblStylePr>
   </w:style>
-  <w:style w:type="table" w:styleId="1278" w:customStyle="1">
+  <w:style w:type="table" w:styleId="1284" w:customStyle="1">
     <w:name w:val="Grid Table 2 - Accent 4"/>
-    <w:basedOn w:val="1246"/>
+    <w:basedOn w:val="1252"/>
     <w:uiPriority w:val="99"/>
     <w:pPr>
       <w:pBdr/>
@@ -34344,9 +34234,9 @@
       </w:tcPr>
     </w:tblStylePr>
   </w:style>
-  <w:style w:type="table" w:styleId="1279" w:customStyle="1">
+  <w:style w:type="table" w:styleId="1285" w:customStyle="1">
     <w:name w:val="Grid Table 2 - Accent 5"/>
-    <w:basedOn w:val="1246"/>
+    <w:basedOn w:val="1252"/>
     <w:uiPriority w:val="99"/>
     <w:pPr>
       <w:pBdr/>
@@ -34575,9 +34465,9 @@
       </w:tcPr>
     </w:tblStylePr>
   </w:style>
-  <w:style w:type="table" w:styleId="1280" w:customStyle="1">
+  <w:style w:type="table" w:styleId="1286" w:customStyle="1">
     <w:name w:val="Grid Table 2 - Accent 6"/>
-    <w:basedOn w:val="1246"/>
+    <w:basedOn w:val="1252"/>
     <w:uiPriority w:val="99"/>
     <w:pPr>
       <w:pBdr/>
@@ -34806,9 +34696,9 @@
       </w:tcPr>
     </w:tblStylePr>
   </w:style>
-  <w:style w:type="table" w:styleId="1281">
+  <w:style w:type="table" w:styleId="1287">
     <w:name w:val="Grid Table 3"/>
-    <w:basedOn w:val="1246"/>
+    <w:basedOn w:val="1252"/>
     <w:uiPriority w:val="99"/>
     <w:pPr>
       <w:pBdr/>
@@ -35050,9 +34940,9 @@
       </w:tcPr>
     </w:tblStylePr>
   </w:style>
-  <w:style w:type="table" w:styleId="1282" w:customStyle="1">
+  <w:style w:type="table" w:styleId="1288" w:customStyle="1">
     <w:name w:val="Grid Table 3 - Accent 1"/>
-    <w:basedOn w:val="1246"/>
+    <w:basedOn w:val="1252"/>
     <w:uiPriority w:val="99"/>
     <w:pPr>
       <w:pBdr/>
@@ -35294,9 +35184,9 @@
       </w:tcPr>
     </w:tblStylePr>
   </w:style>
-  <w:style w:type="table" w:styleId="1283" w:customStyle="1">
+  <w:style w:type="table" w:styleId="1289" w:customStyle="1">
     <w:name w:val="Grid Table 3 - Accent 2"/>
-    <w:basedOn w:val="1246"/>
+    <w:basedOn w:val="1252"/>
     <w:uiPriority w:val="99"/>
     <w:pPr>
       <w:pBdr/>
@@ -35538,9 +35428,9 @@
       </w:tcPr>
     </w:tblStylePr>
   </w:style>
-  <w:style w:type="table" w:styleId="1284" w:customStyle="1">
+  <w:style w:type="table" w:styleId="1290" w:customStyle="1">
     <w:name w:val="Grid Table 3 - Accent 3"/>
-    <w:basedOn w:val="1246"/>
+    <w:basedOn w:val="1252"/>
     <w:uiPriority w:val="99"/>
     <w:pPr>
       <w:pBdr/>
@@ -35782,9 +35672,9 @@
       </w:tcPr>
     </w:tblStylePr>
   </w:style>
-  <w:style w:type="table" w:styleId="1285" w:customStyle="1">
+  <w:style w:type="table" w:styleId="1291" w:customStyle="1">
     <w:name w:val="Grid Table 3 - Accent 4"/>
-    <w:basedOn w:val="1246"/>
+    <w:basedOn w:val="1252"/>
     <w:uiPriority w:val="99"/>
     <w:pPr>
       <w:pBdr/>
@@ -36026,9 +35916,9 @@
       </w:tcPr>
     </w:tblStylePr>
   </w:style>
-  <w:style w:type="table" w:styleId="1286" w:customStyle="1">
+  <w:style w:type="table" w:styleId="1292" w:customStyle="1">
     <w:name w:val="Grid Table 3 - Accent 5"/>
-    <w:basedOn w:val="1246"/>
+    <w:basedOn w:val="1252"/>
     <w:uiPriority w:val="99"/>
     <w:pPr>
       <w:pBdr/>
@@ -36270,9 +36160,9 @@
       </w:tcPr>
     </w:tblStylePr>
   </w:style>
-  <w:style w:type="table" w:styleId="1287" w:customStyle="1">
+  <w:style w:type="table" w:styleId="1293" w:customStyle="1">
     <w:name w:val="Grid Table 3 - Accent 6"/>
-    <w:basedOn w:val="1246"/>
+    <w:basedOn w:val="1252"/>
     <w:uiPriority w:val="99"/>
     <w:pPr>
       <w:pBdr/>
@@ -36514,9 +36404,9 @@
       </w:tcPr>
     </w:tblStylePr>
   </w:style>
-  <w:style w:type="table" w:styleId="1288" w:customStyle="1">
+  <w:style w:type="table" w:styleId="1294" w:customStyle="1">
     <w:name w:val="Grid Table 4 - Accent 1"/>
-    <w:basedOn w:val="1246"/>
+    <w:basedOn w:val="1252"/>
     <w:uiPriority w:val="59"/>
     <w:pPr>
       <w:pBdr/>
@@ -36746,9 +36636,9 @@
       </w:tcPr>
     </w:tblStylePr>
   </w:style>
-  <w:style w:type="table" w:styleId="1289" w:customStyle="1">
+  <w:style w:type="table" w:styleId="1295" w:customStyle="1">
     <w:name w:val="Grid Table 4 - Accent 2"/>
-    <w:basedOn w:val="1246"/>
+    <w:basedOn w:val="1252"/>
     <w:uiPriority w:val="59"/>
     <w:pPr>
       <w:pBdr/>
@@ -36978,9 +36868,9 @@
       </w:tcPr>
     </w:tblStylePr>
   </w:style>
-  <w:style w:type="table" w:styleId="1290" w:customStyle="1">
+  <w:style w:type="table" w:styleId="1296" w:customStyle="1">
     <w:name w:val="Grid Table 4 - Accent 3"/>
-    <w:basedOn w:val="1246"/>
+    <w:basedOn w:val="1252"/>
     <w:uiPriority w:val="59"/>
     <w:pPr>
       <w:pBdr/>
@@ -37210,9 +37100,9 @@
       </w:tcPr>
     </w:tblStylePr>
   </w:style>
-  <w:style w:type="table" w:styleId="1291" w:customStyle="1">
+  <w:style w:type="table" w:styleId="1297" w:customStyle="1">
     <w:name w:val="Grid Table 4 - Accent 4"/>
-    <w:basedOn w:val="1246"/>
+    <w:basedOn w:val="1252"/>
     <w:uiPriority w:val="59"/>
     <w:pPr>
       <w:pBdr/>
@@ -37442,9 +37332,9 @@
       </w:tcPr>
     </w:tblStylePr>
   </w:style>
-  <w:style w:type="table" w:styleId="1292" w:customStyle="1">
+  <w:style w:type="table" w:styleId="1298" w:customStyle="1">
     <w:name w:val="Grid Table 4 - Accent 5"/>
-    <w:basedOn w:val="1246"/>
+    <w:basedOn w:val="1252"/>
     <w:uiPriority w:val="59"/>
     <w:pPr>
       <w:pBdr/>
@@ -37674,9 +37564,9 @@
       </w:tcPr>
     </w:tblStylePr>
   </w:style>
-  <w:style w:type="table" w:styleId="1293" w:customStyle="1">
+  <w:style w:type="table" w:styleId="1299" w:customStyle="1">
     <w:name w:val="Grid Table 4 - Accent 6"/>
-    <w:basedOn w:val="1246"/>
+    <w:basedOn w:val="1252"/>
     <w:uiPriority w:val="59"/>
     <w:pPr>
       <w:pBdr/>
@@ -37906,9 +37796,9 @@
       </w:tcPr>
     </w:tblStylePr>
   </w:style>
-  <w:style w:type="table" w:styleId="1294">
+  <w:style w:type="table" w:styleId="1300">
     <w:name w:val="Grid Table 5 Dark"/>
-    <w:basedOn w:val="1246"/>
+    <w:basedOn w:val="1252"/>
     <w:uiPriority w:val="99"/>
     <w:pPr>
       <w:pBdr/>
@@ -38133,9 +38023,9 @@
       </w:tcPr>
     </w:tblStylePr>
   </w:style>
-  <w:style w:type="table" w:styleId="1295" w:customStyle="1">
+  <w:style w:type="table" w:styleId="1301" w:customStyle="1">
     <w:name w:val="Grid Table 5 Dark- Accent 1"/>
-    <w:basedOn w:val="1246"/>
+    <w:basedOn w:val="1252"/>
     <w:uiPriority w:val="99"/>
     <w:pPr>
       <w:pBdr/>
@@ -38360,9 +38250,9 @@
       </w:tcPr>
     </w:tblStylePr>
   </w:style>
-  <w:style w:type="table" w:styleId="1296" w:customStyle="1">
+  <w:style w:type="table" w:styleId="1302" w:customStyle="1">
     <w:name w:val="Grid Table 5 Dark - Accent 2"/>
-    <w:basedOn w:val="1246"/>
+    <w:basedOn w:val="1252"/>
     <w:uiPriority w:val="99"/>
     <w:pPr>
       <w:pBdr/>
@@ -38587,9 +38477,9 @@
       </w:tcPr>
     </w:tblStylePr>
   </w:style>
-  <w:style w:type="table" w:styleId="1297" w:customStyle="1">
+  <w:style w:type="table" w:styleId="1303" w:customStyle="1">
     <w:name w:val="Grid Table 5 Dark - Accent 3"/>
-    <w:basedOn w:val="1246"/>
+    <w:basedOn w:val="1252"/>
     <w:uiPriority w:val="99"/>
     <w:pPr>
       <w:pBdr/>
@@ -38814,9 +38704,9 @@
       </w:tcPr>
     </w:tblStylePr>
   </w:style>
-  <w:style w:type="table" w:styleId="1298" w:customStyle="1">
+  <w:style w:type="table" w:styleId="1304" w:customStyle="1">
     <w:name w:val="Grid Table 5 Dark- Accent 4"/>
-    <w:basedOn w:val="1246"/>
+    <w:basedOn w:val="1252"/>
     <w:uiPriority w:val="99"/>
     <w:pPr>
       <w:pBdr/>
@@ -39041,9 +38931,9 @@
       </w:tcPr>
     </w:tblStylePr>
   </w:style>
-  <w:style w:type="table" w:styleId="1299" w:customStyle="1">
+  <w:style w:type="table" w:styleId="1305" w:customStyle="1">
     <w:name w:val="Grid Table 5 Dark - Accent 5"/>
-    <w:basedOn w:val="1246"/>
+    <w:basedOn w:val="1252"/>
     <w:uiPriority w:val="99"/>
     <w:pPr>
       <w:pBdr/>
@@ -39268,9 +39158,9 @@
       </w:tcPr>
     </w:tblStylePr>
   </w:style>
-  <w:style w:type="table" w:styleId="1300" w:customStyle="1">
+  <w:style w:type="table" w:styleId="1306" w:customStyle="1">
     <w:name w:val="Grid Table 5 Dark - Accent 6"/>
-    <w:basedOn w:val="1246"/>
+    <w:basedOn w:val="1252"/>
     <w:uiPriority w:val="99"/>
     <w:pPr>
       <w:pBdr/>
@@ -39495,9 +39385,9 @@
       </w:tcPr>
     </w:tblStylePr>
   </w:style>
-  <w:style w:type="table" w:styleId="1301">
+  <w:style w:type="table" w:styleId="1307">
     <w:name w:val="Grid Table 6 Colorful"/>
-    <w:basedOn w:val="1246"/>
+    <w:basedOn w:val="1252"/>
     <w:uiPriority w:val="99"/>
     <w:pPr>
       <w:pBdr/>
@@ -39719,9 +39609,9 @@
       </w:tcPr>
     </w:tblStylePr>
   </w:style>
-  <w:style w:type="table" w:styleId="1302" w:customStyle="1">
+  <w:style w:type="table" w:styleId="1308" w:customStyle="1">
     <w:name w:val="Grid Table 6 Colorful - Accent 1"/>
-    <w:basedOn w:val="1246"/>
+    <w:basedOn w:val="1252"/>
     <w:uiPriority w:val="99"/>
     <w:pPr>
       <w:pBdr/>
@@ -39943,9 +39833,9 @@
       </w:tcPr>
     </w:tblStylePr>
   </w:style>
-  <w:style w:type="table" w:styleId="1303" w:customStyle="1">
+  <w:style w:type="table" w:styleId="1309" w:customStyle="1">
     <w:name w:val="Grid Table 6 Colorful - Accent 2"/>
-    <w:basedOn w:val="1246"/>
+    <w:basedOn w:val="1252"/>
     <w:uiPriority w:val="99"/>
     <w:pPr>
       <w:pBdr/>
@@ -40167,9 +40057,9 @@
       </w:tcPr>
     </w:tblStylePr>
   </w:style>
-  <w:style w:type="table" w:styleId="1304" w:customStyle="1">
+  <w:style w:type="table" w:styleId="1310" w:customStyle="1">
     <w:name w:val="Grid Table 6 Colorful - Accent 3"/>
-    <w:basedOn w:val="1246"/>
+    <w:basedOn w:val="1252"/>
     <w:uiPriority w:val="99"/>
     <w:pPr>
       <w:pBdr/>
@@ -40391,9 +40281,9 @@
       </w:tcPr>
     </w:tblStylePr>
   </w:style>
-  <w:style w:type="table" w:styleId="1305" w:customStyle="1">
+  <w:style w:type="table" w:styleId="1311" w:customStyle="1">
     <w:name w:val="Grid Table 6 Colorful - Accent 4"/>
-    <w:basedOn w:val="1246"/>
+    <w:basedOn w:val="1252"/>
     <w:uiPriority w:val="99"/>
     <w:pPr>
       <w:pBdr/>
@@ -40615,9 +40505,9 @@
       </w:tcPr>
     </w:tblStylePr>
   </w:style>
-  <w:style w:type="table" w:styleId="1306" w:customStyle="1">
+  <w:style w:type="table" w:styleId="1312" w:customStyle="1">
     <w:name w:val="Grid Table 6 Colorful - Accent 5"/>
-    <w:basedOn w:val="1246"/>
+    <w:basedOn w:val="1252"/>
     <w:uiPriority w:val="99"/>
     <w:pPr>
       <w:pBdr/>
@@ -40839,9 +40729,9 @@
       </w:tcPr>
     </w:tblStylePr>
   </w:style>
-  <w:style w:type="table" w:styleId="1307" w:customStyle="1">
+  <w:style w:type="table" w:styleId="1313" w:customStyle="1">
     <w:name w:val="Grid Table 6 Colorful - Accent 6"/>
-    <w:basedOn w:val="1246"/>
+    <w:basedOn w:val="1252"/>
     <w:uiPriority w:val="99"/>
     <w:pPr>
       <w:pBdr/>
@@ -41063,9 +40953,9 @@
       </w:tcPr>
     </w:tblStylePr>
   </w:style>
-  <w:style w:type="table" w:styleId="1308">
+  <w:style w:type="table" w:styleId="1314">
     <w:name w:val="Grid Table 7 Colorful"/>
-    <w:basedOn w:val="1246"/>
+    <w:basedOn w:val="1252"/>
     <w:uiPriority w:val="99"/>
     <w:pPr>
       <w:pBdr/>
@@ -41316,9 +41206,9 @@
       </w:tcPr>
     </w:tblStylePr>
   </w:style>
-  <w:style w:type="table" w:styleId="1309" w:customStyle="1">
+  <w:style w:type="table" w:styleId="1315" w:customStyle="1">
     <w:name w:val="Grid Table 7 Colorful - Accent 1"/>
-    <w:basedOn w:val="1246"/>
+    <w:basedOn w:val="1252"/>
     <w:uiPriority w:val="99"/>
     <w:pPr>
       <w:pBdr/>
@@ -41569,9 +41459,9 @@
       </w:tcPr>
     </w:tblStylePr>
   </w:style>
-  <w:style w:type="table" w:styleId="1310" w:customStyle="1">
+  <w:style w:type="table" w:styleId="1316" w:customStyle="1">
     <w:name w:val="Grid Table 7 Colorful - Accent 2"/>
-    <w:basedOn w:val="1246"/>
+    <w:basedOn w:val="1252"/>
     <w:uiPriority w:val="99"/>
     <w:pPr>
       <w:pBdr/>
@@ -41822,9 +41712,9 @@
       </w:tcPr>
     </w:tblStylePr>
   </w:style>
-  <w:style w:type="table" w:styleId="1311" w:customStyle="1">
+  <w:style w:type="table" w:styleId="1317" w:customStyle="1">
     <w:name w:val="Grid Table 7 Colorful - Accent 3"/>
-    <w:basedOn w:val="1246"/>
+    <w:basedOn w:val="1252"/>
     <w:uiPriority w:val="99"/>
     <w:pPr>
       <w:pBdr/>
@@ -42075,9 +41965,9 @@
       </w:tcPr>
     </w:tblStylePr>
   </w:style>
-  <w:style w:type="table" w:styleId="1312" w:customStyle="1">
+  <w:style w:type="table" w:styleId="1318" w:customStyle="1">
     <w:name w:val="Grid Table 7 Colorful - Accent 4"/>
-    <w:basedOn w:val="1246"/>
+    <w:basedOn w:val="1252"/>
     <w:uiPriority w:val="99"/>
     <w:pPr>
       <w:pBdr/>
@@ -42328,9 +42218,9 @@
       </w:tcPr>
     </w:tblStylePr>
   </w:style>
-  <w:style w:type="table" w:styleId="1313" w:customStyle="1">
+  <w:style w:type="table" w:styleId="1319" w:customStyle="1">
     <w:name w:val="Grid Table 7 Colorful - Accent 5"/>
-    <w:basedOn w:val="1246"/>
+    <w:basedOn w:val="1252"/>
     <w:uiPriority w:val="99"/>
     <w:pPr>
       <w:pBdr/>
@@ -42581,9 +42471,9 @@
       </w:tcPr>
     </w:tblStylePr>
   </w:style>
-  <w:style w:type="table" w:styleId="1314" w:customStyle="1">
+  <w:style w:type="table" w:styleId="1320" w:customStyle="1">
     <w:name w:val="Grid Table 7 Colorful - Accent 6"/>
-    <w:basedOn w:val="1246"/>
+    <w:basedOn w:val="1252"/>
     <w:uiPriority w:val="99"/>
     <w:pPr>
       <w:pBdr/>
@@ -42834,9 +42724,9 @@
       </w:tcPr>
     </w:tblStylePr>
   </w:style>
-  <w:style w:type="table" w:styleId="1315">
+  <w:style w:type="table" w:styleId="1321">
     <w:name w:val="List Table 1 Light"/>
-    <w:basedOn w:val="1246"/>
+    <w:basedOn w:val="1252"/>
     <w:uiPriority w:val="99"/>
     <w:pPr>
       <w:pBdr/>
@@ -43049,9 +42939,9 @@
       </w:tcPr>
     </w:tblStylePr>
   </w:style>
-  <w:style w:type="table" w:styleId="1316" w:customStyle="1">
+  <w:style w:type="table" w:styleId="1322" w:customStyle="1">
     <w:name w:val="List Table 1 Light - Accent 1"/>
-    <w:basedOn w:val="1246"/>
+    <w:basedOn w:val="1252"/>
     <w:uiPriority w:val="99"/>
     <w:pPr>
       <w:pBdr/>
@@ -43264,9 +43154,9 @@
       </w:tcPr>
     </w:tblStylePr>
   </w:style>
-  <w:style w:type="table" w:styleId="1317" w:customStyle="1">
+  <w:style w:type="table" w:styleId="1323" w:customStyle="1">
     <w:name w:val="List Table 1 Light - Accent 2"/>
-    <w:basedOn w:val="1246"/>
+    <w:basedOn w:val="1252"/>
     <w:uiPriority w:val="99"/>
     <w:pPr>
       <w:pBdr/>
@@ -43479,9 +43369,9 @@
       </w:tcPr>
     </w:tblStylePr>
   </w:style>
-  <w:style w:type="table" w:styleId="1318" w:customStyle="1">
+  <w:style w:type="table" w:styleId="1324" w:customStyle="1">
     <w:name w:val="List Table 1 Light - Accent 3"/>
-    <w:basedOn w:val="1246"/>
+    <w:basedOn w:val="1252"/>
     <w:uiPriority w:val="99"/>
     <w:pPr>
       <w:pBdr/>
@@ -43694,9 +43584,9 @@
       </w:tcPr>
     </w:tblStylePr>
   </w:style>
-  <w:style w:type="table" w:styleId="1319" w:customStyle="1">
+  <w:style w:type="table" w:styleId="1325" w:customStyle="1">
     <w:name w:val="List Table 1 Light - Accent 4"/>
-    <w:basedOn w:val="1246"/>
+    <w:basedOn w:val="1252"/>
     <w:uiPriority w:val="99"/>
     <w:pPr>
       <w:pBdr/>
@@ -43909,9 +43799,9 @@
       </w:tcPr>
     </w:tblStylePr>
   </w:style>
-  <w:style w:type="table" w:styleId="1320" w:customStyle="1">
+  <w:style w:type="table" w:styleId="1326" w:customStyle="1">
     <w:name w:val="List Table 1 Light - Accent 5"/>
-    <w:basedOn w:val="1246"/>
+    <w:basedOn w:val="1252"/>
     <w:uiPriority w:val="99"/>
     <w:pPr>
       <w:pBdr/>
@@ -44124,9 +44014,9 @@
       </w:tcPr>
     </w:tblStylePr>
   </w:style>
-  <w:style w:type="table" w:styleId="1321" w:customStyle="1">
+  <w:style w:type="table" w:styleId="1327" w:customStyle="1">
     <w:name w:val="List Table 1 Light - Accent 6"/>
-    <w:basedOn w:val="1246"/>
+    <w:basedOn w:val="1252"/>
     <w:uiPriority w:val="99"/>
     <w:pPr>
       <w:pBdr/>
@@ -44339,9 +44229,9 @@
       </w:tcPr>
     </w:tblStylePr>
   </w:style>
-  <w:style w:type="table" w:styleId="1322">
+  <w:style w:type="table" w:styleId="1328">
     <w:name w:val="List Table 2"/>
-    <w:basedOn w:val="1246"/>
+    <w:basedOn w:val="1252"/>
     <w:uiPriority w:val="99"/>
     <w:pPr>
       <w:pBdr/>
@@ -44576,9 +44466,9 @@
       </w:tcPr>
     </w:tblStylePr>
   </w:style>
-  <w:style w:type="table" w:styleId="1323" w:customStyle="1">
+  <w:style w:type="table" w:styleId="1329" w:customStyle="1">
     <w:name w:val="List Table 2 - Accent 1"/>
-    <w:basedOn w:val="1246"/>
+    <w:basedOn w:val="1252"/>
     <w:uiPriority w:val="99"/>
     <w:pPr>
       <w:pBdr/>
@@ -44813,9 +44703,9 @@
       </w:tcPr>
     </w:tblStylePr>
   </w:style>
-  <w:style w:type="table" w:styleId="1324" w:customStyle="1">
+  <w:style w:type="table" w:styleId="1330" w:customStyle="1">
     <w:name w:val="List Table 2 - Accent 2"/>
-    <w:basedOn w:val="1246"/>
+    <w:basedOn w:val="1252"/>
     <w:uiPriority w:val="99"/>
     <w:pPr>
       <w:pBdr/>
@@ -45050,9 +44940,9 @@
       </w:tcPr>
     </w:tblStylePr>
   </w:style>
-  <w:style w:type="table" w:styleId="1325" w:customStyle="1">
+  <w:style w:type="table" w:styleId="1331" w:customStyle="1">
     <w:name w:val="List Table 2 - Accent 3"/>
-    <w:basedOn w:val="1246"/>
+    <w:basedOn w:val="1252"/>
     <w:uiPriority w:val="99"/>
     <w:pPr>
       <w:pBdr/>
@@ -45287,9 +45177,9 @@
       </w:tcPr>
     </w:tblStylePr>
   </w:style>
-  <w:style w:type="table" w:styleId="1326" w:customStyle="1">
+  <w:style w:type="table" w:styleId="1332" w:customStyle="1">
     <w:name w:val="List Table 2 - Accent 4"/>
-    <w:basedOn w:val="1246"/>
+    <w:basedOn w:val="1252"/>
     <w:uiPriority w:val="99"/>
     <w:pPr>
       <w:pBdr/>
@@ -45524,9 +45414,9 @@
       </w:tcPr>
     </w:tblStylePr>
   </w:style>
-  <w:style w:type="table" w:styleId="1327" w:customStyle="1">
+  <w:style w:type="table" w:styleId="1333" w:customStyle="1">
     <w:name w:val="List Table 2 - Accent 5"/>
-    <w:basedOn w:val="1246"/>
+    <w:basedOn w:val="1252"/>
     <w:uiPriority w:val="99"/>
     <w:pPr>
       <w:pBdr/>
@@ -45761,9 +45651,9 @@
       </w:tcPr>
     </w:tblStylePr>
   </w:style>
-  <w:style w:type="table" w:styleId="1328" w:customStyle="1">
+  <w:style w:type="table" w:styleId="1334" w:customStyle="1">
     <w:name w:val="List Table 2 - Accent 6"/>
-    <w:basedOn w:val="1246"/>
+    <w:basedOn w:val="1252"/>
     <w:uiPriority w:val="99"/>
     <w:pPr>
       <w:pBdr/>
@@ -45998,9 +45888,9 @@
       </w:tcPr>
     </w:tblStylePr>
   </w:style>
-  <w:style w:type="table" w:styleId="1329">
+  <w:style w:type="table" w:styleId="1335">
     <w:name w:val="List Table 3"/>
-    <w:basedOn w:val="1246"/>
+    <w:basedOn w:val="1252"/>
     <w:uiPriority w:val="99"/>
     <w:pPr>
       <w:pBdr/>
@@ -46225,9 +46115,9 @@
       </w:tcPr>
     </w:tblStylePr>
   </w:style>
-  <w:style w:type="table" w:styleId="1330" w:customStyle="1">
+  <w:style w:type="table" w:styleId="1336" w:customStyle="1">
     <w:name w:val="List Table 3 - Accent 1"/>
-    <w:basedOn w:val="1246"/>
+    <w:basedOn w:val="1252"/>
     <w:uiPriority w:val="99"/>
     <w:pPr>
       <w:pBdr/>
@@ -46452,9 +46342,9 @@
       </w:tcPr>
     </w:tblStylePr>
   </w:style>
-  <w:style w:type="table" w:styleId="1331" w:customStyle="1">
+  <w:style w:type="table" w:styleId="1337" w:customStyle="1">
     <w:name w:val="List Table 3 - Accent 2"/>
-    <w:basedOn w:val="1246"/>
+    <w:basedOn w:val="1252"/>
     <w:uiPriority w:val="99"/>
     <w:pPr>
       <w:pBdr/>
@@ -46679,9 +46569,9 @@
       </w:tcPr>
     </w:tblStylePr>
   </w:style>
-  <w:style w:type="table" w:styleId="1332" w:customStyle="1">
+  <w:style w:type="table" w:styleId="1338" w:customStyle="1">
     <w:name w:val="List Table 3 - Accent 3"/>
-    <w:basedOn w:val="1246"/>
+    <w:basedOn w:val="1252"/>
     <w:uiPriority w:val="99"/>
     <w:pPr>
       <w:pBdr/>
@@ -46906,9 +46796,9 @@
       </w:tcPr>
     </w:tblStylePr>
   </w:style>
-  <w:style w:type="table" w:styleId="1333" w:customStyle="1">
+  <w:style w:type="table" w:styleId="1339" w:customStyle="1">
     <w:name w:val="List Table 3 - Accent 4"/>
-    <w:basedOn w:val="1246"/>
+    <w:basedOn w:val="1252"/>
     <w:uiPriority w:val="99"/>
     <w:pPr>
       <w:pBdr/>
@@ -47133,9 +47023,9 @@
       </w:tcPr>
     </w:tblStylePr>
   </w:style>
-  <w:style w:type="table" w:styleId="1334" w:customStyle="1">
+  <w:style w:type="table" w:styleId="1340" w:customStyle="1">
     <w:name w:val="List Table 3 - Accent 5"/>
-    <w:basedOn w:val="1246"/>
+    <w:basedOn w:val="1252"/>
     <w:uiPriority w:val="99"/>
     <w:pPr>
       <w:pBdr/>
@@ -47360,9 +47250,9 @@
       </w:tcPr>
     </w:tblStylePr>
   </w:style>
-  <w:style w:type="table" w:styleId="1335" w:customStyle="1">
+  <w:style w:type="table" w:styleId="1341" w:customStyle="1">
     <w:name w:val="List Table 3 - Accent 6"/>
-    <w:basedOn w:val="1246"/>
+    <w:basedOn w:val="1252"/>
     <w:uiPriority w:val="99"/>
     <w:pPr>
       <w:pBdr/>
@@ -47587,9 +47477,9 @@
       </w:tcPr>
     </w:tblStylePr>
   </w:style>
-  <w:style w:type="table" w:styleId="1336">
+  <w:style w:type="table" w:styleId="1342">
     <w:name w:val="List Table 4"/>
-    <w:basedOn w:val="1246"/>
+    <w:basedOn w:val="1252"/>
     <w:uiPriority w:val="99"/>
     <w:pPr>
       <w:pBdr/>
@@ -47811,9 +47701,9 @@
       </w:tcPr>
     </w:tblStylePr>
   </w:style>
-  <w:style w:type="table" w:styleId="1337" w:customStyle="1">
+  <w:style w:type="table" w:styleId="1343" w:customStyle="1">
     <w:name w:val="List Table 4 - Accent 1"/>
-    <w:basedOn w:val="1246"/>
+    <w:basedOn w:val="1252"/>
     <w:uiPriority w:val="99"/>
     <w:pPr>
       <w:pBdr/>
@@ -48035,9 +47925,9 @@
       </w:tcPr>
     </w:tblStylePr>
   </w:style>
-  <w:style w:type="table" w:styleId="1338" w:customStyle="1">
+  <w:style w:type="table" w:styleId="1344" w:customStyle="1">
     <w:name w:val="List Table 4 - Accent 2"/>
-    <w:basedOn w:val="1246"/>
+    <w:basedOn w:val="1252"/>
     <w:uiPriority w:val="99"/>
     <w:pPr>
       <w:pBdr/>
@@ -48259,9 +48149,9 @@
       </w:tcPr>
     </w:tblStylePr>
   </w:style>
-  <w:style w:type="table" w:styleId="1339" w:customStyle="1">
+  <w:style w:type="table" w:styleId="1345" w:customStyle="1">
     <w:name w:val="List Table 4 - Accent 3"/>
-    <w:basedOn w:val="1246"/>
+    <w:basedOn w:val="1252"/>
     <w:uiPriority w:val="99"/>
     <w:pPr>
       <w:pBdr/>
@@ -48483,9 +48373,9 @@
       </w:tcPr>
     </w:tblStylePr>
   </w:style>
-  <w:style w:type="table" w:styleId="1340" w:customStyle="1">
+  <w:style w:type="table" w:styleId="1346" w:customStyle="1">
     <w:name w:val="List Table 4 - Accent 4"/>
-    <w:basedOn w:val="1246"/>
+    <w:basedOn w:val="1252"/>
     <w:uiPriority w:val="99"/>
     <w:pPr>
       <w:pBdr/>
@@ -48707,9 +48597,9 @@
       </w:tcPr>
     </w:tblStylePr>
   </w:style>
-  <w:style w:type="table" w:styleId="1341" w:customStyle="1">
+  <w:style w:type="table" w:styleId="1347" w:customStyle="1">
     <w:name w:val="List Table 4 - Accent 5"/>
-    <w:basedOn w:val="1246"/>
+    <w:basedOn w:val="1252"/>
     <w:uiPriority w:val="99"/>
     <w:pPr>
       <w:pBdr/>
@@ -48931,9 +48821,9 @@
       </w:tcPr>
     </w:tblStylePr>
   </w:style>
-  <w:style w:type="table" w:styleId="1342" w:customStyle="1">
+  <w:style w:type="table" w:styleId="1348" w:customStyle="1">
     <w:name w:val="List Table 4 - Accent 6"/>
-    <w:basedOn w:val="1246"/>
+    <w:basedOn w:val="1252"/>
     <w:uiPriority w:val="99"/>
     <w:pPr>
       <w:pBdr/>
@@ -49155,9 +49045,9 @@
       </w:tcPr>
     </w:tblStylePr>
   </w:style>
-  <w:style w:type="table" w:styleId="1343">
+  <w:style w:type="table" w:styleId="1349">
     <w:name w:val="List Table 5 Dark"/>
-    <w:basedOn w:val="1246"/>
+    <w:basedOn w:val="1252"/>
     <w:uiPriority w:val="99"/>
     <w:pPr>
       <w:pBdr/>
@@ -49391,9 +49281,9 @@
       </w:tcPr>
     </w:tblStylePr>
   </w:style>
-  <w:style w:type="table" w:styleId="1344" w:customStyle="1">
+  <w:style w:type="table" w:styleId="1350" w:customStyle="1">
     <w:name w:val="List Table 5 Dark - Accent 1"/>
-    <w:basedOn w:val="1246"/>
+    <w:basedOn w:val="1252"/>
     <w:uiPriority w:val="99"/>
     <w:pPr>
       <w:pBdr/>
@@ -49627,9 +49517,9 @@
       </w:tcPr>
     </w:tblStylePr>
   </w:style>
-  <w:style w:type="table" w:styleId="1345" w:customStyle="1">
+  <w:style w:type="table" w:styleId="1351" w:customStyle="1">
     <w:name w:val="List Table 5 Dark - Accent 2"/>
-    <w:basedOn w:val="1246"/>
+    <w:basedOn w:val="1252"/>
     <w:uiPriority w:val="99"/>
     <w:pPr>
       <w:pBdr/>
@@ -49863,9 +49753,9 @@
       </w:tcPr>
     </w:tblStylePr>
   </w:style>
-  <w:style w:type="table" w:styleId="1346" w:customStyle="1">
+  <w:style w:type="table" w:styleId="1352" w:customStyle="1">
     <w:name w:val="List Table 5 Dark - Accent 3"/>
-    <w:basedOn w:val="1246"/>
+    <w:basedOn w:val="1252"/>
     <w:uiPriority w:val="99"/>
     <w:pPr>
       <w:pBdr/>
@@ -50099,9 +49989,9 @@
       </w:tcPr>
     </w:tblStylePr>
   </w:style>
-  <w:style w:type="table" w:styleId="1347" w:customStyle="1">
+  <w:style w:type="table" w:styleId="1353" w:customStyle="1">
     <w:name w:val="List Table 5 Dark - Accent 4"/>
-    <w:basedOn w:val="1246"/>
+    <w:basedOn w:val="1252"/>
     <w:uiPriority w:val="99"/>
     <w:pPr>
       <w:pBdr/>
@@ -50335,9 +50225,9 @@
       </w:tcPr>
     </w:tblStylePr>
   </w:style>
-  <w:style w:type="table" w:styleId="1348" w:customStyle="1">
+  <w:style w:type="table" w:styleId="1354" w:customStyle="1">
     <w:name w:val="List Table 5 Dark - Accent 5"/>
-    <w:basedOn w:val="1246"/>
+    <w:basedOn w:val="1252"/>
     <w:uiPriority w:val="99"/>
     <w:pPr>
       <w:pBdr/>
@@ -50571,9 +50461,9 @@
       </w:tcPr>
     </w:tblStylePr>
   </w:style>
-  <w:style w:type="table" w:styleId="1349" w:customStyle="1">
+  <w:style w:type="table" w:styleId="1355" w:customStyle="1">
     <w:name w:val="List Table 5 Dark - Accent 6"/>
-    <w:basedOn w:val="1246"/>
+    <w:basedOn w:val="1252"/>
     <w:uiPriority w:val="99"/>
     <w:pPr>
       <w:pBdr/>
@@ -50807,9 +50697,9 @@
       </w:tcPr>
     </w:tblStylePr>
   </w:style>
-  <w:style w:type="table" w:styleId="1350">
+  <w:style w:type="table" w:styleId="1356">
     <w:name w:val="List Table 6 Colorful"/>
-    <w:basedOn w:val="1246"/>
+    <w:basedOn w:val="1252"/>
     <w:uiPriority w:val="99"/>
     <w:pPr>
       <w:pBdr/>
@@ -51029,9 +50919,9 @@
       </w:tcPr>
     </w:tblStylePr>
   </w:style>
-  <w:style w:type="table" w:styleId="1351" w:customStyle="1">
+  <w:style w:type="table" w:styleId="1357" w:customStyle="1">
     <w:name w:val="List Table 6 Colorful - Accent 1"/>
-    <w:basedOn w:val="1246"/>
+    <w:basedOn w:val="1252"/>
     <w:uiPriority w:val="99"/>
     <w:pPr>
       <w:pBdr/>
@@ -51251,9 +51141,9 @@
       </w:tcPr>
     </w:tblStylePr>
   </w:style>
-  <w:style w:type="table" w:styleId="1352" w:customStyle="1">
+  <w:style w:type="table" w:styleId="1358" w:customStyle="1">
     <w:name w:val="List Table 6 Colorful - Accent 2"/>
-    <w:basedOn w:val="1246"/>
+    <w:basedOn w:val="1252"/>
     <w:uiPriority w:val="99"/>
     <w:pPr>
       <w:pBdr/>
@@ -51473,9 +51363,9 @@
       </w:tcPr>
     </w:tblStylePr>
   </w:style>
-  <w:style w:type="table" w:styleId="1353" w:customStyle="1">
+  <w:style w:type="table" w:styleId="1359" w:customStyle="1">
     <w:name w:val="List Table 6 Colorful - Accent 3"/>
-    <w:basedOn w:val="1246"/>
+    <w:basedOn w:val="1252"/>
     <w:uiPriority w:val="99"/>
     <w:pPr>
       <w:pBdr/>
@@ -51695,9 +51585,9 @@
       </w:tcPr>
     </w:tblStylePr>
   </w:style>
-  <w:style w:type="table" w:styleId="1354" w:customStyle="1">
+  <w:style w:type="table" w:styleId="1360" w:customStyle="1">
     <w:name w:val="List Table 6 Colorful - Accent 4"/>
-    <w:basedOn w:val="1246"/>
+    <w:basedOn w:val="1252"/>
     <w:uiPriority w:val="99"/>
     <w:pPr>
       <w:pBdr/>
@@ -51917,9 +51807,9 @@
       </w:tcPr>
     </w:tblStylePr>
   </w:style>
-  <w:style w:type="table" w:styleId="1355" w:customStyle="1">
+  <w:style w:type="table" w:styleId="1361" w:customStyle="1">
     <w:name w:val="List Table 6 Colorful - Accent 5"/>
-    <w:basedOn w:val="1246"/>
+    <w:basedOn w:val="1252"/>
     <w:uiPriority w:val="99"/>
     <w:pPr>
       <w:pBdr/>
@@ -52139,9 +52029,9 @@
       </w:tcPr>
     </w:tblStylePr>
   </w:style>
-  <w:style w:type="table" w:styleId="1356" w:customStyle="1">
+  <w:style w:type="table" w:styleId="1362" w:customStyle="1">
     <w:name w:val="List Table 6 Colorful - Accent 6"/>
-    <w:basedOn w:val="1246"/>
+    <w:basedOn w:val="1252"/>
     <w:uiPriority w:val="99"/>
     <w:pPr>
       <w:pBdr/>
@@ -52361,9 +52251,9 @@
       </w:tcPr>
     </w:tblStylePr>
   </w:style>
-  <w:style w:type="table" w:styleId="1357">
+  <w:style w:type="table" w:styleId="1363">
     <w:name w:val="List Table 7 Colorful"/>
-    <w:basedOn w:val="1246"/>
+    <w:basedOn w:val="1252"/>
     <w:uiPriority w:val="99"/>
     <w:pPr>
       <w:pBdr/>
@@ -52611,9 +52501,9 @@
       </w:tcPr>
     </w:tblStylePr>
   </w:style>
-  <w:style w:type="table" w:styleId="1358" w:customStyle="1">
+  <w:style w:type="table" w:styleId="1364" w:customStyle="1">
     <w:name w:val="List Table 7 Colorful - Accent 1"/>
-    <w:basedOn w:val="1246"/>
+    <w:basedOn w:val="1252"/>
     <w:uiPriority w:val="99"/>
     <w:pPr>
       <w:pBdr/>
@@ -52861,9 +52751,9 @@
       </w:tcPr>
     </w:tblStylePr>
   </w:style>
-  <w:style w:type="table" w:styleId="1359" w:customStyle="1">
+  <w:style w:type="table" w:styleId="1365" w:customStyle="1">
     <w:name w:val="List Table 7 Colorful - Accent 2"/>
-    <w:basedOn w:val="1246"/>
+    <w:basedOn w:val="1252"/>
     <w:uiPriority w:val="99"/>
     <w:pPr>
       <w:pBdr/>
@@ -53111,9 +53001,9 @@
       </w:tcPr>
     </w:tblStylePr>
   </w:style>
-  <w:style w:type="table" w:styleId="1360" w:customStyle="1">
+  <w:style w:type="table" w:styleId="1366" w:customStyle="1">
     <w:name w:val="List Table 7 Colorful - Accent 3"/>
-    <w:basedOn w:val="1246"/>
+    <w:basedOn w:val="1252"/>
     <w:uiPriority w:val="99"/>
     <w:pPr>
       <w:pBdr/>
@@ -53361,9 +53251,9 @@
       </w:tcPr>
     </w:tblStylePr>
   </w:style>
-  <w:style w:type="table" w:styleId="1361" w:customStyle="1">
+  <w:style w:type="table" w:styleId="1367" w:customStyle="1">
     <w:name w:val="List Table 7 Colorful - Accent 4"/>
-    <w:basedOn w:val="1246"/>
+    <w:basedOn w:val="1252"/>
     <w:uiPriority w:val="99"/>
     <w:pPr>
       <w:pBdr/>
@@ -53611,9 +53501,9 @@
       </w:tcPr>
     </w:tblStylePr>
   </w:style>
-  <w:style w:type="table" w:styleId="1362" w:customStyle="1">
+  <w:style w:type="table" w:styleId="1368" w:customStyle="1">
     <w:name w:val="List Table 7 Colorful - Accent 5"/>
-    <w:basedOn w:val="1246"/>
+    <w:basedOn w:val="1252"/>
     <w:uiPriority w:val="99"/>
     <w:pPr>
       <w:pBdr/>
@@ -53861,9 +53751,9 @@
       </w:tcPr>
     </w:tblStylePr>
   </w:style>
-  <w:style w:type="table" w:styleId="1363" w:customStyle="1">
+  <w:style w:type="table" w:styleId="1369" w:customStyle="1">
     <w:name w:val="List Table 7 Colorful - Accent 6"/>
-    <w:basedOn w:val="1246"/>
+    <w:basedOn w:val="1252"/>
     <w:uiPriority w:val="99"/>
     <w:pPr>
       <w:pBdr/>
@@ -54111,9 +54001,9 @@
       </w:tcPr>
     </w:tblStylePr>
   </w:style>
-  <w:style w:type="table" w:styleId="1364" w:customStyle="1">
+  <w:style w:type="table" w:styleId="1370" w:customStyle="1">
     <w:name w:val="Lined - Accent"/>
-    <w:basedOn w:val="1246"/>
+    <w:basedOn w:val="1252"/>
     <w:uiPriority w:val="99"/>
     <w:pPr>
       <w:pBdr/>
@@ -54350,9 +54240,9 @@
       </w:tcPr>
     </w:tblStylePr>
   </w:style>
-  <w:style w:type="table" w:styleId="1365" w:customStyle="1">
+  <w:style w:type="table" w:styleId="1371" w:customStyle="1">
     <w:name w:val="Lined - Accent 1"/>
-    <w:basedOn w:val="1246"/>
+    <w:basedOn w:val="1252"/>
     <w:uiPriority w:val="99"/>
     <w:pPr>
       <w:pBdr/>
@@ -54589,9 +54479,9 @@
       </w:tcPr>
     </w:tblStylePr>
   </w:style>
-  <w:style w:type="table" w:styleId="1366" w:customStyle="1">
+  <w:style w:type="table" w:styleId="1372" w:customStyle="1">
     <w:name w:val="Lined - Accent 2"/>
-    <w:basedOn w:val="1246"/>
+    <w:basedOn w:val="1252"/>
     <w:uiPriority w:val="99"/>
     <w:pPr>
       <w:pBdr/>
@@ -54828,9 +54718,9 @@
       </w:tcPr>
     </w:tblStylePr>
   </w:style>
-  <w:style w:type="table" w:styleId="1367" w:customStyle="1">
+  <w:style w:type="table" w:styleId="1373" w:customStyle="1">
     <w:name w:val="Lined - Accent 3"/>
-    <w:basedOn w:val="1246"/>
+    <w:basedOn w:val="1252"/>
     <w:uiPriority w:val="99"/>
     <w:pPr>
       <w:pBdr/>
@@ -55067,9 +54957,9 @@
       </w:tcPr>
     </w:tblStylePr>
   </w:style>
-  <w:style w:type="table" w:styleId="1368" w:customStyle="1">
+  <w:style w:type="table" w:styleId="1374" w:customStyle="1">
     <w:name w:val="Lined - Accent 4"/>
-    <w:basedOn w:val="1246"/>
+    <w:basedOn w:val="1252"/>
     <w:uiPriority w:val="99"/>
     <w:pPr>
       <w:pBdr/>
@@ -55306,9 +55196,9 @@
       </w:tcPr>
     </w:tblStylePr>
   </w:style>
-  <w:style w:type="table" w:styleId="1369" w:customStyle="1">
+  <w:style w:type="table" w:styleId="1375" w:customStyle="1">
     <w:name w:val="Lined - Accent 5"/>
-    <w:basedOn w:val="1246"/>
+    <w:basedOn w:val="1252"/>
     <w:uiPriority w:val="99"/>
     <w:pPr>
       <w:pBdr/>
@@ -55545,9 +55435,9 @@
       </w:tcPr>
     </w:tblStylePr>
   </w:style>
-  <w:style w:type="table" w:styleId="1370" w:customStyle="1">
+  <w:style w:type="table" w:styleId="1376" w:customStyle="1">
     <w:name w:val="Lined - Accent 6"/>
-    <w:basedOn w:val="1246"/>
+    <w:basedOn w:val="1252"/>
     <w:uiPriority w:val="99"/>
     <w:pPr>
       <w:pBdr/>
@@ -55784,9 +55674,9 @@
       </w:tcPr>
     </w:tblStylePr>
   </w:style>
-  <w:style w:type="table" w:styleId="1371" w:customStyle="1">
+  <w:style w:type="table" w:styleId="1377" w:customStyle="1">
     <w:name w:val="Bordered &amp; Lined - Accent"/>
-    <w:basedOn w:val="1246"/>
+    <w:basedOn w:val="1252"/>
     <w:uiPriority w:val="99"/>
     <w:pPr>
       <w:pBdr/>
@@ -56030,9 +55920,9 @@
       </w:tcPr>
     </w:tblStylePr>
   </w:style>
-  <w:style w:type="table" w:styleId="1372" w:customStyle="1">
+  <w:style w:type="table" w:styleId="1378" w:customStyle="1">
     <w:name w:val="Bordered &amp; Lined - Accent 1"/>
-    <w:basedOn w:val="1246"/>
+    <w:basedOn w:val="1252"/>
     <w:uiPriority w:val="99"/>
     <w:pPr>
       <w:pBdr/>
@@ -56276,9 +56166,9 @@
       </w:tcPr>
     </w:tblStylePr>
   </w:style>
-  <w:style w:type="table" w:styleId="1373" w:customStyle="1">
+  <w:style w:type="table" w:styleId="1379" w:customStyle="1">
     <w:name w:val="Bordered &amp; Lined - Accent 2"/>
-    <w:basedOn w:val="1246"/>
+    <w:basedOn w:val="1252"/>
     <w:uiPriority w:val="99"/>
     <w:pPr>
       <w:pBdr/>
@@ -56522,9 +56412,9 @@
       </w:tcPr>
     </w:tblStylePr>
   </w:style>
-  <w:style w:type="table" w:styleId="1374" w:customStyle="1">
+  <w:style w:type="table" w:styleId="1380" w:customStyle="1">
     <w:name w:val="Bordered &amp; Lined - Accent 3"/>
-    <w:basedOn w:val="1246"/>
+    <w:basedOn w:val="1252"/>
     <w:uiPriority w:val="99"/>
     <w:pPr>
       <w:pBdr/>
@@ -56768,9 +56658,9 @@
       </w:tcPr>
     </w:tblStylePr>
   </w:style>
-  <w:style w:type="table" w:styleId="1375" w:customStyle="1">
+  <w:style w:type="table" w:styleId="1381" w:customStyle="1">
     <w:name w:val="Bordered &amp; Lined - Accent 4"/>
-    <w:basedOn w:val="1246"/>
+    <w:basedOn w:val="1252"/>
     <w:uiPriority w:val="99"/>
     <w:pPr>
       <w:pBdr/>
@@ -57014,9 +56904,9 @@
       </w:tcPr>
     </w:tblStylePr>
   </w:style>
-  <w:style w:type="table" w:styleId="1376" w:customStyle="1">
+  <w:style w:type="table" w:styleId="1382" w:customStyle="1">
     <w:name w:val="Bordered &amp; Lined - Accent 5"/>
-    <w:basedOn w:val="1246"/>
+    <w:basedOn w:val="1252"/>
     <w:uiPriority w:val="99"/>
     <w:pPr>
       <w:pBdr/>
@@ -57260,9 +57150,9 @@
       </w:tcPr>
     </w:tblStylePr>
   </w:style>
-  <w:style w:type="table" w:styleId="1377" w:customStyle="1">
+  <w:style w:type="table" w:styleId="1383" w:customStyle="1">
     <w:name w:val="Bordered &amp; Lined - Accent 6"/>
-    <w:basedOn w:val="1246"/>
+    <w:basedOn w:val="1252"/>
     <w:uiPriority w:val="99"/>
     <w:pPr>
       <w:pBdr/>
@@ -57506,9 +57396,9 @@
       </w:tcPr>
     </w:tblStylePr>
   </w:style>
-  <w:style w:type="table" w:styleId="1378" w:customStyle="1">
+  <w:style w:type="table" w:styleId="1384" w:customStyle="1">
     <w:name w:val="Bordered"/>
-    <w:basedOn w:val="1246"/>
+    <w:basedOn w:val="1252"/>
     <w:uiPriority w:val="99"/>
     <w:pPr>
       <w:pBdr/>
@@ -57736,9 +57626,9 @@
       </w:tcPr>
     </w:tblStylePr>
   </w:style>
-  <w:style w:type="table" w:styleId="1379" w:customStyle="1">
+  <w:style w:type="table" w:styleId="1385" w:customStyle="1">
     <w:name w:val="Bordered - Accent 1"/>
-    <w:basedOn w:val="1246"/>
+    <w:basedOn w:val="1252"/>
     <w:uiPriority w:val="99"/>
     <w:pPr>
       <w:pBdr/>
@@ -57966,9 +57856,9 @@
       </w:tcPr>
     </w:tblStylePr>
   </w:style>
-  <w:style w:type="table" w:styleId="1380" w:customStyle="1">
+  <w:style w:type="table" w:styleId="1386" w:customStyle="1">
     <w:name w:val="Bordered - Accent 2"/>
-    <w:basedOn w:val="1246"/>
+    <w:basedOn w:val="1252"/>
     <w:uiPriority w:val="99"/>
     <w:pPr>
       <w:pBdr/>
@@ -58196,9 +58086,9 @@
       </w:tcPr>
     </w:tblStylePr>
   </w:style>
-  <w:style w:type="table" w:styleId="1381" w:customStyle="1">
+  <w:style w:type="table" w:styleId="1387" w:customStyle="1">
     <w:name w:val="Bordered - Accent 3"/>
-    <w:basedOn w:val="1246"/>
+    <w:basedOn w:val="1252"/>
     <w:uiPriority w:val="99"/>
     <w:pPr>
       <w:pBdr/>
@@ -58426,9 +58316,9 @@
       </w:tcPr>
     </w:tblStylePr>
   </w:style>
-  <w:style w:type="table" w:styleId="1382" w:customStyle="1">
+  <w:style w:type="table" w:styleId="1388" w:customStyle="1">
     <w:name w:val="Bordered - Accent 4"/>
-    <w:basedOn w:val="1246"/>
+    <w:basedOn w:val="1252"/>
     <w:uiPriority w:val="99"/>
     <w:pPr>
       <w:pBdr/>
@@ -58656,9 +58546,9 @@
       </w:tcPr>
     </w:tblStylePr>
   </w:style>
-  <w:style w:type="table" w:styleId="1383" w:customStyle="1">
+  <w:style w:type="table" w:styleId="1389" w:customStyle="1">
     <w:name w:val="Bordered - Accent 5"/>
-    <w:basedOn w:val="1246"/>
+    <w:basedOn w:val="1252"/>
     <w:uiPriority w:val="99"/>
     <w:pPr>
       <w:pBdr/>
@@ -58886,9 +58776,9 @@
       </w:tcPr>
     </w:tblStylePr>
   </w:style>
-  <w:style w:type="table" w:styleId="1384" w:customStyle="1">
+  <w:style w:type="table" w:styleId="1390" w:customStyle="1">
     <w:name w:val="Bordered - Accent 6"/>
-    <w:basedOn w:val="1246"/>
+    <w:basedOn w:val="1252"/>
     <w:uiPriority w:val="99"/>
     <w:pPr>
       <w:pBdr/>
@@ -59116,9 +59006,9 @@
       </w:tcPr>
     </w:tblStylePr>
   </w:style>
-  <w:style w:type="character" w:styleId="1385" w:customStyle="1">
+  <w:style w:type="character" w:styleId="1391" w:customStyle="1">
     <w:name w:val="Heading 1 Char"/>
-    <w:basedOn w:val="1245"/>
+    <w:basedOn w:val="1251"/>
     <w:uiPriority w:val="9"/>
     <w:pPr>
       <w:pBdr/>
@@ -59132,9 +59022,9 @@
       <w:szCs w:val="40"/>
     </w:rPr>
   </w:style>
-  <w:style w:type="character" w:styleId="1386" w:customStyle="1">
+  <w:style w:type="character" w:styleId="1392" w:customStyle="1">
     <w:name w:val="Heading 2 Char"/>
-    <w:basedOn w:val="1245"/>
+    <w:basedOn w:val="1251"/>
     <w:uiPriority w:val="9"/>
     <w:pPr>
       <w:pBdr/>
@@ -59148,9 +59038,9 @@
       <w:szCs w:val="32"/>
     </w:rPr>
   </w:style>
-  <w:style w:type="character" w:styleId="1387" w:customStyle="1">
+  <w:style w:type="character" w:styleId="1393" w:customStyle="1">
     <w:name w:val="Heading 3 Char"/>
-    <w:basedOn w:val="1245"/>
+    <w:basedOn w:val="1251"/>
     <w:uiPriority w:val="9"/>
     <w:pPr>
       <w:pBdr/>
@@ -59164,10 +59054,10 @@
       <w:szCs w:val="28"/>
     </w:rPr>
   </w:style>
-  <w:style w:type="character" w:styleId="1388" w:customStyle="1">
+  <w:style w:type="character" w:styleId="1394" w:customStyle="1">
     <w:name w:val="Titre 4 Car"/>
-    <w:basedOn w:val="1245"/>
-    <w:link w:val="1239"/>
+    <w:basedOn w:val="1251"/>
+    <w:link w:val="1245"/>
     <w:uiPriority w:val="9"/>
     <w:pPr>
       <w:pBdr/>
@@ -59181,10 +59071,10 @@
       <w:color w:val="2f5496" w:themeColor="accent1" w:themeShade="BF"/>
     </w:rPr>
   </w:style>
-  <w:style w:type="character" w:styleId="1389" w:customStyle="1">
+  <w:style w:type="character" w:styleId="1395" w:customStyle="1">
     <w:name w:val="Titre 5 Car"/>
-    <w:basedOn w:val="1245"/>
-    <w:link w:val="1240"/>
+    <w:basedOn w:val="1251"/>
+    <w:link w:val="1246"/>
     <w:uiPriority w:val="9"/>
     <w:pPr>
       <w:pBdr/>
@@ -59196,10 +59086,10 @@
       <w:color w:val="2f5496" w:themeColor="accent1" w:themeShade="BF"/>
     </w:rPr>
   </w:style>
-  <w:style w:type="character" w:styleId="1390" w:customStyle="1">
+  <w:style w:type="character" w:styleId="1396" w:customStyle="1">
     <w:name w:val="Titre 6 Car"/>
-    <w:basedOn w:val="1245"/>
-    <w:link w:val="1241"/>
+    <w:basedOn w:val="1251"/>
+    <w:link w:val="1247"/>
     <w:uiPriority w:val="9"/>
     <w:pPr>
       <w:pBdr/>
@@ -59213,10 +59103,10 @@
       <w:color w:val="595959" w:themeColor="text1" w:themeTint="A6"/>
     </w:rPr>
   </w:style>
-  <w:style w:type="character" w:styleId="1391" w:customStyle="1">
+  <w:style w:type="character" w:styleId="1397" w:customStyle="1">
     <w:name w:val="Titre 7 Car"/>
-    <w:basedOn w:val="1245"/>
-    <w:link w:val="1242"/>
+    <w:basedOn w:val="1251"/>
+    <w:link w:val="1248"/>
     <w:uiPriority w:val="9"/>
     <w:pPr>
       <w:pBdr/>
@@ -59228,10 +59118,10 @@
       <w:color w:val="595959" w:themeColor="text1" w:themeTint="A6"/>
     </w:rPr>
   </w:style>
-  <w:style w:type="character" w:styleId="1392" w:customStyle="1">
+  <w:style w:type="character" w:styleId="1398" w:customStyle="1">
     <w:name w:val="Titre 8 Car"/>
-    <w:basedOn w:val="1245"/>
-    <w:link w:val="1243"/>
+    <w:basedOn w:val="1251"/>
+    <w:link w:val="1249"/>
     <w:uiPriority w:val="9"/>
     <w:pPr>
       <w:pBdr/>
@@ -59245,10 +59135,10 @@
       <w:color w:val="272727" w:themeColor="text1" w:themeTint="D8"/>
     </w:rPr>
   </w:style>
-  <w:style w:type="character" w:styleId="1393" w:customStyle="1">
+  <w:style w:type="character" w:styleId="1399" w:customStyle="1">
     <w:name w:val="Titre 9 Car"/>
-    <w:basedOn w:val="1245"/>
-    <w:link w:val="1244"/>
+    <w:basedOn w:val="1251"/>
+    <w:link w:val="1250"/>
     <w:uiPriority w:val="9"/>
     <w:pPr>
       <w:pBdr/>
@@ -59262,11 +59152,11 @@
       <w:color w:val="272727" w:themeColor="text1" w:themeTint="D8"/>
     </w:rPr>
   </w:style>
-  <w:style w:type="paragraph" w:styleId="1394">
+  <w:style w:type="paragraph" w:styleId="1400">
     <w:name w:val="Title"/>
-    <w:basedOn w:val="1235"/>
-    <w:next w:val="1235"/>
-    <w:link w:val="1395"/>
+    <w:basedOn w:val="1241"/>
+    <w:next w:val="1241"/>
+    <w:link w:val="1401"/>
     <w:uiPriority w:val="10"/>
     <w:qFormat/>
     <w:pPr>
@@ -59282,10 +59172,10 @@
       <w:szCs w:val="56"/>
     </w:rPr>
   </w:style>
-  <w:style w:type="character" w:styleId="1395" w:customStyle="1">
+  <w:style w:type="character" w:styleId="1401" w:customStyle="1">
     <w:name w:val="Titre Car"/>
-    <w:basedOn w:val="1245"/>
-    <w:link w:val="1394"/>
+    <w:basedOn w:val="1251"/>
+    <w:link w:val="1400"/>
     <w:uiPriority w:val="10"/>
     <w:pPr>
       <w:pBdr/>
@@ -59299,11 +59189,11 @@
       <w:szCs w:val="56"/>
     </w:rPr>
   </w:style>
-  <w:style w:type="paragraph" w:styleId="1396">
+  <w:style w:type="paragraph" w:styleId="1402">
     <w:name w:val="Subtitle"/>
-    <w:basedOn w:val="1235"/>
-    <w:next w:val="1235"/>
-    <w:link w:val="1397"/>
+    <w:basedOn w:val="1241"/>
+    <w:next w:val="1241"/>
+    <w:link w:val="1403"/>
     <w:uiPriority w:val="11"/>
     <w:qFormat/>
     <w:pPr>
@@ -59321,10 +59211,10 @@
       <w:szCs w:val="28"/>
     </w:rPr>
   </w:style>
-  <w:style w:type="character" w:styleId="1397" w:customStyle="1">
+  <w:style w:type="character" w:styleId="1403" w:customStyle="1">
     <w:name w:val="Sous-titre Car"/>
-    <w:basedOn w:val="1245"/>
-    <w:link w:val="1396"/>
+    <w:basedOn w:val="1251"/>
+    <w:link w:val="1402"/>
     <w:uiPriority w:val="11"/>
     <w:pPr>
       <w:pBdr/>
@@ -59338,11 +59228,11 @@
       <w:szCs w:val="28"/>
     </w:rPr>
   </w:style>
-  <w:style w:type="paragraph" w:styleId="1398">
+  <w:style w:type="paragraph" w:styleId="1404">
     <w:name w:val="Quote"/>
-    <w:basedOn w:val="1235"/>
-    <w:next w:val="1235"/>
-    <w:link w:val="1399"/>
+    <w:basedOn w:val="1241"/>
+    <w:next w:val="1241"/>
+    <w:link w:val="1405"/>
     <w:uiPriority w:val="29"/>
     <w:qFormat/>
     <w:pPr>
@@ -59357,10 +59247,10 @@
       <w:color w:val="404040" w:themeColor="text1" w:themeTint="BF"/>
     </w:rPr>
   </w:style>
-  <w:style w:type="character" w:styleId="1399" w:customStyle="1">
+  <w:style w:type="character" w:styleId="1405" w:customStyle="1">
     <w:name w:val="Citation Car"/>
-    <w:basedOn w:val="1245"/>
-    <w:link w:val="1398"/>
+    <w:basedOn w:val="1251"/>
+    <w:link w:val="1404"/>
     <w:uiPriority w:val="29"/>
     <w:pPr>
       <w:pBdr/>
@@ -59373,9 +59263,9 @@
       <w:color w:val="404040" w:themeColor="text1" w:themeTint="BF"/>
     </w:rPr>
   </w:style>
-  <w:style w:type="character" w:styleId="1400">
+  <w:style w:type="character" w:styleId="1406">
     <w:name w:val="Intense Emphasis"/>
-    <w:basedOn w:val="1245"/>
+    <w:basedOn w:val="1251"/>
     <w:uiPriority w:val="21"/>
     <w:qFormat/>
     <w:pPr>
@@ -59389,11 +59279,11 @@
       <w:color w:val="2f5496" w:themeColor="accent1" w:themeShade="BF"/>
     </w:rPr>
   </w:style>
-  <w:style w:type="paragraph" w:styleId="1401">
+  <w:style w:type="paragraph" w:styleId="1407">
     <w:name w:val="Intense Quote"/>
-    <w:basedOn w:val="1235"/>
-    <w:next w:val="1235"/>
-    <w:link w:val="1402"/>
+    <w:basedOn w:val="1241"/>
+    <w:next w:val="1241"/>
+    <w:link w:val="1408"/>
     <w:uiPriority w:val="30"/>
     <w:qFormat/>
     <w:pPr>
@@ -59411,10 +59301,10 @@
       <w:color w:val="2f5496" w:themeColor="accent1" w:themeShade="BF"/>
     </w:rPr>
   </w:style>
-  <w:style w:type="character" w:styleId="1402" w:customStyle="1">
+  <w:style w:type="character" w:styleId="1408" w:customStyle="1">
     <w:name w:val="Citation intense Car"/>
-    <w:basedOn w:val="1245"/>
-    <w:link w:val="1401"/>
+    <w:basedOn w:val="1251"/>
+    <w:link w:val="1407"/>
     <w:uiPriority w:val="30"/>
     <w:pPr>
       <w:pBdr/>
@@ -59427,9 +59317,9 @@
       <w:color w:val="2f5496" w:themeColor="accent1" w:themeShade="BF"/>
     </w:rPr>
   </w:style>
-  <w:style w:type="character" w:styleId="1403">
+  <w:style w:type="character" w:styleId="1409">
     <w:name w:val="Intense Reference"/>
-    <w:basedOn w:val="1245"/>
+    <w:basedOn w:val="1251"/>
     <w:uiPriority w:val="32"/>
     <w:qFormat/>
     <w:pPr>
@@ -59445,9 +59335,9 @@
       <w:spacing w:val="5"/>
     </w:rPr>
   </w:style>
-  <w:style w:type="character" w:styleId="1404">
+  <w:style w:type="character" w:styleId="1410">
     <w:name w:val="Subtle Emphasis"/>
-    <w:basedOn w:val="1245"/>
+    <w:basedOn w:val="1251"/>
     <w:uiPriority w:val="19"/>
     <w:qFormat/>
     <w:pPr>
@@ -59461,9 +59351,9 @@
       <w:color w:val="404040" w:themeColor="text1" w:themeTint="BF"/>
     </w:rPr>
   </w:style>
-  <w:style w:type="character" w:styleId="1405">
+  <w:style w:type="character" w:styleId="1411">
     <w:name w:val="Emphasis"/>
-    <w:basedOn w:val="1245"/>
+    <w:basedOn w:val="1251"/>
     <w:uiPriority w:val="20"/>
     <w:qFormat/>
     <w:pPr>
@@ -59476,9 +59366,9 @@
       <w:iCs/>
     </w:rPr>
   </w:style>
-  <w:style w:type="character" w:styleId="1406">
+  <w:style w:type="character" w:styleId="1412">
     <w:name w:val="Strong"/>
-    <w:basedOn w:val="1245"/>
+    <w:basedOn w:val="1251"/>
     <w:uiPriority w:val="22"/>
     <w:qFormat/>
     <w:pPr>
@@ -59491,9 +59381,9 @@
       <w:bCs/>
     </w:rPr>
   </w:style>
-  <w:style w:type="character" w:styleId="1407">
+  <w:style w:type="character" w:styleId="1413">
     <w:name w:val="Subtle Reference"/>
-    <w:basedOn w:val="1245"/>
+    <w:basedOn w:val="1251"/>
     <w:uiPriority w:val="31"/>
     <w:qFormat/>
     <w:pPr>
@@ -59506,9 +59396,9 @@
       <w:color w:val="5a5a5a" w:themeColor="text1" w:themeTint="A5"/>
     </w:rPr>
   </w:style>
-  <w:style w:type="character" w:styleId="1408">
+  <w:style w:type="character" w:styleId="1414">
     <w:name w:val="Book Title"/>
-    <w:basedOn w:val="1245"/>
+    <w:basedOn w:val="1251"/>
     <w:uiPriority w:val="33"/>
     <w:qFormat/>
     <w:pPr>
@@ -59524,9 +59414,9 @@
       <w:spacing w:val="5"/>
     </w:rPr>
   </w:style>
-  <w:style w:type="character" w:styleId="1409" w:customStyle="1">
+  <w:style w:type="character" w:styleId="1415" w:customStyle="1">
     <w:name w:val="Header Char"/>
-    <w:basedOn w:val="1245"/>
+    <w:basedOn w:val="1251"/>
     <w:uiPriority w:val="99"/>
     <w:pPr>
       <w:pBdr/>
@@ -59534,9 +59424,9 @@
       <w:ind/>
     </w:pPr>
   </w:style>
-  <w:style w:type="character" w:styleId="1410" w:customStyle="1">
+  <w:style w:type="character" w:styleId="1416" w:customStyle="1">
     <w:name w:val="Footer Char"/>
-    <w:basedOn w:val="1245"/>
+    <w:basedOn w:val="1251"/>
     <w:uiPriority w:val="99"/>
     <w:pPr>
       <w:pBdr/>
@@ -59544,10 +59434,10 @@
       <w:ind/>
     </w:pPr>
   </w:style>
-  <w:style w:type="paragraph" w:styleId="1411">
+  <w:style w:type="paragraph" w:styleId="1417">
     <w:name w:val="footnote text"/>
-    <w:basedOn w:val="1235"/>
-    <w:link w:val="1412"/>
+    <w:basedOn w:val="1241"/>
+    <w:link w:val="1418"/>
     <w:uiPriority w:val="99"/>
     <w:semiHidden/>
     <w:unhideWhenUsed/>
@@ -59561,10 +59451,10 @@
       <w:szCs w:val="20"/>
     </w:rPr>
   </w:style>
-  <w:style w:type="character" w:styleId="1412" w:customStyle="1">
+  <w:style w:type="character" w:styleId="1418" w:customStyle="1">
     <w:name w:val="Note de bas de page Car"/>
-    <w:basedOn w:val="1245"/>
-    <w:link w:val="1411"/>
+    <w:basedOn w:val="1251"/>
+    <w:link w:val="1417"/>
     <w:uiPriority w:val="99"/>
     <w:semiHidden/>
     <w:pPr>
@@ -59577,9 +59467,9 @@
       <w:szCs w:val="20"/>
     </w:rPr>
   </w:style>
-  <w:style w:type="character" w:styleId="1413">
+  <w:style w:type="character" w:styleId="1419">
     <w:name w:val="footnote reference"/>
-    <w:basedOn w:val="1245"/>
+    <w:basedOn w:val="1251"/>
     <w:uiPriority w:val="99"/>
     <w:semiHidden/>
     <w:unhideWhenUsed/>
@@ -59592,10 +59482,10 @@
       <w:vertAlign w:val="superscript"/>
     </w:rPr>
   </w:style>
-  <w:style w:type="paragraph" w:styleId="1414">
+  <w:style w:type="paragraph" w:styleId="1420">
     <w:name w:val="endnote text"/>
-    <w:basedOn w:val="1235"/>
-    <w:link w:val="1415"/>
+    <w:basedOn w:val="1241"/>
+    <w:link w:val="1421"/>
     <w:uiPriority w:val="99"/>
     <w:semiHidden/>
     <w:unhideWhenUsed/>
@@ -59609,10 +59499,10 @@
       <w:szCs w:val="20"/>
     </w:rPr>
   </w:style>
-  <w:style w:type="character" w:styleId="1415" w:customStyle="1">
+  <w:style w:type="character" w:styleId="1421" w:customStyle="1">
     <w:name w:val="Note de fin Car"/>
-    <w:basedOn w:val="1245"/>
-    <w:link w:val="1414"/>
+    <w:basedOn w:val="1251"/>
+    <w:link w:val="1420"/>
     <w:uiPriority w:val="99"/>
     <w:semiHidden/>
     <w:pPr>
@@ -59625,9 +59515,9 @@
       <w:szCs w:val="20"/>
     </w:rPr>
   </w:style>
-  <w:style w:type="character" w:styleId="1416">
+  <w:style w:type="character" w:styleId="1422">
     <w:name w:val="endnote reference"/>
-    <w:basedOn w:val="1245"/>
+    <w:basedOn w:val="1251"/>
     <w:uiPriority w:val="99"/>
     <w:semiHidden/>
     <w:unhideWhenUsed/>
@@ -59640,9 +59530,9 @@
       <w:vertAlign w:val="superscript"/>
     </w:rPr>
   </w:style>
-  <w:style w:type="character" w:styleId="1417">
+  <w:style w:type="character" w:styleId="1423">
     <w:name w:val="FollowedHyperlink"/>
-    <w:basedOn w:val="1245"/>
+    <w:basedOn w:val="1251"/>
     <w:uiPriority w:val="99"/>
     <w:semiHidden/>
     <w:unhideWhenUsed/>
@@ -59656,10 +59546,10 @@
       <w:u w:val="single"/>
     </w:rPr>
   </w:style>
-  <w:style w:type="paragraph" w:styleId="1418">
+  <w:style w:type="paragraph" w:styleId="1424">
     <w:name w:val="toc 4"/>
-    <w:basedOn w:val="1235"/>
-    <w:next w:val="1235"/>
+    <w:basedOn w:val="1241"/>
+    <w:next w:val="1241"/>
     <w:uiPriority w:val="39"/>
     <w:unhideWhenUsed/>
     <w:pPr>
@@ -59668,10 +59558,10 @@
       <w:ind w:left="660"/>
     </w:pPr>
   </w:style>
-  <w:style w:type="paragraph" w:styleId="1419">
+  <w:style w:type="paragraph" w:styleId="1425">
     <w:name w:val="toc 5"/>
-    <w:basedOn w:val="1235"/>
-    <w:next w:val="1235"/>
+    <w:basedOn w:val="1241"/>
+    <w:next w:val="1241"/>
     <w:uiPriority w:val="39"/>
     <w:unhideWhenUsed/>
     <w:pPr>
@@ -59680,10 +59570,10 @@
       <w:ind w:left="880"/>
     </w:pPr>
   </w:style>
-  <w:style w:type="paragraph" w:styleId="1420">
+  <w:style w:type="paragraph" w:styleId="1426">
     <w:name w:val="toc 6"/>
-    <w:basedOn w:val="1235"/>
-    <w:next w:val="1235"/>
+    <w:basedOn w:val="1241"/>
+    <w:next w:val="1241"/>
     <w:uiPriority w:val="39"/>
     <w:unhideWhenUsed/>
     <w:pPr>
@@ -59692,10 +59582,10 @@
       <w:ind w:left="1100"/>
     </w:pPr>
   </w:style>
-  <w:style w:type="paragraph" w:styleId="1421">
+  <w:style w:type="paragraph" w:styleId="1427">
     <w:name w:val="toc 7"/>
-    <w:basedOn w:val="1235"/>
-    <w:next w:val="1235"/>
+    <w:basedOn w:val="1241"/>
+    <w:next w:val="1241"/>
     <w:uiPriority w:val="39"/>
     <w:unhideWhenUsed/>
     <w:pPr>
@@ -59704,10 +59594,10 @@
       <w:ind w:left="1320"/>
     </w:pPr>
   </w:style>
-  <w:style w:type="paragraph" w:styleId="1422">
+  <w:style w:type="paragraph" w:styleId="1428">
     <w:name w:val="toc 8"/>
-    <w:basedOn w:val="1235"/>
-    <w:next w:val="1235"/>
+    <w:basedOn w:val="1241"/>
+    <w:next w:val="1241"/>
     <w:uiPriority w:val="39"/>
     <w:unhideWhenUsed/>
     <w:pPr>
@@ -59716,10 +59606,10 @@
       <w:ind w:left="1540"/>
     </w:pPr>
   </w:style>
-  <w:style w:type="paragraph" w:styleId="1423">
+  <w:style w:type="paragraph" w:styleId="1429">
     <w:name w:val="toc 9"/>
-    <w:basedOn w:val="1235"/>
-    <w:next w:val="1235"/>
+    <w:basedOn w:val="1241"/>
+    <w:next w:val="1241"/>
     <w:uiPriority w:val="39"/>
     <w:unhideWhenUsed/>
     <w:pPr>
@@ -59728,10 +59618,10 @@
       <w:ind w:left="1760"/>
     </w:pPr>
   </w:style>
-  <w:style w:type="paragraph" w:styleId="1424">
+  <w:style w:type="paragraph" w:styleId="1430">
     <w:name w:val="table of figures"/>
-    <w:basedOn w:val="1235"/>
-    <w:next w:val="1235"/>
+    <w:basedOn w:val="1241"/>
+    <w:next w:val="1241"/>
     <w:uiPriority w:val="99"/>
     <w:unhideWhenUsed/>
     <w:pPr>
@@ -59740,10 +59630,10 @@
       <w:ind/>
     </w:pPr>
   </w:style>
-  <w:style w:type="paragraph" w:styleId="1425">
+  <w:style w:type="paragraph" w:styleId="1431">
     <w:name w:val="Header"/>
-    <w:basedOn w:val="1235"/>
-    <w:link w:val="1426"/>
+    <w:basedOn w:val="1241"/>
+    <w:link w:val="1432"/>
     <w:uiPriority w:val="99"/>
     <w:unhideWhenUsed/>
     <w:pPr>
@@ -59756,10 +59646,10 @@
       <w:ind/>
     </w:pPr>
   </w:style>
-  <w:style w:type="character" w:styleId="1426" w:customStyle="1">
+  <w:style w:type="character" w:styleId="1432" w:customStyle="1">
     <w:name w:val="En-tête Car"/>
-    <w:basedOn w:val="1245"/>
-    <w:link w:val="1425"/>
+    <w:basedOn w:val="1251"/>
+    <w:link w:val="1431"/>
     <w:uiPriority w:val="99"/>
     <w:pPr>
       <w:pBdr/>
@@ -59767,10 +59657,10 @@
       <w:ind/>
     </w:pPr>
   </w:style>
-  <w:style w:type="paragraph" w:styleId="1427">
+  <w:style w:type="paragraph" w:styleId="1433">
     <w:name w:val="Footer"/>
-    <w:basedOn w:val="1235"/>
-    <w:link w:val="1428"/>
+    <w:basedOn w:val="1241"/>
+    <w:link w:val="1434"/>
     <w:uiPriority w:val="99"/>
     <w:unhideWhenUsed/>
     <w:pPr>
@@ -59783,10 +59673,10 @@
       <w:ind/>
     </w:pPr>
   </w:style>
-  <w:style w:type="character" w:styleId="1428" w:customStyle="1">
+  <w:style w:type="character" w:styleId="1434" w:customStyle="1">
     <w:name w:val="Pied de page Car"/>
-    <w:basedOn w:val="1245"/>
-    <w:link w:val="1427"/>
+    <w:basedOn w:val="1251"/>
+    <w:link w:val="1433"/>
     <w:uiPriority w:val="99"/>
     <w:pPr>
       <w:pBdr/>
@@ -59794,10 +59684,10 @@
       <w:ind/>
     </w:pPr>
   </w:style>
-  <w:style w:type="character" w:styleId="1429" w:customStyle="1">
+  <w:style w:type="character" w:styleId="1435" w:customStyle="1">
     <w:name w:val="Titre 1 Car"/>
-    <w:basedOn w:val="1245"/>
-    <w:link w:val="1236"/>
+    <w:basedOn w:val="1251"/>
+    <w:link w:val="1242"/>
     <w:uiPriority w:val="9"/>
     <w:pPr>
       <w:pBdr/>
@@ -59811,10 +59701,10 @@
       <w:szCs w:val="32"/>
     </w:rPr>
   </w:style>
-  <w:style w:type="paragraph" w:styleId="1430">
+  <w:style w:type="paragraph" w:styleId="1436">
     <w:name w:val="TOC Heading"/>
-    <w:basedOn w:val="1236"/>
-    <w:next w:val="1235"/>
+    <w:basedOn w:val="1242"/>
+    <w:next w:val="1241"/>
     <w:uiPriority w:val="39"/>
     <w:unhideWhenUsed/>
     <w:qFormat/>
@@ -59828,9 +59718,9 @@
       <w:lang w:eastAsia="fr-CH"/>
     </w:rPr>
   </w:style>
-  <w:style w:type="paragraph" w:styleId="1431">
+  <w:style w:type="paragraph" w:styleId="1437">
     <w:name w:val="No Spacing"/>
-    <w:link w:val="1432"/>
+    <w:link w:val="1438"/>
     <w:uiPriority w:val="1"/>
     <w:qFormat/>
     <w:pPr>
@@ -59843,10 +59733,10 @@
       <w:lang w:eastAsia="fr-CH"/>
     </w:rPr>
   </w:style>
-  <w:style w:type="character" w:styleId="1432" w:customStyle="1">
+  <w:style w:type="character" w:styleId="1438" w:customStyle="1">
     <w:name w:val="Sans interligne Car"/>
-    <w:basedOn w:val="1245"/>
-    <w:link w:val="1431"/>
+    <w:basedOn w:val="1251"/>
+    <w:link w:val="1437"/>
     <w:uiPriority w:val="1"/>
     <w:pPr>
       <w:pBdr/>
@@ -59858,10 +59748,10 @@
       <w:lang w:eastAsia="fr-CH"/>
     </w:rPr>
   </w:style>
-  <w:style w:type="paragraph" w:styleId="1433">
+  <w:style w:type="paragraph" w:styleId="1439">
     <w:name w:val="toc 1"/>
-    <w:basedOn w:val="1235"/>
-    <w:next w:val="1235"/>
+    <w:basedOn w:val="1241"/>
+    <w:next w:val="1241"/>
     <w:uiPriority w:val="39"/>
     <w:unhideWhenUsed/>
     <w:pPr>
@@ -59870,9 +59760,9 @@
       <w:ind/>
     </w:pPr>
   </w:style>
-  <w:style w:type="character" w:styleId="1434">
+  <w:style w:type="character" w:styleId="1440">
     <w:name w:val="Hyperlink"/>
-    <w:basedOn w:val="1245"/>
+    <w:basedOn w:val="1251"/>
     <w:uiPriority w:val="99"/>
     <w:unhideWhenUsed/>
     <w:pPr>
@@ -59885,10 +59775,10 @@
       <w:u w:val="single"/>
     </w:rPr>
   </w:style>
-  <w:style w:type="character" w:styleId="1435" w:customStyle="1">
+  <w:style w:type="character" w:styleId="1441" w:customStyle="1">
     <w:name w:val="Titre 2 Car"/>
-    <w:basedOn w:val="1245"/>
-    <w:link w:val="1237"/>
+    <w:basedOn w:val="1251"/>
+    <w:link w:val="1243"/>
     <w:uiPriority w:val="9"/>
     <w:pPr>
       <w:pBdr/>
@@ -59902,10 +59792,10 @@
       <w:szCs w:val="26"/>
     </w:rPr>
   </w:style>
-  <w:style w:type="paragraph" w:styleId="1436">
+  <w:style w:type="paragraph" w:styleId="1442">
     <w:name w:val="toc 2"/>
-    <w:basedOn w:val="1235"/>
-    <w:next w:val="1235"/>
+    <w:basedOn w:val="1241"/>
+    <w:next w:val="1241"/>
     <w:uiPriority w:val="39"/>
     <w:unhideWhenUsed/>
     <w:pPr>
@@ -59914,9 +59804,9 @@
       <w:ind w:left="220"/>
     </w:pPr>
   </w:style>
-  <w:style w:type="paragraph" w:styleId="1437">
+  <w:style w:type="paragraph" w:styleId="1443">
     <w:name w:val="List Paragraph"/>
-    <w:basedOn w:val="1235"/>
+    <w:basedOn w:val="1241"/>
     <w:uiPriority w:val="34"/>
     <w:qFormat/>
     <w:pPr>
@@ -59926,10 +59816,10 @@
       <w:contextualSpacing w:val="true"/>
     </w:pPr>
   </w:style>
-  <w:style w:type="paragraph" w:styleId="1438">
+  <w:style w:type="paragraph" w:styleId="1444">
     <w:name w:val="Caption"/>
-    <w:basedOn w:val="1235"/>
-    <w:next w:val="1235"/>
+    <w:basedOn w:val="1241"/>
+    <w:next w:val="1241"/>
     <w:uiPriority w:val="35"/>
     <w:unhideWhenUsed/>
     <w:qFormat/>
@@ -59946,9 +59836,9 @@
       <w:szCs w:val="18"/>
     </w:rPr>
   </w:style>
-  <w:style w:type="character" w:styleId="1439">
+  <w:style w:type="character" w:styleId="1445">
     <w:name w:val="annotation reference"/>
-    <w:basedOn w:val="1245"/>
+    <w:basedOn w:val="1251"/>
     <w:uiPriority w:val="99"/>
     <w:semiHidden/>
     <w:unhideWhenUsed/>
@@ -59962,10 +59852,10 @@
       <w:szCs w:val="16"/>
     </w:rPr>
   </w:style>
-  <w:style w:type="paragraph" w:styleId="1440">
+  <w:style w:type="paragraph" w:styleId="1446">
     <w:name w:val="annotation text"/>
-    <w:basedOn w:val="1235"/>
-    <w:link w:val="1441"/>
+    <w:basedOn w:val="1241"/>
+    <w:link w:val="1447"/>
     <w:uiPriority w:val="99"/>
     <w:unhideWhenUsed/>
     <w:pPr>
@@ -59978,10 +59868,10 @@
       <w:szCs w:val="20"/>
     </w:rPr>
   </w:style>
-  <w:style w:type="character" w:styleId="1441" w:customStyle="1">
+  <w:style w:type="character" w:styleId="1447" w:customStyle="1">
     <w:name w:val="Commentaire Car"/>
-    <w:basedOn w:val="1245"/>
-    <w:link w:val="1440"/>
+    <w:basedOn w:val="1251"/>
+    <w:link w:val="1446"/>
     <w:uiPriority w:val="99"/>
     <w:pPr>
       <w:pBdr/>
@@ -59993,11 +59883,11 @@
       <w:szCs w:val="20"/>
     </w:rPr>
   </w:style>
-  <w:style w:type="paragraph" w:styleId="1442">
+  <w:style w:type="paragraph" w:styleId="1448">
     <w:name w:val="annotation subject"/>
-    <w:basedOn w:val="1440"/>
-    <w:next w:val="1440"/>
-    <w:link w:val="1443"/>
+    <w:basedOn w:val="1446"/>
+    <w:next w:val="1446"/>
+    <w:link w:val="1449"/>
     <w:uiPriority w:val="99"/>
     <w:semiHidden/>
     <w:unhideWhenUsed/>
@@ -60011,10 +59901,10 @@
       <w:bCs/>
     </w:rPr>
   </w:style>
-  <w:style w:type="character" w:styleId="1443" w:customStyle="1">
+  <w:style w:type="character" w:styleId="1449" w:customStyle="1">
     <w:name w:val="Objet du commentaire Car"/>
-    <w:basedOn w:val="1441"/>
-    <w:link w:val="1442"/>
+    <w:basedOn w:val="1447"/>
+    <w:link w:val="1448"/>
     <w:uiPriority w:val="99"/>
     <w:semiHidden/>
     <w:pPr>
@@ -60029,9 +59919,9 @@
       <w:szCs w:val="20"/>
     </w:rPr>
   </w:style>
-  <w:style w:type="table" w:styleId="1444">
+  <w:style w:type="table" w:styleId="1450">
     <w:name w:val="Table Grid"/>
-    <w:basedOn w:val="1246"/>
+    <w:basedOn w:val="1252"/>
     <w:uiPriority w:val="39"/>
     <w:pPr>
       <w:pBdr/>
@@ -60221,9 +60111,9 @@
       </w:tcPr>
     </w:tblStylePr>
   </w:style>
-  <w:style w:type="table" w:styleId="1445">
+  <w:style w:type="table" w:styleId="1451">
     <w:name w:val="Grid Table 4 Accent 1"/>
-    <w:basedOn w:val="1246"/>
+    <w:basedOn w:val="1252"/>
     <w:uiPriority w:val="49"/>
     <w:pPr>
       <w:pBdr/>
@@ -60442,9 +60332,9 @@
       </w:tcPr>
     </w:tblStylePr>
   </w:style>
-  <w:style w:type="table" w:styleId="1446">
+  <w:style w:type="table" w:styleId="1452">
     <w:name w:val="Grid Table 5 Dark Accent 1"/>
-    <w:basedOn w:val="1246"/>
+    <w:basedOn w:val="1252"/>
     <w:uiPriority w:val="50"/>
     <w:pPr>
       <w:pBdr/>
@@ -60679,10 +60569,10 @@
       </w:tcPr>
     </w:tblStylePr>
   </w:style>
-  <w:style w:type="character" w:styleId="1447" w:customStyle="1">
+  <w:style w:type="character" w:styleId="1453" w:customStyle="1">
     <w:name w:val="Titre 3 Car"/>
-    <w:basedOn w:val="1245"/>
-    <w:link w:val="1238"/>
+    <w:basedOn w:val="1251"/>
+    <w:link w:val="1244"/>
     <w:uiPriority w:val="9"/>
     <w:pPr>
       <w:pBdr/>
@@ -60696,10 +60586,10 @@
       <w:szCs w:val="24"/>
     </w:rPr>
   </w:style>
-  <w:style w:type="paragraph" w:styleId="1448">
+  <w:style w:type="paragraph" w:styleId="1454">
     <w:name w:val="toc 3"/>
-    <w:basedOn w:val="1235"/>
-    <w:next w:val="1235"/>
+    <w:basedOn w:val="1241"/>
+    <w:next w:val="1241"/>
     <w:uiPriority w:val="39"/>
     <w:unhideWhenUsed/>
     <w:pPr>
@@ -60708,10 +60598,10 @@
       <w:ind w:left="440"/>
     </w:pPr>
   </w:style>
-  <w:style w:type="table" w:styleId="1449" w:customStyle="1">
+  <w:style w:type="table" w:styleId="1455" w:customStyle="1">
     <w:name w:val="Tableau Grille 41"/>
-    <w:basedOn w:val="1246"/>
-    <w:next w:val="1450"/>
+    <w:basedOn w:val="1252"/>
+    <w:next w:val="1456"/>
     <w:uiPriority w:val="49"/>
     <w:pPr>
       <w:pBdr/>
@@ -60933,9 +60823,9 @@
       </w:tcPr>
     </w:tblStylePr>
   </w:style>
-  <w:style w:type="table" w:styleId="1450">
+  <w:style w:type="table" w:styleId="1456">
     <w:name w:val="Grid Table 4"/>
-    <w:basedOn w:val="1246"/>
+    <w:basedOn w:val="1252"/>
     <w:uiPriority w:val="49"/>
     <w:pPr>
       <w:pBdr/>
@@ -61154,9 +61044,9 @@
       </w:tcPr>
     </w:tblStylePr>
   </w:style>
-  <w:style w:type="character" w:styleId="1451">
+  <w:style w:type="character" w:styleId="1457">
     <w:name w:val="Unresolved Mention"/>
-    <w:basedOn w:val="1245"/>
+    <w:basedOn w:val="1251"/>
     <w:uiPriority w:val="99"/>
     <w:semiHidden/>
     <w:unhideWhenUsed/>
@@ -61170,9 +61060,9 @@
       <w:shd w:val="clear" w:color="auto" w:fill="e1dfdd"/>
     </w:rPr>
   </w:style>
-  <w:style w:type="table" w:styleId="1452">
+  <w:style w:type="table" w:styleId="1458">
     <w:name w:val="Grid Table 4 Accent 5"/>
-    <w:basedOn w:val="1246"/>
+    <w:basedOn w:val="1252"/>
     <w:uiPriority w:val="49"/>
     <w:pPr>
       <w:pBdr/>
@@ -61391,9 +61281,9 @@
       </w:tcPr>
     </w:tblStylePr>
   </w:style>
-  <w:style w:type="character" w:styleId="1453" w:customStyle="1">
+  <w:style w:type="character" w:styleId="1459" w:customStyle="1">
     <w:name w:val="Style1 Car"/>
-    <w:basedOn w:val="1429"/>
+    <w:basedOn w:val="1435"/>
     <w:pPr>
       <w:pBdr/>
       <w:spacing/>
@@ -61406,9 +61296,9 @@
       <w:szCs w:val="32"/>
     </w:rPr>
   </w:style>
-  <w:style w:type="paragraph" w:styleId="1454">
+  <w:style w:type="paragraph" w:styleId="1460">
     <w:name w:val="Normal (Web)"/>
-    <w:basedOn w:val="1235"/>
+    <w:basedOn w:val="1241"/>
     <w:uiPriority w:val="99"/>
     <w:semiHidden/>
     <w:unhideWhenUsed/>
@@ -61424,9 +61314,9 @@
       <w:lang w:val="fr-CH" w:eastAsia="fr-CH"/>
     </w:rPr>
   </w:style>
-  <w:style w:type="character" w:styleId="1455">
+  <w:style w:type="character" w:styleId="1461">
     <w:name w:val="HTML Code"/>
-    <w:basedOn w:val="1245"/>
+    <w:basedOn w:val="1251"/>
     <w:uiPriority w:val="99"/>
     <w:semiHidden/>
     <w:unhideWhenUsed/>
@@ -61441,9 +61331,9 @@
       <w:szCs w:val="20"/>
     </w:rPr>
   </w:style>
-  <w:style w:type="table" w:styleId="1456">
+  <w:style w:type="table" w:styleId="1462">
     <w:name w:val="Grid Table 5 Dark Accent 5"/>
-    <w:basedOn w:val="1246"/>
+    <w:basedOn w:val="1252"/>
     <w:uiPriority w:val="50"/>
     <w:pPr>
       <w:pBdr/>
